--- a/data/outputs/v2/Core_Mathematics/SS3.2_Probability_I/Core_Mathematics_Probability_I_CBE_LessonSequence.docx
+++ b/data/outputs/v2/Core_Mathematics/SS3.2_Probability_I/Core_Mathematics_Probability_I_CBE_LessonSequence.docx
@@ -3339,7 +3339,7 @@
             <w:pPr>
               <w:spacing w:after="20" w:before="0"/>
             </w:pPr>
-            <w:hyperlink w:history="1" r:id="rIdedhuo1v7c09z41a_qawiy">
+            <w:hyperlink w:history="1" r:id="rIdn_r9gwwwptng92qoypx6q">
               <w:r>
                 <w:rPr>
                   <w:rFonts w:ascii="Arial" w:cs="Arial" w:eastAsia="Arial" w:hAnsi="Arial"/>
@@ -3348,7 +3348,7 @@
                   <w:szCs w:val="16"/>
                   <w:u w:val="single" w:color="2E75B6"/>
                 </w:rPr>
-                <w:t xml:space="preserve">Regrouping whole number place values</w:t>
+                <w:t xml:space="preserve">Random numbers for experimental probability</w:t>
               </w:r>
             </w:hyperlink>
           </w:p>
@@ -3372,7 +3372,7 @@
               <w:spacing w:after="10" w:before="0"/>
               <w:ind w:left="120"/>
             </w:pPr>
-            <w:hyperlink w:history="1" r:id="rId566fweikxlqlwiaibhipa">
+            <w:hyperlink w:history="1" r:id="rIdafrpmefjl2yvafl-68pyy">
               <w:r>
                 <w:rPr>
                   <w:rFonts w:ascii="Arial" w:cs="Arial" w:eastAsia="Arial" w:hAnsi="Arial"/>
@@ -3410,6 +3410,426 @@
                 <w:sz w:val="16"/>
                 <w:szCs w:val="16"/>
               </w:rPr>
+              <w:t xml:space="preserve">📖 EXERCISE:</w:t>
+            </w:r>
+          </w:p>
+          <w:p>
+            <w:pPr>
+              <w:spacing w:after="20" w:before="0"/>
+            </w:pPr>
+            <w:hyperlink w:history="1" r:id="rIdqf8p_9_oszcjx6qbdwnyt">
+              <w:r>
+                <w:rPr>
+                  <w:rFonts w:ascii="Arial" w:cs="Arial" w:eastAsia="Arial" w:hAnsi="Arial"/>
+                  <w:color w:val="2E75B6"/>
+                  <w:sz w:val="16"/>
+                  <w:szCs w:val="16"/>
+                  <w:u w:val="single" w:color="2E75B6"/>
+                </w:rPr>
+                <w:t xml:space="preserve">Create two-way relative frequency tables</w:t>
+              </w:r>
+            </w:hyperlink>
+          </w:p>
+          <w:p>
+            <w:pPr>
+              <w:spacing w:after="10" w:before="0"/>
+              <w:ind w:left="120"/>
+            </w:pPr>
+            <w:r>
+              <w:rPr>
+                <w:rFonts w:ascii="Arial" w:cs="Arial" w:eastAsia="Arial" w:hAnsi="Arial"/>
+                <w:color w:val="595959"/>
+                <w:sz w:val="14"/>
+                <w:szCs w:val="14"/>
+              </w:rPr>
+              <w:t xml:space="preserve">Source: Khan Academy (English - US curriculum)</w:t>
+            </w:r>
+          </w:p>
+          <w:p>
+            <w:pPr>
+              <w:spacing w:after="10" w:before="0"/>
+              <w:ind w:left="120"/>
+            </w:pPr>
+            <w:hyperlink w:history="1" r:id="rIdg8y8vsoexpsrlajwd-its">
+              <w:r>
+                <w:rPr>
+                  <w:rFonts w:ascii="Arial" w:cs="Arial" w:eastAsia="Arial" w:hAnsi="Arial"/>
+                  <w:color w:val="595959"/>
+                  <w:sz w:val="14"/>
+                  <w:szCs w:val="14"/>
+                  <w:u w:val="single" w:color="595959"/>
+                </w:rPr>
+                <w:t xml:space="preserve">🔍 Search ARES for similar readings</w:t>
+              </w:r>
+            </w:hyperlink>
+          </w:p>
+        </w:tc>
+        <w:tc>
+          <w:tcPr>
+            <w:tcW w:type="dxa" w:w="3040"/>
+            <w:shd w:fill="FFFFFF" w:color="auto" w:val="clear"/>
+            <w:tcMar>
+              <w:top w:type="dxa" w:w="60"/>
+              <w:left w:type="dxa" w:w="120"/>
+              <w:bottom w:type="dxa" w:w="60"/>
+              <w:right w:type="dxa" w:w="120"/>
+            </w:tcMar>
+            <w:vAlign w:val="top"/>
+          </w:tcPr>
+          <w:p>
+            <w:pPr>
+              <w:spacing w:after="40" w:before="0"/>
+              <w:jc w:val="left"/>
+            </w:pPr>
+            <w:r>
+              <w:rPr>
+                <w:rFonts w:ascii="Arial" w:cs="Arial" w:eastAsia="Arial" w:hAnsi="Arial"/>
+                <w:b w:val="false"/>
+                <w:bCs w:val="false"/>
+                <w:i w:val="false"/>
+                <w:iCs w:val="false"/>
+                <w:color w:val="000000"/>
+                <w:sz w:val="18"/>
+                <w:szCs w:val="18"/>
+              </w:rPr>
+              <w:t xml:space="preserve">Learners receive a printed or projected copy of Kamau's Tally Notebook — a table showing 20 trip records with passenger counts: 6, 9, 14, 11, 14, 8, 14, 12, 7, 14, 10, 14, 13, 6, 14, 9, 14, 11, 8, 14. Working individually (3 minutes), each learner writes a prediction on a sticky note or exercise book: 'On Trip 21, how many passengers will board Kamau's matatu — and can you write a rule that always works?' Learners then share predictions with a neighbour (Think-Pair) for 2 minutes before selected pairs share with the class.</w:t>
+            </w:r>
+          </w:p>
+        </w:tc>
+        <w:tc>
+          <w:tcPr>
+            <w:tcW w:type="dxa" w:w="3040"/>
+            <w:shd w:fill="F2F2F2" w:color="auto" w:val="clear"/>
+            <w:tcMar>
+              <w:top w:type="dxa" w:w="60"/>
+              <w:left w:type="dxa" w:w="120"/>
+              <w:bottom w:type="dxa" w:w="60"/>
+              <w:right w:type="dxa" w:w="120"/>
+            </w:tcMar>
+            <w:vAlign w:val="top"/>
+          </w:tcPr>
+          <w:p>
+            <w:pPr>
+              <w:spacing w:after="40" w:before="0"/>
+              <w:jc w:val="left"/>
+            </w:pPr>
+            <w:r>
+              <w:rPr>
+                <w:rFonts w:ascii="Arial" w:cs="Arial" w:eastAsia="Arial" w:hAnsi="Arial"/>
+                <w:b w:val="false"/>
+                <w:bCs w:val="false"/>
+                <w:i w:val="false"/>
+                <w:iCs w:val="false"/>
+                <w:color w:val="000000"/>
+                <w:sz w:val="18"/>
+                <w:szCs w:val="18"/>
+              </w:rPr>
+              <w:t xml:space="preserve">1. Display the Kamau context image (Machakos Country Bus Station, a 14-seater matatu, a conductor with a notebook) and read aloud: 'Kamau runs the Nairobi–Kitengela route every morning. He has kept this tally notebook for 20 trips. Look at his data carefully.' [Point to the table.]</w:t>
+            </w:r>
+          </w:p>
+          <w:p>
+            <w:pPr>
+              <w:spacing w:after="40" w:before="0"/>
+              <w:jc w:val="left"/>
+            </w:pPr>
+            <w:r>
+              <w:rPr>
+                <w:rFonts w:ascii="Arial" w:cs="Arial" w:eastAsia="Arial" w:hAnsi="Arial"/>
+                <w:b w:val="false"/>
+                <w:bCs w:val="false"/>
+                <w:i w:val="false"/>
+                <w:iCs w:val="false"/>
+                <w:color w:val="000000"/>
+                <w:sz w:val="18"/>
+                <w:szCs w:val="18"/>
+              </w:rPr>
+              <w:t xml:space="preserve">2. Pose the Predict question verbally and in writing on the board: 'On Trip 21, how many passengers will board? Write a prediction AND a rule that will always work.'</w:t>
+            </w:r>
+          </w:p>
+          <w:p>
+            <w:pPr>
+              <w:spacing w:after="40" w:before="0"/>
+              <w:jc w:val="left"/>
+            </w:pPr>
+            <w:r>
+              <w:rPr>
+                <w:rFonts w:ascii="Arial" w:cs="Arial" w:eastAsia="Arial" w:hAnsi="Arial"/>
+                <w:b w:val="false"/>
+                <w:bCs w:val="false"/>
+                <w:i w:val="false"/>
+                <w:iCs w:val="false"/>
+                <w:color w:val="000000"/>
+                <w:sz w:val="18"/>
+                <w:szCs w:val="18"/>
+              </w:rPr>
+              <w:t xml:space="preserve">3. Say: 'Work silently and individually. You have 3 minutes.' [Start visible timer. Circulate — do NOT hint. Observe what rules learners attempt: e.g., 'always 14', 'alternating', 'average'.]</w:t>
+            </w:r>
+          </w:p>
+          <w:p>
+            <w:pPr>
+              <w:spacing w:after="40" w:before="0"/>
+              <w:jc w:val="left"/>
+            </w:pPr>
+            <w:r>
+              <w:rPr>
+                <w:rFonts w:ascii="Arial" w:cs="Arial" w:eastAsia="Arial" w:hAnsi="Arial"/>
+                <w:b w:val="false"/>
+                <w:bCs w:val="false"/>
+                <w:i w:val="false"/>
+                <w:iCs w:val="false"/>
+                <w:color w:val="000000"/>
+                <w:sz w:val="18"/>
+                <w:szCs w:val="18"/>
+              </w:rPr>
+              <w:t xml:space="preserve">4. After 3 minutes, say: 'Now turn to your neighbour — share your prediction and your rule. You have 2 minutes.'</w:t>
+            </w:r>
+          </w:p>
+          <w:p>
+            <w:pPr>
+              <w:spacing w:after="40" w:before="0"/>
+              <w:jc w:val="left"/>
+            </w:pPr>
+            <w:r>
+              <w:rPr>
+                <w:rFonts w:ascii="Arial" w:cs="Arial" w:eastAsia="Arial" w:hAnsi="Arial"/>
+                <w:b w:val="false"/>
+                <w:bCs w:val="false"/>
+                <w:i w:val="false"/>
+                <w:iCs w:val="false"/>
+                <w:color w:val="000000"/>
+                <w:sz w:val="18"/>
+                <w:szCs w:val="18"/>
+              </w:rPr>
+              <w:t xml:space="preserve">5. After pair talk, cold-call EXACTLY 4 pairs using a name-stick draw: 'Pair A — what was your prediction and rule?' [Allow each pair 30 seconds. Write their rules verbatim on the board under the heading: KAMAU'S RULE CANDIDATES.]</w:t>
+            </w:r>
+          </w:p>
+          <w:p>
+            <w:pPr>
+              <w:spacing w:after="40" w:before="0"/>
+              <w:jc w:val="left"/>
+            </w:pPr>
+            <w:r>
+              <w:rPr>
+                <w:rFonts w:ascii="Arial" w:cs="Arial" w:eastAsia="Arial" w:hAnsi="Arial"/>
+                <w:b w:val="false"/>
+                <w:bCs w:val="false"/>
+                <w:i w:val="false"/>
+                <w:iCs w:val="false"/>
+                <w:color w:val="000000"/>
+                <w:sz w:val="18"/>
+                <w:szCs w:val="18"/>
+              </w:rPr>
+              <w:t xml:space="preserve">6. Ask the whole class: 'Hands up if your rule works perfectly for ALL 20 trips shown.' [Expect no hands, or 1–2 tentative hands.] [WAIT 10 seconds.]</w:t>
+            </w:r>
+          </w:p>
+          <w:p>
+            <w:pPr>
+              <w:spacing w:after="40" w:before="0"/>
+              <w:jc w:val="left"/>
+            </w:pPr>
+            <w:r>
+              <w:rPr>
+                <w:rFonts w:ascii="Arial" w:cs="Arial" w:eastAsia="Arial" w:hAnsi="Arial"/>
+                <w:b w:val="false"/>
+                <w:bCs w:val="false"/>
+                <w:i w:val="false"/>
+                <w:iCs w:val="false"/>
+                <w:color w:val="000000"/>
+                <w:sz w:val="18"/>
+                <w:szCs w:val="18"/>
+              </w:rPr>
+              <w:t xml:space="preserve">7. Say: 'This is the puzzle we are going to live with for this entire unit. Today is Day 1 of figuring out how Kamau — and YOU — can make smart decisions even when you cannot predict exactly.'</w:t>
+            </w:r>
+          </w:p>
+        </w:tc>
+        <w:tc>
+          <w:tcPr>
+            <w:tcW w:type="dxa" w:w="3040"/>
+            <w:shd w:fill="FFFFFF" w:color="auto" w:val="clear"/>
+            <w:tcMar>
+              <w:top w:type="dxa" w:w="60"/>
+              <w:left w:type="dxa" w:w="120"/>
+              <w:bottom w:type="dxa" w:w="60"/>
+              <w:right w:type="dxa" w:w="120"/>
+            </w:tcMar>
+            <w:vAlign w:val="top"/>
+          </w:tcPr>
+          <w:p>
+            <w:pPr>
+              <w:spacing w:after="40" w:before="0"/>
+              <w:jc w:val="left"/>
+            </w:pPr>
+            <w:r>
+              <w:rPr>
+                <w:rFonts w:ascii="Arial" w:cs="Arial" w:eastAsia="Arial" w:hAnsi="Arial"/>
+                <w:b w:val="false"/>
+                <w:bCs w:val="false"/>
+                <w:i w:val="false"/>
+                <w:iCs w:val="false"/>
+                <w:color w:val="000000"/>
+                <w:sz w:val="18"/>
+                <w:szCs w:val="18"/>
+              </w:rPr>
+              <w:t xml:space="preserve">Strategy: PREDICT-BEFORE-INSTRUCTION (Eliciting Prior Conceptions). By asking learners to generate a predictive rule BEFORE any instruction, the teacher surfaces the dominant misconception — that patterns in nature are perfectly deterministic — which is the precise cognitive obstacle that the concept of probability is designed to resolve. Writing rules on the board gives learners concrete claims to test and revise throughout the lesson and unit.</w:t>
+            </w:r>
+          </w:p>
+        </w:tc>
+        <w:tc>
+          <w:tcPr>
+            <w:tcW w:type="dxa" w:w="3040"/>
+            <w:shd w:fill="F2F2F2" w:color="auto" w:val="clear"/>
+            <w:tcMar>
+              <w:top w:type="dxa" w:w="60"/>
+              <w:left w:type="dxa" w:w="120"/>
+              <w:bottom w:type="dxa" w:w="60"/>
+              <w:right w:type="dxa" w:w="120"/>
+            </w:tcMar>
+            <w:vAlign w:val="top"/>
+          </w:tcPr>
+          <w:p>
+            <w:pPr>
+              <w:spacing w:after="40" w:before="0"/>
+              <w:jc w:val="left"/>
+            </w:pPr>
+            <w:r>
+              <w:rPr>
+                <w:rFonts w:ascii="Arial" w:cs="Arial" w:eastAsia="Arial" w:hAnsi="Arial"/>
+                <w:b w:val="false"/>
+                <w:bCs w:val="false"/>
+                <w:i w:val="false"/>
+                <w:iCs w:val="false"/>
+                <w:color w:val="000000"/>
+                <w:sz w:val="18"/>
+                <w:szCs w:val="18"/>
+              </w:rPr>
+              <w:t xml:space="preserve">Observable indicator: Do learners attempt a deterministic rule (e.g., 'always 14', 'every 3rd trip is full') or do any learners spontaneously use language like 'sometimes', 'about half the time', 'roughly'? Teacher notes which learners already use probabilistic language — these learners can later be strategically cold-called during the Explain phase. Red flag: if ALL learners say 'impossible to predict anything' — they may be conflating unpredictability with zero mathematical utility, which needs addressing immediately.</w:t>
+            </w:r>
+          </w:p>
+        </w:tc>
+      </w:tr>
+      <w:tr>
+        <w:tc>
+          <w:tcPr>
+            <w:tcW w:type="dxa" w:w="1520"/>
+            <w:shd w:fill="D9EEF1" w:color="auto" w:val="clear"/>
+            <w:tcMar>
+              <w:top w:type="dxa" w:w="60"/>
+              <w:left w:type="dxa" w:w="120"/>
+              <w:bottom w:type="dxa" w:w="60"/>
+              <w:right w:type="dxa" w:w="120"/>
+            </w:tcMar>
+            <w:vAlign w:val="top"/>
+          </w:tcPr>
+          <w:p>
+            <w:pPr>
+              <w:spacing w:after="40" w:before="0"/>
+              <w:jc w:val="left"/>
+            </w:pPr>
+            <w:r>
+              <w:rPr>
+                <w:rFonts w:ascii="Arial" w:cs="Arial" w:eastAsia="Arial" w:hAnsi="Arial"/>
+                <w:b/>
+                <w:bCs/>
+                <w:i w:val="false"/>
+                <w:iCs w:val="false"/>
+                <w:color w:val="000000"/>
+                <w:sz w:val="18"/>
+                <w:szCs w:val="18"/>
+              </w:rPr>
+              <w:t xml:space="preserve">Observe Phase</w:t>
+            </w:r>
+          </w:p>
+          <w:p>
+            <w:pPr>
+              <w:spacing w:after="20" w:before="0"/>
+            </w:pPr>
+            <w:r>
+              <w:rPr>
+                <w:rFonts w:ascii="Arial" w:cs="Arial" w:eastAsia="Arial" w:hAnsi="Arial"/>
+                <w:b/>
+                <w:bCs/>
+                <w:color w:val="1F3864"/>
+                <w:sz w:val="16"/>
+                <w:szCs w:val="16"/>
+              </w:rPr>
+              <w:t xml:space="preserve">📹 VIDEO:</w:t>
+            </w:r>
+          </w:p>
+          <w:p>
+            <w:pPr>
+              <w:spacing w:after="20" w:before="0"/>
+            </w:pPr>
+            <w:hyperlink w:history="1" r:id="rIdvk2835xlbs6eb1qv7pqxt">
+              <w:r>
+                <w:rPr>
+                  <w:rFonts w:ascii="Arial" w:cs="Arial" w:eastAsia="Arial" w:hAnsi="Arial"/>
+                  <w:color w:val="2E75B6"/>
+                  <w:sz w:val="16"/>
+                  <w:szCs w:val="16"/>
+                  <w:u w:val="single" w:color="2E75B6"/>
+                </w:rPr>
+                <w:t xml:space="preserve">Two-way relative frequency tables</w:t>
+              </w:r>
+            </w:hyperlink>
+          </w:p>
+          <w:p>
+            <w:pPr>
+              <w:spacing w:after="10" w:before="0"/>
+              <w:ind w:left="120"/>
+            </w:pPr>
+            <w:r>
+              <w:rPr>
+                <w:rFonts w:ascii="Arial" w:cs="Arial" w:eastAsia="Arial" w:hAnsi="Arial"/>
+                <w:color w:val="595959"/>
+                <w:sz w:val="14"/>
+                <w:szCs w:val="14"/>
+              </w:rPr>
+              <w:t xml:space="preserve">Source: Khan Academy (English - US curriculum)</w:t>
+            </w:r>
+          </w:p>
+          <w:p>
+            <w:pPr>
+              <w:spacing w:after="10" w:before="0"/>
+              <w:ind w:left="120"/>
+            </w:pPr>
+            <w:hyperlink w:history="1" r:id="rIdjb-h6qug2k_iy5k2ogwca">
+              <w:r>
+                <w:rPr>
+                  <w:rFonts w:ascii="Arial" w:cs="Arial" w:eastAsia="Arial" w:hAnsi="Arial"/>
+                  <w:color w:val="595959"/>
+                  <w:sz w:val="14"/>
+                  <w:szCs w:val="14"/>
+                  <w:u w:val="single" w:color="595959"/>
+                </w:rPr>
+                <w:t xml:space="preserve">🔍 Search ARES for similar videos</w:t>
+              </w:r>
+            </w:hyperlink>
+          </w:p>
+          <w:p>
+            <w:pPr>
+              <w:spacing w:after="40" w:before="0"/>
+            </w:pPr>
+            <w:r>
+              <w:rPr>
+                <w:sz w:val="14"/>
+                <w:szCs w:val="14"/>
+              </w:rPr>
+              <w:t xml:space="preserve"/>
+            </w:r>
+          </w:p>
+          <w:p>
+            <w:pPr>
+              <w:spacing w:after="20" w:before="0"/>
+            </w:pPr>
+            <w:r>
+              <w:rPr>
+                <w:rFonts w:ascii="Arial" w:cs="Arial" w:eastAsia="Arial" w:hAnsi="Arial"/>
+                <w:b/>
+                <w:bCs/>
+                <w:color w:val="1F3864"/>
+                <w:sz w:val="16"/>
+                <w:szCs w:val="16"/>
+              </w:rPr>
               <w:t xml:space="preserve">📖 HTML:</w:t>
             </w:r>
           </w:p>
@@ -3417,7 +3837,541 @@
             <w:pPr>
               <w:spacing w:after="20" w:before="0"/>
             </w:pPr>
-            <w:hyperlink w:history="1" r:id="rIdmygmamnbkonrqjfbg75js">
+            <w:hyperlink w:history="1" r:id="rId6oczgkzdzigbxqathwuzu">
+              <w:r>
+                <w:rPr>
+                  <w:rFonts w:ascii="Arial" w:cs="Arial" w:eastAsia="Arial" w:hAnsi="Arial"/>
+                  <w:color w:val="2E75B6"/>
+                  <w:sz w:val="16"/>
+                  <w:szCs w:val="16"/>
+                  <w:u w:val="single" w:color="2E75B6"/>
+                </w:rPr>
+                <w:t xml:space="preserve">Use Simulations to Explore Experimental Probability (Flexbook)</w:t>
+              </w:r>
+            </w:hyperlink>
+          </w:p>
+          <w:p>
+            <w:pPr>
+              <w:spacing w:after="10" w:before="0"/>
+              <w:ind w:left="120"/>
+            </w:pPr>
+            <w:r>
+              <w:rPr>
+                <w:rFonts w:ascii="Arial" w:cs="Arial" w:eastAsia="Arial" w:hAnsi="Arial"/>
+                <w:color w:val="595959"/>
+                <w:sz w:val="14"/>
+                <w:szCs w:val="14"/>
+              </w:rPr>
+              <w:t xml:space="preserve">Source: CK-12</w:t>
+            </w:r>
+          </w:p>
+          <w:p>
+            <w:pPr>
+              <w:spacing w:after="10" w:before="0"/>
+              <w:ind w:left="120"/>
+            </w:pPr>
+            <w:hyperlink w:history="1" r:id="rIdo8yw_djihmerqrkh7vgls">
+              <w:r>
+                <w:rPr>
+                  <w:rFonts w:ascii="Arial" w:cs="Arial" w:eastAsia="Arial" w:hAnsi="Arial"/>
+                  <w:color w:val="595959"/>
+                  <w:sz w:val="14"/>
+                  <w:szCs w:val="14"/>
+                  <w:u w:val="single" w:color="595959"/>
+                </w:rPr>
+                <w:t xml:space="preserve">🔍 Search ARES for similar readings</w:t>
+              </w:r>
+            </w:hyperlink>
+          </w:p>
+        </w:tc>
+        <w:tc>
+          <w:tcPr>
+            <w:tcW w:type="dxa" w:w="3040"/>
+            <w:shd w:fill="FFFFFF" w:color="auto" w:val="clear"/>
+            <w:tcMar>
+              <w:top w:type="dxa" w:w="60"/>
+              <w:left w:type="dxa" w:w="120"/>
+              <w:bottom w:type="dxa" w:w="60"/>
+              <w:right w:type="dxa" w:w="120"/>
+            </w:tcMar>
+            <w:vAlign w:val="top"/>
+          </w:tcPr>
+          <w:p>
+            <w:pPr>
+              <w:spacing w:after="40" w:before="0"/>
+              <w:jc w:val="left"/>
+            </w:pPr>
+            <w:r>
+              <w:rPr>
+                <w:rFonts w:ascii="Arial" w:cs="Arial" w:eastAsia="Arial" w:hAnsi="Arial"/>
+                <w:b w:val="false"/>
+                <w:bCs w:val="false"/>
+                <w:i w:val="false"/>
+                <w:iCs w:val="false"/>
+                <w:color w:val="000000"/>
+                <w:sz w:val="18"/>
+                <w:szCs w:val="18"/>
+              </w:rPr>
+              <w:t xml:space="preserve">PART A — Analysing Kamau's Notebook (10 min): In pairs, learners receive the full 20-trip tally table and complete a structured analysis worksheet: (i) Count how many trips had a FULL bus (14 passengers). (ii) Count how many trips had FEWER than 14 passengers. (iii) Calculate: 'Out of 20 trips, what FRACTION ended with a full bus?' (iv) Write this fraction as a decimal. (v) Circle any trip-to-trip pattern they notice. Pairs record answers in exercise books.</w:t>
+            </w:r>
+          </w:p>
+          <w:p>
+            <w:pPr>
+              <w:spacing w:after="40" w:before="0"/>
+              <w:jc w:val="left"/>
+            </w:pPr>
+            <w:r>
+              <w:rPr>
+                <w:rFonts w:ascii="Arial" w:cs="Arial" w:eastAsia="Arial" w:hAnsi="Arial"/>
+                <w:b w:val="false"/>
+                <w:bCs w:val="false"/>
+                <w:i w:val="false"/>
+                <w:iCs w:val="false"/>
+                <w:color w:val="000000"/>
+                <w:sz w:val="18"/>
+                <w:szCs w:val="18"/>
+              </w:rPr>
+              <w:t xml:space="preserve"/>
+            </w:r>
+          </w:p>
+          <w:p>
+            <w:pPr>
+              <w:spacing w:after="40" w:before="0"/>
+              <w:jc w:val="left"/>
+            </w:pPr>
+            <w:r>
+              <w:rPr>
+                <w:rFonts w:ascii="Arial" w:cs="Arial" w:eastAsia="Arial" w:hAnsi="Arial"/>
+                <w:b w:val="false"/>
+                <w:bCs w:val="false"/>
+                <w:i w:val="false"/>
+                <w:iCs w:val="false"/>
+                <w:color w:val="000000"/>
+                <w:sz w:val="18"/>
+                <w:szCs w:val="18"/>
+              </w:rPr>
+              <w:t xml:space="preserve">PART B — Coin Toss Experiment (18 min): Each pair receives one 10-shilling coin. Learners set up a two-column tally table in their exercise books: HEADS | TAILS. One learner tosses; the partner records. They perform exactly 30 tosses, recording each outcome with a tally mark. After 30 tosses, each pair calculates: Relative Frequency of Heads = (Number of Heads) ÷ 30. Relative Frequency of Tails = (Number of Tails) ÷ 30. Pairs write their two relative frequencies on a class data strip (a large grid on the board or a shared chart) — one row per pair.</w:t>
+            </w:r>
+          </w:p>
+        </w:tc>
+        <w:tc>
+          <w:tcPr>
+            <w:tcW w:type="dxa" w:w="3040"/>
+            <w:shd w:fill="F2F2F2" w:color="auto" w:val="clear"/>
+            <w:tcMar>
+              <w:top w:type="dxa" w:w="60"/>
+              <w:left w:type="dxa" w:w="120"/>
+              <w:bottom w:type="dxa" w:w="60"/>
+              <w:right w:type="dxa" w:w="120"/>
+            </w:tcMar>
+            <w:vAlign w:val="top"/>
+          </w:tcPr>
+          <w:p>
+            <w:pPr>
+              <w:spacing w:after="40" w:before="0"/>
+              <w:jc w:val="left"/>
+            </w:pPr>
+            <w:r>
+              <w:rPr>
+                <w:rFonts w:ascii="Arial" w:cs="Arial" w:eastAsia="Arial" w:hAnsi="Arial"/>
+                <w:b w:val="false"/>
+                <w:bCs w:val="false"/>
+                <w:i w:val="false"/>
+                <w:iCs w:val="false"/>
+                <w:color w:val="000000"/>
+                <w:sz w:val="18"/>
+                <w:szCs w:val="18"/>
+              </w:rPr>
+              <w:t xml:space="preserve">PART A:</w:t>
+            </w:r>
+          </w:p>
+          <w:p>
+            <w:pPr>
+              <w:spacing w:after="40" w:before="0"/>
+              <w:jc w:val="left"/>
+            </w:pPr>
+            <w:r>
+              <w:rPr>
+                <w:rFonts w:ascii="Arial" w:cs="Arial" w:eastAsia="Arial" w:hAnsi="Arial"/>
+                <w:b w:val="false"/>
+                <w:bCs w:val="false"/>
+                <w:i w:val="false"/>
+                <w:iCs w:val="false"/>
+                <w:color w:val="000000"/>
+                <w:sz w:val="18"/>
+                <w:szCs w:val="18"/>
+              </w:rPr>
+              <w:t xml:space="preserve">1. Distribute the Kamau worksheet. Say: 'In your pairs, answer the five questions on the worksheet. You have 8 minutes. Show all working — no calculators needed for counting.'</w:t>
+            </w:r>
+          </w:p>
+          <w:p>
+            <w:pPr>
+              <w:spacing w:after="40" w:before="0"/>
+              <w:jc w:val="left"/>
+            </w:pPr>
+            <w:r>
+              <w:rPr>
+                <w:rFonts w:ascii="Arial" w:cs="Arial" w:eastAsia="Arial" w:hAnsi="Arial"/>
+                <w:b w:val="false"/>
+                <w:bCs w:val="false"/>
+                <w:i w:val="false"/>
+                <w:iCs w:val="false"/>
+                <w:color w:val="000000"/>
+                <w:sz w:val="18"/>
+                <w:szCs w:val="18"/>
+              </w:rPr>
+              <w:t xml:space="preserve">2. Circulate actively. Look for: Are learners counting correctly? (Full trips = 8 out of 20, giving 8/20 = 0.4.) Are any pairs noticing the trips with 14 passengers seem to cluster? [Do not correct yet — let them wrestle.]</w:t>
+            </w:r>
+          </w:p>
+          <w:p>
+            <w:pPr>
+              <w:spacing w:after="40" w:before="0"/>
+              <w:jc w:val="left"/>
+            </w:pPr>
+            <w:r>
+              <w:rPr>
+                <w:rFonts w:ascii="Arial" w:cs="Arial" w:eastAsia="Arial" w:hAnsi="Arial"/>
+                <w:b w:val="false"/>
+                <w:bCs w:val="false"/>
+                <w:i w:val="false"/>
+                <w:iCs w:val="false"/>
+                <w:color w:val="000000"/>
+                <w:sz w:val="18"/>
+                <w:szCs w:val="18"/>
+              </w:rPr>
+              <w:t xml:space="preserve">3. After 8 minutes, cold-call 2 pairs to share their fraction for full-bus trips. Write both fractions on the board. Say: 'Are these the same? Why might two pairs get slightly different answers?' [WAIT 10 seconds.] [Expected: same data, should be same answer — reinforces careful counting.]</w:t>
+            </w:r>
+          </w:p>
+          <w:p>
+            <w:pPr>
+              <w:spacing w:after="40" w:before="0"/>
+              <w:jc w:val="left"/>
+            </w:pPr>
+            <w:r>
+              <w:rPr>
+                <w:rFonts w:ascii="Arial" w:cs="Arial" w:eastAsia="Arial" w:hAnsi="Arial"/>
+                <w:b w:val="false"/>
+                <w:bCs w:val="false"/>
+                <w:i w:val="false"/>
+                <w:iCs w:val="false"/>
+                <w:color w:val="000000"/>
+                <w:sz w:val="18"/>
+                <w:szCs w:val="18"/>
+              </w:rPr>
+              <w:t xml:space="preserve"/>
+            </w:r>
+          </w:p>
+          <w:p>
+            <w:pPr>
+              <w:spacing w:after="40" w:before="0"/>
+              <w:jc w:val="left"/>
+            </w:pPr>
+            <w:r>
+              <w:rPr>
+                <w:rFonts w:ascii="Arial" w:cs="Arial" w:eastAsia="Arial" w:hAnsi="Arial"/>
+                <w:b w:val="false"/>
+                <w:bCs w:val="false"/>
+                <w:i w:val="false"/>
+                <w:iCs w:val="false"/>
+                <w:color w:val="000000"/>
+                <w:sz w:val="18"/>
+                <w:szCs w:val="18"/>
+              </w:rPr>
+              <w:t xml:space="preserve">PART B:</w:t>
+            </w:r>
+          </w:p>
+          <w:p>
+            <w:pPr>
+              <w:spacing w:after="40" w:before="0"/>
+              <w:jc w:val="left"/>
+            </w:pPr>
+            <w:r>
+              <w:rPr>
+                <w:rFonts w:ascii="Arial" w:cs="Arial" w:eastAsia="Arial" w:hAnsi="Arial"/>
+                <w:b w:val="false"/>
+                <w:bCs w:val="false"/>
+                <w:i w:val="false"/>
+                <w:iCs w:val="false"/>
+                <w:color w:val="000000"/>
+                <w:sz w:val="18"/>
+                <w:szCs w:val="18"/>
+              </w:rPr>
+              <w:t xml:space="preserve">1. Hold up a 10-shilling coin. Ask: 'Before we toss — what are the two possible outcomes?' [Heads / Tails.] 'Does one side have a better chance? How sure are you?' [WAIT 10 seconds. Take 3 responses.]</w:t>
+            </w:r>
+          </w:p>
+          <w:p>
+            <w:pPr>
+              <w:spacing w:after="40" w:before="0"/>
+              <w:jc w:val="left"/>
+            </w:pPr>
+            <w:r>
+              <w:rPr>
+                <w:rFonts w:ascii="Arial" w:cs="Arial" w:eastAsia="Arial" w:hAnsi="Arial"/>
+                <w:b w:val="false"/>
+                <w:bCs w:val="false"/>
+                <w:i w:val="false"/>
+                <w:iCs w:val="false"/>
+                <w:color w:val="000000"/>
+                <w:sz w:val="18"/>
+                <w:szCs w:val="18"/>
+              </w:rPr>
+              <w:t xml:space="preserve">2. Demonstrate the toss-and-record procedure clearly: 'Toss, let it land on the desk — no catching in the air. Record immediately with a tally mark. Your partner watches and checks. Swap roles every 10 tosses.'</w:t>
+            </w:r>
+          </w:p>
+          <w:p>
+            <w:pPr>
+              <w:spacing w:after="40" w:before="0"/>
+              <w:jc w:val="left"/>
+            </w:pPr>
+            <w:r>
+              <w:rPr>
+                <w:rFonts w:ascii="Arial" w:cs="Arial" w:eastAsia="Arial" w:hAnsi="Arial"/>
+                <w:b w:val="false"/>
+                <w:bCs w:val="false"/>
+                <w:i w:val="false"/>
+                <w:iCs w:val="false"/>
+                <w:color w:val="000000"/>
+                <w:sz w:val="18"/>
+                <w:szCs w:val="18"/>
+              </w:rPr>
+              <w:t xml:space="preserve">3. Say: 'You have 15 minutes. Begin.' [Circulate — verify pairs are recording each toss immediately, not in batches. Prompt any pair that loses count to restart their current set of 10.]</w:t>
+            </w:r>
+          </w:p>
+          <w:p>
+            <w:pPr>
+              <w:spacing w:after="40" w:before="0"/>
+              <w:jc w:val="left"/>
+            </w:pPr>
+            <w:r>
+              <w:rPr>
+                <w:rFonts w:ascii="Arial" w:cs="Arial" w:eastAsia="Arial" w:hAnsi="Arial"/>
+                <w:b w:val="false"/>
+                <w:bCs w:val="false"/>
+                <w:i w:val="false"/>
+                <w:iCs w:val="false"/>
+                <w:color w:val="000000"/>
+                <w:sz w:val="18"/>
+                <w:szCs w:val="18"/>
+              </w:rPr>
+              <w:t xml:space="preserve">4. With 3 minutes remaining, say: 'Stop tossing. Calculate your two relative frequencies now — number of heads divided by 30, number of tails divided by 30. Write them as decimals to 2 decimal places.'</w:t>
+            </w:r>
+          </w:p>
+          <w:p>
+            <w:pPr>
+              <w:spacing w:after="40" w:before="0"/>
+              <w:jc w:val="left"/>
+            </w:pPr>
+            <w:r>
+              <w:rPr>
+                <w:rFonts w:ascii="Arial" w:cs="Arial" w:eastAsia="Arial" w:hAnsi="Arial"/>
+                <w:b w:val="false"/>
+                <w:bCs w:val="false"/>
+                <w:i w:val="false"/>
+                <w:iCs w:val="false"/>
+                <w:color w:val="000000"/>
+                <w:sz w:val="18"/>
+                <w:szCs w:val="18"/>
+              </w:rPr>
+              <w:t xml:space="preserve">5. Direct each pair to write their Heads relative frequency on the class grid on the board. [You will now have ~15–20 data points from ~10 pairs.]</w:t>
+            </w:r>
+          </w:p>
+        </w:tc>
+        <w:tc>
+          <w:tcPr>
+            <w:tcW w:type="dxa" w:w="3040"/>
+            <w:shd w:fill="FFFFFF" w:color="auto" w:val="clear"/>
+            <w:tcMar>
+              <w:top w:type="dxa" w:w="60"/>
+              <w:left w:type="dxa" w:w="120"/>
+              <w:bottom w:type="dxa" w:w="60"/>
+              <w:right w:type="dxa" w:w="120"/>
+            </w:tcMar>
+            <w:vAlign w:val="top"/>
+          </w:tcPr>
+          <w:p>
+            <w:pPr>
+              <w:spacing w:after="40" w:before="0"/>
+              <w:jc w:val="left"/>
+            </w:pPr>
+            <w:r>
+              <w:rPr>
+                <w:rFonts w:ascii="Arial" w:cs="Arial" w:eastAsia="Arial" w:hAnsi="Arial"/>
+                <w:b w:val="false"/>
+                <w:bCs w:val="false"/>
+                <w:i w:val="false"/>
+                <w:iCs w:val="false"/>
+                <w:color w:val="000000"/>
+                <w:sz w:val="18"/>
+                <w:szCs w:val="18"/>
+              </w:rPr>
+              <w:t xml:space="preserve">Strategy: DATA COLLECTION + ANCHORED COMPARISON. The two-part observe phase is intentionally sequenced: learners first study REAL-WORLD messy data (Kamau's 20 trips) before they generate their own controlled experimental data (coin tosses). This parallel structure — both datasets showing variation around an expected value — is the core sensory anchor for the concept of experimental probability. The class grid on the board makes the convergence effect visible and social, not just numerical.</w:t>
+            </w:r>
+          </w:p>
+        </w:tc>
+        <w:tc>
+          <w:tcPr>
+            <w:tcW w:type="dxa" w:w="3040"/>
+            <w:shd w:fill="F2F2F2" w:color="auto" w:val="clear"/>
+            <w:tcMar>
+              <w:top w:type="dxa" w:w="60"/>
+              <w:left w:type="dxa" w:w="120"/>
+              <w:bottom w:type="dxa" w:w="60"/>
+              <w:right w:type="dxa" w:w="120"/>
+            </w:tcMar>
+            <w:vAlign w:val="top"/>
+          </w:tcPr>
+          <w:p>
+            <w:pPr>
+              <w:spacing w:after="40" w:before="0"/>
+              <w:jc w:val="left"/>
+            </w:pPr>
+            <w:r>
+              <w:rPr>
+                <w:rFonts w:ascii="Arial" w:cs="Arial" w:eastAsia="Arial" w:hAnsi="Arial"/>
+                <w:b w:val="false"/>
+                <w:bCs w:val="false"/>
+                <w:i w:val="false"/>
+                <w:iCs w:val="false"/>
+                <w:color w:val="000000"/>
+                <w:sz w:val="18"/>
+                <w:szCs w:val="18"/>
+              </w:rPr>
+              <w:t xml:space="preserve">Observable indicators: (1) Can each pair correctly compute the fraction of full-bus trips from Kamau's data? (Expected: 8/20 = 0.4. Accept equivalent fractions.) Flag any pair writing a percentage without a fraction — they may lack fraction fluency. (2) After coin tosses, are all pairs' relative frequencies between 0.33 and 0.67? Values outside this range may indicate miscounting — ask the pair to recount their tallies. (3) On the class grid, scan for any pair claiming exactly 0.50 — ask them to double-check, as this is statistically unlikely with only 30 tosses and may indicate fabricated data.</w:t>
+            </w:r>
+          </w:p>
+        </w:tc>
+      </w:tr>
+      <w:tr>
+        <w:tc>
+          <w:tcPr>
+            <w:tcW w:type="dxa" w:w="1520"/>
+            <w:shd w:fill="E2EFDA" w:color="auto" w:val="clear"/>
+            <w:tcMar>
+              <w:top w:type="dxa" w:w="60"/>
+              <w:left w:type="dxa" w:w="120"/>
+              <w:bottom w:type="dxa" w:w="60"/>
+              <w:right w:type="dxa" w:w="120"/>
+            </w:tcMar>
+            <w:vAlign w:val="top"/>
+          </w:tcPr>
+          <w:p>
+            <w:pPr>
+              <w:spacing w:after="40" w:before="0"/>
+              <w:jc w:val="left"/>
+            </w:pPr>
+            <w:r>
+              <w:rPr>
+                <w:rFonts w:ascii="Arial" w:cs="Arial" w:eastAsia="Arial" w:hAnsi="Arial"/>
+                <w:b/>
+                <w:bCs/>
+                <w:i w:val="false"/>
+                <w:iCs w:val="false"/>
+                <w:color w:val="000000"/>
+                <w:sz w:val="18"/>
+                <w:szCs w:val="18"/>
+              </w:rPr>
+              <w:t xml:space="preserve">Explain Phase</w:t>
+            </w:r>
+          </w:p>
+          <w:p>
+            <w:pPr>
+              <w:spacing w:after="20" w:before="0"/>
+            </w:pPr>
+            <w:r>
+              <w:rPr>
+                <w:rFonts w:ascii="Arial" w:cs="Arial" w:eastAsia="Arial" w:hAnsi="Arial"/>
+                <w:b/>
+                <w:bCs/>
+                <w:color w:val="1F3864"/>
+                <w:sz w:val="16"/>
+                <w:szCs w:val="16"/>
+              </w:rPr>
+              <w:t xml:space="preserve">📹 VIDEO:</w:t>
+            </w:r>
+          </w:p>
+          <w:p>
+            <w:pPr>
+              <w:spacing w:after="20" w:before="0"/>
+            </w:pPr>
+            <w:hyperlink w:history="1" r:id="rIdzb_ond1m8j49w4lz8kyvu">
+              <w:r>
+                <w:rPr>
+                  <w:rFonts w:ascii="Arial" w:cs="Arial" w:eastAsia="Arial" w:hAnsi="Arial"/>
+                  <w:color w:val="2E75B6"/>
+                  <w:sz w:val="16"/>
+                  <w:szCs w:val="16"/>
+                  <w:u w:val="single" w:color="2E75B6"/>
+                </w:rPr>
+                <w:t xml:space="preserve">Random numbers for experimental probability</w:t>
+              </w:r>
+            </w:hyperlink>
+          </w:p>
+          <w:p>
+            <w:pPr>
+              <w:spacing w:after="10" w:before="0"/>
+              <w:ind w:left="120"/>
+            </w:pPr>
+            <w:r>
+              <w:rPr>
+                <w:rFonts w:ascii="Arial" w:cs="Arial" w:eastAsia="Arial" w:hAnsi="Arial"/>
+                <w:color w:val="595959"/>
+                <w:sz w:val="14"/>
+                <w:szCs w:val="14"/>
+              </w:rPr>
+              <w:t xml:space="preserve">Source: Khan Academy (English - US curriculum)</w:t>
+            </w:r>
+          </w:p>
+          <w:p>
+            <w:pPr>
+              <w:spacing w:after="10" w:before="0"/>
+              <w:ind w:left="120"/>
+            </w:pPr>
+            <w:hyperlink w:history="1" r:id="rIdxl2rok9r37hfjt_mgvnqq">
+              <w:r>
+                <w:rPr>
+                  <w:rFonts w:ascii="Arial" w:cs="Arial" w:eastAsia="Arial" w:hAnsi="Arial"/>
+                  <w:color w:val="595959"/>
+                  <w:sz w:val="14"/>
+                  <w:szCs w:val="14"/>
+                  <w:u w:val="single" w:color="595959"/>
+                </w:rPr>
+                <w:t xml:space="preserve">🔍 Search ARES for similar videos</w:t>
+              </w:r>
+            </w:hyperlink>
+          </w:p>
+          <w:p>
+            <w:pPr>
+              <w:spacing w:after="40" w:before="0"/>
+            </w:pPr>
+            <w:r>
+              <w:rPr>
+                <w:sz w:val="14"/>
+                <w:szCs w:val="14"/>
+              </w:rPr>
+              <w:t xml:space="preserve"/>
+            </w:r>
+          </w:p>
+          <w:p>
+            <w:pPr>
+              <w:spacing w:after="20" w:before="0"/>
+            </w:pPr>
+            <w:r>
+              <w:rPr>
+                <w:rFonts w:ascii="Arial" w:cs="Arial" w:eastAsia="Arial" w:hAnsi="Arial"/>
+                <w:b/>
+                <w:bCs/>
+                <w:color w:val="1F3864"/>
+                <w:sz w:val="16"/>
+                <w:szCs w:val="16"/>
+              </w:rPr>
+              <w:t xml:space="preserve">📖 HTML:</w:t>
+            </w:r>
+          </w:p>
+          <w:p>
+            <w:pPr>
+              <w:spacing w:after="20" w:before="0"/>
+            </w:pPr>
+            <w:hyperlink w:history="1" r:id="rIdcw3o5e59wo8jnmvx3dvhl">
               <w:r>
                 <w:rPr>
                   <w:rFonts w:ascii="Arial" w:cs="Arial" w:eastAsia="Arial" w:hAnsi="Arial"/>
@@ -3450,7 +4404,7 @@
               <w:spacing w:after="10" w:before="0"/>
               <w:ind w:left="120"/>
             </w:pPr>
-            <w:hyperlink w:history="1" r:id="rIdgxkisifzxxbfh8igfqczo">
+            <w:hyperlink w:history="1" r:id="rIdpgksmtt9h4w6e2aw_-xrs">
               <w:r>
                 <w:rPr>
                   <w:rFonts w:ascii="Arial" w:cs="Arial" w:eastAsia="Arial" w:hAnsi="Arial"/>
@@ -3492,7 +4446,7 @@
                 <w:sz w:val="18"/>
                 <w:szCs w:val="18"/>
               </w:rPr>
-              <w:t xml:space="preserve">Learners receive a printed or projected copy of Kamau's Tally Notebook — a table showing 20 trip records with passenger counts: 6, 9, 14, 11, 14, 8, 14, 12, 7, 14, 10, 14, 13, 6, 14, 9, 14, 11, 8, 14. Working individually (3 minutes), each learner writes a prediction on a sticky note or exercise book: 'On Trip 21, how many passengers will board Kamau's matatu — and can you write a rule that always works?' Learners then share predictions with a neighbour (Think-Pair) for 2 minutes before selected pairs share with the class.</w:t>
+              <w:t xml:space="preserve">Learners examine the completed class grid of relative frequencies from all pairs. The teacher guides learners to calculate the CLASS TOTAL (all heads across all pairs ÷ total tosses by all pairs). Learners observe that the class total is closer to 0.5 than most individual pair results. In pairs, learners then write a two-sentence explanation connecting this finding back to Kamau's notebook: 'How does what we found with the coin help explain why Kamau's data shows 8 full trips out of 20 — not exactly 10?' Pairs share their explanations. The teacher introduces the formal vocabulary: EXPERIMENTAL PROBABILITY and RELATIVE FREQUENCY, anchored directly to both datasets.</w:t>
             </w:r>
           </w:p>
         </w:tc>
@@ -3524,121 +4478,197 @@
                 <w:sz w:val="18"/>
                 <w:szCs w:val="18"/>
               </w:rPr>
-              <w:t xml:space="preserve">1. Display the Kamau context image (Machakos Country Bus Station, a 14-seater matatu, a conductor with a notebook) and read aloud: 'Kamau runs the Nairobi–Kitengela route every morning. He has kept this tally notebook for 20 trips. Look at his data carefully.' [Point to the table.]</w:t>
-            </w:r>
-          </w:p>
-          <w:p>
-            <w:pPr>
-              <w:spacing w:after="40" w:before="0"/>
-              <w:jc w:val="left"/>
-            </w:pPr>
-            <w:r>
-              <w:rPr>
-                <w:rFonts w:ascii="Arial" w:cs="Arial" w:eastAsia="Arial" w:hAnsi="Arial"/>
-                <w:b w:val="false"/>
-                <w:bCs w:val="false"/>
-                <w:i w:val="false"/>
-                <w:iCs w:val="false"/>
-                <w:color w:val="000000"/>
-                <w:sz w:val="18"/>
-                <w:szCs w:val="18"/>
-              </w:rPr>
-              <w:t xml:space="preserve">2. Pose the Predict question verbally and in writing on the board: 'On Trip 21, how many passengers will board? Write a prediction AND a rule that will always work.'</w:t>
-            </w:r>
-          </w:p>
-          <w:p>
-            <w:pPr>
-              <w:spacing w:after="40" w:before="0"/>
-              <w:jc w:val="left"/>
-            </w:pPr>
-            <w:r>
-              <w:rPr>
-                <w:rFonts w:ascii="Arial" w:cs="Arial" w:eastAsia="Arial" w:hAnsi="Arial"/>
-                <w:b w:val="false"/>
-                <w:bCs w:val="false"/>
-                <w:i w:val="false"/>
-                <w:iCs w:val="false"/>
-                <w:color w:val="000000"/>
-                <w:sz w:val="18"/>
-                <w:szCs w:val="18"/>
-              </w:rPr>
-              <w:t xml:space="preserve">3. Say: 'Work silently and individually. You have 3 minutes.' [Start visible timer. Circulate — do NOT hint. Observe what rules learners attempt: e.g., 'always 14', 'alternating', 'average'.]</w:t>
-            </w:r>
-          </w:p>
-          <w:p>
-            <w:pPr>
-              <w:spacing w:after="40" w:before="0"/>
-              <w:jc w:val="left"/>
-            </w:pPr>
-            <w:r>
-              <w:rPr>
-                <w:rFonts w:ascii="Arial" w:cs="Arial" w:eastAsia="Arial" w:hAnsi="Arial"/>
-                <w:b w:val="false"/>
-                <w:bCs w:val="false"/>
-                <w:i w:val="false"/>
-                <w:iCs w:val="false"/>
-                <w:color w:val="000000"/>
-                <w:sz w:val="18"/>
-                <w:szCs w:val="18"/>
-              </w:rPr>
-              <w:t xml:space="preserve">4. After 3 minutes, say: 'Now turn to your neighbour — share your prediction and your rule. You have 2 minutes.'</w:t>
-            </w:r>
-          </w:p>
-          <w:p>
-            <w:pPr>
-              <w:spacing w:after="40" w:before="0"/>
-              <w:jc w:val="left"/>
-            </w:pPr>
-            <w:r>
-              <w:rPr>
-                <w:rFonts w:ascii="Arial" w:cs="Arial" w:eastAsia="Arial" w:hAnsi="Arial"/>
-                <w:b w:val="false"/>
-                <w:bCs w:val="false"/>
-                <w:i w:val="false"/>
-                <w:iCs w:val="false"/>
-                <w:color w:val="000000"/>
-                <w:sz w:val="18"/>
-                <w:szCs w:val="18"/>
-              </w:rPr>
-              <w:t xml:space="preserve">5. After pair talk, cold-call EXACTLY 4 pairs using a name-stick draw: 'Pair A — what was your prediction and rule?' [Allow each pair 30 seconds. Write their rules verbatim on the board under the heading: KAMAU'S RULE CANDIDATES.]</w:t>
-            </w:r>
-          </w:p>
-          <w:p>
-            <w:pPr>
-              <w:spacing w:after="40" w:before="0"/>
-              <w:jc w:val="left"/>
-            </w:pPr>
-            <w:r>
-              <w:rPr>
-                <w:rFonts w:ascii="Arial" w:cs="Arial" w:eastAsia="Arial" w:hAnsi="Arial"/>
-                <w:b w:val="false"/>
-                <w:bCs w:val="false"/>
-                <w:i w:val="false"/>
-                <w:iCs w:val="false"/>
-                <w:color w:val="000000"/>
-                <w:sz w:val="18"/>
-                <w:szCs w:val="18"/>
-              </w:rPr>
-              <w:t xml:space="preserve">6. Ask the whole class: 'Hands up if your rule works perfectly for ALL 20 trips shown.' [Expect no hands, or 1–2 tentative hands.] [WAIT 10 seconds.]</w:t>
-            </w:r>
-          </w:p>
-          <w:p>
-            <w:pPr>
-              <w:spacing w:after="40" w:before="0"/>
-              <w:jc w:val="left"/>
-            </w:pPr>
-            <w:r>
-              <w:rPr>
-                <w:rFonts w:ascii="Arial" w:cs="Arial" w:eastAsia="Arial" w:hAnsi="Arial"/>
-                <w:b w:val="false"/>
-                <w:bCs w:val="false"/>
-                <w:i w:val="false"/>
-                <w:iCs w:val="false"/>
-                <w:color w:val="000000"/>
-                <w:sz w:val="18"/>
-                <w:szCs w:val="18"/>
-              </w:rPr>
-              <w:t xml:space="preserve">7. Say: 'This is the puzzle we are going to live with for this entire unit. Today is Day 1 of figuring out how Kamau — and YOU — can make smart decisions even when you cannot predict exactly.'</w:t>
+              <w:t xml:space="preserve">1. Point to the class grid. Ask: 'Look at everyone's relative frequencies. What do you notice about them — are they all the same?' [WAIT 10 seconds. Cold-call 3 learners.] Expected responses: 'They are all different', 'Some are above 0.5, some below', 'None is exactly 0.5.'</w:t>
+            </w:r>
+          </w:p>
+          <w:p>
+            <w:pPr>
+              <w:spacing w:after="40" w:before="0"/>
+              <w:jc w:val="left"/>
+            </w:pPr>
+            <w:r>
+              <w:rPr>
+                <w:rFonts w:ascii="Arial" w:cs="Arial" w:eastAsia="Arial" w:hAnsi="Arial"/>
+                <w:b w:val="false"/>
+                <w:bCs w:val="false"/>
+                <w:i w:val="false"/>
+                <w:iCs w:val="false"/>
+                <w:color w:val="000000"/>
+                <w:sz w:val="18"/>
+                <w:szCs w:val="18"/>
+              </w:rPr>
+              <w:t xml:space="preserve">2. Say: 'Let us now calculate what happens when we combine EVERYONE's results.' Lead the class to sum all heads and all tosses: write on the board 'CLASS TOTAL = ___ heads out of ___ tosses = ___.' Ask one learner to come up and compute the decimal. [With ~10 pairs × 30 tosses = 300 tosses, expected ≈ 147–153 heads, giving ≈ 0.49–0.51.]</w:t>
+            </w:r>
+          </w:p>
+          <w:p>
+            <w:pPr>
+              <w:spacing w:after="40" w:before="0"/>
+              <w:jc w:val="left"/>
+            </w:pPr>
+            <w:r>
+              <w:rPr>
+                <w:rFonts w:ascii="Arial" w:cs="Arial" w:eastAsia="Arial" w:hAnsi="Arial"/>
+                <w:b w:val="false"/>
+                <w:bCs w:val="false"/>
+                <w:i w:val="false"/>
+                <w:iCs w:val="false"/>
+                <w:color w:val="000000"/>
+                <w:sz w:val="18"/>
+                <w:szCs w:val="18"/>
+              </w:rPr>
+              <w:t xml:space="preserve">3. Ask: 'Why is the class total closer to 0.5 than most individual pairs?' [WAIT 15 seconds. This is a KEY thinking moment — resist filling the silence.] Cold-call 4 learners. Write key phrases from their answers on the board.</w:t>
+            </w:r>
+          </w:p>
+          <w:p>
+            <w:pPr>
+              <w:spacing w:after="40" w:before="0"/>
+              <w:jc w:val="left"/>
+            </w:pPr>
+            <w:r>
+              <w:rPr>
+                <w:rFonts w:ascii="Arial" w:cs="Arial" w:eastAsia="Arial" w:hAnsi="Arial"/>
+                <w:b w:val="false"/>
+                <w:bCs w:val="false"/>
+                <w:i w:val="false"/>
+                <w:iCs w:val="false"/>
+                <w:color w:val="000000"/>
+                <w:sz w:val="18"/>
+                <w:szCs w:val="18"/>
+              </w:rPr>
+              <w:t xml:space="preserve">4. Bridge back to Kamau: Say: 'Now — here is the link to Kamau. If the theoretical probability of a full bus is, say, 0.4 — based on his data — should we expect exactly 8 full trips in every 20? Or sometimes 7, sometimes 9, sometimes 10?' [WAIT 10 seconds. Take 3 responses.]</w:t>
+            </w:r>
+          </w:p>
+          <w:p>
+            <w:pPr>
+              <w:spacing w:after="40" w:before="0"/>
+              <w:jc w:val="left"/>
+            </w:pPr>
+            <w:r>
+              <w:rPr>
+                <w:rFonts w:ascii="Arial" w:cs="Arial" w:eastAsia="Arial" w:hAnsi="Arial"/>
+                <w:b w:val="false"/>
+                <w:bCs w:val="false"/>
+                <w:i w:val="false"/>
+                <w:iCs w:val="false"/>
+                <w:color w:val="000000"/>
+                <w:sz w:val="18"/>
+                <w:szCs w:val="18"/>
+              </w:rPr>
+              <w:t xml:space="preserve">5. Say: 'What Kamau found with his matatu, and what we found with our 10-shilling coin, has a mathematical name.' Write on the board:</w:t>
+            </w:r>
+          </w:p>
+          <w:p>
+            <w:pPr>
+              <w:spacing w:after="40" w:before="0"/>
+              <w:jc w:val="left"/>
+            </w:pPr>
+            <w:r>
+              <w:rPr>
+                <w:rFonts w:ascii="Arial" w:cs="Arial" w:eastAsia="Arial" w:hAnsi="Arial"/>
+                <w:b w:val="false"/>
+                <w:bCs w:val="false"/>
+                <w:i w:val="false"/>
+                <w:iCs w:val="false"/>
+                <w:color w:val="000000"/>
+                <w:sz w:val="18"/>
+                <w:szCs w:val="18"/>
+              </w:rPr>
+              <w:t xml:space="preserve">   EXPERIMENTAL PROBABILITY = Number of times event occurs ÷ Total number of trials</w:t>
+            </w:r>
+          </w:p>
+          <w:p>
+            <w:pPr>
+              <w:spacing w:after="40" w:before="0"/>
+              <w:jc w:val="left"/>
+            </w:pPr>
+            <w:r>
+              <w:rPr>
+                <w:rFonts w:ascii="Arial" w:cs="Arial" w:eastAsia="Arial" w:hAnsi="Arial"/>
+                <w:b w:val="false"/>
+                <w:bCs w:val="false"/>
+                <w:i w:val="false"/>
+                <w:iCs w:val="false"/>
+                <w:color w:val="000000"/>
+                <w:sz w:val="18"/>
+                <w:szCs w:val="18"/>
+              </w:rPr>
+              <w:t xml:space="preserve">   Also written as: P(event) ≈ frequency / n</w:t>
+            </w:r>
+          </w:p>
+          <w:p>
+            <w:pPr>
+              <w:spacing w:after="40" w:before="0"/>
+              <w:jc w:val="left"/>
+            </w:pPr>
+            <w:r>
+              <w:rPr>
+                <w:rFonts w:ascii="Arial" w:cs="Arial" w:eastAsia="Arial" w:hAnsi="Arial"/>
+                <w:b w:val="false"/>
+                <w:bCs w:val="false"/>
+                <w:i w:val="false"/>
+                <w:iCs w:val="false"/>
+                <w:color w:val="000000"/>
+                <w:sz w:val="18"/>
+                <w:szCs w:val="18"/>
+              </w:rPr>
+              <w:t xml:space="preserve">6. Ask: 'In Kamau's notebook, what is the experimental probability of a full bus?' [8 ÷ 20 = 0.4.] Cold-call one learner to compute it live.</w:t>
+            </w:r>
+          </w:p>
+          <w:p>
+            <w:pPr>
+              <w:spacing w:after="40" w:before="0"/>
+              <w:jc w:val="left"/>
+            </w:pPr>
+            <w:r>
+              <w:rPr>
+                <w:rFonts w:ascii="Arial" w:cs="Arial" w:eastAsia="Arial" w:hAnsi="Arial"/>
+                <w:b w:val="false"/>
+                <w:bCs w:val="false"/>
+                <w:i w:val="false"/>
+                <w:iCs w:val="false"/>
+                <w:color w:val="000000"/>
+                <w:sz w:val="18"/>
+                <w:szCs w:val="18"/>
+              </w:rPr>
+              <w:t xml:space="preserve">7. Ask: 'What is the experimental probability of heads from our CLASS data?' [Class total ÷ total tosses.] Cold-call a different learner.</w:t>
+            </w:r>
+          </w:p>
+          <w:p>
+            <w:pPr>
+              <w:spacing w:after="40" w:before="0"/>
+              <w:jc w:val="left"/>
+            </w:pPr>
+            <w:r>
+              <w:rPr>
+                <w:rFonts w:ascii="Arial" w:cs="Arial" w:eastAsia="Arial" w:hAnsi="Arial"/>
+                <w:b w:val="false"/>
+                <w:bCs w:val="false"/>
+                <w:i w:val="false"/>
+                <w:iCs w:val="false"/>
+                <w:color w:val="000000"/>
+                <w:sz w:val="18"/>
+                <w:szCs w:val="18"/>
+              </w:rPr>
+              <w:t xml:space="preserve">8. Say: 'The mathematical word for this fraction — outcomes we observed ÷ total trials — is RELATIVE FREQUENCY. Experimental probability and relative frequency are the same thing. Write that definition in your exercise books now.'</w:t>
+            </w:r>
+          </w:p>
+          <w:p>
+            <w:pPr>
+              <w:spacing w:after="40" w:before="0"/>
+              <w:jc w:val="left"/>
+            </w:pPr>
+            <w:r>
+              <w:rPr>
+                <w:rFonts w:ascii="Arial" w:cs="Arial" w:eastAsia="Arial" w:hAnsi="Arial"/>
+                <w:b w:val="false"/>
+                <w:bCs w:val="false"/>
+                <w:i w:val="false"/>
+                <w:iCs w:val="false"/>
+                <w:color w:val="000000"/>
+                <w:sz w:val="18"/>
+                <w:szCs w:val="18"/>
+              </w:rPr>
+              <w:t xml:space="preserve">9. Pose the synthesis question: 'In pairs, write two sentences: How does the coin experiment help explain why Kamau gets 8 full buses — not exactly 10 — in 20 trips?' Give 4 minutes. Cold-call 3 pairs to read their sentences aloud.</w:t>
             </w:r>
           </w:p>
         </w:tc>
@@ -3670,7 +4700,7 @@
                 <w:sz w:val="18"/>
                 <w:szCs w:val="18"/>
               </w:rPr>
-              <w:t xml:space="preserve">Strategy: PREDICT-BEFORE-INSTRUCTION (Eliciting Prior Conceptions). By asking learners to generate a predictive rule BEFORE any instruction, the teacher surfaces the dominant misconception — that patterns in nature are perfectly deterministic — which is the precise cognitive obstacle that the concept of probability is designed to resolve. Writing rules on the board gives learners concrete claims to test and revise throughout the lesson and unit.</w:t>
+              <w:t xml:space="preserve">Strategy: CONVERGENCE DEMONSTRATION + DISCIPLINARY VOCABULARY ANCHORING. The teacher strategically uses the pooled class data to make the Law of Large Numbers tangible BEFORE naming it. Learners see the convergence happen on the board with their own numbers. Vocabulary (experimental probability, relative frequency) is introduced AFTER learners have already experienced the concept, so the term labels a lived experience rather than arriving as an abstraction. The explicit bridge back to Kamau's notebook prevents the coin activity from becoming a decontextualised exercise.</w:t>
             </w:r>
           </w:p>
         </w:tc>
@@ -3702,7 +4732,7 @@
                 <w:sz w:val="18"/>
                 <w:szCs w:val="18"/>
               </w:rPr>
-              <w:t xml:space="preserve">Observable indicator: Do learners attempt a deterministic rule (e.g., 'always 14', 'every 3rd trip is full') or do any learners spontaneously use language like 'sometimes', 'about half the time', 'roughly'? Teacher notes which learners already use probabilistic language — these learners can later be strategically cold-called during the Explain phase. Red flag: if ALL learners say 'impossible to predict anything' — they may be conflating unpredictability with zero mathematical utility, which needs addressing immediately.</w:t>
+              <w:t xml:space="preserve">Observable indicators: (1) Can learners correctly apply the formula P(event) = frequency ÷ n to both datasets without prompting? (2) In the two-sentence written explanation, do learners use causal language — 'because each trip is separate', 'because chance varies', 'because more trials get closer'? Collect 4–5 exercise books at random to read these explanations — they reveal depth of conceptual understanding. (3) Red flag: any learner who writes 'Kamau should get exactly 8 full buses every 20 trips' has not yet grasped variability — note this learner for targeted follow-up in Lesson 2.</w:t>
             </w:r>
           </w:p>
         </w:tc>
@@ -3711,32 +4741,32 @@
         <w:tc>
           <w:tcPr>
             <w:tcW w:type="dxa" w:w="1520"/>
-            <w:shd w:fill="D9EEF1" w:color="auto" w:val="clear"/>
-            <w:tcMar>
-              <w:top w:type="dxa" w:w="60"/>
-              <w:left w:type="dxa" w:w="120"/>
-              <w:bottom w:type="dxa" w:w="60"/>
-              <w:right w:type="dxa" w:w="120"/>
-            </w:tcMar>
-            <w:vAlign w:val="top"/>
-          </w:tcPr>
-          <w:p>
-            <w:pPr>
-              <w:spacing w:after="40" w:before="0"/>
-              <w:jc w:val="left"/>
-            </w:pPr>
-            <w:r>
-              <w:rPr>
-                <w:rFonts w:ascii="Arial" w:cs="Arial" w:eastAsia="Arial" w:hAnsi="Arial"/>
-                <w:b/>
-                <w:bCs/>
-                <w:i w:val="false"/>
-                <w:iCs w:val="false"/>
-                <w:color w:val="000000"/>
-                <w:sz w:val="18"/>
-                <w:szCs w:val="18"/>
-              </w:rPr>
-              <w:t xml:space="preserve">Observe Phase</w:t>
+            <w:shd w:fill="FCE4D6" w:color="auto" w:val="clear"/>
+            <w:tcMar>
+              <w:top w:type="dxa" w:w="60"/>
+              <w:left w:type="dxa" w:w="120"/>
+              <w:bottom w:type="dxa" w:w="60"/>
+              <w:right w:type="dxa" w:w="120"/>
+            </w:tcMar>
+            <w:vAlign w:val="top"/>
+          </w:tcPr>
+          <w:p>
+            <w:pPr>
+              <w:spacing w:after="40" w:before="0"/>
+              <w:jc w:val="left"/>
+            </w:pPr>
+            <w:r>
+              <w:rPr>
+                <w:rFonts w:ascii="Arial" w:cs="Arial" w:eastAsia="Arial" w:hAnsi="Arial"/>
+                <w:b/>
+                <w:bCs/>
+                <w:i w:val="false"/>
+                <w:iCs w:val="false"/>
+                <w:color w:val="000000"/>
+                <w:sz w:val="18"/>
+                <w:szCs w:val="18"/>
+              </w:rPr>
+              <w:t xml:space="preserve">Driving Question Board (DQB) Creation</w:t>
             </w:r>
           </w:p>
           <w:p>
@@ -3759,7 +4789,7 @@
             <w:pPr>
               <w:spacing w:after="20" w:before="0"/>
             </w:pPr>
-            <w:hyperlink w:history="1" r:id="rId772yow27jezann6p3ku7t">
+            <w:hyperlink w:history="1" r:id="rId-dymv_sdtq710bg4qhbp-">
               <w:r>
                 <w:rPr>
                   <w:rFonts w:ascii="Arial" w:cs="Arial" w:eastAsia="Arial" w:hAnsi="Arial"/>
@@ -3768,7 +4798,7 @@
                   <w:szCs w:val="16"/>
                   <w:u w:val="single" w:color="2E75B6"/>
                 </w:rPr>
-                <w:t xml:space="preserve">Regrouping whole number place values</w:t>
+                <w:t xml:space="preserve">Random numbers for experimental probability</w:t>
               </w:r>
             </w:hyperlink>
           </w:p>
@@ -3792,7 +4822,7 @@
               <w:spacing w:after="10" w:before="0"/>
               <w:ind w:left="120"/>
             </w:pPr>
-            <w:hyperlink w:history="1" r:id="rIdq1yltvdbz_ixfr20zxsv5">
+            <w:hyperlink w:history="1" r:id="rIdd8rlkksn96br3gbwmuecs">
               <w:r>
                 <w:rPr>
                   <w:rFonts w:ascii="Arial" w:cs="Arial" w:eastAsia="Arial" w:hAnsi="Arial"/>
@@ -3830,14 +4860,14 @@
                 <w:sz w:val="16"/>
                 <w:szCs w:val="16"/>
               </w:rPr>
-              <w:t xml:space="preserve">📖 HTML:</w:t>
+              <w:t xml:space="preserve">📖 EXERCISE:</w:t>
             </w:r>
           </w:p>
           <w:p>
             <w:pPr>
               <w:spacing w:after="20" w:before="0"/>
             </w:pPr>
-            <w:hyperlink w:history="1" r:id="rIdfveovm-jhzrrlvsurclz9">
+            <w:hyperlink w:history="1" r:id="rId3jdmwd5s06nyosns4r91s">
               <w:r>
                 <w:rPr>
                   <w:rFonts w:ascii="Arial" w:cs="Arial" w:eastAsia="Arial" w:hAnsi="Arial"/>
@@ -3846,7 +4876,7 @@
                   <w:szCs w:val="16"/>
                   <w:u w:val="single" w:color="2E75B6"/>
                 </w:rPr>
-                <w:t xml:space="preserve">Theoretical and Experimental Probability (Flexbook)</w:t>
+                <w:t xml:space="preserve">Theoretical and Experimental Probability Practice</w:t>
               </w:r>
             </w:hyperlink>
           </w:p>
@@ -3870,7 +4900,7 @@
               <w:spacing w:after="10" w:before="0"/>
               <w:ind w:left="120"/>
             </w:pPr>
-            <w:hyperlink w:history="1" r:id="rIdvzljtnkiajactw1zv9fzx">
+            <w:hyperlink w:history="1" r:id="rIdlhuz0-nrkwk1w0p5bfj8x">
               <w:r>
                 <w:rPr>
                   <w:rFonts w:ascii="Arial" w:cs="Arial" w:eastAsia="Arial" w:hAnsi="Arial"/>
@@ -3912,45 +4942,7 @@
                 <w:sz w:val="18"/>
                 <w:szCs w:val="18"/>
               </w:rPr>
-              <w:t xml:space="preserve">PART A — Analysing Kamau's Notebook (10 min): In pairs, learners receive the full 20-trip tally table and complete a structured analysis worksheet: (i) Count how many trips had a FULL bus (14 passengers). (ii) Count how many trips had FEWER than 14 passengers. (iii) Calculate: 'Out of 20 trips, what FRACTION ended with a full bus?' (iv) Write this fraction as a decimal. (v) Circle any trip-to-trip pattern they notice. Pairs record answers in exercise books.</w:t>
-            </w:r>
-          </w:p>
-          <w:p>
-            <w:pPr>
-              <w:spacing w:after="40" w:before="0"/>
-              <w:jc w:val="left"/>
-            </w:pPr>
-            <w:r>
-              <w:rPr>
-                <w:rFonts w:ascii="Arial" w:cs="Arial" w:eastAsia="Arial" w:hAnsi="Arial"/>
-                <w:b w:val="false"/>
-                <w:bCs w:val="false"/>
-                <w:i w:val="false"/>
-                <w:iCs w:val="false"/>
-                <w:color w:val="000000"/>
-                <w:sz w:val="18"/>
-                <w:szCs w:val="18"/>
-              </w:rPr>
-              <w:t xml:space="preserve"/>
-            </w:r>
-          </w:p>
-          <w:p>
-            <w:pPr>
-              <w:spacing w:after="40" w:before="0"/>
-              <w:jc w:val="left"/>
-            </w:pPr>
-            <w:r>
-              <w:rPr>
-                <w:rFonts w:ascii="Arial" w:cs="Arial" w:eastAsia="Arial" w:hAnsi="Arial"/>
-                <w:b w:val="false"/>
-                <w:bCs w:val="false"/>
-                <w:i w:val="false"/>
-                <w:iCs w:val="false"/>
-                <w:color w:val="000000"/>
-                <w:sz w:val="18"/>
-                <w:szCs w:val="18"/>
-              </w:rPr>
-              <w:t xml:space="preserve">PART B — Coin Toss Experiment (18 min): Each pair receives one 10-shilling coin. Learners set up a two-column tally table in their exercise books: HEADS | TAILS. One learner tosses; the partner records. They perform exactly 30 tosses, recording each outcome with a tally mark. After 30 tosses, each pair calculates: Relative Frequency of Heads = (Number of Heads) ÷ 30. Relative Frequency of Tails = (Number of Tails) ÷ 30. Pairs write their two relative frequencies on a class data strip (a large grid on the board or a shared chart) — one row per pair.</w:t>
+              <w:t xml:space="preserve">Learners receive two sticky notes (or small paper slips) each. On the FIRST slip, they write one question that today's lesson has raised for them — something they still do not understand or want to explore. On the SECOND slip, they write one thing they now understand about Kamau's problem that they did not understand at the start of the lesson. Both slips are posted on the class DQB, which is divided into two columns: QUESTIONS WE STILL HAVE | THINGS WE NOW UNDERSTAND. The teacher reads out selected questions and categorises them aloud, foreshadowing upcoming lessons.</w:t>
             </w:r>
           </w:p>
         </w:tc>
@@ -3982,197 +4974,159 @@
                 <w:sz w:val="18"/>
                 <w:szCs w:val="18"/>
               </w:rPr>
-              <w:t xml:space="preserve">PART A:</w:t>
-            </w:r>
-          </w:p>
-          <w:p>
-            <w:pPr>
-              <w:spacing w:after="40" w:before="0"/>
-              <w:jc w:val="left"/>
-            </w:pPr>
-            <w:r>
-              <w:rPr>
-                <w:rFonts w:ascii="Arial" w:cs="Arial" w:eastAsia="Arial" w:hAnsi="Arial"/>
-                <w:b w:val="false"/>
-                <w:bCs w:val="false"/>
-                <w:i w:val="false"/>
-                <w:iCs w:val="false"/>
-                <w:color w:val="000000"/>
-                <w:sz w:val="18"/>
-                <w:szCs w:val="18"/>
-              </w:rPr>
-              <w:t xml:space="preserve">1. Distribute the Kamau worksheet. Say: 'In your pairs, answer the five questions on the worksheet. You have 8 minutes. Show all working — no calculators needed for counting.'</w:t>
-            </w:r>
-          </w:p>
-          <w:p>
-            <w:pPr>
-              <w:spacing w:after="40" w:before="0"/>
-              <w:jc w:val="left"/>
-            </w:pPr>
-            <w:r>
-              <w:rPr>
-                <w:rFonts w:ascii="Arial" w:cs="Arial" w:eastAsia="Arial" w:hAnsi="Arial"/>
-                <w:b w:val="false"/>
-                <w:bCs w:val="false"/>
-                <w:i w:val="false"/>
-                <w:iCs w:val="false"/>
-                <w:color w:val="000000"/>
-                <w:sz w:val="18"/>
-                <w:szCs w:val="18"/>
-              </w:rPr>
-              <w:t xml:space="preserve">2. Circulate actively. Look for: Are learners counting correctly? (Full trips = 8 out of 20, giving 8/20 = 0.4.) Are any pairs noticing the trips with 14 passengers seem to cluster? [Do not correct yet — let them wrestle.]</w:t>
-            </w:r>
-          </w:p>
-          <w:p>
-            <w:pPr>
-              <w:spacing w:after="40" w:before="0"/>
-              <w:jc w:val="left"/>
-            </w:pPr>
-            <w:r>
-              <w:rPr>
-                <w:rFonts w:ascii="Arial" w:cs="Arial" w:eastAsia="Arial" w:hAnsi="Arial"/>
-                <w:b w:val="false"/>
-                <w:bCs w:val="false"/>
-                <w:i w:val="false"/>
-                <w:iCs w:val="false"/>
-                <w:color w:val="000000"/>
-                <w:sz w:val="18"/>
-                <w:szCs w:val="18"/>
-              </w:rPr>
-              <w:t xml:space="preserve">3. After 8 minutes, cold-call 2 pairs to share their fraction for full-bus trips. Write both fractions on the board. Say: 'Are these the same? Why might two pairs get slightly different answers?' [WAIT 10 seconds.] [Expected: same data, should be same answer — reinforces careful counting.]</w:t>
-            </w:r>
-          </w:p>
-          <w:p>
-            <w:pPr>
-              <w:spacing w:after="40" w:before="0"/>
-              <w:jc w:val="left"/>
-            </w:pPr>
-            <w:r>
-              <w:rPr>
-                <w:rFonts w:ascii="Arial" w:cs="Arial" w:eastAsia="Arial" w:hAnsi="Arial"/>
-                <w:b w:val="false"/>
-                <w:bCs w:val="false"/>
-                <w:i w:val="false"/>
-                <w:iCs w:val="false"/>
-                <w:color w:val="000000"/>
-                <w:sz w:val="18"/>
-                <w:szCs w:val="18"/>
-              </w:rPr>
-              <w:t xml:space="preserve"/>
-            </w:r>
-          </w:p>
-          <w:p>
-            <w:pPr>
-              <w:spacing w:after="40" w:before="0"/>
-              <w:jc w:val="left"/>
-            </w:pPr>
-            <w:r>
-              <w:rPr>
-                <w:rFonts w:ascii="Arial" w:cs="Arial" w:eastAsia="Arial" w:hAnsi="Arial"/>
-                <w:b w:val="false"/>
-                <w:bCs w:val="false"/>
-                <w:i w:val="false"/>
-                <w:iCs w:val="false"/>
-                <w:color w:val="000000"/>
-                <w:sz w:val="18"/>
-                <w:szCs w:val="18"/>
-              </w:rPr>
-              <w:t xml:space="preserve">PART B:</w:t>
-            </w:r>
-          </w:p>
-          <w:p>
-            <w:pPr>
-              <w:spacing w:after="40" w:before="0"/>
-              <w:jc w:val="left"/>
-            </w:pPr>
-            <w:r>
-              <w:rPr>
-                <w:rFonts w:ascii="Arial" w:cs="Arial" w:eastAsia="Arial" w:hAnsi="Arial"/>
-                <w:b w:val="false"/>
-                <w:bCs w:val="false"/>
-                <w:i w:val="false"/>
-                <w:iCs w:val="false"/>
-                <w:color w:val="000000"/>
-                <w:sz w:val="18"/>
-                <w:szCs w:val="18"/>
-              </w:rPr>
-              <w:t xml:space="preserve">1. Hold up a 10-shilling coin. Ask: 'Before we toss — what are the two possible outcomes?' [Heads / Tails.] 'Does one side have a better chance? How sure are you?' [WAIT 10 seconds. Take 3 responses.]</w:t>
-            </w:r>
-          </w:p>
-          <w:p>
-            <w:pPr>
-              <w:spacing w:after="40" w:before="0"/>
-              <w:jc w:val="left"/>
-            </w:pPr>
-            <w:r>
-              <w:rPr>
-                <w:rFonts w:ascii="Arial" w:cs="Arial" w:eastAsia="Arial" w:hAnsi="Arial"/>
-                <w:b w:val="false"/>
-                <w:bCs w:val="false"/>
-                <w:i w:val="false"/>
-                <w:iCs w:val="false"/>
-                <w:color w:val="000000"/>
-                <w:sz w:val="18"/>
-                <w:szCs w:val="18"/>
-              </w:rPr>
-              <w:t xml:space="preserve">2. Demonstrate the toss-and-record procedure clearly: 'Toss, let it land on the desk — no catching in the air. Record immediately with a tally mark. Your partner watches and checks. Swap roles every 10 tosses.'</w:t>
-            </w:r>
-          </w:p>
-          <w:p>
-            <w:pPr>
-              <w:spacing w:after="40" w:before="0"/>
-              <w:jc w:val="left"/>
-            </w:pPr>
-            <w:r>
-              <w:rPr>
-                <w:rFonts w:ascii="Arial" w:cs="Arial" w:eastAsia="Arial" w:hAnsi="Arial"/>
-                <w:b w:val="false"/>
-                <w:bCs w:val="false"/>
-                <w:i w:val="false"/>
-                <w:iCs w:val="false"/>
-                <w:color w:val="000000"/>
-                <w:sz w:val="18"/>
-                <w:szCs w:val="18"/>
-              </w:rPr>
-              <w:t xml:space="preserve">3. Say: 'You have 15 minutes. Begin.' [Circulate — verify pairs are recording each toss immediately, not in batches. Prompt any pair that loses count to restart their current set of 10.]</w:t>
-            </w:r>
-          </w:p>
-          <w:p>
-            <w:pPr>
-              <w:spacing w:after="40" w:before="0"/>
-              <w:jc w:val="left"/>
-            </w:pPr>
-            <w:r>
-              <w:rPr>
-                <w:rFonts w:ascii="Arial" w:cs="Arial" w:eastAsia="Arial" w:hAnsi="Arial"/>
-                <w:b w:val="false"/>
-                <w:bCs w:val="false"/>
-                <w:i w:val="false"/>
-                <w:iCs w:val="false"/>
-                <w:color w:val="000000"/>
-                <w:sz w:val="18"/>
-                <w:szCs w:val="18"/>
-              </w:rPr>
-              <w:t xml:space="preserve">4. With 3 minutes remaining, say: 'Stop tossing. Calculate your two relative frequencies now — number of heads divided by 30, number of tails divided by 30. Write them as decimals to 2 decimal places.'</w:t>
-            </w:r>
-          </w:p>
-          <w:p>
-            <w:pPr>
-              <w:spacing w:after="40" w:before="0"/>
-              <w:jc w:val="left"/>
-            </w:pPr>
-            <w:r>
-              <w:rPr>
-                <w:rFonts w:ascii="Arial" w:cs="Arial" w:eastAsia="Arial" w:hAnsi="Arial"/>
-                <w:b w:val="false"/>
-                <w:bCs w:val="false"/>
-                <w:i w:val="false"/>
-                <w:iCs w:val="false"/>
-                <w:color w:val="000000"/>
-                <w:sz w:val="18"/>
-                <w:szCs w:val="18"/>
-              </w:rPr>
-              <w:t xml:space="preserve">5. Direct each pair to write their Heads relative frequency on the class grid on the board. [You will now have ~15–20 data points from ~10 pairs.]</w:t>
+              <w:t xml:space="preserve">1. Introduce the DQB: 'This board will travel with us for the entire probability unit. Every lesson, we will add to it and answer questions from it. Right now, Kamau has given us a puzzle — and we have started solving it. But I am sure today raised MORE questions than it answered.'</w:t>
+            </w:r>
+          </w:p>
+          <w:p>
+            <w:pPr>
+              <w:spacing w:after="40" w:before="0"/>
+              <w:jc w:val="left"/>
+            </w:pPr>
+            <w:r>
+              <w:rPr>
+                <w:rFonts w:ascii="Arial" w:cs="Arial" w:eastAsia="Arial" w:hAnsi="Arial"/>
+                <w:b w:val="false"/>
+                <w:bCs w:val="false"/>
+                <w:i w:val="false"/>
+                <w:iCs w:val="false"/>
+                <w:color w:val="000000"/>
+                <w:sz w:val="18"/>
+                <w:szCs w:val="18"/>
+              </w:rPr>
+              <w:t xml:space="preserve">2. Distribute two slips per learner. Say: 'Slip 1 — write ONE question you still have. It can be about Kamau, about the coin, about probability, about anything from today. Slip 2 — write ONE thing you understand NOW that you did not understand at the START of this lesson. You have 3 minutes. Write in full sentences.'</w:t>
+            </w:r>
+          </w:p>
+          <w:p>
+            <w:pPr>
+              <w:spacing w:after="40" w:before="0"/>
+              <w:jc w:val="left"/>
+            </w:pPr>
+            <w:r>
+              <w:rPr>
+                <w:rFonts w:ascii="Arial" w:cs="Arial" w:eastAsia="Arial" w:hAnsi="Arial"/>
+                <w:b w:val="false"/>
+                <w:bCs w:val="false"/>
+                <w:i w:val="false"/>
+                <w:iCs w:val="false"/>
+                <w:color w:val="000000"/>
+                <w:sz w:val="18"/>
+                <w:szCs w:val="18"/>
+              </w:rPr>
+              <w:t xml:space="preserve">3. Collect slips by row. Read 6–8 QUESTION slips aloud (select a range: simple, deep, surprising). As you read each one, say: 'We will answer this in Lesson ___' and write the lesson number next to it on the board. Likely questions to anticipate and address:</w:t>
+            </w:r>
+          </w:p>
+          <w:p>
+            <w:pPr>
+              <w:spacing w:after="40" w:before="0"/>
+              <w:jc w:val="left"/>
+            </w:pPr>
+            <w:r>
+              <w:rPr>
+                <w:rFonts w:ascii="Arial" w:cs="Arial" w:eastAsia="Arial" w:hAnsi="Arial"/>
+                <w:b w:val="false"/>
+                <w:bCs w:val="false"/>
+                <w:i w:val="false"/>
+                <w:iCs w:val="false"/>
+                <w:color w:val="000000"/>
+                <w:sz w:val="18"/>
+                <w:szCs w:val="18"/>
+              </w:rPr>
+              <w:t xml:space="preserve">   — 'Why doesn't experimental probability exactly equal what we expect?' → Lesson 1 (partial answer today; deeper in Lesson 2)</w:t>
+            </w:r>
+          </w:p>
+          <w:p>
+            <w:pPr>
+              <w:spacing w:after="40" w:before="0"/>
+              <w:jc w:val="left"/>
+            </w:pPr>
+            <w:r>
+              <w:rPr>
+                <w:rFonts w:ascii="Arial" w:cs="Arial" w:eastAsia="Arial" w:hAnsi="Arial"/>
+                <w:b w:val="false"/>
+                <w:bCs w:val="false"/>
+                <w:i w:val="false"/>
+                <w:iCs w:val="false"/>
+                <w:color w:val="000000"/>
+                <w:sz w:val="18"/>
+                <w:szCs w:val="18"/>
+              </w:rPr>
+              <w:t xml:space="preserve">   — 'What if we tossed the coin 1000 times — would it be exactly 0.5?' → Lesson 2</w:t>
+            </w:r>
+          </w:p>
+          <w:p>
+            <w:pPr>
+              <w:spacing w:after="40" w:before="0"/>
+              <w:jc w:val="left"/>
+            </w:pPr>
+            <w:r>
+              <w:rPr>
+                <w:rFonts w:ascii="Arial" w:cs="Arial" w:eastAsia="Arial" w:hAnsi="Arial"/>
+                <w:b w:val="false"/>
+                <w:bCs w:val="false"/>
+                <w:i w:val="false"/>
+                <w:iCs w:val="false"/>
+                <w:color w:val="000000"/>
+                <w:sz w:val="18"/>
+                <w:szCs w:val="18"/>
+              </w:rPr>
+              <w:t xml:space="preserve">   — 'How do you work out the probability of something when you cannot do an experiment?' → Lesson 3 (theoretical probability, sample space)</w:t>
+            </w:r>
+          </w:p>
+          <w:p>
+            <w:pPr>
+              <w:spacing w:after="40" w:before="0"/>
+              <w:jc w:val="left"/>
+            </w:pPr>
+            <w:r>
+              <w:rPr>
+                <w:rFonts w:ascii="Arial" w:cs="Arial" w:eastAsia="Arial" w:hAnsi="Arial"/>
+                <w:b w:val="false"/>
+                <w:bCs w:val="false"/>
+                <w:i w:val="false"/>
+                <w:iCs w:val="false"/>
+                <w:color w:val="000000"/>
+                <w:sz w:val="18"/>
+                <w:szCs w:val="18"/>
+              </w:rPr>
+              <w:t xml:space="preserve">   — 'Can two things happen at the same time — like a full bus AND a half-empty bus?' → Lesson 5 (mutually exclusive events)</w:t>
+            </w:r>
+          </w:p>
+          <w:p>
+            <w:pPr>
+              <w:spacing w:after="40" w:before="0"/>
+              <w:jc w:val="left"/>
+            </w:pPr>
+            <w:r>
+              <w:rPr>
+                <w:rFonts w:ascii="Arial" w:cs="Arial" w:eastAsia="Arial" w:hAnsi="Arial"/>
+                <w:b w:val="false"/>
+                <w:bCs w:val="false"/>
+                <w:i w:val="false"/>
+                <w:iCs w:val="false"/>
+                <w:color w:val="000000"/>
+                <w:sz w:val="18"/>
+                <w:szCs w:val="18"/>
+              </w:rPr>
+              <w:t xml:space="preserve">4. Read 3–4 UNDERSTANDING slips aloud. Say: 'Listen — your classmates are already making sense of Kamau's puzzle.'</w:t>
+            </w:r>
+          </w:p>
+          <w:p>
+            <w:pPr>
+              <w:spacing w:after="40" w:before="0"/>
+              <w:jc w:val="left"/>
+            </w:pPr>
+            <w:r>
+              <w:rPr>
+                <w:rFonts w:ascii="Arial" w:cs="Arial" w:eastAsia="Arial" w:hAnsi="Arial"/>
+                <w:b w:val="false"/>
+                <w:bCs w:val="false"/>
+                <w:i w:val="false"/>
+                <w:iCs w:val="false"/>
+                <w:color w:val="000000"/>
+                <w:sz w:val="18"/>
+                <w:szCs w:val="18"/>
+              </w:rPr>
+              <w:t xml:space="preserve">5. Post all slips on the DQB. Say: 'This board is our intellectual home for the next 12 lessons. Every time we answer a question from this board, we will flip that slip over or mark it SOLVED.'</w:t>
             </w:r>
           </w:p>
         </w:tc>
@@ -4204,7 +5158,7 @@
                 <w:sz w:val="18"/>
                 <w:szCs w:val="18"/>
               </w:rPr>
-              <w:t xml:space="preserve">Strategy: DATA COLLECTION + ANCHORED COMPARISON. The two-part observe phase is intentionally sequenced: learners first study REAL-WORLD messy data (Kamau's 20 trips) before they generate their own controlled experimental data (coin tosses). This parallel structure — both datasets showing variation around an expected value — is the core sensory anchor for the concept of experimental probability. The class grid on the board makes the convergence effect visible and social, not just numerical.</w:t>
+              <w:t xml:space="preserve">Strategy: DRIVING QUESTION BOARD — QUESTION GENERATION. The DQB serves as a public record of the class's collective intellectual curiosity. By reading questions aloud and mapping them to future lessons, the teacher demonstrates that learner questions genuinely shape the unit's direction and that confusion is productive, not shameful. The two-slip structure (question + understanding) prevents the DQB from becoming purely a record of ignorance — it also celebrates growing knowledge from the very first lesson.</w:t>
             </w:r>
           </w:p>
         </w:tc>
@@ -4236,7 +5190,7 @@
                 <w:sz w:val="18"/>
                 <w:szCs w:val="18"/>
               </w:rPr>
-              <w:t xml:space="preserve">Observable indicators: (1) Can each pair correctly compute the fraction of full-bus trips from Kamau's data? (Expected: 8/20 = 0.4. Accept equivalent fractions.) Flag any pair writing a percentage without a fraction — they may lack fraction fluency. (2) After coin tosses, are all pairs' relative frequencies between 0.33 and 0.67? Values outside this range may indicate miscounting — ask the pair to recount their tallies. (3) On the class grid, scan for any pair claiming exactly 0.50 — ask them to double-check, as this is statistically unlikely with only 30 tosses and may indicate fabricated data.</w:t>
+              <w:t xml:space="preserve">Observable indicators: (1) Quality of QUESTION slips — are learners asking surface questions ('What is probability?') or mechanistic/causal questions ('Why does more data give a better estimate?')? The latter indicates readiness for Lesson 2's deeper exploration of experimental vs theoretical probability. (2) Quality of UNDERSTANDING slips — do learners correctly reference the phenomenon ('I understand that Kamau cannot predict one trip but can estimate over many trips') or do they restate a procedure ('I understand how to calculate relative frequency')? Conceptual understandings are the target. Teacher photographs all DQB slips for lesson planning reference.</w:t>
             </w:r>
           </w:p>
         </w:tc>
@@ -4245,32 +5199,32 @@
         <w:tc>
           <w:tcPr>
             <w:tcW w:type="dxa" w:w="1520"/>
-            <w:shd w:fill="E2EFDA" w:color="auto" w:val="clear"/>
-            <w:tcMar>
-              <w:top w:type="dxa" w:w="60"/>
-              <w:left w:type="dxa" w:w="120"/>
-              <w:bottom w:type="dxa" w:w="60"/>
-              <w:right w:type="dxa" w:w="120"/>
-            </w:tcMar>
-            <w:vAlign w:val="top"/>
-          </w:tcPr>
-          <w:p>
-            <w:pPr>
-              <w:spacing w:after="40" w:before="0"/>
-              <w:jc w:val="left"/>
-            </w:pPr>
-            <w:r>
-              <w:rPr>
-                <w:rFonts w:ascii="Arial" w:cs="Arial" w:eastAsia="Arial" w:hAnsi="Arial"/>
-                <w:b/>
-                <w:bCs/>
-                <w:i w:val="false"/>
-                <w:iCs w:val="false"/>
-                <w:color w:val="000000"/>
-                <w:sz w:val="18"/>
-                <w:szCs w:val="18"/>
-              </w:rPr>
-              <w:t xml:space="preserve">Explain Phase</w:t>
+            <w:shd w:fill="D5E8F0" w:color="auto" w:val="clear"/>
+            <w:tcMar>
+              <w:top w:type="dxa" w:w="60"/>
+              <w:left w:type="dxa" w:w="120"/>
+              <w:bottom w:type="dxa" w:w="60"/>
+              <w:right w:type="dxa" w:w="120"/>
+            </w:tcMar>
+            <w:vAlign w:val="top"/>
+          </w:tcPr>
+          <w:p>
+            <w:pPr>
+              <w:spacing w:after="40" w:before="0"/>
+              <w:jc w:val="left"/>
+            </w:pPr>
+            <w:r>
+              <w:rPr>
+                <w:rFonts w:ascii="Arial" w:cs="Arial" w:eastAsia="Arial" w:hAnsi="Arial"/>
+                <w:b/>
+                <w:bCs/>
+                <w:i w:val="false"/>
+                <w:iCs w:val="false"/>
+                <w:color w:val="000000"/>
+                <w:sz w:val="18"/>
+                <w:szCs w:val="18"/>
+              </w:rPr>
+              <w:t xml:space="preserve">Model Building Phase</w:t>
             </w:r>
           </w:p>
           <w:p>
@@ -4293,7 +5247,7 @@
             <w:pPr>
               <w:spacing w:after="20" w:before="0"/>
             </w:pPr>
-            <w:hyperlink w:history="1" r:id="rIdtut5hdvsbb_sdhuk5vgdg">
+            <w:hyperlink w:history="1" r:id="rIdv7xcntc8rvkijjsfd4tgx">
               <w:r>
                 <w:rPr>
                   <w:rFonts w:ascii="Arial" w:cs="Arial" w:eastAsia="Arial" w:hAnsi="Arial"/>
@@ -4302,7 +5256,7 @@
                   <w:szCs w:val="16"/>
                   <w:u w:val="single" w:color="2E75B6"/>
                 </w:rPr>
-                <w:t xml:space="preserve">Regrouping whole number place values</w:t>
+                <w:t xml:space="preserve">Random numbers for experimental probability</w:t>
               </w:r>
             </w:hyperlink>
           </w:p>
@@ -4326,7 +5280,7 @@
               <w:spacing w:after="10" w:before="0"/>
               <w:ind w:left="120"/>
             </w:pPr>
-            <w:hyperlink w:history="1" r:id="rIdz7a2bxfdcghx8uosjjwfv">
+            <w:hyperlink w:history="1" r:id="rIdw2uepycewd6dofairkynn">
               <w:r>
                 <w:rPr>
                   <w:rFonts w:ascii="Arial" w:cs="Arial" w:eastAsia="Arial" w:hAnsi="Arial"/>
@@ -4364,14 +5318,14 @@
                 <w:sz w:val="16"/>
                 <w:szCs w:val="16"/>
               </w:rPr>
-              <w:t xml:space="preserve">📖 HTML:</w:t>
+              <w:t xml:space="preserve">📖 EXERCISE:</w:t>
             </w:r>
           </w:p>
           <w:p>
             <w:pPr>
               <w:spacing w:after="20" w:before="0"/>
             </w:pPr>
-            <w:hyperlink w:history="1" r:id="rId0olokltw5dvmbwlp8buip">
+            <w:hyperlink w:history="1" r:id="rIdyecttd5uzdnyeiacrrtws">
               <w:r>
                 <w:rPr>
                   <w:rFonts w:ascii="Arial" w:cs="Arial" w:eastAsia="Arial" w:hAnsi="Arial"/>
@@ -4380,7 +5334,7 @@
                   <w:szCs w:val="16"/>
                   <w:u w:val="single" w:color="2E75B6"/>
                 </w:rPr>
-                <w:t xml:space="preserve">Theoretical and Experimental Probability (Flexbook)</w:t>
+                <w:t xml:space="preserve">Cumulative geometric probability</w:t>
               </w:r>
             </w:hyperlink>
           </w:p>
@@ -4396,7 +5350,7 @@
                 <w:sz w:val="14"/>
                 <w:szCs w:val="14"/>
               </w:rPr>
-              <w:t xml:space="preserve">Source: CK-12</w:t>
+              <w:t xml:space="preserve">Source: Khan Academy (English - US curriculum)</w:t>
             </w:r>
           </w:p>
           <w:p>
@@ -4404,961 +5358,7 @@
               <w:spacing w:after="10" w:before="0"/>
               <w:ind w:left="120"/>
             </w:pPr>
-            <w:hyperlink w:history="1" r:id="rIdrzm0wyajuh58qcunp132b">
-              <w:r>
-                <w:rPr>
-                  <w:rFonts w:ascii="Arial" w:cs="Arial" w:eastAsia="Arial" w:hAnsi="Arial"/>
-                  <w:color w:val="595959"/>
-                  <w:sz w:val="14"/>
-                  <w:szCs w:val="14"/>
-                  <w:u w:val="single" w:color="595959"/>
-                </w:rPr>
-                <w:t xml:space="preserve">🔍 Search ARES for similar readings</w:t>
-              </w:r>
-            </w:hyperlink>
-          </w:p>
-        </w:tc>
-        <w:tc>
-          <w:tcPr>
-            <w:tcW w:type="dxa" w:w="3040"/>
-            <w:shd w:fill="FFFFFF" w:color="auto" w:val="clear"/>
-            <w:tcMar>
-              <w:top w:type="dxa" w:w="60"/>
-              <w:left w:type="dxa" w:w="120"/>
-              <w:bottom w:type="dxa" w:w="60"/>
-              <w:right w:type="dxa" w:w="120"/>
-            </w:tcMar>
-            <w:vAlign w:val="top"/>
-          </w:tcPr>
-          <w:p>
-            <w:pPr>
-              <w:spacing w:after="40" w:before="0"/>
-              <w:jc w:val="left"/>
-            </w:pPr>
-            <w:r>
-              <w:rPr>
-                <w:rFonts w:ascii="Arial" w:cs="Arial" w:eastAsia="Arial" w:hAnsi="Arial"/>
-                <w:b w:val="false"/>
-                <w:bCs w:val="false"/>
-                <w:i w:val="false"/>
-                <w:iCs w:val="false"/>
-                <w:color w:val="000000"/>
-                <w:sz w:val="18"/>
-                <w:szCs w:val="18"/>
-              </w:rPr>
-              <w:t xml:space="preserve">Learners examine the completed class grid of relative frequencies from all pairs. The teacher guides learners to calculate the CLASS TOTAL (all heads across all pairs ÷ total tosses by all pairs). Learners observe that the class total is closer to 0.5 than most individual pair results. In pairs, learners then write a two-sentence explanation connecting this finding back to Kamau's notebook: 'How does what we found with the coin help explain why Kamau's data shows 8 full trips out of 20 — not exactly 10?' Pairs share their explanations. The teacher introduces the formal vocabulary: EXPERIMENTAL PROBABILITY and RELATIVE FREQUENCY, anchored directly to both datasets.</w:t>
-            </w:r>
-          </w:p>
-        </w:tc>
-        <w:tc>
-          <w:tcPr>
-            <w:tcW w:type="dxa" w:w="3040"/>
-            <w:shd w:fill="F2F2F2" w:color="auto" w:val="clear"/>
-            <w:tcMar>
-              <w:top w:type="dxa" w:w="60"/>
-              <w:left w:type="dxa" w:w="120"/>
-              <w:bottom w:type="dxa" w:w="60"/>
-              <w:right w:type="dxa" w:w="120"/>
-            </w:tcMar>
-            <w:vAlign w:val="top"/>
-          </w:tcPr>
-          <w:p>
-            <w:pPr>
-              <w:spacing w:after="40" w:before="0"/>
-              <w:jc w:val="left"/>
-            </w:pPr>
-            <w:r>
-              <w:rPr>
-                <w:rFonts w:ascii="Arial" w:cs="Arial" w:eastAsia="Arial" w:hAnsi="Arial"/>
-                <w:b w:val="false"/>
-                <w:bCs w:val="false"/>
-                <w:i w:val="false"/>
-                <w:iCs w:val="false"/>
-                <w:color w:val="000000"/>
-                <w:sz w:val="18"/>
-                <w:szCs w:val="18"/>
-              </w:rPr>
-              <w:t xml:space="preserve">1. Point to the class grid. Ask: 'Look at everyone's relative frequencies. What do you notice about them — are they all the same?' [WAIT 10 seconds. Cold-call 3 learners.] Expected responses: 'They are all different', 'Some are above 0.5, some below', 'None is exactly 0.5.'</w:t>
-            </w:r>
-          </w:p>
-          <w:p>
-            <w:pPr>
-              <w:spacing w:after="40" w:before="0"/>
-              <w:jc w:val="left"/>
-            </w:pPr>
-            <w:r>
-              <w:rPr>
-                <w:rFonts w:ascii="Arial" w:cs="Arial" w:eastAsia="Arial" w:hAnsi="Arial"/>
-                <w:b w:val="false"/>
-                <w:bCs w:val="false"/>
-                <w:i w:val="false"/>
-                <w:iCs w:val="false"/>
-                <w:color w:val="000000"/>
-                <w:sz w:val="18"/>
-                <w:szCs w:val="18"/>
-              </w:rPr>
-              <w:t xml:space="preserve">2. Say: 'Let us now calculate what happens when we combine EVERYONE's results.' Lead the class to sum all heads and all tosses: write on the board 'CLASS TOTAL = ___ heads out of ___ tosses = ___.' Ask one learner to come up and compute the decimal. [With ~10 pairs × 30 tosses = 300 tosses, expected ≈ 147–153 heads, giving ≈ 0.49–0.51.]</w:t>
-            </w:r>
-          </w:p>
-          <w:p>
-            <w:pPr>
-              <w:spacing w:after="40" w:before="0"/>
-              <w:jc w:val="left"/>
-            </w:pPr>
-            <w:r>
-              <w:rPr>
-                <w:rFonts w:ascii="Arial" w:cs="Arial" w:eastAsia="Arial" w:hAnsi="Arial"/>
-                <w:b w:val="false"/>
-                <w:bCs w:val="false"/>
-                <w:i w:val="false"/>
-                <w:iCs w:val="false"/>
-                <w:color w:val="000000"/>
-                <w:sz w:val="18"/>
-                <w:szCs w:val="18"/>
-              </w:rPr>
-              <w:t xml:space="preserve">3. Ask: 'Why is the class total closer to 0.5 than most individual pairs?' [WAIT 15 seconds. This is a KEY thinking moment — resist filling the silence.] Cold-call 4 learners. Write key phrases from their answers on the board.</w:t>
-            </w:r>
-          </w:p>
-          <w:p>
-            <w:pPr>
-              <w:spacing w:after="40" w:before="0"/>
-              <w:jc w:val="left"/>
-            </w:pPr>
-            <w:r>
-              <w:rPr>
-                <w:rFonts w:ascii="Arial" w:cs="Arial" w:eastAsia="Arial" w:hAnsi="Arial"/>
-                <w:b w:val="false"/>
-                <w:bCs w:val="false"/>
-                <w:i w:val="false"/>
-                <w:iCs w:val="false"/>
-                <w:color w:val="000000"/>
-                <w:sz w:val="18"/>
-                <w:szCs w:val="18"/>
-              </w:rPr>
-              <w:t xml:space="preserve">4. Bridge back to Kamau: Say: 'Now — here is the link to Kamau. If the theoretical probability of a full bus is, say, 0.4 — based on his data — should we expect exactly 8 full trips in every 20? Or sometimes 7, sometimes 9, sometimes 10?' [WAIT 10 seconds. Take 3 responses.]</w:t>
-            </w:r>
-          </w:p>
-          <w:p>
-            <w:pPr>
-              <w:spacing w:after="40" w:before="0"/>
-              <w:jc w:val="left"/>
-            </w:pPr>
-            <w:r>
-              <w:rPr>
-                <w:rFonts w:ascii="Arial" w:cs="Arial" w:eastAsia="Arial" w:hAnsi="Arial"/>
-                <w:b w:val="false"/>
-                <w:bCs w:val="false"/>
-                <w:i w:val="false"/>
-                <w:iCs w:val="false"/>
-                <w:color w:val="000000"/>
-                <w:sz w:val="18"/>
-                <w:szCs w:val="18"/>
-              </w:rPr>
-              <w:t xml:space="preserve">5. Say: 'What Kamau found with his matatu, and what we found with our 10-shilling coin, has a mathematical name.' Write on the board:</w:t>
-            </w:r>
-          </w:p>
-          <w:p>
-            <w:pPr>
-              <w:spacing w:after="40" w:before="0"/>
-              <w:jc w:val="left"/>
-            </w:pPr>
-            <w:r>
-              <w:rPr>
-                <w:rFonts w:ascii="Arial" w:cs="Arial" w:eastAsia="Arial" w:hAnsi="Arial"/>
-                <w:b w:val="false"/>
-                <w:bCs w:val="false"/>
-                <w:i w:val="false"/>
-                <w:iCs w:val="false"/>
-                <w:color w:val="000000"/>
-                <w:sz w:val="18"/>
-                <w:szCs w:val="18"/>
-              </w:rPr>
-              <w:t xml:space="preserve">   EXPERIMENTAL PROBABILITY = Number of times event occurs ÷ Total number of trials</w:t>
-            </w:r>
-          </w:p>
-          <w:p>
-            <w:pPr>
-              <w:spacing w:after="40" w:before="0"/>
-              <w:jc w:val="left"/>
-            </w:pPr>
-            <w:r>
-              <w:rPr>
-                <w:rFonts w:ascii="Arial" w:cs="Arial" w:eastAsia="Arial" w:hAnsi="Arial"/>
-                <w:b w:val="false"/>
-                <w:bCs w:val="false"/>
-                <w:i w:val="false"/>
-                <w:iCs w:val="false"/>
-                <w:color w:val="000000"/>
-                <w:sz w:val="18"/>
-                <w:szCs w:val="18"/>
-              </w:rPr>
-              <w:t xml:space="preserve">   Also written as: P(event) ≈ frequency / n</w:t>
-            </w:r>
-          </w:p>
-          <w:p>
-            <w:pPr>
-              <w:spacing w:after="40" w:before="0"/>
-              <w:jc w:val="left"/>
-            </w:pPr>
-            <w:r>
-              <w:rPr>
-                <w:rFonts w:ascii="Arial" w:cs="Arial" w:eastAsia="Arial" w:hAnsi="Arial"/>
-                <w:b w:val="false"/>
-                <w:bCs w:val="false"/>
-                <w:i w:val="false"/>
-                <w:iCs w:val="false"/>
-                <w:color w:val="000000"/>
-                <w:sz w:val="18"/>
-                <w:szCs w:val="18"/>
-              </w:rPr>
-              <w:t xml:space="preserve">6. Ask: 'In Kamau's notebook, what is the experimental probability of a full bus?' [8 ÷ 20 = 0.4.] Cold-call one learner to compute it live.</w:t>
-            </w:r>
-          </w:p>
-          <w:p>
-            <w:pPr>
-              <w:spacing w:after="40" w:before="0"/>
-              <w:jc w:val="left"/>
-            </w:pPr>
-            <w:r>
-              <w:rPr>
-                <w:rFonts w:ascii="Arial" w:cs="Arial" w:eastAsia="Arial" w:hAnsi="Arial"/>
-                <w:b w:val="false"/>
-                <w:bCs w:val="false"/>
-                <w:i w:val="false"/>
-                <w:iCs w:val="false"/>
-                <w:color w:val="000000"/>
-                <w:sz w:val="18"/>
-                <w:szCs w:val="18"/>
-              </w:rPr>
-              <w:t xml:space="preserve">7. Ask: 'What is the experimental probability of heads from our CLASS data?' [Class total ÷ total tosses.] Cold-call a different learner.</w:t>
-            </w:r>
-          </w:p>
-          <w:p>
-            <w:pPr>
-              <w:spacing w:after="40" w:before="0"/>
-              <w:jc w:val="left"/>
-            </w:pPr>
-            <w:r>
-              <w:rPr>
-                <w:rFonts w:ascii="Arial" w:cs="Arial" w:eastAsia="Arial" w:hAnsi="Arial"/>
-                <w:b w:val="false"/>
-                <w:bCs w:val="false"/>
-                <w:i w:val="false"/>
-                <w:iCs w:val="false"/>
-                <w:color w:val="000000"/>
-                <w:sz w:val="18"/>
-                <w:szCs w:val="18"/>
-              </w:rPr>
-              <w:t xml:space="preserve">8. Say: 'The mathematical word for this fraction — outcomes we observed ÷ total trials — is RELATIVE FREQUENCY. Experimental probability and relative frequency are the same thing. Write that definition in your exercise books now.'</w:t>
-            </w:r>
-          </w:p>
-          <w:p>
-            <w:pPr>
-              <w:spacing w:after="40" w:before="0"/>
-              <w:jc w:val="left"/>
-            </w:pPr>
-            <w:r>
-              <w:rPr>
-                <w:rFonts w:ascii="Arial" w:cs="Arial" w:eastAsia="Arial" w:hAnsi="Arial"/>
-                <w:b w:val="false"/>
-                <w:bCs w:val="false"/>
-                <w:i w:val="false"/>
-                <w:iCs w:val="false"/>
-                <w:color w:val="000000"/>
-                <w:sz w:val="18"/>
-                <w:szCs w:val="18"/>
-              </w:rPr>
-              <w:t xml:space="preserve">9. Pose the synthesis question: 'In pairs, write two sentences: How does the coin experiment help explain why Kamau gets 8 full buses — not exactly 10 — in 20 trips?' Give 4 minutes. Cold-call 3 pairs to read their sentences aloud.</w:t>
-            </w:r>
-          </w:p>
-        </w:tc>
-        <w:tc>
-          <w:tcPr>
-            <w:tcW w:type="dxa" w:w="3040"/>
-            <w:shd w:fill="FFFFFF" w:color="auto" w:val="clear"/>
-            <w:tcMar>
-              <w:top w:type="dxa" w:w="60"/>
-              <w:left w:type="dxa" w:w="120"/>
-              <w:bottom w:type="dxa" w:w="60"/>
-              <w:right w:type="dxa" w:w="120"/>
-            </w:tcMar>
-            <w:vAlign w:val="top"/>
-          </w:tcPr>
-          <w:p>
-            <w:pPr>
-              <w:spacing w:after="40" w:before="0"/>
-              <w:jc w:val="left"/>
-            </w:pPr>
-            <w:r>
-              <w:rPr>
-                <w:rFonts w:ascii="Arial" w:cs="Arial" w:eastAsia="Arial" w:hAnsi="Arial"/>
-                <w:b w:val="false"/>
-                <w:bCs w:val="false"/>
-                <w:i w:val="false"/>
-                <w:iCs w:val="false"/>
-                <w:color w:val="000000"/>
-                <w:sz w:val="18"/>
-                <w:szCs w:val="18"/>
-              </w:rPr>
-              <w:t xml:space="preserve">Strategy: CONVERGENCE DEMONSTRATION + DISCIPLINARY VOCABULARY ANCHORING. The teacher strategically uses the pooled class data to make the Law of Large Numbers tangible BEFORE naming it. Learners see the convergence happen on the board with their own numbers. Vocabulary (experimental probability, relative frequency) is introduced AFTER learners have already experienced the concept, so the term labels a lived experience rather than arriving as an abstraction. The explicit bridge back to Kamau's notebook prevents the coin activity from becoming a decontextualised exercise.</w:t>
-            </w:r>
-          </w:p>
-        </w:tc>
-        <w:tc>
-          <w:tcPr>
-            <w:tcW w:type="dxa" w:w="3040"/>
-            <w:shd w:fill="F2F2F2" w:color="auto" w:val="clear"/>
-            <w:tcMar>
-              <w:top w:type="dxa" w:w="60"/>
-              <w:left w:type="dxa" w:w="120"/>
-              <w:bottom w:type="dxa" w:w="60"/>
-              <w:right w:type="dxa" w:w="120"/>
-            </w:tcMar>
-            <w:vAlign w:val="top"/>
-          </w:tcPr>
-          <w:p>
-            <w:pPr>
-              <w:spacing w:after="40" w:before="0"/>
-              <w:jc w:val="left"/>
-            </w:pPr>
-            <w:r>
-              <w:rPr>
-                <w:rFonts w:ascii="Arial" w:cs="Arial" w:eastAsia="Arial" w:hAnsi="Arial"/>
-                <w:b w:val="false"/>
-                <w:bCs w:val="false"/>
-                <w:i w:val="false"/>
-                <w:iCs w:val="false"/>
-                <w:color w:val="000000"/>
-                <w:sz w:val="18"/>
-                <w:szCs w:val="18"/>
-              </w:rPr>
-              <w:t xml:space="preserve">Observable indicators: (1) Can learners correctly apply the formula P(event) = frequency ÷ n to both datasets without prompting? (2) In the two-sentence written explanation, do learners use causal language — 'because each trip is separate', 'because chance varies', 'because more trials get closer'? Collect 4–5 exercise books at random to read these explanations — they reveal depth of conceptual understanding. (3) Red flag: any learner who writes 'Kamau should get exactly 8 full buses every 20 trips' has not yet grasped variability — note this learner for targeted follow-up in Lesson 2.</w:t>
-            </w:r>
-          </w:p>
-        </w:tc>
-      </w:tr>
-      <w:tr>
-        <w:tc>
-          <w:tcPr>
-            <w:tcW w:type="dxa" w:w="1520"/>
-            <w:shd w:fill="FCE4D6" w:color="auto" w:val="clear"/>
-            <w:tcMar>
-              <w:top w:type="dxa" w:w="60"/>
-              <w:left w:type="dxa" w:w="120"/>
-              <w:bottom w:type="dxa" w:w="60"/>
-              <w:right w:type="dxa" w:w="120"/>
-            </w:tcMar>
-            <w:vAlign w:val="top"/>
-          </w:tcPr>
-          <w:p>
-            <w:pPr>
-              <w:spacing w:after="40" w:before="0"/>
-              <w:jc w:val="left"/>
-            </w:pPr>
-            <w:r>
-              <w:rPr>
-                <w:rFonts w:ascii="Arial" w:cs="Arial" w:eastAsia="Arial" w:hAnsi="Arial"/>
-                <w:b/>
-                <w:bCs/>
-                <w:i w:val="false"/>
-                <w:iCs w:val="false"/>
-                <w:color w:val="000000"/>
-                <w:sz w:val="18"/>
-                <w:szCs w:val="18"/>
-              </w:rPr>
-              <w:t xml:space="preserve">Driving Question Board (DQB) Creation</w:t>
-            </w:r>
-          </w:p>
-          <w:p>
-            <w:pPr>
-              <w:spacing w:after="20" w:before="0"/>
-            </w:pPr>
-            <w:r>
-              <w:rPr>
-                <w:rFonts w:ascii="Arial" w:cs="Arial" w:eastAsia="Arial" w:hAnsi="Arial"/>
-                <w:b/>
-                <w:bCs/>
-                <w:color w:val="1F3864"/>
-                <w:sz w:val="16"/>
-                <w:szCs w:val="16"/>
-              </w:rPr>
-              <w:t xml:space="preserve">📹 VIDEO:</w:t>
-            </w:r>
-          </w:p>
-          <w:p>
-            <w:pPr>
-              <w:spacing w:after="20" w:before="0"/>
-            </w:pPr>
-            <w:hyperlink w:history="1" r:id="rIdf1mvlcts2hwdgsrzwvwve">
-              <w:r>
-                <w:rPr>
-                  <w:rFonts w:ascii="Arial" w:cs="Arial" w:eastAsia="Arial" w:hAnsi="Arial"/>
-                  <w:color w:val="2E75B6"/>
-                  <w:sz w:val="16"/>
-                  <w:szCs w:val="16"/>
-                  <w:u w:val="single" w:color="2E75B6"/>
-                </w:rPr>
-                <w:t xml:space="preserve">Regrouping whole number place values</w:t>
-              </w:r>
-            </w:hyperlink>
-          </w:p>
-          <w:p>
-            <w:pPr>
-              <w:spacing w:after="10" w:before="0"/>
-              <w:ind w:left="120"/>
-            </w:pPr>
-            <w:r>
-              <w:rPr>
-                <w:rFonts w:ascii="Arial" w:cs="Arial" w:eastAsia="Arial" w:hAnsi="Arial"/>
-                <w:color w:val="595959"/>
-                <w:sz w:val="14"/>
-                <w:szCs w:val="14"/>
-              </w:rPr>
-              <w:t xml:space="preserve">Source: Khan Academy (English - US curriculum)</w:t>
-            </w:r>
-          </w:p>
-          <w:p>
-            <w:pPr>
-              <w:spacing w:after="10" w:before="0"/>
-              <w:ind w:left="120"/>
-            </w:pPr>
-            <w:hyperlink w:history="1" r:id="rIdvrtmzd0ojtnfsgalrfmim">
-              <w:r>
-                <w:rPr>
-                  <w:rFonts w:ascii="Arial" w:cs="Arial" w:eastAsia="Arial" w:hAnsi="Arial"/>
-                  <w:color w:val="595959"/>
-                  <w:sz w:val="14"/>
-                  <w:szCs w:val="14"/>
-                  <w:u w:val="single" w:color="595959"/>
-                </w:rPr>
-                <w:t xml:space="preserve">🔍 Search ARES for similar videos</w:t>
-              </w:r>
-            </w:hyperlink>
-          </w:p>
-          <w:p>
-            <w:pPr>
-              <w:spacing w:after="40" w:before="0"/>
-            </w:pPr>
-            <w:r>
-              <w:rPr>
-                <w:sz w:val="14"/>
-                <w:szCs w:val="14"/>
-              </w:rPr>
-              <w:t xml:space="preserve"/>
-            </w:r>
-          </w:p>
-          <w:p>
-            <w:pPr>
-              <w:spacing w:after="20" w:before="0"/>
-            </w:pPr>
-            <w:r>
-              <w:rPr>
-                <w:rFonts w:ascii="Arial" w:cs="Arial" w:eastAsia="Arial" w:hAnsi="Arial"/>
-                <w:b/>
-                <w:bCs/>
-                <w:color w:val="1F3864"/>
-                <w:sz w:val="16"/>
-                <w:szCs w:val="16"/>
-              </w:rPr>
-              <w:t xml:space="preserve">📖 HTML:</w:t>
-            </w:r>
-          </w:p>
-          <w:p>
-            <w:pPr>
-              <w:spacing w:after="20" w:before="0"/>
-            </w:pPr>
-            <w:hyperlink w:history="1" r:id="rIdyqndrbyl0fz8euebgqlqy">
-              <w:r>
-                <w:rPr>
-                  <w:rFonts w:ascii="Arial" w:cs="Arial" w:eastAsia="Arial" w:hAnsi="Arial"/>
-                  <w:color w:val="2E75B6"/>
-                  <w:sz w:val="16"/>
-                  <w:szCs w:val="16"/>
-                  <w:u w:val="single" w:color="2E75B6"/>
-                </w:rPr>
-                <w:t xml:space="preserve">Theoretical and Experimental Probability (Flexbook)</w:t>
-              </w:r>
-            </w:hyperlink>
-          </w:p>
-          <w:p>
-            <w:pPr>
-              <w:spacing w:after="10" w:before="0"/>
-              <w:ind w:left="120"/>
-            </w:pPr>
-            <w:r>
-              <w:rPr>
-                <w:rFonts w:ascii="Arial" w:cs="Arial" w:eastAsia="Arial" w:hAnsi="Arial"/>
-                <w:color w:val="595959"/>
-                <w:sz w:val="14"/>
-                <w:szCs w:val="14"/>
-              </w:rPr>
-              <w:t xml:space="preserve">Source: CK-12</w:t>
-            </w:r>
-          </w:p>
-          <w:p>
-            <w:pPr>
-              <w:spacing w:after="10" w:before="0"/>
-              <w:ind w:left="120"/>
-            </w:pPr>
-            <w:hyperlink w:history="1" r:id="rIdgbvctjtdfsbchmkuxplw3">
-              <w:r>
-                <w:rPr>
-                  <w:rFonts w:ascii="Arial" w:cs="Arial" w:eastAsia="Arial" w:hAnsi="Arial"/>
-                  <w:color w:val="595959"/>
-                  <w:sz w:val="14"/>
-                  <w:szCs w:val="14"/>
-                  <w:u w:val="single" w:color="595959"/>
-                </w:rPr>
-                <w:t xml:space="preserve">🔍 Search ARES for similar readings</w:t>
-              </w:r>
-            </w:hyperlink>
-          </w:p>
-        </w:tc>
-        <w:tc>
-          <w:tcPr>
-            <w:tcW w:type="dxa" w:w="3040"/>
-            <w:shd w:fill="FFFFFF" w:color="auto" w:val="clear"/>
-            <w:tcMar>
-              <w:top w:type="dxa" w:w="60"/>
-              <w:left w:type="dxa" w:w="120"/>
-              <w:bottom w:type="dxa" w:w="60"/>
-              <w:right w:type="dxa" w:w="120"/>
-            </w:tcMar>
-            <w:vAlign w:val="top"/>
-          </w:tcPr>
-          <w:p>
-            <w:pPr>
-              <w:spacing w:after="40" w:before="0"/>
-              <w:jc w:val="left"/>
-            </w:pPr>
-            <w:r>
-              <w:rPr>
-                <w:rFonts w:ascii="Arial" w:cs="Arial" w:eastAsia="Arial" w:hAnsi="Arial"/>
-                <w:b w:val="false"/>
-                <w:bCs w:val="false"/>
-                <w:i w:val="false"/>
-                <w:iCs w:val="false"/>
-                <w:color w:val="000000"/>
-                <w:sz w:val="18"/>
-                <w:szCs w:val="18"/>
-              </w:rPr>
-              <w:t xml:space="preserve">Learners receive two sticky notes (or small paper slips) each. On the FIRST slip, they write one question that today's lesson has raised for them — something they still do not understand or want to explore. On the SECOND slip, they write one thing they now understand about Kamau's problem that they did not understand at the start of the lesson. Both slips are posted on the class DQB, which is divided into two columns: QUESTIONS WE STILL HAVE | THINGS WE NOW UNDERSTAND. The teacher reads out selected questions and categorises them aloud, foreshadowing upcoming lessons.</w:t>
-            </w:r>
-          </w:p>
-        </w:tc>
-        <w:tc>
-          <w:tcPr>
-            <w:tcW w:type="dxa" w:w="3040"/>
-            <w:shd w:fill="F2F2F2" w:color="auto" w:val="clear"/>
-            <w:tcMar>
-              <w:top w:type="dxa" w:w="60"/>
-              <w:left w:type="dxa" w:w="120"/>
-              <w:bottom w:type="dxa" w:w="60"/>
-              <w:right w:type="dxa" w:w="120"/>
-            </w:tcMar>
-            <w:vAlign w:val="top"/>
-          </w:tcPr>
-          <w:p>
-            <w:pPr>
-              <w:spacing w:after="40" w:before="0"/>
-              <w:jc w:val="left"/>
-            </w:pPr>
-            <w:r>
-              <w:rPr>
-                <w:rFonts w:ascii="Arial" w:cs="Arial" w:eastAsia="Arial" w:hAnsi="Arial"/>
-                <w:b w:val="false"/>
-                <w:bCs w:val="false"/>
-                <w:i w:val="false"/>
-                <w:iCs w:val="false"/>
-                <w:color w:val="000000"/>
-                <w:sz w:val="18"/>
-                <w:szCs w:val="18"/>
-              </w:rPr>
-              <w:t xml:space="preserve">1. Introduce the DQB: 'This board will travel with us for the entire probability unit. Every lesson, we will add to it and answer questions from it. Right now, Kamau has given us a puzzle — and we have started solving it. But I am sure today raised MORE questions than it answered.'</w:t>
-            </w:r>
-          </w:p>
-          <w:p>
-            <w:pPr>
-              <w:spacing w:after="40" w:before="0"/>
-              <w:jc w:val="left"/>
-            </w:pPr>
-            <w:r>
-              <w:rPr>
-                <w:rFonts w:ascii="Arial" w:cs="Arial" w:eastAsia="Arial" w:hAnsi="Arial"/>
-                <w:b w:val="false"/>
-                <w:bCs w:val="false"/>
-                <w:i w:val="false"/>
-                <w:iCs w:val="false"/>
-                <w:color w:val="000000"/>
-                <w:sz w:val="18"/>
-                <w:szCs w:val="18"/>
-              </w:rPr>
-              <w:t xml:space="preserve">2. Distribute two slips per learner. Say: 'Slip 1 — write ONE question you still have. It can be about Kamau, about the coin, about probability, about anything from today. Slip 2 — write ONE thing you understand NOW that you did not understand at the START of this lesson. You have 3 minutes. Write in full sentences.'</w:t>
-            </w:r>
-          </w:p>
-          <w:p>
-            <w:pPr>
-              <w:spacing w:after="40" w:before="0"/>
-              <w:jc w:val="left"/>
-            </w:pPr>
-            <w:r>
-              <w:rPr>
-                <w:rFonts w:ascii="Arial" w:cs="Arial" w:eastAsia="Arial" w:hAnsi="Arial"/>
-                <w:b w:val="false"/>
-                <w:bCs w:val="false"/>
-                <w:i w:val="false"/>
-                <w:iCs w:val="false"/>
-                <w:color w:val="000000"/>
-                <w:sz w:val="18"/>
-                <w:szCs w:val="18"/>
-              </w:rPr>
-              <w:t xml:space="preserve">3. Collect slips by row. Read 6–8 QUESTION slips aloud (select a range: simple, deep, surprising). As you read each one, say: 'We will answer this in Lesson ___' and write the lesson number next to it on the board. Likely questions to anticipate and address:</w:t>
-            </w:r>
-          </w:p>
-          <w:p>
-            <w:pPr>
-              <w:spacing w:after="40" w:before="0"/>
-              <w:jc w:val="left"/>
-            </w:pPr>
-            <w:r>
-              <w:rPr>
-                <w:rFonts w:ascii="Arial" w:cs="Arial" w:eastAsia="Arial" w:hAnsi="Arial"/>
-                <w:b w:val="false"/>
-                <w:bCs w:val="false"/>
-                <w:i w:val="false"/>
-                <w:iCs w:val="false"/>
-                <w:color w:val="000000"/>
-                <w:sz w:val="18"/>
-                <w:szCs w:val="18"/>
-              </w:rPr>
-              <w:t xml:space="preserve">   — 'Why doesn't experimental probability exactly equal what we expect?' → Lesson 1 (partial answer today; deeper in Lesson 2)</w:t>
-            </w:r>
-          </w:p>
-          <w:p>
-            <w:pPr>
-              <w:spacing w:after="40" w:before="0"/>
-              <w:jc w:val="left"/>
-            </w:pPr>
-            <w:r>
-              <w:rPr>
-                <w:rFonts w:ascii="Arial" w:cs="Arial" w:eastAsia="Arial" w:hAnsi="Arial"/>
-                <w:b w:val="false"/>
-                <w:bCs w:val="false"/>
-                <w:i w:val="false"/>
-                <w:iCs w:val="false"/>
-                <w:color w:val="000000"/>
-                <w:sz w:val="18"/>
-                <w:szCs w:val="18"/>
-              </w:rPr>
-              <w:t xml:space="preserve">   — 'What if we tossed the coin 1000 times — would it be exactly 0.5?' → Lesson 2</w:t>
-            </w:r>
-          </w:p>
-          <w:p>
-            <w:pPr>
-              <w:spacing w:after="40" w:before="0"/>
-              <w:jc w:val="left"/>
-            </w:pPr>
-            <w:r>
-              <w:rPr>
-                <w:rFonts w:ascii="Arial" w:cs="Arial" w:eastAsia="Arial" w:hAnsi="Arial"/>
-                <w:b w:val="false"/>
-                <w:bCs w:val="false"/>
-                <w:i w:val="false"/>
-                <w:iCs w:val="false"/>
-                <w:color w:val="000000"/>
-                <w:sz w:val="18"/>
-                <w:szCs w:val="18"/>
-              </w:rPr>
-              <w:t xml:space="preserve">   — 'How do you work out the probability of something when you cannot do an experiment?' → Lesson 3 (theoretical probability, sample space)</w:t>
-            </w:r>
-          </w:p>
-          <w:p>
-            <w:pPr>
-              <w:spacing w:after="40" w:before="0"/>
-              <w:jc w:val="left"/>
-            </w:pPr>
-            <w:r>
-              <w:rPr>
-                <w:rFonts w:ascii="Arial" w:cs="Arial" w:eastAsia="Arial" w:hAnsi="Arial"/>
-                <w:b w:val="false"/>
-                <w:bCs w:val="false"/>
-                <w:i w:val="false"/>
-                <w:iCs w:val="false"/>
-                <w:color w:val="000000"/>
-                <w:sz w:val="18"/>
-                <w:szCs w:val="18"/>
-              </w:rPr>
-              <w:t xml:space="preserve">   — 'Can two things happen at the same time — like a full bus AND a half-empty bus?' → Lesson 5 (mutually exclusive events)</w:t>
-            </w:r>
-          </w:p>
-          <w:p>
-            <w:pPr>
-              <w:spacing w:after="40" w:before="0"/>
-              <w:jc w:val="left"/>
-            </w:pPr>
-            <w:r>
-              <w:rPr>
-                <w:rFonts w:ascii="Arial" w:cs="Arial" w:eastAsia="Arial" w:hAnsi="Arial"/>
-                <w:b w:val="false"/>
-                <w:bCs w:val="false"/>
-                <w:i w:val="false"/>
-                <w:iCs w:val="false"/>
-                <w:color w:val="000000"/>
-                <w:sz w:val="18"/>
-                <w:szCs w:val="18"/>
-              </w:rPr>
-              <w:t xml:space="preserve">4. Read 3–4 UNDERSTANDING slips aloud. Say: 'Listen — your classmates are already making sense of Kamau's puzzle.'</w:t>
-            </w:r>
-          </w:p>
-          <w:p>
-            <w:pPr>
-              <w:spacing w:after="40" w:before="0"/>
-              <w:jc w:val="left"/>
-            </w:pPr>
-            <w:r>
-              <w:rPr>
-                <w:rFonts w:ascii="Arial" w:cs="Arial" w:eastAsia="Arial" w:hAnsi="Arial"/>
-                <w:b w:val="false"/>
-                <w:bCs w:val="false"/>
-                <w:i w:val="false"/>
-                <w:iCs w:val="false"/>
-                <w:color w:val="000000"/>
-                <w:sz w:val="18"/>
-                <w:szCs w:val="18"/>
-              </w:rPr>
-              <w:t xml:space="preserve">5. Post all slips on the DQB. Say: 'This board is our intellectual home for the next 12 lessons. Every time we answer a question from this board, we will flip that slip over or mark it SOLVED.'</w:t>
-            </w:r>
-          </w:p>
-        </w:tc>
-        <w:tc>
-          <w:tcPr>
-            <w:tcW w:type="dxa" w:w="3040"/>
-            <w:shd w:fill="FFFFFF" w:color="auto" w:val="clear"/>
-            <w:tcMar>
-              <w:top w:type="dxa" w:w="60"/>
-              <w:left w:type="dxa" w:w="120"/>
-              <w:bottom w:type="dxa" w:w="60"/>
-              <w:right w:type="dxa" w:w="120"/>
-            </w:tcMar>
-            <w:vAlign w:val="top"/>
-          </w:tcPr>
-          <w:p>
-            <w:pPr>
-              <w:spacing w:after="40" w:before="0"/>
-              <w:jc w:val="left"/>
-            </w:pPr>
-            <w:r>
-              <w:rPr>
-                <w:rFonts w:ascii="Arial" w:cs="Arial" w:eastAsia="Arial" w:hAnsi="Arial"/>
-                <w:b w:val="false"/>
-                <w:bCs w:val="false"/>
-                <w:i w:val="false"/>
-                <w:iCs w:val="false"/>
-                <w:color w:val="000000"/>
-                <w:sz w:val="18"/>
-                <w:szCs w:val="18"/>
-              </w:rPr>
-              <w:t xml:space="preserve">Strategy: DRIVING QUESTION BOARD — QUESTION GENERATION. The DQB serves as a public record of the class's collective intellectual curiosity. By reading questions aloud and mapping them to future lessons, the teacher demonstrates that learner questions genuinely shape the unit's direction and that confusion is productive, not shameful. The two-slip structure (question + understanding) prevents the DQB from becoming purely a record of ignorance — it also celebrates growing knowledge from the very first lesson.</w:t>
-            </w:r>
-          </w:p>
-        </w:tc>
-        <w:tc>
-          <w:tcPr>
-            <w:tcW w:type="dxa" w:w="3040"/>
-            <w:shd w:fill="F2F2F2" w:color="auto" w:val="clear"/>
-            <w:tcMar>
-              <w:top w:type="dxa" w:w="60"/>
-              <w:left w:type="dxa" w:w="120"/>
-              <w:bottom w:type="dxa" w:w="60"/>
-              <w:right w:type="dxa" w:w="120"/>
-            </w:tcMar>
-            <w:vAlign w:val="top"/>
-          </w:tcPr>
-          <w:p>
-            <w:pPr>
-              <w:spacing w:after="40" w:before="0"/>
-              <w:jc w:val="left"/>
-            </w:pPr>
-            <w:r>
-              <w:rPr>
-                <w:rFonts w:ascii="Arial" w:cs="Arial" w:eastAsia="Arial" w:hAnsi="Arial"/>
-                <w:b w:val="false"/>
-                <w:bCs w:val="false"/>
-                <w:i w:val="false"/>
-                <w:iCs w:val="false"/>
-                <w:color w:val="000000"/>
-                <w:sz w:val="18"/>
-                <w:szCs w:val="18"/>
-              </w:rPr>
-              <w:t xml:space="preserve">Observable indicators: (1) Quality of QUESTION slips — are learners asking surface questions ('What is probability?') or mechanistic/causal questions ('Why does more data give a better estimate?')? The latter indicates readiness for Lesson 2's deeper exploration of experimental vs theoretical probability. (2) Quality of UNDERSTANDING slips — do learners correctly reference the phenomenon ('I understand that Kamau cannot predict one trip but can estimate over many trips') or do they restate a procedure ('I understand how to calculate relative frequency')? Conceptual understandings are the target. Teacher photographs all DQB slips for lesson planning reference.</w:t>
-            </w:r>
-          </w:p>
-        </w:tc>
-      </w:tr>
-      <w:tr>
-        <w:tc>
-          <w:tcPr>
-            <w:tcW w:type="dxa" w:w="1520"/>
-            <w:shd w:fill="D5E8F0" w:color="auto" w:val="clear"/>
-            <w:tcMar>
-              <w:top w:type="dxa" w:w="60"/>
-              <w:left w:type="dxa" w:w="120"/>
-              <w:bottom w:type="dxa" w:w="60"/>
-              <w:right w:type="dxa" w:w="120"/>
-            </w:tcMar>
-            <w:vAlign w:val="top"/>
-          </w:tcPr>
-          <w:p>
-            <w:pPr>
-              <w:spacing w:after="40" w:before="0"/>
-              <w:jc w:val="left"/>
-            </w:pPr>
-            <w:r>
-              <w:rPr>
-                <w:rFonts w:ascii="Arial" w:cs="Arial" w:eastAsia="Arial" w:hAnsi="Arial"/>
-                <w:b/>
-                <w:bCs/>
-                <w:i w:val="false"/>
-                <w:iCs w:val="false"/>
-                <w:color w:val="000000"/>
-                <w:sz w:val="18"/>
-                <w:szCs w:val="18"/>
-              </w:rPr>
-              <w:t xml:space="preserve">Model Building Phase</w:t>
-            </w:r>
-          </w:p>
-          <w:p>
-            <w:pPr>
-              <w:spacing w:after="20" w:before="0"/>
-            </w:pPr>
-            <w:r>
-              <w:rPr>
-                <w:rFonts w:ascii="Arial" w:cs="Arial" w:eastAsia="Arial" w:hAnsi="Arial"/>
-                <w:b/>
-                <w:bCs/>
-                <w:color w:val="1F3864"/>
-                <w:sz w:val="16"/>
-                <w:szCs w:val="16"/>
-              </w:rPr>
-              <w:t xml:space="preserve">📹 VIDEO:</w:t>
-            </w:r>
-          </w:p>
-          <w:p>
-            <w:pPr>
-              <w:spacing w:after="20" w:before="0"/>
-            </w:pPr>
-            <w:hyperlink w:history="1" r:id="rIdsjv7j-o9bhs7efj_tc0qn">
-              <w:r>
-                <w:rPr>
-                  <w:rFonts w:ascii="Arial" w:cs="Arial" w:eastAsia="Arial" w:hAnsi="Arial"/>
-                  <w:color w:val="2E75B6"/>
-                  <w:sz w:val="16"/>
-                  <w:szCs w:val="16"/>
-                  <w:u w:val="single" w:color="2E75B6"/>
-                </w:rPr>
-                <w:t xml:space="preserve">Regrouping whole number place values</w:t>
-              </w:r>
-            </w:hyperlink>
-          </w:p>
-          <w:p>
-            <w:pPr>
-              <w:spacing w:after="10" w:before="0"/>
-              <w:ind w:left="120"/>
-            </w:pPr>
-            <w:r>
-              <w:rPr>
-                <w:rFonts w:ascii="Arial" w:cs="Arial" w:eastAsia="Arial" w:hAnsi="Arial"/>
-                <w:color w:val="595959"/>
-                <w:sz w:val="14"/>
-                <w:szCs w:val="14"/>
-              </w:rPr>
-              <w:t xml:space="preserve">Source: Khan Academy (English - US curriculum)</w:t>
-            </w:r>
-          </w:p>
-          <w:p>
-            <w:pPr>
-              <w:spacing w:after="10" w:before="0"/>
-              <w:ind w:left="120"/>
-            </w:pPr>
-            <w:hyperlink w:history="1" r:id="rIdftxjdbi4iocpqxp-1slbn">
-              <w:r>
-                <w:rPr>
-                  <w:rFonts w:ascii="Arial" w:cs="Arial" w:eastAsia="Arial" w:hAnsi="Arial"/>
-                  <w:color w:val="595959"/>
-                  <w:sz w:val="14"/>
-                  <w:szCs w:val="14"/>
-                  <w:u w:val="single" w:color="595959"/>
-                </w:rPr>
-                <w:t xml:space="preserve">🔍 Search ARES for similar videos</w:t>
-              </w:r>
-            </w:hyperlink>
-          </w:p>
-          <w:p>
-            <w:pPr>
-              <w:spacing w:after="40" w:before="0"/>
-            </w:pPr>
-            <w:r>
-              <w:rPr>
-                <w:sz w:val="14"/>
-                <w:szCs w:val="14"/>
-              </w:rPr>
-              <w:t xml:space="preserve"/>
-            </w:r>
-          </w:p>
-          <w:p>
-            <w:pPr>
-              <w:spacing w:after="20" w:before="0"/>
-            </w:pPr>
-            <w:r>
-              <w:rPr>
-                <w:rFonts w:ascii="Arial" w:cs="Arial" w:eastAsia="Arial" w:hAnsi="Arial"/>
-                <w:b/>
-                <w:bCs/>
-                <w:color w:val="1F3864"/>
-                <w:sz w:val="16"/>
-                <w:szCs w:val="16"/>
-              </w:rPr>
-              <w:t xml:space="preserve">📖 HTML:</w:t>
-            </w:r>
-          </w:p>
-          <w:p>
-            <w:pPr>
-              <w:spacing w:after="20" w:before="0"/>
-            </w:pPr>
-            <w:hyperlink w:history="1" r:id="rIdjnq8muelstwcitpg4-qlh">
-              <w:r>
-                <w:rPr>
-                  <w:rFonts w:ascii="Arial" w:cs="Arial" w:eastAsia="Arial" w:hAnsi="Arial"/>
-                  <w:color w:val="2E75B6"/>
-                  <w:sz w:val="16"/>
-                  <w:szCs w:val="16"/>
-                  <w:u w:val="single" w:color="2E75B6"/>
-                </w:rPr>
-                <w:t xml:space="preserve">Theoretical and Experimental Probability (Flexbook)</w:t>
-              </w:r>
-            </w:hyperlink>
-          </w:p>
-          <w:p>
-            <w:pPr>
-              <w:spacing w:after="10" w:before="0"/>
-              <w:ind w:left="120"/>
-            </w:pPr>
-            <w:r>
-              <w:rPr>
-                <w:rFonts w:ascii="Arial" w:cs="Arial" w:eastAsia="Arial" w:hAnsi="Arial"/>
-                <w:color w:val="595959"/>
-                <w:sz w:val="14"/>
-                <w:szCs w:val="14"/>
-              </w:rPr>
-              <w:t xml:space="preserve">Source: CK-12</w:t>
-            </w:r>
-          </w:p>
-          <w:p>
-            <w:pPr>
-              <w:spacing w:after="10" w:before="0"/>
-              <w:ind w:left="120"/>
-            </w:pPr>
-            <w:hyperlink w:history="1" r:id="rIdienvdhyqzeb4ckqruib1_">
+            <w:hyperlink w:history="1" r:id="rIdhpun4kzaz7zaedt_31jp0">
               <w:r>
                 <w:rPr>
                   <w:rFonts w:ascii="Arial" w:cs="Arial" w:eastAsia="Arial" w:hAnsi="Arial"/>
@@ -7156,7 +7156,7 @@
             <w:pPr>
               <w:spacing w:after="20" w:before="0"/>
             </w:pPr>
-            <w:hyperlink w:history="1" r:id="rIddvwydan9-i8w0adl3_doz">
+            <w:hyperlink w:history="1" r:id="rIdfzc2qio7vgqj2an2nebgv">
               <w:r>
                 <w:rPr>
                   <w:rFonts w:ascii="Arial" w:cs="Arial" w:eastAsia="Arial" w:hAnsi="Arial"/>
@@ -7165,7 +7165,7 @@
                   <w:szCs w:val="16"/>
                   <w:u w:val="single" w:color="2E75B6"/>
                 </w:rPr>
-                <w:t xml:space="preserve">Video: Make a Ten</w:t>
+                <w:t xml:space="preserve">Compare rational numbers using a number line</w:t>
               </w:r>
             </w:hyperlink>
           </w:p>
@@ -7181,7 +7181,7 @@
                 <w:sz w:val="14"/>
                 <w:szCs w:val="14"/>
               </w:rPr>
-              <w:t xml:space="preserve">Source: PhET Interactive Simulations (English)</w:t>
+              <w:t xml:space="preserve">Source: Khan Academy (English - US curriculum)</w:t>
             </w:r>
           </w:p>
           <w:p>
@@ -7189,7 +7189,7 @@
               <w:spacing w:after="10" w:before="0"/>
               <w:ind w:left="120"/>
             </w:pPr>
-            <w:hyperlink w:history="1" r:id="rId-hmrb9koim-owtlzrobkn">
+            <w:hyperlink w:history="1" r:id="rIdqfv1s8rptnb72ntk4wdj-">
               <w:r>
                 <w:rPr>
                   <w:rFonts w:ascii="Arial" w:cs="Arial" w:eastAsia="Arial" w:hAnsi="Arial"/>
@@ -7227,14 +7227,14 @@
                 <w:sz w:val="16"/>
                 <w:szCs w:val="16"/>
               </w:rPr>
-              <w:t xml:space="preserve">📖 HTML:</w:t>
+              <w:t xml:space="preserve">📖 EXERCISE:</w:t>
             </w:r>
           </w:p>
           <w:p>
             <w:pPr>
               <w:spacing w:after="20" w:before="0"/>
             </w:pPr>
-            <w:hyperlink w:history="1" r:id="rIdvkefbahtiteqda0oitao2">
+            <w:hyperlink w:history="1" r:id="rIdzgg_rcb1drcjfokehd0ap">
               <w:r>
                 <w:rPr>
                   <w:rFonts w:ascii="Arial" w:cs="Arial" w:eastAsia="Arial" w:hAnsi="Arial"/>
@@ -7243,7 +7243,7 @@
                   <w:szCs w:val="16"/>
                   <w:u w:val="single" w:color="2E75B6"/>
                 </w:rPr>
-                <w:t xml:space="preserve">Theoretical and Experimental Probability (Flexbook)</w:t>
+                <w:t xml:space="preserve">Negative decimals on the number line</w:t>
               </w:r>
             </w:hyperlink>
           </w:p>
@@ -7259,7 +7259,7 @@
                 <w:sz w:val="14"/>
                 <w:szCs w:val="14"/>
               </w:rPr>
-              <w:t xml:space="preserve">Source: CK-12</w:t>
+              <w:t xml:space="preserve">Source: Khan Academy (English - US curriculum)</w:t>
             </w:r>
           </w:p>
           <w:p>
@@ -7267,7 +7267,7 @@
               <w:spacing w:after="10" w:before="0"/>
               <w:ind w:left="120"/>
             </w:pPr>
-            <w:hyperlink w:history="1" r:id="rIdd-dizuhvkb6qzsosz5gry">
+            <w:hyperlink w:history="1" r:id="rId58w_tmzmlymm2yigwngcu">
               <w:r>
                 <w:rPr>
                   <w:rFonts w:ascii="Arial" w:cs="Arial" w:eastAsia="Arial" w:hAnsi="Arial"/>
@@ -7462,7 +7462,7 @@
             <w:pPr>
               <w:spacing w:after="20" w:before="0"/>
             </w:pPr>
-            <w:hyperlink w:history="1" r:id="rIdpiiak5xyrdryxjighg973">
+            <w:hyperlink w:history="1" r:id="rId_sweyi6vxh1nc-wn-hs71">
               <w:r>
                 <w:rPr>
                   <w:rFonts w:ascii="Arial" w:cs="Arial" w:eastAsia="Arial" w:hAnsi="Arial"/>
@@ -7471,7 +7471,7 @@
                   <w:szCs w:val="16"/>
                   <w:u w:val="single" w:color="2E75B6"/>
                 </w:rPr>
-                <w:t xml:space="preserve">Video: Make a Ten</w:t>
+                <w:t xml:space="preserve">Placing absolute values on the number line</w:t>
               </w:r>
             </w:hyperlink>
           </w:p>
@@ -7487,7 +7487,7 @@
                 <w:sz w:val="14"/>
                 <w:szCs w:val="14"/>
               </w:rPr>
-              <w:t xml:space="preserve">Source: PhET Interactive Simulations (English)</w:t>
+              <w:t xml:space="preserve">Source: Khan Academy (English - US curriculum)</w:t>
             </w:r>
           </w:p>
           <w:p>
@@ -7495,7 +7495,7 @@
               <w:spacing w:after="10" w:before="0"/>
               <w:ind w:left="120"/>
             </w:pPr>
-            <w:hyperlink w:history="1" r:id="rIdjjs1q6naa49lxcldv2nr_">
+            <w:hyperlink w:history="1" r:id="rIdwafs2jkcl_pra2xptpnxk">
               <w:r>
                 <w:rPr>
                   <w:rFonts w:ascii="Arial" w:cs="Arial" w:eastAsia="Arial" w:hAnsi="Arial"/>
@@ -7540,7 +7540,7 @@
             <w:pPr>
               <w:spacing w:after="20" w:before="0"/>
             </w:pPr>
-            <w:hyperlink w:history="1" r:id="rIdr5yj06sazfj7axlsr-rrc">
+            <w:hyperlink w:history="1" r:id="rIdymuy_ppz7_7ptiimwm544">
               <w:r>
                 <w:rPr>
                   <w:rFonts w:ascii="Arial" w:cs="Arial" w:eastAsia="Arial" w:hAnsi="Arial"/>
@@ -7549,7 +7549,7 @@
                   <w:szCs w:val="16"/>
                   <w:u w:val="single" w:color="2E75B6"/>
                 </w:rPr>
-                <w:t xml:space="preserve">Theoretical and Experimental Probability (Flexbook)</w:t>
+                <w:t xml:space="preserve">Finding the Probability of an Event (Flexbook)</w:t>
               </w:r>
             </w:hyperlink>
           </w:p>
@@ -7573,7 +7573,7 @@
               <w:spacing w:after="10" w:before="0"/>
               <w:ind w:left="120"/>
             </w:pPr>
-            <w:hyperlink w:history="1" r:id="rIdvefnurmiiufbncgfd5g08">
+            <w:hyperlink w:history="1" r:id="rIddrky_arwckz7nv7qozytz">
               <w:r>
                 <w:rPr>
                   <w:rFonts w:ascii="Arial" w:cs="Arial" w:eastAsia="Arial" w:hAnsi="Arial"/>
@@ -7768,7 +7768,7 @@
             <w:pPr>
               <w:spacing w:after="20" w:before="0"/>
             </w:pPr>
-            <w:hyperlink w:history="1" r:id="rIdodk_pfoitq9hzefhtwbqo">
+            <w:hyperlink w:history="1" r:id="rIdxwauotprh4twa0jc2xj5-">
               <w:r>
                 <w:rPr>
                   <w:rFonts w:ascii="Arial" w:cs="Arial" w:eastAsia="Arial" w:hAnsi="Arial"/>
@@ -7777,7 +7777,7 @@
                   <w:szCs w:val="16"/>
                   <w:u w:val="single" w:color="2E75B6"/>
                 </w:rPr>
-                <w:t xml:space="preserve">Video: Make a Ten</w:t>
+                <w:t xml:space="preserve">Adding negative numbers on the number line</w:t>
               </w:r>
             </w:hyperlink>
           </w:p>
@@ -7793,7 +7793,7 @@
                 <w:sz w:val="14"/>
                 <w:szCs w:val="14"/>
               </w:rPr>
-              <w:t xml:space="preserve">Source: PhET Interactive Simulations (English)</w:t>
+              <w:t xml:space="preserve">Source: Khan Academy (English - US curriculum)</w:t>
             </w:r>
           </w:p>
           <w:p>
@@ -7801,7 +7801,7 @@
               <w:spacing w:after="10" w:before="0"/>
               <w:ind w:left="120"/>
             </w:pPr>
-            <w:hyperlink w:history="1" r:id="rIdxijp8c0t-2dubtes8ycg8">
+            <w:hyperlink w:history="1" r:id="rIdhcebflkmtgmydzdnvcfqc">
               <w:r>
                 <w:rPr>
                   <w:rFonts w:ascii="Arial" w:cs="Arial" w:eastAsia="Arial" w:hAnsi="Arial"/>
@@ -7839,14 +7839,14 @@
                 <w:sz w:val="16"/>
                 <w:szCs w:val="16"/>
               </w:rPr>
-              <w:t xml:space="preserve">📖 HTML:</w:t>
+              <w:t xml:space="preserve">📖 EXERCISE:</w:t>
             </w:r>
           </w:p>
           <w:p>
             <w:pPr>
               <w:spacing w:after="20" w:before="0"/>
             </w:pPr>
-            <w:hyperlink w:history="1" r:id="rIddjwl_hberbn-qkc0mdtlx">
+            <w:hyperlink w:history="1" r:id="rIdq5-meoyzmxc8yeoxvc_ly">
               <w:r>
                 <w:rPr>
                   <w:rFonts w:ascii="Arial" w:cs="Arial" w:eastAsia="Arial" w:hAnsi="Arial"/>
@@ -7855,7 +7855,7 @@
                   <w:szCs w:val="16"/>
                   <w:u w:val="single" w:color="2E75B6"/>
                 </w:rPr>
-                <w:t xml:space="preserve">Theoretical and Experimental Probability (Flexbook)</w:t>
+                <w:t xml:space="preserve">Making predictions with probability</w:t>
               </w:r>
             </w:hyperlink>
           </w:p>
@@ -7871,7 +7871,7 @@
                 <w:sz w:val="14"/>
                 <w:szCs w:val="14"/>
               </w:rPr>
-              <w:t xml:space="preserve">Source: CK-12</w:t>
+              <w:t xml:space="preserve">Source: Khan Academy (English - US curriculum)</w:t>
             </w:r>
           </w:p>
           <w:p>
@@ -7879,7 +7879,7 @@
               <w:spacing w:after="10" w:before="0"/>
               <w:ind w:left="120"/>
             </w:pPr>
-            <w:hyperlink w:history="1" r:id="rIdy04hhsp5udon-wuhtfxg2">
+            <w:hyperlink w:history="1" r:id="rIdtfa5hy6oj7d4lbdex37pb">
               <w:r>
                 <w:rPr>
                   <w:rFonts w:ascii="Arial" w:cs="Arial" w:eastAsia="Arial" w:hAnsi="Arial"/>
@@ -8074,7 +8074,7 @@
             <w:pPr>
               <w:spacing w:after="20" w:before="0"/>
             </w:pPr>
-            <w:hyperlink w:history="1" r:id="rIdqcrqnkgd8u7i10xsomdln">
+            <w:hyperlink w:history="1" r:id="rIdaaanbdj_govjsvootvvev">
               <w:r>
                 <w:rPr>
                   <w:rFonts w:ascii="Arial" w:cs="Arial" w:eastAsia="Arial" w:hAnsi="Arial"/>
@@ -8083,7 +8083,7 @@
                   <w:szCs w:val="16"/>
                   <w:u w:val="single" w:color="2E75B6"/>
                 </w:rPr>
-                <w:t xml:space="preserve">Video: Make a Ten</w:t>
+                <w:t xml:space="preserve">Adding and subtracting on number line word problems</w:t>
               </w:r>
             </w:hyperlink>
           </w:p>
@@ -8099,7 +8099,7 @@
                 <w:sz w:val="14"/>
                 <w:szCs w:val="14"/>
               </w:rPr>
-              <w:t xml:space="preserve">Source: PhET Interactive Simulations (English)</w:t>
+              <w:t xml:space="preserve">Source: Khan Academy (English - US curriculum)</w:t>
             </w:r>
           </w:p>
           <w:p>
@@ -8107,7 +8107,7 @@
               <w:spacing w:after="10" w:before="0"/>
               <w:ind w:left="120"/>
             </w:pPr>
-            <w:hyperlink w:history="1" r:id="rIdordawcdjzscr4u_6fj0kl">
+            <w:hyperlink w:history="1" r:id="rId78cpmfec2u499fv4ubisg">
               <w:r>
                 <w:rPr>
                   <w:rFonts w:ascii="Arial" w:cs="Arial" w:eastAsia="Arial" w:hAnsi="Arial"/>
@@ -8145,14 +8145,14 @@
                 <w:sz w:val="16"/>
                 <w:szCs w:val="16"/>
               </w:rPr>
-              <w:t xml:space="preserve">📖 HTML:</w:t>
+              <w:t xml:space="preserve">📖 EXERCISE:</w:t>
             </w:r>
           </w:p>
           <w:p>
             <w:pPr>
               <w:spacing w:after="20" w:before="0"/>
             </w:pPr>
-            <w:hyperlink w:history="1" r:id="rIdziumterc3tphmlh2s15kv">
+            <w:hyperlink w:history="1" r:id="rIdwishofn--yfwyoj06e-le">
               <w:r>
                 <w:rPr>
                   <w:rFonts w:ascii="Arial" w:cs="Arial" w:eastAsia="Arial" w:hAnsi="Arial"/>
@@ -8161,7 +8161,7 @@
                   <w:szCs w:val="16"/>
                   <w:u w:val="single" w:color="2E75B6"/>
                 </w:rPr>
-                <w:t xml:space="preserve">Theoretical and Experimental Probability (Flexbook)</w:t>
+                <w:t xml:space="preserve">Negative fractions on the number line</w:t>
               </w:r>
             </w:hyperlink>
           </w:p>
@@ -8177,7 +8177,7 @@
                 <w:sz w:val="14"/>
                 <w:szCs w:val="14"/>
               </w:rPr>
-              <w:t xml:space="preserve">Source: CK-12</w:t>
+              <w:t xml:space="preserve">Source: Khan Academy (English - US curriculum)</w:t>
             </w:r>
           </w:p>
           <w:p>
@@ -8185,7 +8185,7 @@
               <w:spacing w:after="10" w:before="0"/>
               <w:ind w:left="120"/>
             </w:pPr>
-            <w:hyperlink w:history="1" r:id="rId4jxo_byhkdd-4vjko-0pb">
+            <w:hyperlink w:history="1" r:id="rIdu5iagh2teecvgnk07otg_">
               <w:r>
                 <w:rPr>
                   <w:rFonts w:ascii="Arial" w:cs="Arial" w:eastAsia="Arial" w:hAnsi="Arial"/>
@@ -8380,7 +8380,7 @@
             <w:pPr>
               <w:spacing w:after="20" w:before="0"/>
             </w:pPr>
-            <w:hyperlink w:history="1" r:id="rIdozqnj9mvwvchmkgxekltn">
+            <w:hyperlink w:history="1" r:id="rIdjep3r3ot9o_mpoqrlitd5">
               <w:r>
                 <w:rPr>
                   <w:rFonts w:ascii="Arial" w:cs="Arial" w:eastAsia="Arial" w:hAnsi="Arial"/>
@@ -8389,7 +8389,7 @@
                   <w:szCs w:val="16"/>
                   <w:u w:val="single" w:color="2E75B6"/>
                 </w:rPr>
-                <w:t xml:space="preserve">Video: Make a Ten</w:t>
+                <w:t xml:space="preserve">Dependent probability: coins</w:t>
               </w:r>
             </w:hyperlink>
           </w:p>
@@ -8405,7 +8405,7 @@
                 <w:sz w:val="14"/>
                 <w:szCs w:val="14"/>
               </w:rPr>
-              <w:t xml:space="preserve">Source: PhET Interactive Simulations (English)</w:t>
+              <w:t xml:space="preserve">Source: Khan Academy (English - US curriculum)</w:t>
             </w:r>
           </w:p>
           <w:p>
@@ -8413,7 +8413,7 @@
               <w:spacing w:after="10" w:before="0"/>
               <w:ind w:left="120"/>
             </w:pPr>
-            <w:hyperlink w:history="1" r:id="rIdrbnmomng5rbhiszhuszyl">
+            <w:hyperlink w:history="1" r:id="rIdte5e6esg67-om9fqcgnez">
               <w:r>
                 <w:rPr>
                   <w:rFonts w:ascii="Arial" w:cs="Arial" w:eastAsia="Arial" w:hAnsi="Arial"/>
@@ -8451,14 +8451,14 @@
                 <w:sz w:val="16"/>
                 <w:szCs w:val="16"/>
               </w:rPr>
-              <w:t xml:space="preserve">📖 HTML:</w:t>
+              <w:t xml:space="preserve">📖 EXERCISE:</w:t>
             </w:r>
           </w:p>
           <w:p>
             <w:pPr>
               <w:spacing w:after="20" w:before="0"/>
             </w:pPr>
-            <w:hyperlink w:history="1" r:id="rIdcu_7jm5qjuh-cxr2ygb8l">
+            <w:hyperlink w:history="1" r:id="rIdresnyjl9nnoyi2ljvtjvx">
               <w:r>
                 <w:rPr>
                   <w:rFonts w:ascii="Arial" w:cs="Arial" w:eastAsia="Arial" w:hAnsi="Arial"/>
@@ -8467,7 +8467,7 @@
                   <w:szCs w:val="16"/>
                   <w:u w:val="single" w:color="2E75B6"/>
                 </w:rPr>
-                <w:t xml:space="preserve">Theoretical and Experimental Probability (Flexbook)</w:t>
+                <w:t xml:space="preserve">Negative numbers on the number line</w:t>
               </w:r>
             </w:hyperlink>
           </w:p>
@@ -8483,7 +8483,7 @@
                 <w:sz w:val="14"/>
                 <w:szCs w:val="14"/>
               </w:rPr>
-              <w:t xml:space="preserve">Source: CK-12</w:t>
+              <w:t xml:space="preserve">Source: Khan Academy (English - US curriculum)</w:t>
             </w:r>
           </w:p>
           <w:p>
@@ -8491,7 +8491,7 @@
               <w:spacing w:after="10" w:before="0"/>
               <w:ind w:left="120"/>
             </w:pPr>
-            <w:hyperlink w:history="1" r:id="rIdgflvyyzsqc03qhxitiq6a">
+            <w:hyperlink w:history="1" r:id="rIdlx-8jz_u8vst4v_5rnike">
               <w:r>
                 <w:rPr>
                   <w:rFonts w:ascii="Arial" w:cs="Arial" w:eastAsia="Arial" w:hAnsi="Arial"/>
@@ -9978,7 +9978,7 @@
             <w:pPr>
               <w:spacing w:after="20" w:before="0"/>
             </w:pPr>
-            <w:hyperlink w:history="1" r:id="rIddj3wcmndrgqde8fftmh7o">
+            <w:hyperlink w:history="1" r:id="rId5dw0zgdukql-r84n8fdcs">
               <w:r>
                 <w:rPr>
                   <w:rFonts w:ascii="Arial" w:cs="Arial" w:eastAsia="Arial" w:hAnsi="Arial"/>
@@ -9987,7 +9987,7 @@
                   <w:szCs w:val="16"/>
                   <w:u w:val="single" w:color="2E75B6"/>
                 </w:rPr>
-                <w:t xml:space="preserve">Video: Projectile Motion</w:t>
+                <w:t xml:space="preserve">Theoretical probability distribution example: tables</w:t>
               </w:r>
             </w:hyperlink>
           </w:p>
@@ -10003,7 +10003,7 @@
                 <w:sz w:val="14"/>
                 <w:szCs w:val="14"/>
               </w:rPr>
-              <w:t xml:space="preserve">Source: PhET Interactive Simulations (English)</w:t>
+              <w:t xml:space="preserve">Source: Khan Academy (English - US curriculum)</w:t>
             </w:r>
           </w:p>
           <w:p>
@@ -10011,7 +10011,7 @@
               <w:spacing w:after="10" w:before="0"/>
               <w:ind w:left="120"/>
             </w:pPr>
-            <w:hyperlink w:history="1" r:id="rIdn7djqaxjyllard3dyngcg">
+            <w:hyperlink w:history="1" r:id="rId2btmc8s3zksjoc_w0tvf6">
               <w:r>
                 <w:rPr>
                   <w:rFonts w:ascii="Arial" w:cs="Arial" w:eastAsia="Arial" w:hAnsi="Arial"/>
@@ -10056,7 +10056,7 @@
             <w:pPr>
               <w:spacing w:after="20" w:before="0"/>
             </w:pPr>
-            <w:hyperlink w:history="1" r:id="rId6zbacr0zorpdk_an5-m8p">
+            <w:hyperlink w:history="1" r:id="rIduvzrp46iisxy7idljvqhp">
               <w:r>
                 <w:rPr>
                   <w:rFonts w:ascii="Arial" w:cs="Arial" w:eastAsia="Arial" w:hAnsi="Arial"/>
@@ -10065,7 +10065,7 @@
                   <w:szCs w:val="16"/>
                   <w:u w:val="single" w:color="2E75B6"/>
                 </w:rPr>
-                <w:t xml:space="preserve">Sample Spaces and Events (Flexbook)</w:t>
+                <w:t xml:space="preserve">Theoretical and Experimental Probability (Flexbook)</w:t>
               </w:r>
             </w:hyperlink>
           </w:p>
@@ -10089,7 +10089,7 @@
               <w:spacing w:after="10" w:before="0"/>
               <w:ind w:left="120"/>
             </w:pPr>
-            <w:hyperlink w:history="1" r:id="rIdsvtoi291ckyaxnqowipid">
+            <w:hyperlink w:history="1" r:id="rIdvinh9mdrtzs0ae3sodv6t">
               <w:r>
                 <w:rPr>
                   <w:rFonts w:ascii="Arial" w:cs="Arial" w:eastAsia="Arial" w:hAnsi="Arial"/>
@@ -10284,7 +10284,7 @@
             <w:pPr>
               <w:spacing w:after="20" w:before="0"/>
             </w:pPr>
-            <w:hyperlink w:history="1" r:id="rIdevnqd90re1klcdpuu-rpo">
+            <w:hyperlink w:history="1" r:id="rIdsdhfd-3yhuabmghmfemte">
               <w:r>
                 <w:rPr>
                   <w:rFonts w:ascii="Arial" w:cs="Arial" w:eastAsia="Arial" w:hAnsi="Arial"/>
@@ -10293,7 +10293,7 @@
                   <w:szCs w:val="16"/>
                   <w:u w:val="single" w:color="2E75B6"/>
                 </w:rPr>
-                <w:t xml:space="preserve">Video: Projectile Motion</w:t>
+                <w:t xml:space="preserve">Theoretical probability distribution example: tables</w:t>
               </w:r>
             </w:hyperlink>
           </w:p>
@@ -10309,7 +10309,7 @@
                 <w:sz w:val="14"/>
                 <w:szCs w:val="14"/>
               </w:rPr>
-              <w:t xml:space="preserve">Source: PhET Interactive Simulations (English)</w:t>
+              <w:t xml:space="preserve">Source: Khan Academy (English - US curriculum)</w:t>
             </w:r>
           </w:p>
           <w:p>
@@ -10317,7 +10317,7 @@
               <w:spacing w:after="10" w:before="0"/>
               <w:ind w:left="120"/>
             </w:pPr>
-            <w:hyperlink w:history="1" r:id="rId4glyxucvtboxar-kq-lnf">
+            <w:hyperlink w:history="1" r:id="rIduwquh8qhdolhd5pr66hxw">
               <w:r>
                 <w:rPr>
                   <w:rFonts w:ascii="Arial" w:cs="Arial" w:eastAsia="Arial" w:hAnsi="Arial"/>
@@ -10355,14 +10355,14 @@
                 <w:sz w:val="16"/>
                 <w:szCs w:val="16"/>
               </w:rPr>
-              <w:t xml:space="preserve">📖 HTML:</w:t>
+              <w:t xml:space="preserve">📖 EXERCISE:</w:t>
             </w:r>
           </w:p>
           <w:p>
             <w:pPr>
               <w:spacing w:after="20" w:before="0"/>
             </w:pPr>
-            <w:hyperlink w:history="1" r:id="rIdqmnh5d7ll8-fufzfkayxh">
+            <w:hyperlink w:history="1" r:id="rIdjmw5alawfbm4h03g1ryv8">
               <w:r>
                 <w:rPr>
                   <w:rFonts w:ascii="Arial" w:cs="Arial" w:eastAsia="Arial" w:hAnsi="Arial"/>
@@ -10371,7 +10371,7 @@
                   <w:szCs w:val="16"/>
                   <w:u w:val="single" w:color="2E75B6"/>
                 </w:rPr>
-                <w:t xml:space="preserve">Sample Spaces and Events (Flexbook)</w:t>
+                <w:t xml:space="preserve">Theoretical and Experimental Probability Practice</w:t>
               </w:r>
             </w:hyperlink>
           </w:p>
@@ -10395,7 +10395,7 @@
               <w:spacing w:after="10" w:before="0"/>
               <w:ind w:left="120"/>
             </w:pPr>
-            <w:hyperlink w:history="1" r:id="rId6ic3n1yhpsn2hckmxjbw5">
+            <w:hyperlink w:history="1" r:id="rIdek7pkw3kx8zgm_j3ona9v">
               <w:r>
                 <w:rPr>
                   <w:rFonts w:ascii="Arial" w:cs="Arial" w:eastAsia="Arial" w:hAnsi="Arial"/>
@@ -10742,7 +10742,7 @@
             <w:pPr>
               <w:spacing w:after="20" w:before="0"/>
             </w:pPr>
-            <w:hyperlink w:history="1" r:id="rIdso_7g9ov2fbkdvvw_uwc8">
+            <w:hyperlink w:history="1" r:id="rIdjb8n6c8sdxslfz8zvea7p">
               <w:r>
                 <w:rPr>
                   <w:rFonts w:ascii="Arial" w:cs="Arial" w:eastAsia="Arial" w:hAnsi="Arial"/>
@@ -10751,7 +10751,7 @@
                   <w:szCs w:val="16"/>
                   <w:u w:val="single" w:color="2E75B6"/>
                 </w:rPr>
-                <w:t xml:space="preserve">Video: Projectile Motion</w:t>
+                <w:t xml:space="preserve">Theoretical probability distribution example: tables</w:t>
               </w:r>
             </w:hyperlink>
           </w:p>
@@ -10767,7 +10767,7 @@
                 <w:sz w:val="14"/>
                 <w:szCs w:val="14"/>
               </w:rPr>
-              <w:t xml:space="preserve">Source: PhET Interactive Simulations (English)</w:t>
+              <w:t xml:space="preserve">Source: Khan Academy (English - US curriculum)</w:t>
             </w:r>
           </w:p>
           <w:p>
@@ -10775,7 +10775,7 @@
               <w:spacing w:after="10" w:before="0"/>
               <w:ind w:left="120"/>
             </w:pPr>
-            <w:hyperlink w:history="1" r:id="rIdpm8quawkbyh2pugha_iev">
+            <w:hyperlink w:history="1" r:id="rIdrrys5k8dghhkest8m8dxj">
               <w:r>
                 <w:rPr>
                   <w:rFonts w:ascii="Arial" w:cs="Arial" w:eastAsia="Arial" w:hAnsi="Arial"/>
@@ -10813,14 +10813,14 @@
                 <w:sz w:val="16"/>
                 <w:szCs w:val="16"/>
               </w:rPr>
-              <w:t xml:space="preserve">📖 HTML:</w:t>
+              <w:t xml:space="preserve">📖 EXERCISE:</w:t>
             </w:r>
           </w:p>
           <w:p>
             <w:pPr>
               <w:spacing w:after="20" w:before="0"/>
             </w:pPr>
-            <w:hyperlink w:history="1" r:id="rIdpxivigbabunvwmxpsx7xg">
+            <w:hyperlink w:history="1" r:id="rIdnqbvedjsgt-bqb309beoa">
               <w:r>
                 <w:rPr>
                   <w:rFonts w:ascii="Arial" w:cs="Arial" w:eastAsia="Arial" w:hAnsi="Arial"/>
@@ -10829,7 +10829,7 @@
                   <w:szCs w:val="16"/>
                   <w:u w:val="single" w:color="2E75B6"/>
                 </w:rPr>
-                <w:t xml:space="preserve">Sample Spaces and Events (Flexbook)</w:t>
+                <w:t xml:space="preserve">Two-way tables, Venn diagrams, and probability</w:t>
               </w:r>
             </w:hyperlink>
           </w:p>
@@ -10845,7 +10845,7 @@
                 <w:sz w:val="14"/>
                 <w:szCs w:val="14"/>
               </w:rPr>
-              <w:t xml:space="preserve">Source: CK-12</w:t>
+              <w:t xml:space="preserve">Source: Khan Academy (English - US curriculum)</w:t>
             </w:r>
           </w:p>
           <w:p>
@@ -10853,7 +10853,7 @@
               <w:spacing w:after="10" w:before="0"/>
               <w:ind w:left="120"/>
             </w:pPr>
-            <w:hyperlink w:history="1" r:id="rIdpm9qf4gw7d67cnmepkxni">
+            <w:hyperlink w:history="1" r:id="rIdqchybcu3mqcmougshrtc1">
               <w:r>
                 <w:rPr>
                   <w:rFonts w:ascii="Arial" w:cs="Arial" w:eastAsia="Arial" w:hAnsi="Arial"/>
@@ -11124,7 +11124,7 @@
             <w:pPr>
               <w:spacing w:after="20" w:before="0"/>
             </w:pPr>
-            <w:hyperlink w:history="1" r:id="rIdf6gnztkkwpwsmtgzwigds">
+            <w:hyperlink w:history="1" r:id="rIdleefpj_fwmhkljfbrus3b">
               <w:r>
                 <w:rPr>
                   <w:rFonts w:ascii="Arial" w:cs="Arial" w:eastAsia="Arial" w:hAnsi="Arial"/>
@@ -11133,7 +11133,7 @@
                   <w:szCs w:val="16"/>
                   <w:u w:val="single" w:color="2E75B6"/>
                 </w:rPr>
-                <w:t xml:space="preserve">Video: Projectile Motion</w:t>
+                <w:t xml:space="preserve">Theoretical probability distribution example: tables</w:t>
               </w:r>
             </w:hyperlink>
           </w:p>
@@ -11149,7 +11149,7 @@
                 <w:sz w:val="14"/>
                 <w:szCs w:val="14"/>
               </w:rPr>
-              <w:t xml:space="preserve">Source: PhET Interactive Simulations (English)</w:t>
+              <w:t xml:space="preserve">Source: Khan Academy (English - US curriculum)</w:t>
             </w:r>
           </w:p>
           <w:p>
@@ -11157,7 +11157,7 @@
               <w:spacing w:after="10" w:before="0"/>
               <w:ind w:left="120"/>
             </w:pPr>
-            <w:hyperlink w:history="1" r:id="rId_zunohkod4p6gsz9ef68n">
+            <w:hyperlink w:history="1" r:id="rIdifu3pwjvvbo3uenrz90sl">
               <w:r>
                 <w:rPr>
                   <w:rFonts w:ascii="Arial" w:cs="Arial" w:eastAsia="Arial" w:hAnsi="Arial"/>
@@ -11195,14 +11195,14 @@
                 <w:sz w:val="16"/>
                 <w:szCs w:val="16"/>
               </w:rPr>
-              <w:t xml:space="preserve">📖 HTML:</w:t>
+              <w:t xml:space="preserve">📖 EXERCISE:</w:t>
             </w:r>
           </w:p>
           <w:p>
             <w:pPr>
               <w:spacing w:after="20" w:before="0"/>
             </w:pPr>
-            <w:hyperlink w:history="1" r:id="rId7g66xhxlu8gpm4hjsr7sx">
+            <w:hyperlink w:history="1" r:id="rIdd9xz3qlygwpdzug_f5hr5">
               <w:r>
                 <w:rPr>
                   <w:rFonts w:ascii="Arial" w:cs="Arial" w:eastAsia="Arial" w:hAnsi="Arial"/>
@@ -11211,7 +11211,7 @@
                   <w:szCs w:val="16"/>
                   <w:u w:val="single" w:color="2E75B6"/>
                 </w:rPr>
-                <w:t xml:space="preserve">Sample Spaces and Events (Flexbook)</w:t>
+                <w:t xml:space="preserve">Develop probability distributions: Theoretical probabilities</w:t>
               </w:r>
             </w:hyperlink>
           </w:p>
@@ -11227,7 +11227,7 @@
                 <w:sz w:val="14"/>
                 <w:szCs w:val="14"/>
               </w:rPr>
-              <w:t xml:space="preserve">Source: CK-12</w:t>
+              <w:t xml:space="preserve">Source: Khan Academy (English - US curriculum)</w:t>
             </w:r>
           </w:p>
           <w:p>
@@ -11235,7 +11235,7 @@
               <w:spacing w:after="10" w:before="0"/>
               <w:ind w:left="120"/>
             </w:pPr>
-            <w:hyperlink w:history="1" r:id="rIdb3oerem_rpgqzih00htae">
+            <w:hyperlink w:history="1" r:id="rIdic48g7lxvunk1zxrf9kbr">
               <w:r>
                 <w:rPr>
                   <w:rFonts w:ascii="Arial" w:cs="Arial" w:eastAsia="Arial" w:hAnsi="Arial"/>
@@ -11430,7 +11430,7 @@
             <w:pPr>
               <w:spacing w:after="20" w:before="0"/>
             </w:pPr>
-            <w:hyperlink w:history="1" r:id="rId2ad1oyocb66t9m__bkm69">
+            <w:hyperlink w:history="1" r:id="rIdv-p2yuhoy9hukqbbexfqt">
               <w:r>
                 <w:rPr>
                   <w:rFonts w:ascii="Arial" w:cs="Arial" w:eastAsia="Arial" w:hAnsi="Arial"/>
@@ -11439,7 +11439,7 @@
                   <w:szCs w:val="16"/>
                   <w:u w:val="single" w:color="2E75B6"/>
                 </w:rPr>
-                <w:t xml:space="preserve">Video: Projectile Motion</w:t>
+                <w:t xml:space="preserve">Theoretical probability distribution example: tables</w:t>
               </w:r>
             </w:hyperlink>
           </w:p>
@@ -11455,7 +11455,7 @@
                 <w:sz w:val="14"/>
                 <w:szCs w:val="14"/>
               </w:rPr>
-              <w:t xml:space="preserve">Source: PhET Interactive Simulations (English)</w:t>
+              <w:t xml:space="preserve">Source: Khan Academy (English - US curriculum)</w:t>
             </w:r>
           </w:p>
           <w:p>
@@ -11463,7 +11463,7 @@
               <w:spacing w:after="10" w:before="0"/>
               <w:ind w:left="120"/>
             </w:pPr>
-            <w:hyperlink w:history="1" r:id="rIdkit3fp6kttuipmw0hzscn">
+            <w:hyperlink w:history="1" r:id="rIdayqofvoptrcfucc1dvkgs">
               <w:r>
                 <w:rPr>
                   <w:rFonts w:ascii="Arial" w:cs="Arial" w:eastAsia="Arial" w:hAnsi="Arial"/>
@@ -11501,14 +11501,14 @@
                 <w:sz w:val="16"/>
                 <w:szCs w:val="16"/>
               </w:rPr>
-              <w:t xml:space="preserve">📖 HTML:</w:t>
+              <w:t xml:space="preserve">📖 EXERCISE:</w:t>
             </w:r>
           </w:p>
           <w:p>
             <w:pPr>
               <w:spacing w:after="20" w:before="0"/>
             </w:pPr>
-            <w:hyperlink w:history="1" r:id="rIdoshvi9npjileq6nydibsu">
+            <w:hyperlink w:history="1" r:id="rIdfhh7ul6n7ian5hwqoxow7">
               <w:r>
                 <w:rPr>
                   <w:rFonts w:ascii="Arial" w:cs="Arial" w:eastAsia="Arial" w:hAnsi="Arial"/>
@@ -11517,7 +11517,7 @@
                   <w:szCs w:val="16"/>
                   <w:u w:val="single" w:color="2E75B6"/>
                 </w:rPr>
-                <w:t xml:space="preserve">Sample Spaces and Events (Flexbook)</w:t>
+                <w:t xml:space="preserve">Probabilities of compound events</w:t>
               </w:r>
             </w:hyperlink>
           </w:p>
@@ -11533,7 +11533,7 @@
                 <w:sz w:val="14"/>
                 <w:szCs w:val="14"/>
               </w:rPr>
-              <w:t xml:space="preserve">Source: CK-12</w:t>
+              <w:t xml:space="preserve">Source: Khan Academy (English - US curriculum)</w:t>
             </w:r>
           </w:p>
           <w:p>
@@ -11541,7 +11541,7 @@
               <w:spacing w:after="10" w:before="0"/>
               <w:ind w:left="120"/>
             </w:pPr>
-            <w:hyperlink w:history="1" r:id="rIdoecw-m1obnngrrtylluco">
+            <w:hyperlink w:history="1" r:id="rIddcf8yjd096xaeowflgcuc">
               <w:r>
                 <w:rPr>
                   <w:rFonts w:ascii="Arial" w:cs="Arial" w:eastAsia="Arial" w:hAnsi="Arial"/>
@@ -13028,7 +13028,7 @@
             <w:pPr>
               <w:spacing w:after="20" w:before="0"/>
             </w:pPr>
-            <w:hyperlink w:history="1" r:id="rId9laeffuqjgodeot1ucymm">
+            <w:hyperlink w:history="1" r:id="rIdptbnwi_vdxqbgizibpp3l">
               <w:r>
                 <w:rPr>
                   <w:rFonts w:ascii="Arial" w:cs="Arial" w:eastAsia="Arial" w:hAnsi="Arial"/>
@@ -13037,7 +13037,7 @@
                   <w:szCs w:val="16"/>
                   <w:u w:val="single" w:color="2E75B6"/>
                 </w:rPr>
-                <w:t xml:space="preserve">Video: Projectile Motion</w:t>
+                <w:t xml:space="preserve">Theoretical probability distribution example: tables</w:t>
               </w:r>
             </w:hyperlink>
           </w:p>
@@ -13053,7 +13053,7 @@
                 <w:sz w:val="14"/>
                 <w:szCs w:val="14"/>
               </w:rPr>
-              <w:t xml:space="preserve">Source: PhET Interactive Simulations (English)</w:t>
+              <w:t xml:space="preserve">Source: Khan Academy (English - US curriculum)</w:t>
             </w:r>
           </w:p>
           <w:p>
@@ -13061,7 +13061,7 @@
               <w:spacing w:after="10" w:before="0"/>
               <w:ind w:left="120"/>
             </w:pPr>
-            <w:hyperlink w:history="1" r:id="rIdtatfn0oto7uxhspvfcmuq">
+            <w:hyperlink w:history="1" r:id="rIddvebc3mk3xibkjpdcj7gi">
               <w:r>
                 <w:rPr>
                   <w:rFonts w:ascii="Arial" w:cs="Arial" w:eastAsia="Arial" w:hAnsi="Arial"/>
@@ -13106,7 +13106,7 @@
             <w:pPr>
               <w:spacing w:after="20" w:before="0"/>
             </w:pPr>
-            <w:hyperlink w:history="1" r:id="rId_zmcyxr7nykkdcjxp_dau">
+            <w:hyperlink w:history="1" r:id="rIdahncwswawlaecbvwqemhv">
               <w:r>
                 <w:rPr>
                   <w:rFonts w:ascii="Arial" w:cs="Arial" w:eastAsia="Arial" w:hAnsi="Arial"/>
@@ -13139,7 +13139,7 @@
               <w:spacing w:after="10" w:before="0"/>
               <w:ind w:left="120"/>
             </w:pPr>
-            <w:hyperlink w:history="1" r:id="rIdxamyxgdbi6aq8txvp_vo0">
+            <w:hyperlink w:history="1" r:id="rIdgsjfk5ujvf29mhbvno5pp">
               <w:r>
                 <w:rPr>
                   <w:rFonts w:ascii="Arial" w:cs="Arial" w:eastAsia="Arial" w:hAnsi="Arial"/>
@@ -13334,7 +13334,7 @@
             <w:pPr>
               <w:spacing w:after="20" w:before="0"/>
             </w:pPr>
-            <w:hyperlink w:history="1" r:id="rId38lldso6xohprfhvk5zak">
+            <w:hyperlink w:history="1" r:id="rId6fusrxy_rq5go4jfm937b">
               <w:r>
                 <w:rPr>
                   <w:rFonts w:ascii="Arial" w:cs="Arial" w:eastAsia="Arial" w:hAnsi="Arial"/>
@@ -13343,7 +13343,7 @@
                   <w:szCs w:val="16"/>
                   <w:u w:val="single" w:color="2E75B6"/>
                 </w:rPr>
-                <w:t xml:space="preserve">Video: Projectile Motion</w:t>
+                <w:t xml:space="preserve">Experimental versus theoretical probability simulation</w:t>
               </w:r>
             </w:hyperlink>
           </w:p>
@@ -13359,7 +13359,7 @@
                 <w:sz w:val="14"/>
                 <w:szCs w:val="14"/>
               </w:rPr>
-              <w:t xml:space="preserve">Source: PhET Interactive Simulations (English)</w:t>
+              <w:t xml:space="preserve">Source: Khan Academy (English - US curriculum)</w:t>
             </w:r>
           </w:p>
           <w:p>
@@ -13367,7 +13367,7 @@
               <w:spacing w:after="10" w:before="0"/>
               <w:ind w:left="120"/>
             </w:pPr>
-            <w:hyperlink w:history="1" r:id="rIdwk1yiwxns-rcpwegswign">
+            <w:hyperlink w:history="1" r:id="rId5epzopbtzq1ylarjoq3db">
               <w:r>
                 <w:rPr>
                   <w:rFonts w:ascii="Arial" w:cs="Arial" w:eastAsia="Arial" w:hAnsi="Arial"/>
@@ -13405,6 +13405,312 @@
                 <w:sz w:val="16"/>
                 <w:szCs w:val="16"/>
               </w:rPr>
+              <w:t xml:space="preserve">📖 EXERCISE:</w:t>
+            </w:r>
+          </w:p>
+          <w:p>
+            <w:pPr>
+              <w:spacing w:after="20" w:before="0"/>
+            </w:pPr>
+            <w:hyperlink w:history="1" r:id="rIda_iybpiqukji21rttuumo">
+              <w:r>
+                <w:rPr>
+                  <w:rFonts w:ascii="Arial" w:cs="Arial" w:eastAsia="Arial" w:hAnsi="Arial"/>
+                  <w:color w:val="2E75B6"/>
+                  <w:sz w:val="16"/>
+                  <w:szCs w:val="16"/>
+                  <w:u w:val="single" w:color="2E75B6"/>
+                </w:rPr>
+                <w:t xml:space="preserve">Theoretical and Experimental Probability Practice</w:t>
+              </w:r>
+            </w:hyperlink>
+          </w:p>
+          <w:p>
+            <w:pPr>
+              <w:spacing w:after="10" w:before="0"/>
+              <w:ind w:left="120"/>
+            </w:pPr>
+            <w:r>
+              <w:rPr>
+                <w:rFonts w:ascii="Arial" w:cs="Arial" w:eastAsia="Arial" w:hAnsi="Arial"/>
+                <w:color w:val="595959"/>
+                <w:sz w:val="14"/>
+                <w:szCs w:val="14"/>
+              </w:rPr>
+              <w:t xml:space="preserve">Source: CK-12</w:t>
+            </w:r>
+          </w:p>
+          <w:p>
+            <w:pPr>
+              <w:spacing w:after="10" w:before="0"/>
+              <w:ind w:left="120"/>
+            </w:pPr>
+            <w:hyperlink w:history="1" r:id="rIdnix7vbgbwbjfwfijy_zbe">
+              <w:r>
+                <w:rPr>
+                  <w:rFonts w:ascii="Arial" w:cs="Arial" w:eastAsia="Arial" w:hAnsi="Arial"/>
+                  <w:color w:val="595959"/>
+                  <w:sz w:val="14"/>
+                  <w:szCs w:val="14"/>
+                  <w:u w:val="single" w:color="595959"/>
+                </w:rPr>
+                <w:t xml:space="preserve">🔍 Search ARES for similar readings</w:t>
+              </w:r>
+            </w:hyperlink>
+          </w:p>
+        </w:tc>
+        <w:tc>
+          <w:tcPr>
+            <w:tcW w:type="dxa" w:w="3040"/>
+            <w:shd w:fill="FFFFFF" w:color="auto" w:val="clear"/>
+            <w:tcMar>
+              <w:top w:type="dxa" w:w="60"/>
+              <w:left w:type="dxa" w:w="120"/>
+              <w:bottom w:type="dxa" w:w="60"/>
+              <w:right w:type="dxa" w:w="120"/>
+            </w:tcMar>
+            <w:vAlign w:val="top"/>
+          </w:tcPr>
+          <w:p>
+            <w:pPr>
+              <w:spacing w:after="40" w:before="0"/>
+              <w:jc w:val="left"/>
+            </w:pPr>
+            <w:r>
+              <w:rPr>
+                <w:rFonts w:ascii="Arial" w:cs="Arial" w:eastAsia="Arial" w:hAnsi="Arial"/>
+                <w:b w:val="false"/>
+                <w:bCs w:val="false"/>
+                <w:i w:val="false"/>
+                <w:iCs w:val="false"/>
+                <w:color w:val="000000"/>
+                <w:sz w:val="18"/>
+                <w:szCs w:val="18"/>
+              </w:rPr>
+              <w:t xml:space="preserve">Learners work in groups of 3–4 at their desks. Each group receives: (A) their Lesson 3 sample space grid showing outcomes for two dice (the game-stall scenario from the Machakos Bus Station), and (B) a printed 'Convergence Worksheet' containing Kamau's 20-trip tally table alongside two calculation tasks. Task 1 (using the sample space grid): List all outcomes where the sum of two dice equals 7. Count favourable outcomes. Count total equally likely outcomes in the grid. Write the theoretical probability P(sum = 7). Then count how many times sum = 7 appeared in the Lesson 1 dice-rolling experiment results (posted on the board from Lesson 1). Write the experimental frequency as a fraction of total rolls. Record both values in the comparison table on the worksheet. Task 2 (Kamau's matatu seat): The matatu has 14 seats. On an average trip, 10 seats are filled. Assume each of the 14 seats is equally likely to be the 'randomly chosen' seat. What is the theoretical probability P(chosen seat is occupied)? Write it as a fraction, a decimal, and a percentage. Compare this to the experimental relative frequency of full-seat trips from Lesson 1 tally data.</w:t>
+            </w:r>
+          </w:p>
+        </w:tc>
+        <w:tc>
+          <w:tcPr>
+            <w:tcW w:type="dxa" w:w="3040"/>
+            <w:shd w:fill="F2F2F2" w:color="auto" w:val="clear"/>
+            <w:tcMar>
+              <w:top w:type="dxa" w:w="60"/>
+              <w:left w:type="dxa" w:w="120"/>
+              <w:bottom w:type="dxa" w:w="60"/>
+              <w:right w:type="dxa" w:w="120"/>
+            </w:tcMar>
+            <w:vAlign w:val="top"/>
+          </w:tcPr>
+          <w:p>
+            <w:pPr>
+              <w:spacing w:after="40" w:before="0"/>
+              <w:jc w:val="left"/>
+            </w:pPr>
+            <w:r>
+              <w:rPr>
+                <w:rFonts w:ascii="Arial" w:cs="Arial" w:eastAsia="Arial" w:hAnsi="Arial"/>
+                <w:b w:val="false"/>
+                <w:bCs w:val="false"/>
+                <w:i w:val="false"/>
+                <w:iCs w:val="false"/>
+                <w:color w:val="000000"/>
+                <w:sz w:val="18"/>
+                <w:szCs w:val="18"/>
+              </w:rPr>
+              <w:t xml:space="preserve">Distribute the Convergence Worksheet and confirm groups have their Lesson 3 grids. Say: 'You have 18 minutes for both tasks. Task 1 uses the grid from Lesson 3 — no re-rolling needed, we are calculating from the list of outcomes. Task 2 uses Kamau's notebook. Both tasks ask you to compute a theoretical probability AND find the matching experimental value. Record both in the comparison table.' Circulate continuously. At the 8-minute mark do a mid-activity check: cold-call one group on Task 1 — 'How many favourable outcomes did you find for sum = 7? Tell me which squares on your grid.' (Expected: 6 outcomes: (1,6),(2,5),(3,4),(4,3),(5,2),(6,1) out of 36 total → P = 6/36 = 1/6.) Give 10 seconds WAIT TIME before accepting answers. At the 15-minute mark prompt groups still on Task 1: 'Move to Task 2 now even if Task 1 is not fully written up — we will consolidate Task 1 together.' For Task 2, listen for the misconception of using 14/20 (trips where all seats were full) instead of 10/14 (seats occupied per trip) — do not correct yet; flag it for the Explain phase. In the last 2 minutes ask each group to write one sentence: 'Our theoretical value and our experimental value are [close / far apart] because…'</w:t>
+            </w:r>
+          </w:p>
+        </w:tc>
+        <w:tc>
+          <w:tcPr>
+            <w:tcW w:type="dxa" w:w="3040"/>
+            <w:shd w:fill="FFFFFF" w:color="auto" w:val="clear"/>
+            <w:tcMar>
+              <w:top w:type="dxa" w:w="60"/>
+              <w:left w:type="dxa" w:w="120"/>
+              <w:bottom w:type="dxa" w:w="60"/>
+              <w:right w:type="dxa" w:w="120"/>
+            </w:tcMar>
+            <w:vAlign w:val="top"/>
+          </w:tcPr>
+          <w:p>
+            <w:pPr>
+              <w:spacing w:after="40" w:before="0"/>
+              <w:jc w:val="left"/>
+            </w:pPr>
+            <w:r>
+              <w:rPr>
+                <w:rFonts w:ascii="Arial" w:cs="Arial" w:eastAsia="Arial" w:hAnsi="Arial"/>
+                <w:b w:val="false"/>
+                <w:bCs w:val="false"/>
+                <w:i w:val="false"/>
+                <w:iCs w:val="false"/>
+                <w:color w:val="000000"/>
+                <w:sz w:val="18"/>
+                <w:szCs w:val="18"/>
+              </w:rPr>
+              <w:t xml:space="preserve">Parallel-Case Comparison (Two-Context Anchoring): learners compute theoretical probability in two parallel contexts simultaneously — the abstract dice game and the concrete Kamau scenario. Seeing the same mathematical structure (favourable ÷ total) operate identically in both contexts deepens transfer. Pairing each theoretical value with its experimental counterpart from Lesson 1 on the same worksheet makes the convergence relationship visible before it is named.</w:t>
+            </w:r>
+          </w:p>
+        </w:tc>
+        <w:tc>
+          <w:tcPr>
+            <w:tcW w:type="dxa" w:w="3040"/>
+            <w:shd w:fill="F2F2F2" w:color="auto" w:val="clear"/>
+            <w:tcMar>
+              <w:top w:type="dxa" w:w="60"/>
+              <w:left w:type="dxa" w:w="120"/>
+              <w:bottom w:type="dxa" w:w="60"/>
+              <w:right w:type="dxa" w:w="120"/>
+            </w:tcMar>
+            <w:vAlign w:val="top"/>
+          </w:tcPr>
+          <w:p>
+            <w:pPr>
+              <w:spacing w:after="40" w:before="0"/>
+              <w:jc w:val="left"/>
+            </w:pPr>
+            <w:r>
+              <w:rPr>
+                <w:rFonts w:ascii="Arial" w:cs="Arial" w:eastAsia="Arial" w:hAnsi="Arial"/>
+                <w:b w:val="false"/>
+                <w:bCs w:val="false"/>
+                <w:i w:val="false"/>
+                <w:iCs w:val="false"/>
+                <w:color w:val="000000"/>
+                <w:sz w:val="18"/>
+                <w:szCs w:val="18"/>
+              </w:rPr>
+              <w:t xml:space="preserve">Observable indicators: (1) In Task 1, groups correctly identify 6 favourable outcomes for sum = 7 on the 6×6 grid and write P = 6/36 — groups writing fewer than 6 outcomes have missed rotational pairs (e.g., wrote (1,6) but not (6,1)); teacher intervenes with: 'Is (1,6) the same outcome as (6,1) on your grid? Show me on the grid.' (2) In Task 2, the key indicator is whether learners write P(occupied) = 10/14 (correct) versus 14/20 (conflating trip frequency with seat probability) — teacher notes which groups make this error for targeted correction in Explain phase. (3) All groups produce a completed comparison table with both theoretical and experimental values side by side.</w:t>
+            </w:r>
+          </w:p>
+        </w:tc>
+      </w:tr>
+      <w:tr>
+        <w:tc>
+          <w:tcPr>
+            <w:tcW w:type="dxa" w:w="1520"/>
+            <w:shd w:fill="E2EFDA" w:color="auto" w:val="clear"/>
+            <w:tcMar>
+              <w:top w:type="dxa" w:w="60"/>
+              <w:left w:type="dxa" w:w="120"/>
+              <w:bottom w:type="dxa" w:w="60"/>
+              <w:right w:type="dxa" w:w="120"/>
+            </w:tcMar>
+            <w:vAlign w:val="top"/>
+          </w:tcPr>
+          <w:p>
+            <w:pPr>
+              <w:spacing w:after="40" w:before="0"/>
+              <w:jc w:val="left"/>
+            </w:pPr>
+            <w:r>
+              <w:rPr>
+                <w:rFonts w:ascii="Arial" w:cs="Arial" w:eastAsia="Arial" w:hAnsi="Arial"/>
+                <w:b/>
+                <w:bCs/>
+                <w:i w:val="false"/>
+                <w:iCs w:val="false"/>
+                <w:color w:val="000000"/>
+                <w:sz w:val="18"/>
+                <w:szCs w:val="18"/>
+              </w:rPr>
+              <w:t xml:space="preserve">Explain Phase</w:t>
+            </w:r>
+          </w:p>
+          <w:p>
+            <w:pPr>
+              <w:spacing w:after="20" w:before="0"/>
+            </w:pPr>
+            <w:r>
+              <w:rPr>
+                <w:rFonts w:ascii="Arial" w:cs="Arial" w:eastAsia="Arial" w:hAnsi="Arial"/>
+                <w:b/>
+                <w:bCs/>
+                <w:color w:val="1F3864"/>
+                <w:sz w:val="16"/>
+                <w:szCs w:val="16"/>
+              </w:rPr>
+              <w:t xml:space="preserve">📹 VIDEO:</w:t>
+            </w:r>
+          </w:p>
+          <w:p>
+            <w:pPr>
+              <w:spacing w:after="20" w:before="0"/>
+            </w:pPr>
+            <w:hyperlink w:history="1" r:id="rIdlmnijofadlz0ytow2kshz">
+              <w:r>
+                <w:rPr>
+                  <w:rFonts w:ascii="Arial" w:cs="Arial" w:eastAsia="Arial" w:hAnsi="Arial"/>
+                  <w:color w:val="2E75B6"/>
+                  <w:sz w:val="16"/>
+                  <w:szCs w:val="16"/>
+                  <w:u w:val="single" w:color="2E75B6"/>
+                </w:rPr>
+                <w:t xml:space="preserve">Theoretical probability distribution example: tables</w:t>
+              </w:r>
+            </w:hyperlink>
+          </w:p>
+          <w:p>
+            <w:pPr>
+              <w:spacing w:after="10" w:before="0"/>
+              <w:ind w:left="120"/>
+            </w:pPr>
+            <w:r>
+              <w:rPr>
+                <w:rFonts w:ascii="Arial" w:cs="Arial" w:eastAsia="Arial" w:hAnsi="Arial"/>
+                <w:color w:val="595959"/>
+                <w:sz w:val="14"/>
+                <w:szCs w:val="14"/>
+              </w:rPr>
+              <w:t xml:space="preserve">Source: Khan Academy (English - US curriculum)</w:t>
+            </w:r>
+          </w:p>
+          <w:p>
+            <w:pPr>
+              <w:spacing w:after="10" w:before="0"/>
+              <w:ind w:left="120"/>
+            </w:pPr>
+            <w:hyperlink w:history="1" r:id="rIda80vdidkm3yo7lvjjwnsq">
+              <w:r>
+                <w:rPr>
+                  <w:rFonts w:ascii="Arial" w:cs="Arial" w:eastAsia="Arial" w:hAnsi="Arial"/>
+                  <w:color w:val="595959"/>
+                  <w:sz w:val="14"/>
+                  <w:szCs w:val="14"/>
+                  <w:u w:val="single" w:color="595959"/>
+                </w:rPr>
+                <w:t xml:space="preserve">🔍 Search ARES for similar videos</w:t>
+              </w:r>
+            </w:hyperlink>
+          </w:p>
+          <w:p>
+            <w:pPr>
+              <w:spacing w:after="40" w:before="0"/>
+            </w:pPr>
+            <w:r>
+              <w:rPr>
+                <w:sz w:val="14"/>
+                <w:szCs w:val="14"/>
+              </w:rPr>
+              <w:t xml:space="preserve"/>
+            </w:r>
+          </w:p>
+          <w:p>
+            <w:pPr>
+              <w:spacing w:after="20" w:before="0"/>
+            </w:pPr>
+            <w:r>
+              <w:rPr>
+                <w:rFonts w:ascii="Arial" w:cs="Arial" w:eastAsia="Arial" w:hAnsi="Arial"/>
+                <w:b/>
+                <w:bCs/>
+                <w:color w:val="1F3864"/>
+                <w:sz w:val="16"/>
+                <w:szCs w:val="16"/>
+              </w:rPr>
               <w:t xml:space="preserve">📖 HTML:</w:t>
             </w:r>
           </w:p>
@@ -13412,7 +13718,7 @@
             <w:pPr>
               <w:spacing w:after="20" w:before="0"/>
             </w:pPr>
-            <w:hyperlink w:history="1" r:id="rIduqmesngzz_reylokzv42a">
+            <w:hyperlink w:history="1" r:id="rIdumgotzvnyzbpaywizetkn">
               <w:r>
                 <w:rPr>
                   <w:rFonts w:ascii="Arial" w:cs="Arial" w:eastAsia="Arial" w:hAnsi="Arial"/>
@@ -13445,7 +13751,7 @@
               <w:spacing w:after="10" w:before="0"/>
               <w:ind w:left="120"/>
             </w:pPr>
-            <w:hyperlink w:history="1" r:id="rId9fb_hlpf9_careqhevmwe">
+            <w:hyperlink w:history="1" r:id="rId17q0q7epdqlnsd_5m6yqs">
               <w:r>
                 <w:rPr>
                   <w:rFonts w:ascii="Arial" w:cs="Arial" w:eastAsia="Arial" w:hAnsi="Arial"/>
@@ -13487,7 +13793,7 @@
                 <w:sz w:val="18"/>
                 <w:szCs w:val="18"/>
               </w:rPr>
-              <w:t xml:space="preserve">Learners work in groups of 3–4 at their desks. Each group receives: (A) their Lesson 3 sample space grid showing outcomes for two dice (the game-stall scenario from the Machakos Bus Station), and (B) a printed 'Convergence Worksheet' containing Kamau's 20-trip tally table alongside two calculation tasks. Task 1 (using the sample space grid): List all outcomes where the sum of two dice equals 7. Count favourable outcomes. Count total equally likely outcomes in the grid. Write the theoretical probability P(sum = 7). Then count how many times sum = 7 appeared in the Lesson 1 dice-rolling experiment results (posted on the board from Lesson 1). Write the experimental frequency as a fraction of total rolls. Record both values in the comparison table on the worksheet. Task 2 (Kamau's matatu seat): The matatu has 14 seats. On an average trip, 10 seats are filled. Assume each of the 14 seats is equally likely to be the 'randomly chosen' seat. What is the theoretical probability P(chosen seat is occupied)? Write it as a fraction, a decimal, and a percentage. Compare this to the experimental relative frequency of full-seat trips from Lesson 1 tally data.</w:t>
+              <w:t xml:space="preserve">Whole-class consolidation. The teacher builds a Convergence Chart on the board — a two-column table headed 'Theoretical Probability (calculated)' and 'Experimental Relative Frequency (from Lesson 1)' with rows for: (i) P(sum of two dice = 7), (ii) P(a randomly chosen seat on Kamau's matatu is occupied). Group reporters contribute their values. The class discusses: why are the two columns not identical? What would happen if Kamau ran 1,000 trips instead of 20? Learners then individually write the formal definition of theoretical probability in their own words, annotate it with the Kamau seat example, and compute two additional single-event probabilities from a mini-scenario printed at the bottom of the worksheet: 'At the Kericho tea estate canteen, a worker randomly picks one mandazi from a tray of 5 plain, 3 sugar-coated, and 2 coconut mandazi. Find: P(plain), P(not coconut), P(sugar-coated or coconut).' These three calculations are solved individually and then verified with a partner.</w:t>
             </w:r>
           </w:p>
         </w:tc>
@@ -13519,7 +13825,7 @@
                 <w:sz w:val="18"/>
                 <w:szCs w:val="18"/>
               </w:rPr>
-              <w:t xml:space="preserve">Distribute the Convergence Worksheet and confirm groups have their Lesson 3 grids. Say: 'You have 18 minutes for both tasks. Task 1 uses the grid from Lesson 3 — no re-rolling needed, we are calculating from the list of outcomes. Task 2 uses Kamau's notebook. Both tasks ask you to compute a theoretical probability AND find the matching experimental value. Record both in the comparison table.' Circulate continuously. At the 8-minute mark do a mid-activity check: cold-call one group on Task 1 — 'How many favourable outcomes did you find for sum = 7? Tell me which squares on your grid.' (Expected: 6 outcomes: (1,6),(2,5),(3,4),(4,3),(5,2),(6,1) out of 36 total → P = 6/36 = 1/6.) Give 10 seconds WAIT TIME before accepting answers. At the 15-minute mark prompt groups still on Task 1: 'Move to Task 2 now even if Task 1 is not fully written up — we will consolidate Task 1 together.' For Task 2, listen for the misconception of using 14/20 (trips where all seats were full) instead of 10/14 (seats occupied per trip) — do not correct yet; flag it for the Explain phase. In the last 2 minutes ask each group to write one sentence: 'Our theoretical value and our experimental value are [close / far apart] because…'</w:t>
+              <w:t xml:space="preserve">Build the Convergence Chart by inviting group reporters in sequence. After both rows are filled, ask the whole class: 'Look at the two columns. Are they equal?' (Wait 10 seconds — cold-call 3 learners.) 'Why not?' (Wait 10 seconds — cold-call 3 different learners.) Write on the board: 'As the number of trials INCREASES, experimental probability gets CLOSER to theoretical probability.' Say: 'This is called the Law of Large Numbers — and it is exactly why Kamau's 20-trip notebook is useful but not perfect.' Now address the 10/14 vs 14/20 misconception directly — without naming the group, write both fractions on the board and ask: 'Someone calculated 14/20 for Kamau's seat probability. Talk with your partner: what does 14/20 actually mean in Kamau's context? What does 10/14 mean?' (Wait 10 seconds — cold-call 2 pairs.) Confirm: '14/20 tells us the experimental frequency of completely full trips; 10/14 tells us the theoretical probability that a specific randomly chosen seat is occupied, based on average occupancy — these answer different questions.' For the mandazi task: give 5 minutes of individual silent work, then say: 'Check your answer for P(plain) with your partner.' Cold-call 2 pairs for each of the three probabilities. For each, ask: 'Did your partner get the same answer? If different, whose reasoning is correct and why?' Emphasise that P(not coconut) = 1 − P(coconut) = 1 − 2/10 = 8/10 — the complement rule emerges naturally here. Close the phase by returning to predictions: 'Look at your Prediction Bank on the board. Who had 10/14? Who had something different? What does the definition of theoretical probability tell us about why 10/14 is the mathematically justified answer?'</w:t>
             </w:r>
           </w:p>
         </w:tc>
@@ -13551,7 +13857,7 @@
                 <w:sz w:val="18"/>
                 <w:szCs w:val="18"/>
               </w:rPr>
-              <w:t xml:space="preserve">Parallel-Case Comparison (Two-Context Anchoring): learners compute theoretical probability in two parallel contexts simultaneously — the abstract dice game and the concrete Kamau scenario. Seeing the same mathematical structure (favourable ÷ total) operate identically in both contexts deepens transfer. Pairing each theoretical value with its experimental counterpart from Lesson 1 on the same worksheet makes the convergence relationship visible before it is named.</w:t>
+              <w:t xml:space="preserve">Convergence Chart + Targeted Misconception Confrontation: the public side-by-side chart makes the relationship between theoretical and experimental probability concrete and discussable. The deliberate, non-punitive public examination of the 10/14 vs 14/20 misconception uses cognitive conflict to deepen conceptual clarity. The mandazi extension task transfers the theoretical probability formula to a novel Kenyan context, checking for genuine generalisation rather than rote application.</w:t>
             </w:r>
           </w:p>
         </w:tc>
@@ -13583,7 +13889,7 @@
                 <w:sz w:val="18"/>
                 <w:szCs w:val="18"/>
               </w:rPr>
-              <w:t xml:space="preserve">Observable indicators: (1) In Task 1, groups correctly identify 6 favourable outcomes for sum = 7 on the 6×6 grid and write P = 6/36 — groups writing fewer than 6 outcomes have missed rotational pairs (e.g., wrote (1,6) but not (6,1)); teacher intervenes with: 'Is (1,6) the same outcome as (6,1) on your grid? Show me on the grid.' (2) In Task 2, the key indicator is whether learners write P(occupied) = 10/14 (correct) versus 14/20 (conflating trip frequency with seat probability) — teacher notes which groups make this error for targeted correction in Explain phase. (3) All groups produce a completed comparison table with both theoretical and experimental values side by side.</w:t>
+              <w:t xml:space="preserve">Observable indicators: (1) Every learner writes a correct formal definition of theoretical probability including both 'favourable outcomes' and 'total equally likely outcomes' — teacher collects 6 randomly chosen books after this phase to verify. (2) For the mandazi task, all three probabilities are: P(plain) = 5/10 = 1/2; P(not coconut) = 8/10 = 4/5; P(sugar-coated or coconut) = 5/10 = 1/2 — learners who add numerators without checking total (e.g., write 3+2=5 but over an incorrect denominator) are flagged for follow-up. (3) At least 80% of the class can articulate verbally why 10/14 and 14/20 answer different questions about Kamau's scenario.</w:t>
             </w:r>
           </w:p>
         </w:tc>
@@ -13592,32 +13898,32 @@
         <w:tc>
           <w:tcPr>
             <w:tcW w:type="dxa" w:w="1520"/>
-            <w:shd w:fill="E2EFDA" w:color="auto" w:val="clear"/>
-            <w:tcMar>
-              <w:top w:type="dxa" w:w="60"/>
-              <w:left w:type="dxa" w:w="120"/>
-              <w:bottom w:type="dxa" w:w="60"/>
-              <w:right w:type="dxa" w:w="120"/>
-            </w:tcMar>
-            <w:vAlign w:val="top"/>
-          </w:tcPr>
-          <w:p>
-            <w:pPr>
-              <w:spacing w:after="40" w:before="0"/>
-              <w:jc w:val="left"/>
-            </w:pPr>
-            <w:r>
-              <w:rPr>
-                <w:rFonts w:ascii="Arial" w:cs="Arial" w:eastAsia="Arial" w:hAnsi="Arial"/>
-                <w:b/>
-                <w:bCs/>
-                <w:i w:val="false"/>
-                <w:iCs w:val="false"/>
-                <w:color w:val="000000"/>
-                <w:sz w:val="18"/>
-                <w:szCs w:val="18"/>
-              </w:rPr>
-              <w:t xml:space="preserve">Explain Phase</w:t>
+            <w:shd w:fill="FCE4D6" w:color="auto" w:val="clear"/>
+            <w:tcMar>
+              <w:top w:type="dxa" w:w="60"/>
+              <w:left w:type="dxa" w:w="120"/>
+              <w:bottom w:type="dxa" w:w="60"/>
+              <w:right w:type="dxa" w:w="120"/>
+            </w:tcMar>
+            <w:vAlign w:val="top"/>
+          </w:tcPr>
+          <w:p>
+            <w:pPr>
+              <w:spacing w:after="40" w:before="0"/>
+              <w:jc w:val="left"/>
+            </w:pPr>
+            <w:r>
+              <w:rPr>
+                <w:rFonts w:ascii="Arial" w:cs="Arial" w:eastAsia="Arial" w:hAnsi="Arial"/>
+                <w:b/>
+                <w:bCs/>
+                <w:i w:val="false"/>
+                <w:iCs w:val="false"/>
+                <w:color w:val="000000"/>
+                <w:sz w:val="18"/>
+                <w:szCs w:val="18"/>
+              </w:rPr>
+              <w:t xml:space="preserve">Driving Question Board (DQB) Creation</w:t>
             </w:r>
           </w:p>
           <w:p>
@@ -13640,7 +13946,7 @@
             <w:pPr>
               <w:spacing w:after="20" w:before="0"/>
             </w:pPr>
-            <w:hyperlink w:history="1" r:id="rId752olvq9skcnkqqc2aq9w">
+            <w:hyperlink w:history="1" r:id="rIdr2ysx0v-5q21eerje8pj4">
               <w:r>
                 <w:rPr>
                   <w:rFonts w:ascii="Arial" w:cs="Arial" w:eastAsia="Arial" w:hAnsi="Arial"/>
@@ -13649,7 +13955,7 @@
                   <w:szCs w:val="16"/>
                   <w:u w:val="single" w:color="2E75B6"/>
                 </w:rPr>
-                <w:t xml:space="preserve">Video: Projectile Motion</w:t>
+                <w:t xml:space="preserve">Theoretical probability distribution example: tables</w:t>
               </w:r>
             </w:hyperlink>
           </w:p>
@@ -13665,7 +13971,7 @@
                 <w:sz w:val="14"/>
                 <w:szCs w:val="14"/>
               </w:rPr>
-              <w:t xml:space="preserve">Source: PhET Interactive Simulations (English)</w:t>
+              <w:t xml:space="preserve">Source: Khan Academy (English - US curriculum)</w:t>
             </w:r>
           </w:p>
           <w:p>
@@ -13673,7 +13979,7 @@
               <w:spacing w:after="10" w:before="0"/>
               <w:ind w:left="120"/>
             </w:pPr>
-            <w:hyperlink w:history="1" r:id="rId9nmohpv99nysy1ubw3ilg">
+            <w:hyperlink w:history="1" r:id="rIdfkyicyirfl4vcy-jnna1s">
               <w:r>
                 <w:rPr>
                   <w:rFonts w:ascii="Arial" w:cs="Arial" w:eastAsia="Arial" w:hAnsi="Arial"/>
@@ -13718,7 +14024,7 @@
             <w:pPr>
               <w:spacing w:after="20" w:before="0"/>
             </w:pPr>
-            <w:hyperlink w:history="1" r:id="rIdkzewyiwxmefg2p4u-ugr_">
+            <w:hyperlink w:history="1" r:id="rIdzgyf63ah8x_oajzts9ivm">
               <w:r>
                 <w:rPr>
                   <w:rFonts w:ascii="Arial" w:cs="Arial" w:eastAsia="Arial" w:hAnsi="Arial"/>
@@ -13751,7 +14057,7 @@
               <w:spacing w:after="10" w:before="0"/>
               <w:ind w:left="120"/>
             </w:pPr>
-            <w:hyperlink w:history="1" r:id="rIdsl3_k7pn6wy9ooovq5c2g">
+            <w:hyperlink w:history="1" r:id="rIdfa2w1l34-bgh5o0gc2xm8">
               <w:r>
                 <w:rPr>
                   <w:rFonts w:ascii="Arial" w:cs="Arial" w:eastAsia="Arial" w:hAnsi="Arial"/>
@@ -13793,7 +14099,7 @@
                 <w:sz w:val="18"/>
                 <w:szCs w:val="18"/>
               </w:rPr>
-              <w:t xml:space="preserve">Whole-class consolidation. The teacher builds a Convergence Chart on the board — a two-column table headed 'Theoretical Probability (calculated)' and 'Experimental Relative Frequency (from Lesson 1)' with rows for: (i) P(sum of two dice = 7), (ii) P(a randomly chosen seat on Kamau's matatu is occupied). Group reporters contribute their values. The class discusses: why are the two columns not identical? What would happen if Kamau ran 1,000 trips instead of 20? Learners then individually write the formal definition of theoretical probability in their own words, annotate it with the Kamau seat example, and compute two additional single-event probabilities from a mini-scenario printed at the bottom of the worksheet: 'At the Kericho tea estate canteen, a worker randomly picks one mandazi from a tray of 5 plain, 3 sugar-coated, and 2 coconut mandazi. Find: P(plain), P(not coconut), P(sugar-coated or coconut).' These three calculations are solved individually and then verified with a partner.</w:t>
+              <w:t xml:space="preserve">Learners individually write on a sticky note (or a designated section of their exercise book if physical sticky notes are unavailable) their response to the prompt: 'Based on today's lesson, what do you now understand about why Kamau's tally notebook approximates but never exactly matches theory? Write one thing you NOW understand and one new question you still have.' Learners post their sticky notes on the class DQB under the column 'Lesson 4 — Theoretical Probability'. The class then votes (show of hands) on one new consensus question to add to the DQB: the teacher reads out 4–5 representative questions gathered from the sticky notes and the class votes. The leading candidate is: 'Are theoretical and experimental probabilities ever exactly the same — and if so, when?' This is added formally to the DQB in the 'Questions We Still Have' section.</w:t>
             </w:r>
           </w:p>
         </w:tc>
@@ -13825,7 +14131,7 @@
                 <w:sz w:val="18"/>
                 <w:szCs w:val="18"/>
               </w:rPr>
-              <w:t xml:space="preserve">Build the Convergence Chart by inviting group reporters in sequence. After both rows are filled, ask the whole class: 'Look at the two columns. Are they equal?' (Wait 10 seconds — cold-call 3 learners.) 'Why not?' (Wait 10 seconds — cold-call 3 different learners.) Write on the board: 'As the number of trials INCREASES, experimental probability gets CLOSER to theoretical probability.' Say: 'This is called the Law of Large Numbers — and it is exactly why Kamau's 20-trip notebook is useful but not perfect.' Now address the 10/14 vs 14/20 misconception directly — without naming the group, write both fractions on the board and ask: 'Someone calculated 14/20 for Kamau's seat probability. Talk with your partner: what does 14/20 actually mean in Kamau's context? What does 10/14 mean?' (Wait 10 seconds — cold-call 2 pairs.) Confirm: '14/20 tells us the experimental frequency of completely full trips; 10/14 tells us the theoretical probability that a specific randomly chosen seat is occupied, based on average occupancy — these answer different questions.' For the mandazi task: give 5 minutes of individual silent work, then say: 'Check your answer for P(plain) with your partner.' Cold-call 2 pairs for each of the three probabilities. For each, ask: 'Did your partner get the same answer? If different, whose reasoning is correct and why?' Emphasise that P(not coconut) = 1 − P(coconut) = 1 − 2/10 = 8/10 — the complement rule emerges naturally here. Close the phase by returning to predictions: 'Look at your Prediction Bank on the board. Who had 10/14? Who had something different? What does the definition of theoretical probability tell us about why 10/14 is the mathematically justified answer?'</w:t>
+              <w:t xml:space="preserve">Distribute sticky notes or direct learners to the DQB section of their books. Say: 'You have 3 minutes — silent individual writing. One thing you NOW understand about Kamau's situation that you did not understand at the start of today's lesson. One question you still have.' After 3 minutes, invite learners to place/read their notes. Quickly scan and read aloud 4–5 questions — without attribution — that represent the class's emerging thinking. Say: 'I am going to read four questions. Raise your hand for the one that you most want us to answer before this unit ends.' Tally votes visibly. Add the winning question to the DQB. Then point to the existing DQB questions from Lessons 1–3 and ask: 'Which of our earlier questions has today's lesson helped us answer?' Cold-call 2 learners. Draw an arrow or tick on the DQB to mark progress. Close with: 'Kamau now has a theoretical probability for seat occupancy. Is that enough for him to plan his route? We will keep investigating.'</w:t>
             </w:r>
           </w:p>
         </w:tc>
@@ -13857,7 +14163,7 @@
                 <w:sz w:val="18"/>
                 <w:szCs w:val="18"/>
               </w:rPr>
-              <w:t xml:space="preserve">Convergence Chart + Targeted Misconception Confrontation: the public side-by-side chart makes the relationship between theoretical and experimental probability concrete and discussable. The deliberate, non-punitive public examination of the 10/14 vs 14/20 misconception uses cognitive conflict to deepen conceptual clarity. The mandazi extension task transfers the theoretical probability formula to a novel Kenyan context, checking for genuine generalisation rather than rote application.</w:t>
+              <w:t xml:space="preserve">DQB as Living Knowledge Tracker: the Driving Question Board functions as a public, cumulative record of the class's growing understanding. Revisiting earlier questions and marking them as 'answered' or 'partially answered' reinforces the storyline continuity. The voting ritual gives every learner agency in shaping the inquiry direction and ensures the DQB reflects genuine student thinking rather than teacher-imposed questions.</w:t>
             </w:r>
           </w:p>
         </w:tc>
@@ -13889,7 +14195,7 @@
                 <w:sz w:val="18"/>
                 <w:szCs w:val="18"/>
               </w:rPr>
-              <w:t xml:space="preserve">Observable indicators: (1) Every learner writes a correct formal definition of theoretical probability including both 'favourable outcomes' and 'total equally likely outcomes' — teacher collects 6 randomly chosen books after this phase to verify. (2) For the mandazi task, all three probabilities are: P(plain) = 5/10 = 1/2; P(not coconut) = 8/10 = 4/5; P(sugar-coated or coconut) = 5/10 = 1/2 — learners who add numerators without checking total (e.g., write 3+2=5 but over an incorrect denominator) are flagged for follow-up. (3) At least 80% of the class can articulate verbally why 10/14 and 14/20 answer different questions about Kamau's scenario.</w:t>
+              <w:t xml:space="preserve">Observable indicators: (1) Every learner produces at least one 'now understand' statement and one new question — absence of a question may indicate surface-level engagement and should prompt a brief teacher check-in. (2) The quality of 'now understand' statements is diagnostic: statements like 'theoretical probability is a fraction' indicate surface understanding; statements like 'Kamau's 20 trips are not enough trials for experiment to match theory exactly' indicate deeper understanding of convergence. Teacher photographs the DQB at the end of this phase for their own formative record.</w:t>
             </w:r>
           </w:p>
         </w:tc>
@@ -13898,32 +14204,32 @@
         <w:tc>
           <w:tcPr>
             <w:tcW w:type="dxa" w:w="1520"/>
-            <w:shd w:fill="FCE4D6" w:color="auto" w:val="clear"/>
-            <w:tcMar>
-              <w:top w:type="dxa" w:w="60"/>
-              <w:left w:type="dxa" w:w="120"/>
-              <w:bottom w:type="dxa" w:w="60"/>
-              <w:right w:type="dxa" w:w="120"/>
-            </w:tcMar>
-            <w:vAlign w:val="top"/>
-          </w:tcPr>
-          <w:p>
-            <w:pPr>
-              <w:spacing w:after="40" w:before="0"/>
-              <w:jc w:val="left"/>
-            </w:pPr>
-            <w:r>
-              <w:rPr>
-                <w:rFonts w:ascii="Arial" w:cs="Arial" w:eastAsia="Arial" w:hAnsi="Arial"/>
-                <w:b/>
-                <w:bCs/>
-                <w:i w:val="false"/>
-                <w:iCs w:val="false"/>
-                <w:color w:val="000000"/>
-                <w:sz w:val="18"/>
-                <w:szCs w:val="18"/>
-              </w:rPr>
-              <w:t xml:space="preserve">Driving Question Board (DQB) Creation</w:t>
+            <w:shd w:fill="D5E8F0" w:color="auto" w:val="clear"/>
+            <w:tcMar>
+              <w:top w:type="dxa" w:w="60"/>
+              <w:left w:type="dxa" w:w="120"/>
+              <w:bottom w:type="dxa" w:w="60"/>
+              <w:right w:type="dxa" w:w="120"/>
+            </w:tcMar>
+            <w:vAlign w:val="top"/>
+          </w:tcPr>
+          <w:p>
+            <w:pPr>
+              <w:spacing w:after="40" w:before="0"/>
+              <w:jc w:val="left"/>
+            </w:pPr>
+            <w:r>
+              <w:rPr>
+                <w:rFonts w:ascii="Arial" w:cs="Arial" w:eastAsia="Arial" w:hAnsi="Arial"/>
+                <w:b/>
+                <w:bCs/>
+                <w:i w:val="false"/>
+                <w:iCs w:val="false"/>
+                <w:color w:val="000000"/>
+                <w:sz w:val="18"/>
+                <w:szCs w:val="18"/>
+              </w:rPr>
+              <w:t xml:space="preserve">Model Building Phase</w:t>
             </w:r>
           </w:p>
           <w:p>
@@ -13946,7 +14252,7 @@
             <w:pPr>
               <w:spacing w:after="20" w:before="0"/>
             </w:pPr>
-            <w:hyperlink w:history="1" r:id="rIdnoz2ydlmccdb1pjnhakyr">
+            <w:hyperlink w:history="1" r:id="rIdfmlkc8i9ee-ndmzy2libs">
               <w:r>
                 <w:rPr>
                   <w:rFonts w:ascii="Arial" w:cs="Arial" w:eastAsia="Arial" w:hAnsi="Arial"/>
@@ -13955,7 +14261,7 @@
                   <w:szCs w:val="16"/>
                   <w:u w:val="single" w:color="2E75B6"/>
                 </w:rPr>
-                <w:t xml:space="preserve">Video: Projectile Motion</w:t>
+                <w:t xml:space="preserve">Theoretical probability distribution example: tables</w:t>
               </w:r>
             </w:hyperlink>
           </w:p>
@@ -13971,7 +14277,7 @@
                 <w:sz w:val="14"/>
                 <w:szCs w:val="14"/>
               </w:rPr>
-              <w:t xml:space="preserve">Source: PhET Interactive Simulations (English)</w:t>
+              <w:t xml:space="preserve">Source: Khan Academy (English - US curriculum)</w:t>
             </w:r>
           </w:p>
           <w:p>
@@ -13979,7 +14285,7 @@
               <w:spacing w:after="10" w:before="0"/>
               <w:ind w:left="120"/>
             </w:pPr>
-            <w:hyperlink w:history="1" r:id="rIdvesqukuibgkaoe9-igvso">
+            <w:hyperlink w:history="1" r:id="rIdcka0jgvrhln4vpeldbvbr">
               <w:r>
                 <w:rPr>
                   <w:rFonts w:ascii="Arial" w:cs="Arial" w:eastAsia="Arial" w:hAnsi="Arial"/>
@@ -14024,7 +14330,7 @@
             <w:pPr>
               <w:spacing w:after="20" w:before="0"/>
             </w:pPr>
-            <w:hyperlink w:history="1" r:id="rId7xkb6oqetoh-nn9hrj-_m">
+            <w:hyperlink w:history="1" r:id="rIdopzblahj0p2q_y01jjejz">
               <w:r>
                 <w:rPr>
                   <w:rFonts w:ascii="Arial" w:cs="Arial" w:eastAsia="Arial" w:hAnsi="Arial"/>
@@ -14057,313 +14363,7 @@
               <w:spacing w:after="10" w:before="0"/>
               <w:ind w:left="120"/>
             </w:pPr>
-            <w:hyperlink w:history="1" r:id="rIdpjt392gqwqfj0w2sm7x3u">
-              <w:r>
-                <w:rPr>
-                  <w:rFonts w:ascii="Arial" w:cs="Arial" w:eastAsia="Arial" w:hAnsi="Arial"/>
-                  <w:color w:val="595959"/>
-                  <w:sz w:val="14"/>
-                  <w:szCs w:val="14"/>
-                  <w:u w:val="single" w:color="595959"/>
-                </w:rPr>
-                <w:t xml:space="preserve">🔍 Search ARES for similar readings</w:t>
-              </w:r>
-            </w:hyperlink>
-          </w:p>
-        </w:tc>
-        <w:tc>
-          <w:tcPr>
-            <w:tcW w:type="dxa" w:w="3040"/>
-            <w:shd w:fill="FFFFFF" w:color="auto" w:val="clear"/>
-            <w:tcMar>
-              <w:top w:type="dxa" w:w="60"/>
-              <w:left w:type="dxa" w:w="120"/>
-              <w:bottom w:type="dxa" w:w="60"/>
-              <w:right w:type="dxa" w:w="120"/>
-            </w:tcMar>
-            <w:vAlign w:val="top"/>
-          </w:tcPr>
-          <w:p>
-            <w:pPr>
-              <w:spacing w:after="40" w:before="0"/>
-              <w:jc w:val="left"/>
-            </w:pPr>
-            <w:r>
-              <w:rPr>
-                <w:rFonts w:ascii="Arial" w:cs="Arial" w:eastAsia="Arial" w:hAnsi="Arial"/>
-                <w:b w:val="false"/>
-                <w:bCs w:val="false"/>
-                <w:i w:val="false"/>
-                <w:iCs w:val="false"/>
-                <w:color w:val="000000"/>
-                <w:sz w:val="18"/>
-                <w:szCs w:val="18"/>
-              </w:rPr>
-              <w:t xml:space="preserve">Learners individually write on a sticky note (or a designated section of their exercise book if physical sticky notes are unavailable) their response to the prompt: 'Based on today's lesson, what do you now understand about why Kamau's tally notebook approximates but never exactly matches theory? Write one thing you NOW understand and one new question you still have.' Learners post their sticky notes on the class DQB under the column 'Lesson 4 — Theoretical Probability'. The class then votes (show of hands) on one new consensus question to add to the DQB: the teacher reads out 4–5 representative questions gathered from the sticky notes and the class votes. The leading candidate is: 'Are theoretical and experimental probabilities ever exactly the same — and if so, when?' This is added formally to the DQB in the 'Questions We Still Have' section.</w:t>
-            </w:r>
-          </w:p>
-        </w:tc>
-        <w:tc>
-          <w:tcPr>
-            <w:tcW w:type="dxa" w:w="3040"/>
-            <w:shd w:fill="F2F2F2" w:color="auto" w:val="clear"/>
-            <w:tcMar>
-              <w:top w:type="dxa" w:w="60"/>
-              <w:left w:type="dxa" w:w="120"/>
-              <w:bottom w:type="dxa" w:w="60"/>
-              <w:right w:type="dxa" w:w="120"/>
-            </w:tcMar>
-            <w:vAlign w:val="top"/>
-          </w:tcPr>
-          <w:p>
-            <w:pPr>
-              <w:spacing w:after="40" w:before="0"/>
-              <w:jc w:val="left"/>
-            </w:pPr>
-            <w:r>
-              <w:rPr>
-                <w:rFonts w:ascii="Arial" w:cs="Arial" w:eastAsia="Arial" w:hAnsi="Arial"/>
-                <w:b w:val="false"/>
-                <w:bCs w:val="false"/>
-                <w:i w:val="false"/>
-                <w:iCs w:val="false"/>
-                <w:color w:val="000000"/>
-                <w:sz w:val="18"/>
-                <w:szCs w:val="18"/>
-              </w:rPr>
-              <w:t xml:space="preserve">Distribute sticky notes or direct learners to the DQB section of their books. Say: 'You have 3 minutes — silent individual writing. One thing you NOW understand about Kamau's situation that you did not understand at the start of today's lesson. One question you still have.' After 3 minutes, invite learners to place/read their notes. Quickly scan and read aloud 4–5 questions — without attribution — that represent the class's emerging thinking. Say: 'I am going to read four questions. Raise your hand for the one that you most want us to answer before this unit ends.' Tally votes visibly. Add the winning question to the DQB. Then point to the existing DQB questions from Lessons 1–3 and ask: 'Which of our earlier questions has today's lesson helped us answer?' Cold-call 2 learners. Draw an arrow or tick on the DQB to mark progress. Close with: 'Kamau now has a theoretical probability for seat occupancy. Is that enough for him to plan his route? We will keep investigating.'</w:t>
-            </w:r>
-          </w:p>
-        </w:tc>
-        <w:tc>
-          <w:tcPr>
-            <w:tcW w:type="dxa" w:w="3040"/>
-            <w:shd w:fill="FFFFFF" w:color="auto" w:val="clear"/>
-            <w:tcMar>
-              <w:top w:type="dxa" w:w="60"/>
-              <w:left w:type="dxa" w:w="120"/>
-              <w:bottom w:type="dxa" w:w="60"/>
-              <w:right w:type="dxa" w:w="120"/>
-            </w:tcMar>
-            <w:vAlign w:val="top"/>
-          </w:tcPr>
-          <w:p>
-            <w:pPr>
-              <w:spacing w:after="40" w:before="0"/>
-              <w:jc w:val="left"/>
-            </w:pPr>
-            <w:r>
-              <w:rPr>
-                <w:rFonts w:ascii="Arial" w:cs="Arial" w:eastAsia="Arial" w:hAnsi="Arial"/>
-                <w:b w:val="false"/>
-                <w:bCs w:val="false"/>
-                <w:i w:val="false"/>
-                <w:iCs w:val="false"/>
-                <w:color w:val="000000"/>
-                <w:sz w:val="18"/>
-                <w:szCs w:val="18"/>
-              </w:rPr>
-              <w:t xml:space="preserve">DQB as Living Knowledge Tracker: the Driving Question Board functions as a public, cumulative record of the class's growing understanding. Revisiting earlier questions and marking them as 'answered' or 'partially answered' reinforces the storyline continuity. The voting ritual gives every learner agency in shaping the inquiry direction and ensures the DQB reflects genuine student thinking rather than teacher-imposed questions.</w:t>
-            </w:r>
-          </w:p>
-        </w:tc>
-        <w:tc>
-          <w:tcPr>
-            <w:tcW w:type="dxa" w:w="3040"/>
-            <w:shd w:fill="F2F2F2" w:color="auto" w:val="clear"/>
-            <w:tcMar>
-              <w:top w:type="dxa" w:w="60"/>
-              <w:left w:type="dxa" w:w="120"/>
-              <w:bottom w:type="dxa" w:w="60"/>
-              <w:right w:type="dxa" w:w="120"/>
-            </w:tcMar>
-            <w:vAlign w:val="top"/>
-          </w:tcPr>
-          <w:p>
-            <w:pPr>
-              <w:spacing w:after="40" w:before="0"/>
-              <w:jc w:val="left"/>
-            </w:pPr>
-            <w:r>
-              <w:rPr>
-                <w:rFonts w:ascii="Arial" w:cs="Arial" w:eastAsia="Arial" w:hAnsi="Arial"/>
-                <w:b w:val="false"/>
-                <w:bCs w:val="false"/>
-                <w:i w:val="false"/>
-                <w:iCs w:val="false"/>
-                <w:color w:val="000000"/>
-                <w:sz w:val="18"/>
-                <w:szCs w:val="18"/>
-              </w:rPr>
-              <w:t xml:space="preserve">Observable indicators: (1) Every learner produces at least one 'now understand' statement and one new question — absence of a question may indicate surface-level engagement and should prompt a brief teacher check-in. (2) The quality of 'now understand' statements is diagnostic: statements like 'theoretical probability is a fraction' indicate surface understanding; statements like 'Kamau's 20 trips are not enough trials for experiment to match theory exactly' indicate deeper understanding of convergence. Teacher photographs the DQB at the end of this phase for their own formative record.</w:t>
-            </w:r>
-          </w:p>
-        </w:tc>
-      </w:tr>
-      <w:tr>
-        <w:tc>
-          <w:tcPr>
-            <w:tcW w:type="dxa" w:w="1520"/>
-            <w:shd w:fill="D5E8F0" w:color="auto" w:val="clear"/>
-            <w:tcMar>
-              <w:top w:type="dxa" w:w="60"/>
-              <w:left w:type="dxa" w:w="120"/>
-              <w:bottom w:type="dxa" w:w="60"/>
-              <w:right w:type="dxa" w:w="120"/>
-            </w:tcMar>
-            <w:vAlign w:val="top"/>
-          </w:tcPr>
-          <w:p>
-            <w:pPr>
-              <w:spacing w:after="40" w:before="0"/>
-              <w:jc w:val="left"/>
-            </w:pPr>
-            <w:r>
-              <w:rPr>
-                <w:rFonts w:ascii="Arial" w:cs="Arial" w:eastAsia="Arial" w:hAnsi="Arial"/>
-                <w:b/>
-                <w:bCs/>
-                <w:i w:val="false"/>
-                <w:iCs w:val="false"/>
-                <w:color w:val="000000"/>
-                <w:sz w:val="18"/>
-                <w:szCs w:val="18"/>
-              </w:rPr>
-              <w:t xml:space="preserve">Model Building Phase</w:t>
-            </w:r>
-          </w:p>
-          <w:p>
-            <w:pPr>
-              <w:spacing w:after="20" w:before="0"/>
-            </w:pPr>
-            <w:r>
-              <w:rPr>
-                <w:rFonts w:ascii="Arial" w:cs="Arial" w:eastAsia="Arial" w:hAnsi="Arial"/>
-                <w:b/>
-                <w:bCs/>
-                <w:color w:val="1F3864"/>
-                <w:sz w:val="16"/>
-                <w:szCs w:val="16"/>
-              </w:rPr>
-              <w:t xml:space="preserve">📹 VIDEO:</w:t>
-            </w:r>
-          </w:p>
-          <w:p>
-            <w:pPr>
-              <w:spacing w:after="20" w:before="0"/>
-            </w:pPr>
-            <w:hyperlink w:history="1" r:id="rIdlbon1sq1qqp0lpeowdvwg">
-              <w:r>
-                <w:rPr>
-                  <w:rFonts w:ascii="Arial" w:cs="Arial" w:eastAsia="Arial" w:hAnsi="Arial"/>
-                  <w:color w:val="2E75B6"/>
-                  <w:sz w:val="16"/>
-                  <w:szCs w:val="16"/>
-                  <w:u w:val="single" w:color="2E75B6"/>
-                </w:rPr>
-                <w:t xml:space="preserve">Video: Projectile Motion</w:t>
-              </w:r>
-            </w:hyperlink>
-          </w:p>
-          <w:p>
-            <w:pPr>
-              <w:spacing w:after="10" w:before="0"/>
-              <w:ind w:left="120"/>
-            </w:pPr>
-            <w:r>
-              <w:rPr>
-                <w:rFonts w:ascii="Arial" w:cs="Arial" w:eastAsia="Arial" w:hAnsi="Arial"/>
-                <w:color w:val="595959"/>
-                <w:sz w:val="14"/>
-                <w:szCs w:val="14"/>
-              </w:rPr>
-              <w:t xml:space="preserve">Source: PhET Interactive Simulations (English)</w:t>
-            </w:r>
-          </w:p>
-          <w:p>
-            <w:pPr>
-              <w:spacing w:after="10" w:before="0"/>
-              <w:ind w:left="120"/>
-            </w:pPr>
-            <w:hyperlink w:history="1" r:id="rIds9absrruqnu2wv0tf5gmk">
-              <w:r>
-                <w:rPr>
-                  <w:rFonts w:ascii="Arial" w:cs="Arial" w:eastAsia="Arial" w:hAnsi="Arial"/>
-                  <w:color w:val="595959"/>
-                  <w:sz w:val="14"/>
-                  <w:szCs w:val="14"/>
-                  <w:u w:val="single" w:color="595959"/>
-                </w:rPr>
-                <w:t xml:space="preserve">🔍 Search ARES for similar videos</w:t>
-              </w:r>
-            </w:hyperlink>
-          </w:p>
-          <w:p>
-            <w:pPr>
-              <w:spacing w:after="40" w:before="0"/>
-            </w:pPr>
-            <w:r>
-              <w:rPr>
-                <w:sz w:val="14"/>
-                <w:szCs w:val="14"/>
-              </w:rPr>
-              <w:t xml:space="preserve"/>
-            </w:r>
-          </w:p>
-          <w:p>
-            <w:pPr>
-              <w:spacing w:after="20" w:before="0"/>
-            </w:pPr>
-            <w:r>
-              <w:rPr>
-                <w:rFonts w:ascii="Arial" w:cs="Arial" w:eastAsia="Arial" w:hAnsi="Arial"/>
-                <w:b/>
-                <w:bCs/>
-                <w:color w:val="1F3864"/>
-                <w:sz w:val="16"/>
-                <w:szCs w:val="16"/>
-              </w:rPr>
-              <w:t xml:space="preserve">📖 HTML:</w:t>
-            </w:r>
-          </w:p>
-          <w:p>
-            <w:pPr>
-              <w:spacing w:after="20" w:before="0"/>
-            </w:pPr>
-            <w:hyperlink w:history="1" r:id="rIdf-bpppqwlslz3q_mngfhy">
-              <w:r>
-                <w:rPr>
-                  <w:rFonts w:ascii="Arial" w:cs="Arial" w:eastAsia="Arial" w:hAnsi="Arial"/>
-                  <w:color w:val="2E75B6"/>
-                  <w:sz w:val="16"/>
-                  <w:szCs w:val="16"/>
-                  <w:u w:val="single" w:color="2E75B6"/>
-                </w:rPr>
-                <w:t xml:space="preserve">Theoretical and Experimental Probability (Flexbook)</w:t>
-              </w:r>
-            </w:hyperlink>
-          </w:p>
-          <w:p>
-            <w:pPr>
-              <w:spacing w:after="10" w:before="0"/>
-              <w:ind w:left="120"/>
-            </w:pPr>
-            <w:r>
-              <w:rPr>
-                <w:rFonts w:ascii="Arial" w:cs="Arial" w:eastAsia="Arial" w:hAnsi="Arial"/>
-                <w:color w:val="595959"/>
-                <w:sz w:val="14"/>
-                <w:szCs w:val="14"/>
-              </w:rPr>
-              <w:t xml:space="preserve">Source: CK-12</w:t>
-            </w:r>
-          </w:p>
-          <w:p>
-            <w:pPr>
-              <w:spacing w:after="10" w:before="0"/>
-              <w:ind w:left="120"/>
-            </w:pPr>
-            <w:hyperlink w:history="1" r:id="rIdpcnbmkssfsnrauhwiugds">
+            <w:hyperlink w:history="1" r:id="rIdxtx1fkuy7qeswy38emios">
               <w:r>
                 <w:rPr>
                   <w:rFonts w:ascii="Arial" w:cs="Arial" w:eastAsia="Arial" w:hAnsi="Arial"/>
@@ -15850,7 +15850,313 @@
             <w:pPr>
               <w:spacing w:after="20" w:before="0"/>
             </w:pPr>
-            <w:hyperlink w:history="1" r:id="rIdhydnzagwelp5x8kvbxfkq">
+            <w:hyperlink w:history="1" r:id="rIdr_uax2yisdpaz85krnd0j">
+              <w:r>
+                <w:rPr>
+                  <w:rFonts w:ascii="Arial" w:cs="Arial" w:eastAsia="Arial" w:hAnsi="Arial"/>
+                  <w:color w:val="2E75B6"/>
+                  <w:sz w:val="16"/>
+                  <w:szCs w:val="16"/>
+                  <w:u w:val="single" w:color="2E75B6"/>
+                </w:rPr>
+                <w:t xml:space="preserve">Theoretical probability distribution example: tables</w:t>
+              </w:r>
+            </w:hyperlink>
+          </w:p>
+          <w:p>
+            <w:pPr>
+              <w:spacing w:after="10" w:before="0"/>
+              <w:ind w:left="120"/>
+            </w:pPr>
+            <w:r>
+              <w:rPr>
+                <w:rFonts w:ascii="Arial" w:cs="Arial" w:eastAsia="Arial" w:hAnsi="Arial"/>
+                <w:color w:val="595959"/>
+                <w:sz w:val="14"/>
+                <w:szCs w:val="14"/>
+              </w:rPr>
+              <w:t xml:space="preserve">Source: Khan Academy (English - US curriculum)</w:t>
+            </w:r>
+          </w:p>
+          <w:p>
+            <w:pPr>
+              <w:spacing w:after="10" w:before="0"/>
+              <w:ind w:left="120"/>
+            </w:pPr>
+            <w:hyperlink w:history="1" r:id="rIdoyeqoj3vailcldzcgfpfj">
+              <w:r>
+                <w:rPr>
+                  <w:rFonts w:ascii="Arial" w:cs="Arial" w:eastAsia="Arial" w:hAnsi="Arial"/>
+                  <w:color w:val="595959"/>
+                  <w:sz w:val="14"/>
+                  <w:szCs w:val="14"/>
+                  <w:u w:val="single" w:color="595959"/>
+                </w:rPr>
+                <w:t xml:space="preserve">🔍 Search ARES for similar videos</w:t>
+              </w:r>
+            </w:hyperlink>
+          </w:p>
+          <w:p>
+            <w:pPr>
+              <w:spacing w:after="40" w:before="0"/>
+            </w:pPr>
+            <w:r>
+              <w:rPr>
+                <w:sz w:val="14"/>
+                <w:szCs w:val="14"/>
+              </w:rPr>
+              <w:t xml:space="preserve"/>
+            </w:r>
+          </w:p>
+          <w:p>
+            <w:pPr>
+              <w:spacing w:after="20" w:before="0"/>
+            </w:pPr>
+            <w:r>
+              <w:rPr>
+                <w:rFonts w:ascii="Arial" w:cs="Arial" w:eastAsia="Arial" w:hAnsi="Arial"/>
+                <w:b/>
+                <w:bCs/>
+                <w:color w:val="1F3864"/>
+                <w:sz w:val="16"/>
+                <w:szCs w:val="16"/>
+              </w:rPr>
+              <w:t xml:space="preserve">📖 HTML:</w:t>
+            </w:r>
+          </w:p>
+          <w:p>
+            <w:pPr>
+              <w:spacing w:after="20" w:before="0"/>
+            </w:pPr>
+            <w:hyperlink w:history="1" r:id="rIddxnlzlgpbns2wvefshzh7">
+              <w:r>
+                <w:rPr>
+                  <w:rFonts w:ascii="Arial" w:cs="Arial" w:eastAsia="Arial" w:hAnsi="Arial"/>
+                  <w:color w:val="2E75B6"/>
+                  <w:sz w:val="16"/>
+                  <w:szCs w:val="16"/>
+                  <w:u w:val="single" w:color="2E75B6"/>
+                </w:rPr>
+                <w:t xml:space="preserve">Mutually Exclusive Events (Flexbook)</w:t>
+              </w:r>
+            </w:hyperlink>
+          </w:p>
+          <w:p>
+            <w:pPr>
+              <w:spacing w:after="10" w:before="0"/>
+              <w:ind w:left="120"/>
+            </w:pPr>
+            <w:r>
+              <w:rPr>
+                <w:rFonts w:ascii="Arial" w:cs="Arial" w:eastAsia="Arial" w:hAnsi="Arial"/>
+                <w:color w:val="595959"/>
+                <w:sz w:val="14"/>
+                <w:szCs w:val="14"/>
+              </w:rPr>
+              <w:t xml:space="preserve">Source: CK-12</w:t>
+            </w:r>
+          </w:p>
+          <w:p>
+            <w:pPr>
+              <w:spacing w:after="10" w:before="0"/>
+              <w:ind w:left="120"/>
+            </w:pPr>
+            <w:hyperlink w:history="1" r:id="rId4cclc7qqo2puuyiu4blvg">
+              <w:r>
+                <w:rPr>
+                  <w:rFonts w:ascii="Arial" w:cs="Arial" w:eastAsia="Arial" w:hAnsi="Arial"/>
+                  <w:color w:val="595959"/>
+                  <w:sz w:val="14"/>
+                  <w:szCs w:val="14"/>
+                  <w:u w:val="single" w:color="595959"/>
+                </w:rPr>
+                <w:t xml:space="preserve">🔍 Search ARES for similar readings</w:t>
+              </w:r>
+            </w:hyperlink>
+          </w:p>
+        </w:tc>
+        <w:tc>
+          <w:tcPr>
+            <w:tcW w:type="dxa" w:w="3040"/>
+            <w:shd w:fill="FFFFFF" w:color="auto" w:val="clear"/>
+            <w:tcMar>
+              <w:top w:type="dxa" w:w="60"/>
+              <w:left w:type="dxa" w:w="120"/>
+              <w:bottom w:type="dxa" w:w="60"/>
+              <w:right w:type="dxa" w:w="120"/>
+            </w:tcMar>
+            <w:vAlign w:val="top"/>
+          </w:tcPr>
+          <w:p>
+            <w:pPr>
+              <w:spacing w:after="40" w:before="0"/>
+              <w:jc w:val="left"/>
+            </w:pPr>
+            <w:r>
+              <w:rPr>
+                <w:rFonts w:ascii="Arial" w:cs="Arial" w:eastAsia="Arial" w:hAnsi="Arial"/>
+                <w:b w:val="false"/>
+                <w:bCs w:val="false"/>
+                <w:i w:val="false"/>
+                <w:iCs w:val="false"/>
+                <w:color w:val="000000"/>
+                <w:sz w:val="18"/>
+                <w:szCs w:val="18"/>
+              </w:rPr>
+              <w:t xml:space="preserve">Learners are shown the following scenario on the board (or printed card): 'At Kisumu Day School's end-of-year prize-giving, 30 student names are placed in a single box. One name is drawn. Prize A is a geometry set; Prize B is a Kenyan atlas. Can the same draw give ONE student BOTH prizes at the same time? Write YES or NO in your exercise book and explain your reasoning in one sentence.' Learners work individually for 2 minutes, then share with a shoulder partner for 1 minute. Three pairs are cold-called to share their reasoning with the class. The teacher records all three responses on the board without evaluating them, labelling them Prediction 1, Prediction 2, Prediction 3.</w:t>
+            </w:r>
+          </w:p>
+        </w:tc>
+        <w:tc>
+          <w:tcPr>
+            <w:tcW w:type="dxa" w:w="3040"/>
+            <w:shd w:fill="F2F2F2" w:color="auto" w:val="clear"/>
+            <w:tcMar>
+              <w:top w:type="dxa" w:w="60"/>
+              <w:left w:type="dxa" w:w="120"/>
+              <w:bottom w:type="dxa" w:w="60"/>
+              <w:right w:type="dxa" w:w="120"/>
+            </w:tcMar>
+            <w:vAlign w:val="top"/>
+          </w:tcPr>
+          <w:p>
+            <w:pPr>
+              <w:spacing w:after="40" w:before="0"/>
+              <w:jc w:val="left"/>
+            </w:pPr>
+            <w:r>
+              <w:rPr>
+                <w:rFonts w:ascii="Arial" w:cs="Arial" w:eastAsia="Arial" w:hAnsi="Arial"/>
+                <w:b w:val="false"/>
+                <w:bCs w:val="false"/>
+                <w:i w:val="false"/>
+                <w:iCs w:val="false"/>
+                <w:color w:val="000000"/>
+                <w:sz w:val="18"/>
+                <w:szCs w:val="18"/>
+              </w:rPr>
+              <w:t xml:space="preserve">Display the prize-draw scenario. Say: 'Read carefully — I want your honest first thought, not the correct answer. You have 2 minutes alone, then 1 minute with your partner.' Set a visible timer. After 3 minutes, cold-call exactly 3 pairs using the class register (rows 1, 3, 5). Record each answer verbatim on the board. Say: 'We are NOT judging these yet — we will come back to them at the end of Phase 2.' Point to Kamau's tally notebook displayed at the front and say: 'Keep Kamau in mind — can his matatu be both fully booked AND nearly empty on the same trip?' Allow 10-second wait time after each cold-call before accepting the response. Do not confirm or deny any prediction.</w:t>
+            </w:r>
+          </w:p>
+        </w:tc>
+        <w:tc>
+          <w:tcPr>
+            <w:tcW w:type="dxa" w:w="3040"/>
+            <w:shd w:fill="FFFFFF" w:color="auto" w:val="clear"/>
+            <w:tcMar>
+              <w:top w:type="dxa" w:w="60"/>
+              <w:left w:type="dxa" w:w="120"/>
+              <w:bottom w:type="dxa" w:w="60"/>
+              <w:right w:type="dxa" w:w="120"/>
+            </w:tcMar>
+            <w:vAlign w:val="top"/>
+          </w:tcPr>
+          <w:p>
+            <w:pPr>
+              <w:spacing w:after="40" w:before="0"/>
+              <w:jc w:val="left"/>
+            </w:pPr>
+            <w:r>
+              <w:rPr>
+                <w:rFonts w:ascii="Arial" w:cs="Arial" w:eastAsia="Arial" w:hAnsi="Arial"/>
+                <w:b w:val="false"/>
+                <w:bCs w:val="false"/>
+                <w:i w:val="false"/>
+                <w:iCs w:val="false"/>
+                <w:color w:val="000000"/>
+                <w:sz w:val="18"/>
+                <w:szCs w:val="18"/>
+              </w:rPr>
+              <w:t xml:space="preserve">Think-Pair-Share: Activates prior knowledge about simultaneous outcomes and creates a cognitive anchor. By recording all predictions publicly, the teacher creates accountability — learners are motivated to test their own claim during the Observe phase. Connecting the prize-draw to Kamau immediately frames the new concept within the anchoring phenomenon.</w:t>
+            </w:r>
+          </w:p>
+        </w:tc>
+        <w:tc>
+          <w:tcPr>
+            <w:tcW w:type="dxa" w:w="3040"/>
+            <w:shd w:fill="F2F2F2" w:color="auto" w:val="clear"/>
+            <w:tcMar>
+              <w:top w:type="dxa" w:w="60"/>
+              <w:left w:type="dxa" w:w="120"/>
+              <w:bottom w:type="dxa" w:w="60"/>
+              <w:right w:type="dxa" w:w="120"/>
+            </w:tcMar>
+            <w:vAlign w:val="top"/>
+          </w:tcPr>
+          <w:p>
+            <w:pPr>
+              <w:spacing w:after="40" w:before="0"/>
+              <w:jc w:val="left"/>
+            </w:pPr>
+            <w:r>
+              <w:rPr>
+                <w:rFonts w:ascii="Arial" w:cs="Arial" w:eastAsia="Arial" w:hAnsi="Arial"/>
+                <w:b w:val="false"/>
+                <w:bCs w:val="false"/>
+                <w:i w:val="false"/>
+                <w:iCs w:val="false"/>
+                <w:color w:val="000000"/>
+                <w:sz w:val="18"/>
+                <w:szCs w:val="18"/>
+              </w:rPr>
+              <w:t xml:space="preserve">Observable indicator: Can the learner give a reason (even an incorrect one) for their YES/NO answer? Listen for use of phrases like 'at the same time', 'only one winner', or 'two prizes'. Misconceptions to flag: learners who say YES because 'one student could win both if their name is drawn' — these learners have not yet grasped that a SINGLE draw can only yield ONE outcome. Note these learners for targeted questioning in Phase 2.</w:t>
+            </w:r>
+          </w:p>
+        </w:tc>
+      </w:tr>
+      <w:tr>
+        <w:tc>
+          <w:tcPr>
+            <w:tcW w:type="dxa" w:w="1520"/>
+            <w:shd w:fill="D9EEF1" w:color="auto" w:val="clear"/>
+            <w:tcMar>
+              <w:top w:type="dxa" w:w="60"/>
+              <w:left w:type="dxa" w:w="120"/>
+              <w:bottom w:type="dxa" w:w="60"/>
+              <w:right w:type="dxa" w:w="120"/>
+            </w:tcMar>
+            <w:vAlign w:val="top"/>
+          </w:tcPr>
+          <w:p>
+            <w:pPr>
+              <w:spacing w:after="40" w:before="0"/>
+              <w:jc w:val="left"/>
+            </w:pPr>
+            <w:r>
+              <w:rPr>
+                <w:rFonts w:ascii="Arial" w:cs="Arial" w:eastAsia="Arial" w:hAnsi="Arial"/>
+                <w:b/>
+                <w:bCs/>
+                <w:i w:val="false"/>
+                <w:iCs w:val="false"/>
+                <w:color w:val="000000"/>
+                <w:sz w:val="18"/>
+                <w:szCs w:val="18"/>
+              </w:rPr>
+              <w:t xml:space="preserve">Observe Phase</w:t>
+            </w:r>
+          </w:p>
+          <w:p>
+            <w:pPr>
+              <w:spacing w:after="20" w:before="0"/>
+            </w:pPr>
+            <w:r>
+              <w:rPr>
+                <w:rFonts w:ascii="Arial" w:cs="Arial" w:eastAsia="Arial" w:hAnsi="Arial"/>
+                <w:b/>
+                <w:bCs/>
+                <w:color w:val="1F3864"/>
+                <w:sz w:val="16"/>
+                <w:szCs w:val="16"/>
+              </w:rPr>
+              <w:t xml:space="preserve">📹 VIDEO:</w:t>
+            </w:r>
+          </w:p>
+          <w:p>
+            <w:pPr>
+              <w:spacing w:after="20" w:before="0"/>
+            </w:pPr>
+            <w:hyperlink w:history="1" r:id="rId8wmki8ksh0-lrkf7vaxwb">
               <w:r>
                 <w:rPr>
                   <w:rFonts w:ascii="Arial" w:cs="Arial" w:eastAsia="Arial" w:hAnsi="Arial"/>
@@ -15883,7 +16189,7 @@
               <w:spacing w:after="10" w:before="0"/>
               <w:ind w:left="120"/>
             </w:pPr>
-            <w:hyperlink w:history="1" r:id="rId8f8yjfw12unkyjtpqccf7">
+            <w:hyperlink w:history="1" r:id="rIdbwkbotn7ca-mudrlhmbzj">
               <w:r>
                 <w:rPr>
                   <w:rFonts w:ascii="Arial" w:cs="Arial" w:eastAsia="Arial" w:hAnsi="Arial"/>
@@ -15921,14 +16227,14 @@
                 <w:sz w:val="16"/>
                 <w:szCs w:val="16"/>
               </w:rPr>
-              <w:t xml:space="preserve">📖 HTML:</w:t>
+              <w:t xml:space="preserve">📖 EXERCISE:</w:t>
             </w:r>
           </w:p>
           <w:p>
             <w:pPr>
               <w:spacing w:after="20" w:before="0"/>
             </w:pPr>
-            <w:hyperlink w:history="1" r:id="rIdzt-y6cbd1vtfo7fp2f1l0">
+            <w:hyperlink w:history="1" r:id="rIdykdzloxtwxmfkxx5womx-">
               <w:r>
                 <w:rPr>
                   <w:rFonts w:ascii="Arial" w:cs="Arial" w:eastAsia="Arial" w:hAnsi="Arial"/>
@@ -15937,7 +16243,7 @@
                   <w:szCs w:val="16"/>
                   <w:u w:val="single" w:color="2E75B6"/>
                 </w:rPr>
-                <w:t xml:space="preserve">Mutually Exclusive Events (Flexbook)</w:t>
+                <w:t xml:space="preserve">Mutually Exclusive Events Practice</w:t>
               </w:r>
             </w:hyperlink>
           </w:p>
@@ -15961,7 +16267,7 @@
               <w:spacing w:after="10" w:before="0"/>
               <w:ind w:left="120"/>
             </w:pPr>
-            <w:hyperlink w:history="1" r:id="rIdzx8xsbv5-59cp8ir6jhta">
+            <w:hyperlink w:history="1" r:id="rIdyt7fwvtcsdnpzwgoeccf5">
               <w:r>
                 <w:rPr>
                   <w:rFonts w:ascii="Arial" w:cs="Arial" w:eastAsia="Arial" w:hAnsi="Arial"/>
@@ -16003,7 +16309,7 @@
                 <w:sz w:val="18"/>
                 <w:szCs w:val="18"/>
               </w:rPr>
-              <w:t xml:space="preserve">Learners are shown the following scenario on the board (or printed card): 'At Kisumu Day School's end-of-year prize-giving, 30 student names are placed in a single box. One name is drawn. Prize A is a geometry set; Prize B is a Kenyan atlas. Can the same draw give ONE student BOTH prizes at the same time? Write YES or NO in your exercise book and explain your reasoning in one sentence.' Learners work individually for 2 minutes, then share with a shoulder partner for 1 minute. Three pairs are cold-called to share their reasoning with the class. The teacher records all three responses on the board without evaluating them, labelling them Prediction 1, Prediction 2, Prediction 3.</w:t>
+              <w:t xml:space="preserve">Activity A — Prize-Draw Sample Space Investigation (25 minutes): Learners work in pairs. Each pair receives a printed 'Kisumu Prize-Draw Worksheet' (or teacher-drawn table on the board). The worksheet shows: 30 students numbered S1–S30. Event A = {student is in Form 3} = {S1–S12}, so 12 students. Event B = {student is in Form 4} = {S13–S30}, so 18 students. Task 1: List all outcomes in Event A. List all outcomes in Event B. Do any students appear in BOTH lists? Task 2: Calculate P(A), P(B), and P(A or B) by counting favourable outcomes over 30. Task 3: Check — does P(A) + P(B) = P(A or B)? Write a conjecture. Activity B — Kamau's Tally Check (10 minutes): Learners return to Kamau's 20-trip data displayed on the board: [6, 9, 14, 11, 14, 8, 14, 12, 7, 14, 10, 14, 13, 6, 14, 9, 14, 11, 8, 14]. Task 4: Let Event F = trip is fully booked (14 passengers). Let Event L = trip has fewer than 7 passengers (i.e., 6 passengers). Count how many trips are F. Count how many trips are L. Can a trip be both F and L at the same time? Calculate P(F), P(L), and P(F or L) from the tally. Check: does P(F) + P(L) = P(F or L)?</w:t>
             </w:r>
           </w:p>
         </w:tc>
@@ -16035,7 +16341,7 @@
                 <w:sz w:val="18"/>
                 <w:szCs w:val="18"/>
               </w:rPr>
-              <w:t xml:space="preserve">Display the prize-draw scenario. Say: 'Read carefully — I want your honest first thought, not the correct answer. You have 2 minutes alone, then 1 minute with your partner.' Set a visible timer. After 3 minutes, cold-call exactly 3 pairs using the class register (rows 1, 3, 5). Record each answer verbatim on the board. Say: 'We are NOT judging these yet — we will come back to them at the end of Phase 2.' Point to Kamau's tally notebook displayed at the front and say: 'Keep Kamau in mind — can his matatu be both fully booked AND nearly empty on the same trip?' Allow 10-second wait time after each cold-call before accepting the response. Do not confirm or deny any prediction.</w:t>
+              <w:t xml:space="preserve">Distribute worksheets (or direct learners to draw the table). Say: 'Task 1 is about listing — no calculating yet. Take 5 minutes.' Circulate; after 5 minutes say: 'Now Task 2 — use your sample space list, not a formula.' After Task 2, pause the class: 'Hands up if P(A) + P(B) equals P(A or B) for your pair.' Count hands aloud. Say: 'Interesting — now write ONE sentence explaining WHY you think this works or does not work. 10 seconds to think first.' Cold-call 2 pairs who did NOT raise their hands. For Activity B, say: 'Go back to Kamau's notebook. Kamau needs to know — what is the chance his next trip is either packed OR nearly empty? Can those two things happen on the same trip?' Allow 10-second wait time. Cold-call 3 learners from different rows. After Activity B, return to the board predictions from Phase 1 and ask: 'Which prediction was closest? Why?' Cross out or annotate each prediction publicly.</w:t>
             </w:r>
           </w:p>
         </w:tc>
@@ -16067,7 +16373,7 @@
                 <w:sz w:val="18"/>
                 <w:szCs w:val="18"/>
               </w:rPr>
-              <w:t xml:space="preserve">Think-Pair-Share: Activates prior knowledge about simultaneous outcomes and creates a cognitive anchor. By recording all predictions publicly, the teacher creates accountability — learners are motivated to test their own claim during the Observe phase. Connecting the prize-draw to Kamau immediately frames the new concept within the anchoring phenomenon.</w:t>
+              <w:t xml:space="preserve">Data-Based Conjecture: Learners construct the Addition Law empirically before it is stated formally. By working through two contrasting contexts (prize draw and matatu tally), learners see the pattern holds across different scenarios. The explicit 'Can these happen at the same time?' question targets the core conceptual criterion for mutual exclusivity. Revisiting Phase 1 predictions closes the predict-observe loop and reinforces metacognitive awareness.</w:t>
             </w:r>
           </w:p>
         </w:tc>
@@ -16099,7 +16405,7 @@
                 <w:sz w:val="18"/>
                 <w:szCs w:val="18"/>
               </w:rPr>
-              <w:t xml:space="preserve">Observable indicator: Can the learner give a reason (even an incorrect one) for their YES/NO answer? Listen for use of phrases like 'at the same time', 'only one winner', or 'two prizes'. Misconceptions to flag: learners who say YES because 'one student could win both if their name is drawn' — these learners have not yet grasped that a SINGLE draw can only yield ONE outcome. Note these learners for targeted questioning in Phase 2.</w:t>
+              <w:t xml:space="preserve">Observable indicators: (1) Learner correctly identifies that no student appears in both Event A and Event B lists (zero overlap). (2) Learner correctly counts 8 fully-booked trips and 2 trips with fewer than 7 passengers in Kamau's data, giving P(F) = 8/20 = 2/5 and P(L) = 2/20 = 1/10, P(F or L) = 10/20 = 1/2. (3) Learner verifies 2/5 + 1/10 = 4/10 + 1/10 = 5/10 = 1/2. Misconception to watch: learners who attempt to subtract overlapping outcomes — they have confused this with non-mutually exclusive events. Flag these learners for the Explain phase discussion.</w:t>
             </w:r>
           </w:p>
         </w:tc>
@@ -16108,32 +16414,32 @@
         <w:tc>
           <w:tcPr>
             <w:tcW w:type="dxa" w:w="1520"/>
-            <w:shd w:fill="D9EEF1" w:color="auto" w:val="clear"/>
-            <w:tcMar>
-              <w:top w:type="dxa" w:w="60"/>
-              <w:left w:type="dxa" w:w="120"/>
-              <w:bottom w:type="dxa" w:w="60"/>
-              <w:right w:type="dxa" w:w="120"/>
-            </w:tcMar>
-            <w:vAlign w:val="top"/>
-          </w:tcPr>
-          <w:p>
-            <w:pPr>
-              <w:spacing w:after="40" w:before="0"/>
-              <w:jc w:val="left"/>
-            </w:pPr>
-            <w:r>
-              <w:rPr>
-                <w:rFonts w:ascii="Arial" w:cs="Arial" w:eastAsia="Arial" w:hAnsi="Arial"/>
-                <w:b/>
-                <w:bCs/>
-                <w:i w:val="false"/>
-                <w:iCs w:val="false"/>
-                <w:color w:val="000000"/>
-                <w:sz w:val="18"/>
-                <w:szCs w:val="18"/>
-              </w:rPr>
-              <w:t xml:space="preserve">Observe Phase</w:t>
+            <w:shd w:fill="E2EFDA" w:color="auto" w:val="clear"/>
+            <w:tcMar>
+              <w:top w:type="dxa" w:w="60"/>
+              <w:left w:type="dxa" w:w="120"/>
+              <w:bottom w:type="dxa" w:w="60"/>
+              <w:right w:type="dxa" w:w="120"/>
+            </w:tcMar>
+            <w:vAlign w:val="top"/>
+          </w:tcPr>
+          <w:p>
+            <w:pPr>
+              <w:spacing w:after="40" w:before="0"/>
+              <w:jc w:val="left"/>
+            </w:pPr>
+            <w:r>
+              <w:rPr>
+                <w:rFonts w:ascii="Arial" w:cs="Arial" w:eastAsia="Arial" w:hAnsi="Arial"/>
+                <w:b/>
+                <w:bCs/>
+                <w:i w:val="false"/>
+                <w:iCs w:val="false"/>
+                <w:color w:val="000000"/>
+                <w:sz w:val="18"/>
+                <w:szCs w:val="18"/>
+              </w:rPr>
+              <w:t xml:space="preserve">Explain Phase</w:t>
             </w:r>
           </w:p>
           <w:p>
@@ -16156,7 +16462,7 @@
             <w:pPr>
               <w:spacing w:after="20" w:before="0"/>
             </w:pPr>
-            <w:hyperlink w:history="1" r:id="rId-eik-9pet6trpxjy7rcgi">
+            <w:hyperlink w:history="1" r:id="rIdjyno95972kan9gp7rphxq">
               <w:r>
                 <w:rPr>
                   <w:rFonts w:ascii="Arial" w:cs="Arial" w:eastAsia="Arial" w:hAnsi="Arial"/>
@@ -16165,7 +16471,7 @@
                   <w:szCs w:val="16"/>
                   <w:u w:val="single" w:color="2E75B6"/>
                 </w:rPr>
-                <w:t xml:space="preserve">Mutually Exclusive Events Principles</w:t>
+                <w:t xml:space="preserve">Probability without equally likely events</w:t>
               </w:r>
             </w:hyperlink>
           </w:p>
@@ -16181,7 +16487,7 @@
                 <w:sz w:val="14"/>
                 <w:szCs w:val="14"/>
               </w:rPr>
-              <w:t xml:space="preserve">Source: CK-12</w:t>
+              <w:t xml:space="preserve">Source: Khan Academy (English - US curriculum)</w:t>
             </w:r>
           </w:p>
           <w:p>
@@ -16189,7 +16495,7 @@
               <w:spacing w:after="10" w:before="0"/>
               <w:ind w:left="120"/>
             </w:pPr>
-            <w:hyperlink w:history="1" r:id="rIdzcnrim-livaexapkmndvn">
+            <w:hyperlink w:history="1" r:id="rIdpikkomhgnxvxqksqoegab">
               <w:r>
                 <w:rPr>
                   <w:rFonts w:ascii="Arial" w:cs="Arial" w:eastAsia="Arial" w:hAnsi="Arial"/>
@@ -16234,7 +16540,7 @@
             <w:pPr>
               <w:spacing w:after="20" w:before="0"/>
             </w:pPr>
-            <w:hyperlink w:history="1" r:id="rId82lx96-zsriqjjlbzpzio">
+            <w:hyperlink w:history="1" r:id="rIdvkoowitdfwt923wp0_52g">
               <w:r>
                 <w:rPr>
                   <w:rFonts w:ascii="Arial" w:cs="Arial" w:eastAsia="Arial" w:hAnsi="Arial"/>
@@ -16243,7 +16549,7 @@
                   <w:szCs w:val="16"/>
                   <w:u w:val="single" w:color="2E75B6"/>
                 </w:rPr>
-                <w:t xml:space="preserve">Mutually Exclusive Events (Flexbook)</w:t>
+                <w:t xml:space="preserve">Independent, Conditional, and Mutually Exclusive Events (Flexbook)</w:t>
               </w:r>
             </w:hyperlink>
           </w:p>
@@ -16267,7 +16573,7 @@
               <w:spacing w:after="10" w:before="0"/>
               <w:ind w:left="120"/>
             </w:pPr>
-            <w:hyperlink w:history="1" r:id="rIdhxuh73wydnsc47g4_ti7r">
+            <w:hyperlink w:history="1" r:id="rIdxmpv2izjjyh5132t-9kgk">
               <w:r>
                 <w:rPr>
                   <w:rFonts w:ascii="Arial" w:cs="Arial" w:eastAsia="Arial" w:hAnsi="Arial"/>
@@ -16309,7 +16615,7 @@
                 <w:sz w:val="18"/>
                 <w:szCs w:val="18"/>
               </w:rPr>
-              <w:t xml:space="preserve">Activity A — Prize-Draw Sample Space Investigation (25 minutes): Learners work in pairs. Each pair receives a printed 'Kisumu Prize-Draw Worksheet' (or teacher-drawn table on the board). The worksheet shows: 30 students numbered S1–S30. Event A = {student is in Form 3} = {S1–S12}, so 12 students. Event B = {student is in Form 4} = {S13–S30}, so 18 students. Task 1: List all outcomes in Event A. List all outcomes in Event B. Do any students appear in BOTH lists? Task 2: Calculate P(A), P(B), and P(A or B) by counting favourable outcomes over 30. Task 3: Check — does P(A) + P(B) = P(A or B)? Write a conjecture. Activity B — Kamau's Tally Check (10 minutes): Learners return to Kamau's 20-trip data displayed on the board: [6, 9, 14, 11, 14, 8, 14, 12, 7, 14, 10, 14, 13, 6, 14, 9, 14, 11, 8, 14]. Task 4: Let Event F = trip is fully booked (14 passengers). Let Event L = trip has fewer than 7 passengers (i.e., 6 passengers). Count how many trips are F. Count how many trips are L. Can a trip be both F and L at the same time? Calculate P(F), P(L), and P(F or L) from the tally. Check: does P(F) + P(L) = P(F or L)?</w:t>
+              <w:t xml:space="preserve">Whole-class concept consolidation (15 minutes): The teacher formally introduces vocabulary and the law using the board. Learners copy the definition, law, and worked examples into their exercise books. Definition: Two events A and B are mutually exclusive if they cannot occur at the same time in a single trial — i.e., they share no outcomes in the sample space (A ∩ B = ∅). Addition Law for mutually exclusive events: P(A or B) = P(A) + P(B). Learners then complete two application problems independently (5 minutes): Problem 1 (Dice): A fair die is rolled once. Event X = score is a multiple of 3 = {3, 6}. Event Y = score is an odd number less than 3 = {1}. Are X and Y mutually exclusive? Find P(X or Y). Problem 2 (Mandazi stall): At a Nairobi market stall, 20 mandazi are packed in a box: 8 are plain, 7 are coconut-flavoured, and 5 are cardamom-flavoured. One mandazi is picked at random. Event P = plain, Event C = coconut. Are P and C mutually exclusive? Find P(P or C). After 5 minutes, learners compare answers with the person beside them, then one volunteer per problem writes their solution on the board for class review.</w:t>
             </w:r>
           </w:p>
         </w:tc>
@@ -16341,7 +16647,7 @@
                 <w:sz w:val="18"/>
                 <w:szCs w:val="18"/>
               </w:rPr>
-              <w:t xml:space="preserve">Distribute worksheets (or direct learners to draw the table). Say: 'Task 1 is about listing — no calculating yet. Take 5 minutes.' Circulate; after 5 minutes say: 'Now Task 2 — use your sample space list, not a formula.' After Task 2, pause the class: 'Hands up if P(A) + P(B) equals P(A or B) for your pair.' Count hands aloud. Say: 'Interesting — now write ONE sentence explaining WHY you think this works or does not work. 10 seconds to think first.' Cold-call 2 pairs who did NOT raise their hands. For Activity B, say: 'Go back to Kamau's notebook. Kamau needs to know — what is the chance his next trip is either packed OR nearly empty? Can those two things happen on the same trip?' Allow 10-second wait time. Cold-call 3 learners from different rows. After Activity B, return to the board predictions from Phase 1 and ask: 'Which prediction was closest? Why?' Cross out or annotate each prediction publicly.</w:t>
+              <w:t xml:space="preserve">Write the definition on the board slowly, underlining 'cannot occur at the same time' and 'share no outcomes'. Say: 'The key test is always: can these two things happen in the SAME single trial? If yes — not mutually exclusive. If no — mutually exclusive.' Write P(A or B) = P(A) + P(B) in a box. Point to Kamau's result on the board: 'We already proved this with Kamau's data. The law just names what we discovered.' For independent problems, say: 'Work alone for 5 minutes — I want to see YOUR thinking, not your neighbour's.' Circulate and identify one strong solution and one with an error for each problem. After pair-check, cold-call the volunteer for Problem 1 and ask the class: 'Do you agree? What would change if X and Y shared an outcome?' Allow 10-second wait time. For Problem 2, ask: 'Can a mandazi be both plain AND coconut at the same time?' to reinforce the physical meaning of mutual exclusivity. Address the flagged misconception from Phase 2 explicitly: 'Some of us started subtracting — that is for a different situation we will meet later. For now, if events cannot overlap, we simply ADD.'</w:t>
             </w:r>
           </w:p>
         </w:tc>
@@ -16373,7 +16679,7 @@
                 <w:sz w:val="18"/>
                 <w:szCs w:val="18"/>
               </w:rPr>
-              <w:t xml:space="preserve">Data-Based Conjecture: Learners construct the Addition Law empirically before it is stated formally. By working through two contrasting contexts (prize draw and matatu tally), learners see the pattern holds across different scenarios. The explicit 'Can these happen at the same time?' question targets the core conceptual criterion for mutual exclusivity. Revisiting Phase 1 predictions closes the predict-observe loop and reinforces metacognitive awareness.</w:t>
+              <w:t xml:space="preserve">Explicit Concept Formalisation followed by Guided Practice: The teacher names and defines what learners discovered empirically, creating a bridge from inductive observation to deductive application. The use of a familiar Kenyan food context (mandazi) for Problem 2 lowers cognitive load for the new law, letting learners focus on the concept rather than decoding an unfamiliar scenario. Public board work by volunteers externalises thinking and creates a shared reference.</w:t>
             </w:r>
           </w:p>
         </w:tc>
@@ -16405,7 +16711,7 @@
                 <w:sz w:val="18"/>
                 <w:szCs w:val="18"/>
               </w:rPr>
-              <w:t xml:space="preserve">Observable indicators: (1) Learner correctly identifies that no student appears in both Event A and Event B lists (zero overlap). (2) Learner correctly counts 8 fully-booked trips and 2 trips with fewer than 7 passengers in Kamau's data, giving P(F) = 8/20 = 2/5 and P(L) = 2/20 = 1/10, P(F or L) = 10/20 = 1/2. (3) Learner verifies 2/5 + 1/10 = 4/10 + 1/10 = 5/10 = 1/2. Misconception to watch: learners who attempt to subtract overlapping outcomes — they have confused this with non-mutually exclusive events. Flag these learners for the Explain phase discussion.</w:t>
+              <w:t xml:space="preserve">Observable indicators: (1) Learner correctly identifies X ∩ Y = ∅ for the dice problem and calculates P(X or Y) = 2/6 + 1/6 = 3/6 = 1/2. (2) Learner correctly identifies P and C as mutually exclusive (a mandazi cannot be both plain and coconut) and calculates P(P or C) = 8/20 + 7/20 = 15/20 = 3/4. (3) Learner can articulate WHY the events are mutually exclusive in words, not just by formula. Red flag: learner who writes P(P or C) = (8+7)/20 correctly but cannot explain why — prompt with 'Why didn't you subtract anything?'</w:t>
             </w:r>
           </w:p>
         </w:tc>
@@ -16414,32 +16720,32 @@
         <w:tc>
           <w:tcPr>
             <w:tcW w:type="dxa" w:w="1520"/>
-            <w:shd w:fill="E2EFDA" w:color="auto" w:val="clear"/>
-            <w:tcMar>
-              <w:top w:type="dxa" w:w="60"/>
-              <w:left w:type="dxa" w:w="120"/>
-              <w:bottom w:type="dxa" w:w="60"/>
-              <w:right w:type="dxa" w:w="120"/>
-            </w:tcMar>
-            <w:vAlign w:val="top"/>
-          </w:tcPr>
-          <w:p>
-            <w:pPr>
-              <w:spacing w:after="40" w:before="0"/>
-              <w:jc w:val="left"/>
-            </w:pPr>
-            <w:r>
-              <w:rPr>
-                <w:rFonts w:ascii="Arial" w:cs="Arial" w:eastAsia="Arial" w:hAnsi="Arial"/>
-                <w:b/>
-                <w:bCs/>
-                <w:i w:val="false"/>
-                <w:iCs w:val="false"/>
-                <w:color w:val="000000"/>
-                <w:sz w:val="18"/>
-                <w:szCs w:val="18"/>
-              </w:rPr>
-              <w:t xml:space="preserve">Explain Phase</w:t>
+            <w:shd w:fill="FCE4D6" w:color="auto" w:val="clear"/>
+            <w:tcMar>
+              <w:top w:type="dxa" w:w="60"/>
+              <w:left w:type="dxa" w:w="120"/>
+              <w:bottom w:type="dxa" w:w="60"/>
+              <w:right w:type="dxa" w:w="120"/>
+            </w:tcMar>
+            <w:vAlign w:val="top"/>
+          </w:tcPr>
+          <w:p>
+            <w:pPr>
+              <w:spacing w:after="40" w:before="0"/>
+              <w:jc w:val="left"/>
+            </w:pPr>
+            <w:r>
+              <w:rPr>
+                <w:rFonts w:ascii="Arial" w:cs="Arial" w:eastAsia="Arial" w:hAnsi="Arial"/>
+                <w:b/>
+                <w:bCs/>
+                <w:i w:val="false"/>
+                <w:iCs w:val="false"/>
+                <w:color w:val="000000"/>
+                <w:sz w:val="18"/>
+                <w:szCs w:val="18"/>
+              </w:rPr>
+              <w:t xml:space="preserve">Driving Question Board (DQB) Creation</w:t>
             </w:r>
           </w:p>
           <w:p>
@@ -16462,7 +16768,7 @@
             <w:pPr>
               <w:spacing w:after="20" w:before="0"/>
             </w:pPr>
-            <w:hyperlink w:history="1" r:id="rIdk5ggz68gzedhtzci73yyq">
+            <w:hyperlink w:history="1" r:id="rIdsvyx0ef37u7jrkkx81ns_">
               <w:r>
                 <w:rPr>
                   <w:rFonts w:ascii="Arial" w:cs="Arial" w:eastAsia="Arial" w:hAnsi="Arial"/>
@@ -16471,7 +16777,7 @@
                   <w:szCs w:val="16"/>
                   <w:u w:val="single" w:color="2E75B6"/>
                 </w:rPr>
-                <w:t xml:space="preserve">Mutually Exclusive Events Principles</w:t>
+                <w:t xml:space="preserve">Theoretical probability distribution example: tables</w:t>
               </w:r>
             </w:hyperlink>
           </w:p>
@@ -16487,7 +16793,7 @@
                 <w:sz w:val="14"/>
                 <w:szCs w:val="14"/>
               </w:rPr>
-              <w:t xml:space="preserve">Source: CK-12</w:t>
+              <w:t xml:space="preserve">Source: Khan Academy (English - US curriculum)</w:t>
             </w:r>
           </w:p>
           <w:p>
@@ -16495,7 +16801,7 @@
               <w:spacing w:after="10" w:before="0"/>
               <w:ind w:left="120"/>
             </w:pPr>
-            <w:hyperlink w:history="1" r:id="rIdeg2negjqotdp6yhgisefo">
+            <w:hyperlink w:history="1" r:id="rIdtkzh2fgrxrplkeetn0_tb">
               <w:r>
                 <w:rPr>
                   <w:rFonts w:ascii="Arial" w:cs="Arial" w:eastAsia="Arial" w:hAnsi="Arial"/>
@@ -16540,7 +16846,7 @@
             <w:pPr>
               <w:spacing w:after="20" w:before="0"/>
             </w:pPr>
-            <w:hyperlink w:history="1" r:id="rIdcaixoqaaev4e6yyl_fcdj">
+            <w:hyperlink w:history="1" r:id="rIdvsdhphylc7rvpnlf6hdx1">
               <w:r>
                 <w:rPr>
                   <w:rFonts w:ascii="Arial" w:cs="Arial" w:eastAsia="Arial" w:hAnsi="Arial"/>
@@ -16549,7 +16855,7 @@
                   <w:szCs w:val="16"/>
                   <w:u w:val="single" w:color="2E75B6"/>
                 </w:rPr>
-                <w:t xml:space="preserve">Mutually Exclusive Events (Flexbook)</w:t>
+                <w:t xml:space="preserve">Theoretical and Experimental Probability (Flexbook)</w:t>
               </w:r>
             </w:hyperlink>
           </w:p>
@@ -16573,7 +16879,7 @@
               <w:spacing w:after="10" w:before="0"/>
               <w:ind w:left="120"/>
             </w:pPr>
-            <w:hyperlink w:history="1" r:id="rId3u0batib-dycoijze52nj">
+            <w:hyperlink w:history="1" r:id="rIdmo9lvxewsjrl6ydm_u-cu">
               <w:r>
                 <w:rPr>
                   <w:rFonts w:ascii="Arial" w:cs="Arial" w:eastAsia="Arial" w:hAnsi="Arial"/>
@@ -16615,7 +16921,7 @@
                 <w:sz w:val="18"/>
                 <w:szCs w:val="18"/>
               </w:rPr>
-              <w:t xml:space="preserve">Whole-class concept consolidation (15 minutes): The teacher formally introduces vocabulary and the law using the board. Learners copy the definition, law, and worked examples into their exercise books. Definition: Two events A and B are mutually exclusive if they cannot occur at the same time in a single trial — i.e., they share no outcomes in the sample space (A ∩ B = ∅). Addition Law for mutually exclusive events: P(A or B) = P(A) + P(B). Learners then complete two application problems independently (5 minutes): Problem 1 (Dice): A fair die is rolled once. Event X = score is a multiple of 3 = {3, 6}. Event Y = score is an odd number less than 3 = {1}. Are X and Y mutually exclusive? Find P(X or Y). Problem 2 (Mandazi stall): At a Nairobi market stall, 20 mandazi are packed in a box: 8 are plain, 7 are coconut-flavoured, and 5 are cardamom-flavoured. One mandazi is picked at random. Event P = plain, Event C = coconut. Are P and C mutually exclusive? Find P(P or C). After 5 minutes, learners compare answers with the person beside them, then one volunteer per problem writes their solution on the board for class review.</w:t>
+              <w:t xml:space="preserve">The class DQB (a large poster or section of the board maintained across all 8 lessons) is updated collaboratively (7 minutes). The teacher displays the current DQB with entries from Lessons 1–4. Learners are asked to: (1) Write one new 'We now know' statement on a sticky note or in their books to add to the DQB. (2) Write one new 'We still wonder' question that today's lesson raised. The teacher reads selected contributions aloud and physically places them on the DQB under the columns 'What we now know' and 'What we still wonder'. The teacher then reads the updated driving question aloud: 'How can Kamau — and other Kenyans facing uncertain everyday outcomes — use the mathematics of probability to make smarter, fairer, and safer decisions?' and asks: 'How does today's Addition Law move Kamau closer to a useful answer?' One learner is cold-called to answer.</w:t>
             </w:r>
           </w:p>
         </w:tc>
@@ -16647,7 +16953,7 @@
                 <w:sz w:val="18"/>
                 <w:szCs w:val="18"/>
               </w:rPr>
-              <w:t xml:space="preserve">Write the definition on the board slowly, underlining 'cannot occur at the same time' and 'share no outcomes'. Say: 'The key test is always: can these two things happen in the SAME single trial? If yes — not mutually exclusive. If no — mutually exclusive.' Write P(A or B) = P(A) + P(B) in a box. Point to Kamau's result on the board: 'We already proved this with Kamau's data. The law just names what we discovered.' For independent problems, say: 'Work alone for 5 minutes — I want to see YOUR thinking, not your neighbour's.' Circulate and identify one strong solution and one with an error for each problem. After pair-check, cold-call the volunteer for Problem 1 and ask the class: 'Do you agree? What would change if X and Y shared an outcome?' Allow 10-second wait time. For Problem 2, ask: 'Can a mandazi be both plain AND coconut at the same time?' to reinforce the physical meaning of mutual exclusivity. Address the flagged misconception from Phase 2 explicitly: 'Some of us started subtracting — that is for a different situation we will meet later. For now, if events cannot overlap, we simply ADD.'</w:t>
+              <w:t xml:space="preserve">Point to the DQB and say: 'This board is our collective thinking over 5 lessons. Today we add something specific.' Give learners 2 minutes to write their contributions. Say: 'Your We-Now-Know must include the phrase mutually exclusive. Your We-Still-Wonder must be a genuine question — not something we already answered today.' Read 4–5 sticky notes aloud before placing them. For the driving question connection, say: 'Kamau now knows P(fully booked OR nearly empty) = 1/2. What does that mean for his planning?' Allow 10-second wait time before cold-calling. Write the DQB update prompt on the board: 'What makes two events mutually exclusive?' and circle it as today's DQB headline question. Ensure the DQB visually shows progression: Lessons 1–4 entries lead logically to today's Addition Law entry.</w:t>
             </w:r>
           </w:p>
         </w:tc>
@@ -16679,7 +16985,7 @@
                 <w:sz w:val="18"/>
                 <w:szCs w:val="18"/>
               </w:rPr>
-              <w:t xml:space="preserve">Explicit Concept Formalisation followed by Guided Practice: The teacher names and defines what learners discovered empirically, creating a bridge from inductive observation to deductive application. The use of a familiar Kenyan food context (mandazi) for Problem 2 lowers cognitive load for the new law, letting learners focus on the concept rather than decoding an unfamiliar scenario. Public board work by volunteers externalises thinking and creates a shared reference.</w:t>
+              <w:t xml:space="preserve">Collaborative Knowledge Mapping via DQB: The DQB externalises the growing model of understanding across the unit, making the storyline visible. Requiring the phrase 'mutually exclusive' in the We-Now-Know statement reinforces precise mathematical vocabulary. The driving question connection forces learners to evaluate the utility of the new law — not just its mechanics — which deepens conceptual understanding.</w:t>
             </w:r>
           </w:p>
         </w:tc>
@@ -16711,7 +17017,7 @@
                 <w:sz w:val="18"/>
                 <w:szCs w:val="18"/>
               </w:rPr>
-              <w:t xml:space="preserve">Observable indicators: (1) Learner correctly identifies X ∩ Y = ∅ for the dice problem and calculates P(X or Y) = 2/6 + 1/6 = 3/6 = 1/2. (2) Learner correctly identifies P and C as mutually exclusive (a mandazi cannot be both plain and coconut) and calculates P(P or C) = 8/20 + 7/20 = 15/20 = 3/4. (3) Learner can articulate WHY the events are mutually exclusive in words, not just by formula. Red flag: learner who writes P(P or C) = (8+7)/20 correctly but cannot explain why — prompt with 'Why didn't you subtract anything?'</w:t>
+              <w:t xml:space="preserve">Observable indicators: (1) Learner's We-Now-Know statement correctly uses 'mutually exclusive' and references the Addition Law or the 'cannot happen at the same time' criterion. (2) Learner's We-Still-Wonder question is genuinely forward-looking (e.g., 'What if events CAN overlap — do we still add?', 'Does the Addition Law work for three events?'). (3) Cold-called learner can connect P(F or L) = 1/2 to a practical implication for Kamau (e.g., 'Half his trips are either very full or very empty — he can plan for both extremes').</w:t>
             </w:r>
           </w:p>
         </w:tc>
@@ -16720,32 +17026,32 @@
         <w:tc>
           <w:tcPr>
             <w:tcW w:type="dxa" w:w="1520"/>
-            <w:shd w:fill="FCE4D6" w:color="auto" w:val="clear"/>
-            <w:tcMar>
-              <w:top w:type="dxa" w:w="60"/>
-              <w:left w:type="dxa" w:w="120"/>
-              <w:bottom w:type="dxa" w:w="60"/>
-              <w:right w:type="dxa" w:w="120"/>
-            </w:tcMar>
-            <w:vAlign w:val="top"/>
-          </w:tcPr>
-          <w:p>
-            <w:pPr>
-              <w:spacing w:after="40" w:before="0"/>
-              <w:jc w:val="left"/>
-            </w:pPr>
-            <w:r>
-              <w:rPr>
-                <w:rFonts w:ascii="Arial" w:cs="Arial" w:eastAsia="Arial" w:hAnsi="Arial"/>
-                <w:b/>
-                <w:bCs/>
-                <w:i w:val="false"/>
-                <w:iCs w:val="false"/>
-                <w:color w:val="000000"/>
-                <w:sz w:val="18"/>
-                <w:szCs w:val="18"/>
-              </w:rPr>
-              <w:t xml:space="preserve">Driving Question Board (DQB) Creation</w:t>
+            <w:shd w:fill="D5E8F0" w:color="auto" w:val="clear"/>
+            <w:tcMar>
+              <w:top w:type="dxa" w:w="60"/>
+              <w:left w:type="dxa" w:w="120"/>
+              <w:bottom w:type="dxa" w:w="60"/>
+              <w:right w:type="dxa" w:w="120"/>
+            </w:tcMar>
+            <w:vAlign w:val="top"/>
+          </w:tcPr>
+          <w:p>
+            <w:pPr>
+              <w:spacing w:after="40" w:before="0"/>
+              <w:jc w:val="left"/>
+            </w:pPr>
+            <w:r>
+              <w:rPr>
+                <w:rFonts w:ascii="Arial" w:cs="Arial" w:eastAsia="Arial" w:hAnsi="Arial"/>
+                <w:b/>
+                <w:bCs/>
+                <w:i w:val="false"/>
+                <w:iCs w:val="false"/>
+                <w:color w:val="000000"/>
+                <w:sz w:val="18"/>
+                <w:szCs w:val="18"/>
+              </w:rPr>
+              <w:t xml:space="preserve">Model Building Phase</w:t>
             </w:r>
           </w:p>
           <w:p>
@@ -16768,7 +17074,7 @@
             <w:pPr>
               <w:spacing w:after="20" w:before="0"/>
             </w:pPr>
-            <w:hyperlink w:history="1" r:id="rId4xx80wj54bnkiakfwxjan">
+            <w:hyperlink w:history="1" r:id="rIdb5hc3eey3-v2vtr8qgzrp">
               <w:r>
                 <w:rPr>
                   <w:rFonts w:ascii="Arial" w:cs="Arial" w:eastAsia="Arial" w:hAnsi="Arial"/>
@@ -16777,7 +17083,7 @@
                   <w:szCs w:val="16"/>
                   <w:u w:val="single" w:color="2E75B6"/>
                 </w:rPr>
-                <w:t xml:space="preserve">Mutually Exclusive Events Principles</w:t>
+                <w:t xml:space="preserve">Theoretical probability distribution example: tables</w:t>
               </w:r>
             </w:hyperlink>
           </w:p>
@@ -16793,7 +17099,7 @@
                 <w:sz w:val="14"/>
                 <w:szCs w:val="14"/>
               </w:rPr>
-              <w:t xml:space="preserve">Source: CK-12</w:t>
+              <w:t xml:space="preserve">Source: Khan Academy (English - US curriculum)</w:t>
             </w:r>
           </w:p>
           <w:p>
@@ -16801,7 +17107,7 @@
               <w:spacing w:after="10" w:before="0"/>
               <w:ind w:left="120"/>
             </w:pPr>
-            <w:hyperlink w:history="1" r:id="rIdf7qknsyuu4r1gerasj7dq">
+            <w:hyperlink w:history="1" r:id="rIdor8wvim-cbfrum_h9yc4e">
               <w:r>
                 <w:rPr>
                   <w:rFonts w:ascii="Arial" w:cs="Arial" w:eastAsia="Arial" w:hAnsi="Arial"/>
@@ -16839,14 +17145,14 @@
                 <w:sz w:val="16"/>
                 <w:szCs w:val="16"/>
               </w:rPr>
-              <w:t xml:space="preserve">📖 HTML:</w:t>
+              <w:t xml:space="preserve">📖 EXERCISE:</w:t>
             </w:r>
           </w:p>
           <w:p>
             <w:pPr>
               <w:spacing w:after="20" w:before="0"/>
             </w:pPr>
-            <w:hyperlink w:history="1" r:id="rIdzvdgnf0d_ev4bo8k--iog">
+            <w:hyperlink w:history="1" r:id="rIdeevvqy1u33dmzoy1uarqd">
               <w:r>
                 <w:rPr>
                   <w:rFonts w:ascii="Arial" w:cs="Arial" w:eastAsia="Arial" w:hAnsi="Arial"/>
@@ -16855,7 +17161,7 @@
                   <w:szCs w:val="16"/>
                   <w:u w:val="single" w:color="2E75B6"/>
                 </w:rPr>
-                <w:t xml:space="preserve">Mutually Exclusive Events (Flexbook)</w:t>
+                <w:t xml:space="preserve">Theoretical and Experimental Probability Practice</w:t>
               </w:r>
             </w:hyperlink>
           </w:p>
@@ -16879,313 +17185,7 @@
               <w:spacing w:after="10" w:before="0"/>
               <w:ind w:left="120"/>
             </w:pPr>
-            <w:hyperlink w:history="1" r:id="rIdlmo-dtcnuxbwwkg4ooyiq">
-              <w:r>
-                <w:rPr>
-                  <w:rFonts w:ascii="Arial" w:cs="Arial" w:eastAsia="Arial" w:hAnsi="Arial"/>
-                  <w:color w:val="595959"/>
-                  <w:sz w:val="14"/>
-                  <w:szCs w:val="14"/>
-                  <w:u w:val="single" w:color="595959"/>
-                </w:rPr>
-                <w:t xml:space="preserve">🔍 Search ARES for similar readings</w:t>
-              </w:r>
-            </w:hyperlink>
-          </w:p>
-        </w:tc>
-        <w:tc>
-          <w:tcPr>
-            <w:tcW w:type="dxa" w:w="3040"/>
-            <w:shd w:fill="FFFFFF" w:color="auto" w:val="clear"/>
-            <w:tcMar>
-              <w:top w:type="dxa" w:w="60"/>
-              <w:left w:type="dxa" w:w="120"/>
-              <w:bottom w:type="dxa" w:w="60"/>
-              <w:right w:type="dxa" w:w="120"/>
-            </w:tcMar>
-            <w:vAlign w:val="top"/>
-          </w:tcPr>
-          <w:p>
-            <w:pPr>
-              <w:spacing w:after="40" w:before="0"/>
-              <w:jc w:val="left"/>
-            </w:pPr>
-            <w:r>
-              <w:rPr>
-                <w:rFonts w:ascii="Arial" w:cs="Arial" w:eastAsia="Arial" w:hAnsi="Arial"/>
-                <w:b w:val="false"/>
-                <w:bCs w:val="false"/>
-                <w:i w:val="false"/>
-                <w:iCs w:val="false"/>
-                <w:color w:val="000000"/>
-                <w:sz w:val="18"/>
-                <w:szCs w:val="18"/>
-              </w:rPr>
-              <w:t xml:space="preserve">The class DQB (a large poster or section of the board maintained across all 8 lessons) is updated collaboratively (7 minutes). The teacher displays the current DQB with entries from Lessons 1–4. Learners are asked to: (1) Write one new 'We now know' statement on a sticky note or in their books to add to the DQB. (2) Write one new 'We still wonder' question that today's lesson raised. The teacher reads selected contributions aloud and physically places them on the DQB under the columns 'What we now know' and 'What we still wonder'. The teacher then reads the updated driving question aloud: 'How can Kamau — and other Kenyans facing uncertain everyday outcomes — use the mathematics of probability to make smarter, fairer, and safer decisions?' and asks: 'How does today's Addition Law move Kamau closer to a useful answer?' One learner is cold-called to answer.</w:t>
-            </w:r>
-          </w:p>
-        </w:tc>
-        <w:tc>
-          <w:tcPr>
-            <w:tcW w:type="dxa" w:w="3040"/>
-            <w:shd w:fill="F2F2F2" w:color="auto" w:val="clear"/>
-            <w:tcMar>
-              <w:top w:type="dxa" w:w="60"/>
-              <w:left w:type="dxa" w:w="120"/>
-              <w:bottom w:type="dxa" w:w="60"/>
-              <w:right w:type="dxa" w:w="120"/>
-            </w:tcMar>
-            <w:vAlign w:val="top"/>
-          </w:tcPr>
-          <w:p>
-            <w:pPr>
-              <w:spacing w:after="40" w:before="0"/>
-              <w:jc w:val="left"/>
-            </w:pPr>
-            <w:r>
-              <w:rPr>
-                <w:rFonts w:ascii="Arial" w:cs="Arial" w:eastAsia="Arial" w:hAnsi="Arial"/>
-                <w:b w:val="false"/>
-                <w:bCs w:val="false"/>
-                <w:i w:val="false"/>
-                <w:iCs w:val="false"/>
-                <w:color w:val="000000"/>
-                <w:sz w:val="18"/>
-                <w:szCs w:val="18"/>
-              </w:rPr>
-              <w:t xml:space="preserve">Point to the DQB and say: 'This board is our collective thinking over 5 lessons. Today we add something specific.' Give learners 2 minutes to write their contributions. Say: 'Your We-Now-Know must include the phrase mutually exclusive. Your We-Still-Wonder must be a genuine question — not something we already answered today.' Read 4–5 sticky notes aloud before placing them. For the driving question connection, say: 'Kamau now knows P(fully booked OR nearly empty) = 1/2. What does that mean for his planning?' Allow 10-second wait time before cold-calling. Write the DQB update prompt on the board: 'What makes two events mutually exclusive?' and circle it as today's DQB headline question. Ensure the DQB visually shows progression: Lessons 1–4 entries lead logically to today's Addition Law entry.</w:t>
-            </w:r>
-          </w:p>
-        </w:tc>
-        <w:tc>
-          <w:tcPr>
-            <w:tcW w:type="dxa" w:w="3040"/>
-            <w:shd w:fill="FFFFFF" w:color="auto" w:val="clear"/>
-            <w:tcMar>
-              <w:top w:type="dxa" w:w="60"/>
-              <w:left w:type="dxa" w:w="120"/>
-              <w:bottom w:type="dxa" w:w="60"/>
-              <w:right w:type="dxa" w:w="120"/>
-            </w:tcMar>
-            <w:vAlign w:val="top"/>
-          </w:tcPr>
-          <w:p>
-            <w:pPr>
-              <w:spacing w:after="40" w:before="0"/>
-              <w:jc w:val="left"/>
-            </w:pPr>
-            <w:r>
-              <w:rPr>
-                <w:rFonts w:ascii="Arial" w:cs="Arial" w:eastAsia="Arial" w:hAnsi="Arial"/>
-                <w:b w:val="false"/>
-                <w:bCs w:val="false"/>
-                <w:i w:val="false"/>
-                <w:iCs w:val="false"/>
-                <w:color w:val="000000"/>
-                <w:sz w:val="18"/>
-                <w:szCs w:val="18"/>
-              </w:rPr>
-              <w:t xml:space="preserve">Collaborative Knowledge Mapping via DQB: The DQB externalises the growing model of understanding across the unit, making the storyline visible. Requiring the phrase 'mutually exclusive' in the We-Now-Know statement reinforces precise mathematical vocabulary. The driving question connection forces learners to evaluate the utility of the new law — not just its mechanics — which deepens conceptual understanding.</w:t>
-            </w:r>
-          </w:p>
-        </w:tc>
-        <w:tc>
-          <w:tcPr>
-            <w:tcW w:type="dxa" w:w="3040"/>
-            <w:shd w:fill="F2F2F2" w:color="auto" w:val="clear"/>
-            <w:tcMar>
-              <w:top w:type="dxa" w:w="60"/>
-              <w:left w:type="dxa" w:w="120"/>
-              <w:bottom w:type="dxa" w:w="60"/>
-              <w:right w:type="dxa" w:w="120"/>
-            </w:tcMar>
-            <w:vAlign w:val="top"/>
-          </w:tcPr>
-          <w:p>
-            <w:pPr>
-              <w:spacing w:after="40" w:before="0"/>
-              <w:jc w:val="left"/>
-            </w:pPr>
-            <w:r>
-              <w:rPr>
-                <w:rFonts w:ascii="Arial" w:cs="Arial" w:eastAsia="Arial" w:hAnsi="Arial"/>
-                <w:b w:val="false"/>
-                <w:bCs w:val="false"/>
-                <w:i w:val="false"/>
-                <w:iCs w:val="false"/>
-                <w:color w:val="000000"/>
-                <w:sz w:val="18"/>
-                <w:szCs w:val="18"/>
-              </w:rPr>
-              <w:t xml:space="preserve">Observable indicators: (1) Learner's We-Now-Know statement correctly uses 'mutually exclusive' and references the Addition Law or the 'cannot happen at the same time' criterion. (2) Learner's We-Still-Wonder question is genuinely forward-looking (e.g., 'What if events CAN overlap — do we still add?', 'Does the Addition Law work for three events?'). (3) Cold-called learner can connect P(F or L) = 1/2 to a practical implication for Kamau (e.g., 'Half his trips are either very full or very empty — he can plan for both extremes').</w:t>
-            </w:r>
-          </w:p>
-        </w:tc>
-      </w:tr>
-      <w:tr>
-        <w:tc>
-          <w:tcPr>
-            <w:tcW w:type="dxa" w:w="1520"/>
-            <w:shd w:fill="D5E8F0" w:color="auto" w:val="clear"/>
-            <w:tcMar>
-              <w:top w:type="dxa" w:w="60"/>
-              <w:left w:type="dxa" w:w="120"/>
-              <w:bottom w:type="dxa" w:w="60"/>
-              <w:right w:type="dxa" w:w="120"/>
-            </w:tcMar>
-            <w:vAlign w:val="top"/>
-          </w:tcPr>
-          <w:p>
-            <w:pPr>
-              <w:spacing w:after="40" w:before="0"/>
-              <w:jc w:val="left"/>
-            </w:pPr>
-            <w:r>
-              <w:rPr>
-                <w:rFonts w:ascii="Arial" w:cs="Arial" w:eastAsia="Arial" w:hAnsi="Arial"/>
-                <w:b/>
-                <w:bCs/>
-                <w:i w:val="false"/>
-                <w:iCs w:val="false"/>
-                <w:color w:val="000000"/>
-                <w:sz w:val="18"/>
-                <w:szCs w:val="18"/>
-              </w:rPr>
-              <w:t xml:space="preserve">Model Building Phase</w:t>
-            </w:r>
-          </w:p>
-          <w:p>
-            <w:pPr>
-              <w:spacing w:after="20" w:before="0"/>
-            </w:pPr>
-            <w:r>
-              <w:rPr>
-                <w:rFonts w:ascii="Arial" w:cs="Arial" w:eastAsia="Arial" w:hAnsi="Arial"/>
-                <w:b/>
-                <w:bCs/>
-                <w:color w:val="1F3864"/>
-                <w:sz w:val="16"/>
-                <w:szCs w:val="16"/>
-              </w:rPr>
-              <w:t xml:space="preserve">📹 VIDEO:</w:t>
-            </w:r>
-          </w:p>
-          <w:p>
-            <w:pPr>
-              <w:spacing w:after="20" w:before="0"/>
-            </w:pPr>
-            <w:hyperlink w:history="1" r:id="rId50rwaq5f5dabqqeudcawl">
-              <w:r>
-                <w:rPr>
-                  <w:rFonts w:ascii="Arial" w:cs="Arial" w:eastAsia="Arial" w:hAnsi="Arial"/>
-                  <w:color w:val="2E75B6"/>
-                  <w:sz w:val="16"/>
-                  <w:szCs w:val="16"/>
-                  <w:u w:val="single" w:color="2E75B6"/>
-                </w:rPr>
-                <w:t xml:space="preserve">Mutually Exclusive Events Principles</w:t>
-              </w:r>
-            </w:hyperlink>
-          </w:p>
-          <w:p>
-            <w:pPr>
-              <w:spacing w:after="10" w:before="0"/>
-              <w:ind w:left="120"/>
-            </w:pPr>
-            <w:r>
-              <w:rPr>
-                <w:rFonts w:ascii="Arial" w:cs="Arial" w:eastAsia="Arial" w:hAnsi="Arial"/>
-                <w:color w:val="595959"/>
-                <w:sz w:val="14"/>
-                <w:szCs w:val="14"/>
-              </w:rPr>
-              <w:t xml:space="preserve">Source: CK-12</w:t>
-            </w:r>
-          </w:p>
-          <w:p>
-            <w:pPr>
-              <w:spacing w:after="10" w:before="0"/>
-              <w:ind w:left="120"/>
-            </w:pPr>
-            <w:hyperlink w:history="1" r:id="rIdtt1m3vfe28kmybeis0kxr">
-              <w:r>
-                <w:rPr>
-                  <w:rFonts w:ascii="Arial" w:cs="Arial" w:eastAsia="Arial" w:hAnsi="Arial"/>
-                  <w:color w:val="595959"/>
-                  <w:sz w:val="14"/>
-                  <w:szCs w:val="14"/>
-                  <w:u w:val="single" w:color="595959"/>
-                </w:rPr>
-                <w:t xml:space="preserve">🔍 Search ARES for similar videos</w:t>
-              </w:r>
-            </w:hyperlink>
-          </w:p>
-          <w:p>
-            <w:pPr>
-              <w:spacing w:after="40" w:before="0"/>
-            </w:pPr>
-            <w:r>
-              <w:rPr>
-                <w:sz w:val="14"/>
-                <w:szCs w:val="14"/>
-              </w:rPr>
-              <w:t xml:space="preserve"/>
-            </w:r>
-          </w:p>
-          <w:p>
-            <w:pPr>
-              <w:spacing w:after="20" w:before="0"/>
-            </w:pPr>
-            <w:r>
-              <w:rPr>
-                <w:rFonts w:ascii="Arial" w:cs="Arial" w:eastAsia="Arial" w:hAnsi="Arial"/>
-                <w:b/>
-                <w:bCs/>
-                <w:color w:val="1F3864"/>
-                <w:sz w:val="16"/>
-                <w:szCs w:val="16"/>
-              </w:rPr>
-              <w:t xml:space="preserve">📖 HTML:</w:t>
-            </w:r>
-          </w:p>
-          <w:p>
-            <w:pPr>
-              <w:spacing w:after="20" w:before="0"/>
-            </w:pPr>
-            <w:hyperlink w:history="1" r:id="rIdgkgqmeu8cnx6jbbgcs2wr">
-              <w:r>
-                <w:rPr>
-                  <w:rFonts w:ascii="Arial" w:cs="Arial" w:eastAsia="Arial" w:hAnsi="Arial"/>
-                  <w:color w:val="2E75B6"/>
-                  <w:sz w:val="16"/>
-                  <w:szCs w:val="16"/>
-                  <w:u w:val="single" w:color="2E75B6"/>
-                </w:rPr>
-                <w:t xml:space="preserve">Mutually Exclusive Events (Flexbook)</w:t>
-              </w:r>
-            </w:hyperlink>
-          </w:p>
-          <w:p>
-            <w:pPr>
-              <w:spacing w:after="10" w:before="0"/>
-              <w:ind w:left="120"/>
-            </w:pPr>
-            <w:r>
-              <w:rPr>
-                <w:rFonts w:ascii="Arial" w:cs="Arial" w:eastAsia="Arial" w:hAnsi="Arial"/>
-                <w:color w:val="595959"/>
-                <w:sz w:val="14"/>
-                <w:szCs w:val="14"/>
-              </w:rPr>
-              <w:t xml:space="preserve">Source: CK-12</w:t>
-            </w:r>
-          </w:p>
-          <w:p>
-            <w:pPr>
-              <w:spacing w:after="10" w:before="0"/>
-              <w:ind w:left="120"/>
-            </w:pPr>
-            <w:hyperlink w:history="1" r:id="rId35m72wogl956ppimx2p2l">
+            <w:hyperlink w:history="1" r:id="rIdjtqucv99dqjhuzejdhcqj">
               <w:r>
                 <w:rPr>
                   <w:rFonts w:ascii="Arial" w:cs="Arial" w:eastAsia="Arial" w:hAnsi="Arial"/>
@@ -18672,7 +18672,7 @@
             <w:pPr>
               <w:spacing w:after="20" w:before="0"/>
             </w:pPr>
-            <w:hyperlink w:history="1" r:id="rIdpasm7rodhchg3c3l25o_h">
+            <w:hyperlink w:history="1" r:id="rIdmmu7dxa7sr2kwct0vcxoq">
               <w:r>
                 <w:rPr>
                   <w:rFonts w:ascii="Arial" w:cs="Arial" w:eastAsia="Arial" w:hAnsi="Arial"/>
@@ -18681,7 +18681,7 @@
                   <w:szCs w:val="16"/>
                   <w:u w:val="single" w:color="2E75B6"/>
                 </w:rPr>
-                <w:t xml:space="preserve">Video: Plinko Probability</w:t>
+                <w:t xml:space="preserve">Conditional probability tree diagram example</w:t>
               </w:r>
             </w:hyperlink>
           </w:p>
@@ -18697,7 +18697,7 @@
                 <w:sz w:val="14"/>
                 <w:szCs w:val="14"/>
               </w:rPr>
-              <w:t xml:space="preserve">Source: PhET Interactive Simulations (English)</w:t>
+              <w:t xml:space="preserve">Source: Khan Academy (English - US curriculum)</w:t>
             </w:r>
           </w:p>
           <w:p>
@@ -18705,7 +18705,7 @@
               <w:spacing w:after="10" w:before="0"/>
               <w:ind w:left="120"/>
             </w:pPr>
-            <w:hyperlink w:history="1" r:id="rId9t3ohcnfj-h2vpwgndelj">
+            <w:hyperlink w:history="1" r:id="rId2grvqsz5edsqzl9jhalaz">
               <w:r>
                 <w:rPr>
                   <w:rFonts w:ascii="Arial" w:cs="Arial" w:eastAsia="Arial" w:hAnsi="Arial"/>
@@ -18743,14 +18743,14 @@
                 <w:sz w:val="16"/>
                 <w:szCs w:val="16"/>
               </w:rPr>
-              <w:t xml:space="preserve">📖 HTML:</w:t>
+              <w:t xml:space="preserve">📖 EXERCISE:</w:t>
             </w:r>
           </w:p>
           <w:p>
             <w:pPr>
               <w:spacing w:after="20" w:before="0"/>
             </w:pPr>
-            <w:hyperlink w:history="1" r:id="rIdz0un1bxvaivyiu3rlbfaa">
+            <w:hyperlink w:history="1" r:id="rIdlooehmaw51znohly2df9e">
               <w:r>
                 <w:rPr>
                   <w:rFonts w:ascii="Arial" w:cs="Arial" w:eastAsia="Arial" w:hAnsi="Arial"/>
@@ -18759,7 +18759,7 @@
                   <w:szCs w:val="16"/>
                   <w:u w:val="single" w:color="2E75B6"/>
                 </w:rPr>
-                <w:t xml:space="preserve">Independent, Conditional, and Mutually Exclusive Events (Flexbook)</w:t>
+                <w:t xml:space="preserve">Probability with general multiplication rule</w:t>
               </w:r>
             </w:hyperlink>
           </w:p>
@@ -18775,7 +18775,7 @@
                 <w:sz w:val="14"/>
                 <w:szCs w:val="14"/>
               </w:rPr>
-              <w:t xml:space="preserve">Source: CK-12</w:t>
+              <w:t xml:space="preserve">Source: Khan Academy (English - US curriculum)</w:t>
             </w:r>
           </w:p>
           <w:p>
@@ -18783,7 +18783,7 @@
               <w:spacing w:after="10" w:before="0"/>
               <w:ind w:left="120"/>
             </w:pPr>
-            <w:hyperlink w:history="1" r:id="rIdeyztec1zqddgvsne5dg1u">
+            <w:hyperlink w:history="1" r:id="rIdllp26k6bkqbpwhyqsgi-p">
               <w:r>
                 <w:rPr>
                   <w:rFonts w:ascii="Arial" w:cs="Arial" w:eastAsia="Arial" w:hAnsi="Arial"/>
@@ -18978,7 +18978,7 @@
             <w:pPr>
               <w:spacing w:after="20" w:before="0"/>
             </w:pPr>
-            <w:hyperlink w:history="1" r:id="rId3ga3suwy2cadbr631hgsw">
+            <w:hyperlink w:history="1" r:id="rIdjjzvmrghg-jtygovpqd8c">
               <w:r>
                 <w:rPr>
                   <w:rFonts w:ascii="Arial" w:cs="Arial" w:eastAsia="Arial" w:hAnsi="Arial"/>
@@ -18987,7 +18987,7 @@
                   <w:szCs w:val="16"/>
                   <w:u w:val="single" w:color="2E75B6"/>
                 </w:rPr>
-                <w:t xml:space="preserve">Video: Plinko Probability</w:t>
+                <w:t xml:space="preserve">Conditional probability and independence</w:t>
               </w:r>
             </w:hyperlink>
           </w:p>
@@ -19003,7 +19003,7 @@
                 <w:sz w:val="14"/>
                 <w:szCs w:val="14"/>
               </w:rPr>
-              <w:t xml:space="preserve">Source: PhET Interactive Simulations (English)</w:t>
+              <w:t xml:space="preserve">Source: Khan Academy (English - US curriculum)</w:t>
             </w:r>
           </w:p>
           <w:p>
@@ -19011,7 +19011,7 @@
               <w:spacing w:after="10" w:before="0"/>
               <w:ind w:left="120"/>
             </w:pPr>
-            <w:hyperlink w:history="1" r:id="rId_deoxu8tqrxip33kftyj_">
+            <w:hyperlink w:history="1" r:id="rIdgdmd1-azklpm0mcw8pcy9">
               <w:r>
                 <w:rPr>
                   <w:rFonts w:ascii="Arial" w:cs="Arial" w:eastAsia="Arial" w:hAnsi="Arial"/>
@@ -19056,7 +19056,7 @@
             <w:pPr>
               <w:spacing w:after="20" w:before="0"/>
             </w:pPr>
-            <w:hyperlink w:history="1" r:id="rId1iistkwbmexchmgdvb1tv">
+            <w:hyperlink w:history="1" r:id="rIdq4fo_uzquzn_oadk670nr">
               <w:r>
                 <w:rPr>
                   <w:rFonts w:ascii="Arial" w:cs="Arial" w:eastAsia="Arial" w:hAnsi="Arial"/>
@@ -19065,7 +19065,7 @@
                   <w:szCs w:val="16"/>
                   <w:u w:val="single" w:color="2E75B6"/>
                 </w:rPr>
-                <w:t xml:space="preserve">Independent, Conditional, and Mutually Exclusive Events (Flexbook)</w:t>
+                <w:t xml:space="preserve">Independent Events and Sample Spaces (Flexbook)</w:t>
               </w:r>
             </w:hyperlink>
           </w:p>
@@ -19089,7 +19089,7 @@
               <w:spacing w:after="10" w:before="0"/>
               <w:ind w:left="120"/>
             </w:pPr>
-            <w:hyperlink w:history="1" r:id="rId3k07ln7b3i4pzo1awkdkg">
+            <w:hyperlink w:history="1" r:id="rIdlsni24jyh--izcahn1fds">
               <w:r>
                 <w:rPr>
                   <w:rFonts w:ascii="Arial" w:cs="Arial" w:eastAsia="Arial" w:hAnsi="Arial"/>
@@ -19284,7 +19284,7 @@
             <w:pPr>
               <w:spacing w:after="20" w:before="0"/>
             </w:pPr>
-            <w:hyperlink w:history="1" r:id="rIdcvv_afjlw-rcfi76ro9hx">
+            <w:hyperlink w:history="1" r:id="rIdaumlv-vpcpofctcfkmypo">
               <w:r>
                 <w:rPr>
                   <w:rFonts w:ascii="Arial" w:cs="Arial" w:eastAsia="Arial" w:hAnsi="Arial"/>
@@ -19293,7 +19293,7 @@
                   <w:szCs w:val="16"/>
                   <w:u w:val="single" w:color="2E75B6"/>
                 </w:rPr>
-                <w:t xml:space="preserve">Video: Plinko Probability</w:t>
+                <w:t xml:space="preserve">General multiplication rule example: dependent events</w:t>
               </w:r>
             </w:hyperlink>
           </w:p>
@@ -19309,7 +19309,7 @@
                 <w:sz w:val="14"/>
                 <w:szCs w:val="14"/>
               </w:rPr>
-              <w:t xml:space="preserve">Source: PhET Interactive Simulations (English)</w:t>
+              <w:t xml:space="preserve">Source: Khan Academy (English - US curriculum)</w:t>
             </w:r>
           </w:p>
           <w:p>
@@ -19317,7 +19317,7 @@
               <w:spacing w:after="10" w:before="0"/>
               <w:ind w:left="120"/>
             </w:pPr>
-            <w:hyperlink w:history="1" r:id="rIdsqljbmhshdapdzlgygsqv">
+            <w:hyperlink w:history="1" r:id="rId31xrw9bdhbz2zkphap_hp">
               <w:r>
                 <w:rPr>
                   <w:rFonts w:ascii="Arial" w:cs="Arial" w:eastAsia="Arial" w:hAnsi="Arial"/>
@@ -19355,14 +19355,14 @@
                 <w:sz w:val="16"/>
                 <w:szCs w:val="16"/>
               </w:rPr>
-              <w:t xml:space="preserve">📖 HTML:</w:t>
+              <w:t xml:space="preserve">📖 EXERCISE:</w:t>
             </w:r>
           </w:p>
           <w:p>
             <w:pPr>
               <w:spacing w:after="20" w:before="0"/>
             </w:pPr>
-            <w:hyperlink w:history="1" r:id="rIdkrxnxf-bg2wjxy58jwlnd">
+            <w:hyperlink w:history="1" r:id="rId0a_pbmf-kyceqnkvtrqsp">
               <w:r>
                 <w:rPr>
                   <w:rFonts w:ascii="Arial" w:cs="Arial" w:eastAsia="Arial" w:hAnsi="Arial"/>
@@ -19371,7 +19371,7 @@
                   <w:szCs w:val="16"/>
                   <w:u w:val="single" w:color="2E75B6"/>
                 </w:rPr>
-                <w:t xml:space="preserve">Independent, Conditional, and Mutually Exclusive Events (Flexbook)</w:t>
+                <w:t xml:space="preserve">Independent Events and Sample Spaces Practice</w:t>
               </w:r>
             </w:hyperlink>
           </w:p>
@@ -19395,7 +19395,7 @@
               <w:spacing w:after="10" w:before="0"/>
               <w:ind w:left="120"/>
             </w:pPr>
-            <w:hyperlink w:history="1" r:id="rIdht4wlw0pl-twgsfuftlii">
+            <w:hyperlink w:history="1" r:id="rId1dmme0kcqyp-mnhnmjrdg">
               <w:r>
                 <w:rPr>
                   <w:rFonts w:ascii="Arial" w:cs="Arial" w:eastAsia="Arial" w:hAnsi="Arial"/>
@@ -19590,7 +19590,7 @@
             <w:pPr>
               <w:spacing w:after="20" w:before="0"/>
             </w:pPr>
-            <w:hyperlink w:history="1" r:id="rIdydnga-jpjwlqrb2mtknjz">
+            <w:hyperlink w:history="1" r:id="rIdzz1m-ttn3bylqgtrdw-0r">
               <w:r>
                 <w:rPr>
                   <w:rFonts w:ascii="Arial" w:cs="Arial" w:eastAsia="Arial" w:hAnsi="Arial"/>
@@ -19599,7 +19599,7 @@
                   <w:szCs w:val="16"/>
                   <w:u w:val="single" w:color="2E75B6"/>
                 </w:rPr>
-                <w:t xml:space="preserve">Video: Plinko Probability</w:t>
+                <w:t xml:space="preserve">Independent Events and Sample Spaces Principles</w:t>
               </w:r>
             </w:hyperlink>
           </w:p>
@@ -19615,7 +19615,7 @@
                 <w:sz w:val="14"/>
                 <w:szCs w:val="14"/>
               </w:rPr>
-              <w:t xml:space="preserve">Source: PhET Interactive Simulations (English)</w:t>
+              <w:t xml:space="preserve">Source: CK-12</w:t>
             </w:r>
           </w:p>
           <w:p>
@@ -19623,7 +19623,7 @@
               <w:spacing w:after="10" w:before="0"/>
               <w:ind w:left="120"/>
             </w:pPr>
-            <w:hyperlink w:history="1" r:id="rIdss5zaiadrdqi5pkthoq9e">
+            <w:hyperlink w:history="1" r:id="rIdmswazac46whyuhph4jhdo">
               <w:r>
                 <w:rPr>
                   <w:rFonts w:ascii="Arial" w:cs="Arial" w:eastAsia="Arial" w:hAnsi="Arial"/>
@@ -19668,7 +19668,7 @@
             <w:pPr>
               <w:spacing w:after="20" w:before="0"/>
             </w:pPr>
-            <w:hyperlink w:history="1" r:id="rIdzwsbhba4deuaejamn7arh">
+            <w:hyperlink w:history="1" r:id="rIdqmjzo5ol00wwvy3gkfaa5">
               <w:r>
                 <w:rPr>
                   <w:rFonts w:ascii="Arial" w:cs="Arial" w:eastAsia="Arial" w:hAnsi="Arial"/>
@@ -19677,7 +19677,7 @@
                   <w:szCs w:val="16"/>
                   <w:u w:val="single" w:color="2E75B6"/>
                 </w:rPr>
-                <w:t xml:space="preserve">Independent, Conditional, and Mutually Exclusive Events (Flexbook)</w:t>
+                <w:t xml:space="preserve">Dependent Events and Sample Spaces (Flexbook)</w:t>
               </w:r>
             </w:hyperlink>
           </w:p>
@@ -19701,7 +19701,7 @@
               <w:spacing w:after="10" w:before="0"/>
               <w:ind w:left="120"/>
             </w:pPr>
-            <w:hyperlink w:history="1" r:id="rIdch_xoyikapjdavyxr9ocn">
+            <w:hyperlink w:history="1" r:id="rIdh86m2ll3hz6aknflleqfo">
               <w:r>
                 <w:rPr>
                   <w:rFonts w:ascii="Arial" w:cs="Arial" w:eastAsia="Arial" w:hAnsi="Arial"/>
@@ -19896,7 +19896,7 @@
             <w:pPr>
               <w:spacing w:after="20" w:before="0"/>
             </w:pPr>
-            <w:hyperlink w:history="1" r:id="rIdh7t7jrupfvqqm9rneymok">
+            <w:hyperlink w:history="1" r:id="rIdtka_aoorgo8j3nsqe6kcf">
               <w:r>
                 <w:rPr>
                   <w:rFonts w:ascii="Arial" w:cs="Arial" w:eastAsia="Arial" w:hAnsi="Arial"/>
@@ -19905,7 +19905,7 @@
                   <w:szCs w:val="16"/>
                   <w:u w:val="single" w:color="2E75B6"/>
                 </w:rPr>
-                <w:t xml:space="preserve">Video: Plinko Probability</w:t>
+                <w:t xml:space="preserve">Count outcomes using tree diagram</w:t>
               </w:r>
             </w:hyperlink>
           </w:p>
@@ -19921,7 +19921,7 @@
                 <w:sz w:val="14"/>
                 <w:szCs w:val="14"/>
               </w:rPr>
-              <w:t xml:space="preserve">Source: PhET Interactive Simulations (English)</w:t>
+              <w:t xml:space="preserve">Source: Khan Academy (English - US curriculum)</w:t>
             </w:r>
           </w:p>
           <w:p>
@@ -19929,7 +19929,7 @@
               <w:spacing w:after="10" w:before="0"/>
               <w:ind w:left="120"/>
             </w:pPr>
-            <w:hyperlink w:history="1" r:id="rIder9skcv_ukqot4wnkshxn">
+            <w:hyperlink w:history="1" r:id="rIdwufil_rff1_tf7xzbmdg7">
               <w:r>
                 <w:rPr>
                   <w:rFonts w:ascii="Arial" w:cs="Arial" w:eastAsia="Arial" w:hAnsi="Arial"/>
@@ -19967,14 +19967,14 @@
                 <w:sz w:val="16"/>
                 <w:szCs w:val="16"/>
               </w:rPr>
-              <w:t xml:space="preserve">📖 HTML:</w:t>
+              <w:t xml:space="preserve">📖 EXERCISE:</w:t>
             </w:r>
           </w:p>
           <w:p>
             <w:pPr>
               <w:spacing w:after="20" w:before="0"/>
             </w:pPr>
-            <w:hyperlink w:history="1" r:id="rId9nrgvzg6medmiw5n2otmx">
+            <w:hyperlink w:history="1" r:id="rIdqdpdsyaksgb8pumnlumhc">
               <w:r>
                 <w:rPr>
                   <w:rFonts w:ascii="Arial" w:cs="Arial" w:eastAsia="Arial" w:hAnsi="Arial"/>
@@ -19983,7 +19983,7 @@
                   <w:szCs w:val="16"/>
                   <w:u w:val="single" w:color="2E75B6"/>
                 </w:rPr>
-                <w:t xml:space="preserve">Independent, Conditional, and Mutually Exclusive Events (Flexbook)</w:t>
+                <w:t xml:space="preserve">Dependent Events and Sample Spaces Practice</w:t>
               </w:r>
             </w:hyperlink>
           </w:p>
@@ -20007,7 +20007,7 @@
               <w:spacing w:after="10" w:before="0"/>
               <w:ind w:left="120"/>
             </w:pPr>
-            <w:hyperlink w:history="1" r:id="rId5qhwo5lcic62mogucprwg">
+            <w:hyperlink w:history="1" r:id="rIddpd1id6t3z_weu_petmfx">
               <w:r>
                 <w:rPr>
                   <w:rFonts w:ascii="Arial" w:cs="Arial" w:eastAsia="Arial" w:hAnsi="Arial"/>
@@ -21494,7 +21494,7 @@
             <w:pPr>
               <w:spacing w:after="20" w:before="0"/>
             </w:pPr>
-            <w:hyperlink w:history="1" r:id="rIdrr548whfsqlcrrne1o-eu">
+            <w:hyperlink w:history="1" r:id="rId_hdi7tdkrzmxeefhu2nbs">
               <w:r>
                 <w:rPr>
                   <w:rFonts w:ascii="Arial" w:cs="Arial" w:eastAsia="Arial" w:hAnsi="Arial"/>
@@ -21503,7 +21503,7 @@
                   <w:szCs w:val="16"/>
                   <w:u w:val="single" w:color="2E75B6"/>
                 </w:rPr>
-                <w:t xml:space="preserve">Mutually Exclusive Events Principles</w:t>
+                <w:t xml:space="preserve">Count outcomes using tree diagram</w:t>
               </w:r>
             </w:hyperlink>
           </w:p>
@@ -21519,7 +21519,7 @@
                 <w:sz w:val="14"/>
                 <w:szCs w:val="14"/>
               </w:rPr>
-              <w:t xml:space="preserve">Source: CK-12</w:t>
+              <w:t xml:space="preserve">Source: Khan Academy (English - US curriculum)</w:t>
             </w:r>
           </w:p>
           <w:p>
@@ -21527,7 +21527,7 @@
               <w:spacing w:after="10" w:before="0"/>
               <w:ind w:left="120"/>
             </w:pPr>
-            <w:hyperlink w:history="1" r:id="rIdx5fcf5iamslflrrs2kh0d">
+            <w:hyperlink w:history="1" r:id="rIdp71mnkntsbvglgnki56za">
               <w:r>
                 <w:rPr>
                   <w:rFonts w:ascii="Arial" w:cs="Arial" w:eastAsia="Arial" w:hAnsi="Arial"/>
@@ -21565,14 +21565,14 @@
                 <w:sz w:val="16"/>
                 <w:szCs w:val="16"/>
               </w:rPr>
-              <w:t xml:space="preserve">📖 HTML:</w:t>
+              <w:t xml:space="preserve">📖 EXERCISE:</w:t>
             </w:r>
           </w:p>
           <w:p>
             <w:pPr>
               <w:spacing w:after="20" w:before="0"/>
             </w:pPr>
-            <w:hyperlink w:history="1" r:id="rIdxnndbxr2oqyskuv1_1fm2">
+            <w:hyperlink w:history="1" r:id="rId-s5_t4aiw8cpx9slvslun">
               <w:r>
                 <w:rPr>
                   <w:rFonts w:ascii="Arial" w:cs="Arial" w:eastAsia="Arial" w:hAnsi="Arial"/>
@@ -21581,7 +21581,7 @@
                   <w:szCs w:val="16"/>
                   <w:u w:val="single" w:color="2E75B6"/>
                 </w:rPr>
-                <w:t xml:space="preserve">Theoretical and Experimental Probability (Flexbook)</w:t>
+                <w:t xml:space="preserve">Probability with general multiplication rule</w:t>
               </w:r>
             </w:hyperlink>
           </w:p>
@@ -21597,7 +21597,7 @@
                 <w:sz w:val="14"/>
                 <w:szCs w:val="14"/>
               </w:rPr>
-              <w:t xml:space="preserve">Source: CK-12</w:t>
+              <w:t xml:space="preserve">Source: Khan Academy (English - US curriculum)</w:t>
             </w:r>
           </w:p>
           <w:p>
@@ -21605,7 +21605,7 @@
               <w:spacing w:after="10" w:before="0"/>
               <w:ind w:left="120"/>
             </w:pPr>
-            <w:hyperlink w:history="1" r:id="rIdqslqogjtsrvoyt2nryhpe">
+            <w:hyperlink w:history="1" r:id="rIdtt9wxedfxale3qgs6pfs8">
               <w:r>
                 <w:rPr>
                   <w:rFonts w:ascii="Arial" w:cs="Arial" w:eastAsia="Arial" w:hAnsi="Arial"/>
@@ -21800,7 +21800,7 @@
             <w:pPr>
               <w:spacing w:after="20" w:before="0"/>
             </w:pPr>
-            <w:hyperlink w:history="1" r:id="rIdth0g7lm8aueuh9bdk4_0p">
+            <w:hyperlink w:history="1" r:id="rIdvnuupxrux5tdx1zu-1kyh">
               <w:r>
                 <w:rPr>
                   <w:rFonts w:ascii="Arial" w:cs="Arial" w:eastAsia="Arial" w:hAnsi="Arial"/>
@@ -21809,7 +21809,7 @@
                   <w:szCs w:val="16"/>
                   <w:u w:val="single" w:color="2E75B6"/>
                 </w:rPr>
-                <w:t xml:space="preserve">Mutually Exclusive Events Principles</w:t>
+                <w:t xml:space="preserve">General multiplication rule example: independent events</w:t>
               </w:r>
             </w:hyperlink>
           </w:p>
@@ -21825,7 +21825,7 @@
                 <w:sz w:val="14"/>
                 <w:szCs w:val="14"/>
               </w:rPr>
-              <w:t xml:space="preserve">Source: CK-12</w:t>
+              <w:t xml:space="preserve">Source: Khan Academy (English - US curriculum)</w:t>
             </w:r>
           </w:p>
           <w:p>
@@ -21833,7 +21833,7 @@
               <w:spacing w:after="10" w:before="0"/>
               <w:ind w:left="120"/>
             </w:pPr>
-            <w:hyperlink w:history="1" r:id="rIdsymtt9yhvyzdicne2ffuo">
+            <w:hyperlink w:history="1" r:id="rId5e47rjigwfqu02srgoamg">
               <w:r>
                 <w:rPr>
                   <w:rFonts w:ascii="Arial" w:cs="Arial" w:eastAsia="Arial" w:hAnsi="Arial"/>
@@ -21871,14 +21871,14 @@
                 <w:sz w:val="16"/>
                 <w:szCs w:val="16"/>
               </w:rPr>
-              <w:t xml:space="preserve">📖 HTML:</w:t>
+              <w:t xml:space="preserve">📖 EXERCISE:</w:t>
             </w:r>
           </w:p>
           <w:p>
             <w:pPr>
               <w:spacing w:after="20" w:before="0"/>
             </w:pPr>
-            <w:hyperlink w:history="1" r:id="rIdcvmrgdtqhttfmco30z3pl">
+            <w:hyperlink w:history="1" r:id="rIdtjs04p1fx2diamdxa6ucq">
               <w:r>
                 <w:rPr>
                   <w:rFonts w:ascii="Arial" w:cs="Arial" w:eastAsia="Arial" w:hAnsi="Arial"/>
@@ -21887,7 +21887,7 @@
                   <w:szCs w:val="16"/>
                   <w:u w:val="single" w:color="2E75B6"/>
                 </w:rPr>
-                <w:t xml:space="preserve">Theoretical and Experimental Probability (Flexbook)</w:t>
+                <w:t xml:space="preserve">Two-way tables, Venn diagrams, and probability</w:t>
               </w:r>
             </w:hyperlink>
           </w:p>
@@ -21903,7 +21903,7 @@
                 <w:sz w:val="14"/>
                 <w:szCs w:val="14"/>
               </w:rPr>
-              <w:t xml:space="preserve">Source: CK-12</w:t>
+              <w:t xml:space="preserve">Source: Khan Academy (English - US curriculum)</w:t>
             </w:r>
           </w:p>
           <w:p>
@@ -21911,7 +21911,7 @@
               <w:spacing w:after="10" w:before="0"/>
               <w:ind w:left="120"/>
             </w:pPr>
-            <w:hyperlink w:history="1" r:id="rIdb4inij_qa-s46cagxtcwe">
+            <w:hyperlink w:history="1" r:id="rIdujqm4xfphphjh6vg0ehea">
               <w:r>
                 <w:rPr>
                   <w:rFonts w:ascii="Arial" w:cs="Arial" w:eastAsia="Arial" w:hAnsi="Arial"/>
@@ -22106,7 +22106,7 @@
             <w:pPr>
               <w:spacing w:after="20" w:before="0"/>
             </w:pPr>
-            <w:hyperlink w:history="1" r:id="rId6sj5bqzkp4ufktpdggyl0">
+            <w:hyperlink w:history="1" r:id="rId30zzm2s6j-e5znnnvrruz">
               <w:r>
                 <w:rPr>
                   <w:rFonts w:ascii="Arial" w:cs="Arial" w:eastAsia="Arial" w:hAnsi="Arial"/>
@@ -22115,7 +22115,7 @@
                   <w:szCs w:val="16"/>
                   <w:u w:val="single" w:color="2E75B6"/>
                 </w:rPr>
-                <w:t xml:space="preserve">Mutually Exclusive Events Principles</w:t>
+                <w:t xml:space="preserve">Addition rule for probability</w:t>
               </w:r>
             </w:hyperlink>
           </w:p>
@@ -22131,7 +22131,7 @@
                 <w:sz w:val="14"/>
                 <w:szCs w:val="14"/>
               </w:rPr>
-              <w:t xml:space="preserve">Source: CK-12</w:t>
+              <w:t xml:space="preserve">Source: Khan Academy (English - US curriculum)</w:t>
             </w:r>
           </w:p>
           <w:p>
@@ -22139,7 +22139,7 @@
               <w:spacing w:after="10" w:before="0"/>
               <w:ind w:left="120"/>
             </w:pPr>
-            <w:hyperlink w:history="1" r:id="rIdmvdt48hqhbckmg0dpfwfp">
+            <w:hyperlink w:history="1" r:id="rIdx_8nbz6iqbonvefhxzgld">
               <w:r>
                 <w:rPr>
                   <w:rFonts w:ascii="Arial" w:cs="Arial" w:eastAsia="Arial" w:hAnsi="Arial"/>
@@ -22184,7 +22184,7 @@
             <w:pPr>
               <w:spacing w:after="20" w:before="0"/>
             </w:pPr>
-            <w:hyperlink w:history="1" r:id="rIdlxafpa0e3eeik9mw1cfrz">
+            <w:hyperlink w:history="1" r:id="rIdpsilzagx7gywf5lgtf6pe">
               <w:r>
                 <w:rPr>
                   <w:rFonts w:ascii="Arial" w:cs="Arial" w:eastAsia="Arial" w:hAnsi="Arial"/>
@@ -22193,7 +22193,7 @@
                   <w:szCs w:val="16"/>
                   <w:u w:val="single" w:color="2E75B6"/>
                 </w:rPr>
-                <w:t xml:space="preserve">Theoretical and Experimental Probability (Flexbook)</w:t>
+                <w:t xml:space="preserve">Independent Events and Sample Spaces (Flexbook)</w:t>
               </w:r>
             </w:hyperlink>
           </w:p>
@@ -22217,7 +22217,7 @@
               <w:spacing w:after="10" w:before="0"/>
               <w:ind w:left="120"/>
             </w:pPr>
-            <w:hyperlink w:history="1" r:id="rIdug8ot_vfswmlit7lpsdnm">
+            <w:hyperlink w:history="1" r:id="rIdz2n-wtlajombugcoerx5c">
               <w:r>
                 <w:rPr>
                   <w:rFonts w:ascii="Arial" w:cs="Arial" w:eastAsia="Arial" w:hAnsi="Arial"/>
@@ -22412,7 +22412,7 @@
             <w:pPr>
               <w:spacing w:after="20" w:before="0"/>
             </w:pPr>
-            <w:hyperlink w:history="1" r:id="rIdi_ac6nioqtekrlm8cocs0">
+            <w:hyperlink w:history="1" r:id="rIdovgeqyvk2i1tjaevfdlxs">
               <w:r>
                 <w:rPr>
                   <w:rFonts w:ascii="Arial" w:cs="Arial" w:eastAsia="Arial" w:hAnsi="Arial"/>
@@ -22421,7 +22421,7 @@
                   <w:szCs w:val="16"/>
                   <w:u w:val="single" w:color="2E75B6"/>
                 </w:rPr>
-                <w:t xml:space="preserve">Mutually Exclusive Events Principles</w:t>
+                <w:t xml:space="preserve">Addition rule for probability -dubbed(KY)</w:t>
               </w:r>
             </w:hyperlink>
           </w:p>
@@ -22437,7 +22437,7 @@
                 <w:sz w:val="14"/>
                 <w:szCs w:val="14"/>
               </w:rPr>
-              <w:t xml:space="preserve">Source: CK-12</w:t>
+              <w:t xml:space="preserve">Source: Khan Academy (Kiswahili)</w:t>
             </w:r>
           </w:p>
           <w:p>
@@ -22445,7 +22445,7 @@
               <w:spacing w:after="10" w:before="0"/>
               <w:ind w:left="120"/>
             </w:pPr>
-            <w:hyperlink w:history="1" r:id="rIdi7uqzmvr1xxpgmczdbamx">
+            <w:hyperlink w:history="1" r:id="rIdku2ejxn_hz85ar_z9lb-d">
               <w:r>
                 <w:rPr>
                   <w:rFonts w:ascii="Arial" w:cs="Arial" w:eastAsia="Arial" w:hAnsi="Arial"/>
@@ -22483,14 +22483,14 @@
                 <w:sz w:val="16"/>
                 <w:szCs w:val="16"/>
               </w:rPr>
-              <w:t xml:space="preserve">📖 HTML:</w:t>
+              <w:t xml:space="preserve">📖 EXERCISE:</w:t>
             </w:r>
           </w:p>
           <w:p>
             <w:pPr>
               <w:spacing w:after="20" w:before="0"/>
             </w:pPr>
-            <w:hyperlink w:history="1" r:id="rIdtnamszcqv1wdng-8yjmyk">
+            <w:hyperlink w:history="1" r:id="rIdczke5ufeopgmkab5o8dnf">
               <w:r>
                 <w:rPr>
                   <w:rFonts w:ascii="Arial" w:cs="Arial" w:eastAsia="Arial" w:hAnsi="Arial"/>
@@ -22499,7 +22499,7 @@
                   <w:szCs w:val="16"/>
                   <w:u w:val="single" w:color="2E75B6"/>
                 </w:rPr>
-                <w:t xml:space="preserve">Theoretical and Experimental Probability (Flexbook)</w:t>
+                <w:t xml:space="preserve">Independent Events and Sample Spaces Practice</w:t>
               </w:r>
             </w:hyperlink>
           </w:p>
@@ -22523,7 +22523,7 @@
               <w:spacing w:after="10" w:before="0"/>
               <w:ind w:left="120"/>
             </w:pPr>
-            <w:hyperlink w:history="1" r:id="rIdodjrejqzb4zb309vdjink">
+            <w:hyperlink w:history="1" r:id="rIda7c3ydzh6lsx7iwiptsx8">
               <w:r>
                 <w:rPr>
                   <w:rFonts w:ascii="Arial" w:cs="Arial" w:eastAsia="Arial" w:hAnsi="Arial"/>
@@ -22718,7 +22718,7 @@
             <w:pPr>
               <w:spacing w:after="20" w:before="0"/>
             </w:pPr>
-            <w:hyperlink w:history="1" r:id="rIdjkh0fzm8pl2oqyzpbm8lg">
+            <w:hyperlink w:history="1" r:id="rIdu1-uhkntskadwiyhqlc3j">
               <w:r>
                 <w:rPr>
                   <w:rFonts w:ascii="Arial" w:cs="Arial" w:eastAsia="Arial" w:hAnsi="Arial"/>
@@ -22727,7 +22727,7 @@
                   <w:szCs w:val="16"/>
                   <w:u w:val="single" w:color="2E75B6"/>
                 </w:rPr>
-                <w:t xml:space="preserve">Mutually Exclusive Events Principles</w:t>
+                <w:t xml:space="preserve">Count outcomes using tree diagram</w:t>
               </w:r>
             </w:hyperlink>
           </w:p>
@@ -22743,7 +22743,7 @@
                 <w:sz w:val="14"/>
                 <w:szCs w:val="14"/>
               </w:rPr>
-              <w:t xml:space="preserve">Source: CK-12</w:t>
+              <w:t xml:space="preserve">Source: Khan Academy (English - US curriculum)</w:t>
             </w:r>
           </w:p>
           <w:p>
@@ -22751,7 +22751,7 @@
               <w:spacing w:after="10" w:before="0"/>
               <w:ind w:left="120"/>
             </w:pPr>
-            <w:hyperlink w:history="1" r:id="rIdibhsfmuquvamzpkfgxcsx">
+            <w:hyperlink w:history="1" r:id="rIdcynoqncmfx1jwneazbz_f">
               <w:r>
                 <w:rPr>
                   <w:rFonts w:ascii="Arial" w:cs="Arial" w:eastAsia="Arial" w:hAnsi="Arial"/>
@@ -22796,7 +22796,7 @@
             <w:pPr>
               <w:spacing w:after="20" w:before="0"/>
             </w:pPr>
-            <w:hyperlink w:history="1" r:id="rId7nj1sdy2-abbvnczznyh0">
+            <w:hyperlink w:history="1" r:id="rIddm2lufqxhblrbsbwszplw">
               <w:r>
                 <w:rPr>
                   <w:rFonts w:ascii="Arial" w:cs="Arial" w:eastAsia="Arial" w:hAnsi="Arial"/>
@@ -22805,7 +22805,7 @@
                   <w:szCs w:val="16"/>
                   <w:u w:val="single" w:color="2E75B6"/>
                 </w:rPr>
-                <w:t xml:space="preserve">Theoretical and Experimental Probability (Flexbook)</w:t>
+                <w:t xml:space="preserve">Probability of Independent Events (Flexbook)</w:t>
               </w:r>
             </w:hyperlink>
           </w:p>
@@ -22829,7 +22829,7 @@
               <w:spacing w:after="10" w:before="0"/>
               <w:ind w:left="120"/>
             </w:pPr>
-            <w:hyperlink w:history="1" r:id="rIdbi1ow8ny7ppvptsgsszkp">
+            <w:hyperlink w:history="1" r:id="rIdz8uqszfow1xggqqf4yg2x">
               <w:r>
                 <w:rPr>
                   <w:rFonts w:ascii="Arial" w:cs="Arial" w:eastAsia="Arial" w:hAnsi="Arial"/>
@@ -24475,7 +24475,7 @@
             <w:pPr>
               <w:spacing w:after="20" w:before="0"/>
             </w:pPr>
-            <w:hyperlink w:history="1" r:id="rIdq_dnhv12f2s0sxcvhenma">
+            <w:hyperlink w:history="1" r:id="rIdn6l2j-m666bzbnbendzyg">
               <w:r>
                 <w:rPr>
                   <w:rFonts w:ascii="Arial" w:cs="Arial" w:eastAsia="Arial" w:hAnsi="Arial"/>
@@ -24484,7 +24484,7 @@
                   <w:szCs w:val="16"/>
                   <w:u w:val="single" w:color="2E75B6"/>
                 </w:rPr>
-                <w:t xml:space="preserve">Watch Me</w:t>
+                <w:t xml:space="preserve">Experimental versus theoretical probability simulation</w:t>
               </w:r>
             </w:hyperlink>
           </w:p>
@@ -24500,7 +24500,7 @@
                 <w:sz w:val="14"/>
                 <w:szCs w:val="14"/>
               </w:rPr>
-              <w:t xml:space="preserve">Source: TED-Ed Lessons</w:t>
+              <w:t xml:space="preserve">Source: Khan Academy (English - US curriculum)</w:t>
             </w:r>
           </w:p>
           <w:p>
@@ -24508,7 +24508,7 @@
               <w:spacing w:after="10" w:before="0"/>
               <w:ind w:left="120"/>
             </w:pPr>
-            <w:hyperlink w:history="1" r:id="rId0zdheetchvnblz5aley97">
+            <w:hyperlink w:history="1" r:id="rIdygziczhykzzca7plosvcb">
               <w:r>
                 <w:rPr>
                   <w:rFonts w:ascii="Arial" w:cs="Arial" w:eastAsia="Arial" w:hAnsi="Arial"/>
@@ -24553,7 +24553,7 @@
             <w:pPr>
               <w:spacing w:after="20" w:before="0"/>
             </w:pPr>
-            <w:hyperlink w:history="1" r:id="rIdl8nsscts8p3fetux8qjbp">
+            <w:hyperlink w:history="1" r:id="rIdzhgwarp7mp9i9lyxkap5y">
               <w:r>
                 <w:rPr>
                   <w:rFonts w:ascii="Arial" w:cs="Arial" w:eastAsia="Arial" w:hAnsi="Arial"/>
@@ -24586,7 +24586,7 @@
               <w:spacing w:after="10" w:before="0"/>
               <w:ind w:left="120"/>
             </w:pPr>
-            <w:hyperlink w:history="1" r:id="rIdlemk0umk8bxlbewfk346m">
+            <w:hyperlink w:history="1" r:id="rIdrpm2z1unypxkvwxigwqmk">
               <w:r>
                 <w:rPr>
                   <w:rFonts w:ascii="Arial" w:cs="Arial" w:eastAsia="Arial" w:hAnsi="Arial"/>
@@ -24781,7 +24781,7 @@
             <w:pPr>
               <w:spacing w:after="20" w:before="0"/>
             </w:pPr>
-            <w:hyperlink w:history="1" r:id="rIddott7karowvedc_6nnvwe">
+            <w:hyperlink w:history="1" r:id="rId9qaixcootjb3k7gn-hfzy">
               <w:r>
                 <w:rPr>
                   <w:rFonts w:ascii="Arial" w:cs="Arial" w:eastAsia="Arial" w:hAnsi="Arial"/>
@@ -24790,7 +24790,7 @@
                   <w:szCs w:val="16"/>
                   <w:u w:val="single" w:color="2E75B6"/>
                 </w:rPr>
-                <w:t xml:space="preserve">Watch Me</w:t>
+                <w:t xml:space="preserve">Random numbers for experimental probability</w:t>
               </w:r>
             </w:hyperlink>
           </w:p>
@@ -24806,7 +24806,7 @@
                 <w:sz w:val="14"/>
                 <w:szCs w:val="14"/>
               </w:rPr>
-              <w:t xml:space="preserve">Source: TED-Ed Lessons</w:t>
+              <w:t xml:space="preserve">Source: Khan Academy (English - US curriculum)</w:t>
             </w:r>
           </w:p>
           <w:p>
@@ -24814,7 +24814,7 @@
               <w:spacing w:after="10" w:before="0"/>
               <w:ind w:left="120"/>
             </w:pPr>
-            <w:hyperlink w:history="1" r:id="rId6neda2bkxolwfgwesenoq">
+            <w:hyperlink w:history="1" r:id="rIdtu9fdhr3c3hwk4zadr_ih">
               <w:r>
                 <w:rPr>
                   <w:rFonts w:ascii="Arial" w:cs="Arial" w:eastAsia="Arial" w:hAnsi="Arial"/>
@@ -24852,6 +24852,312 @@
                 <w:sz w:val="16"/>
                 <w:szCs w:val="16"/>
               </w:rPr>
+              <w:t xml:space="preserve">📖 EXERCISE:</w:t>
+            </w:r>
+          </w:p>
+          <w:p>
+            <w:pPr>
+              <w:spacing w:after="20" w:before="0"/>
+            </w:pPr>
+            <w:hyperlink w:history="1" r:id="rIdiry_a66shyuafl-w4phy0">
+              <w:r>
+                <w:rPr>
+                  <w:rFonts w:ascii="Arial" w:cs="Arial" w:eastAsia="Arial" w:hAnsi="Arial"/>
+                  <w:color w:val="2E75B6"/>
+                  <w:sz w:val="16"/>
+                  <w:szCs w:val="16"/>
+                  <w:u w:val="single" w:color="2E75B6"/>
+                </w:rPr>
+                <w:t xml:space="preserve">Theoretical and Experimental Probability Practice</w:t>
+              </w:r>
+            </w:hyperlink>
+          </w:p>
+          <w:p>
+            <w:pPr>
+              <w:spacing w:after="10" w:before="0"/>
+              <w:ind w:left="120"/>
+            </w:pPr>
+            <w:r>
+              <w:rPr>
+                <w:rFonts w:ascii="Arial" w:cs="Arial" w:eastAsia="Arial" w:hAnsi="Arial"/>
+                <w:color w:val="595959"/>
+                <w:sz w:val="14"/>
+                <w:szCs w:val="14"/>
+              </w:rPr>
+              <w:t xml:space="preserve">Source: CK-12</w:t>
+            </w:r>
+          </w:p>
+          <w:p>
+            <w:pPr>
+              <w:spacing w:after="10" w:before="0"/>
+              <w:ind w:left="120"/>
+            </w:pPr>
+            <w:hyperlink w:history="1" r:id="rId9daqakvmmqj7edfrs4wta">
+              <w:r>
+                <w:rPr>
+                  <w:rFonts w:ascii="Arial" w:cs="Arial" w:eastAsia="Arial" w:hAnsi="Arial"/>
+                  <w:color w:val="595959"/>
+                  <w:sz w:val="14"/>
+                  <w:szCs w:val="14"/>
+                  <w:u w:val="single" w:color="595959"/>
+                </w:rPr>
+                <w:t xml:space="preserve">🔍 Search ARES for similar readings</w:t>
+              </w:r>
+            </w:hyperlink>
+          </w:p>
+        </w:tc>
+        <w:tc>
+          <w:tcPr>
+            <w:tcW w:type="dxa" w:w="3040"/>
+            <w:shd w:fill="FFFFFF" w:color="auto" w:val="clear"/>
+            <w:tcMar>
+              <w:top w:type="dxa" w:w="60"/>
+              <w:left w:type="dxa" w:w="120"/>
+              <w:bottom w:type="dxa" w:w="60"/>
+              <w:right w:type="dxa" w:w="120"/>
+            </w:tcMar>
+            <w:vAlign w:val="top"/>
+          </w:tcPr>
+          <w:p>
+            <w:pPr>
+              <w:spacing w:after="40" w:before="0"/>
+              <w:jc w:val="left"/>
+            </w:pPr>
+            <w:r>
+              <w:rPr>
+                <w:rFonts w:ascii="Arial" w:cs="Arial" w:eastAsia="Arial" w:hAnsi="Arial"/>
+                <w:b w:val="false"/>
+                <w:bCs w:val="false"/>
+                <w:i w:val="false"/>
+                <w:iCs w:val="false"/>
+                <w:color w:val="000000"/>
+                <w:sz w:val="18"/>
+                <w:szCs w:val="18"/>
+              </w:rPr>
+              <w:t xml:space="preserve">ACT 1 — GAME DESIGN (25 minutes): Groups of 3–4 receive a 'Game Design Brief' card. Each group must design a probability-based game for a school fete at their school. The game must specify: (a) the physical setup (spinner divided into sectors, a standard deck of cards, two dice, or a bag of counters — using materials available in a Kenyan classroom); (b) the complete sample space, listed explicitly; (c) the theoretical probability of each player winning, calculated and shown; (d) a written fairness verdict — is the game fair? If not, how would they adjust it to make it fair? Groups record all work on a single A3 sheet (or two taped exercise-book pages). After 15 minutes of group work, groups rotate their A3 sheets one position clockwise. Each group then spends 8 minutes peer-evaluating the game they have received: they must identify at least one correct probability calculation, at least one error or fairness concern (if any), and write a signed 'Fairness Verdict' using a calculation to justify it. ACT 2 — PROBABILITY REPORT (25 minutes): The class reconvenes. The teacher projects Kamau's full dataset. Guided by three structured questions on the board, learners individually compute: (Q1) the experimental probability of a fully booked trip from the 20-trip data; (Q2) what a naive independent-seats theoretical model predicts for P(full trip); (Q3) why the two answers differ, and what this means for how Kamau should plan. Learners write a structured one-page 'Probability Report for Kamau' in their exercise books using a teacher-provided scaffold with three headings: WHAT THE DATA SHOWS / WHAT A MATHEMATICAL MODEL PREDICTS / MY ADVICE TO KAMAU.</w:t>
+            </w:r>
+          </w:p>
+        </w:tc>
+        <w:tc>
+          <w:tcPr>
+            <w:tcW w:type="dxa" w:w="3040"/>
+            <w:shd w:fill="F2F2F2" w:color="auto" w:val="clear"/>
+            <w:tcMar>
+              <w:top w:type="dxa" w:w="60"/>
+              <w:left w:type="dxa" w:w="120"/>
+              <w:bottom w:type="dxa" w:w="60"/>
+              <w:right w:type="dxa" w:w="120"/>
+            </w:tcMar>
+            <w:vAlign w:val="top"/>
+          </w:tcPr>
+          <w:p>
+            <w:pPr>
+              <w:spacing w:after="40" w:before="0"/>
+              <w:jc w:val="left"/>
+            </w:pPr>
+            <w:r>
+              <w:rPr>
+                <w:rFonts w:ascii="Arial" w:cs="Arial" w:eastAsia="Arial" w:hAnsi="Arial"/>
+                <w:b w:val="false"/>
+                <w:bCs w:val="false"/>
+                <w:i w:val="false"/>
+                <w:iCs w:val="false"/>
+                <w:color w:val="000000"/>
+                <w:sz w:val="18"/>
+                <w:szCs w:val="18"/>
+              </w:rPr>
+              <w:t xml:space="preserve">ACT 1 setup: Distribute Game Design Brief cards. Say: 'Your task is to design a probability game for a school fete — like the fetes at Nairobi School, Starehe Boys, or your own school. The game must be mathematically fair. You have 15 minutes. Use any of the probability tools from Lessons 1 to 7.' [WAIT TIME: allow 15 minutes of genuine group work — circulate and ask probing questions: 'How do you know your sample space is complete?', 'What does the Addition Law say about these two outcomes?', 'Is this game fair — what calculation proves it?'] After 15 minutes: 'Stop writing. Rotate your sheets clockwise. You are now a probability judge. Your job: check the maths, find any errors, and write a fairness verdict with calculations. You have 8 minutes.' [WAIT TIME: 8 minutes.] After rotation: cold-call 2 groups to share the most interesting fairness concern they found. Say: 'Good. You have just done what a professional statistician does — design, then audit.' ACT 2 setup: Project Kamau's data. Say: 'Let us now return to where we began. Here is Kamau's complete notebook.' Point to the 20 trip counts. Ask: 'How many of these trips were fully booked? Count them now.' [WAIT TIME: 30 seconds.] Cold-call 1 student. Confirm: 8 trips show count = 14. Write on board: P(full trip, experimental) = 8/20 = 0.4. Then say: 'Now here is a challenge. In Lesson 4, we said the probability that any single seat is occupied is about 10/14. If the 14 seats fill independently, what is the theoretical probability that ALL 14 are occupied?' [WAIT TIME: 2 minutes for individual calculation.] Cold-call 2 students. Guide toward (10/14)^14 ≈ 0.021. Write both values on the board side by side: EXPERIMENTAL = 0.4, THEORETICAL (independent model) = 0.021. Say: 'These are very different. Why? Discuss with your partner for 90 seconds.' [WAIT TIME: 90 seconds.] Cold-call 3 pairs. Confirm: seats do not fill independently — market days, school trips, and social groups cause clustering. Say: 'Now write your Probability Report for Kamau. Use the three headings on the board. You have 15 minutes.'</w:t>
+            </w:r>
+          </w:p>
+        </w:tc>
+        <w:tc>
+          <w:tcPr>
+            <w:tcW w:type="dxa" w:w="3040"/>
+            <w:shd w:fill="FFFFFF" w:color="auto" w:val="clear"/>
+            <w:tcMar>
+              <w:top w:type="dxa" w:w="60"/>
+              <w:left w:type="dxa" w:w="120"/>
+              <w:bottom w:type="dxa" w:w="60"/>
+              <w:right w:type="dxa" w:w="120"/>
+            </w:tcMar>
+            <w:vAlign w:val="top"/>
+          </w:tcPr>
+          <w:p>
+            <w:pPr>
+              <w:spacing w:after="40" w:before="0"/>
+              <w:jc w:val="left"/>
+            </w:pPr>
+            <w:r>
+              <w:rPr>
+                <w:rFonts w:ascii="Arial" w:cs="Arial" w:eastAsia="Arial" w:hAnsi="Arial"/>
+                <w:b w:val="false"/>
+                <w:bCs w:val="false"/>
+                <w:i w:val="false"/>
+                <w:iCs w:val="false"/>
+                <w:color w:val="000000"/>
+                <w:sz w:val="18"/>
+                <w:szCs w:val="18"/>
+              </w:rPr>
+              <w:t xml:space="preserve">Design-Then-Audit (Game Design + Peer Evaluation): designing a game requires learners to produce probability knowledge, while auditing a peer's game requires them to evaluate it — two different cognitive operations that together consolidate the Addition and Multiplication Laws more deeply than passive practice. Model-Data Mismatch as a Sensemaking Engine: displaying the experimental value (0.4) alongside the naive theoretical prediction (0.021) creates productive dissonance — learners must reason about WHY the model fails, which deepens understanding of independence as an assumption, not a given.</w:t>
+            </w:r>
+          </w:p>
+        </w:tc>
+        <w:tc>
+          <w:tcPr>
+            <w:tcW w:type="dxa" w:w="3040"/>
+            <w:shd w:fill="F2F2F2" w:color="auto" w:val="clear"/>
+            <w:tcMar>
+              <w:top w:type="dxa" w:w="60"/>
+              <w:left w:type="dxa" w:w="120"/>
+              <w:bottom w:type="dxa" w:w="60"/>
+              <w:right w:type="dxa" w:w="120"/>
+            </w:tcMar>
+            <w:vAlign w:val="top"/>
+          </w:tcPr>
+          <w:p>
+            <w:pPr>
+              <w:spacing w:after="40" w:before="0"/>
+              <w:jc w:val="left"/>
+            </w:pPr>
+            <w:r>
+              <w:rPr>
+                <w:rFonts w:ascii="Arial" w:cs="Arial" w:eastAsia="Arial" w:hAnsi="Arial"/>
+                <w:b w:val="false"/>
+                <w:bCs w:val="false"/>
+                <w:i w:val="false"/>
+                <w:iCs w:val="false"/>
+                <w:color w:val="000000"/>
+                <w:sz w:val="18"/>
+                <w:szCs w:val="18"/>
+              </w:rPr>
+              <w:t xml:space="preserve">During game design, teacher checks that: (a) every group has listed a complete sample space (not just outcomes for one player); (b) probabilities sum to 1 across the sample space; (c) the fairness verdict includes a calculation, not just a claim. During report writing, teacher circulates and checks: (a) experimental probability computed correctly as 8/20 = 2/5 = 0.4; (b) student engages with the model mismatch — they must name at least one real-world reason why independence fails (clustering, market days, school groups, etc.); (c) advice to Kamau is specific and quantitative (e.g., '2 out of 5 trips', 'roughly 8 Mondays per term'), not vague ('sometimes it is full').</w:t>
+            </w:r>
+          </w:p>
+        </w:tc>
+      </w:tr>
+      <w:tr>
+        <w:tc>
+          <w:tcPr>
+            <w:tcW w:type="dxa" w:w="1520"/>
+            <w:shd w:fill="E2EFDA" w:color="auto" w:val="clear"/>
+            <w:tcMar>
+              <w:top w:type="dxa" w:w="60"/>
+              <w:left w:type="dxa" w:w="120"/>
+              <w:bottom w:type="dxa" w:w="60"/>
+              <w:right w:type="dxa" w:w="120"/>
+            </w:tcMar>
+            <w:vAlign w:val="top"/>
+          </w:tcPr>
+          <w:p>
+            <w:pPr>
+              <w:spacing w:after="40" w:before="0"/>
+              <w:jc w:val="left"/>
+            </w:pPr>
+            <w:r>
+              <w:rPr>
+                <w:rFonts w:ascii="Arial" w:cs="Arial" w:eastAsia="Arial" w:hAnsi="Arial"/>
+                <w:b/>
+                <w:bCs/>
+                <w:i w:val="false"/>
+                <w:iCs w:val="false"/>
+                <w:color w:val="000000"/>
+                <w:sz w:val="18"/>
+                <w:szCs w:val="18"/>
+              </w:rPr>
+              <w:t xml:space="preserve">Explain Phase</w:t>
+            </w:r>
+          </w:p>
+          <w:p>
+            <w:pPr>
+              <w:spacing w:after="20" w:before="0"/>
+            </w:pPr>
+            <w:r>
+              <w:rPr>
+                <w:rFonts w:ascii="Arial" w:cs="Arial" w:eastAsia="Arial" w:hAnsi="Arial"/>
+                <w:b/>
+                <w:bCs/>
+                <w:color w:val="1F3864"/>
+                <w:sz w:val="16"/>
+                <w:szCs w:val="16"/>
+              </w:rPr>
+              <w:t xml:space="preserve">📹 VIDEO:</w:t>
+            </w:r>
+          </w:p>
+          <w:p>
+            <w:pPr>
+              <w:spacing w:after="20" w:before="0"/>
+            </w:pPr>
+            <w:hyperlink w:history="1" r:id="rIde9jpfuzn1bnqybu0szrrs">
+              <w:r>
+                <w:rPr>
+                  <w:rFonts w:ascii="Arial" w:cs="Arial" w:eastAsia="Arial" w:hAnsi="Arial"/>
+                  <w:color w:val="2E75B6"/>
+                  <w:sz w:val="16"/>
+                  <w:szCs w:val="16"/>
+                  <w:u w:val="single" w:color="2E75B6"/>
+                </w:rPr>
+                <w:t xml:space="preserve">Experimental versus theoretical probability simulation</w:t>
+              </w:r>
+            </w:hyperlink>
+          </w:p>
+          <w:p>
+            <w:pPr>
+              <w:spacing w:after="10" w:before="0"/>
+              <w:ind w:left="120"/>
+            </w:pPr>
+            <w:r>
+              <w:rPr>
+                <w:rFonts w:ascii="Arial" w:cs="Arial" w:eastAsia="Arial" w:hAnsi="Arial"/>
+                <w:color w:val="595959"/>
+                <w:sz w:val="14"/>
+                <w:szCs w:val="14"/>
+              </w:rPr>
+              <w:t xml:space="preserve">Source: Khan Academy (English - US curriculum)</w:t>
+            </w:r>
+          </w:p>
+          <w:p>
+            <w:pPr>
+              <w:spacing w:after="10" w:before="0"/>
+              <w:ind w:left="120"/>
+            </w:pPr>
+            <w:hyperlink w:history="1" r:id="rIdxzn8qxyyy9tmwk9lkq4sn">
+              <w:r>
+                <w:rPr>
+                  <w:rFonts w:ascii="Arial" w:cs="Arial" w:eastAsia="Arial" w:hAnsi="Arial"/>
+                  <w:color w:val="595959"/>
+                  <w:sz w:val="14"/>
+                  <w:szCs w:val="14"/>
+                  <w:u w:val="single" w:color="595959"/>
+                </w:rPr>
+                <w:t xml:space="preserve">🔍 Search ARES for similar videos</w:t>
+              </w:r>
+            </w:hyperlink>
+          </w:p>
+          <w:p>
+            <w:pPr>
+              <w:spacing w:after="40" w:before="0"/>
+            </w:pPr>
+            <w:r>
+              <w:rPr>
+                <w:sz w:val="14"/>
+                <w:szCs w:val="14"/>
+              </w:rPr>
+              <w:t xml:space="preserve"/>
+            </w:r>
+          </w:p>
+          <w:p>
+            <w:pPr>
+              <w:spacing w:after="20" w:before="0"/>
+            </w:pPr>
+            <w:r>
+              <w:rPr>
+                <w:rFonts w:ascii="Arial" w:cs="Arial" w:eastAsia="Arial" w:hAnsi="Arial"/>
+                <w:b/>
+                <w:bCs/>
+                <w:color w:val="1F3864"/>
+                <w:sz w:val="16"/>
+                <w:szCs w:val="16"/>
+              </w:rPr>
               <w:t xml:space="preserve">📖 HTML:</w:t>
             </w:r>
           </w:p>
@@ -24859,7 +25165,313 @@
             <w:pPr>
               <w:spacing w:after="20" w:before="0"/>
             </w:pPr>
-            <w:hyperlink w:history="1" r:id="rIdrvtwavemjos7ijkhf2x9v">
+            <w:hyperlink w:history="1" r:id="rIdb1umjfyxjzykknhppdf4u">
+              <w:r>
+                <w:rPr>
+                  <w:rFonts w:ascii="Arial" w:cs="Arial" w:eastAsia="Arial" w:hAnsi="Arial"/>
+                  <w:color w:val="2E75B6"/>
+                  <w:sz w:val="16"/>
+                  <w:szCs w:val="16"/>
+                  <w:u w:val="single" w:color="2E75B6"/>
+                </w:rPr>
+                <w:t xml:space="preserve">Use Simulations to Explore Experimental Probability (Flexbook)</w:t>
+              </w:r>
+            </w:hyperlink>
+          </w:p>
+          <w:p>
+            <w:pPr>
+              <w:spacing w:after="10" w:before="0"/>
+              <w:ind w:left="120"/>
+            </w:pPr>
+            <w:r>
+              <w:rPr>
+                <w:rFonts w:ascii="Arial" w:cs="Arial" w:eastAsia="Arial" w:hAnsi="Arial"/>
+                <w:color w:val="595959"/>
+                <w:sz w:val="14"/>
+                <w:szCs w:val="14"/>
+              </w:rPr>
+              <w:t xml:space="preserve">Source: CK-12</w:t>
+            </w:r>
+          </w:p>
+          <w:p>
+            <w:pPr>
+              <w:spacing w:after="10" w:before="0"/>
+              <w:ind w:left="120"/>
+            </w:pPr>
+            <w:hyperlink w:history="1" r:id="rIdnkapbmku6lsourvvhfzyu">
+              <w:r>
+                <w:rPr>
+                  <w:rFonts w:ascii="Arial" w:cs="Arial" w:eastAsia="Arial" w:hAnsi="Arial"/>
+                  <w:color w:val="595959"/>
+                  <w:sz w:val="14"/>
+                  <w:szCs w:val="14"/>
+                  <w:u w:val="single" w:color="595959"/>
+                </w:rPr>
+                <w:t xml:space="preserve">🔍 Search ARES for similar readings</w:t>
+              </w:r>
+            </w:hyperlink>
+          </w:p>
+        </w:tc>
+        <w:tc>
+          <w:tcPr>
+            <w:tcW w:type="dxa" w:w="3040"/>
+            <w:shd w:fill="FFFFFF" w:color="auto" w:val="clear"/>
+            <w:tcMar>
+              <w:top w:type="dxa" w:w="60"/>
+              <w:left w:type="dxa" w:w="120"/>
+              <w:bottom w:type="dxa" w:w="60"/>
+              <w:right w:type="dxa" w:w="120"/>
+            </w:tcMar>
+            <w:vAlign w:val="top"/>
+          </w:tcPr>
+          <w:p>
+            <w:pPr>
+              <w:spacing w:after="40" w:before="0"/>
+              <w:jc w:val="left"/>
+            </w:pPr>
+            <w:r>
+              <w:rPr>
+                <w:rFonts w:ascii="Arial" w:cs="Arial" w:eastAsia="Arial" w:hAnsi="Arial"/>
+                <w:b w:val="false"/>
+                <w:bCs w:val="false"/>
+                <w:i w:val="false"/>
+                <w:iCs w:val="false"/>
+                <w:color w:val="000000"/>
+                <w:sz w:val="18"/>
+                <w:szCs w:val="18"/>
+              </w:rPr>
+              <w:t xml:space="preserve">Two groups share their game designs and the class votes on fairness using a show-of-hands probability audit. The teacher then leads a structured 'Final Explanation' sequence: the class constructs, step by step, the complete probability framework connecting all six conceptual nodes. Learners copy and annotate the framework diagram. Three volunteers then read aloud their Probability Report advice paragraphs. The class evaluates each piece of advice against the mathematical evidence, proposing refinements. Finally, each learner writes one 'Final Explanation Sentence' answering the driving question in their own words.</w:t>
+            </w:r>
+          </w:p>
+        </w:tc>
+        <w:tc>
+          <w:tcPr>
+            <w:tcW w:type="dxa" w:w="3040"/>
+            <w:shd w:fill="F2F2F2" w:color="auto" w:val="clear"/>
+            <w:tcMar>
+              <w:top w:type="dxa" w:w="60"/>
+              <w:left w:type="dxa" w:w="120"/>
+              <w:bottom w:type="dxa" w:w="60"/>
+              <w:right w:type="dxa" w:w="120"/>
+            </w:tcMar>
+            <w:vAlign w:val="top"/>
+          </w:tcPr>
+          <w:p>
+            <w:pPr>
+              <w:spacing w:after="40" w:before="0"/>
+              <w:jc w:val="left"/>
+            </w:pPr>
+            <w:r>
+              <w:rPr>
+                <w:rFonts w:ascii="Arial" w:cs="Arial" w:eastAsia="Arial" w:hAnsi="Arial"/>
+                <w:b w:val="false"/>
+                <w:bCs w:val="false"/>
+                <w:i w:val="false"/>
+                <w:iCs w:val="false"/>
+                <w:color w:val="000000"/>
+                <w:sz w:val="18"/>
+                <w:szCs w:val="18"/>
+              </w:rPr>
+              <w:t xml:space="preserve">Say: 'Let us hear from two groups about their game designs.' Select one group whose game is fair and one whose game has a fairness flaw. After each presentation, ask the class: 'Thumbs up if you agree this game is fair — thumbs down if you found an error. Explain your vote with a calculation.' [WAIT TIME: 15 seconds before calling on volunteers.] Cold-call 3 students for each game. After both presentations, draw the Final Probability Framework on the board as a connected diagram with six labelled nodes: [1] EXPERIMENTAL PROBABILITY (Kamau's tally) → [2] SAMPLE SPACE (all possible boarding outcomes) → [3] THEORETICAL PROBABILITY (favourable ÷ total) → [4] ADDITION LAW (mutually exclusive: P(A or B) = P(A)+P(B)) → [5] MULTIPLICATION LAW + TREE DIAGRAMS (independent: P(A and B) = P(A)×P(B)) → [6] REAL-LIFE DECISION MAKING (Kamau's staffing plan). As you draw each node, ask: 'Which lesson did we build this in? What was the key discovery?' Cold-call one student per node (6 cold-calls total). Say: 'Now copy and annotate this framework. Add one example from Kamau's story at each node. You have 5 minutes.' [WAIT TIME: 5 minutes.] Then say: 'Let us hear Kamau's advice. Three volunteers — read your advice paragraph aloud.' After each reading, ask: 'Does this advice use the experimental probability correctly? Does it acknowledge uncertainty? Is it specific enough for Kamau to act on?' [WAIT TIME: 10 seconds after each question.] Cold-call 2 evaluators per report. Close with: 'Now write one sentence — your Final Explanation Sentence — answering this question: How can Kamau use mathematics to make smarter decisions even though he can never predict any single trip with certainty?' [WAIT TIME: 2 minutes silent writing.] Cold-call 5 students to share their sentences. Write three strong sentences on the board.</w:t>
+            </w:r>
+          </w:p>
+        </w:tc>
+        <w:tc>
+          <w:tcPr>
+            <w:tcW w:type="dxa" w:w="3040"/>
+            <w:shd w:fill="FFFFFF" w:color="auto" w:val="clear"/>
+            <w:tcMar>
+              <w:top w:type="dxa" w:w="60"/>
+              <w:left w:type="dxa" w:w="120"/>
+              <w:bottom w:type="dxa" w:w="60"/>
+              <w:right w:type="dxa" w:w="120"/>
+            </w:tcMar>
+            <w:vAlign w:val="top"/>
+          </w:tcPr>
+          <w:p>
+            <w:pPr>
+              <w:spacing w:after="40" w:before="0"/>
+              <w:jc w:val="left"/>
+            </w:pPr>
+            <w:r>
+              <w:rPr>
+                <w:rFonts w:ascii="Arial" w:cs="Arial" w:eastAsia="Arial" w:hAnsi="Arial"/>
+                <w:b w:val="false"/>
+                <w:bCs w:val="false"/>
+                <w:i w:val="false"/>
+                <w:iCs w:val="false"/>
+                <w:color w:val="000000"/>
+                <w:sz w:val="18"/>
+                <w:szCs w:val="18"/>
+              </w:rPr>
+              <w:t xml:space="preserve">Connected Framework Diagram: building the six-node diagram collaboratively, with learners supplying the lesson links and Kamau examples, externalises the entire unit's conceptual structure. This is a 'knowledge mapping' strategy — it makes tacit connections explicit and visible, supporting long-term retention and transfer. Final Explanation Sentences: asking each learner to synthesise the entire unit into one precise sentence is a high-leverage sensemaking move; it forces integration of experimental evidence, theoretical tools, and practical application into a single coherent claim.</w:t>
+            </w:r>
+          </w:p>
+        </w:tc>
+        <w:tc>
+          <w:tcPr>
+            <w:tcW w:type="dxa" w:w="3040"/>
+            <w:shd w:fill="F2F2F2" w:color="auto" w:val="clear"/>
+            <w:tcMar>
+              <w:top w:type="dxa" w:w="60"/>
+              <w:left w:type="dxa" w:w="120"/>
+              <w:bottom w:type="dxa" w:w="60"/>
+              <w:right w:type="dxa" w:w="120"/>
+            </w:tcMar>
+            <w:vAlign w:val="top"/>
+          </w:tcPr>
+          <w:p>
+            <w:pPr>
+              <w:spacing w:after="40" w:before="0"/>
+              <w:jc w:val="left"/>
+            </w:pPr>
+            <w:r>
+              <w:rPr>
+                <w:rFonts w:ascii="Arial" w:cs="Arial" w:eastAsia="Arial" w:hAnsi="Arial"/>
+                <w:b w:val="false"/>
+                <w:bCs w:val="false"/>
+                <w:i w:val="false"/>
+                <w:iCs w:val="false"/>
+                <w:color w:val="000000"/>
+                <w:sz w:val="18"/>
+                <w:szCs w:val="18"/>
+              </w:rPr>
+              <w:t xml:space="preserve">Teacher evaluates Final Explanation Sentences against three criteria: (1) Acknowledges uncertainty — uses language like 'cannot predict any single trip' or 'no certainty for one event'; (2) Invokes a specific probability tool — names experimental probability, theoretical probability, a law, or a tree diagram; (3) Connects to practical action — mentions Kamau making a decision (staffing, fuel budget, second vehicle). A strong sentence satisfies all three criteria. Sentences satisfying only criteria 1–2 indicate partial synthesis; sentences satisfying only criteria 1 indicate a student still at the descriptive level who needs follow-up. Teacher annotates 3–5 exercise books during the writing phase.</w:t>
+            </w:r>
+          </w:p>
+        </w:tc>
+      </w:tr>
+      <w:tr>
+        <w:tc>
+          <w:tcPr>
+            <w:tcW w:type="dxa" w:w="1520"/>
+            <w:shd w:fill="FCE4D6" w:color="auto" w:val="clear"/>
+            <w:tcMar>
+              <w:top w:type="dxa" w:w="60"/>
+              <w:left w:type="dxa" w:w="120"/>
+              <w:bottom w:type="dxa" w:w="60"/>
+              <w:right w:type="dxa" w:w="120"/>
+            </w:tcMar>
+            <w:vAlign w:val="top"/>
+          </w:tcPr>
+          <w:p>
+            <w:pPr>
+              <w:spacing w:after="40" w:before="0"/>
+              <w:jc w:val="left"/>
+            </w:pPr>
+            <w:r>
+              <w:rPr>
+                <w:rFonts w:ascii="Arial" w:cs="Arial" w:eastAsia="Arial" w:hAnsi="Arial"/>
+                <w:b/>
+                <w:bCs/>
+                <w:i w:val="false"/>
+                <w:iCs w:val="false"/>
+                <w:color w:val="000000"/>
+                <w:sz w:val="18"/>
+                <w:szCs w:val="18"/>
+              </w:rPr>
+              <w:t xml:space="preserve">Driving Question Board (DQB) Creation</w:t>
+            </w:r>
+          </w:p>
+          <w:p>
+            <w:pPr>
+              <w:spacing w:after="20" w:before="0"/>
+            </w:pPr>
+            <w:r>
+              <w:rPr>
+                <w:rFonts w:ascii="Arial" w:cs="Arial" w:eastAsia="Arial" w:hAnsi="Arial"/>
+                <w:b/>
+                <w:bCs/>
+                <w:color w:val="1F3864"/>
+                <w:sz w:val="16"/>
+                <w:szCs w:val="16"/>
+              </w:rPr>
+              <w:t xml:space="preserve">📹 VIDEO:</w:t>
+            </w:r>
+          </w:p>
+          <w:p>
+            <w:pPr>
+              <w:spacing w:after="20" w:before="0"/>
+            </w:pPr>
+            <w:hyperlink w:history="1" r:id="rIdin2j6pfkfkycxkiwxgjxw">
+              <w:r>
+                <w:rPr>
+                  <w:rFonts w:ascii="Arial" w:cs="Arial" w:eastAsia="Arial" w:hAnsi="Arial"/>
+                  <w:color w:val="2E75B6"/>
+                  <w:sz w:val="16"/>
+                  <w:szCs w:val="16"/>
+                  <w:u w:val="single" w:color="2E75B6"/>
+                </w:rPr>
+                <w:t xml:space="preserve">Experimental versus theoretical probability simulation</w:t>
+              </w:r>
+            </w:hyperlink>
+          </w:p>
+          <w:p>
+            <w:pPr>
+              <w:spacing w:after="10" w:before="0"/>
+              <w:ind w:left="120"/>
+            </w:pPr>
+            <w:r>
+              <w:rPr>
+                <w:rFonts w:ascii="Arial" w:cs="Arial" w:eastAsia="Arial" w:hAnsi="Arial"/>
+                <w:color w:val="595959"/>
+                <w:sz w:val="14"/>
+                <w:szCs w:val="14"/>
+              </w:rPr>
+              <w:t xml:space="preserve">Source: Khan Academy (English - US curriculum)</w:t>
+            </w:r>
+          </w:p>
+          <w:p>
+            <w:pPr>
+              <w:spacing w:after="10" w:before="0"/>
+              <w:ind w:left="120"/>
+            </w:pPr>
+            <w:hyperlink w:history="1" r:id="rId2sxouyd6oawtpbus6shge">
+              <w:r>
+                <w:rPr>
+                  <w:rFonts w:ascii="Arial" w:cs="Arial" w:eastAsia="Arial" w:hAnsi="Arial"/>
+                  <w:color w:val="595959"/>
+                  <w:sz w:val="14"/>
+                  <w:szCs w:val="14"/>
+                  <w:u w:val="single" w:color="595959"/>
+                </w:rPr>
+                <w:t xml:space="preserve">🔍 Search ARES for similar videos</w:t>
+              </w:r>
+            </w:hyperlink>
+          </w:p>
+          <w:p>
+            <w:pPr>
+              <w:spacing w:after="40" w:before="0"/>
+            </w:pPr>
+            <w:r>
+              <w:rPr>
+                <w:sz w:val="14"/>
+                <w:szCs w:val="14"/>
+              </w:rPr>
+              <w:t xml:space="preserve"/>
+            </w:r>
+          </w:p>
+          <w:p>
+            <w:pPr>
+              <w:spacing w:after="20" w:before="0"/>
+            </w:pPr>
+            <w:r>
+              <w:rPr>
+                <w:rFonts w:ascii="Arial" w:cs="Arial" w:eastAsia="Arial" w:hAnsi="Arial"/>
+                <w:b/>
+                <w:bCs/>
+                <w:color w:val="1F3864"/>
+                <w:sz w:val="16"/>
+                <w:szCs w:val="16"/>
+              </w:rPr>
+              <w:t xml:space="preserve">📖 HTML:</w:t>
+            </w:r>
+          </w:p>
+          <w:p>
+            <w:pPr>
+              <w:spacing w:after="20" w:before="0"/>
+            </w:pPr>
+            <w:hyperlink w:history="1" r:id="rIdtlkyl7y1xdpcm0tb7-f3j">
               <w:r>
                 <w:rPr>
                   <w:rFonts w:ascii="Arial" w:cs="Arial" w:eastAsia="Arial" w:hAnsi="Arial"/>
@@ -24892,7 +25504,7 @@
               <w:spacing w:after="10" w:before="0"/>
               <w:ind w:left="120"/>
             </w:pPr>
-            <w:hyperlink w:history="1" r:id="rId7xl4xr7u_zk_yxgbpnrbz">
+            <w:hyperlink w:history="1" r:id="rIdq1hxgreq-la1jloi-eyxj">
               <w:r>
                 <w:rPr>
                   <w:rFonts w:ascii="Arial" w:cs="Arial" w:eastAsia="Arial" w:hAnsi="Arial"/>
@@ -24934,7 +25546,7 @@
                 <w:sz w:val="18"/>
                 <w:szCs w:val="18"/>
               </w:rPr>
-              <w:t xml:space="preserve">ACT 1 — GAME DESIGN (25 minutes): Groups of 3–4 receive a 'Game Design Brief' card. Each group must design a probability-based game for a school fete at their school. The game must specify: (a) the physical setup (spinner divided into sectors, a standard deck of cards, two dice, or a bag of counters — using materials available in a Kenyan classroom); (b) the complete sample space, listed explicitly; (c) the theoretical probability of each player winning, calculated and shown; (d) a written fairness verdict — is the game fair? If not, how would they adjust it to make it fair? Groups record all work on a single A3 sheet (or two taped exercise-book pages). After 15 minutes of group work, groups rotate their A3 sheets one position clockwise. Each group then spends 8 minutes peer-evaluating the game they have received: they must identify at least one correct probability calculation, at least one error or fairness concern (if any), and write a signed 'Fairness Verdict' using a calculation to justify it. ACT 2 — PROBABILITY REPORT (25 minutes): The class reconvenes. The teacher projects Kamau's full dataset. Guided by three structured questions on the board, learners individually compute: (Q1) the experimental probability of a fully booked trip from the 20-trip data; (Q2) what a naive independent-seats theoretical model predicts for P(full trip); (Q3) why the two answers differ, and what this means for how Kamau should plan. Learners write a structured one-page 'Probability Report for Kamau' in their exercise books using a teacher-provided scaffold with three headings: WHAT THE DATA SHOWS / WHAT A MATHEMATICAL MODEL PREDICTS / MY ADVICE TO KAMAU.</w:t>
+              <w:t xml:space="preserve">The class gathers around or views the Driving Question Board that has been maintained since Lesson 1. All sticky notes — questions posted across eight lessons — are visible. Working in their groups, learners read through all posted questions and categorise them: FULLY ANSWERED (green dot), PARTIALLY ANSWERED (yellow dot), REVISED — the question turned out to be wrong or needed rephrasing (orange dot). Each group selects one question from the board, writes its full answer on a new sticky note citing the specific lesson and probability concept that resolved it, and posts the answer note beside the question. The class then reviews the board together, and the teacher facilitates a whole-class discussion identifying which questions were answered by which lessons. Any question that remains genuinely open is discussed briefly — these become recommendations for further study.</w:t>
             </w:r>
           </w:p>
         </w:tc>
@@ -24966,7 +25578,7 @@
                 <w:sz w:val="18"/>
                 <w:szCs w:val="18"/>
               </w:rPr>
-              <w:t xml:space="preserve">ACT 1 setup: Distribute Game Design Brief cards. Say: 'Your task is to design a probability game for a school fete — like the fetes at Nairobi School, Starehe Boys, or your own school. The game must be mathematically fair. You have 15 minutes. Use any of the probability tools from Lessons 1 to 7.' [WAIT TIME: allow 15 minutes of genuine group work — circulate and ask probing questions: 'How do you know your sample space is complete?', 'What does the Addition Law say about these two outcomes?', 'Is this game fair — what calculation proves it?'] After 15 minutes: 'Stop writing. Rotate your sheets clockwise. You are now a probability judge. Your job: check the maths, find any errors, and write a fairness verdict with calculations. You have 8 minutes.' [WAIT TIME: 8 minutes.] After rotation: cold-call 2 groups to share the most interesting fairness concern they found. Say: 'Good. You have just done what a professional statistician does — design, then audit.' ACT 2 setup: Project Kamau's data. Say: 'Let us now return to where we began. Here is Kamau's complete notebook.' Point to the 20 trip counts. Ask: 'How many of these trips were fully booked? Count them now.' [WAIT TIME: 30 seconds.] Cold-call 1 student. Confirm: 8 trips show count = 14. Write on board: P(full trip, experimental) = 8/20 = 0.4. Then say: 'Now here is a challenge. In Lesson 4, we said the probability that any single seat is occupied is about 10/14. If the 14 seats fill independently, what is the theoretical probability that ALL 14 are occupied?' [WAIT TIME: 2 minutes for individual calculation.] Cold-call 2 students. Guide toward (10/14)^14 ≈ 0.021. Write both values on the board side by side: EXPERIMENTAL = 0.4, THEORETICAL (independent model) = 0.021. Say: 'These are very different. Why? Discuss with your partner for 90 seconds.' [WAIT TIME: 90 seconds.] Cold-call 3 pairs. Confirm: seats do not fill independently — market days, school trips, and social groups cause clustering. Say: 'Now write your Probability Report for Kamau. Use the three headings on the board. You have 15 minutes.'</w:t>
+              <w:t xml:space="preserve">Say: 'Let us return to where we began — our Driving Question Board. Since Lesson 1, you have been posting questions about Kamau's puzzle and about probability. Today we answer them all.' Hand each group a sheet of three colour-coded dot stickers (green, yellow, orange). Say: 'Read every question on the board. With your group, decide: is this question fully answered, partially answered, or did we need to rephrase it? Dot each question. Then pick ONE question, write the full answer on a new sticky note — citing the lesson and the concept — and post it.' [WAIT TIME: 6 minutes group work.] After dotting: 'Let us review. Which questions got green dots? Read one aloud and give the answer.' Cold-call 4 groups, one question each. After each answer, ask: 'Which lesson answered this? What was the key mathematical idea?' For any yellow-dotted questions: 'What part is still unclear? What would we need to do to fully answer it?' For any orange-dotted questions: 'Why did we need to revise this question? What did we think at the start that turned out to be incomplete?' [WAIT TIME: 10 seconds per question type.] Finally, point to the original driving question displayed at the top of the board: 'Why is it impossible for Kamau to know for certain whether the next seat will be filled — yet we can still say something mathematical and useful about his chances?' Say: 'Does our board now answer this? Vote: thumbs up if yes.' Expect near-universal agreement. Cold-call 2 students to state the answer in their own words.</w:t>
             </w:r>
           </w:p>
         </w:tc>
@@ -24998,7 +25610,7 @@
                 <w:sz w:val="18"/>
                 <w:szCs w:val="18"/>
               </w:rPr>
-              <w:t xml:space="preserve">Design-Then-Audit (Game Design + Peer Evaluation): designing a game requires learners to produce probability knowledge, while auditing a peer's game requires them to evaluate it — two different cognitive operations that together consolidate the Addition and Multiplication Laws more deeply than passive practice. Model-Data Mismatch as a Sensemaking Engine: displaying the experimental value (0.4) alongside the naive theoretical prediction (0.021) creates productive dissonance — learners must reason about WHY the model fails, which deepens understanding of independence as an assumption, not a given.</w:t>
+              <w:t xml:space="preserve">DQB Synthesis Review: revisiting every posted question with colour-coded resolution is a metacognitive consolidation strategy. It makes the learning trajectory visible — students literally see how their understanding grew from Lesson 1 to Lesson 8. The act of writing a full answer on a new sticky note and posting it beside the original question closes the inquiry loop, giving learners a concrete record of their own intellectual growth. This strategy also identifies genuine remaining gaps, which the teacher can address in assessment or extension tasks.</w:t>
             </w:r>
           </w:p>
         </w:tc>
@@ -25030,7 +25642,7 @@
                 <w:sz w:val="18"/>
                 <w:szCs w:val="18"/>
               </w:rPr>
-              <w:t xml:space="preserve">During game design, teacher checks that: (a) every group has listed a complete sample space (not just outcomes for one player); (b) probabilities sum to 1 across the sample space; (c) the fairness verdict includes a calculation, not just a claim. During report writing, teacher circulates and checks: (a) experimental probability computed correctly as 8/20 = 2/5 = 0.4; (b) student engages with the model mismatch — they must name at least one real-world reason why independence fails (clustering, market days, school groups, etc.); (c) advice to Kamau is specific and quantitative (e.g., '2 out of 5 trips', 'roughly 8 Mondays per term'), not vague ('sometimes it is full').</w:t>
+              <w:t xml:space="preserve">Teacher observes the quality of sticky-note answers: strong answers cite a specific lesson, name the probability concept, and include a numerical example (e.g., 'Lesson 5, Addition Law: P(6 seats OR 14 seats) = P(6) + P(14) = 2/20 + 8/20 = 10/20 = 0.5, because these outcomes are mutually exclusive'). Weak answers are vague ('we learned about probability'). Teacher photographs the final state of the board for portfolio evidence. The distribution of green vs. yellow dots informs the teacher about which concepts need reinforcement in the next unit or in formative assessments.</w:t>
             </w:r>
           </w:p>
         </w:tc>
@@ -25039,32 +25651,32 @@
         <w:tc>
           <w:tcPr>
             <w:tcW w:type="dxa" w:w="1520"/>
-            <w:shd w:fill="E2EFDA" w:color="auto" w:val="clear"/>
-            <w:tcMar>
-              <w:top w:type="dxa" w:w="60"/>
-              <w:left w:type="dxa" w:w="120"/>
-              <w:bottom w:type="dxa" w:w="60"/>
-              <w:right w:type="dxa" w:w="120"/>
-            </w:tcMar>
-            <w:vAlign w:val="top"/>
-          </w:tcPr>
-          <w:p>
-            <w:pPr>
-              <w:spacing w:after="40" w:before="0"/>
-              <w:jc w:val="left"/>
-            </w:pPr>
-            <w:r>
-              <w:rPr>
-                <w:rFonts w:ascii="Arial" w:cs="Arial" w:eastAsia="Arial" w:hAnsi="Arial"/>
-                <w:b/>
-                <w:bCs/>
-                <w:i w:val="false"/>
-                <w:iCs w:val="false"/>
-                <w:color w:val="000000"/>
-                <w:sz w:val="18"/>
-                <w:szCs w:val="18"/>
-              </w:rPr>
-              <w:t xml:space="preserve">Explain Phase</w:t>
+            <w:shd w:fill="D5E8F0" w:color="auto" w:val="clear"/>
+            <w:tcMar>
+              <w:top w:type="dxa" w:w="60"/>
+              <w:left w:type="dxa" w:w="120"/>
+              <w:bottom w:type="dxa" w:w="60"/>
+              <w:right w:type="dxa" w:w="120"/>
+            </w:tcMar>
+            <w:vAlign w:val="top"/>
+          </w:tcPr>
+          <w:p>
+            <w:pPr>
+              <w:spacing w:after="40" w:before="0"/>
+              <w:jc w:val="left"/>
+            </w:pPr>
+            <w:r>
+              <w:rPr>
+                <w:rFonts w:ascii="Arial" w:cs="Arial" w:eastAsia="Arial" w:hAnsi="Arial"/>
+                <w:b/>
+                <w:bCs/>
+                <w:i w:val="false"/>
+                <w:iCs w:val="false"/>
+                <w:color w:val="000000"/>
+                <w:sz w:val="18"/>
+                <w:szCs w:val="18"/>
+              </w:rPr>
+              <w:t xml:space="preserve">Model Building Phase</w:t>
             </w:r>
           </w:p>
           <w:p>
@@ -25087,7 +25699,7 @@
             <w:pPr>
               <w:spacing w:after="20" w:before="0"/>
             </w:pPr>
-            <w:hyperlink w:history="1" r:id="rId8rsmu6j_d3jg34c2-b2cs">
+            <w:hyperlink w:history="1" r:id="rIdm1co0nj5szznjb6uhg4_-">
               <w:r>
                 <w:rPr>
                   <w:rFonts w:ascii="Arial" w:cs="Arial" w:eastAsia="Arial" w:hAnsi="Arial"/>
@@ -25096,7 +25708,7 @@
                   <w:szCs w:val="16"/>
                   <w:u w:val="single" w:color="2E75B6"/>
                 </w:rPr>
-                <w:t xml:space="preserve">Watch Me</w:t>
+                <w:t xml:space="preserve">Experimental versus theoretical probability simulation</w:t>
               </w:r>
             </w:hyperlink>
           </w:p>
@@ -25112,7 +25724,7 @@
                 <w:sz w:val="14"/>
                 <w:szCs w:val="14"/>
               </w:rPr>
-              <w:t xml:space="preserve">Source: TED-Ed Lessons</w:t>
+              <w:t xml:space="preserve">Source: Khan Academy (English - US curriculum)</w:t>
             </w:r>
           </w:p>
           <w:p>
@@ -25120,7 +25732,7 @@
               <w:spacing w:after="10" w:before="0"/>
               <w:ind w:left="120"/>
             </w:pPr>
-            <w:hyperlink w:history="1" r:id="rIdnwfqnlu9ogj19q00xbokt">
+            <w:hyperlink w:history="1" r:id="rIdp_c2fyqnpbsenjpt7ywh_">
               <w:r>
                 <w:rPr>
                   <w:rFonts w:ascii="Arial" w:cs="Arial" w:eastAsia="Arial" w:hAnsi="Arial"/>
@@ -25165,7 +25777,7 @@
             <w:pPr>
               <w:spacing w:after="20" w:before="0"/>
             </w:pPr>
-            <w:hyperlink w:history="1" r:id="rIdl7gttxj_2rq9qwpbvgnu0">
+            <w:hyperlink w:history="1" r:id="rId_xx1lsdzrskh3kk9wjtk0">
               <w:r>
                 <w:rPr>
                   <w:rFonts w:ascii="Arial" w:cs="Arial" w:eastAsia="Arial" w:hAnsi="Arial"/>
@@ -25198,619 +25810,7 @@
               <w:spacing w:after="10" w:before="0"/>
               <w:ind w:left="120"/>
             </w:pPr>
-            <w:hyperlink w:history="1" r:id="rId6frjaropd53duw6z61kb1">
-              <w:r>
-                <w:rPr>
-                  <w:rFonts w:ascii="Arial" w:cs="Arial" w:eastAsia="Arial" w:hAnsi="Arial"/>
-                  <w:color w:val="595959"/>
-                  <w:sz w:val="14"/>
-                  <w:szCs w:val="14"/>
-                  <w:u w:val="single" w:color="595959"/>
-                </w:rPr>
-                <w:t xml:space="preserve">🔍 Search ARES for similar readings</w:t>
-              </w:r>
-            </w:hyperlink>
-          </w:p>
-        </w:tc>
-        <w:tc>
-          <w:tcPr>
-            <w:tcW w:type="dxa" w:w="3040"/>
-            <w:shd w:fill="FFFFFF" w:color="auto" w:val="clear"/>
-            <w:tcMar>
-              <w:top w:type="dxa" w:w="60"/>
-              <w:left w:type="dxa" w:w="120"/>
-              <w:bottom w:type="dxa" w:w="60"/>
-              <w:right w:type="dxa" w:w="120"/>
-            </w:tcMar>
-            <w:vAlign w:val="top"/>
-          </w:tcPr>
-          <w:p>
-            <w:pPr>
-              <w:spacing w:after="40" w:before="0"/>
-              <w:jc w:val="left"/>
-            </w:pPr>
-            <w:r>
-              <w:rPr>
-                <w:rFonts w:ascii="Arial" w:cs="Arial" w:eastAsia="Arial" w:hAnsi="Arial"/>
-                <w:b w:val="false"/>
-                <w:bCs w:val="false"/>
-                <w:i w:val="false"/>
-                <w:iCs w:val="false"/>
-                <w:color w:val="000000"/>
-                <w:sz w:val="18"/>
-                <w:szCs w:val="18"/>
-              </w:rPr>
-              <w:t xml:space="preserve">Two groups share their game designs and the class votes on fairness using a show-of-hands probability audit. The teacher then leads a structured 'Final Explanation' sequence: the class constructs, step by step, the complete probability framework connecting all six conceptual nodes. Learners copy and annotate the framework diagram. Three volunteers then read aloud their Probability Report advice paragraphs. The class evaluates each piece of advice against the mathematical evidence, proposing refinements. Finally, each learner writes one 'Final Explanation Sentence' answering the driving question in their own words.</w:t>
-            </w:r>
-          </w:p>
-        </w:tc>
-        <w:tc>
-          <w:tcPr>
-            <w:tcW w:type="dxa" w:w="3040"/>
-            <w:shd w:fill="F2F2F2" w:color="auto" w:val="clear"/>
-            <w:tcMar>
-              <w:top w:type="dxa" w:w="60"/>
-              <w:left w:type="dxa" w:w="120"/>
-              <w:bottom w:type="dxa" w:w="60"/>
-              <w:right w:type="dxa" w:w="120"/>
-            </w:tcMar>
-            <w:vAlign w:val="top"/>
-          </w:tcPr>
-          <w:p>
-            <w:pPr>
-              <w:spacing w:after="40" w:before="0"/>
-              <w:jc w:val="left"/>
-            </w:pPr>
-            <w:r>
-              <w:rPr>
-                <w:rFonts w:ascii="Arial" w:cs="Arial" w:eastAsia="Arial" w:hAnsi="Arial"/>
-                <w:b w:val="false"/>
-                <w:bCs w:val="false"/>
-                <w:i w:val="false"/>
-                <w:iCs w:val="false"/>
-                <w:color w:val="000000"/>
-                <w:sz w:val="18"/>
-                <w:szCs w:val="18"/>
-              </w:rPr>
-              <w:t xml:space="preserve">Say: 'Let us hear from two groups about their game designs.' Select one group whose game is fair and one whose game has a fairness flaw. After each presentation, ask the class: 'Thumbs up if you agree this game is fair — thumbs down if you found an error. Explain your vote with a calculation.' [WAIT TIME: 15 seconds before calling on volunteers.] Cold-call 3 students for each game. After both presentations, draw the Final Probability Framework on the board as a connected diagram with six labelled nodes: [1] EXPERIMENTAL PROBABILITY (Kamau's tally) → [2] SAMPLE SPACE (all possible boarding outcomes) → [3] THEORETICAL PROBABILITY (favourable ÷ total) → [4] ADDITION LAW (mutually exclusive: P(A or B) = P(A)+P(B)) → [5] MULTIPLICATION LAW + TREE DIAGRAMS (independent: P(A and B) = P(A)×P(B)) → [6] REAL-LIFE DECISION MAKING (Kamau's staffing plan). As you draw each node, ask: 'Which lesson did we build this in? What was the key discovery?' Cold-call one student per node (6 cold-calls total). Say: 'Now copy and annotate this framework. Add one example from Kamau's story at each node. You have 5 minutes.' [WAIT TIME: 5 minutes.] Then say: 'Let us hear Kamau's advice. Three volunteers — read your advice paragraph aloud.' After each reading, ask: 'Does this advice use the experimental probability correctly? Does it acknowledge uncertainty? Is it specific enough for Kamau to act on?' [WAIT TIME: 10 seconds after each question.] Cold-call 2 evaluators per report. Close with: 'Now write one sentence — your Final Explanation Sentence — answering this question: How can Kamau use mathematics to make smarter decisions even though he can never predict any single trip with certainty?' [WAIT TIME: 2 minutes silent writing.] Cold-call 5 students to share their sentences. Write three strong sentences on the board.</w:t>
-            </w:r>
-          </w:p>
-        </w:tc>
-        <w:tc>
-          <w:tcPr>
-            <w:tcW w:type="dxa" w:w="3040"/>
-            <w:shd w:fill="FFFFFF" w:color="auto" w:val="clear"/>
-            <w:tcMar>
-              <w:top w:type="dxa" w:w="60"/>
-              <w:left w:type="dxa" w:w="120"/>
-              <w:bottom w:type="dxa" w:w="60"/>
-              <w:right w:type="dxa" w:w="120"/>
-            </w:tcMar>
-            <w:vAlign w:val="top"/>
-          </w:tcPr>
-          <w:p>
-            <w:pPr>
-              <w:spacing w:after="40" w:before="0"/>
-              <w:jc w:val="left"/>
-            </w:pPr>
-            <w:r>
-              <w:rPr>
-                <w:rFonts w:ascii="Arial" w:cs="Arial" w:eastAsia="Arial" w:hAnsi="Arial"/>
-                <w:b w:val="false"/>
-                <w:bCs w:val="false"/>
-                <w:i w:val="false"/>
-                <w:iCs w:val="false"/>
-                <w:color w:val="000000"/>
-                <w:sz w:val="18"/>
-                <w:szCs w:val="18"/>
-              </w:rPr>
-              <w:t xml:space="preserve">Connected Framework Diagram: building the six-node diagram collaboratively, with learners supplying the lesson links and Kamau examples, externalises the entire unit's conceptual structure. This is a 'knowledge mapping' strategy — it makes tacit connections explicit and visible, supporting long-term retention and transfer. Final Explanation Sentences: asking each learner to synthesise the entire unit into one precise sentence is a high-leverage sensemaking move; it forces integration of experimental evidence, theoretical tools, and practical application into a single coherent claim.</w:t>
-            </w:r>
-          </w:p>
-        </w:tc>
-        <w:tc>
-          <w:tcPr>
-            <w:tcW w:type="dxa" w:w="3040"/>
-            <w:shd w:fill="F2F2F2" w:color="auto" w:val="clear"/>
-            <w:tcMar>
-              <w:top w:type="dxa" w:w="60"/>
-              <w:left w:type="dxa" w:w="120"/>
-              <w:bottom w:type="dxa" w:w="60"/>
-              <w:right w:type="dxa" w:w="120"/>
-            </w:tcMar>
-            <w:vAlign w:val="top"/>
-          </w:tcPr>
-          <w:p>
-            <w:pPr>
-              <w:spacing w:after="40" w:before="0"/>
-              <w:jc w:val="left"/>
-            </w:pPr>
-            <w:r>
-              <w:rPr>
-                <w:rFonts w:ascii="Arial" w:cs="Arial" w:eastAsia="Arial" w:hAnsi="Arial"/>
-                <w:b w:val="false"/>
-                <w:bCs w:val="false"/>
-                <w:i w:val="false"/>
-                <w:iCs w:val="false"/>
-                <w:color w:val="000000"/>
-                <w:sz w:val="18"/>
-                <w:szCs w:val="18"/>
-              </w:rPr>
-              <w:t xml:space="preserve">Teacher evaluates Final Explanation Sentences against three criteria: (1) Acknowledges uncertainty — uses language like 'cannot predict any single trip' or 'no certainty for one event'; (2) Invokes a specific probability tool — names experimental probability, theoretical probability, a law, or a tree diagram; (3) Connects to practical action — mentions Kamau making a decision (staffing, fuel budget, second vehicle). A strong sentence satisfies all three criteria. Sentences satisfying only criteria 1–2 indicate partial synthesis; sentences satisfying only criteria 1 indicate a student still at the descriptive level who needs follow-up. Teacher annotates 3–5 exercise books during the writing phase.</w:t>
-            </w:r>
-          </w:p>
-        </w:tc>
-      </w:tr>
-      <w:tr>
-        <w:tc>
-          <w:tcPr>
-            <w:tcW w:type="dxa" w:w="1520"/>
-            <w:shd w:fill="FCE4D6" w:color="auto" w:val="clear"/>
-            <w:tcMar>
-              <w:top w:type="dxa" w:w="60"/>
-              <w:left w:type="dxa" w:w="120"/>
-              <w:bottom w:type="dxa" w:w="60"/>
-              <w:right w:type="dxa" w:w="120"/>
-            </w:tcMar>
-            <w:vAlign w:val="top"/>
-          </w:tcPr>
-          <w:p>
-            <w:pPr>
-              <w:spacing w:after="40" w:before="0"/>
-              <w:jc w:val="left"/>
-            </w:pPr>
-            <w:r>
-              <w:rPr>
-                <w:rFonts w:ascii="Arial" w:cs="Arial" w:eastAsia="Arial" w:hAnsi="Arial"/>
-                <w:b/>
-                <w:bCs/>
-                <w:i w:val="false"/>
-                <w:iCs w:val="false"/>
-                <w:color w:val="000000"/>
-                <w:sz w:val="18"/>
-                <w:szCs w:val="18"/>
-              </w:rPr>
-              <w:t xml:space="preserve">Driving Question Board (DQB) Creation</w:t>
-            </w:r>
-          </w:p>
-          <w:p>
-            <w:pPr>
-              <w:spacing w:after="20" w:before="0"/>
-            </w:pPr>
-            <w:r>
-              <w:rPr>
-                <w:rFonts w:ascii="Arial" w:cs="Arial" w:eastAsia="Arial" w:hAnsi="Arial"/>
-                <w:b/>
-                <w:bCs/>
-                <w:color w:val="1F3864"/>
-                <w:sz w:val="16"/>
-                <w:szCs w:val="16"/>
-              </w:rPr>
-              <w:t xml:space="preserve">📹 VIDEO:</w:t>
-            </w:r>
-          </w:p>
-          <w:p>
-            <w:pPr>
-              <w:spacing w:after="20" w:before="0"/>
-            </w:pPr>
-            <w:hyperlink w:history="1" r:id="rIdiugvcy8qvz-zpj5guuhth">
-              <w:r>
-                <w:rPr>
-                  <w:rFonts w:ascii="Arial" w:cs="Arial" w:eastAsia="Arial" w:hAnsi="Arial"/>
-                  <w:color w:val="2E75B6"/>
-                  <w:sz w:val="16"/>
-                  <w:szCs w:val="16"/>
-                  <w:u w:val="single" w:color="2E75B6"/>
-                </w:rPr>
-                <w:t xml:space="preserve">Watch Me</w:t>
-              </w:r>
-            </w:hyperlink>
-          </w:p>
-          <w:p>
-            <w:pPr>
-              <w:spacing w:after="10" w:before="0"/>
-              <w:ind w:left="120"/>
-            </w:pPr>
-            <w:r>
-              <w:rPr>
-                <w:rFonts w:ascii="Arial" w:cs="Arial" w:eastAsia="Arial" w:hAnsi="Arial"/>
-                <w:color w:val="595959"/>
-                <w:sz w:val="14"/>
-                <w:szCs w:val="14"/>
-              </w:rPr>
-              <w:t xml:space="preserve">Source: TED-Ed Lessons</w:t>
-            </w:r>
-          </w:p>
-          <w:p>
-            <w:pPr>
-              <w:spacing w:after="10" w:before="0"/>
-              <w:ind w:left="120"/>
-            </w:pPr>
-            <w:hyperlink w:history="1" r:id="rIdwfsy9mueeevh16awlmx10">
-              <w:r>
-                <w:rPr>
-                  <w:rFonts w:ascii="Arial" w:cs="Arial" w:eastAsia="Arial" w:hAnsi="Arial"/>
-                  <w:color w:val="595959"/>
-                  <w:sz w:val="14"/>
-                  <w:szCs w:val="14"/>
-                  <w:u w:val="single" w:color="595959"/>
-                </w:rPr>
-                <w:t xml:space="preserve">🔍 Search ARES for similar videos</w:t>
-              </w:r>
-            </w:hyperlink>
-          </w:p>
-          <w:p>
-            <w:pPr>
-              <w:spacing w:after="40" w:before="0"/>
-            </w:pPr>
-            <w:r>
-              <w:rPr>
-                <w:sz w:val="14"/>
-                <w:szCs w:val="14"/>
-              </w:rPr>
-              <w:t xml:space="preserve"/>
-            </w:r>
-          </w:p>
-          <w:p>
-            <w:pPr>
-              <w:spacing w:after="20" w:before="0"/>
-            </w:pPr>
-            <w:r>
-              <w:rPr>
-                <w:rFonts w:ascii="Arial" w:cs="Arial" w:eastAsia="Arial" w:hAnsi="Arial"/>
-                <w:b/>
-                <w:bCs/>
-                <w:color w:val="1F3864"/>
-                <w:sz w:val="16"/>
-                <w:szCs w:val="16"/>
-              </w:rPr>
-              <w:t xml:space="preserve">📖 HTML:</w:t>
-            </w:r>
-          </w:p>
-          <w:p>
-            <w:pPr>
-              <w:spacing w:after="20" w:before="0"/>
-            </w:pPr>
-            <w:hyperlink w:history="1" r:id="rIdyuk9olc7vkmxoxxjwrvph">
-              <w:r>
-                <w:rPr>
-                  <w:rFonts w:ascii="Arial" w:cs="Arial" w:eastAsia="Arial" w:hAnsi="Arial"/>
-                  <w:color w:val="2E75B6"/>
-                  <w:sz w:val="16"/>
-                  <w:szCs w:val="16"/>
-                  <w:u w:val="single" w:color="2E75B6"/>
-                </w:rPr>
-                <w:t xml:space="preserve">Theoretical and Experimental Probability (Flexbook)</w:t>
-              </w:r>
-            </w:hyperlink>
-          </w:p>
-          <w:p>
-            <w:pPr>
-              <w:spacing w:after="10" w:before="0"/>
-              <w:ind w:left="120"/>
-            </w:pPr>
-            <w:r>
-              <w:rPr>
-                <w:rFonts w:ascii="Arial" w:cs="Arial" w:eastAsia="Arial" w:hAnsi="Arial"/>
-                <w:color w:val="595959"/>
-                <w:sz w:val="14"/>
-                <w:szCs w:val="14"/>
-              </w:rPr>
-              <w:t xml:space="preserve">Source: CK-12</w:t>
-            </w:r>
-          </w:p>
-          <w:p>
-            <w:pPr>
-              <w:spacing w:after="10" w:before="0"/>
-              <w:ind w:left="120"/>
-            </w:pPr>
-            <w:hyperlink w:history="1" r:id="rIduuarewx085z7pkottgfxf">
-              <w:r>
-                <w:rPr>
-                  <w:rFonts w:ascii="Arial" w:cs="Arial" w:eastAsia="Arial" w:hAnsi="Arial"/>
-                  <w:color w:val="595959"/>
-                  <w:sz w:val="14"/>
-                  <w:szCs w:val="14"/>
-                  <w:u w:val="single" w:color="595959"/>
-                </w:rPr>
-                <w:t xml:space="preserve">🔍 Search ARES for similar readings</w:t>
-              </w:r>
-            </w:hyperlink>
-          </w:p>
-        </w:tc>
-        <w:tc>
-          <w:tcPr>
-            <w:tcW w:type="dxa" w:w="3040"/>
-            <w:shd w:fill="FFFFFF" w:color="auto" w:val="clear"/>
-            <w:tcMar>
-              <w:top w:type="dxa" w:w="60"/>
-              <w:left w:type="dxa" w:w="120"/>
-              <w:bottom w:type="dxa" w:w="60"/>
-              <w:right w:type="dxa" w:w="120"/>
-            </w:tcMar>
-            <w:vAlign w:val="top"/>
-          </w:tcPr>
-          <w:p>
-            <w:pPr>
-              <w:spacing w:after="40" w:before="0"/>
-              <w:jc w:val="left"/>
-            </w:pPr>
-            <w:r>
-              <w:rPr>
-                <w:rFonts w:ascii="Arial" w:cs="Arial" w:eastAsia="Arial" w:hAnsi="Arial"/>
-                <w:b w:val="false"/>
-                <w:bCs w:val="false"/>
-                <w:i w:val="false"/>
-                <w:iCs w:val="false"/>
-                <w:color w:val="000000"/>
-                <w:sz w:val="18"/>
-                <w:szCs w:val="18"/>
-              </w:rPr>
-              <w:t xml:space="preserve">The class gathers around or views the Driving Question Board that has been maintained since Lesson 1. All sticky notes — questions posted across eight lessons — are visible. Working in their groups, learners read through all posted questions and categorise them: FULLY ANSWERED (green dot), PARTIALLY ANSWERED (yellow dot), REVISED — the question turned out to be wrong or needed rephrasing (orange dot). Each group selects one question from the board, writes its full answer on a new sticky note citing the specific lesson and probability concept that resolved it, and posts the answer note beside the question. The class then reviews the board together, and the teacher facilitates a whole-class discussion identifying which questions were answered by which lessons. Any question that remains genuinely open is discussed briefly — these become recommendations for further study.</w:t>
-            </w:r>
-          </w:p>
-        </w:tc>
-        <w:tc>
-          <w:tcPr>
-            <w:tcW w:type="dxa" w:w="3040"/>
-            <w:shd w:fill="F2F2F2" w:color="auto" w:val="clear"/>
-            <w:tcMar>
-              <w:top w:type="dxa" w:w="60"/>
-              <w:left w:type="dxa" w:w="120"/>
-              <w:bottom w:type="dxa" w:w="60"/>
-              <w:right w:type="dxa" w:w="120"/>
-            </w:tcMar>
-            <w:vAlign w:val="top"/>
-          </w:tcPr>
-          <w:p>
-            <w:pPr>
-              <w:spacing w:after="40" w:before="0"/>
-              <w:jc w:val="left"/>
-            </w:pPr>
-            <w:r>
-              <w:rPr>
-                <w:rFonts w:ascii="Arial" w:cs="Arial" w:eastAsia="Arial" w:hAnsi="Arial"/>
-                <w:b w:val="false"/>
-                <w:bCs w:val="false"/>
-                <w:i w:val="false"/>
-                <w:iCs w:val="false"/>
-                <w:color w:val="000000"/>
-                <w:sz w:val="18"/>
-                <w:szCs w:val="18"/>
-              </w:rPr>
-              <w:t xml:space="preserve">Say: 'Let us return to where we began — our Driving Question Board. Since Lesson 1, you have been posting questions about Kamau's puzzle and about probability. Today we answer them all.' Hand each group a sheet of three colour-coded dot stickers (green, yellow, orange). Say: 'Read every question on the board. With your group, decide: is this question fully answered, partially answered, or did we need to rephrase it? Dot each question. Then pick ONE question, write the full answer on a new sticky note — citing the lesson and the concept — and post it.' [WAIT TIME: 6 minutes group work.] After dotting: 'Let us review. Which questions got green dots? Read one aloud and give the answer.' Cold-call 4 groups, one question each. After each answer, ask: 'Which lesson answered this? What was the key mathematical idea?' For any yellow-dotted questions: 'What part is still unclear? What would we need to do to fully answer it?' For any orange-dotted questions: 'Why did we need to revise this question? What did we think at the start that turned out to be incomplete?' [WAIT TIME: 10 seconds per question type.] Finally, point to the original driving question displayed at the top of the board: 'Why is it impossible for Kamau to know for certain whether the next seat will be filled — yet we can still say something mathematical and useful about his chances?' Say: 'Does our board now answer this? Vote: thumbs up if yes.' Expect near-universal agreement. Cold-call 2 students to state the answer in their own words.</w:t>
-            </w:r>
-          </w:p>
-        </w:tc>
-        <w:tc>
-          <w:tcPr>
-            <w:tcW w:type="dxa" w:w="3040"/>
-            <w:shd w:fill="FFFFFF" w:color="auto" w:val="clear"/>
-            <w:tcMar>
-              <w:top w:type="dxa" w:w="60"/>
-              <w:left w:type="dxa" w:w="120"/>
-              <w:bottom w:type="dxa" w:w="60"/>
-              <w:right w:type="dxa" w:w="120"/>
-            </w:tcMar>
-            <w:vAlign w:val="top"/>
-          </w:tcPr>
-          <w:p>
-            <w:pPr>
-              <w:spacing w:after="40" w:before="0"/>
-              <w:jc w:val="left"/>
-            </w:pPr>
-            <w:r>
-              <w:rPr>
-                <w:rFonts w:ascii="Arial" w:cs="Arial" w:eastAsia="Arial" w:hAnsi="Arial"/>
-                <w:b w:val="false"/>
-                <w:bCs w:val="false"/>
-                <w:i w:val="false"/>
-                <w:iCs w:val="false"/>
-                <w:color w:val="000000"/>
-                <w:sz w:val="18"/>
-                <w:szCs w:val="18"/>
-              </w:rPr>
-              <w:t xml:space="preserve">DQB Synthesis Review: revisiting every posted question with colour-coded resolution is a metacognitive consolidation strategy. It makes the learning trajectory visible — students literally see how their understanding grew from Lesson 1 to Lesson 8. The act of writing a full answer on a new sticky note and posting it beside the original question closes the inquiry loop, giving learners a concrete record of their own intellectual growth. This strategy also identifies genuine remaining gaps, which the teacher can address in assessment or extension tasks.</w:t>
-            </w:r>
-          </w:p>
-        </w:tc>
-        <w:tc>
-          <w:tcPr>
-            <w:tcW w:type="dxa" w:w="3040"/>
-            <w:shd w:fill="F2F2F2" w:color="auto" w:val="clear"/>
-            <w:tcMar>
-              <w:top w:type="dxa" w:w="60"/>
-              <w:left w:type="dxa" w:w="120"/>
-              <w:bottom w:type="dxa" w:w="60"/>
-              <w:right w:type="dxa" w:w="120"/>
-            </w:tcMar>
-            <w:vAlign w:val="top"/>
-          </w:tcPr>
-          <w:p>
-            <w:pPr>
-              <w:spacing w:after="40" w:before="0"/>
-              <w:jc w:val="left"/>
-            </w:pPr>
-            <w:r>
-              <w:rPr>
-                <w:rFonts w:ascii="Arial" w:cs="Arial" w:eastAsia="Arial" w:hAnsi="Arial"/>
-                <w:b w:val="false"/>
-                <w:bCs w:val="false"/>
-                <w:i w:val="false"/>
-                <w:iCs w:val="false"/>
-                <w:color w:val="000000"/>
-                <w:sz w:val="18"/>
-                <w:szCs w:val="18"/>
-              </w:rPr>
-              <w:t xml:space="preserve">Teacher observes the quality of sticky-note answers: strong answers cite a specific lesson, name the probability concept, and include a numerical example (e.g., 'Lesson 5, Addition Law: P(6 seats OR 14 seats) = P(6) + P(14) = 2/20 + 8/20 = 10/20 = 0.5, because these outcomes are mutually exclusive'). Weak answers are vague ('we learned about probability'). Teacher photographs the final state of the board for portfolio evidence. The distribution of green vs. yellow dots informs the teacher about which concepts need reinforcement in the next unit or in formative assessments.</w:t>
-            </w:r>
-          </w:p>
-        </w:tc>
-      </w:tr>
-      <w:tr>
-        <w:tc>
-          <w:tcPr>
-            <w:tcW w:type="dxa" w:w="1520"/>
-            <w:shd w:fill="D5E8F0" w:color="auto" w:val="clear"/>
-            <w:tcMar>
-              <w:top w:type="dxa" w:w="60"/>
-              <w:left w:type="dxa" w:w="120"/>
-              <w:bottom w:type="dxa" w:w="60"/>
-              <w:right w:type="dxa" w:w="120"/>
-            </w:tcMar>
-            <w:vAlign w:val="top"/>
-          </w:tcPr>
-          <w:p>
-            <w:pPr>
-              <w:spacing w:after="40" w:before="0"/>
-              <w:jc w:val="left"/>
-            </w:pPr>
-            <w:r>
-              <w:rPr>
-                <w:rFonts w:ascii="Arial" w:cs="Arial" w:eastAsia="Arial" w:hAnsi="Arial"/>
-                <w:b/>
-                <w:bCs/>
-                <w:i w:val="false"/>
-                <w:iCs w:val="false"/>
-                <w:color w:val="000000"/>
-                <w:sz w:val="18"/>
-                <w:szCs w:val="18"/>
-              </w:rPr>
-              <w:t xml:space="preserve">Model Building Phase</w:t>
-            </w:r>
-          </w:p>
-          <w:p>
-            <w:pPr>
-              <w:spacing w:after="20" w:before="0"/>
-            </w:pPr>
-            <w:r>
-              <w:rPr>
-                <w:rFonts w:ascii="Arial" w:cs="Arial" w:eastAsia="Arial" w:hAnsi="Arial"/>
-                <w:b/>
-                <w:bCs/>
-                <w:color w:val="1F3864"/>
-                <w:sz w:val="16"/>
-                <w:szCs w:val="16"/>
-              </w:rPr>
-              <w:t xml:space="preserve">📹 VIDEO:</w:t>
-            </w:r>
-          </w:p>
-          <w:p>
-            <w:pPr>
-              <w:spacing w:after="20" w:before="0"/>
-            </w:pPr>
-            <w:hyperlink w:history="1" r:id="rIdvfocnaj5id6mprloygv5n">
-              <w:r>
-                <w:rPr>
-                  <w:rFonts w:ascii="Arial" w:cs="Arial" w:eastAsia="Arial" w:hAnsi="Arial"/>
-                  <w:color w:val="2E75B6"/>
-                  <w:sz w:val="16"/>
-                  <w:szCs w:val="16"/>
-                  <w:u w:val="single" w:color="2E75B6"/>
-                </w:rPr>
-                <w:t xml:space="preserve">Watch Me</w:t>
-              </w:r>
-            </w:hyperlink>
-          </w:p>
-          <w:p>
-            <w:pPr>
-              <w:spacing w:after="10" w:before="0"/>
-              <w:ind w:left="120"/>
-            </w:pPr>
-            <w:r>
-              <w:rPr>
-                <w:rFonts w:ascii="Arial" w:cs="Arial" w:eastAsia="Arial" w:hAnsi="Arial"/>
-                <w:color w:val="595959"/>
-                <w:sz w:val="14"/>
-                <w:szCs w:val="14"/>
-              </w:rPr>
-              <w:t xml:space="preserve">Source: TED-Ed Lessons</w:t>
-            </w:r>
-          </w:p>
-          <w:p>
-            <w:pPr>
-              <w:spacing w:after="10" w:before="0"/>
-              <w:ind w:left="120"/>
-            </w:pPr>
-            <w:hyperlink w:history="1" r:id="rIdkuunvez9vhyhuvre9uwvl">
-              <w:r>
-                <w:rPr>
-                  <w:rFonts w:ascii="Arial" w:cs="Arial" w:eastAsia="Arial" w:hAnsi="Arial"/>
-                  <w:color w:val="595959"/>
-                  <w:sz w:val="14"/>
-                  <w:szCs w:val="14"/>
-                  <w:u w:val="single" w:color="595959"/>
-                </w:rPr>
-                <w:t xml:space="preserve">🔍 Search ARES for similar videos</w:t>
-              </w:r>
-            </w:hyperlink>
-          </w:p>
-          <w:p>
-            <w:pPr>
-              <w:spacing w:after="40" w:before="0"/>
-            </w:pPr>
-            <w:r>
-              <w:rPr>
-                <w:sz w:val="14"/>
-                <w:szCs w:val="14"/>
-              </w:rPr>
-              <w:t xml:space="preserve"/>
-            </w:r>
-          </w:p>
-          <w:p>
-            <w:pPr>
-              <w:spacing w:after="20" w:before="0"/>
-            </w:pPr>
-            <w:r>
-              <w:rPr>
-                <w:rFonts w:ascii="Arial" w:cs="Arial" w:eastAsia="Arial" w:hAnsi="Arial"/>
-                <w:b/>
-                <w:bCs/>
-                <w:color w:val="1F3864"/>
-                <w:sz w:val="16"/>
-                <w:szCs w:val="16"/>
-              </w:rPr>
-              <w:t xml:space="preserve">📖 HTML:</w:t>
-            </w:r>
-          </w:p>
-          <w:p>
-            <w:pPr>
-              <w:spacing w:after="20" w:before="0"/>
-            </w:pPr>
-            <w:hyperlink w:history="1" r:id="rIdt6gvzqm8dojo0of3e-qpx">
-              <w:r>
-                <w:rPr>
-                  <w:rFonts w:ascii="Arial" w:cs="Arial" w:eastAsia="Arial" w:hAnsi="Arial"/>
-                  <w:color w:val="2E75B6"/>
-                  <w:sz w:val="16"/>
-                  <w:szCs w:val="16"/>
-                  <w:u w:val="single" w:color="2E75B6"/>
-                </w:rPr>
-                <w:t xml:space="preserve">Theoretical and Experimental Probability (Flexbook)</w:t>
-              </w:r>
-            </w:hyperlink>
-          </w:p>
-          <w:p>
-            <w:pPr>
-              <w:spacing w:after="10" w:before="0"/>
-              <w:ind w:left="120"/>
-            </w:pPr>
-            <w:r>
-              <w:rPr>
-                <w:rFonts w:ascii="Arial" w:cs="Arial" w:eastAsia="Arial" w:hAnsi="Arial"/>
-                <w:color w:val="595959"/>
-                <w:sz w:val="14"/>
-                <w:szCs w:val="14"/>
-              </w:rPr>
-              <w:t xml:space="preserve">Source: CK-12</w:t>
-            </w:r>
-          </w:p>
-          <w:p>
-            <w:pPr>
-              <w:spacing w:after="10" w:before="0"/>
-              <w:ind w:left="120"/>
-            </w:pPr>
-            <w:hyperlink w:history="1" r:id="rIdwvuwwfdmz8meoqursnhi1">
+            <w:hyperlink w:history="1" r:id="rId21i-bmc12agpo4y8ri6qu">
               <w:r>
                 <w:rPr>
                   <w:rFonts w:ascii="Arial" w:cs="Arial" w:eastAsia="Arial" w:hAnsi="Arial"/>

--- a/data/outputs/v2/Core_Mathematics/SS3.2_Probability_I/Core_Mathematics_Probability_I_CBE_LessonSequence.docx
+++ b/data/outputs/v2/Core_Mathematics/SS3.2_Probability_I/Core_Mathematics_Probability_I_CBE_LessonSequence.docx
@@ -42,6 +42,177 @@
     </w:p>
     <w:p>
       <w:pPr>
+        <w:spacing w:after="80" w:before="120"/>
+      </w:pPr>
+      <w:r>
+        <w:rPr>
+          <w:rFonts w:ascii="Arial" w:cs="Arial" w:eastAsia="Arial" w:hAnsi="Arial"/>
+          <w:b/>
+          <w:bCs/>
+          <w:color w:val="1F3864"/>
+          <w:sz w:val="20"/>
+          <w:szCs w:val="20"/>
+        </w:rPr>
+        <w:t xml:space="preserve">ATTRIBUTION AND LICENSING</w:t>
+      </w:r>
+    </w:p>
+    <w:p>
+      <w:pPr>
+        <w:spacing w:after="60" w:before="0"/>
+      </w:pPr>
+      <w:r>
+        <w:rPr>
+          <w:rFonts w:ascii="Arial" w:cs="Arial" w:eastAsia="Arial" w:hAnsi="Arial"/>
+          <w:b/>
+          <w:bCs/>
+          <w:sz w:val="17"/>
+          <w:szCs w:val="17"/>
+        </w:rPr>
+        <w:t xml:space="preserve">Curriculum Alignment: </w:t>
+      </w:r>
+      <w:r>
+        <w:rPr>
+          <w:rFonts w:ascii="Arial" w:cs="Arial" w:eastAsia="Arial" w:hAnsi="Arial"/>
+          <w:sz w:val="17"/>
+          <w:szCs w:val="17"/>
+        </w:rPr>
+        <w:t xml:space="preserve">Structured in pedagogical alignment with the competence-based curriculum format and learning outcomes established by the Kenya Institute of Curriculum Development (KICD). This material is independently developed and is not officially endorsed or published by KICD.</w:t>
+      </w:r>
+    </w:p>
+    <w:p>
+      <w:pPr>
+        <w:spacing w:after="60" w:before="0"/>
+      </w:pPr>
+      <w:r>
+        <w:rPr>
+          <w:rFonts w:ascii="Arial" w:cs="Arial" w:eastAsia="Arial" w:hAnsi="Arial"/>
+          <w:b/>
+          <w:bCs/>
+          <w:sz w:val="17"/>
+          <w:szCs w:val="17"/>
+        </w:rPr>
+        <w:t xml:space="preserve">Content &amp; Pedagogy: </w:t>
+      </w:r>
+      <w:r>
+        <w:rPr>
+          <w:rFonts w:ascii="Arial" w:cs="Arial" w:eastAsia="Arial" w:hAnsi="Arial"/>
+          <w:sz w:val="17"/>
+          <w:szCs w:val="17"/>
+        </w:rPr>
+        <w:t xml:space="preserve">Developed and adapted by the educator team at SeaVuria (registered 501(c)(3) in the United States and registered NGO in Kenya, No. 872-850A-BF11), who designed the pedagogical framework, lesson templates and exemplar lessons on which this material is based.</w:t>
+      </w:r>
+    </w:p>
+    <w:p>
+      <w:pPr>
+        <w:spacing w:after="60" w:before="0"/>
+      </w:pPr>
+      <w:r>
+        <w:rPr>
+          <w:rFonts w:ascii="Arial" w:cs="Arial" w:eastAsia="Arial" w:hAnsi="Arial"/>
+          <w:b/>
+          <w:bCs/>
+          <w:sz w:val="17"/>
+          <w:szCs w:val="17"/>
+        </w:rPr>
+        <w:t xml:space="preserve">Production &amp; Layout: </w:t>
+      </w:r>
+      <w:r>
+        <w:rPr>
+          <w:rFonts w:ascii="Arial" w:cs="Arial" w:eastAsia="Arial" w:hAnsi="Arial"/>
+          <w:sz w:val="17"/>
+          <w:szCs w:val="17"/>
+        </w:rPr>
+        <w:t xml:space="preserve">Educational design and curriculum sequencing by SeaVuria. Technical layout, structural formatting, and digital optimization/implementation executed in partnership with ARES Education (registered 501(c)(3) in the United States and Canada (as Afretech Aid) and registered NGO in Kenya), with lesson drafting and compilation assisted by AI (Claude, Anthropic).</w:t>
+      </w:r>
+    </w:p>
+    <w:p>
+      <w:pPr>
+        <w:pBdr>
+          <w:bottom w:val="single" w:color="1F3864" w:sz="6" w:space="6"/>
+        </w:pBdr>
+        <w:spacing w:after="60" w:before="0"/>
+      </w:pPr>
+      <w:r>
+        <w:rPr>
+          <w:rFonts w:ascii="Arial" w:cs="Arial" w:eastAsia="Arial" w:hAnsi="Arial"/>
+          <w:b/>
+          <w:bCs/>
+          <w:sz w:val="17"/>
+          <w:szCs w:val="17"/>
+        </w:rPr>
+        <w:t xml:space="preserve">Licensing &amp; Copyright: </w:t>
+      </w:r>
+      <w:r>
+        <w:rPr>
+          <w:rFonts w:ascii="Arial" w:cs="Arial" w:eastAsia="Arial" w:hAnsi="Arial"/>
+          <w:sz w:val="17"/>
+          <w:szCs w:val="17"/>
+        </w:rPr>
+        <w:t xml:space="preserve">© 2026 SeaVuria and ARES. This work is licensed under a </w:t>
+      </w:r>
+      <w:hyperlink w:history="1" r:id="rIdggyhoe9xp7mqlu_pqetis">
+        <w:r>
+          <w:rPr>
+            <w:rFonts w:ascii="Arial" w:cs="Arial" w:eastAsia="Arial" w:hAnsi="Arial"/>
+            <w:color w:val="1F6B75"/>
+            <w:sz w:val="17"/>
+            <w:szCs w:val="17"/>
+            <w:u w:val="single" w:color="1F6B75"/>
+          </w:rPr>
+          <w:t xml:space="preserve">Creative Commons Attribution-NonCommercial 4.0 International License</w:t>
+        </w:r>
+      </w:hyperlink>
+      <w:r>
+        <w:rPr>
+          <w:rFonts w:ascii="Arial" w:cs="Arial" w:eastAsia="Arial" w:hAnsi="Arial"/>
+          <w:sz w:val="17"/>
+          <w:szCs w:val="17"/>
+        </w:rPr>
+        <w:t xml:space="preserve"> (</w:t>
+      </w:r>
+      <w:hyperlink w:history="1" r:id="rId3tr2nyb9fsabe2aqgxtz4">
+        <w:r>
+          <w:rPr>
+            <w:rFonts w:ascii="Arial" w:cs="Arial" w:eastAsia="Arial" w:hAnsi="Arial"/>
+            <w:color w:val="1F6B75"/>
+            <w:sz w:val="17"/>
+            <w:szCs w:val="17"/>
+            <w:u w:val="single" w:color="1F6B75"/>
+          </w:rPr>
+          <w:t xml:space="preserve">CC BY-NC 4.0</w:t>
+        </w:r>
+      </w:hyperlink>
+      <w:r>
+        <w:rPr>
+          <w:rFonts w:ascii="Arial" w:cs="Arial" w:eastAsia="Arial" w:hAnsi="Arial"/>
+          <w:sz w:val="17"/>
+          <w:szCs w:val="17"/>
+        </w:rPr>
+        <w:t xml:space="preserve">). To view a copy of this license, visit </w:t>
+      </w:r>
+      <w:hyperlink w:history="1" r:id="rId3pejfv2j9_f89qw5k5ezn">
+        <w:r>
+          <w:rPr>
+            <w:rFonts w:ascii="Arial" w:cs="Arial" w:eastAsia="Arial" w:hAnsi="Arial"/>
+            <w:color w:val="1F6B75"/>
+            <w:sz w:val="17"/>
+            <w:szCs w:val="17"/>
+            <w:u w:val="single" w:color="1F6B75"/>
+          </w:rPr>
+          <w:t xml:space="preserve">https://creativecommons.org/licenses/by-nc/4.0/</w:t>
+        </w:r>
+      </w:hyperlink>
+      <w:r>
+        <w:rPr>
+          <w:rFonts w:ascii="Arial" w:cs="Arial" w:eastAsia="Arial" w:hAnsi="Arial"/>
+          <w:sz w:val="17"/>
+          <w:szCs w:val="17"/>
+        </w:rPr>
+        <w:t xml:space="preserve">. You are free to copy, redistribute, and adapt this material in any medium or format, provided appropriate credit is given and the material is not used for commercial purposes. KICD learning outcomes and curriculum designations reproduced here for alignment purposes remain the property of KICD and are not covered by this license. Linked external resources (e.g. CK-12, Khan Academy, PhET) are subject to their own licenses.</w:t>
+      </w:r>
+    </w:p>
+    <w:p>
+      <w:pPr>
         <w:spacing w:after="120"/>
       </w:pPr>
       <w:r>
@@ -3339,7 +3510,7 @@
             <w:pPr>
               <w:spacing w:after="20" w:before="0"/>
             </w:pPr>
-            <w:hyperlink w:history="1" r:id="rIdz7kksawb0j2mnmckz7tgj">
+            <w:hyperlink w:history="1" r:id="rIdfazbft2be565sziq6epy3">
               <w:r>
                 <w:rPr>
                   <w:rFonts w:ascii="Arial" w:cs="Arial" w:eastAsia="Arial" w:hAnsi="Arial"/>
@@ -3372,7 +3543,7 @@
               <w:spacing w:after="10" w:before="0"/>
               <w:ind w:left="120"/>
             </w:pPr>
-            <w:hyperlink w:history="1" r:id="rIds9re-qpgjql1uzihimvei">
+            <w:hyperlink w:history="1" r:id="rIdrh_lyak_13aez8mqs-t9x">
               <w:r>
                 <w:rPr>
                   <w:rFonts w:ascii="Arial" w:cs="Arial" w:eastAsia="Arial" w:hAnsi="Arial"/>
@@ -3417,7 +3588,7 @@
             <w:pPr>
               <w:spacing w:after="20" w:before="0"/>
             </w:pPr>
-            <w:hyperlink w:history="1" r:id="rIdajo8t7-yh6n0znd9jrt-q">
+            <w:hyperlink w:history="1" r:id="rIdamc97fhdrecxpvzf2esod">
               <w:r>
                 <w:rPr>
                   <w:rFonts w:ascii="Arial" w:cs="Arial" w:eastAsia="Arial" w:hAnsi="Arial"/>
@@ -3450,7 +3621,7 @@
               <w:spacing w:after="10" w:before="0"/>
               <w:ind w:left="120"/>
             </w:pPr>
-            <w:hyperlink w:history="1" r:id="rIddplpa1bbrc-fkqhpbziau">
+            <w:hyperlink w:history="1" r:id="rIdhf9mdsbuq-tytpyoxnxza">
               <w:r>
                 <w:rPr>
                   <w:rFonts w:ascii="Arial" w:cs="Arial" w:eastAsia="Arial" w:hAnsi="Arial"/>
@@ -3759,7 +3930,7 @@
             <w:pPr>
               <w:spacing w:after="20" w:before="0"/>
             </w:pPr>
-            <w:hyperlink w:history="1" r:id="rIdqcmdndokocn0algec4yti">
+            <w:hyperlink w:history="1" r:id="rIdltb5wkus3zfjt-numjxn9">
               <w:r>
                 <w:rPr>
                   <w:rFonts w:ascii="Arial" w:cs="Arial" w:eastAsia="Arial" w:hAnsi="Arial"/>
@@ -3792,7 +3963,7 @@
               <w:spacing w:after="10" w:before="0"/>
               <w:ind w:left="120"/>
             </w:pPr>
-            <w:hyperlink w:history="1" r:id="rIdcore10thxhwasxhzqos6q">
+            <w:hyperlink w:history="1" r:id="rIdsygptqxowigq4epfiypib">
               <w:r>
                 <w:rPr>
                   <w:rFonts w:ascii="Arial" w:cs="Arial" w:eastAsia="Arial" w:hAnsi="Arial"/>
@@ -3837,7 +4008,7 @@
             <w:pPr>
               <w:spacing w:after="20" w:before="0"/>
             </w:pPr>
-            <w:hyperlink w:history="1" r:id="rIdqtnfbrlu-4boqri2plmyj">
+            <w:hyperlink w:history="1" r:id="rIdrrmyxiwuinoflwv_wi7vj">
               <w:r>
                 <w:rPr>
                   <w:rFonts w:ascii="Arial" w:cs="Arial" w:eastAsia="Arial" w:hAnsi="Arial"/>
@@ -3870,7 +4041,7 @@
               <w:spacing w:after="10" w:before="0"/>
               <w:ind w:left="120"/>
             </w:pPr>
-            <w:hyperlink w:history="1" r:id="rIdmghkgzfnrro38ibdyoph6">
+            <w:hyperlink w:history="1" r:id="rIdb_oyhi1sfaeusb08nen5_">
               <w:r>
                 <w:rPr>
                   <w:rFonts w:ascii="Arial" w:cs="Arial" w:eastAsia="Arial" w:hAnsi="Arial"/>
@@ -4293,7 +4464,7 @@
             <w:pPr>
               <w:spacing w:after="20" w:before="0"/>
             </w:pPr>
-            <w:hyperlink w:history="1" r:id="rId8z2pdsvmm2eqzrzsjdlq1">
+            <w:hyperlink w:history="1" r:id="rIdcf4kvapbgvi3zmefxlpfg">
               <w:r>
                 <w:rPr>
                   <w:rFonts w:ascii="Arial" w:cs="Arial" w:eastAsia="Arial" w:hAnsi="Arial"/>
@@ -4326,7 +4497,7 @@
               <w:spacing w:after="10" w:before="0"/>
               <w:ind w:left="120"/>
             </w:pPr>
-            <w:hyperlink w:history="1" r:id="rIdkhkhlscoi_kq8_jqkuoac">
+            <w:hyperlink w:history="1" r:id="rIdv0bgafxixe6dhx2wgycbh">
               <w:r>
                 <w:rPr>
                   <w:rFonts w:ascii="Arial" w:cs="Arial" w:eastAsia="Arial" w:hAnsi="Arial"/>
@@ -4371,7 +4542,7 @@
             <w:pPr>
               <w:spacing w:after="20" w:before="0"/>
             </w:pPr>
-            <w:hyperlink w:history="1" r:id="rIdvljqavpodnswxqrv_clt_">
+            <w:hyperlink w:history="1" r:id="rIdshj742peihjsahanqil0y">
               <w:r>
                 <w:rPr>
                   <w:rFonts w:ascii="Arial" w:cs="Arial" w:eastAsia="Arial" w:hAnsi="Arial"/>
@@ -4404,7 +4575,7 @@
               <w:spacing w:after="10" w:before="0"/>
               <w:ind w:left="120"/>
             </w:pPr>
-            <w:hyperlink w:history="1" r:id="rIdxod6wqajh50ss3fhwdeil">
+            <w:hyperlink w:history="1" r:id="rIdyx_xrcn-drh4fksymo1vm">
               <w:r>
                 <w:rPr>
                   <w:rFonts w:ascii="Arial" w:cs="Arial" w:eastAsia="Arial" w:hAnsi="Arial"/>
@@ -4789,7 +4960,7 @@
             <w:pPr>
               <w:spacing w:after="20" w:before="0"/>
             </w:pPr>
-            <w:hyperlink w:history="1" r:id="rIdo27bhnkqe8gjztywoqt_s">
+            <w:hyperlink w:history="1" r:id="rIdkrih8o9krj4xeuyrckes5">
               <w:r>
                 <w:rPr>
                   <w:rFonts w:ascii="Arial" w:cs="Arial" w:eastAsia="Arial" w:hAnsi="Arial"/>
@@ -4822,7 +4993,7 @@
               <w:spacing w:after="10" w:before="0"/>
               <w:ind w:left="120"/>
             </w:pPr>
-            <w:hyperlink w:history="1" r:id="rIdf3nhjq-7objirt8ehrshh">
+            <w:hyperlink w:history="1" r:id="rIdyaw5pfort7zkibmegngsn">
               <w:r>
                 <w:rPr>
                   <w:rFonts w:ascii="Arial" w:cs="Arial" w:eastAsia="Arial" w:hAnsi="Arial"/>
@@ -4867,7 +5038,7 @@
             <w:pPr>
               <w:spacing w:after="20" w:before="0"/>
             </w:pPr>
-            <w:hyperlink w:history="1" r:id="rId5orsfacvl9io58bwnlmbz">
+            <w:hyperlink w:history="1" r:id="rIdkrlx3dzzpd1v0dmrqszi1">
               <w:r>
                 <w:rPr>
                   <w:rFonts w:ascii="Arial" w:cs="Arial" w:eastAsia="Arial" w:hAnsi="Arial"/>
@@ -4900,7 +5071,7 @@
               <w:spacing w:after="10" w:before="0"/>
               <w:ind w:left="120"/>
             </w:pPr>
-            <w:hyperlink w:history="1" r:id="rIdmyha48c0o3ncoykgs2ldu">
+            <w:hyperlink w:history="1" r:id="rIdegw2ve7wcnedgyllfr8hh">
               <w:r>
                 <w:rPr>
                   <w:rFonts w:ascii="Arial" w:cs="Arial" w:eastAsia="Arial" w:hAnsi="Arial"/>
@@ -5247,7 +5418,7 @@
             <w:pPr>
               <w:spacing w:after="20" w:before="0"/>
             </w:pPr>
-            <w:hyperlink w:history="1" r:id="rId2xibg6ah3tnn3fs84vkto">
+            <w:hyperlink w:history="1" r:id="rIduxho1fwhthwrrkrxxonxb">
               <w:r>
                 <w:rPr>
                   <w:rFonts w:ascii="Arial" w:cs="Arial" w:eastAsia="Arial" w:hAnsi="Arial"/>
@@ -5280,7 +5451,7 @@
               <w:spacing w:after="10" w:before="0"/>
               <w:ind w:left="120"/>
             </w:pPr>
-            <w:hyperlink w:history="1" r:id="rId-nbfy-2zodw9szmg0udz7">
+            <w:hyperlink w:history="1" r:id="rIdio5imxjqqh75wuqjeiqyu">
               <w:r>
                 <w:rPr>
                   <w:rFonts w:ascii="Arial" w:cs="Arial" w:eastAsia="Arial" w:hAnsi="Arial"/>
@@ -5325,7 +5496,7 @@
             <w:pPr>
               <w:spacing w:after="20" w:before="0"/>
             </w:pPr>
-            <w:hyperlink w:history="1" r:id="rIdwj0duc803ckatteekfzmp">
+            <w:hyperlink w:history="1" r:id="rIdszkbl-aw2s9wpi0-n71ym">
               <w:r>
                 <w:rPr>
                   <w:rFonts w:ascii="Arial" w:cs="Arial" w:eastAsia="Arial" w:hAnsi="Arial"/>
@@ -5358,7 +5529,7 @@
               <w:spacing w:after="10" w:before="0"/>
               <w:ind w:left="120"/>
             </w:pPr>
-            <w:hyperlink w:history="1" r:id="rIdweo8nql-kl8begvilw_zw">
+            <w:hyperlink w:history="1" r:id="rIdbprm6uukedjvhrzimbanj">
               <w:r>
                 <w:rPr>
                   <w:rFonts w:ascii="Arial" w:cs="Arial" w:eastAsia="Arial" w:hAnsi="Arial"/>
@@ -6082,6 +6253,65 @@
         </w:tc>
       </w:tr>
     </w:tbl>
+    <w:p>
+      <w:pPr>
+        <w:pBdr>
+          <w:top w:val="single" w:color="BBBBBB" w:sz="4" w:space="4"/>
+        </w:pBdr>
+        <w:spacing w:after="0" w:before="160"/>
+      </w:pPr>
+      <w:r>
+        <w:rPr>
+          <w:rFonts w:ascii="Arial" w:cs="Arial" w:eastAsia="Arial" w:hAnsi="Arial"/>
+          <w:color w:val="666666"/>
+          <w:sz w:val="14"/>
+          <w:szCs w:val="14"/>
+        </w:rPr>
+        <w:t xml:space="preserve">© 2026 SeaVuria and ARES. Aligned with KICD objectives. Developed by SeaVuria; technical implementation by ARES (with AI assistance from Claude). Licensed under </w:t>
+      </w:r>
+      <w:hyperlink w:history="1" r:id="rId2-mc3fxur2ldce9rbomgg">
+        <w:r>
+          <w:rPr>
+            <w:rFonts w:ascii="Arial" w:cs="Arial" w:eastAsia="Arial" w:hAnsi="Arial"/>
+            <w:color w:val="1F6B75"/>
+            <w:sz w:val="14"/>
+            <w:szCs w:val="14"/>
+            <w:u w:val="single" w:color="1F6B75"/>
+          </w:rPr>
+          <w:t xml:space="preserve">CC BY-NC 4.0</w:t>
+        </w:r>
+      </w:hyperlink>
+      <w:r>
+        <w:rPr>
+          <w:rFonts w:ascii="Arial" w:cs="Arial" w:eastAsia="Arial" w:hAnsi="Arial"/>
+          <w:color w:val="666666"/>
+          <w:sz w:val="14"/>
+          <w:szCs w:val="14"/>
+        </w:rPr>
+        <w:t xml:space="preserve"> (</w:t>
+      </w:r>
+      <w:hyperlink w:history="1" r:id="rIddpplgxzdrqav-euynmkrl">
+        <w:r>
+          <w:rPr>
+            <w:rFonts w:ascii="Arial" w:cs="Arial" w:eastAsia="Arial" w:hAnsi="Arial"/>
+            <w:color w:val="1F6B75"/>
+            <w:sz w:val="14"/>
+            <w:szCs w:val="14"/>
+            <w:u w:val="single" w:color="1F6B75"/>
+          </w:rPr>
+          <w:t xml:space="preserve">https://creativecommons.org/licenses/by-nc/4.0/</w:t>
+        </w:r>
+      </w:hyperlink>
+      <w:r>
+        <w:rPr>
+          <w:rFonts w:ascii="Arial" w:cs="Arial" w:eastAsia="Arial" w:hAnsi="Arial"/>
+          <w:color w:val="666666"/>
+          <w:sz w:val="14"/>
+          <w:szCs w:val="14"/>
+        </w:rPr>
+        <w:t xml:space="preserve">).</w:t>
+      </w:r>
+    </w:p>
     <w:p>
       <w:r>
         <w:br w:type="page"/>
@@ -7156,7 +7386,7 @@
             <w:pPr>
               <w:spacing w:after="20" w:before="0"/>
             </w:pPr>
-            <w:hyperlink w:history="1" r:id="rIdciihh7xh2q8iz9z3b2hla">
+            <w:hyperlink w:history="1" r:id="rIdfji2md_o-o2h5j6s-ft_i">
               <w:r>
                 <w:rPr>
                   <w:rFonts w:ascii="Arial" w:cs="Arial" w:eastAsia="Arial" w:hAnsi="Arial"/>
@@ -7189,7 +7419,7 @@
               <w:spacing w:after="10" w:before="0"/>
               <w:ind w:left="120"/>
             </w:pPr>
-            <w:hyperlink w:history="1" r:id="rIdroytwoadbxmnoe9jmg0fc">
+            <w:hyperlink w:history="1" r:id="rIdaw-sgii7a-n_34m6i18t5">
               <w:r>
                 <w:rPr>
                   <w:rFonts w:ascii="Arial" w:cs="Arial" w:eastAsia="Arial" w:hAnsi="Arial"/>
@@ -7234,7 +7464,7 @@
             <w:pPr>
               <w:spacing w:after="20" w:before="0"/>
             </w:pPr>
-            <w:hyperlink w:history="1" r:id="rId3vuam4wealvsbhj3obfdr">
+            <w:hyperlink w:history="1" r:id="rIdoittwwkuf-cqc_kraxpk_">
               <w:r>
                 <w:rPr>
                   <w:rFonts w:ascii="Arial" w:cs="Arial" w:eastAsia="Arial" w:hAnsi="Arial"/>
@@ -7267,7 +7497,7 @@
               <w:spacing w:after="10" w:before="0"/>
               <w:ind w:left="120"/>
             </w:pPr>
-            <w:hyperlink w:history="1" r:id="rIdqkruqqtmltoohxrq552ee">
+            <w:hyperlink w:history="1" r:id="rIdimnexlg6hylggblrerys5">
               <w:r>
                 <w:rPr>
                   <w:rFonts w:ascii="Arial" w:cs="Arial" w:eastAsia="Arial" w:hAnsi="Arial"/>
@@ -7462,7 +7692,7 @@
             <w:pPr>
               <w:spacing w:after="20" w:before="0"/>
             </w:pPr>
-            <w:hyperlink w:history="1" r:id="rIdlvbust0-nbjy7atnwnpv_">
+            <w:hyperlink w:history="1" r:id="rIdvi_ixqvpiwktuoabzp9bi">
               <w:r>
                 <w:rPr>
                   <w:rFonts w:ascii="Arial" w:cs="Arial" w:eastAsia="Arial" w:hAnsi="Arial"/>
@@ -7495,7 +7725,7 @@
               <w:spacing w:after="10" w:before="0"/>
               <w:ind w:left="120"/>
             </w:pPr>
-            <w:hyperlink w:history="1" r:id="rIduul4gft4xcvug3j9km_6i">
+            <w:hyperlink w:history="1" r:id="rIdi5wpigenwrmh3aw3r6cab">
               <w:r>
                 <w:rPr>
                   <w:rFonts w:ascii="Arial" w:cs="Arial" w:eastAsia="Arial" w:hAnsi="Arial"/>
@@ -7540,7 +7770,7 @@
             <w:pPr>
               <w:spacing w:after="20" w:before="0"/>
             </w:pPr>
-            <w:hyperlink w:history="1" r:id="rIdwn-3wlkfxx-zr-d191bu7">
+            <w:hyperlink w:history="1" r:id="rId00ljfo-ikl8wdlxajtusf">
               <w:r>
                 <w:rPr>
                   <w:rFonts w:ascii="Arial" w:cs="Arial" w:eastAsia="Arial" w:hAnsi="Arial"/>
@@ -7573,7 +7803,7 @@
               <w:spacing w:after="10" w:before="0"/>
               <w:ind w:left="120"/>
             </w:pPr>
-            <w:hyperlink w:history="1" r:id="rIdnnkgtbkf8wp7f_9a-txd6">
+            <w:hyperlink w:history="1" r:id="rIdy2idde4yll9dbgxc4jan0">
               <w:r>
                 <w:rPr>
                   <w:rFonts w:ascii="Arial" w:cs="Arial" w:eastAsia="Arial" w:hAnsi="Arial"/>
@@ -7768,7 +7998,7 @@
             <w:pPr>
               <w:spacing w:after="20" w:before="0"/>
             </w:pPr>
-            <w:hyperlink w:history="1" r:id="rIdqy9bgnjelwjutboqui4lq">
+            <w:hyperlink w:history="1" r:id="rIdqklnyvqoyflirsfzjrayp">
               <w:r>
                 <w:rPr>
                   <w:rFonts w:ascii="Arial" w:cs="Arial" w:eastAsia="Arial" w:hAnsi="Arial"/>
@@ -7801,7 +8031,7 @@
               <w:spacing w:after="10" w:before="0"/>
               <w:ind w:left="120"/>
             </w:pPr>
-            <w:hyperlink w:history="1" r:id="rIdyh2rtrvv9syd2wdezfjnj">
+            <w:hyperlink w:history="1" r:id="rIdw_80x5pmkbzjwsepdrczz">
               <w:r>
                 <w:rPr>
                   <w:rFonts w:ascii="Arial" w:cs="Arial" w:eastAsia="Arial" w:hAnsi="Arial"/>
@@ -7846,7 +8076,7 @@
             <w:pPr>
               <w:spacing w:after="20" w:before="0"/>
             </w:pPr>
-            <w:hyperlink w:history="1" r:id="rIdiie68o6rddobveegeo7jz">
+            <w:hyperlink w:history="1" r:id="rIdxonicymmzi8nwyhmz2uuv">
               <w:r>
                 <w:rPr>
                   <w:rFonts w:ascii="Arial" w:cs="Arial" w:eastAsia="Arial" w:hAnsi="Arial"/>
@@ -7879,7 +8109,7 @@
               <w:spacing w:after="10" w:before="0"/>
               <w:ind w:left="120"/>
             </w:pPr>
-            <w:hyperlink w:history="1" r:id="rIdc8oixnbwi54sbefwtjk7i">
+            <w:hyperlink w:history="1" r:id="rId96rlainabvgcnw3arkjsz">
               <w:r>
                 <w:rPr>
                   <w:rFonts w:ascii="Arial" w:cs="Arial" w:eastAsia="Arial" w:hAnsi="Arial"/>
@@ -8074,7 +8304,7 @@
             <w:pPr>
               <w:spacing w:after="20" w:before="0"/>
             </w:pPr>
-            <w:hyperlink w:history="1" r:id="rIdgolm9avawv2ijn2d8jdsy">
+            <w:hyperlink w:history="1" r:id="rId3h9p4d9sxe3zqarm25hx7">
               <w:r>
                 <w:rPr>
                   <w:rFonts w:ascii="Arial" w:cs="Arial" w:eastAsia="Arial" w:hAnsi="Arial"/>
@@ -8107,7 +8337,7 @@
               <w:spacing w:after="10" w:before="0"/>
               <w:ind w:left="120"/>
             </w:pPr>
-            <w:hyperlink w:history="1" r:id="rIdr4amhj6h2a-z9lha6-03c">
+            <w:hyperlink w:history="1" r:id="rIdh28zuuwmefjrqn5psf2iz">
               <w:r>
                 <w:rPr>
                   <w:rFonts w:ascii="Arial" w:cs="Arial" w:eastAsia="Arial" w:hAnsi="Arial"/>
@@ -8152,7 +8382,7 @@
             <w:pPr>
               <w:spacing w:after="20" w:before="0"/>
             </w:pPr>
-            <w:hyperlink w:history="1" r:id="rIddhgggwx5vkmdvxhrjyyoi">
+            <w:hyperlink w:history="1" r:id="rIdsv2yf56prcgqh235_ysnf">
               <w:r>
                 <w:rPr>
                   <w:rFonts w:ascii="Arial" w:cs="Arial" w:eastAsia="Arial" w:hAnsi="Arial"/>
@@ -8185,7 +8415,7 @@
               <w:spacing w:after="10" w:before="0"/>
               <w:ind w:left="120"/>
             </w:pPr>
-            <w:hyperlink w:history="1" r:id="rIdekodcik9g55x845e3htyw">
+            <w:hyperlink w:history="1" r:id="rIdeddy5bykjrpdhx2ktqwvg">
               <w:r>
                 <w:rPr>
                   <w:rFonts w:ascii="Arial" w:cs="Arial" w:eastAsia="Arial" w:hAnsi="Arial"/>
@@ -8380,7 +8610,7 @@
             <w:pPr>
               <w:spacing w:after="20" w:before="0"/>
             </w:pPr>
-            <w:hyperlink w:history="1" r:id="rIdehuwn7jeekbg7ax5op3nm">
+            <w:hyperlink w:history="1" r:id="rIdz1drnvdxtbs3oi4hly-0s">
               <w:r>
                 <w:rPr>
                   <w:rFonts w:ascii="Arial" w:cs="Arial" w:eastAsia="Arial" w:hAnsi="Arial"/>
@@ -8413,7 +8643,7 @@
               <w:spacing w:after="10" w:before="0"/>
               <w:ind w:left="120"/>
             </w:pPr>
-            <w:hyperlink w:history="1" r:id="rIdh3kid2bmyehwzi2slrl9w">
+            <w:hyperlink w:history="1" r:id="rIdciyg3scsfoxdyym3qqy3s">
               <w:r>
                 <w:rPr>
                   <w:rFonts w:ascii="Arial" w:cs="Arial" w:eastAsia="Arial" w:hAnsi="Arial"/>
@@ -8458,7 +8688,7 @@
             <w:pPr>
               <w:spacing w:after="20" w:before="0"/>
             </w:pPr>
-            <w:hyperlink w:history="1" r:id="rId4-auwoecdr7uud8enjr-j">
+            <w:hyperlink w:history="1" r:id="rId0-xhjvid6pmwxnw09oi-z">
               <w:r>
                 <w:rPr>
                   <w:rFonts w:ascii="Arial" w:cs="Arial" w:eastAsia="Arial" w:hAnsi="Arial"/>
@@ -8491,7 +8721,7 @@
               <w:spacing w:after="10" w:before="0"/>
               <w:ind w:left="120"/>
             </w:pPr>
-            <w:hyperlink w:history="1" r:id="rIdtqmfqtnvpy5qaercy1tdi">
+            <w:hyperlink w:history="1" r:id="rIdxapaidh3fjvsqafr453is">
               <w:r>
                 <w:rPr>
                   <w:rFonts w:ascii="Arial" w:cs="Arial" w:eastAsia="Arial" w:hAnsi="Arial"/>
@@ -8987,6 +9217,65 @@
         </w:tc>
       </w:tr>
     </w:tbl>
+    <w:p>
+      <w:pPr>
+        <w:pBdr>
+          <w:top w:val="single" w:color="BBBBBB" w:sz="4" w:space="4"/>
+        </w:pBdr>
+        <w:spacing w:after="0" w:before="160"/>
+      </w:pPr>
+      <w:r>
+        <w:rPr>
+          <w:rFonts w:ascii="Arial" w:cs="Arial" w:eastAsia="Arial" w:hAnsi="Arial"/>
+          <w:color w:val="666666"/>
+          <w:sz w:val="14"/>
+          <w:szCs w:val="14"/>
+        </w:rPr>
+        <w:t xml:space="preserve">© 2026 SeaVuria and ARES. Aligned with KICD objectives. Developed by SeaVuria; technical implementation by ARES (with AI assistance from Claude). Licensed under </w:t>
+      </w:r>
+      <w:hyperlink w:history="1" r:id="rIddainzdww3m0cijst4j93w">
+        <w:r>
+          <w:rPr>
+            <w:rFonts w:ascii="Arial" w:cs="Arial" w:eastAsia="Arial" w:hAnsi="Arial"/>
+            <w:color w:val="1F6B75"/>
+            <w:sz w:val="14"/>
+            <w:szCs w:val="14"/>
+            <w:u w:val="single" w:color="1F6B75"/>
+          </w:rPr>
+          <w:t xml:space="preserve">CC BY-NC 4.0</w:t>
+        </w:r>
+      </w:hyperlink>
+      <w:r>
+        <w:rPr>
+          <w:rFonts w:ascii="Arial" w:cs="Arial" w:eastAsia="Arial" w:hAnsi="Arial"/>
+          <w:color w:val="666666"/>
+          <w:sz w:val="14"/>
+          <w:szCs w:val="14"/>
+        </w:rPr>
+        <w:t xml:space="preserve"> (</w:t>
+      </w:r>
+      <w:hyperlink w:history="1" r:id="rIdzcizqygxwfkvycng7vrkl">
+        <w:r>
+          <w:rPr>
+            <w:rFonts w:ascii="Arial" w:cs="Arial" w:eastAsia="Arial" w:hAnsi="Arial"/>
+            <w:color w:val="1F6B75"/>
+            <w:sz w:val="14"/>
+            <w:szCs w:val="14"/>
+            <w:u w:val="single" w:color="1F6B75"/>
+          </w:rPr>
+          <w:t xml:space="preserve">https://creativecommons.org/licenses/by-nc/4.0/</w:t>
+        </w:r>
+      </w:hyperlink>
+      <w:r>
+        <w:rPr>
+          <w:rFonts w:ascii="Arial" w:cs="Arial" w:eastAsia="Arial" w:hAnsi="Arial"/>
+          <w:color w:val="666666"/>
+          <w:sz w:val="14"/>
+          <w:szCs w:val="14"/>
+        </w:rPr>
+        <w:t xml:space="preserve">).</w:t>
+      </w:r>
+    </w:p>
     <w:p>
       <w:r>
         <w:br w:type="page"/>
@@ -9978,7 +10267,7 @@
             <w:pPr>
               <w:spacing w:after="20" w:before="0"/>
             </w:pPr>
-            <w:hyperlink w:history="1" r:id="rIdj_dkqnhv7i_cxjufeowkh">
+            <w:hyperlink w:history="1" r:id="rId7huh3javkegmareaoyucm">
               <w:r>
                 <w:rPr>
                   <w:rFonts w:ascii="Arial" w:cs="Arial" w:eastAsia="Arial" w:hAnsi="Arial"/>
@@ -10011,7 +10300,7 @@
               <w:spacing w:after="10" w:before="0"/>
               <w:ind w:left="120"/>
             </w:pPr>
-            <w:hyperlink w:history="1" r:id="rIds5p5-kgm76z4o74oz70xo">
+            <w:hyperlink w:history="1" r:id="rId0ss5aqlkwp_ya9nljbrwl">
               <w:r>
                 <w:rPr>
                   <w:rFonts w:ascii="Arial" w:cs="Arial" w:eastAsia="Arial" w:hAnsi="Arial"/>
@@ -10056,7 +10345,7 @@
             <w:pPr>
               <w:spacing w:after="20" w:before="0"/>
             </w:pPr>
-            <w:hyperlink w:history="1" r:id="rIdleer5gpxvgfdwdukyeabd">
+            <w:hyperlink w:history="1" r:id="rIdoc0kic7a6pt8v3qfxkgxd">
               <w:r>
                 <w:rPr>
                   <w:rFonts w:ascii="Arial" w:cs="Arial" w:eastAsia="Arial" w:hAnsi="Arial"/>
@@ -10089,7 +10378,7 @@
               <w:spacing w:after="10" w:before="0"/>
               <w:ind w:left="120"/>
             </w:pPr>
-            <w:hyperlink w:history="1" r:id="rId1bn8bmunn1s_j9cjpjrqe">
+            <w:hyperlink w:history="1" r:id="rIdjm3yrggtag4incje2ki-r">
               <w:r>
                 <w:rPr>
                   <w:rFonts w:ascii="Arial" w:cs="Arial" w:eastAsia="Arial" w:hAnsi="Arial"/>
@@ -10284,7 +10573,7 @@
             <w:pPr>
               <w:spacing w:after="20" w:before="0"/>
             </w:pPr>
-            <w:hyperlink w:history="1" r:id="rIdermwwi8gpbmrxggtt2dxg">
+            <w:hyperlink w:history="1" r:id="rId-qsk9bkprec4u-9s38-sr">
               <w:r>
                 <w:rPr>
                   <w:rFonts w:ascii="Arial" w:cs="Arial" w:eastAsia="Arial" w:hAnsi="Arial"/>
@@ -10317,7 +10606,7 @@
               <w:spacing w:after="10" w:before="0"/>
               <w:ind w:left="120"/>
             </w:pPr>
-            <w:hyperlink w:history="1" r:id="rIdvblpsebljl5f8cw_c-msr">
+            <w:hyperlink w:history="1" r:id="rIdty7ygmr4rd4mfac6hl3_d">
               <w:r>
                 <w:rPr>
                   <w:rFonts w:ascii="Arial" w:cs="Arial" w:eastAsia="Arial" w:hAnsi="Arial"/>
@@ -10362,7 +10651,7 @@
             <w:pPr>
               <w:spacing w:after="20" w:before="0"/>
             </w:pPr>
-            <w:hyperlink w:history="1" r:id="rId_e3vrvvj-dr9e0oolymva">
+            <w:hyperlink w:history="1" r:id="rIdfkl4binyhe6bqv7lhiufk">
               <w:r>
                 <w:rPr>
                   <w:rFonts w:ascii="Arial" w:cs="Arial" w:eastAsia="Arial" w:hAnsi="Arial"/>
@@ -10395,7 +10684,7 @@
               <w:spacing w:after="10" w:before="0"/>
               <w:ind w:left="120"/>
             </w:pPr>
-            <w:hyperlink w:history="1" r:id="rIdimgbpsklogq1pribb5krm">
+            <w:hyperlink w:history="1" r:id="rIdlmeb_kcer9vwjeblxdzzj">
               <w:r>
                 <w:rPr>
                   <w:rFonts w:ascii="Arial" w:cs="Arial" w:eastAsia="Arial" w:hAnsi="Arial"/>
@@ -10742,7 +11031,7 @@
             <w:pPr>
               <w:spacing w:after="20" w:before="0"/>
             </w:pPr>
-            <w:hyperlink w:history="1" r:id="rIdc_ujkfrjlx9bocssyd5_b">
+            <w:hyperlink w:history="1" r:id="rIdvpiw9inklv4pp_vxaw5gb">
               <w:r>
                 <w:rPr>
                   <w:rFonts w:ascii="Arial" w:cs="Arial" w:eastAsia="Arial" w:hAnsi="Arial"/>
@@ -10775,7 +11064,7 @@
               <w:spacing w:after="10" w:before="0"/>
               <w:ind w:left="120"/>
             </w:pPr>
-            <w:hyperlink w:history="1" r:id="rIdbgbvyslbljg1kmkcazrza">
+            <w:hyperlink w:history="1" r:id="rId4idabrjl3dzhleq8ktm8e">
               <w:r>
                 <w:rPr>
                   <w:rFonts w:ascii="Arial" w:cs="Arial" w:eastAsia="Arial" w:hAnsi="Arial"/>
@@ -10820,7 +11109,7 @@
             <w:pPr>
               <w:spacing w:after="20" w:before="0"/>
             </w:pPr>
-            <w:hyperlink w:history="1" r:id="rIdwtdkuooevct2t9hjcuccb">
+            <w:hyperlink w:history="1" r:id="rIdnobhzpechjaeuaudiothw">
               <w:r>
                 <w:rPr>
                   <w:rFonts w:ascii="Arial" w:cs="Arial" w:eastAsia="Arial" w:hAnsi="Arial"/>
@@ -10853,7 +11142,7 @@
               <w:spacing w:after="10" w:before="0"/>
               <w:ind w:left="120"/>
             </w:pPr>
-            <w:hyperlink w:history="1" r:id="rIdhfbb-8zn2awe4lfhuu7iv">
+            <w:hyperlink w:history="1" r:id="rId_vj8uu684yxst29x8k0ga">
               <w:r>
                 <w:rPr>
                   <w:rFonts w:ascii="Arial" w:cs="Arial" w:eastAsia="Arial" w:hAnsi="Arial"/>
@@ -11124,7 +11413,7 @@
             <w:pPr>
               <w:spacing w:after="20" w:before="0"/>
             </w:pPr>
-            <w:hyperlink w:history="1" r:id="rIdoq74sb43vvm57_qvtlxjp">
+            <w:hyperlink w:history="1" r:id="rId17i8dtvzxvsoz0ydghflk">
               <w:r>
                 <w:rPr>
                   <w:rFonts w:ascii="Arial" w:cs="Arial" w:eastAsia="Arial" w:hAnsi="Arial"/>
@@ -11157,7 +11446,7 @@
               <w:spacing w:after="10" w:before="0"/>
               <w:ind w:left="120"/>
             </w:pPr>
-            <w:hyperlink w:history="1" r:id="rIdm3qcxk7ygxbelvoqx_v46">
+            <w:hyperlink w:history="1" r:id="rId75hghexcbwosg9ehoy4ab">
               <w:r>
                 <w:rPr>
                   <w:rFonts w:ascii="Arial" w:cs="Arial" w:eastAsia="Arial" w:hAnsi="Arial"/>
@@ -11202,7 +11491,7 @@
             <w:pPr>
               <w:spacing w:after="20" w:before="0"/>
             </w:pPr>
-            <w:hyperlink w:history="1" r:id="rIdsryfb32iwl9_lqn3npteq">
+            <w:hyperlink w:history="1" r:id="rIdeqs8c256g037-b9o8bhrj">
               <w:r>
                 <w:rPr>
                   <w:rFonts w:ascii="Arial" w:cs="Arial" w:eastAsia="Arial" w:hAnsi="Arial"/>
@@ -11235,7 +11524,7 @@
               <w:spacing w:after="10" w:before="0"/>
               <w:ind w:left="120"/>
             </w:pPr>
-            <w:hyperlink w:history="1" r:id="rIdf_i12jqcvxszd7nc0nsnu">
+            <w:hyperlink w:history="1" r:id="rIdtxxak38ud_--nrfbv9jp4">
               <w:r>
                 <w:rPr>
                   <w:rFonts w:ascii="Arial" w:cs="Arial" w:eastAsia="Arial" w:hAnsi="Arial"/>
@@ -11430,7 +11719,7 @@
             <w:pPr>
               <w:spacing w:after="20" w:before="0"/>
             </w:pPr>
-            <w:hyperlink w:history="1" r:id="rId5gywo8wfllbwugskj4d36">
+            <w:hyperlink w:history="1" r:id="rIdmjew5ekimdzldemaecbwf">
               <w:r>
                 <w:rPr>
                   <w:rFonts w:ascii="Arial" w:cs="Arial" w:eastAsia="Arial" w:hAnsi="Arial"/>
@@ -11463,7 +11752,7 @@
               <w:spacing w:after="10" w:before="0"/>
               <w:ind w:left="120"/>
             </w:pPr>
-            <w:hyperlink w:history="1" r:id="rIdi_v6k_cwxowvs6y5dkdbp">
+            <w:hyperlink w:history="1" r:id="rIdqvqqigljqbuxelaxvx-vb">
               <w:r>
                 <w:rPr>
                   <w:rFonts w:ascii="Arial" w:cs="Arial" w:eastAsia="Arial" w:hAnsi="Arial"/>
@@ -11508,7 +11797,7 @@
             <w:pPr>
               <w:spacing w:after="20" w:before="0"/>
             </w:pPr>
-            <w:hyperlink w:history="1" r:id="rIdlseuebibjz5qyb2zs4x_v">
+            <w:hyperlink w:history="1" r:id="rId6v8kbetgtrz_pzuqdyshd">
               <w:r>
                 <w:rPr>
                   <w:rFonts w:ascii="Arial" w:cs="Arial" w:eastAsia="Arial" w:hAnsi="Arial"/>
@@ -11541,7 +11830,7 @@
               <w:spacing w:after="10" w:before="0"/>
               <w:ind w:left="120"/>
             </w:pPr>
-            <w:hyperlink w:history="1" r:id="rId7zxj7swe5upwk-5t1bbg6">
+            <w:hyperlink w:history="1" r:id="rIdxcdc5wokvjukjsfbotlrn">
               <w:r>
                 <w:rPr>
                   <w:rFonts w:ascii="Arial" w:cs="Arial" w:eastAsia="Arial" w:hAnsi="Arial"/>
@@ -12037,6 +12326,65 @@
         </w:tc>
       </w:tr>
     </w:tbl>
+    <w:p>
+      <w:pPr>
+        <w:pBdr>
+          <w:top w:val="single" w:color="BBBBBB" w:sz="4" w:space="4"/>
+        </w:pBdr>
+        <w:spacing w:after="0" w:before="160"/>
+      </w:pPr>
+      <w:r>
+        <w:rPr>
+          <w:rFonts w:ascii="Arial" w:cs="Arial" w:eastAsia="Arial" w:hAnsi="Arial"/>
+          <w:color w:val="666666"/>
+          <w:sz w:val="14"/>
+          <w:szCs w:val="14"/>
+        </w:rPr>
+        <w:t xml:space="preserve">© 2026 SeaVuria and ARES. Aligned with KICD objectives. Developed by SeaVuria; technical implementation by ARES (with AI assistance from Claude). Licensed under </w:t>
+      </w:r>
+      <w:hyperlink w:history="1" r:id="rIdopzce-kcitumbak3vtlng">
+        <w:r>
+          <w:rPr>
+            <w:rFonts w:ascii="Arial" w:cs="Arial" w:eastAsia="Arial" w:hAnsi="Arial"/>
+            <w:color w:val="1F6B75"/>
+            <w:sz w:val="14"/>
+            <w:szCs w:val="14"/>
+            <w:u w:val="single" w:color="1F6B75"/>
+          </w:rPr>
+          <w:t xml:space="preserve">CC BY-NC 4.0</w:t>
+        </w:r>
+      </w:hyperlink>
+      <w:r>
+        <w:rPr>
+          <w:rFonts w:ascii="Arial" w:cs="Arial" w:eastAsia="Arial" w:hAnsi="Arial"/>
+          <w:color w:val="666666"/>
+          <w:sz w:val="14"/>
+          <w:szCs w:val="14"/>
+        </w:rPr>
+        <w:t xml:space="preserve"> (</w:t>
+      </w:r>
+      <w:hyperlink w:history="1" r:id="rIdjuitgv8brqoh_aymlwmqw">
+        <w:r>
+          <w:rPr>
+            <w:rFonts w:ascii="Arial" w:cs="Arial" w:eastAsia="Arial" w:hAnsi="Arial"/>
+            <w:color w:val="1F6B75"/>
+            <w:sz w:val="14"/>
+            <w:szCs w:val="14"/>
+            <w:u w:val="single" w:color="1F6B75"/>
+          </w:rPr>
+          <w:t xml:space="preserve">https://creativecommons.org/licenses/by-nc/4.0/</w:t>
+        </w:r>
+      </w:hyperlink>
+      <w:r>
+        <w:rPr>
+          <w:rFonts w:ascii="Arial" w:cs="Arial" w:eastAsia="Arial" w:hAnsi="Arial"/>
+          <w:color w:val="666666"/>
+          <w:sz w:val="14"/>
+          <w:szCs w:val="14"/>
+        </w:rPr>
+        <w:t xml:space="preserve">).</w:t>
+      </w:r>
+    </w:p>
     <w:p>
       <w:r>
         <w:br w:type="page"/>
@@ -13028,7 +13376,7 @@
             <w:pPr>
               <w:spacing w:after="20" w:before="0"/>
             </w:pPr>
-            <w:hyperlink w:history="1" r:id="rIdmtf1a343yevmf_zq0sa0o">
+            <w:hyperlink w:history="1" r:id="rIdjazeddnfmhhgqhirjlaxe">
               <w:r>
                 <w:rPr>
                   <w:rFonts w:ascii="Arial" w:cs="Arial" w:eastAsia="Arial" w:hAnsi="Arial"/>
@@ -13061,7 +13409,7 @@
               <w:spacing w:after="10" w:before="0"/>
               <w:ind w:left="120"/>
             </w:pPr>
-            <w:hyperlink w:history="1" r:id="rIdol0alry31qhmpq1ngohjw">
+            <w:hyperlink w:history="1" r:id="rIdsfrvvns2z_6c8vkdtp92g">
               <w:r>
                 <w:rPr>
                   <w:rFonts w:ascii="Arial" w:cs="Arial" w:eastAsia="Arial" w:hAnsi="Arial"/>
@@ -13106,7 +13454,7 @@
             <w:pPr>
               <w:spacing w:after="20" w:before="0"/>
             </w:pPr>
-            <w:hyperlink w:history="1" r:id="rIdsppc-knpyf9sh3n43sm3t">
+            <w:hyperlink w:history="1" r:id="rIdoipgj6zxvmvm8fqk0rdng">
               <w:r>
                 <w:rPr>
                   <w:rFonts w:ascii="Arial" w:cs="Arial" w:eastAsia="Arial" w:hAnsi="Arial"/>
@@ -13139,7 +13487,7 @@
               <w:spacing w:after="10" w:before="0"/>
               <w:ind w:left="120"/>
             </w:pPr>
-            <w:hyperlink w:history="1" r:id="rIdhkbpdnwbgw6ajtfwc4equ">
+            <w:hyperlink w:history="1" r:id="rId7vyjowjsisaky96xornqq">
               <w:r>
                 <w:rPr>
                   <w:rFonts w:ascii="Arial" w:cs="Arial" w:eastAsia="Arial" w:hAnsi="Arial"/>
@@ -13334,7 +13682,7 @@
             <w:pPr>
               <w:spacing w:after="20" w:before="0"/>
             </w:pPr>
-            <w:hyperlink w:history="1" r:id="rIdcyfpweypqu70kbjx05nln">
+            <w:hyperlink w:history="1" r:id="rIdsqqsxxdqxa1vnirhwrnzx">
               <w:r>
                 <w:rPr>
                   <w:rFonts w:ascii="Arial" w:cs="Arial" w:eastAsia="Arial" w:hAnsi="Arial"/>
@@ -13367,7 +13715,7 @@
               <w:spacing w:after="10" w:before="0"/>
               <w:ind w:left="120"/>
             </w:pPr>
-            <w:hyperlink w:history="1" r:id="rIdae758cmec2nwsl3ulbiix">
+            <w:hyperlink w:history="1" r:id="rIdggwq7rrwbgr44kguwc3-j">
               <w:r>
                 <w:rPr>
                   <w:rFonts w:ascii="Arial" w:cs="Arial" w:eastAsia="Arial" w:hAnsi="Arial"/>
@@ -13412,7 +13760,7 @@
             <w:pPr>
               <w:spacing w:after="20" w:before="0"/>
             </w:pPr>
-            <w:hyperlink w:history="1" r:id="rIdbyunbxbqskjiwson9ll-5">
+            <w:hyperlink w:history="1" r:id="rIdahxde_6c63hvijuzc02cv">
               <w:r>
                 <w:rPr>
                   <w:rFonts w:ascii="Arial" w:cs="Arial" w:eastAsia="Arial" w:hAnsi="Arial"/>
@@ -13445,7 +13793,7 @@
               <w:spacing w:after="10" w:before="0"/>
               <w:ind w:left="120"/>
             </w:pPr>
-            <w:hyperlink w:history="1" r:id="rIdinhrnhkojd-mg964cc2ps">
+            <w:hyperlink w:history="1" r:id="rId4zd-rrmeairfagknfiylt">
               <w:r>
                 <w:rPr>
                   <w:rFonts w:ascii="Arial" w:cs="Arial" w:eastAsia="Arial" w:hAnsi="Arial"/>
@@ -13640,7 +13988,7 @@
             <w:pPr>
               <w:spacing w:after="20" w:before="0"/>
             </w:pPr>
-            <w:hyperlink w:history="1" r:id="rId8edrhw2jafpk7cyvlt0f0">
+            <w:hyperlink w:history="1" r:id="rIddcletuf2wdfyyzucmqjek">
               <w:r>
                 <w:rPr>
                   <w:rFonts w:ascii="Arial" w:cs="Arial" w:eastAsia="Arial" w:hAnsi="Arial"/>
@@ -13673,7 +14021,7 @@
               <w:spacing w:after="10" w:before="0"/>
               <w:ind w:left="120"/>
             </w:pPr>
-            <w:hyperlink w:history="1" r:id="rIdhg2dvlzzsf-2xtrolxq52">
+            <w:hyperlink w:history="1" r:id="rId-jjewtq6jqxxtr63nf624">
               <w:r>
                 <w:rPr>
                   <w:rFonts w:ascii="Arial" w:cs="Arial" w:eastAsia="Arial" w:hAnsi="Arial"/>
@@ -13718,7 +14066,7 @@
             <w:pPr>
               <w:spacing w:after="20" w:before="0"/>
             </w:pPr>
-            <w:hyperlink w:history="1" r:id="rId_z6ab5nhj82-bxlrm5nbq">
+            <w:hyperlink w:history="1" r:id="rId7sg5wqjoowxqg13hlq5hm">
               <w:r>
                 <w:rPr>
                   <w:rFonts w:ascii="Arial" w:cs="Arial" w:eastAsia="Arial" w:hAnsi="Arial"/>
@@ -13751,7 +14099,7 @@
               <w:spacing w:after="10" w:before="0"/>
               <w:ind w:left="120"/>
             </w:pPr>
-            <w:hyperlink w:history="1" r:id="rIdbgbzm5_58ojbhkva58vdg">
+            <w:hyperlink w:history="1" r:id="rId7ahrjhk5fkvpipbnjxan-">
               <w:r>
                 <w:rPr>
                   <w:rFonts w:ascii="Arial" w:cs="Arial" w:eastAsia="Arial" w:hAnsi="Arial"/>
@@ -13946,7 +14294,7 @@
             <w:pPr>
               <w:spacing w:after="20" w:before="0"/>
             </w:pPr>
-            <w:hyperlink w:history="1" r:id="rIdui9ti-uvijfcrd8ncttim">
+            <w:hyperlink w:history="1" r:id="rIdulbrfnqlt1mskokrknxsy">
               <w:r>
                 <w:rPr>
                   <w:rFonts w:ascii="Arial" w:cs="Arial" w:eastAsia="Arial" w:hAnsi="Arial"/>
@@ -13979,7 +14327,7 @@
               <w:spacing w:after="10" w:before="0"/>
               <w:ind w:left="120"/>
             </w:pPr>
-            <w:hyperlink w:history="1" r:id="rId-0e6spe25vhp1rwk-zvki">
+            <w:hyperlink w:history="1" r:id="rIdnsf0h8q6nawlwej8rvhix">
               <w:r>
                 <w:rPr>
                   <w:rFonts w:ascii="Arial" w:cs="Arial" w:eastAsia="Arial" w:hAnsi="Arial"/>
@@ -14024,7 +14372,7 @@
             <w:pPr>
               <w:spacing w:after="20" w:before="0"/>
             </w:pPr>
-            <w:hyperlink w:history="1" r:id="rId-rpdulnjqv9jbrl_ithre">
+            <w:hyperlink w:history="1" r:id="rIdgyvc1nfxsfwhato1nskqb">
               <w:r>
                 <w:rPr>
                   <w:rFonts w:ascii="Arial" w:cs="Arial" w:eastAsia="Arial" w:hAnsi="Arial"/>
@@ -14057,7 +14405,7 @@
               <w:spacing w:after="10" w:before="0"/>
               <w:ind w:left="120"/>
             </w:pPr>
-            <w:hyperlink w:history="1" r:id="rIdbmcbxgn3av0lftpastnsi">
+            <w:hyperlink w:history="1" r:id="rId4yqohvwt-sv6loumlue1g">
               <w:r>
                 <w:rPr>
                   <w:rFonts w:ascii="Arial" w:cs="Arial" w:eastAsia="Arial" w:hAnsi="Arial"/>
@@ -14252,7 +14600,7 @@
             <w:pPr>
               <w:spacing w:after="20" w:before="0"/>
             </w:pPr>
-            <w:hyperlink w:history="1" r:id="rIde7clvr3kszp_mpxr9gu2k">
+            <w:hyperlink w:history="1" r:id="rIdrtdsvqokjnnof7mdkjg2k">
               <w:r>
                 <w:rPr>
                   <w:rFonts w:ascii="Arial" w:cs="Arial" w:eastAsia="Arial" w:hAnsi="Arial"/>
@@ -14285,7 +14633,7 @@
               <w:spacing w:after="10" w:before="0"/>
               <w:ind w:left="120"/>
             </w:pPr>
-            <w:hyperlink w:history="1" r:id="rIdltysryfvh30h7ycqdcv4u">
+            <w:hyperlink w:history="1" r:id="rIduxmkrcl7u29jxdfznff2e">
               <w:r>
                 <w:rPr>
                   <w:rFonts w:ascii="Arial" w:cs="Arial" w:eastAsia="Arial" w:hAnsi="Arial"/>
@@ -14330,7 +14678,7 @@
             <w:pPr>
               <w:spacing w:after="20" w:before="0"/>
             </w:pPr>
-            <w:hyperlink w:history="1" r:id="rId27qomw8x8w9uifahtewe1">
+            <w:hyperlink w:history="1" r:id="rIdhh2y32fbouu_dyglqdv3e">
               <w:r>
                 <w:rPr>
                   <w:rFonts w:ascii="Arial" w:cs="Arial" w:eastAsia="Arial" w:hAnsi="Arial"/>
@@ -14363,7 +14711,7 @@
               <w:spacing w:after="10" w:before="0"/>
               <w:ind w:left="120"/>
             </w:pPr>
-            <w:hyperlink w:history="1" r:id="rId1k2ka6pnvgbxk2_7pfq3_">
+            <w:hyperlink w:history="1" r:id="rIdcc6m9emvrxx1ns0ui3duv">
               <w:r>
                 <w:rPr>
                   <w:rFonts w:ascii="Arial" w:cs="Arial" w:eastAsia="Arial" w:hAnsi="Arial"/>
@@ -14859,6 +15207,65 @@
         </w:tc>
       </w:tr>
     </w:tbl>
+    <w:p>
+      <w:pPr>
+        <w:pBdr>
+          <w:top w:val="single" w:color="BBBBBB" w:sz="4" w:space="4"/>
+        </w:pBdr>
+        <w:spacing w:after="0" w:before="160"/>
+      </w:pPr>
+      <w:r>
+        <w:rPr>
+          <w:rFonts w:ascii="Arial" w:cs="Arial" w:eastAsia="Arial" w:hAnsi="Arial"/>
+          <w:color w:val="666666"/>
+          <w:sz w:val="14"/>
+          <w:szCs w:val="14"/>
+        </w:rPr>
+        <w:t xml:space="preserve">© 2026 SeaVuria and ARES. Aligned with KICD objectives. Developed by SeaVuria; technical implementation by ARES (with AI assistance from Claude). Licensed under </w:t>
+      </w:r>
+      <w:hyperlink w:history="1" r:id="rIdjmz2uhtwbc-wpcxzy3qok">
+        <w:r>
+          <w:rPr>
+            <w:rFonts w:ascii="Arial" w:cs="Arial" w:eastAsia="Arial" w:hAnsi="Arial"/>
+            <w:color w:val="1F6B75"/>
+            <w:sz w:val="14"/>
+            <w:szCs w:val="14"/>
+            <w:u w:val="single" w:color="1F6B75"/>
+          </w:rPr>
+          <w:t xml:space="preserve">CC BY-NC 4.0</w:t>
+        </w:r>
+      </w:hyperlink>
+      <w:r>
+        <w:rPr>
+          <w:rFonts w:ascii="Arial" w:cs="Arial" w:eastAsia="Arial" w:hAnsi="Arial"/>
+          <w:color w:val="666666"/>
+          <w:sz w:val="14"/>
+          <w:szCs w:val="14"/>
+        </w:rPr>
+        <w:t xml:space="preserve"> (</w:t>
+      </w:r>
+      <w:hyperlink w:history="1" r:id="rIdbe-_xq4qb1icphceatxee">
+        <w:r>
+          <w:rPr>
+            <w:rFonts w:ascii="Arial" w:cs="Arial" w:eastAsia="Arial" w:hAnsi="Arial"/>
+            <w:color w:val="1F6B75"/>
+            <w:sz w:val="14"/>
+            <w:szCs w:val="14"/>
+            <w:u w:val="single" w:color="1F6B75"/>
+          </w:rPr>
+          <w:t xml:space="preserve">https://creativecommons.org/licenses/by-nc/4.0/</w:t>
+        </w:r>
+      </w:hyperlink>
+      <w:r>
+        <w:rPr>
+          <w:rFonts w:ascii="Arial" w:cs="Arial" w:eastAsia="Arial" w:hAnsi="Arial"/>
+          <w:color w:val="666666"/>
+          <w:sz w:val="14"/>
+          <w:szCs w:val="14"/>
+        </w:rPr>
+        <w:t xml:space="preserve">).</w:t>
+      </w:r>
+    </w:p>
     <w:p>
       <w:r>
         <w:br w:type="page"/>
@@ -15850,7 +16257,7 @@
             <w:pPr>
               <w:spacing w:after="20" w:before="0"/>
             </w:pPr>
-            <w:hyperlink w:history="1" r:id="rIdt8f2y6rc6z8vfbfewtiki">
+            <w:hyperlink w:history="1" r:id="rIdc_uj1uuzwl1_xztyxoryd">
               <w:r>
                 <w:rPr>
                   <w:rFonts w:ascii="Arial" w:cs="Arial" w:eastAsia="Arial" w:hAnsi="Arial"/>
@@ -15883,7 +16290,7 @@
               <w:spacing w:after="10" w:before="0"/>
               <w:ind w:left="120"/>
             </w:pPr>
-            <w:hyperlink w:history="1" r:id="rIddeuzd7hvu_ofm0rf5acgp">
+            <w:hyperlink w:history="1" r:id="rIdmggclcd-kwintkwmdilg9">
               <w:r>
                 <w:rPr>
                   <w:rFonts w:ascii="Arial" w:cs="Arial" w:eastAsia="Arial" w:hAnsi="Arial"/>
@@ -15928,7 +16335,7 @@
             <w:pPr>
               <w:spacing w:after="20" w:before="0"/>
             </w:pPr>
-            <w:hyperlink w:history="1" r:id="rIdpzfpta_la4zdpxqjdk9ih">
+            <w:hyperlink w:history="1" r:id="rIdty6_nhvdw4lvxv0unhubf">
               <w:r>
                 <w:rPr>
                   <w:rFonts w:ascii="Arial" w:cs="Arial" w:eastAsia="Arial" w:hAnsi="Arial"/>
@@ -15961,7 +16368,7 @@
               <w:spacing w:after="10" w:before="0"/>
               <w:ind w:left="120"/>
             </w:pPr>
-            <w:hyperlink w:history="1" r:id="rIdbzwcioaobpuhpifxdvsgy">
+            <w:hyperlink w:history="1" r:id="rIdbjqzhjdxknbhgwf1x_6bl">
               <w:r>
                 <w:rPr>
                   <w:rFonts w:ascii="Arial" w:cs="Arial" w:eastAsia="Arial" w:hAnsi="Arial"/>
@@ -16156,7 +16563,7 @@
             <w:pPr>
               <w:spacing w:after="20" w:before="0"/>
             </w:pPr>
-            <w:hyperlink w:history="1" r:id="rIdi-yix2hntlut9fmq5f40s">
+            <w:hyperlink w:history="1" r:id="rIdtjt5exongnoeiehuvobvn">
               <w:r>
                 <w:rPr>
                   <w:rFonts w:ascii="Arial" w:cs="Arial" w:eastAsia="Arial" w:hAnsi="Arial"/>
@@ -16189,7 +16596,7 @@
               <w:spacing w:after="10" w:before="0"/>
               <w:ind w:left="120"/>
             </w:pPr>
-            <w:hyperlink w:history="1" r:id="rIdywizn8gzm4rbms6r6tmkc">
+            <w:hyperlink w:history="1" r:id="rIddml8pbsotepaqb8fe6hmv">
               <w:r>
                 <w:rPr>
                   <w:rFonts w:ascii="Arial" w:cs="Arial" w:eastAsia="Arial" w:hAnsi="Arial"/>
@@ -16234,7 +16641,7 @@
             <w:pPr>
               <w:spacing w:after="20" w:before="0"/>
             </w:pPr>
-            <w:hyperlink w:history="1" r:id="rIdd8dlsqqnrwqbn10jpwtgm">
+            <w:hyperlink w:history="1" r:id="rIdx5riy49iz0ct6dn4zu_tc">
               <w:r>
                 <w:rPr>
                   <w:rFonts w:ascii="Arial" w:cs="Arial" w:eastAsia="Arial" w:hAnsi="Arial"/>
@@ -16267,7 +16674,7 @@
               <w:spacing w:after="10" w:before="0"/>
               <w:ind w:left="120"/>
             </w:pPr>
-            <w:hyperlink w:history="1" r:id="rIdph3heu-gfsbbd0ufqtcoc">
+            <w:hyperlink w:history="1" r:id="rIduvxyr6fyeiivepcbgf3kw">
               <w:r>
                 <w:rPr>
                   <w:rFonts w:ascii="Arial" w:cs="Arial" w:eastAsia="Arial" w:hAnsi="Arial"/>
@@ -16462,7 +16869,7 @@
             <w:pPr>
               <w:spacing w:after="20" w:before="0"/>
             </w:pPr>
-            <w:hyperlink w:history="1" r:id="rIdzduxhs09bmvmgcrk8sesg">
+            <w:hyperlink w:history="1" r:id="rIdba2fp3khpzmrxyeenlsg3">
               <w:r>
                 <w:rPr>
                   <w:rFonts w:ascii="Arial" w:cs="Arial" w:eastAsia="Arial" w:hAnsi="Arial"/>
@@ -16495,7 +16902,7 @@
               <w:spacing w:after="10" w:before="0"/>
               <w:ind w:left="120"/>
             </w:pPr>
-            <w:hyperlink w:history="1" r:id="rIdlz3my0ft1yzpqo8y9xsh3">
+            <w:hyperlink w:history="1" r:id="rIdzwqjdyh8ww3dztvuinlqh">
               <w:r>
                 <w:rPr>
                   <w:rFonts w:ascii="Arial" w:cs="Arial" w:eastAsia="Arial" w:hAnsi="Arial"/>
@@ -16540,7 +16947,7 @@
             <w:pPr>
               <w:spacing w:after="20" w:before="0"/>
             </w:pPr>
-            <w:hyperlink w:history="1" r:id="rIdtgpaqurgd5jmtvzznvnf5">
+            <w:hyperlink w:history="1" r:id="rIdwvg7wl9wzrx_dzzwxr9uf">
               <w:r>
                 <w:rPr>
                   <w:rFonts w:ascii="Arial" w:cs="Arial" w:eastAsia="Arial" w:hAnsi="Arial"/>
@@ -16573,7 +16980,7 @@
               <w:spacing w:after="10" w:before="0"/>
               <w:ind w:left="120"/>
             </w:pPr>
-            <w:hyperlink w:history="1" r:id="rIdmz0-hoz_jjdatdbjtmohu">
+            <w:hyperlink w:history="1" r:id="rIdw4zhakli5jof5fzoijgum">
               <w:r>
                 <w:rPr>
                   <w:rFonts w:ascii="Arial" w:cs="Arial" w:eastAsia="Arial" w:hAnsi="Arial"/>
@@ -16768,7 +17175,7 @@
             <w:pPr>
               <w:spacing w:after="20" w:before="0"/>
             </w:pPr>
-            <w:hyperlink w:history="1" r:id="rId_hcqihmu7dybpvbus3_fo">
+            <w:hyperlink w:history="1" r:id="rIdl3rkyjatvnd5ik80p3m0f">
               <w:r>
                 <w:rPr>
                   <w:rFonts w:ascii="Arial" w:cs="Arial" w:eastAsia="Arial" w:hAnsi="Arial"/>
@@ -16801,7 +17208,7 @@
               <w:spacing w:after="10" w:before="0"/>
               <w:ind w:left="120"/>
             </w:pPr>
-            <w:hyperlink w:history="1" r:id="rIdv1xmbyvwyq86bywf30qdf">
+            <w:hyperlink w:history="1" r:id="rIdt5oh6hwfan1nitsc052hd">
               <w:r>
                 <w:rPr>
                   <w:rFonts w:ascii="Arial" w:cs="Arial" w:eastAsia="Arial" w:hAnsi="Arial"/>
@@ -16846,7 +17253,7 @@
             <w:pPr>
               <w:spacing w:after="20" w:before="0"/>
             </w:pPr>
-            <w:hyperlink w:history="1" r:id="rIdugrjcauzlallr2txv5w99">
+            <w:hyperlink w:history="1" r:id="rId68zedp0nlx9_x4nu7afm3">
               <w:r>
                 <w:rPr>
                   <w:rFonts w:ascii="Arial" w:cs="Arial" w:eastAsia="Arial" w:hAnsi="Arial"/>
@@ -16879,7 +17286,7 @@
               <w:spacing w:after="10" w:before="0"/>
               <w:ind w:left="120"/>
             </w:pPr>
-            <w:hyperlink w:history="1" r:id="rIddhpw_g9bwl_to03z9ms8r">
+            <w:hyperlink w:history="1" r:id="rIdbezgmbwftoxluqxxuikou">
               <w:r>
                 <w:rPr>
                   <w:rFonts w:ascii="Arial" w:cs="Arial" w:eastAsia="Arial" w:hAnsi="Arial"/>
@@ -17074,7 +17481,7 @@
             <w:pPr>
               <w:spacing w:after="20" w:before="0"/>
             </w:pPr>
-            <w:hyperlink w:history="1" r:id="rIdte_jcibnh1erqkcpxhmnc">
+            <w:hyperlink w:history="1" r:id="rIdohz5q_uvqbhvhyje-fsug">
               <w:r>
                 <w:rPr>
                   <w:rFonts w:ascii="Arial" w:cs="Arial" w:eastAsia="Arial" w:hAnsi="Arial"/>
@@ -17107,7 +17514,7 @@
               <w:spacing w:after="10" w:before="0"/>
               <w:ind w:left="120"/>
             </w:pPr>
-            <w:hyperlink w:history="1" r:id="rIddh_-xj7jc05tuit9vfgvn">
+            <w:hyperlink w:history="1" r:id="rIdchlvwzc7fa9p35bmo4qcd">
               <w:r>
                 <w:rPr>
                   <w:rFonts w:ascii="Arial" w:cs="Arial" w:eastAsia="Arial" w:hAnsi="Arial"/>
@@ -17152,7 +17559,7 @@
             <w:pPr>
               <w:spacing w:after="20" w:before="0"/>
             </w:pPr>
-            <w:hyperlink w:history="1" r:id="rIdgqoyhq9xhwcus6pce-2rz">
+            <w:hyperlink w:history="1" r:id="rIdspycdpatctmpo4wfdovui">
               <w:r>
                 <w:rPr>
                   <w:rFonts w:ascii="Arial" w:cs="Arial" w:eastAsia="Arial" w:hAnsi="Arial"/>
@@ -17185,7 +17592,7 @@
               <w:spacing w:after="10" w:before="0"/>
               <w:ind w:left="120"/>
             </w:pPr>
-            <w:hyperlink w:history="1" r:id="rId48tf2fdx8kfyy5phjcout">
+            <w:hyperlink w:history="1" r:id="rIdcdbhiqo6-kdg740yvxatu">
               <w:r>
                 <w:rPr>
                   <w:rFonts w:ascii="Arial" w:cs="Arial" w:eastAsia="Arial" w:hAnsi="Arial"/>
@@ -17681,6 +18088,65 @@
         </w:tc>
       </w:tr>
     </w:tbl>
+    <w:p>
+      <w:pPr>
+        <w:pBdr>
+          <w:top w:val="single" w:color="BBBBBB" w:sz="4" w:space="4"/>
+        </w:pBdr>
+        <w:spacing w:after="0" w:before="160"/>
+      </w:pPr>
+      <w:r>
+        <w:rPr>
+          <w:rFonts w:ascii="Arial" w:cs="Arial" w:eastAsia="Arial" w:hAnsi="Arial"/>
+          <w:color w:val="666666"/>
+          <w:sz w:val="14"/>
+          <w:szCs w:val="14"/>
+        </w:rPr>
+        <w:t xml:space="preserve">© 2026 SeaVuria and ARES. Aligned with KICD objectives. Developed by SeaVuria; technical implementation by ARES (with AI assistance from Claude). Licensed under </w:t>
+      </w:r>
+      <w:hyperlink w:history="1" r:id="rIdwijqbeew0jjxlvru7hjte">
+        <w:r>
+          <w:rPr>
+            <w:rFonts w:ascii="Arial" w:cs="Arial" w:eastAsia="Arial" w:hAnsi="Arial"/>
+            <w:color w:val="1F6B75"/>
+            <w:sz w:val="14"/>
+            <w:szCs w:val="14"/>
+            <w:u w:val="single" w:color="1F6B75"/>
+          </w:rPr>
+          <w:t xml:space="preserve">CC BY-NC 4.0</w:t>
+        </w:r>
+      </w:hyperlink>
+      <w:r>
+        <w:rPr>
+          <w:rFonts w:ascii="Arial" w:cs="Arial" w:eastAsia="Arial" w:hAnsi="Arial"/>
+          <w:color w:val="666666"/>
+          <w:sz w:val="14"/>
+          <w:szCs w:val="14"/>
+        </w:rPr>
+        <w:t xml:space="preserve"> (</w:t>
+      </w:r>
+      <w:hyperlink w:history="1" r:id="rIdq-zle0l2r5nnplaqssm3a">
+        <w:r>
+          <w:rPr>
+            <w:rFonts w:ascii="Arial" w:cs="Arial" w:eastAsia="Arial" w:hAnsi="Arial"/>
+            <w:color w:val="1F6B75"/>
+            <w:sz w:val="14"/>
+            <w:szCs w:val="14"/>
+            <w:u w:val="single" w:color="1F6B75"/>
+          </w:rPr>
+          <w:t xml:space="preserve">https://creativecommons.org/licenses/by-nc/4.0/</w:t>
+        </w:r>
+      </w:hyperlink>
+      <w:r>
+        <w:rPr>
+          <w:rFonts w:ascii="Arial" w:cs="Arial" w:eastAsia="Arial" w:hAnsi="Arial"/>
+          <w:color w:val="666666"/>
+          <w:sz w:val="14"/>
+          <w:szCs w:val="14"/>
+        </w:rPr>
+        <w:t xml:space="preserve">).</w:t>
+      </w:r>
+    </w:p>
     <w:p>
       <w:r>
         <w:br w:type="page"/>
@@ -18672,7 +19138,7 @@
             <w:pPr>
               <w:spacing w:after="20" w:before="0"/>
             </w:pPr>
-            <w:hyperlink w:history="1" r:id="rId1tmynbagqywj8d2ocivzf">
+            <w:hyperlink w:history="1" r:id="rIdm7vdccwg3y66zjtvk9b2e">
               <w:r>
                 <w:rPr>
                   <w:rFonts w:ascii="Arial" w:cs="Arial" w:eastAsia="Arial" w:hAnsi="Arial"/>
@@ -18705,7 +19171,7 @@
               <w:spacing w:after="10" w:before="0"/>
               <w:ind w:left="120"/>
             </w:pPr>
-            <w:hyperlink w:history="1" r:id="rIdqwpmhu0eulys50yxqpwpw">
+            <w:hyperlink w:history="1" r:id="rIdhwh9t3x1u85ldilskoy01">
               <w:r>
                 <w:rPr>
                   <w:rFonts w:ascii="Arial" w:cs="Arial" w:eastAsia="Arial" w:hAnsi="Arial"/>
@@ -18750,7 +19216,7 @@
             <w:pPr>
               <w:spacing w:after="20" w:before="0"/>
             </w:pPr>
-            <w:hyperlink w:history="1" r:id="rIdczdlxg5zf2sshtkve7kfy">
+            <w:hyperlink w:history="1" r:id="rIdwu5axjn41ezd4k3ud-8ml">
               <w:r>
                 <w:rPr>
                   <w:rFonts w:ascii="Arial" w:cs="Arial" w:eastAsia="Arial" w:hAnsi="Arial"/>
@@ -18783,7 +19249,7 @@
               <w:spacing w:after="10" w:before="0"/>
               <w:ind w:left="120"/>
             </w:pPr>
-            <w:hyperlink w:history="1" r:id="rIdoyigr5gjw33lcsdzonr7_">
+            <w:hyperlink w:history="1" r:id="rId6xelmx0lfzwagqhwpxugr">
               <w:r>
                 <w:rPr>
                   <w:rFonts w:ascii="Arial" w:cs="Arial" w:eastAsia="Arial" w:hAnsi="Arial"/>
@@ -18978,7 +19444,7 @@
             <w:pPr>
               <w:spacing w:after="20" w:before="0"/>
             </w:pPr>
-            <w:hyperlink w:history="1" r:id="rIdiiyxvbgy2lo2q7q9xyoue">
+            <w:hyperlink w:history="1" r:id="rIde1zs6ejozxrpjaemdy543">
               <w:r>
                 <w:rPr>
                   <w:rFonts w:ascii="Arial" w:cs="Arial" w:eastAsia="Arial" w:hAnsi="Arial"/>
@@ -19011,7 +19477,7 @@
               <w:spacing w:after="10" w:before="0"/>
               <w:ind w:left="120"/>
             </w:pPr>
-            <w:hyperlink w:history="1" r:id="rIdtdzug_zs0huagbrnkm3uk">
+            <w:hyperlink w:history="1" r:id="rIdgozhv03z17-xhws-fet0k">
               <w:r>
                 <w:rPr>
                   <w:rFonts w:ascii="Arial" w:cs="Arial" w:eastAsia="Arial" w:hAnsi="Arial"/>
@@ -19056,7 +19522,7 @@
             <w:pPr>
               <w:spacing w:after="20" w:before="0"/>
             </w:pPr>
-            <w:hyperlink w:history="1" r:id="rIdqe77ikqzyfruanzbni_wk">
+            <w:hyperlink w:history="1" r:id="rIdy14ri53kozseinzdqt14f">
               <w:r>
                 <w:rPr>
                   <w:rFonts w:ascii="Arial" w:cs="Arial" w:eastAsia="Arial" w:hAnsi="Arial"/>
@@ -19089,7 +19555,7 @@
               <w:spacing w:after="10" w:before="0"/>
               <w:ind w:left="120"/>
             </w:pPr>
-            <w:hyperlink w:history="1" r:id="rIdfazst5-d-t5bsn-eekqb6">
+            <w:hyperlink w:history="1" r:id="rIdnmola4jdfiggaoml9t_96">
               <w:r>
                 <w:rPr>
                   <w:rFonts w:ascii="Arial" w:cs="Arial" w:eastAsia="Arial" w:hAnsi="Arial"/>
@@ -19284,7 +19750,7 @@
             <w:pPr>
               <w:spacing w:after="20" w:before="0"/>
             </w:pPr>
-            <w:hyperlink w:history="1" r:id="rIdj5ecmlyjvqumgl7p08bm-">
+            <w:hyperlink w:history="1" r:id="rIdwohfstswfxffrqm3cq7iz">
               <w:r>
                 <w:rPr>
                   <w:rFonts w:ascii="Arial" w:cs="Arial" w:eastAsia="Arial" w:hAnsi="Arial"/>
@@ -19317,7 +19783,7 @@
               <w:spacing w:after="10" w:before="0"/>
               <w:ind w:left="120"/>
             </w:pPr>
-            <w:hyperlink w:history="1" r:id="rIddewvwetyz96j_owflyu8p">
+            <w:hyperlink w:history="1" r:id="rIdmgoypwtb2spb7fobghhsp">
               <w:r>
                 <w:rPr>
                   <w:rFonts w:ascii="Arial" w:cs="Arial" w:eastAsia="Arial" w:hAnsi="Arial"/>
@@ -19362,7 +19828,7 @@
             <w:pPr>
               <w:spacing w:after="20" w:before="0"/>
             </w:pPr>
-            <w:hyperlink w:history="1" r:id="rIdfu43ar9b0nb2mrldcyntp">
+            <w:hyperlink w:history="1" r:id="rIdameuybmltjd6jo4sngm0q">
               <w:r>
                 <w:rPr>
                   <w:rFonts w:ascii="Arial" w:cs="Arial" w:eastAsia="Arial" w:hAnsi="Arial"/>
@@ -19395,7 +19861,7 @@
               <w:spacing w:after="10" w:before="0"/>
               <w:ind w:left="120"/>
             </w:pPr>
-            <w:hyperlink w:history="1" r:id="rIdavyavj9yog__mmm05maud">
+            <w:hyperlink w:history="1" r:id="rIdzisbiccio6uzlexx2bd4u">
               <w:r>
                 <w:rPr>
                   <w:rFonts w:ascii="Arial" w:cs="Arial" w:eastAsia="Arial" w:hAnsi="Arial"/>
@@ -19590,7 +20056,7 @@
             <w:pPr>
               <w:spacing w:after="20" w:before="0"/>
             </w:pPr>
-            <w:hyperlink w:history="1" r:id="rIdw16_8skj3lkxbzavpq322">
+            <w:hyperlink w:history="1" r:id="rIdsuma-dyq1beumgcahbgyk">
               <w:r>
                 <w:rPr>
                   <w:rFonts w:ascii="Arial" w:cs="Arial" w:eastAsia="Arial" w:hAnsi="Arial"/>
@@ -19623,7 +20089,7 @@
               <w:spacing w:after="10" w:before="0"/>
               <w:ind w:left="120"/>
             </w:pPr>
-            <w:hyperlink w:history="1" r:id="rIdbpyrtw9vmnol4yman20qc">
+            <w:hyperlink w:history="1" r:id="rIdhndepw7bzgzzzfgjvnyjn">
               <w:r>
                 <w:rPr>
                   <w:rFonts w:ascii="Arial" w:cs="Arial" w:eastAsia="Arial" w:hAnsi="Arial"/>
@@ -19668,7 +20134,7 @@
             <w:pPr>
               <w:spacing w:after="20" w:before="0"/>
             </w:pPr>
-            <w:hyperlink w:history="1" r:id="rIdu2ix_1ioi0vscufupej7i">
+            <w:hyperlink w:history="1" r:id="rIdydvudjyhnd1m_pl31yj88">
               <w:r>
                 <w:rPr>
                   <w:rFonts w:ascii="Arial" w:cs="Arial" w:eastAsia="Arial" w:hAnsi="Arial"/>
@@ -19701,7 +20167,7 @@
               <w:spacing w:after="10" w:before="0"/>
               <w:ind w:left="120"/>
             </w:pPr>
-            <w:hyperlink w:history="1" r:id="rId-mjvgxea3wwjvop5hoz0g">
+            <w:hyperlink w:history="1" r:id="rIdb00ern-xbpwrggmzye8v6">
               <w:r>
                 <w:rPr>
                   <w:rFonts w:ascii="Arial" w:cs="Arial" w:eastAsia="Arial" w:hAnsi="Arial"/>
@@ -19896,7 +20362,7 @@
             <w:pPr>
               <w:spacing w:after="20" w:before="0"/>
             </w:pPr>
-            <w:hyperlink w:history="1" r:id="rIdwawcftcupjzkpyb-xgpuv">
+            <w:hyperlink w:history="1" r:id="rIdgfbp8nouimgvtzz1et1pw">
               <w:r>
                 <w:rPr>
                   <w:rFonts w:ascii="Arial" w:cs="Arial" w:eastAsia="Arial" w:hAnsi="Arial"/>
@@ -19929,7 +20395,7 @@
               <w:spacing w:after="10" w:before="0"/>
               <w:ind w:left="120"/>
             </w:pPr>
-            <w:hyperlink w:history="1" r:id="rIdsyvir6pkw03_urlwiyufk">
+            <w:hyperlink w:history="1" r:id="rIddgo_ywjeliqv5xtj6psee">
               <w:r>
                 <w:rPr>
                   <w:rFonts w:ascii="Arial" w:cs="Arial" w:eastAsia="Arial" w:hAnsi="Arial"/>
@@ -19974,7 +20440,7 @@
             <w:pPr>
               <w:spacing w:after="20" w:before="0"/>
             </w:pPr>
-            <w:hyperlink w:history="1" r:id="rIdjkryxwdke8f3jy9s_bz61">
+            <w:hyperlink w:history="1" r:id="rIdatx5n0aijznmjoc4py9eo">
               <w:r>
                 <w:rPr>
                   <w:rFonts w:ascii="Arial" w:cs="Arial" w:eastAsia="Arial" w:hAnsi="Arial"/>
@@ -20007,7 +20473,7 @@
               <w:spacing w:after="10" w:before="0"/>
               <w:ind w:left="120"/>
             </w:pPr>
-            <w:hyperlink w:history="1" r:id="rIdkszmkhy8krjuyflzuacat">
+            <w:hyperlink w:history="1" r:id="rId-pm1tsjo6i5ehvclknw3u">
               <w:r>
                 <w:rPr>
                   <w:rFonts w:ascii="Arial" w:cs="Arial" w:eastAsia="Arial" w:hAnsi="Arial"/>
@@ -20503,6 +20969,65 @@
         </w:tc>
       </w:tr>
     </w:tbl>
+    <w:p>
+      <w:pPr>
+        <w:pBdr>
+          <w:top w:val="single" w:color="BBBBBB" w:sz="4" w:space="4"/>
+        </w:pBdr>
+        <w:spacing w:after="0" w:before="160"/>
+      </w:pPr>
+      <w:r>
+        <w:rPr>
+          <w:rFonts w:ascii="Arial" w:cs="Arial" w:eastAsia="Arial" w:hAnsi="Arial"/>
+          <w:color w:val="666666"/>
+          <w:sz w:val="14"/>
+          <w:szCs w:val="14"/>
+        </w:rPr>
+        <w:t xml:space="preserve">© 2026 SeaVuria and ARES. Aligned with KICD objectives. Developed by SeaVuria; technical implementation by ARES (with AI assistance from Claude). Licensed under </w:t>
+      </w:r>
+      <w:hyperlink w:history="1" r:id="rIdp-9ctiy0uvh1wn9iyfyrm">
+        <w:r>
+          <w:rPr>
+            <w:rFonts w:ascii="Arial" w:cs="Arial" w:eastAsia="Arial" w:hAnsi="Arial"/>
+            <w:color w:val="1F6B75"/>
+            <w:sz w:val="14"/>
+            <w:szCs w:val="14"/>
+            <w:u w:val="single" w:color="1F6B75"/>
+          </w:rPr>
+          <w:t xml:space="preserve">CC BY-NC 4.0</w:t>
+        </w:r>
+      </w:hyperlink>
+      <w:r>
+        <w:rPr>
+          <w:rFonts w:ascii="Arial" w:cs="Arial" w:eastAsia="Arial" w:hAnsi="Arial"/>
+          <w:color w:val="666666"/>
+          <w:sz w:val="14"/>
+          <w:szCs w:val="14"/>
+        </w:rPr>
+        <w:t xml:space="preserve"> (</w:t>
+      </w:r>
+      <w:hyperlink w:history="1" r:id="rIdsrwb12ugwnwmx84rzfuu_">
+        <w:r>
+          <w:rPr>
+            <w:rFonts w:ascii="Arial" w:cs="Arial" w:eastAsia="Arial" w:hAnsi="Arial"/>
+            <w:color w:val="1F6B75"/>
+            <w:sz w:val="14"/>
+            <w:szCs w:val="14"/>
+            <w:u w:val="single" w:color="1F6B75"/>
+          </w:rPr>
+          <w:t xml:space="preserve">https://creativecommons.org/licenses/by-nc/4.0/</w:t>
+        </w:r>
+      </w:hyperlink>
+      <w:r>
+        <w:rPr>
+          <w:rFonts w:ascii="Arial" w:cs="Arial" w:eastAsia="Arial" w:hAnsi="Arial"/>
+          <w:color w:val="666666"/>
+          <w:sz w:val="14"/>
+          <w:szCs w:val="14"/>
+        </w:rPr>
+        <w:t xml:space="preserve">).</w:t>
+      </w:r>
+    </w:p>
     <w:p>
       <w:r>
         <w:br w:type="page"/>
@@ -21494,7 +22019,7 @@
             <w:pPr>
               <w:spacing w:after="20" w:before="0"/>
             </w:pPr>
-            <w:hyperlink w:history="1" r:id="rIdbvjytf4cq30v8aklxhm7q">
+            <w:hyperlink w:history="1" r:id="rIdmdptjmwseaislp38xdvsi">
               <w:r>
                 <w:rPr>
                   <w:rFonts w:ascii="Arial" w:cs="Arial" w:eastAsia="Arial" w:hAnsi="Arial"/>
@@ -21527,7 +22052,7 @@
               <w:spacing w:after="10" w:before="0"/>
               <w:ind w:left="120"/>
             </w:pPr>
-            <w:hyperlink w:history="1" r:id="rId0bsln45emhwi43ccl2utk">
+            <w:hyperlink w:history="1" r:id="rIdrwo_06chhai0_frvchmf7">
               <w:r>
                 <w:rPr>
                   <w:rFonts w:ascii="Arial" w:cs="Arial" w:eastAsia="Arial" w:hAnsi="Arial"/>
@@ -21572,7 +22097,7 @@
             <w:pPr>
               <w:spacing w:after="20" w:before="0"/>
             </w:pPr>
-            <w:hyperlink w:history="1" r:id="rIdlhj_4ev3tsajvzmxbadh8">
+            <w:hyperlink w:history="1" r:id="rIdbz8h_fczukfm5rmsg8-l5">
               <w:r>
                 <w:rPr>
                   <w:rFonts w:ascii="Arial" w:cs="Arial" w:eastAsia="Arial" w:hAnsi="Arial"/>
@@ -21605,7 +22130,7 @@
               <w:spacing w:after="10" w:before="0"/>
               <w:ind w:left="120"/>
             </w:pPr>
-            <w:hyperlink w:history="1" r:id="rIdfcbkmkmassbutbbobly7y">
+            <w:hyperlink w:history="1" r:id="rId6idybntvrahvkh68imk0v">
               <w:r>
                 <w:rPr>
                   <w:rFonts w:ascii="Arial" w:cs="Arial" w:eastAsia="Arial" w:hAnsi="Arial"/>
@@ -21800,7 +22325,7 @@
             <w:pPr>
               <w:spacing w:after="20" w:before="0"/>
             </w:pPr>
-            <w:hyperlink w:history="1" r:id="rIdbumlscfiazypidmlhvfjj">
+            <w:hyperlink w:history="1" r:id="rIdk8r-gdmk_4qcjnqdstiom">
               <w:r>
                 <w:rPr>
                   <w:rFonts w:ascii="Arial" w:cs="Arial" w:eastAsia="Arial" w:hAnsi="Arial"/>
@@ -21833,7 +22358,7 @@
               <w:spacing w:after="10" w:before="0"/>
               <w:ind w:left="120"/>
             </w:pPr>
-            <w:hyperlink w:history="1" r:id="rId94yracr-3lsgkihm3nhi2">
+            <w:hyperlink w:history="1" r:id="rIduj0gku5xc8qlfr4jimpme">
               <w:r>
                 <w:rPr>
                   <w:rFonts w:ascii="Arial" w:cs="Arial" w:eastAsia="Arial" w:hAnsi="Arial"/>
@@ -21878,7 +22403,7 @@
             <w:pPr>
               <w:spacing w:after="20" w:before="0"/>
             </w:pPr>
-            <w:hyperlink w:history="1" r:id="rIdfcnbob9yga2whtfuhskzm">
+            <w:hyperlink w:history="1" r:id="rIdsjhl36tvcsk7gwvw2jden">
               <w:r>
                 <w:rPr>
                   <w:rFonts w:ascii="Arial" w:cs="Arial" w:eastAsia="Arial" w:hAnsi="Arial"/>
@@ -21911,7 +22436,7 @@
               <w:spacing w:after="10" w:before="0"/>
               <w:ind w:left="120"/>
             </w:pPr>
-            <w:hyperlink w:history="1" r:id="rIdbso8fk_xtceixyymo7jxu">
+            <w:hyperlink w:history="1" r:id="rIdxtbcs9ircczqbfxxrktet">
               <w:r>
                 <w:rPr>
                   <w:rFonts w:ascii="Arial" w:cs="Arial" w:eastAsia="Arial" w:hAnsi="Arial"/>
@@ -22106,7 +22631,7 @@
             <w:pPr>
               <w:spacing w:after="20" w:before="0"/>
             </w:pPr>
-            <w:hyperlink w:history="1" r:id="rIdl9au9i2ahgqjevudr2woc">
+            <w:hyperlink w:history="1" r:id="rIdroiavyk8gl8w9fbr1agv8">
               <w:r>
                 <w:rPr>
                   <w:rFonts w:ascii="Arial" w:cs="Arial" w:eastAsia="Arial" w:hAnsi="Arial"/>
@@ -22139,7 +22664,7 @@
               <w:spacing w:after="10" w:before="0"/>
               <w:ind w:left="120"/>
             </w:pPr>
-            <w:hyperlink w:history="1" r:id="rId9nes9qfn_5vrljenfkmzh">
+            <w:hyperlink w:history="1" r:id="rIdck4izjbzn8dfgj2uneoqi">
               <w:r>
                 <w:rPr>
                   <w:rFonts w:ascii="Arial" w:cs="Arial" w:eastAsia="Arial" w:hAnsi="Arial"/>
@@ -22184,7 +22709,7 @@
             <w:pPr>
               <w:spacing w:after="20" w:before="0"/>
             </w:pPr>
-            <w:hyperlink w:history="1" r:id="rIdz06oxjxhujiogai90ip0o">
+            <w:hyperlink w:history="1" r:id="rIdq04wznnp_frhyskspjlz1">
               <w:r>
                 <w:rPr>
                   <w:rFonts w:ascii="Arial" w:cs="Arial" w:eastAsia="Arial" w:hAnsi="Arial"/>
@@ -22217,7 +22742,7 @@
               <w:spacing w:after="10" w:before="0"/>
               <w:ind w:left="120"/>
             </w:pPr>
-            <w:hyperlink w:history="1" r:id="rId3jtm7hfrc5txq01npoefo">
+            <w:hyperlink w:history="1" r:id="rId5ecacs-elpphgw0gr_x6p">
               <w:r>
                 <w:rPr>
                   <w:rFonts w:ascii="Arial" w:cs="Arial" w:eastAsia="Arial" w:hAnsi="Arial"/>
@@ -22412,7 +22937,7 @@
             <w:pPr>
               <w:spacing w:after="20" w:before="0"/>
             </w:pPr>
-            <w:hyperlink w:history="1" r:id="rId4vsv2-axzlyxt0cwywb8_">
+            <w:hyperlink w:history="1" r:id="rId2pktdgib4i0b5utkrjzjk">
               <w:r>
                 <w:rPr>
                   <w:rFonts w:ascii="Arial" w:cs="Arial" w:eastAsia="Arial" w:hAnsi="Arial"/>
@@ -22445,7 +22970,7 @@
               <w:spacing w:after="10" w:before="0"/>
               <w:ind w:left="120"/>
             </w:pPr>
-            <w:hyperlink w:history="1" r:id="rIdfwnviz-apcunna2sglnkv">
+            <w:hyperlink w:history="1" r:id="rIdibfgwlouukwmdgxicugmp">
               <w:r>
                 <w:rPr>
                   <w:rFonts w:ascii="Arial" w:cs="Arial" w:eastAsia="Arial" w:hAnsi="Arial"/>
@@ -22490,7 +23015,7 @@
             <w:pPr>
               <w:spacing w:after="20" w:before="0"/>
             </w:pPr>
-            <w:hyperlink w:history="1" r:id="rId5wimr4pwiesve8ytzvvkn">
+            <w:hyperlink w:history="1" r:id="rIdlejizspfnoqgbb1i7c91c">
               <w:r>
                 <w:rPr>
                   <w:rFonts w:ascii="Arial" w:cs="Arial" w:eastAsia="Arial" w:hAnsi="Arial"/>
@@ -22523,7 +23048,7 @@
               <w:spacing w:after="10" w:before="0"/>
               <w:ind w:left="120"/>
             </w:pPr>
-            <w:hyperlink w:history="1" r:id="rIdph9hbhy7ft3uicnfx51ri">
+            <w:hyperlink w:history="1" r:id="rId7sl7tx6vokndgxafvt6cj">
               <w:r>
                 <w:rPr>
                   <w:rFonts w:ascii="Arial" w:cs="Arial" w:eastAsia="Arial" w:hAnsi="Arial"/>
@@ -22718,7 +23243,7 @@
             <w:pPr>
               <w:spacing w:after="20" w:before="0"/>
             </w:pPr>
-            <w:hyperlink w:history="1" r:id="rIds-ur4o3eqxwht1smawxju">
+            <w:hyperlink w:history="1" r:id="rIdqz9fnbjro2crvfklneaav">
               <w:r>
                 <w:rPr>
                   <w:rFonts w:ascii="Arial" w:cs="Arial" w:eastAsia="Arial" w:hAnsi="Arial"/>
@@ -22751,7 +23276,7 @@
               <w:spacing w:after="10" w:before="0"/>
               <w:ind w:left="120"/>
             </w:pPr>
-            <w:hyperlink w:history="1" r:id="rIdyupununcb8ymxwv-o89s9">
+            <w:hyperlink w:history="1" r:id="rIddhdvgine_y8clzfqtuf1j">
               <w:r>
                 <w:rPr>
                   <w:rFonts w:ascii="Arial" w:cs="Arial" w:eastAsia="Arial" w:hAnsi="Arial"/>
@@ -22796,7 +23321,7 @@
             <w:pPr>
               <w:spacing w:after="20" w:before="0"/>
             </w:pPr>
-            <w:hyperlink w:history="1" r:id="rIda3l8nnk_ihhxnnx6kp2pi">
+            <w:hyperlink w:history="1" r:id="rIdg9wygpr7wsxxr7p6dqpxc">
               <w:r>
                 <w:rPr>
                   <w:rFonts w:ascii="Arial" w:cs="Arial" w:eastAsia="Arial" w:hAnsi="Arial"/>
@@ -22829,7 +23354,7 @@
               <w:spacing w:after="10" w:before="0"/>
               <w:ind w:left="120"/>
             </w:pPr>
-            <w:hyperlink w:history="1" r:id="rIdgwlbufidzikszqhvfzg-t">
+            <w:hyperlink w:history="1" r:id="rIdc1ve6wmxzqqdw7nccc319">
               <w:r>
                 <w:rPr>
                   <w:rFonts w:ascii="Arial" w:cs="Arial" w:eastAsia="Arial" w:hAnsi="Arial"/>
@@ -23325,6 +23850,65 @@
         </w:tc>
       </w:tr>
     </w:tbl>
+    <w:p>
+      <w:pPr>
+        <w:pBdr>
+          <w:top w:val="single" w:color="BBBBBB" w:sz="4" w:space="4"/>
+        </w:pBdr>
+        <w:spacing w:after="0" w:before="160"/>
+      </w:pPr>
+      <w:r>
+        <w:rPr>
+          <w:rFonts w:ascii="Arial" w:cs="Arial" w:eastAsia="Arial" w:hAnsi="Arial"/>
+          <w:color w:val="666666"/>
+          <w:sz w:val="14"/>
+          <w:szCs w:val="14"/>
+        </w:rPr>
+        <w:t xml:space="preserve">© 2026 SeaVuria and ARES. Aligned with KICD objectives. Developed by SeaVuria; technical implementation by ARES (with AI assistance from Claude). Licensed under </w:t>
+      </w:r>
+      <w:hyperlink w:history="1" r:id="rIdblxsu543qfh4eyatxbswm">
+        <w:r>
+          <w:rPr>
+            <w:rFonts w:ascii="Arial" w:cs="Arial" w:eastAsia="Arial" w:hAnsi="Arial"/>
+            <w:color w:val="1F6B75"/>
+            <w:sz w:val="14"/>
+            <w:szCs w:val="14"/>
+            <w:u w:val="single" w:color="1F6B75"/>
+          </w:rPr>
+          <w:t xml:space="preserve">CC BY-NC 4.0</w:t>
+        </w:r>
+      </w:hyperlink>
+      <w:r>
+        <w:rPr>
+          <w:rFonts w:ascii="Arial" w:cs="Arial" w:eastAsia="Arial" w:hAnsi="Arial"/>
+          <w:color w:val="666666"/>
+          <w:sz w:val="14"/>
+          <w:szCs w:val="14"/>
+        </w:rPr>
+        <w:t xml:space="preserve"> (</w:t>
+      </w:r>
+      <w:hyperlink w:history="1" r:id="rId-4lbmg4p9gddimyqvmipe">
+        <w:r>
+          <w:rPr>
+            <w:rFonts w:ascii="Arial" w:cs="Arial" w:eastAsia="Arial" w:hAnsi="Arial"/>
+            <w:color w:val="1F6B75"/>
+            <w:sz w:val="14"/>
+            <w:szCs w:val="14"/>
+            <w:u w:val="single" w:color="1F6B75"/>
+          </w:rPr>
+          <w:t xml:space="preserve">https://creativecommons.org/licenses/by-nc/4.0/</w:t>
+        </w:r>
+      </w:hyperlink>
+      <w:r>
+        <w:rPr>
+          <w:rFonts w:ascii="Arial" w:cs="Arial" w:eastAsia="Arial" w:hAnsi="Arial"/>
+          <w:color w:val="666666"/>
+          <w:sz w:val="14"/>
+          <w:szCs w:val="14"/>
+        </w:rPr>
+        <w:t xml:space="preserve">).</w:t>
+      </w:r>
+    </w:p>
     <w:p>
       <w:r>
         <w:br w:type="page"/>
@@ -24475,7 +25059,7 @@
             <w:pPr>
               <w:spacing w:after="20" w:before="0"/>
             </w:pPr>
-            <w:hyperlink w:history="1" r:id="rIdmydpwzhizvgvl6wwnpxfm">
+            <w:hyperlink w:history="1" r:id="rIddcgsdw6k47vj19wuvj-7q">
               <w:r>
                 <w:rPr>
                   <w:rFonts w:ascii="Arial" w:cs="Arial" w:eastAsia="Arial" w:hAnsi="Arial"/>
@@ -24508,7 +25092,7 @@
               <w:spacing w:after="10" w:before="0"/>
               <w:ind w:left="120"/>
             </w:pPr>
-            <w:hyperlink w:history="1" r:id="rIdqkub5e5qpmtawoejt05gv">
+            <w:hyperlink w:history="1" r:id="rIdmmhgdqbdnojynrrwp76c0">
               <w:r>
                 <w:rPr>
                   <w:rFonts w:ascii="Arial" w:cs="Arial" w:eastAsia="Arial" w:hAnsi="Arial"/>
@@ -24553,7 +25137,7 @@
             <w:pPr>
               <w:spacing w:after="20" w:before="0"/>
             </w:pPr>
-            <w:hyperlink w:history="1" r:id="rId5e8vfn5v506xse3hwwx-z">
+            <w:hyperlink w:history="1" r:id="rIdhnyq9czsjmpvn_fvhraon">
               <w:r>
                 <w:rPr>
                   <w:rFonts w:ascii="Arial" w:cs="Arial" w:eastAsia="Arial" w:hAnsi="Arial"/>
@@ -24586,7 +25170,7 @@
               <w:spacing w:after="10" w:before="0"/>
               <w:ind w:left="120"/>
             </w:pPr>
-            <w:hyperlink w:history="1" r:id="rIddvghu1kcpkosxtoige723">
+            <w:hyperlink w:history="1" r:id="rIdddgqf8oen4pyq2sd3jtdl">
               <w:r>
                 <w:rPr>
                   <w:rFonts w:ascii="Arial" w:cs="Arial" w:eastAsia="Arial" w:hAnsi="Arial"/>
@@ -24781,7 +25365,7 @@
             <w:pPr>
               <w:spacing w:after="20" w:before="0"/>
             </w:pPr>
-            <w:hyperlink w:history="1" r:id="rIdnxndaopet6tgelbgtuoqj">
+            <w:hyperlink w:history="1" r:id="rIdk3nmuwhj3ibzg_qpv-1pu">
               <w:r>
                 <w:rPr>
                   <w:rFonts w:ascii="Arial" w:cs="Arial" w:eastAsia="Arial" w:hAnsi="Arial"/>
@@ -24814,7 +25398,7 @@
               <w:spacing w:after="10" w:before="0"/>
               <w:ind w:left="120"/>
             </w:pPr>
-            <w:hyperlink w:history="1" r:id="rIdnixht0tigx2gklcktjth7">
+            <w:hyperlink w:history="1" r:id="rIdda98_mi3cvaptaf774qhq">
               <w:r>
                 <w:rPr>
                   <w:rFonts w:ascii="Arial" w:cs="Arial" w:eastAsia="Arial" w:hAnsi="Arial"/>
@@ -24859,7 +25443,7 @@
             <w:pPr>
               <w:spacing w:after="20" w:before="0"/>
             </w:pPr>
-            <w:hyperlink w:history="1" r:id="rIdwkmthtsuznsthlwayvoju">
+            <w:hyperlink w:history="1" r:id="rIdnzmyawet4btmtbhydyrsk">
               <w:r>
                 <w:rPr>
                   <w:rFonts w:ascii="Arial" w:cs="Arial" w:eastAsia="Arial" w:hAnsi="Arial"/>
@@ -24892,7 +25476,7 @@
               <w:spacing w:after="10" w:before="0"/>
               <w:ind w:left="120"/>
             </w:pPr>
-            <w:hyperlink w:history="1" r:id="rId1f9goscolrpaco_ihrx9m">
+            <w:hyperlink w:history="1" r:id="rIdu6hzwalv03yq4lesrgksu">
               <w:r>
                 <w:rPr>
                   <w:rFonts w:ascii="Arial" w:cs="Arial" w:eastAsia="Arial" w:hAnsi="Arial"/>
@@ -25087,7 +25671,7 @@
             <w:pPr>
               <w:spacing w:after="20" w:before="0"/>
             </w:pPr>
-            <w:hyperlink w:history="1" r:id="rIdxh17amwk9rbos8q9min5l">
+            <w:hyperlink w:history="1" r:id="rIdovhbfxzo8g4ofm-jb8iyr">
               <w:r>
                 <w:rPr>
                   <w:rFonts w:ascii="Arial" w:cs="Arial" w:eastAsia="Arial" w:hAnsi="Arial"/>
@@ -25120,7 +25704,7 @@
               <w:spacing w:after="10" w:before="0"/>
               <w:ind w:left="120"/>
             </w:pPr>
-            <w:hyperlink w:history="1" r:id="rIdkqemnwpf9c47o8bkqlizc">
+            <w:hyperlink w:history="1" r:id="rIdkepog1f7vbe5-di4sl52r">
               <w:r>
                 <w:rPr>
                   <w:rFonts w:ascii="Arial" w:cs="Arial" w:eastAsia="Arial" w:hAnsi="Arial"/>
@@ -25165,7 +25749,7 @@
             <w:pPr>
               <w:spacing w:after="20" w:before="0"/>
             </w:pPr>
-            <w:hyperlink w:history="1" r:id="rIdc9b0g_ec1icfpxpb2w3l5">
+            <w:hyperlink w:history="1" r:id="rIdqsie5e7a0eyuaf0b4cixt">
               <w:r>
                 <w:rPr>
                   <w:rFonts w:ascii="Arial" w:cs="Arial" w:eastAsia="Arial" w:hAnsi="Arial"/>
@@ -25198,7 +25782,7 @@
               <w:spacing w:after="10" w:before="0"/>
               <w:ind w:left="120"/>
             </w:pPr>
-            <w:hyperlink w:history="1" r:id="rIdzeix0kejx2yuclwviz1xo">
+            <w:hyperlink w:history="1" r:id="rIdmwjcs3cda0uo0ghnkvuqd">
               <w:r>
                 <w:rPr>
                   <w:rFonts w:ascii="Arial" w:cs="Arial" w:eastAsia="Arial" w:hAnsi="Arial"/>
@@ -25393,7 +25977,7 @@
             <w:pPr>
               <w:spacing w:after="20" w:before="0"/>
             </w:pPr>
-            <w:hyperlink w:history="1" r:id="rIdczwcexy0iymy_dnb2cyd8">
+            <w:hyperlink w:history="1" r:id="rIduigtqvwvjwtv36po4ho3d">
               <w:r>
                 <w:rPr>
                   <w:rFonts w:ascii="Arial" w:cs="Arial" w:eastAsia="Arial" w:hAnsi="Arial"/>
@@ -25426,7 +26010,7 @@
               <w:spacing w:after="10" w:before="0"/>
               <w:ind w:left="120"/>
             </w:pPr>
-            <w:hyperlink w:history="1" r:id="rIdqogcnytvqzmyizchfuxa3">
+            <w:hyperlink w:history="1" r:id="rIdczbpi56kxb0jbl4hrdos3">
               <w:r>
                 <w:rPr>
                   <w:rFonts w:ascii="Arial" w:cs="Arial" w:eastAsia="Arial" w:hAnsi="Arial"/>
@@ -25471,7 +26055,7 @@
             <w:pPr>
               <w:spacing w:after="20" w:before="0"/>
             </w:pPr>
-            <w:hyperlink w:history="1" r:id="rIddk66uvgrz83ozjz3nwrsl">
+            <w:hyperlink w:history="1" r:id="rIdr0hzmh-a-lyflmmdzrr1b">
               <w:r>
                 <w:rPr>
                   <w:rFonts w:ascii="Arial" w:cs="Arial" w:eastAsia="Arial" w:hAnsi="Arial"/>
@@ -25504,7 +26088,7 @@
               <w:spacing w:after="10" w:before="0"/>
               <w:ind w:left="120"/>
             </w:pPr>
-            <w:hyperlink w:history="1" r:id="rIdvkud6uy2ktr__0_cy3lot">
+            <w:hyperlink w:history="1" r:id="rIdiy2cetntmt11-osoxpsnp">
               <w:r>
                 <w:rPr>
                   <w:rFonts w:ascii="Arial" w:cs="Arial" w:eastAsia="Arial" w:hAnsi="Arial"/>
@@ -25699,7 +26283,7 @@
             <w:pPr>
               <w:spacing w:after="20" w:before="0"/>
             </w:pPr>
-            <w:hyperlink w:history="1" r:id="rIdjdswqobburslelmj5toyg">
+            <w:hyperlink w:history="1" r:id="rIdm3iop2svh7qad9qx2jvoh">
               <w:r>
                 <w:rPr>
                   <w:rFonts w:ascii="Arial" w:cs="Arial" w:eastAsia="Arial" w:hAnsi="Arial"/>
@@ -25732,7 +26316,7 @@
               <w:spacing w:after="10" w:before="0"/>
               <w:ind w:left="120"/>
             </w:pPr>
-            <w:hyperlink w:history="1" r:id="rId_ycaeewtgjx25vmapkocv">
+            <w:hyperlink w:history="1" r:id="rIdouerz7jwkrl6ci9g-ajvx">
               <w:r>
                 <w:rPr>
                   <w:rFonts w:ascii="Arial" w:cs="Arial" w:eastAsia="Arial" w:hAnsi="Arial"/>
@@ -25777,7 +26361,7 @@
             <w:pPr>
               <w:spacing w:after="20" w:before="0"/>
             </w:pPr>
-            <w:hyperlink w:history="1" r:id="rIdc0oswmsekc7j-7tvtoewu">
+            <w:hyperlink w:history="1" r:id="rIdwhpikx2amch4t1hntk33y">
               <w:r>
                 <w:rPr>
                   <w:rFonts w:ascii="Arial" w:cs="Arial" w:eastAsia="Arial" w:hAnsi="Arial"/>
@@ -25810,7 +26394,7 @@
               <w:spacing w:after="10" w:before="0"/>
               <w:ind w:left="120"/>
             </w:pPr>
-            <w:hyperlink w:history="1" r:id="rIdx_0s4-2em9jrydhhrtk-f">
+            <w:hyperlink w:history="1" r:id="rIdiiuspfnk_doqccfdmuazu">
               <w:r>
                 <w:rPr>
                   <w:rFonts w:ascii="Arial" w:cs="Arial" w:eastAsia="Arial" w:hAnsi="Arial"/>
@@ -26382,6 +26966,65 @@
         </w:tc>
       </w:tr>
     </w:tbl>
+    <w:p>
+      <w:pPr>
+        <w:pBdr>
+          <w:top w:val="single" w:color="BBBBBB" w:sz="4" w:space="4"/>
+        </w:pBdr>
+        <w:spacing w:after="0" w:before="160"/>
+      </w:pPr>
+      <w:r>
+        <w:rPr>
+          <w:rFonts w:ascii="Arial" w:cs="Arial" w:eastAsia="Arial" w:hAnsi="Arial"/>
+          <w:color w:val="666666"/>
+          <w:sz w:val="14"/>
+          <w:szCs w:val="14"/>
+        </w:rPr>
+        <w:t xml:space="preserve">© 2026 SeaVuria and ARES. Aligned with KICD objectives. Developed by SeaVuria; technical implementation by ARES (with AI assistance from Claude). Licensed under </w:t>
+      </w:r>
+      <w:hyperlink w:history="1" r:id="rIdnwbl5l6mt_jrpnkdgt-wd">
+        <w:r>
+          <w:rPr>
+            <w:rFonts w:ascii="Arial" w:cs="Arial" w:eastAsia="Arial" w:hAnsi="Arial"/>
+            <w:color w:val="1F6B75"/>
+            <w:sz w:val="14"/>
+            <w:szCs w:val="14"/>
+            <w:u w:val="single" w:color="1F6B75"/>
+          </w:rPr>
+          <w:t xml:space="preserve">CC BY-NC 4.0</w:t>
+        </w:r>
+      </w:hyperlink>
+      <w:r>
+        <w:rPr>
+          <w:rFonts w:ascii="Arial" w:cs="Arial" w:eastAsia="Arial" w:hAnsi="Arial"/>
+          <w:color w:val="666666"/>
+          <w:sz w:val="14"/>
+          <w:szCs w:val="14"/>
+        </w:rPr>
+        <w:t xml:space="preserve"> (</w:t>
+      </w:r>
+      <w:hyperlink w:history="1" r:id="rIdwsgfcng3vdmpaxwy67b2j">
+        <w:r>
+          <w:rPr>
+            <w:rFonts w:ascii="Arial" w:cs="Arial" w:eastAsia="Arial" w:hAnsi="Arial"/>
+            <w:color w:val="1F6B75"/>
+            <w:sz w:val="14"/>
+            <w:szCs w:val="14"/>
+            <w:u w:val="single" w:color="1F6B75"/>
+          </w:rPr>
+          <w:t xml:space="preserve">https://creativecommons.org/licenses/by-nc/4.0/</w:t>
+        </w:r>
+      </w:hyperlink>
+      <w:r>
+        <w:rPr>
+          <w:rFonts w:ascii="Arial" w:cs="Arial" w:eastAsia="Arial" w:hAnsi="Arial"/>
+          <w:color w:val="666666"/>
+          <w:sz w:val="14"/>
+          <w:szCs w:val="14"/>
+        </w:rPr>
+        <w:t xml:space="preserve">).</w:t>
+      </w:r>
+    </w:p>
     <w:p>
       <w:r>
         <w:br w:type="page"/>

--- a/data/outputs/v2/Core_Mathematics/SS3.2_Probability_I/Core_Mathematics_Probability_I_CBE_LessonSequence.docx
+++ b/data/outputs/v2/Core_Mathematics/SS3.2_Probability_I/Core_Mathematics_Probability_I_CBE_LessonSequence.docx
@@ -38,6 +38,2314 @@
           <w:szCs w:val="22"/>
         </w:rPr>
         <w:t xml:space="preserve">CBE Phenomenon-Driven Lesson Sequence — Sub-Strand 3.2 (8 Lessons)</w:t>
+      </w:r>
+    </w:p>
+    <w:p>
+      <w:pPr>
+        <w:spacing w:after="120"/>
+      </w:pPr>
+      <w:r>
+        <w:t xml:space="preserve"/>
+      </w:r>
+    </w:p>
+    <w:tbl>
+      <w:tblPr>
+        <w:tblW w:type="dxa" w:w="13680"/>
+        <w:tblBorders>
+          <w:top w:val="single" w:color="AAAAAA" w:sz="4"/>
+          <w:left w:val="single" w:color="AAAAAA" w:sz="4"/>
+          <w:bottom w:val="single" w:color="AAAAAA" w:sz="4"/>
+          <w:right w:val="single" w:color="AAAAAA" w:sz="4"/>
+          <w:insideH w:val="single" w:color="auto" w:sz="4"/>
+          <w:insideV w:val="single" w:color="auto" w:sz="4"/>
+        </w:tblBorders>
+        <w:tblLayout w:type="fixed"/>
+      </w:tblPr>
+      <w:tblGrid>
+        <w:gridCol w:w="3000"/>
+        <w:gridCol w:w="10680"/>
+      </w:tblGrid>
+      <w:tr>
+        <w:tc>
+          <w:tcPr>
+            <w:tcW w:type="dxa" w:w="13680"/>
+            <w:gridSpan w:val="2"/>
+            <w:shd w:fill="1F3864" w:color="auto" w:val="clear"/>
+            <w:tcMar>
+              <w:top w:type="dxa" w:w="60"/>
+              <w:left w:type="dxa" w:w="120"/>
+              <w:bottom w:type="dxa" w:w="60"/>
+              <w:right w:type="dxa" w:w="120"/>
+            </w:tcMar>
+            <w:vAlign w:val="top"/>
+          </w:tcPr>
+          <w:p>
+            <w:pPr>
+              <w:spacing w:after="40" w:before="0"/>
+              <w:jc w:val="center"/>
+            </w:pPr>
+            <w:r>
+              <w:rPr>
+                <w:rFonts w:ascii="Arial" w:cs="Arial" w:eastAsia="Arial" w:hAnsi="Arial"/>
+                <w:b/>
+                <w:bCs/>
+                <w:i w:val="false"/>
+                <w:iCs w:val="false"/>
+                <w:color w:val="FFFFFF"/>
+                <w:sz w:val="22"/>
+                <w:szCs w:val="22"/>
+              </w:rPr>
+              <w:t xml:space="preserve">SUB-STRAND OVERVIEW</w:t>
+            </w:r>
+          </w:p>
+        </w:tc>
+      </w:tr>
+      <w:tr>
+        <w:tc>
+          <w:tcPr>
+            <w:tcW w:type="dxa" w:w="3000"/>
+            <w:shd w:fill="D5E8F0" w:color="auto" w:val="clear"/>
+            <w:tcMar>
+              <w:top w:type="dxa" w:w="60"/>
+              <w:left w:type="dxa" w:w="120"/>
+              <w:bottom w:type="dxa" w:w="60"/>
+              <w:right w:type="dxa" w:w="120"/>
+            </w:tcMar>
+            <w:vAlign w:val="top"/>
+          </w:tcPr>
+          <w:p>
+            <w:pPr>
+              <w:spacing w:after="40" w:before="0"/>
+              <w:jc w:val="left"/>
+            </w:pPr>
+            <w:r>
+              <w:rPr>
+                <w:rFonts w:ascii="Arial" w:cs="Arial" w:eastAsia="Arial" w:hAnsi="Arial"/>
+                <w:b/>
+                <w:bCs/>
+                <w:i w:val="false"/>
+                <w:iCs w:val="false"/>
+                <w:color w:val="000000"/>
+                <w:sz w:val="18"/>
+                <w:szCs w:val="18"/>
+              </w:rPr>
+              <w:t xml:space="preserve">Grade Level</w:t>
+            </w:r>
+          </w:p>
+        </w:tc>
+        <w:tc>
+          <w:tcPr>
+            <w:tcW w:type="dxa" w:w="10680"/>
+            <w:shd w:fill="FFFFFF" w:color="auto" w:val="clear"/>
+            <w:tcMar>
+              <w:top w:type="dxa" w:w="60"/>
+              <w:left w:type="dxa" w:w="120"/>
+              <w:bottom w:type="dxa" w:w="60"/>
+              <w:right w:type="dxa" w:w="120"/>
+            </w:tcMar>
+            <w:vAlign w:val="top"/>
+          </w:tcPr>
+          <w:p>
+            <w:pPr>
+              <w:spacing w:after="40" w:before="0"/>
+              <w:jc w:val="left"/>
+            </w:pPr>
+            <w:r>
+              <w:rPr>
+                <w:rFonts w:ascii="Arial" w:cs="Arial" w:eastAsia="Arial" w:hAnsi="Arial"/>
+                <w:b w:val="false"/>
+                <w:bCs w:val="false"/>
+                <w:i w:val="false"/>
+                <w:iCs w:val="false"/>
+                <w:color w:val="000000"/>
+                <w:sz w:val="18"/>
+                <w:szCs w:val="18"/>
+              </w:rPr>
+              <w:t xml:space="preserve">10</w:t>
+            </w:r>
+          </w:p>
+        </w:tc>
+      </w:tr>
+      <w:tr>
+        <w:tc>
+          <w:tcPr>
+            <w:tcW w:type="dxa" w:w="3000"/>
+            <w:shd w:fill="D5E8F0" w:color="auto" w:val="clear"/>
+            <w:tcMar>
+              <w:top w:type="dxa" w:w="60"/>
+              <w:left w:type="dxa" w:w="120"/>
+              <w:bottom w:type="dxa" w:w="60"/>
+              <w:right w:type="dxa" w:w="120"/>
+            </w:tcMar>
+            <w:vAlign w:val="top"/>
+          </w:tcPr>
+          <w:p>
+            <w:pPr>
+              <w:spacing w:after="40" w:before="0"/>
+              <w:jc w:val="left"/>
+            </w:pPr>
+            <w:r>
+              <w:rPr>
+                <w:rFonts w:ascii="Arial" w:cs="Arial" w:eastAsia="Arial" w:hAnsi="Arial"/>
+                <w:b/>
+                <w:bCs/>
+                <w:i w:val="false"/>
+                <w:iCs w:val="false"/>
+                <w:color w:val="000000"/>
+                <w:sz w:val="18"/>
+                <w:szCs w:val="18"/>
+              </w:rPr>
+              <w:t xml:space="preserve">Subject</w:t>
+            </w:r>
+          </w:p>
+        </w:tc>
+        <w:tc>
+          <w:tcPr>
+            <w:tcW w:type="dxa" w:w="10680"/>
+            <w:shd w:fill="FFFFFF" w:color="auto" w:val="clear"/>
+            <w:tcMar>
+              <w:top w:type="dxa" w:w="60"/>
+              <w:left w:type="dxa" w:w="120"/>
+              <w:bottom w:type="dxa" w:w="60"/>
+              <w:right w:type="dxa" w:w="120"/>
+            </w:tcMar>
+            <w:vAlign w:val="top"/>
+          </w:tcPr>
+          <w:p>
+            <w:pPr>
+              <w:spacing w:after="40" w:before="0"/>
+              <w:jc w:val="left"/>
+            </w:pPr>
+            <w:r>
+              <w:rPr>
+                <w:rFonts w:ascii="Arial" w:cs="Arial" w:eastAsia="Arial" w:hAnsi="Arial"/>
+                <w:b w:val="false"/>
+                <w:bCs w:val="false"/>
+                <w:i w:val="false"/>
+                <w:iCs w:val="false"/>
+                <w:color w:val="000000"/>
+                <w:sz w:val="18"/>
+                <w:szCs w:val="18"/>
+              </w:rPr>
+              <w:t xml:space="preserve">Core Mathematics</w:t>
+            </w:r>
+          </w:p>
+        </w:tc>
+      </w:tr>
+      <w:tr>
+        <w:tc>
+          <w:tcPr>
+            <w:tcW w:type="dxa" w:w="3000"/>
+            <w:shd w:fill="D5E8F0" w:color="auto" w:val="clear"/>
+            <w:tcMar>
+              <w:top w:type="dxa" w:w="60"/>
+              <w:left w:type="dxa" w:w="120"/>
+              <w:bottom w:type="dxa" w:w="60"/>
+              <w:right w:type="dxa" w:w="120"/>
+            </w:tcMar>
+            <w:vAlign w:val="top"/>
+          </w:tcPr>
+          <w:p>
+            <w:pPr>
+              <w:spacing w:after="40" w:before="0"/>
+              <w:jc w:val="left"/>
+            </w:pPr>
+            <w:r>
+              <w:rPr>
+                <w:rFonts w:ascii="Arial" w:cs="Arial" w:eastAsia="Arial" w:hAnsi="Arial"/>
+                <w:b/>
+                <w:bCs/>
+                <w:i w:val="false"/>
+                <w:iCs w:val="false"/>
+                <w:color w:val="000000"/>
+                <w:sz w:val="18"/>
+                <w:szCs w:val="18"/>
+              </w:rPr>
+              <w:t xml:space="preserve">Strand</w:t>
+            </w:r>
+          </w:p>
+        </w:tc>
+        <w:tc>
+          <w:tcPr>
+            <w:tcW w:type="dxa" w:w="10680"/>
+            <w:shd w:fill="FFFFFF" w:color="auto" w:val="clear"/>
+            <w:tcMar>
+              <w:top w:type="dxa" w:w="60"/>
+              <w:left w:type="dxa" w:w="120"/>
+              <w:bottom w:type="dxa" w:w="60"/>
+              <w:right w:type="dxa" w:w="120"/>
+            </w:tcMar>
+            <w:vAlign w:val="top"/>
+          </w:tcPr>
+          <w:p>
+            <w:pPr>
+              <w:spacing w:after="40" w:before="0"/>
+              <w:jc w:val="left"/>
+            </w:pPr>
+            <w:r>
+              <w:rPr>
+                <w:rFonts w:ascii="Arial" w:cs="Arial" w:eastAsia="Arial" w:hAnsi="Arial"/>
+                <w:b w:val="false"/>
+                <w:bCs w:val="false"/>
+                <w:i w:val="false"/>
+                <w:iCs w:val="false"/>
+                <w:color w:val="000000"/>
+                <w:sz w:val="18"/>
+                <w:szCs w:val="18"/>
+              </w:rPr>
+              <w:t xml:space="preserve">Strand 3.0: Statistics and Probability</w:t>
+            </w:r>
+          </w:p>
+        </w:tc>
+      </w:tr>
+      <w:tr>
+        <w:tc>
+          <w:tcPr>
+            <w:tcW w:type="dxa" w:w="3000"/>
+            <w:shd w:fill="D5E8F0" w:color="auto" w:val="clear"/>
+            <w:tcMar>
+              <w:top w:type="dxa" w:w="60"/>
+              <w:left w:type="dxa" w:w="120"/>
+              <w:bottom w:type="dxa" w:w="60"/>
+              <w:right w:type="dxa" w:w="120"/>
+            </w:tcMar>
+            <w:vAlign w:val="top"/>
+          </w:tcPr>
+          <w:p>
+            <w:pPr>
+              <w:spacing w:after="40" w:before="0"/>
+              <w:jc w:val="left"/>
+            </w:pPr>
+            <w:r>
+              <w:rPr>
+                <w:rFonts w:ascii="Arial" w:cs="Arial" w:eastAsia="Arial" w:hAnsi="Arial"/>
+                <w:b/>
+                <w:bCs/>
+                <w:i w:val="false"/>
+                <w:iCs w:val="false"/>
+                <w:color w:val="000000"/>
+                <w:sz w:val="18"/>
+                <w:szCs w:val="18"/>
+              </w:rPr>
+              <w:t xml:space="preserve">Sub-Strand</w:t>
+            </w:r>
+          </w:p>
+        </w:tc>
+        <w:tc>
+          <w:tcPr>
+            <w:tcW w:type="dxa" w:w="10680"/>
+            <w:shd w:fill="FFFFFF" w:color="auto" w:val="clear"/>
+            <w:tcMar>
+              <w:top w:type="dxa" w:w="60"/>
+              <w:left w:type="dxa" w:w="120"/>
+              <w:bottom w:type="dxa" w:w="60"/>
+              <w:right w:type="dxa" w:w="120"/>
+            </w:tcMar>
+            <w:vAlign w:val="top"/>
+          </w:tcPr>
+          <w:p>
+            <w:pPr>
+              <w:spacing w:after="40" w:before="0"/>
+              <w:jc w:val="left"/>
+            </w:pPr>
+            <w:r>
+              <w:rPr>
+                <w:rFonts w:ascii="Arial" w:cs="Arial" w:eastAsia="Arial" w:hAnsi="Arial"/>
+                <w:b w:val="false"/>
+                <w:bCs w:val="false"/>
+                <w:i w:val="false"/>
+                <w:iCs w:val="false"/>
+                <w:color w:val="000000"/>
+                <w:sz w:val="18"/>
+                <w:szCs w:val="18"/>
+              </w:rPr>
+              <w:t xml:space="preserve">Sub-Strand 3.2: Probability I</w:t>
+            </w:r>
+          </w:p>
+        </w:tc>
+      </w:tr>
+      <w:tr>
+        <w:tc>
+          <w:tcPr>
+            <w:tcW w:type="dxa" w:w="3000"/>
+            <w:shd w:fill="D5E8F0" w:color="auto" w:val="clear"/>
+            <w:tcMar>
+              <w:top w:type="dxa" w:w="60"/>
+              <w:left w:type="dxa" w:w="120"/>
+              <w:bottom w:type="dxa" w:w="60"/>
+              <w:right w:type="dxa" w:w="120"/>
+            </w:tcMar>
+            <w:vAlign w:val="top"/>
+          </w:tcPr>
+          <w:p>
+            <w:pPr>
+              <w:spacing w:after="40" w:before="0"/>
+              <w:jc w:val="left"/>
+            </w:pPr>
+            <w:r>
+              <w:rPr>
+                <w:rFonts w:ascii="Arial" w:cs="Arial" w:eastAsia="Arial" w:hAnsi="Arial"/>
+                <w:b/>
+                <w:bCs/>
+                <w:i w:val="false"/>
+                <w:iCs w:val="false"/>
+                <w:color w:val="000000"/>
+                <w:sz w:val="18"/>
+                <w:szCs w:val="18"/>
+              </w:rPr>
+              <w:t xml:space="preserve">Total Duration</w:t>
+            </w:r>
+          </w:p>
+        </w:tc>
+        <w:tc>
+          <w:tcPr>
+            <w:tcW w:type="dxa" w:w="10680"/>
+            <w:shd w:fill="FFFFFF" w:color="auto" w:val="clear"/>
+            <w:tcMar>
+              <w:top w:type="dxa" w:w="60"/>
+              <w:left w:type="dxa" w:w="120"/>
+              <w:bottom w:type="dxa" w:w="60"/>
+              <w:right w:type="dxa" w:w="120"/>
+            </w:tcMar>
+            <w:vAlign w:val="top"/>
+          </w:tcPr>
+          <w:p>
+            <w:pPr>
+              <w:spacing w:after="40" w:before="0"/>
+              <w:jc w:val="left"/>
+            </w:pPr>
+            <w:r>
+              <w:rPr>
+                <w:rFonts w:ascii="Arial" w:cs="Arial" w:eastAsia="Arial" w:hAnsi="Arial"/>
+                <w:b w:val="false"/>
+                <w:bCs w:val="false"/>
+                <w:i w:val="false"/>
+                <w:iCs w:val="false"/>
+                <w:color w:val="000000"/>
+                <w:sz w:val="18"/>
+                <w:szCs w:val="18"/>
+              </w:rPr>
+              <w:t xml:space="preserve">8 lessons × 40 minutes = 320 minutes total</w:t>
+            </w:r>
+          </w:p>
+        </w:tc>
+      </w:tr>
+      <w:tr>
+        <w:tc>
+          <w:tcPr>
+            <w:tcW w:type="dxa" w:w="3000"/>
+            <w:shd w:fill="D5E8F0" w:color="auto" w:val="clear"/>
+            <w:tcMar>
+              <w:top w:type="dxa" w:w="60"/>
+              <w:left w:type="dxa" w:w="120"/>
+              <w:bottom w:type="dxa" w:w="60"/>
+              <w:right w:type="dxa" w:w="120"/>
+            </w:tcMar>
+            <w:vAlign w:val="top"/>
+          </w:tcPr>
+          <w:p>
+            <w:pPr>
+              <w:spacing w:after="40" w:before="0"/>
+              <w:jc w:val="left"/>
+            </w:pPr>
+            <w:r>
+              <w:rPr>
+                <w:rFonts w:ascii="Arial" w:cs="Arial" w:eastAsia="Arial" w:hAnsi="Arial"/>
+                <w:b/>
+                <w:bCs/>
+                <w:i w:val="false"/>
+                <w:iCs w:val="false"/>
+                <w:color w:val="000000"/>
+                <w:sz w:val="18"/>
+                <w:szCs w:val="18"/>
+              </w:rPr>
+              <w:t xml:space="preserve">Sub-Strand Content</w:t>
+            </w:r>
+          </w:p>
+        </w:tc>
+        <w:tc>
+          <w:tcPr>
+            <w:tcW w:type="dxa" w:w="10680"/>
+            <w:shd w:fill="FFFFFF" w:color="auto" w:val="clear"/>
+            <w:tcMar>
+              <w:top w:type="dxa" w:w="60"/>
+              <w:left w:type="dxa" w:w="120"/>
+              <w:bottom w:type="dxa" w:w="60"/>
+              <w:right w:type="dxa" w:w="120"/>
+            </w:tcMar>
+            <w:vAlign w:val="top"/>
+          </w:tcPr>
+          <w:p>
+            <w:pPr>
+              <w:spacing w:after="30" w:before="0"/>
+              <w:ind w:left="360" w:hanging="180"/>
+              <w:jc w:val="left"/>
+            </w:pPr>
+            <w:r>
+              <w:rPr>
+                <w:rFonts w:ascii="Arial" w:cs="Arial" w:eastAsia="Arial" w:hAnsi="Arial"/>
+                <w:b w:val="false"/>
+                <w:bCs w:val="false"/>
+                <w:i w:val="false"/>
+                <w:iCs w:val="false"/>
+                <w:color w:val="000000"/>
+                <w:sz w:val="18"/>
+                <w:szCs w:val="18"/>
+              </w:rPr>
+              <w:t xml:space="preserve">–  Experimental probability — tossing coins (Kenyan shillings), throwing dice; recording outcomes and computing relative frequency</w:t>
+            </w:r>
+          </w:p>
+          <w:p>
+            <w:pPr>
+              <w:spacing w:after="30" w:before="0"/>
+              <w:ind w:left="360" w:hanging="180"/>
+              <w:jc w:val="left"/>
+            </w:pPr>
+            <w:r>
+              <w:rPr>
+                <w:rFonts w:ascii="Arial" w:cs="Arial" w:eastAsia="Arial" w:hAnsi="Arial"/>
+                <w:b w:val="false"/>
+                <w:bCs w:val="false"/>
+                <w:i w:val="false"/>
+                <w:iCs w:val="false"/>
+                <w:color w:val="000000"/>
+                <w:sz w:val="18"/>
+                <w:szCs w:val="18"/>
+              </w:rPr>
+              <w:t xml:space="preserve">–  Probability scale — identifying the range of probability from 0 (impossible) to 1 (certain) with real-life Kenyan examples</w:t>
+            </w:r>
+          </w:p>
+          <w:p>
+            <w:pPr>
+              <w:spacing w:after="30" w:before="0"/>
+              <w:ind w:left="360" w:hanging="180"/>
+              <w:jc w:val="left"/>
+            </w:pPr>
+            <w:r>
+              <w:rPr>
+                <w:rFonts w:ascii="Arial" w:cs="Arial" w:eastAsia="Arial" w:hAnsi="Arial"/>
+                <w:b w:val="false"/>
+                <w:bCs w:val="false"/>
+                <w:i w:val="false"/>
+                <w:iCs w:val="false"/>
+                <w:color w:val="000000"/>
+                <w:sz w:val="18"/>
+                <w:szCs w:val="18"/>
+              </w:rPr>
+              <w:t xml:space="preserve">–  Probability space (sample space) — listing all possible outcomes of events systematically using tables and tree diagrams</w:t>
+            </w:r>
+          </w:p>
+          <w:p>
+            <w:pPr>
+              <w:spacing w:after="30" w:before="0"/>
+              <w:ind w:left="360" w:hanging="180"/>
+              <w:jc w:val="left"/>
+            </w:pPr>
+            <w:r>
+              <w:rPr>
+                <w:rFonts w:ascii="Arial" w:cs="Arial" w:eastAsia="Arial" w:hAnsi="Arial"/>
+                <w:b w:val="false"/>
+                <w:bCs w:val="false"/>
+                <w:i w:val="false"/>
+                <w:iCs w:val="false"/>
+                <w:color w:val="000000"/>
+                <w:sz w:val="18"/>
+                <w:szCs w:val="18"/>
+              </w:rPr>
+              <w:t xml:space="preserve">–  Theoretical probability — calculating probability of a single event from the sample space</w:t>
+            </w:r>
+          </w:p>
+          <w:p>
+            <w:pPr>
+              <w:spacing w:after="30" w:before="0"/>
+              <w:ind w:left="360" w:hanging="180"/>
+              <w:jc w:val="left"/>
+            </w:pPr>
+            <w:r>
+              <w:rPr>
+                <w:rFonts w:ascii="Arial" w:cs="Arial" w:eastAsia="Arial" w:hAnsi="Arial"/>
+                <w:b w:val="false"/>
+                <w:bCs w:val="false"/>
+                <w:i w:val="false"/>
+                <w:iCs w:val="false"/>
+                <w:color w:val="000000"/>
+                <w:sz w:val="18"/>
+                <w:szCs w:val="18"/>
+              </w:rPr>
+              <w:t xml:space="preserve">–  Mutually exclusive events — identifying events that cannot occur simultaneously; applying the Addition Law P(A∪B) = P(A) + P(B)</w:t>
+            </w:r>
+          </w:p>
+          <w:p>
+            <w:pPr>
+              <w:spacing w:after="30" w:before="0"/>
+              <w:ind w:left="360" w:hanging="180"/>
+              <w:jc w:val="left"/>
+            </w:pPr>
+            <w:r>
+              <w:rPr>
+                <w:rFonts w:ascii="Arial" w:cs="Arial" w:eastAsia="Arial" w:hAnsi="Arial"/>
+                <w:b w:val="false"/>
+                <w:bCs w:val="false"/>
+                <w:i w:val="false"/>
+                <w:iCs w:val="false"/>
+                <w:color w:val="000000"/>
+                <w:sz w:val="18"/>
+                <w:szCs w:val="18"/>
+              </w:rPr>
+              <w:t xml:space="preserve">–  Independent events — identifying events where the outcome of one does not affect the other; applying the Multiplication Law P(A∩B) = P(A) × P(B)</w:t>
+            </w:r>
+          </w:p>
+          <w:p>
+            <w:pPr>
+              <w:spacing w:after="30" w:before="0"/>
+              <w:ind w:left="360" w:hanging="180"/>
+              <w:jc w:val="left"/>
+            </w:pPr>
+            <w:r>
+              <w:rPr>
+                <w:rFonts w:ascii="Arial" w:cs="Arial" w:eastAsia="Arial" w:hAnsi="Arial"/>
+                <w:b w:val="false"/>
+                <w:bCs w:val="false"/>
+                <w:i w:val="false"/>
+                <w:iCs w:val="false"/>
+                <w:color w:val="000000"/>
+                <w:sz w:val="18"/>
+                <w:szCs w:val="18"/>
+              </w:rPr>
+              <w:t xml:space="preserve">–  Laws of probability — addition law for mutually exclusive events and multiplication law for independent events</w:t>
+            </w:r>
+          </w:p>
+          <w:p>
+            <w:pPr>
+              <w:spacing w:after="30" w:before="0"/>
+              <w:ind w:left="360" w:hanging="180"/>
+              <w:jc w:val="left"/>
+            </w:pPr>
+            <w:r>
+              <w:rPr>
+                <w:rFonts w:ascii="Arial" w:cs="Arial" w:eastAsia="Arial" w:hAnsi="Arial"/>
+                <w:b w:val="false"/>
+                <w:bCs w:val="false"/>
+                <w:i w:val="false"/>
+                <w:iCs w:val="false"/>
+                <w:color w:val="000000"/>
+                <w:sz w:val="18"/>
+                <w:szCs w:val="18"/>
+              </w:rPr>
+              <w:t xml:space="preserve">–  Probability tree diagrams — constructing and using tree diagrams to determine probabilities of two sequential independent and mutually exclusive events</w:t>
+            </w:r>
+          </w:p>
+          <w:p>
+            <w:pPr>
+              <w:spacing w:after="30" w:before="0"/>
+              <w:ind w:left="360" w:hanging="180"/>
+              <w:jc w:val="left"/>
+            </w:pPr>
+            <w:r>
+              <w:rPr>
+                <w:rFonts w:ascii="Arial" w:cs="Arial" w:eastAsia="Arial" w:hAnsi="Arial"/>
+                <w:b w:val="false"/>
+                <w:bCs w:val="false"/>
+                <w:i w:val="false"/>
+                <w:iCs w:val="false"/>
+                <w:color w:val="000000"/>
+                <w:sz w:val="18"/>
+                <w:szCs w:val="18"/>
+              </w:rPr>
+              <w:t xml:space="preserve">–  Application of probability — applying probability concepts to real-life Kenyan situations (road safety, games, weather, market outcomes)</w:t>
+            </w:r>
+          </w:p>
+        </w:tc>
+      </w:tr>
+      <w:tr>
+        <w:tc>
+          <w:tcPr>
+            <w:tcW w:type="dxa" w:w="3000"/>
+            <w:shd w:fill="D5E8F0" w:color="auto" w:val="clear"/>
+            <w:tcMar>
+              <w:top w:type="dxa" w:w="60"/>
+              <w:left w:type="dxa" w:w="120"/>
+              <w:bottom w:type="dxa" w:w="60"/>
+              <w:right w:type="dxa" w:w="120"/>
+            </w:tcMar>
+            <w:vAlign w:val="top"/>
+          </w:tcPr>
+          <w:p>
+            <w:pPr>
+              <w:spacing w:after="40" w:before="0"/>
+              <w:jc w:val="left"/>
+            </w:pPr>
+            <w:r>
+              <w:rPr>
+                <w:rFonts w:ascii="Arial" w:cs="Arial" w:eastAsia="Arial" w:hAnsi="Arial"/>
+                <w:b/>
+                <w:bCs/>
+                <w:i w:val="false"/>
+                <w:iCs w:val="false"/>
+                <w:color w:val="000000"/>
+                <w:sz w:val="18"/>
+                <w:szCs w:val="18"/>
+              </w:rPr>
+              <w:t xml:space="preserve">Learning Outcomes</w:t>
+            </w:r>
+          </w:p>
+        </w:tc>
+        <w:tc>
+          <w:tcPr>
+            <w:tcW w:type="dxa" w:w="10680"/>
+            <w:shd w:fill="FFFFFF" w:color="auto" w:val="clear"/>
+            <w:tcMar>
+              <w:top w:type="dxa" w:w="60"/>
+              <w:left w:type="dxa" w:w="120"/>
+              <w:bottom w:type="dxa" w:w="60"/>
+              <w:right w:type="dxa" w:w="120"/>
+            </w:tcMar>
+            <w:vAlign w:val="top"/>
+          </w:tcPr>
+          <w:p>
+            <w:pPr>
+              <w:spacing w:after="40" w:before="0"/>
+              <w:jc w:val="left"/>
+            </w:pPr>
+            <w:r>
+              <w:rPr>
+                <w:rFonts w:ascii="Arial" w:cs="Arial" w:eastAsia="Arial" w:hAnsi="Arial"/>
+                <w:b w:val="false"/>
+                <w:bCs w:val="false"/>
+                <w:i w:val="false"/>
+                <w:iCs w:val="false"/>
+                <w:color w:val="000000"/>
+                <w:sz w:val="18"/>
+                <w:szCs w:val="18"/>
+              </w:rPr>
+              <w:t xml:space="preserve">By the end of the sub-strand, the learner should be able to:</w:t>
+            </w:r>
+          </w:p>
+          <w:p>
+            <w:pPr>
+              <w:spacing w:after="40" w:before="0"/>
+              <w:jc w:val="left"/>
+            </w:pPr>
+            <w:r>
+              <w:rPr>
+                <w:rFonts w:ascii="Arial" w:cs="Arial" w:eastAsia="Arial" w:hAnsi="Arial"/>
+                <w:b w:val="false"/>
+                <w:bCs w:val="false"/>
+                <w:i w:val="false"/>
+                <w:iCs w:val="false"/>
+                <w:color w:val="000000"/>
+                <w:sz w:val="18"/>
+                <w:szCs w:val="18"/>
+              </w:rPr>
+              <w:t xml:space="preserve">a) perform experiments involving probabilities in different situations,</w:t>
+            </w:r>
+          </w:p>
+          <w:p>
+            <w:pPr>
+              <w:spacing w:after="40" w:before="0"/>
+              <w:jc w:val="left"/>
+            </w:pPr>
+            <w:r>
+              <w:rPr>
+                <w:rFonts w:ascii="Arial" w:cs="Arial" w:eastAsia="Arial" w:hAnsi="Arial"/>
+                <w:b w:val="false"/>
+                <w:bCs w:val="false"/>
+                <w:i w:val="false"/>
+                <w:iCs w:val="false"/>
+                <w:color w:val="000000"/>
+                <w:sz w:val="18"/>
+                <w:szCs w:val="18"/>
+              </w:rPr>
+              <w:t xml:space="preserve">b) identify the range of probability in different situations,</w:t>
+            </w:r>
+          </w:p>
+          <w:p>
+            <w:pPr>
+              <w:spacing w:after="40" w:before="0"/>
+              <w:jc w:val="left"/>
+            </w:pPr>
+            <w:r>
+              <w:rPr>
+                <w:rFonts w:ascii="Arial" w:cs="Arial" w:eastAsia="Arial" w:hAnsi="Arial"/>
+                <w:b w:val="false"/>
+                <w:bCs w:val="false"/>
+                <w:i w:val="false"/>
+                <w:iCs w:val="false"/>
+                <w:color w:val="000000"/>
+                <w:sz w:val="18"/>
+                <w:szCs w:val="18"/>
+              </w:rPr>
+              <w:t xml:space="preserve">c) generate probability space of different events,</w:t>
+            </w:r>
+          </w:p>
+          <w:p>
+            <w:pPr>
+              <w:spacing w:after="40" w:before="0"/>
+              <w:jc w:val="left"/>
+            </w:pPr>
+            <w:r>
+              <w:rPr>
+                <w:rFonts w:ascii="Arial" w:cs="Arial" w:eastAsia="Arial" w:hAnsi="Arial"/>
+                <w:b w:val="false"/>
+                <w:bCs w:val="false"/>
+                <w:i w:val="false"/>
+                <w:iCs w:val="false"/>
+                <w:color w:val="000000"/>
+                <w:sz w:val="18"/>
+                <w:szCs w:val="18"/>
+              </w:rPr>
+              <w:t xml:space="preserve">d) determine the probability of mutually exclusive and independent events,</w:t>
+            </w:r>
+          </w:p>
+          <w:p>
+            <w:pPr>
+              <w:spacing w:after="40" w:before="0"/>
+              <w:jc w:val="left"/>
+            </w:pPr>
+            <w:r>
+              <w:rPr>
+                <w:rFonts w:ascii="Arial" w:cs="Arial" w:eastAsia="Arial" w:hAnsi="Arial"/>
+                <w:b w:val="false"/>
+                <w:bCs w:val="false"/>
+                <w:i w:val="false"/>
+                <w:iCs w:val="false"/>
+                <w:color w:val="000000"/>
+                <w:sz w:val="18"/>
+                <w:szCs w:val="18"/>
+              </w:rPr>
+              <w:t xml:space="preserve">e) apply the laws of probability in different situations,</w:t>
+            </w:r>
+          </w:p>
+          <w:p>
+            <w:pPr>
+              <w:spacing w:after="40" w:before="0"/>
+              <w:jc w:val="left"/>
+            </w:pPr>
+            <w:r>
+              <w:rPr>
+                <w:rFonts w:ascii="Arial" w:cs="Arial" w:eastAsia="Arial" w:hAnsi="Arial"/>
+                <w:b w:val="false"/>
+                <w:bCs w:val="false"/>
+                <w:i w:val="false"/>
+                <w:iCs w:val="false"/>
+                <w:color w:val="000000"/>
+                <w:sz w:val="18"/>
+                <w:szCs w:val="18"/>
+              </w:rPr>
+              <w:t xml:space="preserve">f) determine the probability of independent events using tree diagrams,</w:t>
+            </w:r>
+          </w:p>
+          <w:p>
+            <w:pPr>
+              <w:spacing w:after="40" w:before="0"/>
+              <w:jc w:val="left"/>
+            </w:pPr>
+            <w:r>
+              <w:rPr>
+                <w:rFonts w:ascii="Arial" w:cs="Arial" w:eastAsia="Arial" w:hAnsi="Arial"/>
+                <w:b w:val="false"/>
+                <w:bCs w:val="false"/>
+                <w:i w:val="false"/>
+                <w:iCs w:val="false"/>
+                <w:color w:val="000000"/>
+                <w:sz w:val="18"/>
+                <w:szCs w:val="18"/>
+              </w:rPr>
+              <w:t xml:space="preserve">g) appreciate the application of probability in real-life situations.</w:t>
+            </w:r>
+          </w:p>
+        </w:tc>
+      </w:tr>
+      <w:tr>
+        <w:tc>
+          <w:tcPr>
+            <w:tcW w:type="dxa" w:w="3000"/>
+            <w:shd w:fill="D5E8F0" w:color="auto" w:val="clear"/>
+            <w:tcMar>
+              <w:top w:type="dxa" w:w="60"/>
+              <w:left w:type="dxa" w:w="120"/>
+              <w:bottom w:type="dxa" w:w="60"/>
+              <w:right w:type="dxa" w:w="120"/>
+            </w:tcMar>
+            <w:vAlign w:val="top"/>
+          </w:tcPr>
+          <w:p>
+            <w:pPr>
+              <w:spacing w:after="40" w:before="0"/>
+              <w:jc w:val="left"/>
+            </w:pPr>
+            <w:r>
+              <w:rPr>
+                <w:rFonts w:ascii="Arial" w:cs="Arial" w:eastAsia="Arial" w:hAnsi="Arial"/>
+                <w:b/>
+                <w:bCs/>
+                <w:i w:val="false"/>
+                <w:iCs w:val="false"/>
+                <w:color w:val="000000"/>
+                <w:sz w:val="18"/>
+                <w:szCs w:val="18"/>
+              </w:rPr>
+              <w:t xml:space="preserve">Core Competencies</w:t>
+            </w:r>
+          </w:p>
+        </w:tc>
+        <w:tc>
+          <w:tcPr>
+            <w:tcW w:type="dxa" w:w="10680"/>
+            <w:shd w:fill="FFFFFF" w:color="auto" w:val="clear"/>
+            <w:tcMar>
+              <w:top w:type="dxa" w:w="60"/>
+              <w:left w:type="dxa" w:w="120"/>
+              <w:bottom w:type="dxa" w:w="60"/>
+              <w:right w:type="dxa" w:w="120"/>
+            </w:tcMar>
+            <w:vAlign w:val="top"/>
+          </w:tcPr>
+          <w:p>
+            <w:pPr>
+              <w:spacing w:after="30" w:before="0"/>
+              <w:ind w:left="360" w:hanging="180"/>
+              <w:jc w:val="left"/>
+            </w:pPr>
+            <w:r>
+              <w:rPr>
+                <w:rFonts w:ascii="Arial" w:cs="Arial" w:eastAsia="Arial" w:hAnsi="Arial"/>
+                <w:b w:val="false"/>
+                <w:bCs w:val="false"/>
+                <w:i w:val="false"/>
+                <w:iCs w:val="false"/>
+                <w:color w:val="000000"/>
+                <w:sz w:val="18"/>
+                <w:szCs w:val="18"/>
+              </w:rPr>
+              <w:t xml:space="preserve">–  Communication and Collaboration: the learner carries out experiments such as tossing Kenyan coins or throwing dice, records results with peers, discusses findings, and shares conclusions about experimental probability with the class.</w:t>
+            </w:r>
+          </w:p>
+          <w:p>
+            <w:pPr>
+              <w:spacing w:after="30" w:before="0"/>
+              <w:ind w:left="360" w:hanging="180"/>
+              <w:jc w:val="left"/>
+            </w:pPr>
+            <w:r>
+              <w:rPr>
+                <w:rFonts w:ascii="Arial" w:cs="Arial" w:eastAsia="Arial" w:hAnsi="Arial"/>
+                <w:b w:val="false"/>
+                <w:bCs w:val="false"/>
+                <w:i w:val="false"/>
+                <w:iCs w:val="false"/>
+                <w:color w:val="000000"/>
+                <w:sz w:val="18"/>
+                <w:szCs w:val="18"/>
+              </w:rPr>
+              <w:t xml:space="preserve">–  Citizenship: the learner acknowledges Kenyan currency (10-shilling and 5-shilling coins) as they carry out tossing experiments, connecting mathematics to national identity and civic awareness.</w:t>
+            </w:r>
+          </w:p>
+          <w:p>
+            <w:pPr>
+              <w:spacing w:after="30" w:before="0"/>
+              <w:ind w:left="360" w:hanging="180"/>
+              <w:jc w:val="left"/>
+            </w:pPr>
+            <w:r>
+              <w:rPr>
+                <w:rFonts w:ascii="Arial" w:cs="Arial" w:eastAsia="Arial" w:hAnsi="Arial"/>
+                <w:b w:val="false"/>
+                <w:bCs w:val="false"/>
+                <w:i w:val="false"/>
+                <w:iCs w:val="false"/>
+                <w:color w:val="000000"/>
+                <w:sz w:val="18"/>
+                <w:szCs w:val="18"/>
+              </w:rPr>
+              <w:t xml:space="preserve">–  Self-Efficacy: the learner appreciates his/her ability to design and play probability-based games, building confidence in applying mathematical reasoning to everyday Kenyan contexts such as predicting matatu arrival times or market outcomes at Wakulima Market.</w:t>
+            </w:r>
+          </w:p>
+        </w:tc>
+      </w:tr>
+      <w:tr>
+        <w:tc>
+          <w:tcPr>
+            <w:tcW w:type="dxa" w:w="3000"/>
+            <w:shd w:fill="E2EFDA" w:color="auto" w:val="clear"/>
+            <w:tcMar>
+              <w:top w:type="dxa" w:w="60"/>
+              <w:left w:type="dxa" w:w="120"/>
+              <w:bottom w:type="dxa" w:w="60"/>
+              <w:right w:type="dxa" w:w="120"/>
+            </w:tcMar>
+            <w:vAlign w:val="top"/>
+          </w:tcPr>
+          <w:p>
+            <w:pPr>
+              <w:spacing w:after="40" w:before="0"/>
+              <w:jc w:val="left"/>
+            </w:pPr>
+            <w:r>
+              <w:rPr>
+                <w:rFonts w:ascii="Arial" w:cs="Arial" w:eastAsia="Arial" w:hAnsi="Arial"/>
+                <w:b/>
+                <w:bCs/>
+                <w:i w:val="false"/>
+                <w:iCs w:val="false"/>
+                <w:color w:val="000000"/>
+                <w:sz w:val="18"/>
+                <w:szCs w:val="18"/>
+              </w:rPr>
+              <w:t xml:space="preserve">Core Values</w:t>
+            </w:r>
+          </w:p>
+        </w:tc>
+        <w:tc>
+          <w:tcPr>
+            <w:tcW w:type="dxa" w:w="10680"/>
+            <w:shd w:fill="FFFFFF" w:color="auto" w:val="clear"/>
+            <w:tcMar>
+              <w:top w:type="dxa" w:w="60"/>
+              <w:left w:type="dxa" w:w="120"/>
+              <w:bottom w:type="dxa" w:w="60"/>
+              <w:right w:type="dxa" w:w="120"/>
+            </w:tcMar>
+            <w:vAlign w:val="top"/>
+          </w:tcPr>
+          <w:p>
+            <w:pPr>
+              <w:spacing w:after="30" w:before="0"/>
+              <w:ind w:left="360" w:hanging="180"/>
+              <w:jc w:val="left"/>
+            </w:pPr>
+            <w:r>
+              <w:rPr>
+                <w:rFonts w:ascii="Arial" w:cs="Arial" w:eastAsia="Arial" w:hAnsi="Arial"/>
+                <w:b w:val="false"/>
+                <w:bCs w:val="false"/>
+                <w:i w:val="false"/>
+                <w:iCs w:val="false"/>
+                <w:color w:val="000000"/>
+                <w:sz w:val="18"/>
+                <w:szCs w:val="18"/>
+              </w:rPr>
+              <w:t xml:space="preserve">–  Responsibility: the learner carefully tosses coins or throws dice to illustrate experimental probability, ensuring accurate recording of outcomes and honest reporting of results.</w:t>
+            </w:r>
+          </w:p>
+          <w:p>
+            <w:pPr>
+              <w:spacing w:after="30" w:before="0"/>
+              <w:ind w:left="360" w:hanging="180"/>
+              <w:jc w:val="left"/>
+            </w:pPr>
+            <w:r>
+              <w:rPr>
+                <w:rFonts w:ascii="Arial" w:cs="Arial" w:eastAsia="Arial" w:hAnsi="Arial"/>
+                <w:b w:val="false"/>
+                <w:bCs w:val="false"/>
+                <w:i w:val="false"/>
+                <w:iCs w:val="false"/>
+                <w:color w:val="000000"/>
+                <w:sz w:val="18"/>
+                <w:szCs w:val="18"/>
+              </w:rPr>
+              <w:t xml:space="preserve">–  Social Justice: the learner plays probability games where they accept that there is winning or losing and acknowledges honest outcomes, recognising that fairness in games mirrors fairness in society.</w:t>
+            </w:r>
+          </w:p>
+          <w:p>
+            <w:pPr>
+              <w:spacing w:after="30" w:before="0"/>
+              <w:ind w:left="360" w:hanging="180"/>
+              <w:jc w:val="left"/>
+            </w:pPr>
+            <w:r>
+              <w:rPr>
+                <w:rFonts w:ascii="Arial" w:cs="Arial" w:eastAsia="Arial" w:hAnsi="Arial"/>
+                <w:b w:val="false"/>
+                <w:bCs w:val="false"/>
+                <w:i w:val="false"/>
+                <w:iCs w:val="false"/>
+                <w:color w:val="000000"/>
+                <w:sz w:val="18"/>
+                <w:szCs w:val="18"/>
+              </w:rPr>
+              <w:t xml:space="preserve">–  Integrity: the learner records experimental outcomes accurately without manipulation, understanding that valid conclusions depend on truthful data collection.</w:t>
+            </w:r>
+          </w:p>
+        </w:tc>
+      </w:tr>
+      <w:tr>
+        <w:tc>
+          <w:tcPr>
+            <w:tcW w:type="dxa" w:w="3000"/>
+            <w:shd w:fill="D5E8F0" w:color="auto" w:val="clear"/>
+            <w:tcMar>
+              <w:top w:type="dxa" w:w="60"/>
+              <w:left w:type="dxa" w:w="120"/>
+              <w:bottom w:type="dxa" w:w="60"/>
+              <w:right w:type="dxa" w:w="120"/>
+            </w:tcMar>
+            <w:vAlign w:val="top"/>
+          </w:tcPr>
+          <w:p>
+            <w:pPr>
+              <w:spacing w:after="40" w:before="0"/>
+              <w:jc w:val="left"/>
+            </w:pPr>
+            <w:r>
+              <w:rPr>
+                <w:rFonts w:ascii="Arial" w:cs="Arial" w:eastAsia="Arial" w:hAnsi="Arial"/>
+                <w:b/>
+                <w:bCs/>
+                <w:i w:val="false"/>
+                <w:iCs w:val="false"/>
+                <w:color w:val="000000"/>
+                <w:sz w:val="18"/>
+                <w:szCs w:val="18"/>
+              </w:rPr>
+              <w:t xml:space="preserve">Science &amp; Engineering Practices</w:t>
+            </w:r>
+          </w:p>
+        </w:tc>
+        <w:tc>
+          <w:tcPr>
+            <w:tcW w:type="dxa" w:w="10680"/>
+            <w:shd w:fill="FFFFFF" w:color="auto" w:val="clear"/>
+            <w:tcMar>
+              <w:top w:type="dxa" w:w="60"/>
+              <w:left w:type="dxa" w:w="120"/>
+              <w:bottom w:type="dxa" w:w="60"/>
+              <w:right w:type="dxa" w:w="120"/>
+            </w:tcMar>
+            <w:vAlign w:val="top"/>
+          </w:tcPr>
+          <w:p>
+            <w:pPr>
+              <w:spacing w:after="30" w:before="0"/>
+              <w:ind w:left="360" w:hanging="180"/>
+              <w:jc w:val="left"/>
+            </w:pPr>
+            <w:r>
+              <w:rPr>
+                <w:rFonts w:ascii="Arial" w:cs="Arial" w:eastAsia="Arial" w:hAnsi="Arial"/>
+                <w:b w:val="false"/>
+                <w:bCs w:val="false"/>
+                <w:i w:val="false"/>
+                <w:iCs w:val="false"/>
+                <w:color w:val="000000"/>
+                <w:sz w:val="18"/>
+                <w:szCs w:val="18"/>
+              </w:rPr>
+              <w:t xml:space="preserve">–  Asking Questions and Defining Problems: learners formulate questions about why experimental probability (e.g., from 50 coin tosses) differs from theoretical probability of 0.5, driving inquiry into the Law of Large Numbers in a Kenyan context.</w:t>
+            </w:r>
+          </w:p>
+          <w:p>
+            <w:pPr>
+              <w:spacing w:after="30" w:before="0"/>
+              <w:ind w:left="360" w:hanging="180"/>
+              <w:jc w:val="left"/>
+            </w:pPr>
+            <w:r>
+              <w:rPr>
+                <w:rFonts w:ascii="Arial" w:cs="Arial" w:eastAsia="Arial" w:hAnsi="Arial"/>
+                <w:b w:val="false"/>
+                <w:bCs w:val="false"/>
+                <w:i w:val="false"/>
+                <w:iCs w:val="false"/>
+                <w:color w:val="000000"/>
+                <w:sz w:val="18"/>
+                <w:szCs w:val="18"/>
+              </w:rPr>
+              <w:t xml:space="preserve">–  Planning and Carrying Out Investigations: learners design and conduct structured probability experiments — tossing Kenyan shillings, rolling dice, drawing cards — specifying number of trials, recording tables, and identifying variables.</w:t>
+            </w:r>
+          </w:p>
+          <w:p>
+            <w:pPr>
+              <w:spacing w:after="30" w:before="0"/>
+              <w:ind w:left="360" w:hanging="180"/>
+              <w:jc w:val="left"/>
+            </w:pPr>
+            <w:r>
+              <w:rPr>
+                <w:rFonts w:ascii="Arial" w:cs="Arial" w:eastAsia="Arial" w:hAnsi="Arial"/>
+                <w:b w:val="false"/>
+                <w:bCs w:val="false"/>
+                <w:i w:val="false"/>
+                <w:iCs w:val="false"/>
+                <w:color w:val="000000"/>
+                <w:sz w:val="18"/>
+                <w:szCs w:val="18"/>
+              </w:rPr>
+              <w:t xml:space="preserve">–  Analysing and Interpreting Data: learners tally frequency tables, compute relative frequencies across increasing trial counts, construct sample space tables, and read probability tree diagrams to draw evidence-based conclusions.</w:t>
+            </w:r>
+          </w:p>
+          <w:p>
+            <w:pPr>
+              <w:spacing w:after="30" w:before="0"/>
+              <w:ind w:left="360" w:hanging="180"/>
+              <w:jc w:val="left"/>
+            </w:pPr>
+            <w:r>
+              <w:rPr>
+                <w:rFonts w:ascii="Arial" w:cs="Arial" w:eastAsia="Arial" w:hAnsi="Arial"/>
+                <w:b w:val="false"/>
+                <w:bCs w:val="false"/>
+                <w:i w:val="false"/>
+                <w:iCs w:val="false"/>
+                <w:color w:val="000000"/>
+                <w:sz w:val="18"/>
+                <w:szCs w:val="18"/>
+              </w:rPr>
+              <w:t xml:space="preserve">–  Using Mathematics and Computational Thinking: learners apply the addition law (mutually exclusive events) and multiplication law (independent events), compute probabilities as fractions, decimals, and percentages, and verify results against experimental data.</w:t>
+            </w:r>
+          </w:p>
+          <w:p>
+            <w:pPr>
+              <w:spacing w:after="30" w:before="0"/>
+              <w:ind w:left="360" w:hanging="180"/>
+              <w:jc w:val="left"/>
+            </w:pPr>
+            <w:r>
+              <w:rPr>
+                <w:rFonts w:ascii="Arial" w:cs="Arial" w:eastAsia="Arial" w:hAnsi="Arial"/>
+                <w:b w:val="false"/>
+                <w:bCs w:val="false"/>
+                <w:i w:val="false"/>
+                <w:iCs w:val="false"/>
+                <w:color w:val="000000"/>
+                <w:sz w:val="18"/>
+                <w:szCs w:val="18"/>
+              </w:rPr>
+              <w:t xml:space="preserve">–  Obtaining, Evaluating, and Communicating Information: learners present probability findings — including road-safety pedestrian-crossing scenarios and game designs — to peers and evaluate the reasonableness of each other's probability claims.</w:t>
+            </w:r>
+          </w:p>
+        </w:tc>
+      </w:tr>
+      <w:tr>
+        <w:tc>
+          <w:tcPr>
+            <w:tcW w:type="dxa" w:w="3000"/>
+            <w:shd w:fill="FCE4D6" w:color="auto" w:val="clear"/>
+            <w:tcMar>
+              <w:top w:type="dxa" w:w="60"/>
+              <w:left w:type="dxa" w:w="120"/>
+              <w:bottom w:type="dxa" w:w="60"/>
+              <w:right w:type="dxa" w:w="120"/>
+            </w:tcMar>
+            <w:vAlign w:val="top"/>
+          </w:tcPr>
+          <w:p>
+            <w:pPr>
+              <w:spacing w:after="40" w:before="0"/>
+              <w:jc w:val="left"/>
+            </w:pPr>
+            <w:r>
+              <w:rPr>
+                <w:rFonts w:ascii="Arial" w:cs="Arial" w:eastAsia="Arial" w:hAnsi="Arial"/>
+                <w:b/>
+                <w:bCs/>
+                <w:i w:val="false"/>
+                <w:iCs w:val="false"/>
+                <w:color w:val="000000"/>
+                <w:sz w:val="18"/>
+                <w:szCs w:val="18"/>
+              </w:rPr>
+              <w:t xml:space="preserve">Pertinent &amp; Contemporary Issues (PCIs)</w:t>
+            </w:r>
+          </w:p>
+        </w:tc>
+        <w:tc>
+          <w:tcPr>
+            <w:tcW w:type="dxa" w:w="10680"/>
+            <w:shd w:fill="FFFFFF" w:color="auto" w:val="clear"/>
+            <w:tcMar>
+              <w:top w:type="dxa" w:w="60"/>
+              <w:left w:type="dxa" w:w="120"/>
+              <w:bottom w:type="dxa" w:w="60"/>
+              <w:right w:type="dxa" w:w="120"/>
+            </w:tcMar>
+            <w:vAlign w:val="top"/>
+          </w:tcPr>
+          <w:p>
+            <w:pPr>
+              <w:spacing w:after="30" w:before="0"/>
+              <w:ind w:left="360" w:hanging="180"/>
+              <w:jc w:val="left"/>
+            </w:pPr>
+            <w:r>
+              <w:rPr>
+                <w:rFonts w:ascii="Arial" w:cs="Arial" w:eastAsia="Arial" w:hAnsi="Arial"/>
+                <w:b w:val="false"/>
+                <w:bCs w:val="false"/>
+                <w:i w:val="false"/>
+                <w:iCs w:val="false"/>
+                <w:color w:val="000000"/>
+                <w:sz w:val="18"/>
+                <w:szCs w:val="18"/>
+              </w:rPr>
+              <w:t xml:space="preserve">–  Social Cohesion: the learner interacts freely with classmates as they discuss, design, and play probability-based games, building teamwork and respect across different groups within the Kenyan school community.</w:t>
+            </w:r>
+          </w:p>
+          <w:p>
+            <w:pPr>
+              <w:spacing w:after="30" w:before="0"/>
+              <w:ind w:left="360" w:hanging="180"/>
+              <w:jc w:val="left"/>
+            </w:pPr>
+            <w:r>
+              <w:rPr>
+                <w:rFonts w:ascii="Arial" w:cs="Arial" w:eastAsia="Arial" w:hAnsi="Arial"/>
+                <w:b w:val="false"/>
+                <w:bCs w:val="false"/>
+                <w:i w:val="false"/>
+                <w:iCs w:val="false"/>
+                <w:color w:val="000000"/>
+                <w:sz w:val="18"/>
+                <w:szCs w:val="18"/>
+              </w:rPr>
+              <w:t xml:space="preserve">–  Life Skills and Values Education: the learner uses different experimental events and lists all possible outcomes, practising systematic decision-making skills applicable to real-life choices such as crop selection in Rift Valley farming households.</w:t>
+            </w:r>
+          </w:p>
+          <w:p>
+            <w:pPr>
+              <w:spacing w:after="30" w:before="0"/>
+              <w:ind w:left="360" w:hanging="180"/>
+              <w:jc w:val="left"/>
+            </w:pPr>
+            <w:r>
+              <w:rPr>
+                <w:rFonts w:ascii="Arial" w:cs="Arial" w:eastAsia="Arial" w:hAnsi="Arial"/>
+                <w:b w:val="false"/>
+                <w:bCs w:val="false"/>
+                <w:i w:val="false"/>
+                <w:iCs w:val="false"/>
+                <w:color w:val="000000"/>
+                <w:sz w:val="18"/>
+                <w:szCs w:val="18"/>
+              </w:rPr>
+              <w:t xml:space="preserve">–  Road Safety: the learner discusses with peers the probability of pedestrians crossing roads at undesignated areas in Nairobi or Mombasa and highlights the statistical dangers for public awareness, linking mathematics to civic responsibility.</w:t>
+            </w:r>
+          </w:p>
+          <w:p>
+            <w:pPr>
+              <w:spacing w:after="30" w:before="0"/>
+              <w:ind w:left="360" w:hanging="180"/>
+              <w:jc w:val="left"/>
+            </w:pPr>
+            <w:r>
+              <w:rPr>
+                <w:rFonts w:ascii="Arial" w:cs="Arial" w:eastAsia="Arial" w:hAnsi="Arial"/>
+                <w:b w:val="false"/>
+                <w:bCs w:val="false"/>
+                <w:i w:val="false"/>
+                <w:iCs w:val="false"/>
+                <w:color w:val="000000"/>
+                <w:sz w:val="18"/>
+                <w:szCs w:val="18"/>
+              </w:rPr>
+              <w:t xml:space="preserve">–  Financial Literacy: the learner connects probability to everyday economic decisions — such as the likelihood of a hawker at Gikomba Market selling out stock — reinforcing responsible financial reasoning.</w:t>
+            </w:r>
+          </w:p>
+        </w:tc>
+      </w:tr>
+      <w:tr>
+        <w:tc>
+          <w:tcPr>
+            <w:tcW w:type="dxa" w:w="3000"/>
+            <w:shd w:fill="D9EEF1" w:color="auto" w:val="clear"/>
+            <w:tcMar>
+              <w:top w:type="dxa" w:w="60"/>
+              <w:left w:type="dxa" w:w="120"/>
+              <w:bottom w:type="dxa" w:w="60"/>
+              <w:right w:type="dxa" w:w="120"/>
+            </w:tcMar>
+            <w:vAlign w:val="top"/>
+          </w:tcPr>
+          <w:p>
+            <w:pPr>
+              <w:spacing w:after="40" w:before="0"/>
+              <w:jc w:val="left"/>
+            </w:pPr>
+            <w:r>
+              <w:rPr>
+                <w:rFonts w:ascii="Arial" w:cs="Arial" w:eastAsia="Arial" w:hAnsi="Arial"/>
+                <w:b/>
+                <w:bCs/>
+                <w:i w:val="false"/>
+                <w:iCs w:val="false"/>
+                <w:color w:val="000000"/>
+                <w:sz w:val="18"/>
+                <w:szCs w:val="18"/>
+              </w:rPr>
+              <w:t xml:space="preserve">Career Connections</w:t>
+            </w:r>
+          </w:p>
+        </w:tc>
+        <w:tc>
+          <w:tcPr>
+            <w:tcW w:type="dxa" w:w="10680"/>
+            <w:shd w:fill="FFFFFF" w:color="auto" w:val="clear"/>
+            <w:tcMar>
+              <w:top w:type="dxa" w:w="60"/>
+              <w:left w:type="dxa" w:w="120"/>
+              <w:bottom w:type="dxa" w:w="60"/>
+              <w:right w:type="dxa" w:w="120"/>
+            </w:tcMar>
+            <w:vAlign w:val="top"/>
+          </w:tcPr>
+          <w:p>
+            <w:pPr>
+              <w:spacing w:after="30" w:before="0"/>
+              <w:ind w:left="360" w:hanging="180"/>
+              <w:jc w:val="left"/>
+            </w:pPr>
+            <w:r>
+              <w:rPr>
+                <w:rFonts w:ascii="Arial" w:cs="Arial" w:eastAsia="Arial" w:hAnsi="Arial"/>
+                <w:b w:val="false"/>
+                <w:bCs w:val="false"/>
+                <w:i w:val="false"/>
+                <w:iCs w:val="false"/>
+                <w:color w:val="000000"/>
+                <w:sz w:val="18"/>
+                <w:szCs w:val="18"/>
+              </w:rPr>
+              <w:t xml:space="preserve">–  Actuarial Science / Insurance: probability is the mathematical foundation of risk assessment; Kenyan insurance companies such as Jubilee Insurance and AAR use probability to price premiums and model claims.</w:t>
+            </w:r>
+          </w:p>
+          <w:p>
+            <w:pPr>
+              <w:spacing w:after="30" w:before="0"/>
+              <w:ind w:left="360" w:hanging="180"/>
+              <w:jc w:val="left"/>
+            </w:pPr>
+            <w:r>
+              <w:rPr>
+                <w:rFonts w:ascii="Arial" w:cs="Arial" w:eastAsia="Arial" w:hAnsi="Arial"/>
+                <w:b w:val="false"/>
+                <w:bCs w:val="false"/>
+                <w:i w:val="false"/>
+                <w:iCs w:val="false"/>
+                <w:color w:val="000000"/>
+                <w:sz w:val="18"/>
+                <w:szCs w:val="18"/>
+              </w:rPr>
+              <w:t xml:space="preserve">–  Data Science and Statistics: government agencies such as the Kenya National Bureau of Statistics (KNBS) and organisations like the Kenya Medical Research Institute (KEMRI) use probability models to design surveys and analyse health data.</w:t>
+            </w:r>
+          </w:p>
+          <w:p>
+            <w:pPr>
+              <w:spacing w:after="30" w:before="0"/>
+              <w:ind w:left="360" w:hanging="180"/>
+              <w:jc w:val="left"/>
+            </w:pPr>
+            <w:r>
+              <w:rPr>
+                <w:rFonts w:ascii="Arial" w:cs="Arial" w:eastAsia="Arial" w:hAnsi="Arial"/>
+                <w:b w:val="false"/>
+                <w:bCs w:val="false"/>
+                <w:i w:val="false"/>
+                <w:iCs w:val="false"/>
+                <w:color w:val="000000"/>
+                <w:sz w:val="18"/>
+                <w:szCs w:val="18"/>
+              </w:rPr>
+              <w:t xml:space="preserve">–  Medicine and Public Health: epidemiologists at KEMRI and the Ministry of Health use probability to model disease outbreak likelihood, vaccine efficacy, and patient diagnosis uncertainty.</w:t>
+            </w:r>
+          </w:p>
+          <w:p>
+            <w:pPr>
+              <w:spacing w:after="30" w:before="0"/>
+              <w:ind w:left="360" w:hanging="180"/>
+              <w:jc w:val="left"/>
+            </w:pPr>
+            <w:r>
+              <w:rPr>
+                <w:rFonts w:ascii="Arial" w:cs="Arial" w:eastAsia="Arial" w:hAnsi="Arial"/>
+                <w:b w:val="false"/>
+                <w:bCs w:val="false"/>
+                <w:i w:val="false"/>
+                <w:iCs w:val="false"/>
+                <w:color w:val="000000"/>
+                <w:sz w:val="18"/>
+                <w:szCs w:val="18"/>
+              </w:rPr>
+              <w:t xml:space="preserve">–  Agriculture and Meteorology: the Kenya Meteorological Department uses probability to issue rainfall and drought forecasts that guide planting decisions for maize and bean farmers in the Rift Valley and Western Kenya.</w:t>
+            </w:r>
+          </w:p>
+          <w:p>
+            <w:pPr>
+              <w:spacing w:after="30" w:before="0"/>
+              <w:ind w:left="360" w:hanging="180"/>
+              <w:jc w:val="left"/>
+            </w:pPr>
+            <w:r>
+              <w:rPr>
+                <w:rFonts w:ascii="Arial" w:cs="Arial" w:eastAsia="Arial" w:hAnsi="Arial"/>
+                <w:b w:val="false"/>
+                <w:bCs w:val="false"/>
+                <w:i w:val="false"/>
+                <w:iCs w:val="false"/>
+                <w:color w:val="000000"/>
+                <w:sz w:val="18"/>
+                <w:szCs w:val="18"/>
+              </w:rPr>
+              <w:t xml:space="preserve">–  Engineering and Quality Control: Kenyan manufacturers and construction firms (e.g., on SGR infrastructure projects) use probability in quality-control sampling to determine the likelihood of defective materials.</w:t>
+            </w:r>
+          </w:p>
+          <w:p>
+            <w:pPr>
+              <w:spacing w:after="30" w:before="0"/>
+              <w:ind w:left="360" w:hanging="180"/>
+              <w:jc w:val="left"/>
+            </w:pPr>
+            <w:r>
+              <w:rPr>
+                <w:rFonts w:ascii="Arial" w:cs="Arial" w:eastAsia="Arial" w:hAnsi="Arial"/>
+                <w:b w:val="false"/>
+                <w:bCs w:val="false"/>
+                <w:i w:val="false"/>
+                <w:iCs w:val="false"/>
+                <w:color w:val="000000"/>
+                <w:sz w:val="18"/>
+                <w:szCs w:val="18"/>
+              </w:rPr>
+              <w:t xml:space="preserve">–  Sports Analysis: probability underpins performance analytics for Kenyan athletes — from predicting marathon finishing times to assessing scoring probabilities in the Kenyan Premier League.</w:t>
+            </w:r>
+          </w:p>
+        </w:tc>
+      </w:tr>
+      <w:tr>
+        <w:tc>
+          <w:tcPr>
+            <w:tcW w:type="dxa" w:w="3000"/>
+            <w:shd w:fill="D5E8F0" w:color="auto" w:val="clear"/>
+            <w:tcMar>
+              <w:top w:type="dxa" w:w="60"/>
+              <w:left w:type="dxa" w:w="120"/>
+              <w:bottom w:type="dxa" w:w="60"/>
+              <w:right w:type="dxa" w:w="120"/>
+            </w:tcMar>
+            <w:vAlign w:val="top"/>
+          </w:tcPr>
+          <w:p>
+            <w:pPr>
+              <w:spacing w:after="40" w:before="0"/>
+              <w:jc w:val="left"/>
+            </w:pPr>
+            <w:r>
+              <w:rPr>
+                <w:rFonts w:ascii="Arial" w:cs="Arial" w:eastAsia="Arial" w:hAnsi="Arial"/>
+                <w:b/>
+                <w:bCs/>
+                <w:i w:val="false"/>
+                <w:iCs w:val="false"/>
+                <w:color w:val="000000"/>
+                <w:sz w:val="18"/>
+                <w:szCs w:val="18"/>
+              </w:rPr>
+              <w:t xml:space="preserve">Focus for Lessons</w:t>
+            </w:r>
+          </w:p>
+        </w:tc>
+        <w:tc>
+          <w:tcPr>
+            <w:tcW w:type="dxa" w:w="10680"/>
+            <w:shd w:fill="FFFFFF" w:color="auto" w:val="clear"/>
+            <w:tcMar>
+              <w:top w:type="dxa" w:w="60"/>
+              <w:left w:type="dxa" w:w="120"/>
+              <w:bottom w:type="dxa" w:w="60"/>
+              <w:right w:type="dxa" w:w="120"/>
+            </w:tcMar>
+            <w:vAlign w:val="top"/>
+          </w:tcPr>
+          <w:p>
+            <w:pPr>
+              <w:spacing w:after="40" w:before="0"/>
+              <w:jc w:val="left"/>
+            </w:pPr>
+            <w:r>
+              <w:rPr>
+                <w:rFonts w:ascii="Arial" w:cs="Arial" w:eastAsia="Arial" w:hAnsi="Arial"/>
+                <w:b w:val="false"/>
+                <w:bCs w:val="false"/>
+                <w:i w:val="false"/>
+                <w:iCs w:val="false"/>
+                <w:color w:val="000000"/>
+                <w:sz w:val="18"/>
+                <w:szCs w:val="18"/>
+              </w:rPr>
+              <w:t xml:space="preserve">This unit introduces Grade 10 learners to the foundational concepts of probability through a blend of hands-on experimentation, systematic reasoning, and real-life Kenyan contexts. Learners move from conducting simple coin-tossing and dice-rolling experiments to constructing sample spaces, applying the addition and multiplication laws, and drawing probability tree diagrams for sequential events. Throughout the 8-lesson sequence, a single anchoring phenomenon — the surprising unpredictability of a matatu conductor's daily passenger count at a Nairobi bus terminus — threads all concepts together, helping learners appreciate why probability is an indispensable tool for making informed decisions under uncertainty in Kenyan everyday life.</w:t>
+            </w:r>
+          </w:p>
+        </w:tc>
+      </w:tr>
+      <w:tr>
+        <w:tc>
+          <w:tcPr>
+            <w:tcW w:type="dxa" w:w="3000"/>
+            <w:shd w:fill="EAD1F5" w:color="auto" w:val="clear"/>
+            <w:tcMar>
+              <w:top w:type="dxa" w:w="60"/>
+              <w:left w:type="dxa" w:w="120"/>
+              <w:bottom w:type="dxa" w:w="60"/>
+              <w:right w:type="dxa" w:w="120"/>
+            </w:tcMar>
+            <w:vAlign w:val="top"/>
+          </w:tcPr>
+          <w:p>
+            <w:pPr>
+              <w:spacing w:after="40" w:before="0"/>
+              <w:jc w:val="left"/>
+            </w:pPr>
+            <w:r>
+              <w:rPr>
+                <w:rFonts w:ascii="Arial" w:cs="Arial" w:eastAsia="Arial" w:hAnsi="Arial"/>
+                <w:b/>
+                <w:bCs/>
+                <w:i w:val="false"/>
+                <w:iCs w:val="false"/>
+                <w:color w:val="000000"/>
+                <w:sz w:val="18"/>
+                <w:szCs w:val="18"/>
+              </w:rPr>
+              <w:t xml:space="preserve">Driving Question / Key Inquiry Questions</w:t>
+            </w:r>
+          </w:p>
+        </w:tc>
+        <w:tc>
+          <w:tcPr>
+            <w:tcW w:type="dxa" w:w="10680"/>
+            <w:shd w:fill="FFFFFF" w:color="auto" w:val="clear"/>
+            <w:tcMar>
+              <w:top w:type="dxa" w:w="60"/>
+              <w:left w:type="dxa" w:w="120"/>
+              <w:bottom w:type="dxa" w:w="60"/>
+              <w:right w:type="dxa" w:w="120"/>
+            </w:tcMar>
+            <w:vAlign w:val="top"/>
+          </w:tcPr>
+          <w:p>
+            <w:pPr>
+              <w:spacing w:after="40" w:before="0"/>
+              <w:jc w:val="left"/>
+            </w:pPr>
+            <w:r>
+              <w:rPr>
+                <w:rFonts w:ascii="Arial" w:cs="Arial" w:eastAsia="Arial" w:hAnsi="Arial"/>
+                <w:b w:val="false"/>
+                <w:bCs w:val="false"/>
+                <w:i w:val="false"/>
+                <w:iCs w:val="false"/>
+                <w:color w:val="000000"/>
+                <w:sz w:val="18"/>
+                <w:szCs w:val="18"/>
+              </w:rPr>
+              <w:t xml:space="preserve">DRIVING QUESTION: "How can Kamau — and other Kenyans facing uncertain everyday outcomes — use the mathematics of probability to make smarter, fairer, and safer decisions?"</w:t>
+            </w:r>
+          </w:p>
+          <w:p>
+            <w:pPr>
+              <w:spacing w:after="40" w:before="0"/>
+              <w:jc w:val="left"/>
+            </w:pPr>
+            <w:r>
+              <w:rPr>
+                <w:rFonts w:ascii="Arial" w:cs="Arial" w:eastAsia="Arial" w:hAnsi="Arial"/>
+                <w:b w:val="false"/>
+                <w:bCs w:val="false"/>
+                <w:i w:val="false"/>
+                <w:iCs w:val="false"/>
+                <w:color w:val="000000"/>
+                <w:sz w:val="18"/>
+                <w:szCs w:val="18"/>
+              </w:rPr>
+              <w:t xml:space="preserve"/>
+            </w:r>
+          </w:p>
+          <w:p>
+            <w:pPr>
+              <w:spacing w:after="40" w:before="0"/>
+              <w:jc w:val="left"/>
+            </w:pPr>
+            <w:r>
+              <w:rPr>
+                <w:rFonts w:ascii="Arial" w:cs="Arial" w:eastAsia="Arial" w:hAnsi="Arial"/>
+                <w:b w:val="false"/>
+                <w:bCs w:val="false"/>
+                <w:i w:val="false"/>
+                <w:iCs w:val="false"/>
+                <w:color w:val="000000"/>
+                <w:sz w:val="18"/>
+                <w:szCs w:val="18"/>
+              </w:rPr>
+              <w:t xml:space="preserve">KICD KEY INQUIRY QUESTION:</w:t>
+            </w:r>
+          </w:p>
+          <w:p>
+            <w:pPr>
+              <w:spacing w:after="40" w:before="0"/>
+              <w:jc w:val="left"/>
+            </w:pPr>
+            <w:r>
+              <w:rPr>
+                <w:rFonts w:ascii="Arial" w:cs="Arial" w:eastAsia="Arial" w:hAnsi="Arial"/>
+                <w:b w:val="false"/>
+                <w:bCs w:val="false"/>
+                <w:i w:val="false"/>
+                <w:iCs w:val="false"/>
+                <w:color w:val="000000"/>
+                <w:sz w:val="18"/>
+                <w:szCs w:val="18"/>
+              </w:rPr>
+              <w:t xml:space="preserve">1. How is probability applied in real-life situations?</w:t>
+            </w:r>
+          </w:p>
+        </w:tc>
+      </w:tr>
+      <w:tr>
+        <w:tc>
+          <w:tcPr>
+            <w:tcW w:type="dxa" w:w="3000"/>
+            <w:shd w:fill="EAD1F5" w:color="auto" w:val="clear"/>
+            <w:tcMar>
+              <w:top w:type="dxa" w:w="60"/>
+              <w:left w:type="dxa" w:w="120"/>
+              <w:bottom w:type="dxa" w:w="60"/>
+              <w:right w:type="dxa" w:w="120"/>
+            </w:tcMar>
+            <w:vAlign w:val="top"/>
+          </w:tcPr>
+          <w:p>
+            <w:pPr>
+              <w:spacing w:after="40" w:before="0"/>
+              <w:jc w:val="left"/>
+            </w:pPr>
+            <w:r>
+              <w:rPr>
+                <w:rFonts w:ascii="Arial" w:cs="Arial" w:eastAsia="Arial" w:hAnsi="Arial"/>
+                <w:b/>
+                <w:bCs/>
+                <w:i w:val="false"/>
+                <w:iCs w:val="false"/>
+                <w:color w:val="000000"/>
+                <w:sz w:val="18"/>
+                <w:szCs w:val="18"/>
+              </w:rPr>
+              <w:t xml:space="preserve">Anchoring Phenomenon</w:t>
+            </w:r>
+          </w:p>
+        </w:tc>
+        <w:tc>
+          <w:tcPr>
+            <w:tcW w:type="dxa" w:w="10680"/>
+            <w:shd w:fill="FFFFFF" w:color="auto" w:val="clear"/>
+            <w:tcMar>
+              <w:top w:type="dxa" w:w="60"/>
+              <w:left w:type="dxa" w:w="120"/>
+              <w:bottom w:type="dxa" w:w="60"/>
+              <w:right w:type="dxa" w:w="120"/>
+            </w:tcMar>
+            <w:vAlign w:val="top"/>
+          </w:tcPr>
+          <w:p>
+            <w:pPr>
+              <w:spacing w:after="40" w:before="0"/>
+              <w:jc w:val="left"/>
+            </w:pPr>
+            <w:r>
+              <w:rPr>
+                <w:rFonts w:ascii="Arial" w:cs="Arial" w:eastAsia="Arial" w:hAnsi="Arial"/>
+                <w:b w:val="false"/>
+                <w:bCs w:val="false"/>
+                <w:i w:val="false"/>
+                <w:iCs w:val="false"/>
+                <w:color w:val="000000"/>
+                <w:sz w:val="18"/>
+                <w:szCs w:val="18"/>
+              </w:rPr>
+              <w:t xml:space="preserve">ANCHORING PHENOMENON — "Why Can't the Matatu Conductor Predict Today's Full Bus?"</w:t>
+            </w:r>
+          </w:p>
+          <w:p>
+            <w:pPr>
+              <w:spacing w:after="40" w:before="0"/>
+              <w:jc w:val="left"/>
+            </w:pPr>
+            <w:r>
+              <w:rPr>
+                <w:rFonts w:ascii="Arial" w:cs="Arial" w:eastAsia="Arial" w:hAnsi="Arial"/>
+                <w:b w:val="false"/>
+                <w:bCs w:val="false"/>
+                <w:i w:val="false"/>
+                <w:iCs w:val="false"/>
+                <w:color w:val="000000"/>
+                <w:sz w:val="18"/>
+                <w:szCs w:val="18"/>
+              </w:rPr>
+              <w:t xml:space="preserve"/>
+            </w:r>
+          </w:p>
+          <w:p>
+            <w:pPr>
+              <w:spacing w:after="40" w:before="0"/>
+              <w:jc w:val="left"/>
+            </w:pPr>
+            <w:r>
+              <w:rPr>
+                <w:rFonts w:ascii="Arial" w:cs="Arial" w:eastAsia="Arial" w:hAnsi="Arial"/>
+                <w:b w:val="false"/>
+                <w:bCs w:val="false"/>
+                <w:i w:val="false"/>
+                <w:iCs w:val="false"/>
+                <w:color w:val="000000"/>
+                <w:sz w:val="18"/>
+                <w:szCs w:val="18"/>
+              </w:rPr>
+              <w:t xml:space="preserve">At the busy Machakos Country Bus Station in Nairobi, a matatu conductor named Kamau notices something puzzling: even though his 14-seater matatu runs the Nairobi–Kitengela route every day at the same time, some mornings every seat is taken within 10 minutes, while other mornings only 6 passengers board in 30 minutes — with no obvious reason for the difference. Weather, day of the week, and school term all seem to matter sometimes but not always. Kamau keeps a tally notebook but still cannot reliably predict whether a given seat will be occupied on any single trip.</w:t>
+            </w:r>
+          </w:p>
+          <w:p>
+            <w:pPr>
+              <w:spacing w:after="40" w:before="0"/>
+              <w:jc w:val="left"/>
+            </w:pPr>
+            <w:r>
+              <w:rPr>
+                <w:rFonts w:ascii="Arial" w:cs="Arial" w:eastAsia="Arial" w:hAnsi="Arial"/>
+                <w:b w:val="false"/>
+                <w:bCs w:val="false"/>
+                <w:i w:val="false"/>
+                <w:iCs w:val="false"/>
+                <w:color w:val="000000"/>
+                <w:sz w:val="18"/>
+                <w:szCs w:val="18"/>
+              </w:rPr>
+              <w:t xml:space="preserve"/>
+            </w:r>
+          </w:p>
+          <w:p>
+            <w:pPr>
+              <w:spacing w:after="40" w:before="0"/>
+              <w:jc w:val="left"/>
+            </w:pPr>
+            <w:r>
+              <w:rPr>
+                <w:rFonts w:ascii="Arial" w:cs="Arial" w:eastAsia="Arial" w:hAnsi="Arial"/>
+                <w:b w:val="false"/>
+                <w:bCs w:val="false"/>
+                <w:i w:val="false"/>
+                <w:iCs w:val="false"/>
+                <w:color w:val="000000"/>
+                <w:sz w:val="18"/>
+                <w:szCs w:val="18"/>
+              </w:rPr>
+              <w:t xml:space="preserve">Students are shown Kamau's tally notebook (a teacher-created table of 20 simulated trip records showing passenger counts of 6, 9, 14, 11, 14, 8, 14, 12, 7, 14, 10, 14, 13, 6, 14, 9, 14, 11, 8, 14) and asked: "Why is it impossible for Kamau to know for certain whether the next seat will be filled — yet we can still say something mathematical and useful about his chances?"</w:t>
+            </w:r>
+          </w:p>
+          <w:p>
+            <w:pPr>
+              <w:spacing w:after="40" w:before="0"/>
+              <w:jc w:val="left"/>
+            </w:pPr>
+            <w:r>
+              <w:rPr>
+                <w:rFonts w:ascii="Arial" w:cs="Arial" w:eastAsia="Arial" w:hAnsi="Arial"/>
+                <w:b w:val="false"/>
+                <w:bCs w:val="false"/>
+                <w:i w:val="false"/>
+                <w:iCs w:val="false"/>
+                <w:color w:val="000000"/>
+                <w:sz w:val="18"/>
+                <w:szCs w:val="18"/>
+              </w:rPr>
+              <w:t xml:space="preserve"/>
+            </w:r>
+          </w:p>
+          <w:p>
+            <w:pPr>
+              <w:spacing w:after="40" w:before="0"/>
+              <w:jc w:val="left"/>
+            </w:pPr>
+            <w:r>
+              <w:rPr>
+                <w:rFonts w:ascii="Arial" w:cs="Arial" w:eastAsia="Arial" w:hAnsi="Arial"/>
+                <w:b w:val="false"/>
+                <w:bCs w:val="false"/>
+                <w:i w:val="false"/>
+                <w:iCs w:val="false"/>
+                <w:color w:val="000000"/>
+                <w:sz w:val="18"/>
+                <w:szCs w:val="18"/>
+              </w:rPr>
+              <w:t xml:space="preserve">This phenomenon is puzzling because learners initially expect patterns to be perfectly predictable, yet the data resists a simple rule. It anchors the entire unit: experimental probability explains why Kamau's tallies approximate — but never exactly match — theoretical probability; sample space shows all possible boarding outcomes; mutually exclusive events capture whether a seat is either filled or empty (not both); independent events explain why one passenger's decision does not force another passenger to board; tree diagrams let Kamau model two consecutive stops; and the laws of probability give him a rigorous tool to plan staffing and fuel budgets despite uncertainty.</w:t>
+            </w:r>
+          </w:p>
+        </w:tc>
+      </w:tr>
+      <w:tr>
+        <w:tc>
+          <w:tcPr>
+            <w:tcW w:type="dxa" w:w="3000"/>
+            <w:shd w:fill="D9EEF1" w:color="auto" w:val="clear"/>
+            <w:tcMar>
+              <w:top w:type="dxa" w:w="60"/>
+              <w:left w:type="dxa" w:w="120"/>
+              <w:bottom w:type="dxa" w:w="60"/>
+              <w:right w:type="dxa" w:w="120"/>
+            </w:tcMar>
+            <w:vAlign w:val="top"/>
+          </w:tcPr>
+          <w:p>
+            <w:pPr>
+              <w:spacing w:after="40" w:before="0"/>
+              <w:jc w:val="left"/>
+            </w:pPr>
+            <w:r>
+              <w:rPr>
+                <w:rFonts w:ascii="Arial" w:cs="Arial" w:eastAsia="Arial" w:hAnsi="Arial"/>
+                <w:b/>
+                <w:bCs/>
+                <w:i w:val="false"/>
+                <w:iCs w:val="false"/>
+                <w:color w:val="000000"/>
+                <w:sz w:val="18"/>
+                <w:szCs w:val="18"/>
+              </w:rPr>
+              <w:t xml:space="preserve">Storyline Thread</w:t>
+            </w:r>
+          </w:p>
+        </w:tc>
+        <w:tc>
+          <w:tcPr>
+            <w:tcW w:type="dxa" w:w="10680"/>
+            <w:shd w:fill="FFFFFF" w:color="auto" w:val="clear"/>
+            <w:tcMar>
+              <w:top w:type="dxa" w:w="60"/>
+              <w:left w:type="dxa" w:w="120"/>
+              <w:bottom w:type="dxa" w:w="60"/>
+              <w:right w:type="dxa" w:w="120"/>
+            </w:tcMar>
+            <w:vAlign w:val="top"/>
+          </w:tcPr>
+          <w:p>
+            <w:pPr>
+              <w:spacing w:after="40" w:before="0"/>
+              <w:jc w:val="left"/>
+            </w:pPr>
+            <w:r>
+              <w:rPr>
+                <w:rFonts w:ascii="Arial" w:cs="Arial" w:eastAsia="Arial" w:hAnsi="Arial"/>
+                <w:b w:val="false"/>
+                <w:bCs w:val="false"/>
+                <w:i w:val="false"/>
+                <w:iCs w:val="false"/>
+                <w:color w:val="000000"/>
+                <w:sz w:val="18"/>
+                <w:szCs w:val="18"/>
+              </w:rPr>
+              <w:t xml:space="preserve">Lesson 1 — Anchoring the Phenomenon &amp; Experimental Probability: Learners are introduced to Kamau's matatu tally notebook. In pairs they analyse the 20-trip dataset, identify the unpredictability, and attempt to explain it. They then conduct their own experiment — tossing a 10-shilling coin 30 times each — recording heads/tails tallies and computing relative frequency. Class results are pooled on the board to observe how combined totals approach 0.5. Students add their first question to the Driving Question Board (DQB): "Why doesn't experimental probability exactly equal what we expect?"</w:t>
+            </w:r>
+          </w:p>
+          <w:p>
+            <w:pPr>
+              <w:spacing w:after="40" w:before="0"/>
+              <w:jc w:val="left"/>
+            </w:pPr>
+            <w:r>
+              <w:rPr>
+                <w:rFonts w:ascii="Arial" w:cs="Arial" w:eastAsia="Arial" w:hAnsi="Arial"/>
+                <w:b w:val="false"/>
+                <w:bCs w:val="false"/>
+                <w:i w:val="false"/>
+                <w:iCs w:val="false"/>
+                <w:color w:val="000000"/>
+                <w:sz w:val="18"/>
+                <w:szCs w:val="18"/>
+              </w:rPr>
+              <w:t xml:space="preserve"/>
+            </w:r>
+          </w:p>
+          <w:p>
+            <w:pPr>
+              <w:spacing w:after="40" w:before="0"/>
+              <w:jc w:val="left"/>
+            </w:pPr>
+            <w:r>
+              <w:rPr>
+                <w:rFonts w:ascii="Arial" w:cs="Arial" w:eastAsia="Arial" w:hAnsi="Arial"/>
+                <w:b w:val="false"/>
+                <w:bCs w:val="false"/>
+                <w:i w:val="false"/>
+                <w:iCs w:val="false"/>
+                <w:color w:val="000000"/>
+                <w:sz w:val="18"/>
+                <w:szCs w:val="18"/>
+              </w:rPr>
+              <w:t xml:space="preserve">Lesson 2 — The Probability Scale (Range of Probability): Learners revisit Kamau's data and list events ranging from "impossible" (a matatu carries 20 passengers when it seats 14) to "certain" (the matatu will eventually stop). They classify a set of 12 Kenyan real-life events on a 0-to-1 number line (e.g., "it will rain in Kisumu during April," "a mandazi costs 0 shillings"). Students formalise the scale 0 ≤ P(E) ≤ 1 and link it back to Kamau's notebook frequencies. DQB updated with: "Can we ever be 100% sure about Kamau's next trip?"</w:t>
+            </w:r>
+          </w:p>
+          <w:p>
+            <w:pPr>
+              <w:spacing w:after="40" w:before="0"/>
+              <w:jc w:val="left"/>
+            </w:pPr>
+            <w:r>
+              <w:rPr>
+                <w:rFonts w:ascii="Arial" w:cs="Arial" w:eastAsia="Arial" w:hAnsi="Arial"/>
+                <w:b w:val="false"/>
+                <w:bCs w:val="false"/>
+                <w:i w:val="false"/>
+                <w:iCs w:val="false"/>
+                <w:color w:val="000000"/>
+                <w:sz w:val="18"/>
+                <w:szCs w:val="18"/>
+              </w:rPr>
+              <w:t xml:space="preserve"/>
+            </w:r>
+          </w:p>
+          <w:p>
+            <w:pPr>
+              <w:spacing w:after="40" w:before="0"/>
+              <w:jc w:val="left"/>
+            </w:pPr>
+            <w:r>
+              <w:rPr>
+                <w:rFonts w:ascii="Arial" w:cs="Arial" w:eastAsia="Arial" w:hAnsi="Arial"/>
+                <w:b w:val="false"/>
+                <w:bCs w:val="false"/>
+                <w:i w:val="false"/>
+                <w:iCs w:val="false"/>
+                <w:color w:val="000000"/>
+                <w:sz w:val="18"/>
+                <w:szCs w:val="18"/>
+              </w:rPr>
+              <w:t xml:space="preserve">Lesson 3 — Probability Space (Sample Space): Learners systematically list all possible outcomes for Kamau's simplified model: at each of two stops (Mlolongo and Athi River), a seat is either taken (T) or empty (E). They construct a two-way table and a list of the sample space {TT, TE, ET, EE}. They extend this to rolling two dice at a school game stall, drawing a 6×6 sample space grid. Theoretical probability is defined from the sample space. DQB updated: "How do we count all possibilities without missing any?"</w:t>
+            </w:r>
+          </w:p>
+          <w:p>
+            <w:pPr>
+              <w:spacing w:after="40" w:before="0"/>
+              <w:jc w:val="left"/>
+            </w:pPr>
+            <w:r>
+              <w:rPr>
+                <w:rFonts w:ascii="Arial" w:cs="Arial" w:eastAsia="Arial" w:hAnsi="Arial"/>
+                <w:b w:val="false"/>
+                <w:bCs w:val="false"/>
+                <w:i w:val="false"/>
+                <w:iCs w:val="false"/>
+                <w:color w:val="000000"/>
+                <w:sz w:val="18"/>
+                <w:szCs w:val="18"/>
+              </w:rPr>
+              <w:t xml:space="preserve"/>
+            </w:r>
+          </w:p>
+          <w:p>
+            <w:pPr>
+              <w:spacing w:after="40" w:before="0"/>
+              <w:jc w:val="left"/>
+            </w:pPr>
+            <w:r>
+              <w:rPr>
+                <w:rFonts w:ascii="Arial" w:cs="Arial" w:eastAsia="Arial" w:hAnsi="Arial"/>
+                <w:b w:val="false"/>
+                <w:bCs w:val="false"/>
+                <w:i w:val="false"/>
+                <w:iCs w:val="false"/>
+                <w:color w:val="000000"/>
+                <w:sz w:val="18"/>
+                <w:szCs w:val="18"/>
+              </w:rPr>
+              <w:t xml:space="preserve">Lesson 4 — Theoretical Probability and Single Events: Using the sample space grids from Lesson 3, learners calculate theoretical probabilities of specific outcomes (e.g., both seats filled, at least one seat empty, sum of two dice = 7 at the game stall). They compare their computed values against the experimental frequencies from Lesson 1 and discuss convergence. Kamau's scenario is revisited: what is the theoretical probability that a randomly chosen seat on a given trip is occupied if historically 10 out of 14 seats are filled on average? DQB updated: "Are theoretical and experimental probabilities ever exactly the same?"</w:t>
+            </w:r>
+          </w:p>
+          <w:p>
+            <w:pPr>
+              <w:spacing w:after="40" w:before="0"/>
+              <w:jc w:val="left"/>
+            </w:pPr>
+            <w:r>
+              <w:rPr>
+                <w:rFonts w:ascii="Arial" w:cs="Arial" w:eastAsia="Arial" w:hAnsi="Arial"/>
+                <w:b w:val="false"/>
+                <w:bCs w:val="false"/>
+                <w:i w:val="false"/>
+                <w:iCs w:val="false"/>
+                <w:color w:val="000000"/>
+                <w:sz w:val="18"/>
+                <w:szCs w:val="18"/>
+              </w:rPr>
+              <w:t xml:space="preserve"/>
+            </w:r>
+          </w:p>
+          <w:p>
+            <w:pPr>
+              <w:spacing w:after="40" w:before="0"/>
+              <w:jc w:val="left"/>
+            </w:pPr>
+            <w:r>
+              <w:rPr>
+                <w:rFonts w:ascii="Arial" w:cs="Arial" w:eastAsia="Arial" w:hAnsi="Arial"/>
+                <w:b w:val="false"/>
+                <w:bCs w:val="false"/>
+                <w:i w:val="false"/>
+                <w:iCs w:val="false"/>
+                <w:color w:val="000000"/>
+                <w:sz w:val="18"/>
+                <w:szCs w:val="18"/>
+              </w:rPr>
+              <w:t xml:space="preserve">Lesson 5 — Mutually Exclusive Events and the Addition Law: Learners explore the Kisumu school prize-draw scenario. They identify that winning Prize A and winning Prize B are mutually exclusive (cannot happen at the same time for the same student in a single draw). The Addition Law P(A or B) = P(A) + P(B) is derived through the sample space. Learners apply this to Kamau's scenario (probability that a trip is either fully booked OR has fewer than 7 passengers) and to coin/dice problems. DQB updated: "What makes two events mutually exclusive?"</w:t>
+            </w:r>
+          </w:p>
+          <w:p>
+            <w:pPr>
+              <w:spacing w:after="40" w:before="0"/>
+              <w:jc w:val="left"/>
+            </w:pPr>
+            <w:r>
+              <w:rPr>
+                <w:rFonts w:ascii="Arial" w:cs="Arial" w:eastAsia="Arial" w:hAnsi="Arial"/>
+                <w:b w:val="false"/>
+                <w:bCs w:val="false"/>
+                <w:i w:val="false"/>
+                <w:iCs w:val="false"/>
+                <w:color w:val="000000"/>
+                <w:sz w:val="18"/>
+                <w:szCs w:val="18"/>
+              </w:rPr>
+              <w:t xml:space="preserve"/>
+            </w:r>
+          </w:p>
+          <w:p>
+            <w:pPr>
+              <w:spacing w:after="40" w:before="0"/>
+              <w:jc w:val="left"/>
+            </w:pPr>
+            <w:r>
+              <w:rPr>
+                <w:rFonts w:ascii="Arial" w:cs="Arial" w:eastAsia="Arial" w:hAnsi="Arial"/>
+                <w:b w:val="false"/>
+                <w:bCs w:val="false"/>
+                <w:i w:val="false"/>
+                <w:iCs w:val="false"/>
+                <w:color w:val="000000"/>
+                <w:sz w:val="18"/>
+                <w:szCs w:val="18"/>
+              </w:rPr>
+              <w:t xml:space="preserve">Lesson 6 — Independent Events and the Multiplication Law: Learners investigate the Kericho tea-farmer scenario and the coin-tossing experiment: does the result of the first toss affect the second? Through experimentation and sample space analysis, learners confirm independence and derive P(A and B) = P(A) × P(B). They contrast this with dependent events (e.g., drawing two passengers from a waiting queue without replacement — a preview of Probability II). Application: What is the probability that Kamau's matatu is full on both the morning and afternoon trip, if each trip is independent? DQB updated: "How do we know when two events are truly independent?"</w:t>
+            </w:r>
+          </w:p>
+          <w:p>
+            <w:pPr>
+              <w:spacing w:after="40" w:before="0"/>
+              <w:jc w:val="left"/>
+            </w:pPr>
+            <w:r>
+              <w:rPr>
+                <w:rFonts w:ascii="Arial" w:cs="Arial" w:eastAsia="Arial" w:hAnsi="Arial"/>
+                <w:b w:val="false"/>
+                <w:bCs w:val="false"/>
+                <w:i w:val="false"/>
+                <w:iCs w:val="false"/>
+                <w:color w:val="000000"/>
+                <w:sz w:val="18"/>
+                <w:szCs w:val="18"/>
+              </w:rPr>
+              <w:t xml:space="preserve"/>
+            </w:r>
+          </w:p>
+          <w:p>
+            <w:pPr>
+              <w:spacing w:after="40" w:before="0"/>
+              <w:jc w:val="left"/>
+            </w:pPr>
+            <w:r>
+              <w:rPr>
+                <w:rFonts w:ascii="Arial" w:cs="Arial" w:eastAsia="Arial" w:hAnsi="Arial"/>
+                <w:b w:val="false"/>
+                <w:bCs w:val="false"/>
+                <w:i w:val="false"/>
+                <w:iCs w:val="false"/>
+                <w:color w:val="000000"/>
+                <w:sz w:val="18"/>
+                <w:szCs w:val="18"/>
+              </w:rPr>
+              <w:t xml:space="preserve">Lesson 7 — Probability Tree Diagrams: Learners construct tree diagrams for two sequential independent events in Kamau's context: Stop 1 (seat filled / empty) then Stop 2 (seat filled / empty). They label branches with probabilities and multiply along branches to find the probability of each outcome, then add across outcomes that satisfy a condition. They also model the school prize draw (mutually exclusive) on a tree diagram. A second tree models a road-safety scenario: the probability that a pedestrian crosses at an undesignated point in Nairobi AND is involved in a near-miss, raising civic awareness. DQB updated: "How do tree diagrams help us see all possible outcomes at once?"</w:t>
+            </w:r>
+          </w:p>
+          <w:p>
+            <w:pPr>
+              <w:spacing w:after="40" w:before="0"/>
+              <w:jc w:val="left"/>
+            </w:pPr>
+            <w:r>
+              <w:rPr>
+                <w:rFonts w:ascii="Arial" w:cs="Arial" w:eastAsia="Arial" w:hAnsi="Arial"/>
+                <w:b w:val="false"/>
+                <w:bCs w:val="false"/>
+                <w:i w:val="false"/>
+                <w:iCs w:val="false"/>
+                <w:color w:val="000000"/>
+                <w:sz w:val="18"/>
+                <w:szCs w:val="18"/>
+              </w:rPr>
+              <w:t xml:space="preserve"/>
+            </w:r>
+          </w:p>
+          <w:p>
+            <w:pPr>
+              <w:spacing w:after="40" w:before="0"/>
+              <w:jc w:val="left"/>
+            </w:pPr>
+            <w:r>
+              <w:rPr>
+                <w:rFonts w:ascii="Arial" w:cs="Arial" w:eastAsia="Arial" w:hAnsi="Arial"/>
+                <w:b w:val="false"/>
+                <w:bCs w:val="false"/>
+                <w:i w:val="false"/>
+                <w:iCs w:val="false"/>
+                <w:color w:val="000000"/>
+                <w:sz w:val="18"/>
+                <w:szCs w:val="18"/>
+              </w:rPr>
+              <w:t xml:space="preserve">Lesson 8 — Application, Games, and Unit Synthesis: Learner groups design a simple probability-based game (e.g., a spinning wheel or card draw) for a school fete, specifying sample space, theoretical probabilities, and fairness conditions. Groups present their games and the class evaluates fairness using the laws from Lessons 5–7. The class returns to Kamau's full 20-trip dataset, computes the experimental probability of a fully booked trip, compares it with a theoretical model, and writes a brief "Probability Report" advising Kamau on staffing decisions. The DQB is reviewed: all questions are revisited and answered. Final cumulative model is completed: a annotated probability framework diagram connecting experimental probability → sample space → theoretical probability → addition and multiplication laws → tree diagrams → real-life decision making.</w:t>
+            </w:r>
+          </w:p>
+        </w:tc>
+      </w:tr>
+      <w:tr>
+        <w:tc>
+          <w:tcPr>
+            <w:tcW w:type="dxa" w:w="3000"/>
+            <w:shd w:fill="EAD1F5" w:color="auto" w:val="clear"/>
+            <w:tcMar>
+              <w:top w:type="dxa" w:w="60"/>
+              <w:left w:type="dxa" w:w="120"/>
+              <w:bottom w:type="dxa" w:w="60"/>
+              <w:right w:type="dxa" w:w="120"/>
+            </w:tcMar>
+            <w:vAlign w:val="top"/>
+          </w:tcPr>
+          <w:p>
+            <w:pPr>
+              <w:spacing w:after="40" w:before="0"/>
+              <w:jc w:val="left"/>
+            </w:pPr>
+            <w:r>
+              <w:rPr>
+                <w:rFonts w:ascii="Arial" w:cs="Arial" w:eastAsia="Arial" w:hAnsi="Arial"/>
+                <w:b/>
+                <w:bCs/>
+                <w:i w:val="false"/>
+                <w:iCs w:val="false"/>
+                <w:color w:val="000000"/>
+                <w:sz w:val="18"/>
+                <w:szCs w:val="18"/>
+              </w:rPr>
+              <w:t xml:space="preserve">Supporting Phenomena</w:t>
+            </w:r>
+          </w:p>
+        </w:tc>
+        <w:tc>
+          <w:tcPr>
+            <w:tcW w:type="dxa" w:w="10680"/>
+            <w:shd w:fill="FFFFFF" w:color="auto" w:val="clear"/>
+            <w:tcMar>
+              <w:top w:type="dxa" w:w="60"/>
+              <w:left w:type="dxa" w:w="120"/>
+              <w:bottom w:type="dxa" w:w="60"/>
+              <w:right w:type="dxa" w:w="120"/>
+            </w:tcMar>
+            <w:vAlign w:val="top"/>
+          </w:tcPr>
+          <w:p>
+            <w:pPr>
+              <w:spacing w:after="30" w:before="0"/>
+              <w:ind w:left="360" w:hanging="180"/>
+              <w:jc w:val="left"/>
+            </w:pPr>
+            <w:r>
+              <w:rPr>
+                <w:rFonts w:ascii="Arial" w:cs="Arial" w:eastAsia="Arial" w:hAnsi="Arial"/>
+                <w:b w:val="false"/>
+                <w:bCs w:val="false"/>
+                <w:i w:val="false"/>
+                <w:iCs w:val="false"/>
+                <w:color w:val="000000"/>
+                <w:sz w:val="18"/>
+                <w:szCs w:val="18"/>
+              </w:rPr>
+              <w:t xml:space="preserve">–  Tossing a 10-shilling Kenyan coin 40 times: learners expect exactly 20 heads but consistently get a different number — raising the question of why experimental results differ from the theoretical 0.5, and how many trials are needed before the results stabilise (connects to experimental probability and the range of probability).</w:t>
+            </w:r>
+          </w:p>
+          <w:p>
+            <w:pPr>
+              <w:spacing w:after="30" w:before="0"/>
+              <w:ind w:left="360" w:hanging="180"/>
+              <w:jc w:val="left"/>
+            </w:pPr>
+            <w:r>
+              <w:rPr>
+                <w:rFonts w:ascii="Arial" w:cs="Arial" w:eastAsia="Arial" w:hAnsi="Arial"/>
+                <w:b w:val="false"/>
+                <w:bCs w:val="false"/>
+                <w:i w:val="false"/>
+                <w:iCs w:val="false"/>
+                <w:color w:val="000000"/>
+                <w:sz w:val="18"/>
+                <w:szCs w:val="18"/>
+              </w:rPr>
+              <w:t xml:space="preserve">–  Rolling a single die at a githeri-cooking competition to decide who stirs the pot first: learners explore all possible outcomes (1–6) and realise some outcomes (rolling a 7) are impossible while others (rolling an odd number) are quite likely, grounding the probability scale from 0 to 1.</w:t>
+            </w:r>
+          </w:p>
+          <w:p>
+            <w:pPr>
+              <w:spacing w:after="30" w:before="0"/>
+              <w:ind w:left="360" w:hanging="180"/>
+              <w:jc w:val="left"/>
+            </w:pPr>
+            <w:r>
+              <w:rPr>
+                <w:rFonts w:ascii="Arial" w:cs="Arial" w:eastAsia="Arial" w:hAnsi="Arial"/>
+                <w:b w:val="false"/>
+                <w:bCs w:val="false"/>
+                <w:i w:val="false"/>
+                <w:iCs w:val="false"/>
+                <w:color w:val="000000"/>
+                <w:sz w:val="18"/>
+                <w:szCs w:val="18"/>
+              </w:rPr>
+              <w:t xml:space="preserve">–  A Kericho tea farmer choosing between two seed varieties on back-to-back planting seasons: whether the first season's variety succeeds or fails does not change the probability of the second season's variety succeeding — a concrete Kenyan illustration of independent events and the multiplication law.</w:t>
+            </w:r>
+          </w:p>
+          <w:p>
+            <w:pPr>
+              <w:spacing w:after="30" w:before="0"/>
+              <w:ind w:left="360" w:hanging="180"/>
+              <w:jc w:val="left"/>
+            </w:pPr>
+            <w:r>
+              <w:rPr>
+                <w:rFonts w:ascii="Arial" w:cs="Arial" w:eastAsia="Arial" w:hAnsi="Arial"/>
+                <w:b w:val="false"/>
+                <w:bCs w:val="false"/>
+                <w:i w:val="false"/>
+                <w:iCs w:val="false"/>
+                <w:color w:val="000000"/>
+                <w:sz w:val="18"/>
+                <w:szCs w:val="18"/>
+              </w:rPr>
+              <w:t xml:space="preserve">–  A school prize-giving draw at a Kisumu secondary school where two students cannot win the same prize simultaneously: this models mutually exclusive events and the addition law, making abstract algebra tangible through a familiar school ceremony.</w:t>
+            </w:r>
+          </w:p>
+        </w:tc>
+      </w:tr>
+    </w:tbl>
+    <w:p>
+      <w:pPr>
+        <w:spacing w:after="120"/>
+      </w:pPr>
+      <w:r>
+        <w:t xml:space="preserve"/>
       </w:r>
     </w:p>
     <w:p>
@@ -150,7 +2458,7 @@
         </w:rPr>
         <w:t xml:space="preserve">© 2026 SeaVuria and ARES. This work is licensed under a </w:t>
       </w:r>
-      <w:hyperlink w:history="1" r:id="rIdggyhoe9xp7mqlu_pqetis">
+      <w:hyperlink w:history="1" r:id="rIdlctw1buq8daq4l-5jk_gy">
         <w:r>
           <w:rPr>
             <w:rFonts w:ascii="Arial" w:cs="Arial" w:eastAsia="Arial" w:hAnsi="Arial"/>
@@ -170,7 +2478,7 @@
         </w:rPr>
         <w:t xml:space="preserve"> (</w:t>
       </w:r>
-      <w:hyperlink w:history="1" r:id="rId3tr2nyb9fsabe2aqgxtz4">
+      <w:hyperlink w:history="1" r:id="rIddd0xtyvndrmubirzsac8x">
         <w:r>
           <w:rPr>
             <w:rFonts w:ascii="Arial" w:cs="Arial" w:eastAsia="Arial" w:hAnsi="Arial"/>
@@ -190,7 +2498,7 @@
         </w:rPr>
         <w:t xml:space="preserve">). To view a copy of this license, visit </w:t>
       </w:r>
-      <w:hyperlink w:history="1" r:id="rId3pejfv2j9_f89qw5k5ezn">
+      <w:hyperlink w:history="1" r:id="rIdg-pysirmdsjp6_ucj30os">
         <w:r>
           <w:rPr>
             <w:rFonts w:ascii="Arial" w:cs="Arial" w:eastAsia="Arial" w:hAnsi="Arial"/>
@@ -209,2314 +2517,6 @@
           <w:szCs w:val="17"/>
         </w:rPr>
         <w:t xml:space="preserve">. You are free to copy, redistribute, and adapt this material in any medium or format, provided appropriate credit is given and the material is not used for commercial purposes. KICD learning outcomes and curriculum designations reproduced here for alignment purposes remain the property of KICD and are not covered by this license. Linked external resources (e.g. CK-12, Khan Academy, PhET) are subject to their own licenses.</w:t>
-      </w:r>
-    </w:p>
-    <w:p>
-      <w:pPr>
-        <w:spacing w:after="120"/>
-      </w:pPr>
-      <w:r>
-        <w:t xml:space="preserve"/>
-      </w:r>
-    </w:p>
-    <w:tbl>
-      <w:tblPr>
-        <w:tblW w:type="dxa" w:w="13680"/>
-        <w:tblBorders>
-          <w:top w:val="single" w:color="AAAAAA" w:sz="4"/>
-          <w:left w:val="single" w:color="AAAAAA" w:sz="4"/>
-          <w:bottom w:val="single" w:color="AAAAAA" w:sz="4"/>
-          <w:right w:val="single" w:color="AAAAAA" w:sz="4"/>
-          <w:insideH w:val="single" w:color="auto" w:sz="4"/>
-          <w:insideV w:val="single" w:color="auto" w:sz="4"/>
-        </w:tblBorders>
-        <w:tblLayout w:type="fixed"/>
-      </w:tblPr>
-      <w:tblGrid>
-        <w:gridCol w:w="3000"/>
-        <w:gridCol w:w="10680"/>
-      </w:tblGrid>
-      <w:tr>
-        <w:tc>
-          <w:tcPr>
-            <w:tcW w:type="dxa" w:w="13680"/>
-            <w:gridSpan w:val="2"/>
-            <w:shd w:fill="1F3864" w:color="auto" w:val="clear"/>
-            <w:tcMar>
-              <w:top w:type="dxa" w:w="60"/>
-              <w:left w:type="dxa" w:w="120"/>
-              <w:bottom w:type="dxa" w:w="60"/>
-              <w:right w:type="dxa" w:w="120"/>
-            </w:tcMar>
-            <w:vAlign w:val="top"/>
-          </w:tcPr>
-          <w:p>
-            <w:pPr>
-              <w:spacing w:after="40" w:before="0"/>
-              <w:jc w:val="center"/>
-            </w:pPr>
-            <w:r>
-              <w:rPr>
-                <w:rFonts w:ascii="Arial" w:cs="Arial" w:eastAsia="Arial" w:hAnsi="Arial"/>
-                <w:b/>
-                <w:bCs/>
-                <w:i w:val="false"/>
-                <w:iCs w:val="false"/>
-                <w:color w:val="FFFFFF"/>
-                <w:sz w:val="22"/>
-                <w:szCs w:val="22"/>
-              </w:rPr>
-              <w:t xml:space="preserve">SUB-STRAND OVERVIEW</w:t>
-            </w:r>
-          </w:p>
-        </w:tc>
-      </w:tr>
-      <w:tr>
-        <w:tc>
-          <w:tcPr>
-            <w:tcW w:type="dxa" w:w="3000"/>
-            <w:shd w:fill="D5E8F0" w:color="auto" w:val="clear"/>
-            <w:tcMar>
-              <w:top w:type="dxa" w:w="60"/>
-              <w:left w:type="dxa" w:w="120"/>
-              <w:bottom w:type="dxa" w:w="60"/>
-              <w:right w:type="dxa" w:w="120"/>
-            </w:tcMar>
-            <w:vAlign w:val="top"/>
-          </w:tcPr>
-          <w:p>
-            <w:pPr>
-              <w:spacing w:after="40" w:before="0"/>
-              <w:jc w:val="left"/>
-            </w:pPr>
-            <w:r>
-              <w:rPr>
-                <w:rFonts w:ascii="Arial" w:cs="Arial" w:eastAsia="Arial" w:hAnsi="Arial"/>
-                <w:b/>
-                <w:bCs/>
-                <w:i w:val="false"/>
-                <w:iCs w:val="false"/>
-                <w:color w:val="000000"/>
-                <w:sz w:val="18"/>
-                <w:szCs w:val="18"/>
-              </w:rPr>
-              <w:t xml:space="preserve">Grade Level</w:t>
-            </w:r>
-          </w:p>
-        </w:tc>
-        <w:tc>
-          <w:tcPr>
-            <w:tcW w:type="dxa" w:w="10680"/>
-            <w:shd w:fill="FFFFFF" w:color="auto" w:val="clear"/>
-            <w:tcMar>
-              <w:top w:type="dxa" w:w="60"/>
-              <w:left w:type="dxa" w:w="120"/>
-              <w:bottom w:type="dxa" w:w="60"/>
-              <w:right w:type="dxa" w:w="120"/>
-            </w:tcMar>
-            <w:vAlign w:val="top"/>
-          </w:tcPr>
-          <w:p>
-            <w:pPr>
-              <w:spacing w:after="40" w:before="0"/>
-              <w:jc w:val="left"/>
-            </w:pPr>
-            <w:r>
-              <w:rPr>
-                <w:rFonts w:ascii="Arial" w:cs="Arial" w:eastAsia="Arial" w:hAnsi="Arial"/>
-                <w:b w:val="false"/>
-                <w:bCs w:val="false"/>
-                <w:i w:val="false"/>
-                <w:iCs w:val="false"/>
-                <w:color w:val="000000"/>
-                <w:sz w:val="18"/>
-                <w:szCs w:val="18"/>
-              </w:rPr>
-              <w:t xml:space="preserve">10</w:t>
-            </w:r>
-          </w:p>
-        </w:tc>
-      </w:tr>
-      <w:tr>
-        <w:tc>
-          <w:tcPr>
-            <w:tcW w:type="dxa" w:w="3000"/>
-            <w:shd w:fill="D5E8F0" w:color="auto" w:val="clear"/>
-            <w:tcMar>
-              <w:top w:type="dxa" w:w="60"/>
-              <w:left w:type="dxa" w:w="120"/>
-              <w:bottom w:type="dxa" w:w="60"/>
-              <w:right w:type="dxa" w:w="120"/>
-            </w:tcMar>
-            <w:vAlign w:val="top"/>
-          </w:tcPr>
-          <w:p>
-            <w:pPr>
-              <w:spacing w:after="40" w:before="0"/>
-              <w:jc w:val="left"/>
-            </w:pPr>
-            <w:r>
-              <w:rPr>
-                <w:rFonts w:ascii="Arial" w:cs="Arial" w:eastAsia="Arial" w:hAnsi="Arial"/>
-                <w:b/>
-                <w:bCs/>
-                <w:i w:val="false"/>
-                <w:iCs w:val="false"/>
-                <w:color w:val="000000"/>
-                <w:sz w:val="18"/>
-                <w:szCs w:val="18"/>
-              </w:rPr>
-              <w:t xml:space="preserve">Subject</w:t>
-            </w:r>
-          </w:p>
-        </w:tc>
-        <w:tc>
-          <w:tcPr>
-            <w:tcW w:type="dxa" w:w="10680"/>
-            <w:shd w:fill="FFFFFF" w:color="auto" w:val="clear"/>
-            <w:tcMar>
-              <w:top w:type="dxa" w:w="60"/>
-              <w:left w:type="dxa" w:w="120"/>
-              <w:bottom w:type="dxa" w:w="60"/>
-              <w:right w:type="dxa" w:w="120"/>
-            </w:tcMar>
-            <w:vAlign w:val="top"/>
-          </w:tcPr>
-          <w:p>
-            <w:pPr>
-              <w:spacing w:after="40" w:before="0"/>
-              <w:jc w:val="left"/>
-            </w:pPr>
-            <w:r>
-              <w:rPr>
-                <w:rFonts w:ascii="Arial" w:cs="Arial" w:eastAsia="Arial" w:hAnsi="Arial"/>
-                <w:b w:val="false"/>
-                <w:bCs w:val="false"/>
-                <w:i w:val="false"/>
-                <w:iCs w:val="false"/>
-                <w:color w:val="000000"/>
-                <w:sz w:val="18"/>
-                <w:szCs w:val="18"/>
-              </w:rPr>
-              <w:t xml:space="preserve">Core Mathematics</w:t>
-            </w:r>
-          </w:p>
-        </w:tc>
-      </w:tr>
-      <w:tr>
-        <w:tc>
-          <w:tcPr>
-            <w:tcW w:type="dxa" w:w="3000"/>
-            <w:shd w:fill="D5E8F0" w:color="auto" w:val="clear"/>
-            <w:tcMar>
-              <w:top w:type="dxa" w:w="60"/>
-              <w:left w:type="dxa" w:w="120"/>
-              <w:bottom w:type="dxa" w:w="60"/>
-              <w:right w:type="dxa" w:w="120"/>
-            </w:tcMar>
-            <w:vAlign w:val="top"/>
-          </w:tcPr>
-          <w:p>
-            <w:pPr>
-              <w:spacing w:after="40" w:before="0"/>
-              <w:jc w:val="left"/>
-            </w:pPr>
-            <w:r>
-              <w:rPr>
-                <w:rFonts w:ascii="Arial" w:cs="Arial" w:eastAsia="Arial" w:hAnsi="Arial"/>
-                <w:b/>
-                <w:bCs/>
-                <w:i w:val="false"/>
-                <w:iCs w:val="false"/>
-                <w:color w:val="000000"/>
-                <w:sz w:val="18"/>
-                <w:szCs w:val="18"/>
-              </w:rPr>
-              <w:t xml:space="preserve">Strand</w:t>
-            </w:r>
-          </w:p>
-        </w:tc>
-        <w:tc>
-          <w:tcPr>
-            <w:tcW w:type="dxa" w:w="10680"/>
-            <w:shd w:fill="FFFFFF" w:color="auto" w:val="clear"/>
-            <w:tcMar>
-              <w:top w:type="dxa" w:w="60"/>
-              <w:left w:type="dxa" w:w="120"/>
-              <w:bottom w:type="dxa" w:w="60"/>
-              <w:right w:type="dxa" w:w="120"/>
-            </w:tcMar>
-            <w:vAlign w:val="top"/>
-          </w:tcPr>
-          <w:p>
-            <w:pPr>
-              <w:spacing w:after="40" w:before="0"/>
-              <w:jc w:val="left"/>
-            </w:pPr>
-            <w:r>
-              <w:rPr>
-                <w:rFonts w:ascii="Arial" w:cs="Arial" w:eastAsia="Arial" w:hAnsi="Arial"/>
-                <w:b w:val="false"/>
-                <w:bCs w:val="false"/>
-                <w:i w:val="false"/>
-                <w:iCs w:val="false"/>
-                <w:color w:val="000000"/>
-                <w:sz w:val="18"/>
-                <w:szCs w:val="18"/>
-              </w:rPr>
-              <w:t xml:space="preserve">Strand 3.0: Statistics and Probability</w:t>
-            </w:r>
-          </w:p>
-        </w:tc>
-      </w:tr>
-      <w:tr>
-        <w:tc>
-          <w:tcPr>
-            <w:tcW w:type="dxa" w:w="3000"/>
-            <w:shd w:fill="D5E8F0" w:color="auto" w:val="clear"/>
-            <w:tcMar>
-              <w:top w:type="dxa" w:w="60"/>
-              <w:left w:type="dxa" w:w="120"/>
-              <w:bottom w:type="dxa" w:w="60"/>
-              <w:right w:type="dxa" w:w="120"/>
-            </w:tcMar>
-            <w:vAlign w:val="top"/>
-          </w:tcPr>
-          <w:p>
-            <w:pPr>
-              <w:spacing w:after="40" w:before="0"/>
-              <w:jc w:val="left"/>
-            </w:pPr>
-            <w:r>
-              <w:rPr>
-                <w:rFonts w:ascii="Arial" w:cs="Arial" w:eastAsia="Arial" w:hAnsi="Arial"/>
-                <w:b/>
-                <w:bCs/>
-                <w:i w:val="false"/>
-                <w:iCs w:val="false"/>
-                <w:color w:val="000000"/>
-                <w:sz w:val="18"/>
-                <w:szCs w:val="18"/>
-              </w:rPr>
-              <w:t xml:space="preserve">Sub-Strand</w:t>
-            </w:r>
-          </w:p>
-        </w:tc>
-        <w:tc>
-          <w:tcPr>
-            <w:tcW w:type="dxa" w:w="10680"/>
-            <w:shd w:fill="FFFFFF" w:color="auto" w:val="clear"/>
-            <w:tcMar>
-              <w:top w:type="dxa" w:w="60"/>
-              <w:left w:type="dxa" w:w="120"/>
-              <w:bottom w:type="dxa" w:w="60"/>
-              <w:right w:type="dxa" w:w="120"/>
-            </w:tcMar>
-            <w:vAlign w:val="top"/>
-          </w:tcPr>
-          <w:p>
-            <w:pPr>
-              <w:spacing w:after="40" w:before="0"/>
-              <w:jc w:val="left"/>
-            </w:pPr>
-            <w:r>
-              <w:rPr>
-                <w:rFonts w:ascii="Arial" w:cs="Arial" w:eastAsia="Arial" w:hAnsi="Arial"/>
-                <w:b w:val="false"/>
-                <w:bCs w:val="false"/>
-                <w:i w:val="false"/>
-                <w:iCs w:val="false"/>
-                <w:color w:val="000000"/>
-                <w:sz w:val="18"/>
-                <w:szCs w:val="18"/>
-              </w:rPr>
-              <w:t xml:space="preserve">Sub-Strand 3.2: Probability I</w:t>
-            </w:r>
-          </w:p>
-        </w:tc>
-      </w:tr>
-      <w:tr>
-        <w:tc>
-          <w:tcPr>
-            <w:tcW w:type="dxa" w:w="3000"/>
-            <w:shd w:fill="D5E8F0" w:color="auto" w:val="clear"/>
-            <w:tcMar>
-              <w:top w:type="dxa" w:w="60"/>
-              <w:left w:type="dxa" w:w="120"/>
-              <w:bottom w:type="dxa" w:w="60"/>
-              <w:right w:type="dxa" w:w="120"/>
-            </w:tcMar>
-            <w:vAlign w:val="top"/>
-          </w:tcPr>
-          <w:p>
-            <w:pPr>
-              <w:spacing w:after="40" w:before="0"/>
-              <w:jc w:val="left"/>
-            </w:pPr>
-            <w:r>
-              <w:rPr>
-                <w:rFonts w:ascii="Arial" w:cs="Arial" w:eastAsia="Arial" w:hAnsi="Arial"/>
-                <w:b/>
-                <w:bCs/>
-                <w:i w:val="false"/>
-                <w:iCs w:val="false"/>
-                <w:color w:val="000000"/>
-                <w:sz w:val="18"/>
-                <w:szCs w:val="18"/>
-              </w:rPr>
-              <w:t xml:space="preserve">Total Duration</w:t>
-            </w:r>
-          </w:p>
-        </w:tc>
-        <w:tc>
-          <w:tcPr>
-            <w:tcW w:type="dxa" w:w="10680"/>
-            <w:shd w:fill="FFFFFF" w:color="auto" w:val="clear"/>
-            <w:tcMar>
-              <w:top w:type="dxa" w:w="60"/>
-              <w:left w:type="dxa" w:w="120"/>
-              <w:bottom w:type="dxa" w:w="60"/>
-              <w:right w:type="dxa" w:w="120"/>
-            </w:tcMar>
-            <w:vAlign w:val="top"/>
-          </w:tcPr>
-          <w:p>
-            <w:pPr>
-              <w:spacing w:after="40" w:before="0"/>
-              <w:jc w:val="left"/>
-            </w:pPr>
-            <w:r>
-              <w:rPr>
-                <w:rFonts w:ascii="Arial" w:cs="Arial" w:eastAsia="Arial" w:hAnsi="Arial"/>
-                <w:b w:val="false"/>
-                <w:bCs w:val="false"/>
-                <w:i w:val="false"/>
-                <w:iCs w:val="false"/>
-                <w:color w:val="000000"/>
-                <w:sz w:val="18"/>
-                <w:szCs w:val="18"/>
-              </w:rPr>
-              <w:t xml:space="preserve">8 lessons × 40 minutes = 320 minutes total</w:t>
-            </w:r>
-          </w:p>
-        </w:tc>
-      </w:tr>
-      <w:tr>
-        <w:tc>
-          <w:tcPr>
-            <w:tcW w:type="dxa" w:w="3000"/>
-            <w:shd w:fill="D5E8F0" w:color="auto" w:val="clear"/>
-            <w:tcMar>
-              <w:top w:type="dxa" w:w="60"/>
-              <w:left w:type="dxa" w:w="120"/>
-              <w:bottom w:type="dxa" w:w="60"/>
-              <w:right w:type="dxa" w:w="120"/>
-            </w:tcMar>
-            <w:vAlign w:val="top"/>
-          </w:tcPr>
-          <w:p>
-            <w:pPr>
-              <w:spacing w:after="40" w:before="0"/>
-              <w:jc w:val="left"/>
-            </w:pPr>
-            <w:r>
-              <w:rPr>
-                <w:rFonts w:ascii="Arial" w:cs="Arial" w:eastAsia="Arial" w:hAnsi="Arial"/>
-                <w:b/>
-                <w:bCs/>
-                <w:i w:val="false"/>
-                <w:iCs w:val="false"/>
-                <w:color w:val="000000"/>
-                <w:sz w:val="18"/>
-                <w:szCs w:val="18"/>
-              </w:rPr>
-              <w:t xml:space="preserve">Sub-Strand Content</w:t>
-            </w:r>
-          </w:p>
-        </w:tc>
-        <w:tc>
-          <w:tcPr>
-            <w:tcW w:type="dxa" w:w="10680"/>
-            <w:shd w:fill="FFFFFF" w:color="auto" w:val="clear"/>
-            <w:tcMar>
-              <w:top w:type="dxa" w:w="60"/>
-              <w:left w:type="dxa" w:w="120"/>
-              <w:bottom w:type="dxa" w:w="60"/>
-              <w:right w:type="dxa" w:w="120"/>
-            </w:tcMar>
-            <w:vAlign w:val="top"/>
-          </w:tcPr>
-          <w:p>
-            <w:pPr>
-              <w:spacing w:after="30" w:before="0"/>
-              <w:ind w:left="360" w:hanging="180"/>
-              <w:jc w:val="left"/>
-            </w:pPr>
-            <w:r>
-              <w:rPr>
-                <w:rFonts w:ascii="Arial" w:cs="Arial" w:eastAsia="Arial" w:hAnsi="Arial"/>
-                <w:b w:val="false"/>
-                <w:bCs w:val="false"/>
-                <w:i w:val="false"/>
-                <w:iCs w:val="false"/>
-                <w:color w:val="000000"/>
-                <w:sz w:val="18"/>
-                <w:szCs w:val="18"/>
-              </w:rPr>
-              <w:t xml:space="preserve">–  Experimental probability — tossing coins (Kenyan shillings), throwing dice; recording outcomes and computing relative frequency</w:t>
-            </w:r>
-          </w:p>
-          <w:p>
-            <w:pPr>
-              <w:spacing w:after="30" w:before="0"/>
-              <w:ind w:left="360" w:hanging="180"/>
-              <w:jc w:val="left"/>
-            </w:pPr>
-            <w:r>
-              <w:rPr>
-                <w:rFonts w:ascii="Arial" w:cs="Arial" w:eastAsia="Arial" w:hAnsi="Arial"/>
-                <w:b w:val="false"/>
-                <w:bCs w:val="false"/>
-                <w:i w:val="false"/>
-                <w:iCs w:val="false"/>
-                <w:color w:val="000000"/>
-                <w:sz w:val="18"/>
-                <w:szCs w:val="18"/>
-              </w:rPr>
-              <w:t xml:space="preserve">–  Probability scale — identifying the range of probability from 0 (impossible) to 1 (certain) with real-life Kenyan examples</w:t>
-            </w:r>
-          </w:p>
-          <w:p>
-            <w:pPr>
-              <w:spacing w:after="30" w:before="0"/>
-              <w:ind w:left="360" w:hanging="180"/>
-              <w:jc w:val="left"/>
-            </w:pPr>
-            <w:r>
-              <w:rPr>
-                <w:rFonts w:ascii="Arial" w:cs="Arial" w:eastAsia="Arial" w:hAnsi="Arial"/>
-                <w:b w:val="false"/>
-                <w:bCs w:val="false"/>
-                <w:i w:val="false"/>
-                <w:iCs w:val="false"/>
-                <w:color w:val="000000"/>
-                <w:sz w:val="18"/>
-                <w:szCs w:val="18"/>
-              </w:rPr>
-              <w:t xml:space="preserve">–  Probability space (sample space) — listing all possible outcomes of events systematically using tables and tree diagrams</w:t>
-            </w:r>
-          </w:p>
-          <w:p>
-            <w:pPr>
-              <w:spacing w:after="30" w:before="0"/>
-              <w:ind w:left="360" w:hanging="180"/>
-              <w:jc w:val="left"/>
-            </w:pPr>
-            <w:r>
-              <w:rPr>
-                <w:rFonts w:ascii="Arial" w:cs="Arial" w:eastAsia="Arial" w:hAnsi="Arial"/>
-                <w:b w:val="false"/>
-                <w:bCs w:val="false"/>
-                <w:i w:val="false"/>
-                <w:iCs w:val="false"/>
-                <w:color w:val="000000"/>
-                <w:sz w:val="18"/>
-                <w:szCs w:val="18"/>
-              </w:rPr>
-              <w:t xml:space="preserve">–  Theoretical probability — calculating probability of a single event from the sample space</w:t>
-            </w:r>
-          </w:p>
-          <w:p>
-            <w:pPr>
-              <w:spacing w:after="30" w:before="0"/>
-              <w:ind w:left="360" w:hanging="180"/>
-              <w:jc w:val="left"/>
-            </w:pPr>
-            <w:r>
-              <w:rPr>
-                <w:rFonts w:ascii="Arial" w:cs="Arial" w:eastAsia="Arial" w:hAnsi="Arial"/>
-                <w:b w:val="false"/>
-                <w:bCs w:val="false"/>
-                <w:i w:val="false"/>
-                <w:iCs w:val="false"/>
-                <w:color w:val="000000"/>
-                <w:sz w:val="18"/>
-                <w:szCs w:val="18"/>
-              </w:rPr>
-              <w:t xml:space="preserve">–  Mutually exclusive events — identifying events that cannot occur simultaneously; applying the Addition Law P(A∪B) = P(A) + P(B)</w:t>
-            </w:r>
-          </w:p>
-          <w:p>
-            <w:pPr>
-              <w:spacing w:after="30" w:before="0"/>
-              <w:ind w:left="360" w:hanging="180"/>
-              <w:jc w:val="left"/>
-            </w:pPr>
-            <w:r>
-              <w:rPr>
-                <w:rFonts w:ascii="Arial" w:cs="Arial" w:eastAsia="Arial" w:hAnsi="Arial"/>
-                <w:b w:val="false"/>
-                <w:bCs w:val="false"/>
-                <w:i w:val="false"/>
-                <w:iCs w:val="false"/>
-                <w:color w:val="000000"/>
-                <w:sz w:val="18"/>
-                <w:szCs w:val="18"/>
-              </w:rPr>
-              <w:t xml:space="preserve">–  Independent events — identifying events where the outcome of one does not affect the other; applying the Multiplication Law P(A∩B) = P(A) × P(B)</w:t>
-            </w:r>
-          </w:p>
-          <w:p>
-            <w:pPr>
-              <w:spacing w:after="30" w:before="0"/>
-              <w:ind w:left="360" w:hanging="180"/>
-              <w:jc w:val="left"/>
-            </w:pPr>
-            <w:r>
-              <w:rPr>
-                <w:rFonts w:ascii="Arial" w:cs="Arial" w:eastAsia="Arial" w:hAnsi="Arial"/>
-                <w:b w:val="false"/>
-                <w:bCs w:val="false"/>
-                <w:i w:val="false"/>
-                <w:iCs w:val="false"/>
-                <w:color w:val="000000"/>
-                <w:sz w:val="18"/>
-                <w:szCs w:val="18"/>
-              </w:rPr>
-              <w:t xml:space="preserve">–  Laws of probability — addition law for mutually exclusive events and multiplication law for independent events</w:t>
-            </w:r>
-          </w:p>
-          <w:p>
-            <w:pPr>
-              <w:spacing w:after="30" w:before="0"/>
-              <w:ind w:left="360" w:hanging="180"/>
-              <w:jc w:val="left"/>
-            </w:pPr>
-            <w:r>
-              <w:rPr>
-                <w:rFonts w:ascii="Arial" w:cs="Arial" w:eastAsia="Arial" w:hAnsi="Arial"/>
-                <w:b w:val="false"/>
-                <w:bCs w:val="false"/>
-                <w:i w:val="false"/>
-                <w:iCs w:val="false"/>
-                <w:color w:val="000000"/>
-                <w:sz w:val="18"/>
-                <w:szCs w:val="18"/>
-              </w:rPr>
-              <w:t xml:space="preserve">–  Probability tree diagrams — constructing and using tree diagrams to determine probabilities of two sequential independent and mutually exclusive events</w:t>
-            </w:r>
-          </w:p>
-          <w:p>
-            <w:pPr>
-              <w:spacing w:after="30" w:before="0"/>
-              <w:ind w:left="360" w:hanging="180"/>
-              <w:jc w:val="left"/>
-            </w:pPr>
-            <w:r>
-              <w:rPr>
-                <w:rFonts w:ascii="Arial" w:cs="Arial" w:eastAsia="Arial" w:hAnsi="Arial"/>
-                <w:b w:val="false"/>
-                <w:bCs w:val="false"/>
-                <w:i w:val="false"/>
-                <w:iCs w:val="false"/>
-                <w:color w:val="000000"/>
-                <w:sz w:val="18"/>
-                <w:szCs w:val="18"/>
-              </w:rPr>
-              <w:t xml:space="preserve">–  Application of probability — applying probability concepts to real-life Kenyan situations (road safety, games, weather, market outcomes)</w:t>
-            </w:r>
-          </w:p>
-        </w:tc>
-      </w:tr>
-      <w:tr>
-        <w:tc>
-          <w:tcPr>
-            <w:tcW w:type="dxa" w:w="3000"/>
-            <w:shd w:fill="D5E8F0" w:color="auto" w:val="clear"/>
-            <w:tcMar>
-              <w:top w:type="dxa" w:w="60"/>
-              <w:left w:type="dxa" w:w="120"/>
-              <w:bottom w:type="dxa" w:w="60"/>
-              <w:right w:type="dxa" w:w="120"/>
-            </w:tcMar>
-            <w:vAlign w:val="top"/>
-          </w:tcPr>
-          <w:p>
-            <w:pPr>
-              <w:spacing w:after="40" w:before="0"/>
-              <w:jc w:val="left"/>
-            </w:pPr>
-            <w:r>
-              <w:rPr>
-                <w:rFonts w:ascii="Arial" w:cs="Arial" w:eastAsia="Arial" w:hAnsi="Arial"/>
-                <w:b/>
-                <w:bCs/>
-                <w:i w:val="false"/>
-                <w:iCs w:val="false"/>
-                <w:color w:val="000000"/>
-                <w:sz w:val="18"/>
-                <w:szCs w:val="18"/>
-              </w:rPr>
-              <w:t xml:space="preserve">Learning Outcomes</w:t>
-            </w:r>
-          </w:p>
-        </w:tc>
-        <w:tc>
-          <w:tcPr>
-            <w:tcW w:type="dxa" w:w="10680"/>
-            <w:shd w:fill="FFFFFF" w:color="auto" w:val="clear"/>
-            <w:tcMar>
-              <w:top w:type="dxa" w:w="60"/>
-              <w:left w:type="dxa" w:w="120"/>
-              <w:bottom w:type="dxa" w:w="60"/>
-              <w:right w:type="dxa" w:w="120"/>
-            </w:tcMar>
-            <w:vAlign w:val="top"/>
-          </w:tcPr>
-          <w:p>
-            <w:pPr>
-              <w:spacing w:after="40" w:before="0"/>
-              <w:jc w:val="left"/>
-            </w:pPr>
-            <w:r>
-              <w:rPr>
-                <w:rFonts w:ascii="Arial" w:cs="Arial" w:eastAsia="Arial" w:hAnsi="Arial"/>
-                <w:b w:val="false"/>
-                <w:bCs w:val="false"/>
-                <w:i w:val="false"/>
-                <w:iCs w:val="false"/>
-                <w:color w:val="000000"/>
-                <w:sz w:val="18"/>
-                <w:szCs w:val="18"/>
-              </w:rPr>
-              <w:t xml:space="preserve">By the end of the sub-strand, the learner should be able to:</w:t>
-            </w:r>
-          </w:p>
-          <w:p>
-            <w:pPr>
-              <w:spacing w:after="40" w:before="0"/>
-              <w:jc w:val="left"/>
-            </w:pPr>
-            <w:r>
-              <w:rPr>
-                <w:rFonts w:ascii="Arial" w:cs="Arial" w:eastAsia="Arial" w:hAnsi="Arial"/>
-                <w:b w:val="false"/>
-                <w:bCs w:val="false"/>
-                <w:i w:val="false"/>
-                <w:iCs w:val="false"/>
-                <w:color w:val="000000"/>
-                <w:sz w:val="18"/>
-                <w:szCs w:val="18"/>
-              </w:rPr>
-              <w:t xml:space="preserve">a) perform experiments involving probabilities in different situations,</w:t>
-            </w:r>
-          </w:p>
-          <w:p>
-            <w:pPr>
-              <w:spacing w:after="40" w:before="0"/>
-              <w:jc w:val="left"/>
-            </w:pPr>
-            <w:r>
-              <w:rPr>
-                <w:rFonts w:ascii="Arial" w:cs="Arial" w:eastAsia="Arial" w:hAnsi="Arial"/>
-                <w:b w:val="false"/>
-                <w:bCs w:val="false"/>
-                <w:i w:val="false"/>
-                <w:iCs w:val="false"/>
-                <w:color w:val="000000"/>
-                <w:sz w:val="18"/>
-                <w:szCs w:val="18"/>
-              </w:rPr>
-              <w:t xml:space="preserve">b) identify the range of probability in different situations,</w:t>
-            </w:r>
-          </w:p>
-          <w:p>
-            <w:pPr>
-              <w:spacing w:after="40" w:before="0"/>
-              <w:jc w:val="left"/>
-            </w:pPr>
-            <w:r>
-              <w:rPr>
-                <w:rFonts w:ascii="Arial" w:cs="Arial" w:eastAsia="Arial" w:hAnsi="Arial"/>
-                <w:b w:val="false"/>
-                <w:bCs w:val="false"/>
-                <w:i w:val="false"/>
-                <w:iCs w:val="false"/>
-                <w:color w:val="000000"/>
-                <w:sz w:val="18"/>
-                <w:szCs w:val="18"/>
-              </w:rPr>
-              <w:t xml:space="preserve">c) generate probability space of different events,</w:t>
-            </w:r>
-          </w:p>
-          <w:p>
-            <w:pPr>
-              <w:spacing w:after="40" w:before="0"/>
-              <w:jc w:val="left"/>
-            </w:pPr>
-            <w:r>
-              <w:rPr>
-                <w:rFonts w:ascii="Arial" w:cs="Arial" w:eastAsia="Arial" w:hAnsi="Arial"/>
-                <w:b w:val="false"/>
-                <w:bCs w:val="false"/>
-                <w:i w:val="false"/>
-                <w:iCs w:val="false"/>
-                <w:color w:val="000000"/>
-                <w:sz w:val="18"/>
-                <w:szCs w:val="18"/>
-              </w:rPr>
-              <w:t xml:space="preserve">d) determine the probability of mutually exclusive and independent events,</w:t>
-            </w:r>
-          </w:p>
-          <w:p>
-            <w:pPr>
-              <w:spacing w:after="40" w:before="0"/>
-              <w:jc w:val="left"/>
-            </w:pPr>
-            <w:r>
-              <w:rPr>
-                <w:rFonts w:ascii="Arial" w:cs="Arial" w:eastAsia="Arial" w:hAnsi="Arial"/>
-                <w:b w:val="false"/>
-                <w:bCs w:val="false"/>
-                <w:i w:val="false"/>
-                <w:iCs w:val="false"/>
-                <w:color w:val="000000"/>
-                <w:sz w:val="18"/>
-                <w:szCs w:val="18"/>
-              </w:rPr>
-              <w:t xml:space="preserve">e) apply the laws of probability in different situations,</w:t>
-            </w:r>
-          </w:p>
-          <w:p>
-            <w:pPr>
-              <w:spacing w:after="40" w:before="0"/>
-              <w:jc w:val="left"/>
-            </w:pPr>
-            <w:r>
-              <w:rPr>
-                <w:rFonts w:ascii="Arial" w:cs="Arial" w:eastAsia="Arial" w:hAnsi="Arial"/>
-                <w:b w:val="false"/>
-                <w:bCs w:val="false"/>
-                <w:i w:val="false"/>
-                <w:iCs w:val="false"/>
-                <w:color w:val="000000"/>
-                <w:sz w:val="18"/>
-                <w:szCs w:val="18"/>
-              </w:rPr>
-              <w:t xml:space="preserve">f) determine the probability of independent events using tree diagrams,</w:t>
-            </w:r>
-          </w:p>
-          <w:p>
-            <w:pPr>
-              <w:spacing w:after="40" w:before="0"/>
-              <w:jc w:val="left"/>
-            </w:pPr>
-            <w:r>
-              <w:rPr>
-                <w:rFonts w:ascii="Arial" w:cs="Arial" w:eastAsia="Arial" w:hAnsi="Arial"/>
-                <w:b w:val="false"/>
-                <w:bCs w:val="false"/>
-                <w:i w:val="false"/>
-                <w:iCs w:val="false"/>
-                <w:color w:val="000000"/>
-                <w:sz w:val="18"/>
-                <w:szCs w:val="18"/>
-              </w:rPr>
-              <w:t xml:space="preserve">g) appreciate the application of probability in real-life situations.</w:t>
-            </w:r>
-          </w:p>
-        </w:tc>
-      </w:tr>
-      <w:tr>
-        <w:tc>
-          <w:tcPr>
-            <w:tcW w:type="dxa" w:w="3000"/>
-            <w:shd w:fill="D5E8F0" w:color="auto" w:val="clear"/>
-            <w:tcMar>
-              <w:top w:type="dxa" w:w="60"/>
-              <w:left w:type="dxa" w:w="120"/>
-              <w:bottom w:type="dxa" w:w="60"/>
-              <w:right w:type="dxa" w:w="120"/>
-            </w:tcMar>
-            <w:vAlign w:val="top"/>
-          </w:tcPr>
-          <w:p>
-            <w:pPr>
-              <w:spacing w:after="40" w:before="0"/>
-              <w:jc w:val="left"/>
-            </w:pPr>
-            <w:r>
-              <w:rPr>
-                <w:rFonts w:ascii="Arial" w:cs="Arial" w:eastAsia="Arial" w:hAnsi="Arial"/>
-                <w:b/>
-                <w:bCs/>
-                <w:i w:val="false"/>
-                <w:iCs w:val="false"/>
-                <w:color w:val="000000"/>
-                <w:sz w:val="18"/>
-                <w:szCs w:val="18"/>
-              </w:rPr>
-              <w:t xml:space="preserve">Core Competencies</w:t>
-            </w:r>
-          </w:p>
-        </w:tc>
-        <w:tc>
-          <w:tcPr>
-            <w:tcW w:type="dxa" w:w="10680"/>
-            <w:shd w:fill="FFFFFF" w:color="auto" w:val="clear"/>
-            <w:tcMar>
-              <w:top w:type="dxa" w:w="60"/>
-              <w:left w:type="dxa" w:w="120"/>
-              <w:bottom w:type="dxa" w:w="60"/>
-              <w:right w:type="dxa" w:w="120"/>
-            </w:tcMar>
-            <w:vAlign w:val="top"/>
-          </w:tcPr>
-          <w:p>
-            <w:pPr>
-              <w:spacing w:after="30" w:before="0"/>
-              <w:ind w:left="360" w:hanging="180"/>
-              <w:jc w:val="left"/>
-            </w:pPr>
-            <w:r>
-              <w:rPr>
-                <w:rFonts w:ascii="Arial" w:cs="Arial" w:eastAsia="Arial" w:hAnsi="Arial"/>
-                <w:b w:val="false"/>
-                <w:bCs w:val="false"/>
-                <w:i w:val="false"/>
-                <w:iCs w:val="false"/>
-                <w:color w:val="000000"/>
-                <w:sz w:val="18"/>
-                <w:szCs w:val="18"/>
-              </w:rPr>
-              <w:t xml:space="preserve">–  Communication and Collaboration: the learner carries out experiments such as tossing Kenyan coins or throwing dice, records results with peers, discusses findings, and shares conclusions about experimental probability with the class.</w:t>
-            </w:r>
-          </w:p>
-          <w:p>
-            <w:pPr>
-              <w:spacing w:after="30" w:before="0"/>
-              <w:ind w:left="360" w:hanging="180"/>
-              <w:jc w:val="left"/>
-            </w:pPr>
-            <w:r>
-              <w:rPr>
-                <w:rFonts w:ascii="Arial" w:cs="Arial" w:eastAsia="Arial" w:hAnsi="Arial"/>
-                <w:b w:val="false"/>
-                <w:bCs w:val="false"/>
-                <w:i w:val="false"/>
-                <w:iCs w:val="false"/>
-                <w:color w:val="000000"/>
-                <w:sz w:val="18"/>
-                <w:szCs w:val="18"/>
-              </w:rPr>
-              <w:t xml:space="preserve">–  Citizenship: the learner acknowledges Kenyan currency (10-shilling and 5-shilling coins) as they carry out tossing experiments, connecting mathematics to national identity and civic awareness.</w:t>
-            </w:r>
-          </w:p>
-          <w:p>
-            <w:pPr>
-              <w:spacing w:after="30" w:before="0"/>
-              <w:ind w:left="360" w:hanging="180"/>
-              <w:jc w:val="left"/>
-            </w:pPr>
-            <w:r>
-              <w:rPr>
-                <w:rFonts w:ascii="Arial" w:cs="Arial" w:eastAsia="Arial" w:hAnsi="Arial"/>
-                <w:b w:val="false"/>
-                <w:bCs w:val="false"/>
-                <w:i w:val="false"/>
-                <w:iCs w:val="false"/>
-                <w:color w:val="000000"/>
-                <w:sz w:val="18"/>
-                <w:szCs w:val="18"/>
-              </w:rPr>
-              <w:t xml:space="preserve">–  Self-Efficacy: the learner appreciates his/her ability to design and play probability-based games, building confidence in applying mathematical reasoning to everyday Kenyan contexts such as predicting matatu arrival times or market outcomes at Wakulima Market.</w:t>
-            </w:r>
-          </w:p>
-        </w:tc>
-      </w:tr>
-      <w:tr>
-        <w:tc>
-          <w:tcPr>
-            <w:tcW w:type="dxa" w:w="3000"/>
-            <w:shd w:fill="E2EFDA" w:color="auto" w:val="clear"/>
-            <w:tcMar>
-              <w:top w:type="dxa" w:w="60"/>
-              <w:left w:type="dxa" w:w="120"/>
-              <w:bottom w:type="dxa" w:w="60"/>
-              <w:right w:type="dxa" w:w="120"/>
-            </w:tcMar>
-            <w:vAlign w:val="top"/>
-          </w:tcPr>
-          <w:p>
-            <w:pPr>
-              <w:spacing w:after="40" w:before="0"/>
-              <w:jc w:val="left"/>
-            </w:pPr>
-            <w:r>
-              <w:rPr>
-                <w:rFonts w:ascii="Arial" w:cs="Arial" w:eastAsia="Arial" w:hAnsi="Arial"/>
-                <w:b/>
-                <w:bCs/>
-                <w:i w:val="false"/>
-                <w:iCs w:val="false"/>
-                <w:color w:val="000000"/>
-                <w:sz w:val="18"/>
-                <w:szCs w:val="18"/>
-              </w:rPr>
-              <w:t xml:space="preserve">Core Values</w:t>
-            </w:r>
-          </w:p>
-        </w:tc>
-        <w:tc>
-          <w:tcPr>
-            <w:tcW w:type="dxa" w:w="10680"/>
-            <w:shd w:fill="FFFFFF" w:color="auto" w:val="clear"/>
-            <w:tcMar>
-              <w:top w:type="dxa" w:w="60"/>
-              <w:left w:type="dxa" w:w="120"/>
-              <w:bottom w:type="dxa" w:w="60"/>
-              <w:right w:type="dxa" w:w="120"/>
-            </w:tcMar>
-            <w:vAlign w:val="top"/>
-          </w:tcPr>
-          <w:p>
-            <w:pPr>
-              <w:spacing w:after="30" w:before="0"/>
-              <w:ind w:left="360" w:hanging="180"/>
-              <w:jc w:val="left"/>
-            </w:pPr>
-            <w:r>
-              <w:rPr>
-                <w:rFonts w:ascii="Arial" w:cs="Arial" w:eastAsia="Arial" w:hAnsi="Arial"/>
-                <w:b w:val="false"/>
-                <w:bCs w:val="false"/>
-                <w:i w:val="false"/>
-                <w:iCs w:val="false"/>
-                <w:color w:val="000000"/>
-                <w:sz w:val="18"/>
-                <w:szCs w:val="18"/>
-              </w:rPr>
-              <w:t xml:space="preserve">–  Responsibility: the learner carefully tosses coins or throws dice to illustrate experimental probability, ensuring accurate recording of outcomes and honest reporting of results.</w:t>
-            </w:r>
-          </w:p>
-          <w:p>
-            <w:pPr>
-              <w:spacing w:after="30" w:before="0"/>
-              <w:ind w:left="360" w:hanging="180"/>
-              <w:jc w:val="left"/>
-            </w:pPr>
-            <w:r>
-              <w:rPr>
-                <w:rFonts w:ascii="Arial" w:cs="Arial" w:eastAsia="Arial" w:hAnsi="Arial"/>
-                <w:b w:val="false"/>
-                <w:bCs w:val="false"/>
-                <w:i w:val="false"/>
-                <w:iCs w:val="false"/>
-                <w:color w:val="000000"/>
-                <w:sz w:val="18"/>
-                <w:szCs w:val="18"/>
-              </w:rPr>
-              <w:t xml:space="preserve">–  Social Justice: the learner plays probability games where they accept that there is winning or losing and acknowledges honest outcomes, recognising that fairness in games mirrors fairness in society.</w:t>
-            </w:r>
-          </w:p>
-          <w:p>
-            <w:pPr>
-              <w:spacing w:after="30" w:before="0"/>
-              <w:ind w:left="360" w:hanging="180"/>
-              <w:jc w:val="left"/>
-            </w:pPr>
-            <w:r>
-              <w:rPr>
-                <w:rFonts w:ascii="Arial" w:cs="Arial" w:eastAsia="Arial" w:hAnsi="Arial"/>
-                <w:b w:val="false"/>
-                <w:bCs w:val="false"/>
-                <w:i w:val="false"/>
-                <w:iCs w:val="false"/>
-                <w:color w:val="000000"/>
-                <w:sz w:val="18"/>
-                <w:szCs w:val="18"/>
-              </w:rPr>
-              <w:t xml:space="preserve">–  Integrity: the learner records experimental outcomes accurately without manipulation, understanding that valid conclusions depend on truthful data collection.</w:t>
-            </w:r>
-          </w:p>
-        </w:tc>
-      </w:tr>
-      <w:tr>
-        <w:tc>
-          <w:tcPr>
-            <w:tcW w:type="dxa" w:w="3000"/>
-            <w:shd w:fill="D5E8F0" w:color="auto" w:val="clear"/>
-            <w:tcMar>
-              <w:top w:type="dxa" w:w="60"/>
-              <w:left w:type="dxa" w:w="120"/>
-              <w:bottom w:type="dxa" w:w="60"/>
-              <w:right w:type="dxa" w:w="120"/>
-            </w:tcMar>
-            <w:vAlign w:val="top"/>
-          </w:tcPr>
-          <w:p>
-            <w:pPr>
-              <w:spacing w:after="40" w:before="0"/>
-              <w:jc w:val="left"/>
-            </w:pPr>
-            <w:r>
-              <w:rPr>
-                <w:rFonts w:ascii="Arial" w:cs="Arial" w:eastAsia="Arial" w:hAnsi="Arial"/>
-                <w:b/>
-                <w:bCs/>
-                <w:i w:val="false"/>
-                <w:iCs w:val="false"/>
-                <w:color w:val="000000"/>
-                <w:sz w:val="18"/>
-                <w:szCs w:val="18"/>
-              </w:rPr>
-              <w:t xml:space="preserve">Science &amp; Engineering Practices</w:t>
-            </w:r>
-          </w:p>
-        </w:tc>
-        <w:tc>
-          <w:tcPr>
-            <w:tcW w:type="dxa" w:w="10680"/>
-            <w:shd w:fill="FFFFFF" w:color="auto" w:val="clear"/>
-            <w:tcMar>
-              <w:top w:type="dxa" w:w="60"/>
-              <w:left w:type="dxa" w:w="120"/>
-              <w:bottom w:type="dxa" w:w="60"/>
-              <w:right w:type="dxa" w:w="120"/>
-            </w:tcMar>
-            <w:vAlign w:val="top"/>
-          </w:tcPr>
-          <w:p>
-            <w:pPr>
-              <w:spacing w:after="30" w:before="0"/>
-              <w:ind w:left="360" w:hanging="180"/>
-              <w:jc w:val="left"/>
-            </w:pPr>
-            <w:r>
-              <w:rPr>
-                <w:rFonts w:ascii="Arial" w:cs="Arial" w:eastAsia="Arial" w:hAnsi="Arial"/>
-                <w:b w:val="false"/>
-                <w:bCs w:val="false"/>
-                <w:i w:val="false"/>
-                <w:iCs w:val="false"/>
-                <w:color w:val="000000"/>
-                <w:sz w:val="18"/>
-                <w:szCs w:val="18"/>
-              </w:rPr>
-              <w:t xml:space="preserve">–  Asking Questions and Defining Problems: learners formulate questions about why experimental probability (e.g., from 50 coin tosses) differs from theoretical probability of 0.5, driving inquiry into the Law of Large Numbers in a Kenyan context.</w:t>
-            </w:r>
-          </w:p>
-          <w:p>
-            <w:pPr>
-              <w:spacing w:after="30" w:before="0"/>
-              <w:ind w:left="360" w:hanging="180"/>
-              <w:jc w:val="left"/>
-            </w:pPr>
-            <w:r>
-              <w:rPr>
-                <w:rFonts w:ascii="Arial" w:cs="Arial" w:eastAsia="Arial" w:hAnsi="Arial"/>
-                <w:b w:val="false"/>
-                <w:bCs w:val="false"/>
-                <w:i w:val="false"/>
-                <w:iCs w:val="false"/>
-                <w:color w:val="000000"/>
-                <w:sz w:val="18"/>
-                <w:szCs w:val="18"/>
-              </w:rPr>
-              <w:t xml:space="preserve">–  Planning and Carrying Out Investigations: learners design and conduct structured probability experiments — tossing Kenyan shillings, rolling dice, drawing cards — specifying number of trials, recording tables, and identifying variables.</w:t>
-            </w:r>
-          </w:p>
-          <w:p>
-            <w:pPr>
-              <w:spacing w:after="30" w:before="0"/>
-              <w:ind w:left="360" w:hanging="180"/>
-              <w:jc w:val="left"/>
-            </w:pPr>
-            <w:r>
-              <w:rPr>
-                <w:rFonts w:ascii="Arial" w:cs="Arial" w:eastAsia="Arial" w:hAnsi="Arial"/>
-                <w:b w:val="false"/>
-                <w:bCs w:val="false"/>
-                <w:i w:val="false"/>
-                <w:iCs w:val="false"/>
-                <w:color w:val="000000"/>
-                <w:sz w:val="18"/>
-                <w:szCs w:val="18"/>
-              </w:rPr>
-              <w:t xml:space="preserve">–  Analysing and Interpreting Data: learners tally frequency tables, compute relative frequencies across increasing trial counts, construct sample space tables, and read probability tree diagrams to draw evidence-based conclusions.</w:t>
-            </w:r>
-          </w:p>
-          <w:p>
-            <w:pPr>
-              <w:spacing w:after="30" w:before="0"/>
-              <w:ind w:left="360" w:hanging="180"/>
-              <w:jc w:val="left"/>
-            </w:pPr>
-            <w:r>
-              <w:rPr>
-                <w:rFonts w:ascii="Arial" w:cs="Arial" w:eastAsia="Arial" w:hAnsi="Arial"/>
-                <w:b w:val="false"/>
-                <w:bCs w:val="false"/>
-                <w:i w:val="false"/>
-                <w:iCs w:val="false"/>
-                <w:color w:val="000000"/>
-                <w:sz w:val="18"/>
-                <w:szCs w:val="18"/>
-              </w:rPr>
-              <w:t xml:space="preserve">–  Using Mathematics and Computational Thinking: learners apply the addition law (mutually exclusive events) and multiplication law (independent events), compute probabilities as fractions, decimals, and percentages, and verify results against experimental data.</w:t>
-            </w:r>
-          </w:p>
-          <w:p>
-            <w:pPr>
-              <w:spacing w:after="30" w:before="0"/>
-              <w:ind w:left="360" w:hanging="180"/>
-              <w:jc w:val="left"/>
-            </w:pPr>
-            <w:r>
-              <w:rPr>
-                <w:rFonts w:ascii="Arial" w:cs="Arial" w:eastAsia="Arial" w:hAnsi="Arial"/>
-                <w:b w:val="false"/>
-                <w:bCs w:val="false"/>
-                <w:i w:val="false"/>
-                <w:iCs w:val="false"/>
-                <w:color w:val="000000"/>
-                <w:sz w:val="18"/>
-                <w:szCs w:val="18"/>
-              </w:rPr>
-              <w:t xml:space="preserve">–  Obtaining, Evaluating, and Communicating Information: learners present probability findings — including road-safety pedestrian-crossing scenarios and game designs — to peers and evaluate the reasonableness of each other's probability claims.</w:t>
-            </w:r>
-          </w:p>
-        </w:tc>
-      </w:tr>
-      <w:tr>
-        <w:tc>
-          <w:tcPr>
-            <w:tcW w:type="dxa" w:w="3000"/>
-            <w:shd w:fill="FCE4D6" w:color="auto" w:val="clear"/>
-            <w:tcMar>
-              <w:top w:type="dxa" w:w="60"/>
-              <w:left w:type="dxa" w:w="120"/>
-              <w:bottom w:type="dxa" w:w="60"/>
-              <w:right w:type="dxa" w:w="120"/>
-            </w:tcMar>
-            <w:vAlign w:val="top"/>
-          </w:tcPr>
-          <w:p>
-            <w:pPr>
-              <w:spacing w:after="40" w:before="0"/>
-              <w:jc w:val="left"/>
-            </w:pPr>
-            <w:r>
-              <w:rPr>
-                <w:rFonts w:ascii="Arial" w:cs="Arial" w:eastAsia="Arial" w:hAnsi="Arial"/>
-                <w:b/>
-                <w:bCs/>
-                <w:i w:val="false"/>
-                <w:iCs w:val="false"/>
-                <w:color w:val="000000"/>
-                <w:sz w:val="18"/>
-                <w:szCs w:val="18"/>
-              </w:rPr>
-              <w:t xml:space="preserve">Pertinent &amp; Contemporary Issues (PCIs)</w:t>
-            </w:r>
-          </w:p>
-        </w:tc>
-        <w:tc>
-          <w:tcPr>
-            <w:tcW w:type="dxa" w:w="10680"/>
-            <w:shd w:fill="FFFFFF" w:color="auto" w:val="clear"/>
-            <w:tcMar>
-              <w:top w:type="dxa" w:w="60"/>
-              <w:left w:type="dxa" w:w="120"/>
-              <w:bottom w:type="dxa" w:w="60"/>
-              <w:right w:type="dxa" w:w="120"/>
-            </w:tcMar>
-            <w:vAlign w:val="top"/>
-          </w:tcPr>
-          <w:p>
-            <w:pPr>
-              <w:spacing w:after="30" w:before="0"/>
-              <w:ind w:left="360" w:hanging="180"/>
-              <w:jc w:val="left"/>
-            </w:pPr>
-            <w:r>
-              <w:rPr>
-                <w:rFonts w:ascii="Arial" w:cs="Arial" w:eastAsia="Arial" w:hAnsi="Arial"/>
-                <w:b w:val="false"/>
-                <w:bCs w:val="false"/>
-                <w:i w:val="false"/>
-                <w:iCs w:val="false"/>
-                <w:color w:val="000000"/>
-                <w:sz w:val="18"/>
-                <w:szCs w:val="18"/>
-              </w:rPr>
-              <w:t xml:space="preserve">–  Social Cohesion: the learner interacts freely with classmates as they discuss, design, and play probability-based games, building teamwork and respect across different groups within the Kenyan school community.</w:t>
-            </w:r>
-          </w:p>
-          <w:p>
-            <w:pPr>
-              <w:spacing w:after="30" w:before="0"/>
-              <w:ind w:left="360" w:hanging="180"/>
-              <w:jc w:val="left"/>
-            </w:pPr>
-            <w:r>
-              <w:rPr>
-                <w:rFonts w:ascii="Arial" w:cs="Arial" w:eastAsia="Arial" w:hAnsi="Arial"/>
-                <w:b w:val="false"/>
-                <w:bCs w:val="false"/>
-                <w:i w:val="false"/>
-                <w:iCs w:val="false"/>
-                <w:color w:val="000000"/>
-                <w:sz w:val="18"/>
-                <w:szCs w:val="18"/>
-              </w:rPr>
-              <w:t xml:space="preserve">–  Life Skills and Values Education: the learner uses different experimental events and lists all possible outcomes, practising systematic decision-making skills applicable to real-life choices such as crop selection in Rift Valley farming households.</w:t>
-            </w:r>
-          </w:p>
-          <w:p>
-            <w:pPr>
-              <w:spacing w:after="30" w:before="0"/>
-              <w:ind w:left="360" w:hanging="180"/>
-              <w:jc w:val="left"/>
-            </w:pPr>
-            <w:r>
-              <w:rPr>
-                <w:rFonts w:ascii="Arial" w:cs="Arial" w:eastAsia="Arial" w:hAnsi="Arial"/>
-                <w:b w:val="false"/>
-                <w:bCs w:val="false"/>
-                <w:i w:val="false"/>
-                <w:iCs w:val="false"/>
-                <w:color w:val="000000"/>
-                <w:sz w:val="18"/>
-                <w:szCs w:val="18"/>
-              </w:rPr>
-              <w:t xml:space="preserve">–  Road Safety: the learner discusses with peers the probability of pedestrians crossing roads at undesignated areas in Nairobi or Mombasa and highlights the statistical dangers for public awareness, linking mathematics to civic responsibility.</w:t>
-            </w:r>
-          </w:p>
-          <w:p>
-            <w:pPr>
-              <w:spacing w:after="30" w:before="0"/>
-              <w:ind w:left="360" w:hanging="180"/>
-              <w:jc w:val="left"/>
-            </w:pPr>
-            <w:r>
-              <w:rPr>
-                <w:rFonts w:ascii="Arial" w:cs="Arial" w:eastAsia="Arial" w:hAnsi="Arial"/>
-                <w:b w:val="false"/>
-                <w:bCs w:val="false"/>
-                <w:i w:val="false"/>
-                <w:iCs w:val="false"/>
-                <w:color w:val="000000"/>
-                <w:sz w:val="18"/>
-                <w:szCs w:val="18"/>
-              </w:rPr>
-              <w:t xml:space="preserve">–  Financial Literacy: the learner connects probability to everyday economic decisions — such as the likelihood of a hawker at Gikomba Market selling out stock — reinforcing responsible financial reasoning.</w:t>
-            </w:r>
-          </w:p>
-        </w:tc>
-      </w:tr>
-      <w:tr>
-        <w:tc>
-          <w:tcPr>
-            <w:tcW w:type="dxa" w:w="3000"/>
-            <w:shd w:fill="D9EEF1" w:color="auto" w:val="clear"/>
-            <w:tcMar>
-              <w:top w:type="dxa" w:w="60"/>
-              <w:left w:type="dxa" w:w="120"/>
-              <w:bottom w:type="dxa" w:w="60"/>
-              <w:right w:type="dxa" w:w="120"/>
-            </w:tcMar>
-            <w:vAlign w:val="top"/>
-          </w:tcPr>
-          <w:p>
-            <w:pPr>
-              <w:spacing w:after="40" w:before="0"/>
-              <w:jc w:val="left"/>
-            </w:pPr>
-            <w:r>
-              <w:rPr>
-                <w:rFonts w:ascii="Arial" w:cs="Arial" w:eastAsia="Arial" w:hAnsi="Arial"/>
-                <w:b/>
-                <w:bCs/>
-                <w:i w:val="false"/>
-                <w:iCs w:val="false"/>
-                <w:color w:val="000000"/>
-                <w:sz w:val="18"/>
-                <w:szCs w:val="18"/>
-              </w:rPr>
-              <w:t xml:space="preserve">Career Connections</w:t>
-            </w:r>
-          </w:p>
-        </w:tc>
-        <w:tc>
-          <w:tcPr>
-            <w:tcW w:type="dxa" w:w="10680"/>
-            <w:shd w:fill="FFFFFF" w:color="auto" w:val="clear"/>
-            <w:tcMar>
-              <w:top w:type="dxa" w:w="60"/>
-              <w:left w:type="dxa" w:w="120"/>
-              <w:bottom w:type="dxa" w:w="60"/>
-              <w:right w:type="dxa" w:w="120"/>
-            </w:tcMar>
-            <w:vAlign w:val="top"/>
-          </w:tcPr>
-          <w:p>
-            <w:pPr>
-              <w:spacing w:after="30" w:before="0"/>
-              <w:ind w:left="360" w:hanging="180"/>
-              <w:jc w:val="left"/>
-            </w:pPr>
-            <w:r>
-              <w:rPr>
-                <w:rFonts w:ascii="Arial" w:cs="Arial" w:eastAsia="Arial" w:hAnsi="Arial"/>
-                <w:b w:val="false"/>
-                <w:bCs w:val="false"/>
-                <w:i w:val="false"/>
-                <w:iCs w:val="false"/>
-                <w:color w:val="000000"/>
-                <w:sz w:val="18"/>
-                <w:szCs w:val="18"/>
-              </w:rPr>
-              <w:t xml:space="preserve">–  Actuarial Science / Insurance: probability is the mathematical foundation of risk assessment; Kenyan insurance companies such as Jubilee Insurance and AAR use probability to price premiums and model claims.</w:t>
-            </w:r>
-          </w:p>
-          <w:p>
-            <w:pPr>
-              <w:spacing w:after="30" w:before="0"/>
-              <w:ind w:left="360" w:hanging="180"/>
-              <w:jc w:val="left"/>
-            </w:pPr>
-            <w:r>
-              <w:rPr>
-                <w:rFonts w:ascii="Arial" w:cs="Arial" w:eastAsia="Arial" w:hAnsi="Arial"/>
-                <w:b w:val="false"/>
-                <w:bCs w:val="false"/>
-                <w:i w:val="false"/>
-                <w:iCs w:val="false"/>
-                <w:color w:val="000000"/>
-                <w:sz w:val="18"/>
-                <w:szCs w:val="18"/>
-              </w:rPr>
-              <w:t xml:space="preserve">–  Data Science and Statistics: government agencies such as the Kenya National Bureau of Statistics (KNBS) and organisations like the Kenya Medical Research Institute (KEMRI) use probability models to design surveys and analyse health data.</w:t>
-            </w:r>
-          </w:p>
-          <w:p>
-            <w:pPr>
-              <w:spacing w:after="30" w:before="0"/>
-              <w:ind w:left="360" w:hanging="180"/>
-              <w:jc w:val="left"/>
-            </w:pPr>
-            <w:r>
-              <w:rPr>
-                <w:rFonts w:ascii="Arial" w:cs="Arial" w:eastAsia="Arial" w:hAnsi="Arial"/>
-                <w:b w:val="false"/>
-                <w:bCs w:val="false"/>
-                <w:i w:val="false"/>
-                <w:iCs w:val="false"/>
-                <w:color w:val="000000"/>
-                <w:sz w:val="18"/>
-                <w:szCs w:val="18"/>
-              </w:rPr>
-              <w:t xml:space="preserve">–  Medicine and Public Health: epidemiologists at KEMRI and the Ministry of Health use probability to model disease outbreak likelihood, vaccine efficacy, and patient diagnosis uncertainty.</w:t>
-            </w:r>
-          </w:p>
-          <w:p>
-            <w:pPr>
-              <w:spacing w:after="30" w:before="0"/>
-              <w:ind w:left="360" w:hanging="180"/>
-              <w:jc w:val="left"/>
-            </w:pPr>
-            <w:r>
-              <w:rPr>
-                <w:rFonts w:ascii="Arial" w:cs="Arial" w:eastAsia="Arial" w:hAnsi="Arial"/>
-                <w:b w:val="false"/>
-                <w:bCs w:val="false"/>
-                <w:i w:val="false"/>
-                <w:iCs w:val="false"/>
-                <w:color w:val="000000"/>
-                <w:sz w:val="18"/>
-                <w:szCs w:val="18"/>
-              </w:rPr>
-              <w:t xml:space="preserve">–  Agriculture and Meteorology: the Kenya Meteorological Department uses probability to issue rainfall and drought forecasts that guide planting decisions for maize and bean farmers in the Rift Valley and Western Kenya.</w:t>
-            </w:r>
-          </w:p>
-          <w:p>
-            <w:pPr>
-              <w:spacing w:after="30" w:before="0"/>
-              <w:ind w:left="360" w:hanging="180"/>
-              <w:jc w:val="left"/>
-            </w:pPr>
-            <w:r>
-              <w:rPr>
-                <w:rFonts w:ascii="Arial" w:cs="Arial" w:eastAsia="Arial" w:hAnsi="Arial"/>
-                <w:b w:val="false"/>
-                <w:bCs w:val="false"/>
-                <w:i w:val="false"/>
-                <w:iCs w:val="false"/>
-                <w:color w:val="000000"/>
-                <w:sz w:val="18"/>
-                <w:szCs w:val="18"/>
-              </w:rPr>
-              <w:t xml:space="preserve">–  Engineering and Quality Control: Kenyan manufacturers and construction firms (e.g., on SGR infrastructure projects) use probability in quality-control sampling to determine the likelihood of defective materials.</w:t>
-            </w:r>
-          </w:p>
-          <w:p>
-            <w:pPr>
-              <w:spacing w:after="30" w:before="0"/>
-              <w:ind w:left="360" w:hanging="180"/>
-              <w:jc w:val="left"/>
-            </w:pPr>
-            <w:r>
-              <w:rPr>
-                <w:rFonts w:ascii="Arial" w:cs="Arial" w:eastAsia="Arial" w:hAnsi="Arial"/>
-                <w:b w:val="false"/>
-                <w:bCs w:val="false"/>
-                <w:i w:val="false"/>
-                <w:iCs w:val="false"/>
-                <w:color w:val="000000"/>
-                <w:sz w:val="18"/>
-                <w:szCs w:val="18"/>
-              </w:rPr>
-              <w:t xml:space="preserve">–  Sports Analysis: probability underpins performance analytics for Kenyan athletes — from predicting marathon finishing times to assessing scoring probabilities in the Kenyan Premier League.</w:t>
-            </w:r>
-          </w:p>
-        </w:tc>
-      </w:tr>
-      <w:tr>
-        <w:tc>
-          <w:tcPr>
-            <w:tcW w:type="dxa" w:w="3000"/>
-            <w:shd w:fill="D5E8F0" w:color="auto" w:val="clear"/>
-            <w:tcMar>
-              <w:top w:type="dxa" w:w="60"/>
-              <w:left w:type="dxa" w:w="120"/>
-              <w:bottom w:type="dxa" w:w="60"/>
-              <w:right w:type="dxa" w:w="120"/>
-            </w:tcMar>
-            <w:vAlign w:val="top"/>
-          </w:tcPr>
-          <w:p>
-            <w:pPr>
-              <w:spacing w:after="40" w:before="0"/>
-              <w:jc w:val="left"/>
-            </w:pPr>
-            <w:r>
-              <w:rPr>
-                <w:rFonts w:ascii="Arial" w:cs="Arial" w:eastAsia="Arial" w:hAnsi="Arial"/>
-                <w:b/>
-                <w:bCs/>
-                <w:i w:val="false"/>
-                <w:iCs w:val="false"/>
-                <w:color w:val="000000"/>
-                <w:sz w:val="18"/>
-                <w:szCs w:val="18"/>
-              </w:rPr>
-              <w:t xml:space="preserve">Focus for Lessons</w:t>
-            </w:r>
-          </w:p>
-        </w:tc>
-        <w:tc>
-          <w:tcPr>
-            <w:tcW w:type="dxa" w:w="10680"/>
-            <w:shd w:fill="FFFFFF" w:color="auto" w:val="clear"/>
-            <w:tcMar>
-              <w:top w:type="dxa" w:w="60"/>
-              <w:left w:type="dxa" w:w="120"/>
-              <w:bottom w:type="dxa" w:w="60"/>
-              <w:right w:type="dxa" w:w="120"/>
-            </w:tcMar>
-            <w:vAlign w:val="top"/>
-          </w:tcPr>
-          <w:p>
-            <w:pPr>
-              <w:spacing w:after="40" w:before="0"/>
-              <w:jc w:val="left"/>
-            </w:pPr>
-            <w:r>
-              <w:rPr>
-                <w:rFonts w:ascii="Arial" w:cs="Arial" w:eastAsia="Arial" w:hAnsi="Arial"/>
-                <w:b w:val="false"/>
-                <w:bCs w:val="false"/>
-                <w:i w:val="false"/>
-                <w:iCs w:val="false"/>
-                <w:color w:val="000000"/>
-                <w:sz w:val="18"/>
-                <w:szCs w:val="18"/>
-              </w:rPr>
-              <w:t xml:space="preserve">This unit introduces Grade 10 learners to the foundational concepts of probability through a blend of hands-on experimentation, systematic reasoning, and real-life Kenyan contexts. Learners move from conducting simple coin-tossing and dice-rolling experiments to constructing sample spaces, applying the addition and multiplication laws, and drawing probability tree diagrams for sequential events. Throughout the 8-lesson sequence, a single anchoring phenomenon — the surprising unpredictability of a matatu conductor's daily passenger count at a Nairobi bus terminus — threads all concepts together, helping learners appreciate why probability is an indispensable tool for making informed decisions under uncertainty in Kenyan everyday life.</w:t>
-            </w:r>
-          </w:p>
-        </w:tc>
-      </w:tr>
-      <w:tr>
-        <w:tc>
-          <w:tcPr>
-            <w:tcW w:type="dxa" w:w="3000"/>
-            <w:shd w:fill="EAD1F5" w:color="auto" w:val="clear"/>
-            <w:tcMar>
-              <w:top w:type="dxa" w:w="60"/>
-              <w:left w:type="dxa" w:w="120"/>
-              <w:bottom w:type="dxa" w:w="60"/>
-              <w:right w:type="dxa" w:w="120"/>
-            </w:tcMar>
-            <w:vAlign w:val="top"/>
-          </w:tcPr>
-          <w:p>
-            <w:pPr>
-              <w:spacing w:after="40" w:before="0"/>
-              <w:jc w:val="left"/>
-            </w:pPr>
-            <w:r>
-              <w:rPr>
-                <w:rFonts w:ascii="Arial" w:cs="Arial" w:eastAsia="Arial" w:hAnsi="Arial"/>
-                <w:b/>
-                <w:bCs/>
-                <w:i w:val="false"/>
-                <w:iCs w:val="false"/>
-                <w:color w:val="000000"/>
-                <w:sz w:val="18"/>
-                <w:szCs w:val="18"/>
-              </w:rPr>
-              <w:t xml:space="preserve">Driving Question / Key Inquiry Questions</w:t>
-            </w:r>
-          </w:p>
-        </w:tc>
-        <w:tc>
-          <w:tcPr>
-            <w:tcW w:type="dxa" w:w="10680"/>
-            <w:shd w:fill="FFFFFF" w:color="auto" w:val="clear"/>
-            <w:tcMar>
-              <w:top w:type="dxa" w:w="60"/>
-              <w:left w:type="dxa" w:w="120"/>
-              <w:bottom w:type="dxa" w:w="60"/>
-              <w:right w:type="dxa" w:w="120"/>
-            </w:tcMar>
-            <w:vAlign w:val="top"/>
-          </w:tcPr>
-          <w:p>
-            <w:pPr>
-              <w:spacing w:after="40" w:before="0"/>
-              <w:jc w:val="left"/>
-            </w:pPr>
-            <w:r>
-              <w:rPr>
-                <w:rFonts w:ascii="Arial" w:cs="Arial" w:eastAsia="Arial" w:hAnsi="Arial"/>
-                <w:b w:val="false"/>
-                <w:bCs w:val="false"/>
-                <w:i w:val="false"/>
-                <w:iCs w:val="false"/>
-                <w:color w:val="000000"/>
-                <w:sz w:val="18"/>
-                <w:szCs w:val="18"/>
-              </w:rPr>
-              <w:t xml:space="preserve">DRIVING QUESTION: "How can Kamau — and other Kenyans facing uncertain everyday outcomes — use the mathematics of probability to make smarter, fairer, and safer decisions?"</w:t>
-            </w:r>
-          </w:p>
-          <w:p>
-            <w:pPr>
-              <w:spacing w:after="40" w:before="0"/>
-              <w:jc w:val="left"/>
-            </w:pPr>
-            <w:r>
-              <w:rPr>
-                <w:rFonts w:ascii="Arial" w:cs="Arial" w:eastAsia="Arial" w:hAnsi="Arial"/>
-                <w:b w:val="false"/>
-                <w:bCs w:val="false"/>
-                <w:i w:val="false"/>
-                <w:iCs w:val="false"/>
-                <w:color w:val="000000"/>
-                <w:sz w:val="18"/>
-                <w:szCs w:val="18"/>
-              </w:rPr>
-              <w:t xml:space="preserve"/>
-            </w:r>
-          </w:p>
-          <w:p>
-            <w:pPr>
-              <w:spacing w:after="40" w:before="0"/>
-              <w:jc w:val="left"/>
-            </w:pPr>
-            <w:r>
-              <w:rPr>
-                <w:rFonts w:ascii="Arial" w:cs="Arial" w:eastAsia="Arial" w:hAnsi="Arial"/>
-                <w:b w:val="false"/>
-                <w:bCs w:val="false"/>
-                <w:i w:val="false"/>
-                <w:iCs w:val="false"/>
-                <w:color w:val="000000"/>
-                <w:sz w:val="18"/>
-                <w:szCs w:val="18"/>
-              </w:rPr>
-              <w:t xml:space="preserve">KICD KEY INQUIRY QUESTION:</w:t>
-            </w:r>
-          </w:p>
-          <w:p>
-            <w:pPr>
-              <w:spacing w:after="40" w:before="0"/>
-              <w:jc w:val="left"/>
-            </w:pPr>
-            <w:r>
-              <w:rPr>
-                <w:rFonts w:ascii="Arial" w:cs="Arial" w:eastAsia="Arial" w:hAnsi="Arial"/>
-                <w:b w:val="false"/>
-                <w:bCs w:val="false"/>
-                <w:i w:val="false"/>
-                <w:iCs w:val="false"/>
-                <w:color w:val="000000"/>
-                <w:sz w:val="18"/>
-                <w:szCs w:val="18"/>
-              </w:rPr>
-              <w:t xml:space="preserve">1. How is probability applied in real-life situations?</w:t>
-            </w:r>
-          </w:p>
-        </w:tc>
-      </w:tr>
-      <w:tr>
-        <w:tc>
-          <w:tcPr>
-            <w:tcW w:type="dxa" w:w="3000"/>
-            <w:shd w:fill="EAD1F5" w:color="auto" w:val="clear"/>
-            <w:tcMar>
-              <w:top w:type="dxa" w:w="60"/>
-              <w:left w:type="dxa" w:w="120"/>
-              <w:bottom w:type="dxa" w:w="60"/>
-              <w:right w:type="dxa" w:w="120"/>
-            </w:tcMar>
-            <w:vAlign w:val="top"/>
-          </w:tcPr>
-          <w:p>
-            <w:pPr>
-              <w:spacing w:after="40" w:before="0"/>
-              <w:jc w:val="left"/>
-            </w:pPr>
-            <w:r>
-              <w:rPr>
-                <w:rFonts w:ascii="Arial" w:cs="Arial" w:eastAsia="Arial" w:hAnsi="Arial"/>
-                <w:b/>
-                <w:bCs/>
-                <w:i w:val="false"/>
-                <w:iCs w:val="false"/>
-                <w:color w:val="000000"/>
-                <w:sz w:val="18"/>
-                <w:szCs w:val="18"/>
-              </w:rPr>
-              <w:t xml:space="preserve">Anchoring Phenomenon</w:t>
-            </w:r>
-          </w:p>
-        </w:tc>
-        <w:tc>
-          <w:tcPr>
-            <w:tcW w:type="dxa" w:w="10680"/>
-            <w:shd w:fill="FFFFFF" w:color="auto" w:val="clear"/>
-            <w:tcMar>
-              <w:top w:type="dxa" w:w="60"/>
-              <w:left w:type="dxa" w:w="120"/>
-              <w:bottom w:type="dxa" w:w="60"/>
-              <w:right w:type="dxa" w:w="120"/>
-            </w:tcMar>
-            <w:vAlign w:val="top"/>
-          </w:tcPr>
-          <w:p>
-            <w:pPr>
-              <w:spacing w:after="40" w:before="0"/>
-              <w:jc w:val="left"/>
-            </w:pPr>
-            <w:r>
-              <w:rPr>
-                <w:rFonts w:ascii="Arial" w:cs="Arial" w:eastAsia="Arial" w:hAnsi="Arial"/>
-                <w:b w:val="false"/>
-                <w:bCs w:val="false"/>
-                <w:i w:val="false"/>
-                <w:iCs w:val="false"/>
-                <w:color w:val="000000"/>
-                <w:sz w:val="18"/>
-                <w:szCs w:val="18"/>
-              </w:rPr>
-              <w:t xml:space="preserve">ANCHORING PHENOMENON — "Why Can't the Matatu Conductor Predict Today's Full Bus?"</w:t>
-            </w:r>
-          </w:p>
-          <w:p>
-            <w:pPr>
-              <w:spacing w:after="40" w:before="0"/>
-              <w:jc w:val="left"/>
-            </w:pPr>
-            <w:r>
-              <w:rPr>
-                <w:rFonts w:ascii="Arial" w:cs="Arial" w:eastAsia="Arial" w:hAnsi="Arial"/>
-                <w:b w:val="false"/>
-                <w:bCs w:val="false"/>
-                <w:i w:val="false"/>
-                <w:iCs w:val="false"/>
-                <w:color w:val="000000"/>
-                <w:sz w:val="18"/>
-                <w:szCs w:val="18"/>
-              </w:rPr>
-              <w:t xml:space="preserve"/>
-            </w:r>
-          </w:p>
-          <w:p>
-            <w:pPr>
-              <w:spacing w:after="40" w:before="0"/>
-              <w:jc w:val="left"/>
-            </w:pPr>
-            <w:r>
-              <w:rPr>
-                <w:rFonts w:ascii="Arial" w:cs="Arial" w:eastAsia="Arial" w:hAnsi="Arial"/>
-                <w:b w:val="false"/>
-                <w:bCs w:val="false"/>
-                <w:i w:val="false"/>
-                <w:iCs w:val="false"/>
-                <w:color w:val="000000"/>
-                <w:sz w:val="18"/>
-                <w:szCs w:val="18"/>
-              </w:rPr>
-              <w:t xml:space="preserve">At the busy Machakos Country Bus Station in Nairobi, a matatu conductor named Kamau notices something puzzling: even though his 14-seater matatu runs the Nairobi–Kitengela route every day at the same time, some mornings every seat is taken within 10 minutes, while other mornings only 6 passengers board in 30 minutes — with no obvious reason for the difference. Weather, day of the week, and school term all seem to matter sometimes but not always. Kamau keeps a tally notebook but still cannot reliably predict whether a given seat will be occupied on any single trip.</w:t>
-            </w:r>
-          </w:p>
-          <w:p>
-            <w:pPr>
-              <w:spacing w:after="40" w:before="0"/>
-              <w:jc w:val="left"/>
-            </w:pPr>
-            <w:r>
-              <w:rPr>
-                <w:rFonts w:ascii="Arial" w:cs="Arial" w:eastAsia="Arial" w:hAnsi="Arial"/>
-                <w:b w:val="false"/>
-                <w:bCs w:val="false"/>
-                <w:i w:val="false"/>
-                <w:iCs w:val="false"/>
-                <w:color w:val="000000"/>
-                <w:sz w:val="18"/>
-                <w:szCs w:val="18"/>
-              </w:rPr>
-              <w:t xml:space="preserve"/>
-            </w:r>
-          </w:p>
-          <w:p>
-            <w:pPr>
-              <w:spacing w:after="40" w:before="0"/>
-              <w:jc w:val="left"/>
-            </w:pPr>
-            <w:r>
-              <w:rPr>
-                <w:rFonts w:ascii="Arial" w:cs="Arial" w:eastAsia="Arial" w:hAnsi="Arial"/>
-                <w:b w:val="false"/>
-                <w:bCs w:val="false"/>
-                <w:i w:val="false"/>
-                <w:iCs w:val="false"/>
-                <w:color w:val="000000"/>
-                <w:sz w:val="18"/>
-                <w:szCs w:val="18"/>
-              </w:rPr>
-              <w:t xml:space="preserve">Students are shown Kamau's tally notebook (a teacher-created table of 20 simulated trip records showing passenger counts of 6, 9, 14, 11, 14, 8, 14, 12, 7, 14, 10, 14, 13, 6, 14, 9, 14, 11, 8, 14) and asked: "Why is it impossible for Kamau to know for certain whether the next seat will be filled — yet we can still say something mathematical and useful about his chances?"</w:t>
-            </w:r>
-          </w:p>
-          <w:p>
-            <w:pPr>
-              <w:spacing w:after="40" w:before="0"/>
-              <w:jc w:val="left"/>
-            </w:pPr>
-            <w:r>
-              <w:rPr>
-                <w:rFonts w:ascii="Arial" w:cs="Arial" w:eastAsia="Arial" w:hAnsi="Arial"/>
-                <w:b w:val="false"/>
-                <w:bCs w:val="false"/>
-                <w:i w:val="false"/>
-                <w:iCs w:val="false"/>
-                <w:color w:val="000000"/>
-                <w:sz w:val="18"/>
-                <w:szCs w:val="18"/>
-              </w:rPr>
-              <w:t xml:space="preserve"/>
-            </w:r>
-          </w:p>
-          <w:p>
-            <w:pPr>
-              <w:spacing w:after="40" w:before="0"/>
-              <w:jc w:val="left"/>
-            </w:pPr>
-            <w:r>
-              <w:rPr>
-                <w:rFonts w:ascii="Arial" w:cs="Arial" w:eastAsia="Arial" w:hAnsi="Arial"/>
-                <w:b w:val="false"/>
-                <w:bCs w:val="false"/>
-                <w:i w:val="false"/>
-                <w:iCs w:val="false"/>
-                <w:color w:val="000000"/>
-                <w:sz w:val="18"/>
-                <w:szCs w:val="18"/>
-              </w:rPr>
-              <w:t xml:space="preserve">This phenomenon is puzzling because learners initially expect patterns to be perfectly predictable, yet the data resists a simple rule. It anchors the entire unit: experimental probability explains why Kamau's tallies approximate — but never exactly match — theoretical probability; sample space shows all possible boarding outcomes; mutually exclusive events capture whether a seat is either filled or empty (not both); independent events explain why one passenger's decision does not force another passenger to board; tree diagrams let Kamau model two consecutive stops; and the laws of probability give him a rigorous tool to plan staffing and fuel budgets despite uncertainty.</w:t>
-            </w:r>
-          </w:p>
-        </w:tc>
-      </w:tr>
-      <w:tr>
-        <w:tc>
-          <w:tcPr>
-            <w:tcW w:type="dxa" w:w="3000"/>
-            <w:shd w:fill="D9EEF1" w:color="auto" w:val="clear"/>
-            <w:tcMar>
-              <w:top w:type="dxa" w:w="60"/>
-              <w:left w:type="dxa" w:w="120"/>
-              <w:bottom w:type="dxa" w:w="60"/>
-              <w:right w:type="dxa" w:w="120"/>
-            </w:tcMar>
-            <w:vAlign w:val="top"/>
-          </w:tcPr>
-          <w:p>
-            <w:pPr>
-              <w:spacing w:after="40" w:before="0"/>
-              <w:jc w:val="left"/>
-            </w:pPr>
-            <w:r>
-              <w:rPr>
-                <w:rFonts w:ascii="Arial" w:cs="Arial" w:eastAsia="Arial" w:hAnsi="Arial"/>
-                <w:b/>
-                <w:bCs/>
-                <w:i w:val="false"/>
-                <w:iCs w:val="false"/>
-                <w:color w:val="000000"/>
-                <w:sz w:val="18"/>
-                <w:szCs w:val="18"/>
-              </w:rPr>
-              <w:t xml:space="preserve">Storyline Thread</w:t>
-            </w:r>
-          </w:p>
-        </w:tc>
-        <w:tc>
-          <w:tcPr>
-            <w:tcW w:type="dxa" w:w="10680"/>
-            <w:shd w:fill="FFFFFF" w:color="auto" w:val="clear"/>
-            <w:tcMar>
-              <w:top w:type="dxa" w:w="60"/>
-              <w:left w:type="dxa" w:w="120"/>
-              <w:bottom w:type="dxa" w:w="60"/>
-              <w:right w:type="dxa" w:w="120"/>
-            </w:tcMar>
-            <w:vAlign w:val="top"/>
-          </w:tcPr>
-          <w:p>
-            <w:pPr>
-              <w:spacing w:after="40" w:before="0"/>
-              <w:jc w:val="left"/>
-            </w:pPr>
-            <w:r>
-              <w:rPr>
-                <w:rFonts w:ascii="Arial" w:cs="Arial" w:eastAsia="Arial" w:hAnsi="Arial"/>
-                <w:b w:val="false"/>
-                <w:bCs w:val="false"/>
-                <w:i w:val="false"/>
-                <w:iCs w:val="false"/>
-                <w:color w:val="000000"/>
-                <w:sz w:val="18"/>
-                <w:szCs w:val="18"/>
-              </w:rPr>
-              <w:t xml:space="preserve">Lesson 1 — Anchoring the Phenomenon &amp; Experimental Probability: Learners are introduced to Kamau's matatu tally notebook. In pairs they analyse the 20-trip dataset, identify the unpredictability, and attempt to explain it. They then conduct their own experiment — tossing a 10-shilling coin 30 times each — recording heads/tails tallies and computing relative frequency. Class results are pooled on the board to observe how combined totals approach 0.5. Students add their first question to the Driving Question Board (DQB): "Why doesn't experimental probability exactly equal what we expect?"</w:t>
-            </w:r>
-          </w:p>
-          <w:p>
-            <w:pPr>
-              <w:spacing w:after="40" w:before="0"/>
-              <w:jc w:val="left"/>
-            </w:pPr>
-            <w:r>
-              <w:rPr>
-                <w:rFonts w:ascii="Arial" w:cs="Arial" w:eastAsia="Arial" w:hAnsi="Arial"/>
-                <w:b w:val="false"/>
-                <w:bCs w:val="false"/>
-                <w:i w:val="false"/>
-                <w:iCs w:val="false"/>
-                <w:color w:val="000000"/>
-                <w:sz w:val="18"/>
-                <w:szCs w:val="18"/>
-              </w:rPr>
-              <w:t xml:space="preserve"/>
-            </w:r>
-          </w:p>
-          <w:p>
-            <w:pPr>
-              <w:spacing w:after="40" w:before="0"/>
-              <w:jc w:val="left"/>
-            </w:pPr>
-            <w:r>
-              <w:rPr>
-                <w:rFonts w:ascii="Arial" w:cs="Arial" w:eastAsia="Arial" w:hAnsi="Arial"/>
-                <w:b w:val="false"/>
-                <w:bCs w:val="false"/>
-                <w:i w:val="false"/>
-                <w:iCs w:val="false"/>
-                <w:color w:val="000000"/>
-                <w:sz w:val="18"/>
-                <w:szCs w:val="18"/>
-              </w:rPr>
-              <w:t xml:space="preserve">Lesson 2 — The Probability Scale (Range of Probability): Learners revisit Kamau's data and list events ranging from "impossible" (a matatu carries 20 passengers when it seats 14) to "certain" (the matatu will eventually stop). They classify a set of 12 Kenyan real-life events on a 0-to-1 number line (e.g., "it will rain in Kisumu during April," "a mandazi costs 0 shillings"). Students formalise the scale 0 ≤ P(E) ≤ 1 and link it back to Kamau's notebook frequencies. DQB updated with: "Can we ever be 100% sure about Kamau's next trip?"</w:t>
-            </w:r>
-          </w:p>
-          <w:p>
-            <w:pPr>
-              <w:spacing w:after="40" w:before="0"/>
-              <w:jc w:val="left"/>
-            </w:pPr>
-            <w:r>
-              <w:rPr>
-                <w:rFonts w:ascii="Arial" w:cs="Arial" w:eastAsia="Arial" w:hAnsi="Arial"/>
-                <w:b w:val="false"/>
-                <w:bCs w:val="false"/>
-                <w:i w:val="false"/>
-                <w:iCs w:val="false"/>
-                <w:color w:val="000000"/>
-                <w:sz w:val="18"/>
-                <w:szCs w:val="18"/>
-              </w:rPr>
-              <w:t xml:space="preserve"/>
-            </w:r>
-          </w:p>
-          <w:p>
-            <w:pPr>
-              <w:spacing w:after="40" w:before="0"/>
-              <w:jc w:val="left"/>
-            </w:pPr>
-            <w:r>
-              <w:rPr>
-                <w:rFonts w:ascii="Arial" w:cs="Arial" w:eastAsia="Arial" w:hAnsi="Arial"/>
-                <w:b w:val="false"/>
-                <w:bCs w:val="false"/>
-                <w:i w:val="false"/>
-                <w:iCs w:val="false"/>
-                <w:color w:val="000000"/>
-                <w:sz w:val="18"/>
-                <w:szCs w:val="18"/>
-              </w:rPr>
-              <w:t xml:space="preserve">Lesson 3 — Probability Space (Sample Space): Learners systematically list all possible outcomes for Kamau's simplified model: at each of two stops (Mlolongo and Athi River), a seat is either taken (T) or empty (E). They construct a two-way table and a list of the sample space {TT, TE, ET, EE}. They extend this to rolling two dice at a school game stall, drawing a 6×6 sample space grid. Theoretical probability is defined from the sample space. DQB updated: "How do we count all possibilities without missing any?"</w:t>
-            </w:r>
-          </w:p>
-          <w:p>
-            <w:pPr>
-              <w:spacing w:after="40" w:before="0"/>
-              <w:jc w:val="left"/>
-            </w:pPr>
-            <w:r>
-              <w:rPr>
-                <w:rFonts w:ascii="Arial" w:cs="Arial" w:eastAsia="Arial" w:hAnsi="Arial"/>
-                <w:b w:val="false"/>
-                <w:bCs w:val="false"/>
-                <w:i w:val="false"/>
-                <w:iCs w:val="false"/>
-                <w:color w:val="000000"/>
-                <w:sz w:val="18"/>
-                <w:szCs w:val="18"/>
-              </w:rPr>
-              <w:t xml:space="preserve"/>
-            </w:r>
-          </w:p>
-          <w:p>
-            <w:pPr>
-              <w:spacing w:after="40" w:before="0"/>
-              <w:jc w:val="left"/>
-            </w:pPr>
-            <w:r>
-              <w:rPr>
-                <w:rFonts w:ascii="Arial" w:cs="Arial" w:eastAsia="Arial" w:hAnsi="Arial"/>
-                <w:b w:val="false"/>
-                <w:bCs w:val="false"/>
-                <w:i w:val="false"/>
-                <w:iCs w:val="false"/>
-                <w:color w:val="000000"/>
-                <w:sz w:val="18"/>
-                <w:szCs w:val="18"/>
-              </w:rPr>
-              <w:t xml:space="preserve">Lesson 4 — Theoretical Probability and Single Events: Using the sample space grids from Lesson 3, learners calculate theoretical probabilities of specific outcomes (e.g., both seats filled, at least one seat empty, sum of two dice = 7 at the game stall). They compare their computed values against the experimental frequencies from Lesson 1 and discuss convergence. Kamau's scenario is revisited: what is the theoretical probability that a randomly chosen seat on a given trip is occupied if historically 10 out of 14 seats are filled on average? DQB updated: "Are theoretical and experimental probabilities ever exactly the same?"</w:t>
-            </w:r>
-          </w:p>
-          <w:p>
-            <w:pPr>
-              <w:spacing w:after="40" w:before="0"/>
-              <w:jc w:val="left"/>
-            </w:pPr>
-            <w:r>
-              <w:rPr>
-                <w:rFonts w:ascii="Arial" w:cs="Arial" w:eastAsia="Arial" w:hAnsi="Arial"/>
-                <w:b w:val="false"/>
-                <w:bCs w:val="false"/>
-                <w:i w:val="false"/>
-                <w:iCs w:val="false"/>
-                <w:color w:val="000000"/>
-                <w:sz w:val="18"/>
-                <w:szCs w:val="18"/>
-              </w:rPr>
-              <w:t xml:space="preserve"/>
-            </w:r>
-          </w:p>
-          <w:p>
-            <w:pPr>
-              <w:spacing w:after="40" w:before="0"/>
-              <w:jc w:val="left"/>
-            </w:pPr>
-            <w:r>
-              <w:rPr>
-                <w:rFonts w:ascii="Arial" w:cs="Arial" w:eastAsia="Arial" w:hAnsi="Arial"/>
-                <w:b w:val="false"/>
-                <w:bCs w:val="false"/>
-                <w:i w:val="false"/>
-                <w:iCs w:val="false"/>
-                <w:color w:val="000000"/>
-                <w:sz w:val="18"/>
-                <w:szCs w:val="18"/>
-              </w:rPr>
-              <w:t xml:space="preserve">Lesson 5 — Mutually Exclusive Events and the Addition Law: Learners explore the Kisumu school prize-draw scenario. They identify that winning Prize A and winning Prize B are mutually exclusive (cannot happen at the same time for the same student in a single draw). The Addition Law P(A or B) = P(A) + P(B) is derived through the sample space. Learners apply this to Kamau's scenario (probability that a trip is either fully booked OR has fewer than 7 passengers) and to coin/dice problems. DQB updated: "What makes two events mutually exclusive?"</w:t>
-            </w:r>
-          </w:p>
-          <w:p>
-            <w:pPr>
-              <w:spacing w:after="40" w:before="0"/>
-              <w:jc w:val="left"/>
-            </w:pPr>
-            <w:r>
-              <w:rPr>
-                <w:rFonts w:ascii="Arial" w:cs="Arial" w:eastAsia="Arial" w:hAnsi="Arial"/>
-                <w:b w:val="false"/>
-                <w:bCs w:val="false"/>
-                <w:i w:val="false"/>
-                <w:iCs w:val="false"/>
-                <w:color w:val="000000"/>
-                <w:sz w:val="18"/>
-                <w:szCs w:val="18"/>
-              </w:rPr>
-              <w:t xml:space="preserve"/>
-            </w:r>
-          </w:p>
-          <w:p>
-            <w:pPr>
-              <w:spacing w:after="40" w:before="0"/>
-              <w:jc w:val="left"/>
-            </w:pPr>
-            <w:r>
-              <w:rPr>
-                <w:rFonts w:ascii="Arial" w:cs="Arial" w:eastAsia="Arial" w:hAnsi="Arial"/>
-                <w:b w:val="false"/>
-                <w:bCs w:val="false"/>
-                <w:i w:val="false"/>
-                <w:iCs w:val="false"/>
-                <w:color w:val="000000"/>
-                <w:sz w:val="18"/>
-                <w:szCs w:val="18"/>
-              </w:rPr>
-              <w:t xml:space="preserve">Lesson 6 — Independent Events and the Multiplication Law: Learners investigate the Kericho tea-farmer scenario and the coin-tossing experiment: does the result of the first toss affect the second? Through experimentation and sample space analysis, learners confirm independence and derive P(A and B) = P(A) × P(B). They contrast this with dependent events (e.g., drawing two passengers from a waiting queue without replacement — a preview of Probability II). Application: What is the probability that Kamau's matatu is full on both the morning and afternoon trip, if each trip is independent? DQB updated: "How do we know when two events are truly independent?"</w:t>
-            </w:r>
-          </w:p>
-          <w:p>
-            <w:pPr>
-              <w:spacing w:after="40" w:before="0"/>
-              <w:jc w:val="left"/>
-            </w:pPr>
-            <w:r>
-              <w:rPr>
-                <w:rFonts w:ascii="Arial" w:cs="Arial" w:eastAsia="Arial" w:hAnsi="Arial"/>
-                <w:b w:val="false"/>
-                <w:bCs w:val="false"/>
-                <w:i w:val="false"/>
-                <w:iCs w:val="false"/>
-                <w:color w:val="000000"/>
-                <w:sz w:val="18"/>
-                <w:szCs w:val="18"/>
-              </w:rPr>
-              <w:t xml:space="preserve"/>
-            </w:r>
-          </w:p>
-          <w:p>
-            <w:pPr>
-              <w:spacing w:after="40" w:before="0"/>
-              <w:jc w:val="left"/>
-            </w:pPr>
-            <w:r>
-              <w:rPr>
-                <w:rFonts w:ascii="Arial" w:cs="Arial" w:eastAsia="Arial" w:hAnsi="Arial"/>
-                <w:b w:val="false"/>
-                <w:bCs w:val="false"/>
-                <w:i w:val="false"/>
-                <w:iCs w:val="false"/>
-                <w:color w:val="000000"/>
-                <w:sz w:val="18"/>
-                <w:szCs w:val="18"/>
-              </w:rPr>
-              <w:t xml:space="preserve">Lesson 7 — Probability Tree Diagrams: Learners construct tree diagrams for two sequential independent events in Kamau's context: Stop 1 (seat filled / empty) then Stop 2 (seat filled / empty). They label branches with probabilities and multiply along branches to find the probability of each outcome, then add across outcomes that satisfy a condition. They also model the school prize draw (mutually exclusive) on a tree diagram. A second tree models a road-safety scenario: the probability that a pedestrian crosses at an undesignated point in Nairobi AND is involved in a near-miss, raising civic awareness. DQB updated: "How do tree diagrams help us see all possible outcomes at once?"</w:t>
-            </w:r>
-          </w:p>
-          <w:p>
-            <w:pPr>
-              <w:spacing w:after="40" w:before="0"/>
-              <w:jc w:val="left"/>
-            </w:pPr>
-            <w:r>
-              <w:rPr>
-                <w:rFonts w:ascii="Arial" w:cs="Arial" w:eastAsia="Arial" w:hAnsi="Arial"/>
-                <w:b w:val="false"/>
-                <w:bCs w:val="false"/>
-                <w:i w:val="false"/>
-                <w:iCs w:val="false"/>
-                <w:color w:val="000000"/>
-                <w:sz w:val="18"/>
-                <w:szCs w:val="18"/>
-              </w:rPr>
-              <w:t xml:space="preserve"/>
-            </w:r>
-          </w:p>
-          <w:p>
-            <w:pPr>
-              <w:spacing w:after="40" w:before="0"/>
-              <w:jc w:val="left"/>
-            </w:pPr>
-            <w:r>
-              <w:rPr>
-                <w:rFonts w:ascii="Arial" w:cs="Arial" w:eastAsia="Arial" w:hAnsi="Arial"/>
-                <w:b w:val="false"/>
-                <w:bCs w:val="false"/>
-                <w:i w:val="false"/>
-                <w:iCs w:val="false"/>
-                <w:color w:val="000000"/>
-                <w:sz w:val="18"/>
-                <w:szCs w:val="18"/>
-              </w:rPr>
-              <w:t xml:space="preserve">Lesson 8 — Application, Games, and Unit Synthesis: Learner groups design a simple probability-based game (e.g., a spinning wheel or card draw) for a school fete, specifying sample space, theoretical probabilities, and fairness conditions. Groups present their games and the class evaluates fairness using the laws from Lessons 5–7. The class returns to Kamau's full 20-trip dataset, computes the experimental probability of a fully booked trip, compares it with a theoretical model, and writes a brief "Probability Report" advising Kamau on staffing decisions. The DQB is reviewed: all questions are revisited and answered. Final cumulative model is completed: a annotated probability framework diagram connecting experimental probability → sample space → theoretical probability → addition and multiplication laws → tree diagrams → real-life decision making.</w:t>
-            </w:r>
-          </w:p>
-        </w:tc>
-      </w:tr>
-      <w:tr>
-        <w:tc>
-          <w:tcPr>
-            <w:tcW w:type="dxa" w:w="3000"/>
-            <w:shd w:fill="EAD1F5" w:color="auto" w:val="clear"/>
-            <w:tcMar>
-              <w:top w:type="dxa" w:w="60"/>
-              <w:left w:type="dxa" w:w="120"/>
-              <w:bottom w:type="dxa" w:w="60"/>
-              <w:right w:type="dxa" w:w="120"/>
-            </w:tcMar>
-            <w:vAlign w:val="top"/>
-          </w:tcPr>
-          <w:p>
-            <w:pPr>
-              <w:spacing w:after="40" w:before="0"/>
-              <w:jc w:val="left"/>
-            </w:pPr>
-            <w:r>
-              <w:rPr>
-                <w:rFonts w:ascii="Arial" w:cs="Arial" w:eastAsia="Arial" w:hAnsi="Arial"/>
-                <w:b/>
-                <w:bCs/>
-                <w:i w:val="false"/>
-                <w:iCs w:val="false"/>
-                <w:color w:val="000000"/>
-                <w:sz w:val="18"/>
-                <w:szCs w:val="18"/>
-              </w:rPr>
-              <w:t xml:space="preserve">Supporting Phenomena</w:t>
-            </w:r>
-          </w:p>
-        </w:tc>
-        <w:tc>
-          <w:tcPr>
-            <w:tcW w:type="dxa" w:w="10680"/>
-            <w:shd w:fill="FFFFFF" w:color="auto" w:val="clear"/>
-            <w:tcMar>
-              <w:top w:type="dxa" w:w="60"/>
-              <w:left w:type="dxa" w:w="120"/>
-              <w:bottom w:type="dxa" w:w="60"/>
-              <w:right w:type="dxa" w:w="120"/>
-            </w:tcMar>
-            <w:vAlign w:val="top"/>
-          </w:tcPr>
-          <w:p>
-            <w:pPr>
-              <w:spacing w:after="30" w:before="0"/>
-              <w:ind w:left="360" w:hanging="180"/>
-              <w:jc w:val="left"/>
-            </w:pPr>
-            <w:r>
-              <w:rPr>
-                <w:rFonts w:ascii="Arial" w:cs="Arial" w:eastAsia="Arial" w:hAnsi="Arial"/>
-                <w:b w:val="false"/>
-                <w:bCs w:val="false"/>
-                <w:i w:val="false"/>
-                <w:iCs w:val="false"/>
-                <w:color w:val="000000"/>
-                <w:sz w:val="18"/>
-                <w:szCs w:val="18"/>
-              </w:rPr>
-              <w:t xml:space="preserve">–  Tossing a 10-shilling Kenyan coin 40 times: learners expect exactly 20 heads but consistently get a different number — raising the question of why experimental results differ from the theoretical 0.5, and how many trials are needed before the results stabilise (connects to experimental probability and the range of probability).</w:t>
-            </w:r>
-          </w:p>
-          <w:p>
-            <w:pPr>
-              <w:spacing w:after="30" w:before="0"/>
-              <w:ind w:left="360" w:hanging="180"/>
-              <w:jc w:val="left"/>
-            </w:pPr>
-            <w:r>
-              <w:rPr>
-                <w:rFonts w:ascii="Arial" w:cs="Arial" w:eastAsia="Arial" w:hAnsi="Arial"/>
-                <w:b w:val="false"/>
-                <w:bCs w:val="false"/>
-                <w:i w:val="false"/>
-                <w:iCs w:val="false"/>
-                <w:color w:val="000000"/>
-                <w:sz w:val="18"/>
-                <w:szCs w:val="18"/>
-              </w:rPr>
-              <w:t xml:space="preserve">–  Rolling a single die at a githeri-cooking competition to decide who stirs the pot first: learners explore all possible outcomes (1–6) and realise some outcomes (rolling a 7) are impossible while others (rolling an odd number) are quite likely, grounding the probability scale from 0 to 1.</w:t>
-            </w:r>
-          </w:p>
-          <w:p>
-            <w:pPr>
-              <w:spacing w:after="30" w:before="0"/>
-              <w:ind w:left="360" w:hanging="180"/>
-              <w:jc w:val="left"/>
-            </w:pPr>
-            <w:r>
-              <w:rPr>
-                <w:rFonts w:ascii="Arial" w:cs="Arial" w:eastAsia="Arial" w:hAnsi="Arial"/>
-                <w:b w:val="false"/>
-                <w:bCs w:val="false"/>
-                <w:i w:val="false"/>
-                <w:iCs w:val="false"/>
-                <w:color w:val="000000"/>
-                <w:sz w:val="18"/>
-                <w:szCs w:val="18"/>
-              </w:rPr>
-              <w:t xml:space="preserve">–  A Kericho tea farmer choosing between two seed varieties on back-to-back planting seasons: whether the first season's variety succeeds or fails does not change the probability of the second season's variety succeeding — a concrete Kenyan illustration of independent events and the multiplication law.</w:t>
-            </w:r>
-          </w:p>
-          <w:p>
-            <w:pPr>
-              <w:spacing w:after="30" w:before="0"/>
-              <w:ind w:left="360" w:hanging="180"/>
-              <w:jc w:val="left"/>
-            </w:pPr>
-            <w:r>
-              <w:rPr>
-                <w:rFonts w:ascii="Arial" w:cs="Arial" w:eastAsia="Arial" w:hAnsi="Arial"/>
-                <w:b w:val="false"/>
-                <w:bCs w:val="false"/>
-                <w:i w:val="false"/>
-                <w:iCs w:val="false"/>
-                <w:color w:val="000000"/>
-                <w:sz w:val="18"/>
-                <w:szCs w:val="18"/>
-              </w:rPr>
-              <w:t xml:space="preserve">–  A school prize-giving draw at a Kisumu secondary school where two students cannot win the same prize simultaneously: this models mutually exclusive events and the addition law, making abstract algebra tangible through a familiar school ceremony.</w:t>
-            </w:r>
-          </w:p>
-        </w:tc>
-      </w:tr>
-    </w:tbl>
-    <w:p>
-      <w:pPr>
-        <w:spacing w:after="120"/>
-      </w:pPr>
-      <w:r>
-        <w:t xml:space="preserve"/>
       </w:r>
     </w:p>
     <w:p>
@@ -3510,7 +3510,7 @@
             <w:pPr>
               <w:spacing w:after="20" w:before="0"/>
             </w:pPr>
-            <w:hyperlink w:history="1" r:id="rIdfazbft2be565sziq6epy3">
+            <w:hyperlink w:history="1" r:id="rId8o3wjdy40j0sytcdz2pct">
               <w:r>
                 <w:rPr>
                   <w:rFonts w:ascii="Arial" w:cs="Arial" w:eastAsia="Arial" w:hAnsi="Arial"/>
@@ -3543,7 +3543,7 @@
               <w:spacing w:after="10" w:before="0"/>
               <w:ind w:left="120"/>
             </w:pPr>
-            <w:hyperlink w:history="1" r:id="rIdrh_lyak_13aez8mqs-t9x">
+            <w:hyperlink w:history="1" r:id="rIdkvpv38fjeq5avopls4x_n">
               <w:r>
                 <w:rPr>
                   <w:rFonts w:ascii="Arial" w:cs="Arial" w:eastAsia="Arial" w:hAnsi="Arial"/>
@@ -3588,7 +3588,7 @@
             <w:pPr>
               <w:spacing w:after="20" w:before="0"/>
             </w:pPr>
-            <w:hyperlink w:history="1" r:id="rIdamc97fhdrecxpvzf2esod">
+            <w:hyperlink w:history="1" r:id="rIdimj8olg8igm7nddfa-mge">
               <w:r>
                 <w:rPr>
                   <w:rFonts w:ascii="Arial" w:cs="Arial" w:eastAsia="Arial" w:hAnsi="Arial"/>
@@ -3621,7 +3621,7 @@
               <w:spacing w:after="10" w:before="0"/>
               <w:ind w:left="120"/>
             </w:pPr>
-            <w:hyperlink w:history="1" r:id="rIdhf9mdsbuq-tytpyoxnxza">
+            <w:hyperlink w:history="1" r:id="rIdy2cfh4u6armiaqu0tznoo">
               <w:r>
                 <w:rPr>
                   <w:rFonts w:ascii="Arial" w:cs="Arial" w:eastAsia="Arial" w:hAnsi="Arial"/>
@@ -3930,7 +3930,7 @@
             <w:pPr>
               <w:spacing w:after="20" w:before="0"/>
             </w:pPr>
-            <w:hyperlink w:history="1" r:id="rIdltb5wkus3zfjt-numjxn9">
+            <w:hyperlink w:history="1" r:id="rIdytstwu86cjtgixjywgspm">
               <w:r>
                 <w:rPr>
                   <w:rFonts w:ascii="Arial" w:cs="Arial" w:eastAsia="Arial" w:hAnsi="Arial"/>
@@ -3963,7 +3963,7 @@
               <w:spacing w:after="10" w:before="0"/>
               <w:ind w:left="120"/>
             </w:pPr>
-            <w:hyperlink w:history="1" r:id="rIdsygptqxowigq4epfiypib">
+            <w:hyperlink w:history="1" r:id="rIdbp0htoa6awmvbouevwbis">
               <w:r>
                 <w:rPr>
                   <w:rFonts w:ascii="Arial" w:cs="Arial" w:eastAsia="Arial" w:hAnsi="Arial"/>
@@ -4008,7 +4008,7 @@
             <w:pPr>
               <w:spacing w:after="20" w:before="0"/>
             </w:pPr>
-            <w:hyperlink w:history="1" r:id="rIdrrmyxiwuinoflwv_wi7vj">
+            <w:hyperlink w:history="1" r:id="rIdc9yag8npokjhh1nfy9s7t">
               <w:r>
                 <w:rPr>
                   <w:rFonts w:ascii="Arial" w:cs="Arial" w:eastAsia="Arial" w:hAnsi="Arial"/>
@@ -4041,7 +4041,7 @@
               <w:spacing w:after="10" w:before="0"/>
               <w:ind w:left="120"/>
             </w:pPr>
-            <w:hyperlink w:history="1" r:id="rIdb_oyhi1sfaeusb08nen5_">
+            <w:hyperlink w:history="1" r:id="rIdtna8zkwnuztke7zy54euu">
               <w:r>
                 <w:rPr>
                   <w:rFonts w:ascii="Arial" w:cs="Arial" w:eastAsia="Arial" w:hAnsi="Arial"/>
@@ -4464,7 +4464,7 @@
             <w:pPr>
               <w:spacing w:after="20" w:before="0"/>
             </w:pPr>
-            <w:hyperlink w:history="1" r:id="rIdcf4kvapbgvi3zmefxlpfg">
+            <w:hyperlink w:history="1" r:id="rIdddlcr2b4n3jk7fckdnt1l">
               <w:r>
                 <w:rPr>
                   <w:rFonts w:ascii="Arial" w:cs="Arial" w:eastAsia="Arial" w:hAnsi="Arial"/>
@@ -4497,7 +4497,7 @@
               <w:spacing w:after="10" w:before="0"/>
               <w:ind w:left="120"/>
             </w:pPr>
-            <w:hyperlink w:history="1" r:id="rIdv0bgafxixe6dhx2wgycbh">
+            <w:hyperlink w:history="1" r:id="rIdojc0byctdamy57ng1gwap">
               <w:r>
                 <w:rPr>
                   <w:rFonts w:ascii="Arial" w:cs="Arial" w:eastAsia="Arial" w:hAnsi="Arial"/>
@@ -4542,7 +4542,7 @@
             <w:pPr>
               <w:spacing w:after="20" w:before="0"/>
             </w:pPr>
-            <w:hyperlink w:history="1" r:id="rIdshj742peihjsahanqil0y">
+            <w:hyperlink w:history="1" r:id="rIdbzqdvldbqdwbrse5li-0m">
               <w:r>
                 <w:rPr>
                   <w:rFonts w:ascii="Arial" w:cs="Arial" w:eastAsia="Arial" w:hAnsi="Arial"/>
@@ -4575,7 +4575,7 @@
               <w:spacing w:after="10" w:before="0"/>
               <w:ind w:left="120"/>
             </w:pPr>
-            <w:hyperlink w:history="1" r:id="rIdyx_xrcn-drh4fksymo1vm">
+            <w:hyperlink w:history="1" r:id="rId5akzwsb3raxyav-bhnn4w">
               <w:r>
                 <w:rPr>
                   <w:rFonts w:ascii="Arial" w:cs="Arial" w:eastAsia="Arial" w:hAnsi="Arial"/>
@@ -4960,7 +4960,7 @@
             <w:pPr>
               <w:spacing w:after="20" w:before="0"/>
             </w:pPr>
-            <w:hyperlink w:history="1" r:id="rIdkrih8o9krj4xeuyrckes5">
+            <w:hyperlink w:history="1" r:id="rIdflezkz_5yaqhsuiqx2nw1">
               <w:r>
                 <w:rPr>
                   <w:rFonts w:ascii="Arial" w:cs="Arial" w:eastAsia="Arial" w:hAnsi="Arial"/>
@@ -4993,7 +4993,7 @@
               <w:spacing w:after="10" w:before="0"/>
               <w:ind w:left="120"/>
             </w:pPr>
-            <w:hyperlink w:history="1" r:id="rIdyaw5pfort7zkibmegngsn">
+            <w:hyperlink w:history="1" r:id="rIdw2lv6_m1ftshpi5rtboso">
               <w:r>
                 <w:rPr>
                   <w:rFonts w:ascii="Arial" w:cs="Arial" w:eastAsia="Arial" w:hAnsi="Arial"/>
@@ -5038,7 +5038,7 @@
             <w:pPr>
               <w:spacing w:after="20" w:before="0"/>
             </w:pPr>
-            <w:hyperlink w:history="1" r:id="rIdkrlx3dzzpd1v0dmrqszi1">
+            <w:hyperlink w:history="1" r:id="rIdrxhhqzeaqabwbgh_xo0t-">
               <w:r>
                 <w:rPr>
                   <w:rFonts w:ascii="Arial" w:cs="Arial" w:eastAsia="Arial" w:hAnsi="Arial"/>
@@ -5071,7 +5071,7 @@
               <w:spacing w:after="10" w:before="0"/>
               <w:ind w:left="120"/>
             </w:pPr>
-            <w:hyperlink w:history="1" r:id="rIdegw2ve7wcnedgyllfr8hh">
+            <w:hyperlink w:history="1" r:id="rIdksuor1nqzvx6zqjc6d2bn">
               <w:r>
                 <w:rPr>
                   <w:rFonts w:ascii="Arial" w:cs="Arial" w:eastAsia="Arial" w:hAnsi="Arial"/>
@@ -5418,7 +5418,7 @@
             <w:pPr>
               <w:spacing w:after="20" w:before="0"/>
             </w:pPr>
-            <w:hyperlink w:history="1" r:id="rIduxho1fwhthwrrkrxxonxb">
+            <w:hyperlink w:history="1" r:id="rIdxapuzoutp3pjfkwjdftru">
               <w:r>
                 <w:rPr>
                   <w:rFonts w:ascii="Arial" w:cs="Arial" w:eastAsia="Arial" w:hAnsi="Arial"/>
@@ -5451,7 +5451,7 @@
               <w:spacing w:after="10" w:before="0"/>
               <w:ind w:left="120"/>
             </w:pPr>
-            <w:hyperlink w:history="1" r:id="rIdio5imxjqqh75wuqjeiqyu">
+            <w:hyperlink w:history="1" r:id="rIdem-pi44zqbhxdz7xo3mwb">
               <w:r>
                 <w:rPr>
                   <w:rFonts w:ascii="Arial" w:cs="Arial" w:eastAsia="Arial" w:hAnsi="Arial"/>
@@ -5496,7 +5496,7 @@
             <w:pPr>
               <w:spacing w:after="20" w:before="0"/>
             </w:pPr>
-            <w:hyperlink w:history="1" r:id="rIdszkbl-aw2s9wpi0-n71ym">
+            <w:hyperlink w:history="1" r:id="rIdcj1pdr9hce1n4cjmpdq4v">
               <w:r>
                 <w:rPr>
                   <w:rFonts w:ascii="Arial" w:cs="Arial" w:eastAsia="Arial" w:hAnsi="Arial"/>
@@ -5529,7 +5529,7 @@
               <w:spacing w:after="10" w:before="0"/>
               <w:ind w:left="120"/>
             </w:pPr>
-            <w:hyperlink w:history="1" r:id="rIdbprm6uukedjvhrzimbanj">
+            <w:hyperlink w:history="1" r:id="rId0t3y0e4ic0f1stoh61_qt">
               <w:r>
                 <w:rPr>
                   <w:rFonts w:ascii="Arial" w:cs="Arial" w:eastAsia="Arial" w:hAnsi="Arial"/>
@@ -6269,7 +6269,7 @@
         </w:rPr>
         <w:t xml:space="preserve">© 2026 SeaVuria and ARES. Aligned with KICD objectives. Developed by SeaVuria; technical implementation by ARES (with AI assistance from Claude). Licensed under </w:t>
       </w:r>
-      <w:hyperlink w:history="1" r:id="rId2-mc3fxur2ldce9rbomgg">
+      <w:hyperlink w:history="1" r:id="rIdfxerw3j4fgu1r8f7wlf-l">
         <w:r>
           <w:rPr>
             <w:rFonts w:ascii="Arial" w:cs="Arial" w:eastAsia="Arial" w:hAnsi="Arial"/>
@@ -6290,7 +6290,7 @@
         </w:rPr>
         <w:t xml:space="preserve"> (</w:t>
       </w:r>
-      <w:hyperlink w:history="1" r:id="rIddpplgxzdrqav-euynmkrl">
+      <w:hyperlink w:history="1" r:id="rIdhzgm1nufkoclxflruohv8">
         <w:r>
           <w:rPr>
             <w:rFonts w:ascii="Arial" w:cs="Arial" w:eastAsia="Arial" w:hAnsi="Arial"/>
@@ -7386,7 +7386,7 @@
             <w:pPr>
               <w:spacing w:after="20" w:before="0"/>
             </w:pPr>
-            <w:hyperlink w:history="1" r:id="rIdfji2md_o-o2h5j6s-ft_i">
+            <w:hyperlink w:history="1" r:id="rId3hidgiv42dvrkahlu1ob7">
               <w:r>
                 <w:rPr>
                   <w:rFonts w:ascii="Arial" w:cs="Arial" w:eastAsia="Arial" w:hAnsi="Arial"/>
@@ -7419,7 +7419,7 @@
               <w:spacing w:after="10" w:before="0"/>
               <w:ind w:left="120"/>
             </w:pPr>
-            <w:hyperlink w:history="1" r:id="rIdaw-sgii7a-n_34m6i18t5">
+            <w:hyperlink w:history="1" r:id="rIdpon5a74zfzopkjay1vbwr">
               <w:r>
                 <w:rPr>
                   <w:rFonts w:ascii="Arial" w:cs="Arial" w:eastAsia="Arial" w:hAnsi="Arial"/>
@@ -7464,7 +7464,7 @@
             <w:pPr>
               <w:spacing w:after="20" w:before="0"/>
             </w:pPr>
-            <w:hyperlink w:history="1" r:id="rIdoittwwkuf-cqc_kraxpk_">
+            <w:hyperlink w:history="1" r:id="rIdleaq_ccvevsfluxlsosjk">
               <w:r>
                 <w:rPr>
                   <w:rFonts w:ascii="Arial" w:cs="Arial" w:eastAsia="Arial" w:hAnsi="Arial"/>
@@ -7497,7 +7497,7 @@
               <w:spacing w:after="10" w:before="0"/>
               <w:ind w:left="120"/>
             </w:pPr>
-            <w:hyperlink w:history="1" r:id="rIdimnexlg6hylggblrerys5">
+            <w:hyperlink w:history="1" r:id="rIdpjmnen-gdw9zyg4x37mkf">
               <w:r>
                 <w:rPr>
                   <w:rFonts w:ascii="Arial" w:cs="Arial" w:eastAsia="Arial" w:hAnsi="Arial"/>
@@ -7692,7 +7692,7 @@
             <w:pPr>
               <w:spacing w:after="20" w:before="0"/>
             </w:pPr>
-            <w:hyperlink w:history="1" r:id="rIdvi_ixqvpiwktuoabzp9bi">
+            <w:hyperlink w:history="1" r:id="rIdkmrok6wjoojn-ajpyaa06">
               <w:r>
                 <w:rPr>
                   <w:rFonts w:ascii="Arial" w:cs="Arial" w:eastAsia="Arial" w:hAnsi="Arial"/>
@@ -7725,7 +7725,7 @@
               <w:spacing w:after="10" w:before="0"/>
               <w:ind w:left="120"/>
             </w:pPr>
-            <w:hyperlink w:history="1" r:id="rIdi5wpigenwrmh3aw3r6cab">
+            <w:hyperlink w:history="1" r:id="rId1lvgaazpwfw9wq_ofq3nj">
               <w:r>
                 <w:rPr>
                   <w:rFonts w:ascii="Arial" w:cs="Arial" w:eastAsia="Arial" w:hAnsi="Arial"/>
@@ -7770,7 +7770,7 @@
             <w:pPr>
               <w:spacing w:after="20" w:before="0"/>
             </w:pPr>
-            <w:hyperlink w:history="1" r:id="rId00ljfo-ikl8wdlxajtusf">
+            <w:hyperlink w:history="1" r:id="rIdzggowljoypdohtvky32j6">
               <w:r>
                 <w:rPr>
                   <w:rFonts w:ascii="Arial" w:cs="Arial" w:eastAsia="Arial" w:hAnsi="Arial"/>
@@ -7803,7 +7803,7 @@
               <w:spacing w:after="10" w:before="0"/>
               <w:ind w:left="120"/>
             </w:pPr>
-            <w:hyperlink w:history="1" r:id="rIdy2idde4yll9dbgxc4jan0">
+            <w:hyperlink w:history="1" r:id="rIds3nt6cvlvqu5vv6tjdy1b">
               <w:r>
                 <w:rPr>
                   <w:rFonts w:ascii="Arial" w:cs="Arial" w:eastAsia="Arial" w:hAnsi="Arial"/>
@@ -7998,7 +7998,7 @@
             <w:pPr>
               <w:spacing w:after="20" w:before="0"/>
             </w:pPr>
-            <w:hyperlink w:history="1" r:id="rIdqklnyvqoyflirsfzjrayp">
+            <w:hyperlink w:history="1" r:id="rIdo9f8aum5nyg6l5ojjgb-0">
               <w:r>
                 <w:rPr>
                   <w:rFonts w:ascii="Arial" w:cs="Arial" w:eastAsia="Arial" w:hAnsi="Arial"/>
@@ -8031,7 +8031,7 @@
               <w:spacing w:after="10" w:before="0"/>
               <w:ind w:left="120"/>
             </w:pPr>
-            <w:hyperlink w:history="1" r:id="rIdw_80x5pmkbzjwsepdrczz">
+            <w:hyperlink w:history="1" r:id="rId6c4arxeaohcvgs2ojakda">
               <w:r>
                 <w:rPr>
                   <w:rFonts w:ascii="Arial" w:cs="Arial" w:eastAsia="Arial" w:hAnsi="Arial"/>
@@ -8076,7 +8076,7 @@
             <w:pPr>
               <w:spacing w:after="20" w:before="0"/>
             </w:pPr>
-            <w:hyperlink w:history="1" r:id="rIdxonicymmzi8nwyhmz2uuv">
+            <w:hyperlink w:history="1" r:id="rIde_w5qxj6b_pwaxj3i2dxz">
               <w:r>
                 <w:rPr>
                   <w:rFonts w:ascii="Arial" w:cs="Arial" w:eastAsia="Arial" w:hAnsi="Arial"/>
@@ -8109,7 +8109,7 @@
               <w:spacing w:after="10" w:before="0"/>
               <w:ind w:left="120"/>
             </w:pPr>
-            <w:hyperlink w:history="1" r:id="rId96rlainabvgcnw3arkjsz">
+            <w:hyperlink w:history="1" r:id="rIdz62aztorg5vw2obxhlcos">
               <w:r>
                 <w:rPr>
                   <w:rFonts w:ascii="Arial" w:cs="Arial" w:eastAsia="Arial" w:hAnsi="Arial"/>
@@ -8304,7 +8304,7 @@
             <w:pPr>
               <w:spacing w:after="20" w:before="0"/>
             </w:pPr>
-            <w:hyperlink w:history="1" r:id="rId3h9p4d9sxe3zqarm25hx7">
+            <w:hyperlink w:history="1" r:id="rIdwdk_f_daysf5kag5vgceh">
               <w:r>
                 <w:rPr>
                   <w:rFonts w:ascii="Arial" w:cs="Arial" w:eastAsia="Arial" w:hAnsi="Arial"/>
@@ -8337,7 +8337,7 @@
               <w:spacing w:after="10" w:before="0"/>
               <w:ind w:left="120"/>
             </w:pPr>
-            <w:hyperlink w:history="1" r:id="rIdh28zuuwmefjrqn5psf2iz">
+            <w:hyperlink w:history="1" r:id="rIdhwkckpdvxv-bbxmunvg_-">
               <w:r>
                 <w:rPr>
                   <w:rFonts w:ascii="Arial" w:cs="Arial" w:eastAsia="Arial" w:hAnsi="Arial"/>
@@ -8382,7 +8382,7 @@
             <w:pPr>
               <w:spacing w:after="20" w:before="0"/>
             </w:pPr>
-            <w:hyperlink w:history="1" r:id="rIdsv2yf56prcgqh235_ysnf">
+            <w:hyperlink w:history="1" r:id="rId1khq89whpx2e1pinrash7">
               <w:r>
                 <w:rPr>
                   <w:rFonts w:ascii="Arial" w:cs="Arial" w:eastAsia="Arial" w:hAnsi="Arial"/>
@@ -8415,7 +8415,7 @@
               <w:spacing w:after="10" w:before="0"/>
               <w:ind w:left="120"/>
             </w:pPr>
-            <w:hyperlink w:history="1" r:id="rIdeddy5bykjrpdhx2ktqwvg">
+            <w:hyperlink w:history="1" r:id="rIdt-zrsafxfpjivehrkoqmi">
               <w:r>
                 <w:rPr>
                   <w:rFonts w:ascii="Arial" w:cs="Arial" w:eastAsia="Arial" w:hAnsi="Arial"/>
@@ -8610,7 +8610,7 @@
             <w:pPr>
               <w:spacing w:after="20" w:before="0"/>
             </w:pPr>
-            <w:hyperlink w:history="1" r:id="rIdz1drnvdxtbs3oi4hly-0s">
+            <w:hyperlink w:history="1" r:id="rIdfetjsmtyfkc-ejfhrkxbf">
               <w:r>
                 <w:rPr>
                   <w:rFonts w:ascii="Arial" w:cs="Arial" w:eastAsia="Arial" w:hAnsi="Arial"/>
@@ -8643,7 +8643,7 @@
               <w:spacing w:after="10" w:before="0"/>
               <w:ind w:left="120"/>
             </w:pPr>
-            <w:hyperlink w:history="1" r:id="rIdciyg3scsfoxdyym3qqy3s">
+            <w:hyperlink w:history="1" r:id="rIdzzt8eznk4hddb1fmtp-w2">
               <w:r>
                 <w:rPr>
                   <w:rFonts w:ascii="Arial" w:cs="Arial" w:eastAsia="Arial" w:hAnsi="Arial"/>
@@ -8688,7 +8688,7 @@
             <w:pPr>
               <w:spacing w:after="20" w:before="0"/>
             </w:pPr>
-            <w:hyperlink w:history="1" r:id="rId0-xhjvid6pmwxnw09oi-z">
+            <w:hyperlink w:history="1" r:id="rIdlmygmshe-ydpiyjldbwxx">
               <w:r>
                 <w:rPr>
                   <w:rFonts w:ascii="Arial" w:cs="Arial" w:eastAsia="Arial" w:hAnsi="Arial"/>
@@ -8721,7 +8721,7 @@
               <w:spacing w:after="10" w:before="0"/>
               <w:ind w:left="120"/>
             </w:pPr>
-            <w:hyperlink w:history="1" r:id="rIdxapaidh3fjvsqafr453is">
+            <w:hyperlink w:history="1" r:id="rId5cwmnbgntkcqhqbm69wze">
               <w:r>
                 <w:rPr>
                   <w:rFonts w:ascii="Arial" w:cs="Arial" w:eastAsia="Arial" w:hAnsi="Arial"/>
@@ -9233,7 +9233,7 @@
         </w:rPr>
         <w:t xml:space="preserve">© 2026 SeaVuria and ARES. Aligned with KICD objectives. Developed by SeaVuria; technical implementation by ARES (with AI assistance from Claude). Licensed under </w:t>
       </w:r>
-      <w:hyperlink w:history="1" r:id="rIddainzdww3m0cijst4j93w">
+      <w:hyperlink w:history="1" r:id="rIdea0t2f7ly4kxov7_eyuez">
         <w:r>
           <w:rPr>
             <w:rFonts w:ascii="Arial" w:cs="Arial" w:eastAsia="Arial" w:hAnsi="Arial"/>
@@ -9254,7 +9254,7 @@
         </w:rPr>
         <w:t xml:space="preserve"> (</w:t>
       </w:r>
-      <w:hyperlink w:history="1" r:id="rIdzcizqygxwfkvycng7vrkl">
+      <w:hyperlink w:history="1" r:id="rId0oxj9mdxnyanh6mxsbagg">
         <w:r>
           <w:rPr>
             <w:rFonts w:ascii="Arial" w:cs="Arial" w:eastAsia="Arial" w:hAnsi="Arial"/>
@@ -10267,7 +10267,7 @@
             <w:pPr>
               <w:spacing w:after="20" w:before="0"/>
             </w:pPr>
-            <w:hyperlink w:history="1" r:id="rId7huh3javkegmareaoyucm">
+            <w:hyperlink w:history="1" r:id="rIddb9iae3-tbbklsd3c6gzt">
               <w:r>
                 <w:rPr>
                   <w:rFonts w:ascii="Arial" w:cs="Arial" w:eastAsia="Arial" w:hAnsi="Arial"/>
@@ -10300,7 +10300,7 @@
               <w:spacing w:after="10" w:before="0"/>
               <w:ind w:left="120"/>
             </w:pPr>
-            <w:hyperlink w:history="1" r:id="rId0ss5aqlkwp_ya9nljbrwl">
+            <w:hyperlink w:history="1" r:id="rId5oxq6st2po09zpzwiuc7v">
               <w:r>
                 <w:rPr>
                   <w:rFonts w:ascii="Arial" w:cs="Arial" w:eastAsia="Arial" w:hAnsi="Arial"/>
@@ -10345,7 +10345,7 @@
             <w:pPr>
               <w:spacing w:after="20" w:before="0"/>
             </w:pPr>
-            <w:hyperlink w:history="1" r:id="rIdoc0kic7a6pt8v3qfxkgxd">
+            <w:hyperlink w:history="1" r:id="rIdd28tdslnpeti2zeejfuu8">
               <w:r>
                 <w:rPr>
                   <w:rFonts w:ascii="Arial" w:cs="Arial" w:eastAsia="Arial" w:hAnsi="Arial"/>
@@ -10378,7 +10378,7 @@
               <w:spacing w:after="10" w:before="0"/>
               <w:ind w:left="120"/>
             </w:pPr>
-            <w:hyperlink w:history="1" r:id="rIdjm3yrggtag4incje2ki-r">
+            <w:hyperlink w:history="1" r:id="rIduriywcvqpnw4z3ka7ascq">
               <w:r>
                 <w:rPr>
                   <w:rFonts w:ascii="Arial" w:cs="Arial" w:eastAsia="Arial" w:hAnsi="Arial"/>
@@ -10573,7 +10573,7 @@
             <w:pPr>
               <w:spacing w:after="20" w:before="0"/>
             </w:pPr>
-            <w:hyperlink w:history="1" r:id="rId-qsk9bkprec4u-9s38-sr">
+            <w:hyperlink w:history="1" r:id="rId4gplr6hbabn56hcegam9i">
               <w:r>
                 <w:rPr>
                   <w:rFonts w:ascii="Arial" w:cs="Arial" w:eastAsia="Arial" w:hAnsi="Arial"/>
@@ -10606,7 +10606,7 @@
               <w:spacing w:after="10" w:before="0"/>
               <w:ind w:left="120"/>
             </w:pPr>
-            <w:hyperlink w:history="1" r:id="rIdty7ygmr4rd4mfac6hl3_d">
+            <w:hyperlink w:history="1" r:id="rIdkbjhndoubvnxv_neoixlq">
               <w:r>
                 <w:rPr>
                   <w:rFonts w:ascii="Arial" w:cs="Arial" w:eastAsia="Arial" w:hAnsi="Arial"/>
@@ -10651,7 +10651,7 @@
             <w:pPr>
               <w:spacing w:after="20" w:before="0"/>
             </w:pPr>
-            <w:hyperlink w:history="1" r:id="rIdfkl4binyhe6bqv7lhiufk">
+            <w:hyperlink w:history="1" r:id="rIdobpneo1bocr8ogrhgrism">
               <w:r>
                 <w:rPr>
                   <w:rFonts w:ascii="Arial" w:cs="Arial" w:eastAsia="Arial" w:hAnsi="Arial"/>
@@ -10684,7 +10684,7 @@
               <w:spacing w:after="10" w:before="0"/>
               <w:ind w:left="120"/>
             </w:pPr>
-            <w:hyperlink w:history="1" r:id="rIdlmeb_kcer9vwjeblxdzzj">
+            <w:hyperlink w:history="1" r:id="rIdgriw8rgwdbj9b8fknkc2b">
               <w:r>
                 <w:rPr>
                   <w:rFonts w:ascii="Arial" w:cs="Arial" w:eastAsia="Arial" w:hAnsi="Arial"/>
@@ -11031,7 +11031,7 @@
             <w:pPr>
               <w:spacing w:after="20" w:before="0"/>
             </w:pPr>
-            <w:hyperlink w:history="1" r:id="rIdvpiw9inklv4pp_vxaw5gb">
+            <w:hyperlink w:history="1" r:id="rIdc_duignzgf6hwk_wluqno">
               <w:r>
                 <w:rPr>
                   <w:rFonts w:ascii="Arial" w:cs="Arial" w:eastAsia="Arial" w:hAnsi="Arial"/>
@@ -11064,7 +11064,7 @@
               <w:spacing w:after="10" w:before="0"/>
               <w:ind w:left="120"/>
             </w:pPr>
-            <w:hyperlink w:history="1" r:id="rId4idabrjl3dzhleq8ktm8e">
+            <w:hyperlink w:history="1" r:id="rIdtghfkwalw0wmmhnr1r2kd">
               <w:r>
                 <w:rPr>
                   <w:rFonts w:ascii="Arial" w:cs="Arial" w:eastAsia="Arial" w:hAnsi="Arial"/>
@@ -11109,7 +11109,7 @@
             <w:pPr>
               <w:spacing w:after="20" w:before="0"/>
             </w:pPr>
-            <w:hyperlink w:history="1" r:id="rIdnobhzpechjaeuaudiothw">
+            <w:hyperlink w:history="1" r:id="rIdzy_ip_p8wtl-eqej3i8zc">
               <w:r>
                 <w:rPr>
                   <w:rFonts w:ascii="Arial" w:cs="Arial" w:eastAsia="Arial" w:hAnsi="Arial"/>
@@ -11142,7 +11142,7 @@
               <w:spacing w:after="10" w:before="0"/>
               <w:ind w:left="120"/>
             </w:pPr>
-            <w:hyperlink w:history="1" r:id="rId_vj8uu684yxst29x8k0ga">
+            <w:hyperlink w:history="1" r:id="rIdnvruu08vyxip80efsfbn0">
               <w:r>
                 <w:rPr>
                   <w:rFonts w:ascii="Arial" w:cs="Arial" w:eastAsia="Arial" w:hAnsi="Arial"/>
@@ -11413,7 +11413,7 @@
             <w:pPr>
               <w:spacing w:after="20" w:before="0"/>
             </w:pPr>
-            <w:hyperlink w:history="1" r:id="rId17i8dtvzxvsoz0ydghflk">
+            <w:hyperlink w:history="1" r:id="rIdxzfymeir3pfwu0sd1a1eo">
               <w:r>
                 <w:rPr>
                   <w:rFonts w:ascii="Arial" w:cs="Arial" w:eastAsia="Arial" w:hAnsi="Arial"/>
@@ -11446,7 +11446,7 @@
               <w:spacing w:after="10" w:before="0"/>
               <w:ind w:left="120"/>
             </w:pPr>
-            <w:hyperlink w:history="1" r:id="rId75hghexcbwosg9ehoy4ab">
+            <w:hyperlink w:history="1" r:id="rId3_ekr9gq3e-wgu4fv9jbt">
               <w:r>
                 <w:rPr>
                   <w:rFonts w:ascii="Arial" w:cs="Arial" w:eastAsia="Arial" w:hAnsi="Arial"/>
@@ -11491,7 +11491,7 @@
             <w:pPr>
               <w:spacing w:after="20" w:before="0"/>
             </w:pPr>
-            <w:hyperlink w:history="1" r:id="rIdeqs8c256g037-b9o8bhrj">
+            <w:hyperlink w:history="1" r:id="rIdbn1gyi3wra_1o-_xbrs0y">
               <w:r>
                 <w:rPr>
                   <w:rFonts w:ascii="Arial" w:cs="Arial" w:eastAsia="Arial" w:hAnsi="Arial"/>
@@ -11524,7 +11524,7 @@
               <w:spacing w:after="10" w:before="0"/>
               <w:ind w:left="120"/>
             </w:pPr>
-            <w:hyperlink w:history="1" r:id="rIdtxxak38ud_--nrfbv9jp4">
+            <w:hyperlink w:history="1" r:id="rIdiye5b2gci3efo3d83pfki">
               <w:r>
                 <w:rPr>
                   <w:rFonts w:ascii="Arial" w:cs="Arial" w:eastAsia="Arial" w:hAnsi="Arial"/>
@@ -11719,7 +11719,7 @@
             <w:pPr>
               <w:spacing w:after="20" w:before="0"/>
             </w:pPr>
-            <w:hyperlink w:history="1" r:id="rIdmjew5ekimdzldemaecbwf">
+            <w:hyperlink w:history="1" r:id="rIdkptsq7agun2uxvbtu--ix">
               <w:r>
                 <w:rPr>
                   <w:rFonts w:ascii="Arial" w:cs="Arial" w:eastAsia="Arial" w:hAnsi="Arial"/>
@@ -11752,7 +11752,7 @@
               <w:spacing w:after="10" w:before="0"/>
               <w:ind w:left="120"/>
             </w:pPr>
-            <w:hyperlink w:history="1" r:id="rIdqvqqigljqbuxelaxvx-vb">
+            <w:hyperlink w:history="1" r:id="rIdzqcvhvdrrv9ocwouivo0m">
               <w:r>
                 <w:rPr>
                   <w:rFonts w:ascii="Arial" w:cs="Arial" w:eastAsia="Arial" w:hAnsi="Arial"/>
@@ -11797,7 +11797,7 @@
             <w:pPr>
               <w:spacing w:after="20" w:before="0"/>
             </w:pPr>
-            <w:hyperlink w:history="1" r:id="rId6v8kbetgtrz_pzuqdyshd">
+            <w:hyperlink w:history="1" r:id="rIdpht8jhkxr92mgqfvm29oz">
               <w:r>
                 <w:rPr>
                   <w:rFonts w:ascii="Arial" w:cs="Arial" w:eastAsia="Arial" w:hAnsi="Arial"/>
@@ -11830,7 +11830,7 @@
               <w:spacing w:after="10" w:before="0"/>
               <w:ind w:left="120"/>
             </w:pPr>
-            <w:hyperlink w:history="1" r:id="rIdxcdc5wokvjukjsfbotlrn">
+            <w:hyperlink w:history="1" r:id="rId-krq3th97piip-ea8ucqk">
               <w:r>
                 <w:rPr>
                   <w:rFonts w:ascii="Arial" w:cs="Arial" w:eastAsia="Arial" w:hAnsi="Arial"/>
@@ -12342,7 +12342,7 @@
         </w:rPr>
         <w:t xml:space="preserve">© 2026 SeaVuria and ARES. Aligned with KICD objectives. Developed by SeaVuria; technical implementation by ARES (with AI assistance from Claude). Licensed under </w:t>
       </w:r>
-      <w:hyperlink w:history="1" r:id="rIdopzce-kcitumbak3vtlng">
+      <w:hyperlink w:history="1" r:id="rIdexjrqeudtntp5lnu61-8o">
         <w:r>
           <w:rPr>
             <w:rFonts w:ascii="Arial" w:cs="Arial" w:eastAsia="Arial" w:hAnsi="Arial"/>
@@ -12363,7 +12363,7 @@
         </w:rPr>
         <w:t xml:space="preserve"> (</w:t>
       </w:r>
-      <w:hyperlink w:history="1" r:id="rIdjuitgv8brqoh_aymlwmqw">
+      <w:hyperlink w:history="1" r:id="rIdpzkruy1nhexieywyurf__">
         <w:r>
           <w:rPr>
             <w:rFonts w:ascii="Arial" w:cs="Arial" w:eastAsia="Arial" w:hAnsi="Arial"/>
@@ -13376,7 +13376,7 @@
             <w:pPr>
               <w:spacing w:after="20" w:before="0"/>
             </w:pPr>
-            <w:hyperlink w:history="1" r:id="rIdjazeddnfmhhgqhirjlaxe">
+            <w:hyperlink w:history="1" r:id="rId_iruhm-nddmbaktbfbeae">
               <w:r>
                 <w:rPr>
                   <w:rFonts w:ascii="Arial" w:cs="Arial" w:eastAsia="Arial" w:hAnsi="Arial"/>
@@ -13409,7 +13409,7 @@
               <w:spacing w:after="10" w:before="0"/>
               <w:ind w:left="120"/>
             </w:pPr>
-            <w:hyperlink w:history="1" r:id="rIdsfrvvns2z_6c8vkdtp92g">
+            <w:hyperlink w:history="1" r:id="rIdojvpv9etixuc1jukc8ki2">
               <w:r>
                 <w:rPr>
                   <w:rFonts w:ascii="Arial" w:cs="Arial" w:eastAsia="Arial" w:hAnsi="Arial"/>
@@ -13454,7 +13454,7 @@
             <w:pPr>
               <w:spacing w:after="20" w:before="0"/>
             </w:pPr>
-            <w:hyperlink w:history="1" r:id="rIdoipgj6zxvmvm8fqk0rdng">
+            <w:hyperlink w:history="1" r:id="rIdgwy4953sdwsifwt_azod_">
               <w:r>
                 <w:rPr>
                   <w:rFonts w:ascii="Arial" w:cs="Arial" w:eastAsia="Arial" w:hAnsi="Arial"/>
@@ -13487,7 +13487,7 @@
               <w:spacing w:after="10" w:before="0"/>
               <w:ind w:left="120"/>
             </w:pPr>
-            <w:hyperlink w:history="1" r:id="rId7vyjowjsisaky96xornqq">
+            <w:hyperlink w:history="1" r:id="rIde3b6cazreqzsnvmd9qdcv">
               <w:r>
                 <w:rPr>
                   <w:rFonts w:ascii="Arial" w:cs="Arial" w:eastAsia="Arial" w:hAnsi="Arial"/>
@@ -13682,7 +13682,7 @@
             <w:pPr>
               <w:spacing w:after="20" w:before="0"/>
             </w:pPr>
-            <w:hyperlink w:history="1" r:id="rIdsqqsxxdqxa1vnirhwrnzx">
+            <w:hyperlink w:history="1" r:id="rIdlloaqwk5b6rv-pgbi3d4k">
               <w:r>
                 <w:rPr>
                   <w:rFonts w:ascii="Arial" w:cs="Arial" w:eastAsia="Arial" w:hAnsi="Arial"/>
@@ -13715,7 +13715,7 @@
               <w:spacing w:after="10" w:before="0"/>
               <w:ind w:left="120"/>
             </w:pPr>
-            <w:hyperlink w:history="1" r:id="rIdggwq7rrwbgr44kguwc3-j">
+            <w:hyperlink w:history="1" r:id="rIdsve3djxzhflflkvjpruqu">
               <w:r>
                 <w:rPr>
                   <w:rFonts w:ascii="Arial" w:cs="Arial" w:eastAsia="Arial" w:hAnsi="Arial"/>
@@ -13760,7 +13760,7 @@
             <w:pPr>
               <w:spacing w:after="20" w:before="0"/>
             </w:pPr>
-            <w:hyperlink w:history="1" r:id="rIdahxde_6c63hvijuzc02cv">
+            <w:hyperlink w:history="1" r:id="rIdjlsbmfs7alvmm4cx8twsu">
               <w:r>
                 <w:rPr>
                   <w:rFonts w:ascii="Arial" w:cs="Arial" w:eastAsia="Arial" w:hAnsi="Arial"/>
@@ -13793,7 +13793,7 @@
               <w:spacing w:after="10" w:before="0"/>
               <w:ind w:left="120"/>
             </w:pPr>
-            <w:hyperlink w:history="1" r:id="rId4zd-rrmeairfagknfiylt">
+            <w:hyperlink w:history="1" r:id="rIdg0vubefg36m4mfmo9ljr8">
               <w:r>
                 <w:rPr>
                   <w:rFonts w:ascii="Arial" w:cs="Arial" w:eastAsia="Arial" w:hAnsi="Arial"/>
@@ -13988,7 +13988,7 @@
             <w:pPr>
               <w:spacing w:after="20" w:before="0"/>
             </w:pPr>
-            <w:hyperlink w:history="1" r:id="rIddcletuf2wdfyyzucmqjek">
+            <w:hyperlink w:history="1" r:id="rId6grsa3opnr5xqqpyaraps">
               <w:r>
                 <w:rPr>
                   <w:rFonts w:ascii="Arial" w:cs="Arial" w:eastAsia="Arial" w:hAnsi="Arial"/>
@@ -14021,7 +14021,7 @@
               <w:spacing w:after="10" w:before="0"/>
               <w:ind w:left="120"/>
             </w:pPr>
-            <w:hyperlink w:history="1" r:id="rId-jjewtq6jqxxtr63nf624">
+            <w:hyperlink w:history="1" r:id="rIdfchghmpz9zbp7ctqljxs_">
               <w:r>
                 <w:rPr>
                   <w:rFonts w:ascii="Arial" w:cs="Arial" w:eastAsia="Arial" w:hAnsi="Arial"/>
@@ -14066,7 +14066,7 @@
             <w:pPr>
               <w:spacing w:after="20" w:before="0"/>
             </w:pPr>
-            <w:hyperlink w:history="1" r:id="rId7sg5wqjoowxqg13hlq5hm">
+            <w:hyperlink w:history="1" r:id="rIdefcsoeko7za6q8lzzxhwu">
               <w:r>
                 <w:rPr>
                   <w:rFonts w:ascii="Arial" w:cs="Arial" w:eastAsia="Arial" w:hAnsi="Arial"/>
@@ -14099,7 +14099,7 @@
               <w:spacing w:after="10" w:before="0"/>
               <w:ind w:left="120"/>
             </w:pPr>
-            <w:hyperlink w:history="1" r:id="rId7ahrjhk5fkvpipbnjxan-">
+            <w:hyperlink w:history="1" r:id="rIdqznpzqxszaregsn4cp7-k">
               <w:r>
                 <w:rPr>
                   <w:rFonts w:ascii="Arial" w:cs="Arial" w:eastAsia="Arial" w:hAnsi="Arial"/>
@@ -14294,7 +14294,7 @@
             <w:pPr>
               <w:spacing w:after="20" w:before="0"/>
             </w:pPr>
-            <w:hyperlink w:history="1" r:id="rIdulbrfnqlt1mskokrknxsy">
+            <w:hyperlink w:history="1" r:id="rId21sff6fsaefttbn9coalw">
               <w:r>
                 <w:rPr>
                   <w:rFonts w:ascii="Arial" w:cs="Arial" w:eastAsia="Arial" w:hAnsi="Arial"/>
@@ -14327,7 +14327,7 @@
               <w:spacing w:after="10" w:before="0"/>
               <w:ind w:left="120"/>
             </w:pPr>
-            <w:hyperlink w:history="1" r:id="rIdnsf0h8q6nawlwej8rvhix">
+            <w:hyperlink w:history="1" r:id="rIdaorbmbp9kvxiikhwlrjy3">
               <w:r>
                 <w:rPr>
                   <w:rFonts w:ascii="Arial" w:cs="Arial" w:eastAsia="Arial" w:hAnsi="Arial"/>
@@ -14372,7 +14372,7 @@
             <w:pPr>
               <w:spacing w:after="20" w:before="0"/>
             </w:pPr>
-            <w:hyperlink w:history="1" r:id="rIdgyvc1nfxsfwhato1nskqb">
+            <w:hyperlink w:history="1" r:id="rIdtko-kqgcjnoavdb0dzc9b">
               <w:r>
                 <w:rPr>
                   <w:rFonts w:ascii="Arial" w:cs="Arial" w:eastAsia="Arial" w:hAnsi="Arial"/>
@@ -14405,7 +14405,7 @@
               <w:spacing w:after="10" w:before="0"/>
               <w:ind w:left="120"/>
             </w:pPr>
-            <w:hyperlink w:history="1" r:id="rId4yqohvwt-sv6loumlue1g">
+            <w:hyperlink w:history="1" r:id="rId4frpx1jo9iq_n4nerf8oy">
               <w:r>
                 <w:rPr>
                   <w:rFonts w:ascii="Arial" w:cs="Arial" w:eastAsia="Arial" w:hAnsi="Arial"/>
@@ -14600,7 +14600,7 @@
             <w:pPr>
               <w:spacing w:after="20" w:before="0"/>
             </w:pPr>
-            <w:hyperlink w:history="1" r:id="rIdrtdsvqokjnnof7mdkjg2k">
+            <w:hyperlink w:history="1" r:id="rId3a03lhu51onug_sjrf49d">
               <w:r>
                 <w:rPr>
                   <w:rFonts w:ascii="Arial" w:cs="Arial" w:eastAsia="Arial" w:hAnsi="Arial"/>
@@ -14633,7 +14633,7 @@
               <w:spacing w:after="10" w:before="0"/>
               <w:ind w:left="120"/>
             </w:pPr>
-            <w:hyperlink w:history="1" r:id="rIduxmkrcl7u29jxdfznff2e">
+            <w:hyperlink w:history="1" r:id="rIdjqjsngz0wdhkxqmtknht1">
               <w:r>
                 <w:rPr>
                   <w:rFonts w:ascii="Arial" w:cs="Arial" w:eastAsia="Arial" w:hAnsi="Arial"/>
@@ -14678,7 +14678,7 @@
             <w:pPr>
               <w:spacing w:after="20" w:before="0"/>
             </w:pPr>
-            <w:hyperlink w:history="1" r:id="rIdhh2y32fbouu_dyglqdv3e">
+            <w:hyperlink w:history="1" r:id="rIdbcqmxcbox-0duyy32mbvq">
               <w:r>
                 <w:rPr>
                   <w:rFonts w:ascii="Arial" w:cs="Arial" w:eastAsia="Arial" w:hAnsi="Arial"/>
@@ -14711,7 +14711,7 @@
               <w:spacing w:after="10" w:before="0"/>
               <w:ind w:left="120"/>
             </w:pPr>
-            <w:hyperlink w:history="1" r:id="rIdcc6m9emvrxx1ns0ui3duv">
+            <w:hyperlink w:history="1" r:id="rIdpbfjtoz7jm-4wsjlesiz3">
               <w:r>
                 <w:rPr>
                   <w:rFonts w:ascii="Arial" w:cs="Arial" w:eastAsia="Arial" w:hAnsi="Arial"/>
@@ -15223,7 +15223,7 @@
         </w:rPr>
         <w:t xml:space="preserve">© 2026 SeaVuria and ARES. Aligned with KICD objectives. Developed by SeaVuria; technical implementation by ARES (with AI assistance from Claude). Licensed under </w:t>
       </w:r>
-      <w:hyperlink w:history="1" r:id="rIdjmz2uhtwbc-wpcxzy3qok">
+      <w:hyperlink w:history="1" r:id="rIdkpvy87stqaoqcrarmfopk">
         <w:r>
           <w:rPr>
             <w:rFonts w:ascii="Arial" w:cs="Arial" w:eastAsia="Arial" w:hAnsi="Arial"/>
@@ -15244,7 +15244,7 @@
         </w:rPr>
         <w:t xml:space="preserve"> (</w:t>
       </w:r>
-      <w:hyperlink w:history="1" r:id="rIdbe-_xq4qb1icphceatxee">
+      <w:hyperlink w:history="1" r:id="rIdlia4-ua4bajvfacvscguu">
         <w:r>
           <w:rPr>
             <w:rFonts w:ascii="Arial" w:cs="Arial" w:eastAsia="Arial" w:hAnsi="Arial"/>
@@ -16257,7 +16257,7 @@
             <w:pPr>
               <w:spacing w:after="20" w:before="0"/>
             </w:pPr>
-            <w:hyperlink w:history="1" r:id="rIdc_uj1uuzwl1_xztyxoryd">
+            <w:hyperlink w:history="1" r:id="rIdzg7xtinmnwutkcn0qanfi">
               <w:r>
                 <w:rPr>
                   <w:rFonts w:ascii="Arial" w:cs="Arial" w:eastAsia="Arial" w:hAnsi="Arial"/>
@@ -16290,7 +16290,7 @@
               <w:spacing w:after="10" w:before="0"/>
               <w:ind w:left="120"/>
             </w:pPr>
-            <w:hyperlink w:history="1" r:id="rIdmggclcd-kwintkwmdilg9">
+            <w:hyperlink w:history="1" r:id="rIdy4ynsanuktpevo5nxdhan">
               <w:r>
                 <w:rPr>
                   <w:rFonts w:ascii="Arial" w:cs="Arial" w:eastAsia="Arial" w:hAnsi="Arial"/>
@@ -16335,7 +16335,7 @@
             <w:pPr>
               <w:spacing w:after="20" w:before="0"/>
             </w:pPr>
-            <w:hyperlink w:history="1" r:id="rIdty6_nhvdw4lvxv0unhubf">
+            <w:hyperlink w:history="1" r:id="rId1q40bglgcoszmjpw-2kfe">
               <w:r>
                 <w:rPr>
                   <w:rFonts w:ascii="Arial" w:cs="Arial" w:eastAsia="Arial" w:hAnsi="Arial"/>
@@ -16368,7 +16368,7 @@
               <w:spacing w:after="10" w:before="0"/>
               <w:ind w:left="120"/>
             </w:pPr>
-            <w:hyperlink w:history="1" r:id="rIdbjqzhjdxknbhgwf1x_6bl">
+            <w:hyperlink w:history="1" r:id="rIdlyma6hn5ove3erj2tzepx">
               <w:r>
                 <w:rPr>
                   <w:rFonts w:ascii="Arial" w:cs="Arial" w:eastAsia="Arial" w:hAnsi="Arial"/>
@@ -16563,7 +16563,7 @@
             <w:pPr>
               <w:spacing w:after="20" w:before="0"/>
             </w:pPr>
-            <w:hyperlink w:history="1" r:id="rIdtjt5exongnoeiehuvobvn">
+            <w:hyperlink w:history="1" r:id="rId5axrjsnvr_gaddfjafl7o">
               <w:r>
                 <w:rPr>
                   <w:rFonts w:ascii="Arial" w:cs="Arial" w:eastAsia="Arial" w:hAnsi="Arial"/>
@@ -16596,7 +16596,7 @@
               <w:spacing w:after="10" w:before="0"/>
               <w:ind w:left="120"/>
             </w:pPr>
-            <w:hyperlink w:history="1" r:id="rIddml8pbsotepaqb8fe6hmv">
+            <w:hyperlink w:history="1" r:id="rIdpbgcsowzxerxas1cfcoon">
               <w:r>
                 <w:rPr>
                   <w:rFonts w:ascii="Arial" w:cs="Arial" w:eastAsia="Arial" w:hAnsi="Arial"/>
@@ -16641,7 +16641,7 @@
             <w:pPr>
               <w:spacing w:after="20" w:before="0"/>
             </w:pPr>
-            <w:hyperlink w:history="1" r:id="rIdx5riy49iz0ct6dn4zu_tc">
+            <w:hyperlink w:history="1" r:id="rIdbftxfdup7g4tzpifxsobi">
               <w:r>
                 <w:rPr>
                   <w:rFonts w:ascii="Arial" w:cs="Arial" w:eastAsia="Arial" w:hAnsi="Arial"/>
@@ -16674,7 +16674,7 @@
               <w:spacing w:after="10" w:before="0"/>
               <w:ind w:left="120"/>
             </w:pPr>
-            <w:hyperlink w:history="1" r:id="rIduvxyr6fyeiivepcbgf3kw">
+            <w:hyperlink w:history="1" r:id="rIdci6zunfsjs6fxtfrgqdrk">
               <w:r>
                 <w:rPr>
                   <w:rFonts w:ascii="Arial" w:cs="Arial" w:eastAsia="Arial" w:hAnsi="Arial"/>
@@ -16869,7 +16869,7 @@
             <w:pPr>
               <w:spacing w:after="20" w:before="0"/>
             </w:pPr>
-            <w:hyperlink w:history="1" r:id="rIdba2fp3khpzmrxyeenlsg3">
+            <w:hyperlink w:history="1" r:id="rIdjixstmp0ee9czb4tow3as">
               <w:r>
                 <w:rPr>
                   <w:rFonts w:ascii="Arial" w:cs="Arial" w:eastAsia="Arial" w:hAnsi="Arial"/>
@@ -16902,7 +16902,7 @@
               <w:spacing w:after="10" w:before="0"/>
               <w:ind w:left="120"/>
             </w:pPr>
-            <w:hyperlink w:history="1" r:id="rIdzwqjdyh8ww3dztvuinlqh">
+            <w:hyperlink w:history="1" r:id="rIdx63mtunoleiyq00m1ju2v">
               <w:r>
                 <w:rPr>
                   <w:rFonts w:ascii="Arial" w:cs="Arial" w:eastAsia="Arial" w:hAnsi="Arial"/>
@@ -16947,7 +16947,7 @@
             <w:pPr>
               <w:spacing w:after="20" w:before="0"/>
             </w:pPr>
-            <w:hyperlink w:history="1" r:id="rIdwvg7wl9wzrx_dzzwxr9uf">
+            <w:hyperlink w:history="1" r:id="rId-ufjivhwekainv6puftjm">
               <w:r>
                 <w:rPr>
                   <w:rFonts w:ascii="Arial" w:cs="Arial" w:eastAsia="Arial" w:hAnsi="Arial"/>
@@ -16980,7 +16980,7 @@
               <w:spacing w:after="10" w:before="0"/>
               <w:ind w:left="120"/>
             </w:pPr>
-            <w:hyperlink w:history="1" r:id="rIdw4zhakli5jof5fzoijgum">
+            <w:hyperlink w:history="1" r:id="rIdigyix79kdk4clztr7u8tj">
               <w:r>
                 <w:rPr>
                   <w:rFonts w:ascii="Arial" w:cs="Arial" w:eastAsia="Arial" w:hAnsi="Arial"/>
@@ -17175,7 +17175,7 @@
             <w:pPr>
               <w:spacing w:after="20" w:before="0"/>
             </w:pPr>
-            <w:hyperlink w:history="1" r:id="rIdl3rkyjatvnd5ik80p3m0f">
+            <w:hyperlink w:history="1" r:id="rIdvny4kazhqqvbw87fgywyn">
               <w:r>
                 <w:rPr>
                   <w:rFonts w:ascii="Arial" w:cs="Arial" w:eastAsia="Arial" w:hAnsi="Arial"/>
@@ -17208,7 +17208,7 @@
               <w:spacing w:after="10" w:before="0"/>
               <w:ind w:left="120"/>
             </w:pPr>
-            <w:hyperlink w:history="1" r:id="rIdt5oh6hwfan1nitsc052hd">
+            <w:hyperlink w:history="1" r:id="rIdkh2wf5d9dazs_do5hhgx3">
               <w:r>
                 <w:rPr>
                   <w:rFonts w:ascii="Arial" w:cs="Arial" w:eastAsia="Arial" w:hAnsi="Arial"/>
@@ -17253,7 +17253,7 @@
             <w:pPr>
               <w:spacing w:after="20" w:before="0"/>
             </w:pPr>
-            <w:hyperlink w:history="1" r:id="rId68zedp0nlx9_x4nu7afm3">
+            <w:hyperlink w:history="1" r:id="rId3xpzwmb0a9mvvk4vpio6a">
               <w:r>
                 <w:rPr>
                   <w:rFonts w:ascii="Arial" w:cs="Arial" w:eastAsia="Arial" w:hAnsi="Arial"/>
@@ -17286,7 +17286,7 @@
               <w:spacing w:after="10" w:before="0"/>
               <w:ind w:left="120"/>
             </w:pPr>
-            <w:hyperlink w:history="1" r:id="rIdbezgmbwftoxluqxxuikou">
+            <w:hyperlink w:history="1" r:id="rIdcp6i_fp3osztk6vo2jjmf">
               <w:r>
                 <w:rPr>
                   <w:rFonts w:ascii="Arial" w:cs="Arial" w:eastAsia="Arial" w:hAnsi="Arial"/>
@@ -17481,7 +17481,7 @@
             <w:pPr>
               <w:spacing w:after="20" w:before="0"/>
             </w:pPr>
-            <w:hyperlink w:history="1" r:id="rIdohz5q_uvqbhvhyje-fsug">
+            <w:hyperlink w:history="1" r:id="rId3crc3a1zvbgwqhlpcvzbv">
               <w:r>
                 <w:rPr>
                   <w:rFonts w:ascii="Arial" w:cs="Arial" w:eastAsia="Arial" w:hAnsi="Arial"/>
@@ -17514,7 +17514,7 @@
               <w:spacing w:after="10" w:before="0"/>
               <w:ind w:left="120"/>
             </w:pPr>
-            <w:hyperlink w:history="1" r:id="rIdchlvwzc7fa9p35bmo4qcd">
+            <w:hyperlink w:history="1" r:id="rIdflyjev2nlg_qclbnwxvqs">
               <w:r>
                 <w:rPr>
                   <w:rFonts w:ascii="Arial" w:cs="Arial" w:eastAsia="Arial" w:hAnsi="Arial"/>
@@ -17559,7 +17559,7 @@
             <w:pPr>
               <w:spacing w:after="20" w:before="0"/>
             </w:pPr>
-            <w:hyperlink w:history="1" r:id="rIdspycdpatctmpo4wfdovui">
+            <w:hyperlink w:history="1" r:id="rIdbl_ba8cjrcorthxdnoj8v">
               <w:r>
                 <w:rPr>
                   <w:rFonts w:ascii="Arial" w:cs="Arial" w:eastAsia="Arial" w:hAnsi="Arial"/>
@@ -17592,7 +17592,7 @@
               <w:spacing w:after="10" w:before="0"/>
               <w:ind w:left="120"/>
             </w:pPr>
-            <w:hyperlink w:history="1" r:id="rIdcdbhiqo6-kdg740yvxatu">
+            <w:hyperlink w:history="1" r:id="rIdg83sjdq536de-d3lnk3ev">
               <w:r>
                 <w:rPr>
                   <w:rFonts w:ascii="Arial" w:cs="Arial" w:eastAsia="Arial" w:hAnsi="Arial"/>
@@ -18104,7 +18104,7 @@
         </w:rPr>
         <w:t xml:space="preserve">© 2026 SeaVuria and ARES. Aligned with KICD objectives. Developed by SeaVuria; technical implementation by ARES (with AI assistance from Claude). Licensed under </w:t>
       </w:r>
-      <w:hyperlink w:history="1" r:id="rIdwijqbeew0jjxlvru7hjte">
+      <w:hyperlink w:history="1" r:id="rIdiflpdrg7ffs1fciuks5m3">
         <w:r>
           <w:rPr>
             <w:rFonts w:ascii="Arial" w:cs="Arial" w:eastAsia="Arial" w:hAnsi="Arial"/>
@@ -18125,7 +18125,7 @@
         </w:rPr>
         <w:t xml:space="preserve"> (</w:t>
       </w:r>
-      <w:hyperlink w:history="1" r:id="rIdq-zle0l2r5nnplaqssm3a">
+      <w:hyperlink w:history="1" r:id="rIdf8-h3olc2_donz5suvf-i">
         <w:r>
           <w:rPr>
             <w:rFonts w:ascii="Arial" w:cs="Arial" w:eastAsia="Arial" w:hAnsi="Arial"/>
@@ -19138,7 +19138,7 @@
             <w:pPr>
               <w:spacing w:after="20" w:before="0"/>
             </w:pPr>
-            <w:hyperlink w:history="1" r:id="rIdm7vdccwg3y66zjtvk9b2e">
+            <w:hyperlink w:history="1" r:id="rId-ls7kkhbb0lopvz0fd9hv">
               <w:r>
                 <w:rPr>
                   <w:rFonts w:ascii="Arial" w:cs="Arial" w:eastAsia="Arial" w:hAnsi="Arial"/>
@@ -19171,7 +19171,7 @@
               <w:spacing w:after="10" w:before="0"/>
               <w:ind w:left="120"/>
             </w:pPr>
-            <w:hyperlink w:history="1" r:id="rIdhwh9t3x1u85ldilskoy01">
+            <w:hyperlink w:history="1" r:id="rIdydhj2fsg5azavplmnt-tc">
               <w:r>
                 <w:rPr>
                   <w:rFonts w:ascii="Arial" w:cs="Arial" w:eastAsia="Arial" w:hAnsi="Arial"/>
@@ -19216,7 +19216,7 @@
             <w:pPr>
               <w:spacing w:after="20" w:before="0"/>
             </w:pPr>
-            <w:hyperlink w:history="1" r:id="rIdwu5axjn41ezd4k3ud-8ml">
+            <w:hyperlink w:history="1" r:id="rIdtiu9oaz6vlwqlvxrkblyg">
               <w:r>
                 <w:rPr>
                   <w:rFonts w:ascii="Arial" w:cs="Arial" w:eastAsia="Arial" w:hAnsi="Arial"/>
@@ -19249,7 +19249,7 @@
               <w:spacing w:after="10" w:before="0"/>
               <w:ind w:left="120"/>
             </w:pPr>
-            <w:hyperlink w:history="1" r:id="rId6xelmx0lfzwagqhwpxugr">
+            <w:hyperlink w:history="1" r:id="rIdp0xnd3ovdgpplp2-dgs5o">
               <w:r>
                 <w:rPr>
                   <w:rFonts w:ascii="Arial" w:cs="Arial" w:eastAsia="Arial" w:hAnsi="Arial"/>
@@ -19444,7 +19444,7 @@
             <w:pPr>
               <w:spacing w:after="20" w:before="0"/>
             </w:pPr>
-            <w:hyperlink w:history="1" r:id="rIde1zs6ejozxrpjaemdy543">
+            <w:hyperlink w:history="1" r:id="rIdjl4_mpe90vb4lw6ujgka0">
               <w:r>
                 <w:rPr>
                   <w:rFonts w:ascii="Arial" w:cs="Arial" w:eastAsia="Arial" w:hAnsi="Arial"/>
@@ -19477,7 +19477,7 @@
               <w:spacing w:after="10" w:before="0"/>
               <w:ind w:left="120"/>
             </w:pPr>
-            <w:hyperlink w:history="1" r:id="rIdgozhv03z17-xhws-fet0k">
+            <w:hyperlink w:history="1" r:id="rIdigtce1mlynk9h66gnligc">
               <w:r>
                 <w:rPr>
                   <w:rFonts w:ascii="Arial" w:cs="Arial" w:eastAsia="Arial" w:hAnsi="Arial"/>
@@ -19522,7 +19522,7 @@
             <w:pPr>
               <w:spacing w:after="20" w:before="0"/>
             </w:pPr>
-            <w:hyperlink w:history="1" r:id="rIdy14ri53kozseinzdqt14f">
+            <w:hyperlink w:history="1" r:id="rIdef5me9ib2pbtanoq6ovlk">
               <w:r>
                 <w:rPr>
                   <w:rFonts w:ascii="Arial" w:cs="Arial" w:eastAsia="Arial" w:hAnsi="Arial"/>
@@ -19555,7 +19555,7 @@
               <w:spacing w:after="10" w:before="0"/>
               <w:ind w:left="120"/>
             </w:pPr>
-            <w:hyperlink w:history="1" r:id="rIdnmola4jdfiggaoml9t_96">
+            <w:hyperlink w:history="1" r:id="rIdzaakudiyuygoqs71mz3um">
               <w:r>
                 <w:rPr>
                   <w:rFonts w:ascii="Arial" w:cs="Arial" w:eastAsia="Arial" w:hAnsi="Arial"/>
@@ -19750,7 +19750,7 @@
             <w:pPr>
               <w:spacing w:after="20" w:before="0"/>
             </w:pPr>
-            <w:hyperlink w:history="1" r:id="rIdwohfstswfxffrqm3cq7iz">
+            <w:hyperlink w:history="1" r:id="rId4ns1kdtil5fj-pfc9pxot">
               <w:r>
                 <w:rPr>
                   <w:rFonts w:ascii="Arial" w:cs="Arial" w:eastAsia="Arial" w:hAnsi="Arial"/>
@@ -19783,7 +19783,7 @@
               <w:spacing w:after="10" w:before="0"/>
               <w:ind w:left="120"/>
             </w:pPr>
-            <w:hyperlink w:history="1" r:id="rIdmgoypwtb2spb7fobghhsp">
+            <w:hyperlink w:history="1" r:id="rIdozr3obqohoa-wj_7tek0l">
               <w:r>
                 <w:rPr>
                   <w:rFonts w:ascii="Arial" w:cs="Arial" w:eastAsia="Arial" w:hAnsi="Arial"/>
@@ -19828,7 +19828,7 @@
             <w:pPr>
               <w:spacing w:after="20" w:before="0"/>
             </w:pPr>
-            <w:hyperlink w:history="1" r:id="rIdameuybmltjd6jo4sngm0q">
+            <w:hyperlink w:history="1" r:id="rIducx3vhgvik0giszss2s2i">
               <w:r>
                 <w:rPr>
                   <w:rFonts w:ascii="Arial" w:cs="Arial" w:eastAsia="Arial" w:hAnsi="Arial"/>
@@ -19861,7 +19861,7 @@
               <w:spacing w:after="10" w:before="0"/>
               <w:ind w:left="120"/>
             </w:pPr>
-            <w:hyperlink w:history="1" r:id="rIdzisbiccio6uzlexx2bd4u">
+            <w:hyperlink w:history="1" r:id="rIdnpvfr2jzkxnakya8pafwq">
               <w:r>
                 <w:rPr>
                   <w:rFonts w:ascii="Arial" w:cs="Arial" w:eastAsia="Arial" w:hAnsi="Arial"/>
@@ -20056,7 +20056,7 @@
             <w:pPr>
               <w:spacing w:after="20" w:before="0"/>
             </w:pPr>
-            <w:hyperlink w:history="1" r:id="rIdsuma-dyq1beumgcahbgyk">
+            <w:hyperlink w:history="1" r:id="rIdtj9oud9bmkfaecl0rfq0c">
               <w:r>
                 <w:rPr>
                   <w:rFonts w:ascii="Arial" w:cs="Arial" w:eastAsia="Arial" w:hAnsi="Arial"/>
@@ -20089,7 +20089,7 @@
               <w:spacing w:after="10" w:before="0"/>
               <w:ind w:left="120"/>
             </w:pPr>
-            <w:hyperlink w:history="1" r:id="rIdhndepw7bzgzzzfgjvnyjn">
+            <w:hyperlink w:history="1" r:id="rId7wwji_oxem9nqqiqwxp8z">
               <w:r>
                 <w:rPr>
                   <w:rFonts w:ascii="Arial" w:cs="Arial" w:eastAsia="Arial" w:hAnsi="Arial"/>
@@ -20134,7 +20134,7 @@
             <w:pPr>
               <w:spacing w:after="20" w:before="0"/>
             </w:pPr>
-            <w:hyperlink w:history="1" r:id="rIdydvudjyhnd1m_pl31yj88">
+            <w:hyperlink w:history="1" r:id="rIdlvk1byan8bgkbibf_yuzy">
               <w:r>
                 <w:rPr>
                   <w:rFonts w:ascii="Arial" w:cs="Arial" w:eastAsia="Arial" w:hAnsi="Arial"/>
@@ -20167,7 +20167,7 @@
               <w:spacing w:after="10" w:before="0"/>
               <w:ind w:left="120"/>
             </w:pPr>
-            <w:hyperlink w:history="1" r:id="rIdb00ern-xbpwrggmzye8v6">
+            <w:hyperlink w:history="1" r:id="rIdol249wioclt1jcevfsqmi">
               <w:r>
                 <w:rPr>
                   <w:rFonts w:ascii="Arial" w:cs="Arial" w:eastAsia="Arial" w:hAnsi="Arial"/>
@@ -20362,7 +20362,7 @@
             <w:pPr>
               <w:spacing w:after="20" w:before="0"/>
             </w:pPr>
-            <w:hyperlink w:history="1" r:id="rIdgfbp8nouimgvtzz1et1pw">
+            <w:hyperlink w:history="1" r:id="rIderh6dpfozmfzwbcywztqc">
               <w:r>
                 <w:rPr>
                   <w:rFonts w:ascii="Arial" w:cs="Arial" w:eastAsia="Arial" w:hAnsi="Arial"/>
@@ -20395,7 +20395,7 @@
               <w:spacing w:after="10" w:before="0"/>
               <w:ind w:left="120"/>
             </w:pPr>
-            <w:hyperlink w:history="1" r:id="rIddgo_ywjeliqv5xtj6psee">
+            <w:hyperlink w:history="1" r:id="rIdtw23zghcygyejz_oqr8be">
               <w:r>
                 <w:rPr>
                   <w:rFonts w:ascii="Arial" w:cs="Arial" w:eastAsia="Arial" w:hAnsi="Arial"/>
@@ -20440,7 +20440,7 @@
             <w:pPr>
               <w:spacing w:after="20" w:before="0"/>
             </w:pPr>
-            <w:hyperlink w:history="1" r:id="rIdatx5n0aijznmjoc4py9eo">
+            <w:hyperlink w:history="1" r:id="rIdympfysvhn3kdbktwjzprj">
               <w:r>
                 <w:rPr>
                   <w:rFonts w:ascii="Arial" w:cs="Arial" w:eastAsia="Arial" w:hAnsi="Arial"/>
@@ -20473,7 +20473,7 @@
               <w:spacing w:after="10" w:before="0"/>
               <w:ind w:left="120"/>
             </w:pPr>
-            <w:hyperlink w:history="1" r:id="rId-pm1tsjo6i5ehvclknw3u">
+            <w:hyperlink w:history="1" r:id="rIdluxypdjouku8rr2-kj0nt">
               <w:r>
                 <w:rPr>
                   <w:rFonts w:ascii="Arial" w:cs="Arial" w:eastAsia="Arial" w:hAnsi="Arial"/>
@@ -20985,7 +20985,7 @@
         </w:rPr>
         <w:t xml:space="preserve">© 2026 SeaVuria and ARES. Aligned with KICD objectives. Developed by SeaVuria; technical implementation by ARES (with AI assistance from Claude). Licensed under </w:t>
       </w:r>
-      <w:hyperlink w:history="1" r:id="rIdp-9ctiy0uvh1wn9iyfyrm">
+      <w:hyperlink w:history="1" r:id="rId8wky9gdh-zh4---ilgu3e">
         <w:r>
           <w:rPr>
             <w:rFonts w:ascii="Arial" w:cs="Arial" w:eastAsia="Arial" w:hAnsi="Arial"/>
@@ -21006,7 +21006,7 @@
         </w:rPr>
         <w:t xml:space="preserve"> (</w:t>
       </w:r>
-      <w:hyperlink w:history="1" r:id="rIdsrwb12ugwnwmx84rzfuu_">
+      <w:hyperlink w:history="1" r:id="rIdkyxoaj57ffvubpe_870rh">
         <w:r>
           <w:rPr>
             <w:rFonts w:ascii="Arial" w:cs="Arial" w:eastAsia="Arial" w:hAnsi="Arial"/>
@@ -22019,7 +22019,7 @@
             <w:pPr>
               <w:spacing w:after="20" w:before="0"/>
             </w:pPr>
-            <w:hyperlink w:history="1" r:id="rIdmdptjmwseaislp38xdvsi">
+            <w:hyperlink w:history="1" r:id="rIduoe8hidevi-nzsrsotrde">
               <w:r>
                 <w:rPr>
                   <w:rFonts w:ascii="Arial" w:cs="Arial" w:eastAsia="Arial" w:hAnsi="Arial"/>
@@ -22052,7 +22052,7 @@
               <w:spacing w:after="10" w:before="0"/>
               <w:ind w:left="120"/>
             </w:pPr>
-            <w:hyperlink w:history="1" r:id="rIdrwo_06chhai0_frvchmf7">
+            <w:hyperlink w:history="1" r:id="rIduida_uccdzwnrfmz0nspt">
               <w:r>
                 <w:rPr>
                   <w:rFonts w:ascii="Arial" w:cs="Arial" w:eastAsia="Arial" w:hAnsi="Arial"/>
@@ -22097,7 +22097,7 @@
             <w:pPr>
               <w:spacing w:after="20" w:before="0"/>
             </w:pPr>
-            <w:hyperlink w:history="1" r:id="rIdbz8h_fczukfm5rmsg8-l5">
+            <w:hyperlink w:history="1" r:id="rId6z6xbums5ygruusgo6jqi">
               <w:r>
                 <w:rPr>
                   <w:rFonts w:ascii="Arial" w:cs="Arial" w:eastAsia="Arial" w:hAnsi="Arial"/>
@@ -22130,7 +22130,7 @@
               <w:spacing w:after="10" w:before="0"/>
               <w:ind w:left="120"/>
             </w:pPr>
-            <w:hyperlink w:history="1" r:id="rId6idybntvrahvkh68imk0v">
+            <w:hyperlink w:history="1" r:id="rIdjroyw5azhnlpzdagxpo-j">
               <w:r>
                 <w:rPr>
                   <w:rFonts w:ascii="Arial" w:cs="Arial" w:eastAsia="Arial" w:hAnsi="Arial"/>
@@ -22325,7 +22325,7 @@
             <w:pPr>
               <w:spacing w:after="20" w:before="0"/>
             </w:pPr>
-            <w:hyperlink w:history="1" r:id="rIdk8r-gdmk_4qcjnqdstiom">
+            <w:hyperlink w:history="1" r:id="rId7yspoihyhybemiukebqvw">
               <w:r>
                 <w:rPr>
                   <w:rFonts w:ascii="Arial" w:cs="Arial" w:eastAsia="Arial" w:hAnsi="Arial"/>
@@ -22358,7 +22358,7 @@
               <w:spacing w:after="10" w:before="0"/>
               <w:ind w:left="120"/>
             </w:pPr>
-            <w:hyperlink w:history="1" r:id="rIduj0gku5xc8qlfr4jimpme">
+            <w:hyperlink w:history="1" r:id="rIdp9f1fggd4z3ezicvyzywc">
               <w:r>
                 <w:rPr>
                   <w:rFonts w:ascii="Arial" w:cs="Arial" w:eastAsia="Arial" w:hAnsi="Arial"/>
@@ -22403,7 +22403,7 @@
             <w:pPr>
               <w:spacing w:after="20" w:before="0"/>
             </w:pPr>
-            <w:hyperlink w:history="1" r:id="rIdsjhl36tvcsk7gwvw2jden">
+            <w:hyperlink w:history="1" r:id="rIdom7abctmdzbnpwknwulg-">
               <w:r>
                 <w:rPr>
                   <w:rFonts w:ascii="Arial" w:cs="Arial" w:eastAsia="Arial" w:hAnsi="Arial"/>
@@ -22436,7 +22436,7 @@
               <w:spacing w:after="10" w:before="0"/>
               <w:ind w:left="120"/>
             </w:pPr>
-            <w:hyperlink w:history="1" r:id="rIdxtbcs9ircczqbfxxrktet">
+            <w:hyperlink w:history="1" r:id="rIdwtns3ubdrhgrqkgho0hlm">
               <w:r>
                 <w:rPr>
                   <w:rFonts w:ascii="Arial" w:cs="Arial" w:eastAsia="Arial" w:hAnsi="Arial"/>
@@ -22631,7 +22631,7 @@
             <w:pPr>
               <w:spacing w:after="20" w:before="0"/>
             </w:pPr>
-            <w:hyperlink w:history="1" r:id="rIdroiavyk8gl8w9fbr1agv8">
+            <w:hyperlink w:history="1" r:id="rIdafvkl_eacbtyq_kjtipa7">
               <w:r>
                 <w:rPr>
                   <w:rFonts w:ascii="Arial" w:cs="Arial" w:eastAsia="Arial" w:hAnsi="Arial"/>
@@ -22664,7 +22664,7 @@
               <w:spacing w:after="10" w:before="0"/>
               <w:ind w:left="120"/>
             </w:pPr>
-            <w:hyperlink w:history="1" r:id="rIdck4izjbzn8dfgj2uneoqi">
+            <w:hyperlink w:history="1" r:id="rIddjegjic9vttlqichf6-j9">
               <w:r>
                 <w:rPr>
                   <w:rFonts w:ascii="Arial" w:cs="Arial" w:eastAsia="Arial" w:hAnsi="Arial"/>
@@ -22709,7 +22709,7 @@
             <w:pPr>
               <w:spacing w:after="20" w:before="0"/>
             </w:pPr>
-            <w:hyperlink w:history="1" r:id="rIdq04wznnp_frhyskspjlz1">
+            <w:hyperlink w:history="1" r:id="rIdvyescalnlo5zsd9nuve-v">
               <w:r>
                 <w:rPr>
                   <w:rFonts w:ascii="Arial" w:cs="Arial" w:eastAsia="Arial" w:hAnsi="Arial"/>
@@ -22742,7 +22742,7 @@
               <w:spacing w:after="10" w:before="0"/>
               <w:ind w:left="120"/>
             </w:pPr>
-            <w:hyperlink w:history="1" r:id="rId5ecacs-elpphgw0gr_x6p">
+            <w:hyperlink w:history="1" r:id="rId6ai4mc3oyywyisoougdxf">
               <w:r>
                 <w:rPr>
                   <w:rFonts w:ascii="Arial" w:cs="Arial" w:eastAsia="Arial" w:hAnsi="Arial"/>
@@ -22937,7 +22937,7 @@
             <w:pPr>
               <w:spacing w:after="20" w:before="0"/>
             </w:pPr>
-            <w:hyperlink w:history="1" r:id="rId2pktdgib4i0b5utkrjzjk">
+            <w:hyperlink w:history="1" r:id="rIdp1jmxlvy4qbq3hahol-rm">
               <w:r>
                 <w:rPr>
                   <w:rFonts w:ascii="Arial" w:cs="Arial" w:eastAsia="Arial" w:hAnsi="Arial"/>
@@ -22970,7 +22970,7 @@
               <w:spacing w:after="10" w:before="0"/>
               <w:ind w:left="120"/>
             </w:pPr>
-            <w:hyperlink w:history="1" r:id="rIdibfgwlouukwmdgxicugmp">
+            <w:hyperlink w:history="1" r:id="rIdxpzfsivdmt6gccx6g99n_">
               <w:r>
                 <w:rPr>
                   <w:rFonts w:ascii="Arial" w:cs="Arial" w:eastAsia="Arial" w:hAnsi="Arial"/>
@@ -23015,7 +23015,7 @@
             <w:pPr>
               <w:spacing w:after="20" w:before="0"/>
             </w:pPr>
-            <w:hyperlink w:history="1" r:id="rIdlejizspfnoqgbb1i7c91c">
+            <w:hyperlink w:history="1" r:id="rIdioxrhaw6fq8c1sjaqt37e">
               <w:r>
                 <w:rPr>
                   <w:rFonts w:ascii="Arial" w:cs="Arial" w:eastAsia="Arial" w:hAnsi="Arial"/>
@@ -23048,7 +23048,7 @@
               <w:spacing w:after="10" w:before="0"/>
               <w:ind w:left="120"/>
             </w:pPr>
-            <w:hyperlink w:history="1" r:id="rId7sl7tx6vokndgxafvt6cj">
+            <w:hyperlink w:history="1" r:id="rId-xr6ry_7we14cccw8ax-b">
               <w:r>
                 <w:rPr>
                   <w:rFonts w:ascii="Arial" w:cs="Arial" w:eastAsia="Arial" w:hAnsi="Arial"/>
@@ -23243,7 +23243,7 @@
             <w:pPr>
               <w:spacing w:after="20" w:before="0"/>
             </w:pPr>
-            <w:hyperlink w:history="1" r:id="rIdqz9fnbjro2crvfklneaav">
+            <w:hyperlink w:history="1" r:id="rId2i_eilpiug7visdjukjtl">
               <w:r>
                 <w:rPr>
                   <w:rFonts w:ascii="Arial" w:cs="Arial" w:eastAsia="Arial" w:hAnsi="Arial"/>
@@ -23276,7 +23276,7 @@
               <w:spacing w:after="10" w:before="0"/>
               <w:ind w:left="120"/>
             </w:pPr>
-            <w:hyperlink w:history="1" r:id="rIddhdvgine_y8clzfqtuf1j">
+            <w:hyperlink w:history="1" r:id="rIdxafkh21aq9pnxalevsz7v">
               <w:r>
                 <w:rPr>
                   <w:rFonts w:ascii="Arial" w:cs="Arial" w:eastAsia="Arial" w:hAnsi="Arial"/>
@@ -23321,7 +23321,7 @@
             <w:pPr>
               <w:spacing w:after="20" w:before="0"/>
             </w:pPr>
-            <w:hyperlink w:history="1" r:id="rIdg9wygpr7wsxxr7p6dqpxc">
+            <w:hyperlink w:history="1" r:id="rIdmhnusmqsjnizmtktxkpm4">
               <w:r>
                 <w:rPr>
                   <w:rFonts w:ascii="Arial" w:cs="Arial" w:eastAsia="Arial" w:hAnsi="Arial"/>
@@ -23354,7 +23354,7 @@
               <w:spacing w:after="10" w:before="0"/>
               <w:ind w:left="120"/>
             </w:pPr>
-            <w:hyperlink w:history="1" r:id="rIdc1ve6wmxzqqdw7nccc319">
+            <w:hyperlink w:history="1" r:id="rIdfq80ampdpvgyocmqhfhxx">
               <w:r>
                 <w:rPr>
                   <w:rFonts w:ascii="Arial" w:cs="Arial" w:eastAsia="Arial" w:hAnsi="Arial"/>
@@ -23866,7 +23866,7 @@
         </w:rPr>
         <w:t xml:space="preserve">© 2026 SeaVuria and ARES. Aligned with KICD objectives. Developed by SeaVuria; technical implementation by ARES (with AI assistance from Claude). Licensed under </w:t>
       </w:r>
-      <w:hyperlink w:history="1" r:id="rIdblxsu543qfh4eyatxbswm">
+      <w:hyperlink w:history="1" r:id="rIdgizlbv_eh7ylo8pkwkaoo">
         <w:r>
           <w:rPr>
             <w:rFonts w:ascii="Arial" w:cs="Arial" w:eastAsia="Arial" w:hAnsi="Arial"/>
@@ -23887,7 +23887,7 @@
         </w:rPr>
         <w:t xml:space="preserve"> (</w:t>
       </w:r>
-      <w:hyperlink w:history="1" r:id="rId-4lbmg4p9gddimyqvmipe">
+      <w:hyperlink w:history="1" r:id="rIdylf07akeigqsfegnyt7zk">
         <w:r>
           <w:rPr>
             <w:rFonts w:ascii="Arial" w:cs="Arial" w:eastAsia="Arial" w:hAnsi="Arial"/>
@@ -25059,7 +25059,7 @@
             <w:pPr>
               <w:spacing w:after="20" w:before="0"/>
             </w:pPr>
-            <w:hyperlink w:history="1" r:id="rIddcgsdw6k47vj19wuvj-7q">
+            <w:hyperlink w:history="1" r:id="rIdlc4oaescsg4wj5az8rflc">
               <w:r>
                 <w:rPr>
                   <w:rFonts w:ascii="Arial" w:cs="Arial" w:eastAsia="Arial" w:hAnsi="Arial"/>
@@ -25092,7 +25092,7 @@
               <w:spacing w:after="10" w:before="0"/>
               <w:ind w:left="120"/>
             </w:pPr>
-            <w:hyperlink w:history="1" r:id="rIdmmhgdqbdnojynrrwp76c0">
+            <w:hyperlink w:history="1" r:id="rIdxjeto7kmgnr9draaruuj4">
               <w:r>
                 <w:rPr>
                   <w:rFonts w:ascii="Arial" w:cs="Arial" w:eastAsia="Arial" w:hAnsi="Arial"/>
@@ -25137,7 +25137,7 @@
             <w:pPr>
               <w:spacing w:after="20" w:before="0"/>
             </w:pPr>
-            <w:hyperlink w:history="1" r:id="rIdhnyq9czsjmpvn_fvhraon">
+            <w:hyperlink w:history="1" r:id="rIdllbwezzoyzljumu-zujsl">
               <w:r>
                 <w:rPr>
                   <w:rFonts w:ascii="Arial" w:cs="Arial" w:eastAsia="Arial" w:hAnsi="Arial"/>
@@ -25170,7 +25170,7 @@
               <w:spacing w:after="10" w:before="0"/>
               <w:ind w:left="120"/>
             </w:pPr>
-            <w:hyperlink w:history="1" r:id="rIdddgqf8oen4pyq2sd3jtdl">
+            <w:hyperlink w:history="1" r:id="rIdca7zanei3n6hwcdu-0loa">
               <w:r>
                 <w:rPr>
                   <w:rFonts w:ascii="Arial" w:cs="Arial" w:eastAsia="Arial" w:hAnsi="Arial"/>
@@ -25365,7 +25365,7 @@
             <w:pPr>
               <w:spacing w:after="20" w:before="0"/>
             </w:pPr>
-            <w:hyperlink w:history="1" r:id="rIdk3nmuwhj3ibzg_qpv-1pu">
+            <w:hyperlink w:history="1" r:id="rId8dpb2vcp_l2dj2rwph2rv">
               <w:r>
                 <w:rPr>
                   <w:rFonts w:ascii="Arial" w:cs="Arial" w:eastAsia="Arial" w:hAnsi="Arial"/>
@@ -25398,7 +25398,7 @@
               <w:spacing w:after="10" w:before="0"/>
               <w:ind w:left="120"/>
             </w:pPr>
-            <w:hyperlink w:history="1" r:id="rIdda98_mi3cvaptaf774qhq">
+            <w:hyperlink w:history="1" r:id="rIdwotnt1u2pciyxq9wjd-om">
               <w:r>
                 <w:rPr>
                   <w:rFonts w:ascii="Arial" w:cs="Arial" w:eastAsia="Arial" w:hAnsi="Arial"/>
@@ -25443,7 +25443,7 @@
             <w:pPr>
               <w:spacing w:after="20" w:before="0"/>
             </w:pPr>
-            <w:hyperlink w:history="1" r:id="rIdnzmyawet4btmtbhydyrsk">
+            <w:hyperlink w:history="1" r:id="rIdsczpvabj2kqh-9cn8t9pg">
               <w:r>
                 <w:rPr>
                   <w:rFonts w:ascii="Arial" w:cs="Arial" w:eastAsia="Arial" w:hAnsi="Arial"/>
@@ -25476,7 +25476,7 @@
               <w:spacing w:after="10" w:before="0"/>
               <w:ind w:left="120"/>
             </w:pPr>
-            <w:hyperlink w:history="1" r:id="rIdu6hzwalv03yq4lesrgksu">
+            <w:hyperlink w:history="1" r:id="rId3zxb_idchyea3pnd9cgkt">
               <w:r>
                 <w:rPr>
                   <w:rFonts w:ascii="Arial" w:cs="Arial" w:eastAsia="Arial" w:hAnsi="Arial"/>
@@ -25671,7 +25671,7 @@
             <w:pPr>
               <w:spacing w:after="20" w:before="0"/>
             </w:pPr>
-            <w:hyperlink w:history="1" r:id="rIdovhbfxzo8g4ofm-jb8iyr">
+            <w:hyperlink w:history="1" r:id="rIdc4-o0c5dt7-luopmvv0dt">
               <w:r>
                 <w:rPr>
                   <w:rFonts w:ascii="Arial" w:cs="Arial" w:eastAsia="Arial" w:hAnsi="Arial"/>
@@ -25704,7 +25704,7 @@
               <w:spacing w:after="10" w:before="0"/>
               <w:ind w:left="120"/>
             </w:pPr>
-            <w:hyperlink w:history="1" r:id="rIdkepog1f7vbe5-di4sl52r">
+            <w:hyperlink w:history="1" r:id="rIdzul2ubq67seko87baeoz0">
               <w:r>
                 <w:rPr>
                   <w:rFonts w:ascii="Arial" w:cs="Arial" w:eastAsia="Arial" w:hAnsi="Arial"/>
@@ -25749,7 +25749,7 @@
             <w:pPr>
               <w:spacing w:after="20" w:before="0"/>
             </w:pPr>
-            <w:hyperlink w:history="1" r:id="rIdqsie5e7a0eyuaf0b4cixt">
+            <w:hyperlink w:history="1" r:id="rIdyioofb9chgngj2ztpob1c">
               <w:r>
                 <w:rPr>
                   <w:rFonts w:ascii="Arial" w:cs="Arial" w:eastAsia="Arial" w:hAnsi="Arial"/>
@@ -25782,7 +25782,7 @@
               <w:spacing w:after="10" w:before="0"/>
               <w:ind w:left="120"/>
             </w:pPr>
-            <w:hyperlink w:history="1" r:id="rIdmwjcs3cda0uo0ghnkvuqd">
+            <w:hyperlink w:history="1" r:id="rIdagfanq73btdsnf_cf_i3v">
               <w:r>
                 <w:rPr>
                   <w:rFonts w:ascii="Arial" w:cs="Arial" w:eastAsia="Arial" w:hAnsi="Arial"/>
@@ -25977,7 +25977,7 @@
             <w:pPr>
               <w:spacing w:after="20" w:before="0"/>
             </w:pPr>
-            <w:hyperlink w:history="1" r:id="rIduigtqvwvjwtv36po4ho3d">
+            <w:hyperlink w:history="1" r:id="rId6l-h_ric_xrwx2mhfcii2">
               <w:r>
                 <w:rPr>
                   <w:rFonts w:ascii="Arial" w:cs="Arial" w:eastAsia="Arial" w:hAnsi="Arial"/>
@@ -26010,7 +26010,7 @@
               <w:spacing w:after="10" w:before="0"/>
               <w:ind w:left="120"/>
             </w:pPr>
-            <w:hyperlink w:history="1" r:id="rIdczbpi56kxb0jbl4hrdos3">
+            <w:hyperlink w:history="1" r:id="rIdga-35pcfcz228thq8fzfp">
               <w:r>
                 <w:rPr>
                   <w:rFonts w:ascii="Arial" w:cs="Arial" w:eastAsia="Arial" w:hAnsi="Arial"/>
@@ -26055,7 +26055,7 @@
             <w:pPr>
               <w:spacing w:after="20" w:before="0"/>
             </w:pPr>
-            <w:hyperlink w:history="1" r:id="rIdr0hzmh-a-lyflmmdzrr1b">
+            <w:hyperlink w:history="1" r:id="rId0fnopsxbx8j62h_0beane">
               <w:r>
                 <w:rPr>
                   <w:rFonts w:ascii="Arial" w:cs="Arial" w:eastAsia="Arial" w:hAnsi="Arial"/>
@@ -26088,7 +26088,7 @@
               <w:spacing w:after="10" w:before="0"/>
               <w:ind w:left="120"/>
             </w:pPr>
-            <w:hyperlink w:history="1" r:id="rIdiy2cetntmt11-osoxpsnp">
+            <w:hyperlink w:history="1" r:id="rIdtv-mfuym86vsuk3kk4pqx">
               <w:r>
                 <w:rPr>
                   <w:rFonts w:ascii="Arial" w:cs="Arial" w:eastAsia="Arial" w:hAnsi="Arial"/>
@@ -26283,7 +26283,7 @@
             <w:pPr>
               <w:spacing w:after="20" w:before="0"/>
             </w:pPr>
-            <w:hyperlink w:history="1" r:id="rIdm3iop2svh7qad9qx2jvoh">
+            <w:hyperlink w:history="1" r:id="rIdjkdazwcvzxz1ob2kxyvug">
               <w:r>
                 <w:rPr>
                   <w:rFonts w:ascii="Arial" w:cs="Arial" w:eastAsia="Arial" w:hAnsi="Arial"/>
@@ -26316,7 +26316,7 @@
               <w:spacing w:after="10" w:before="0"/>
               <w:ind w:left="120"/>
             </w:pPr>
-            <w:hyperlink w:history="1" r:id="rIdouerz7jwkrl6ci9g-ajvx">
+            <w:hyperlink w:history="1" r:id="rIdpjk1tnjvqcrtzkf24wosl">
               <w:r>
                 <w:rPr>
                   <w:rFonts w:ascii="Arial" w:cs="Arial" w:eastAsia="Arial" w:hAnsi="Arial"/>
@@ -26361,7 +26361,7 @@
             <w:pPr>
               <w:spacing w:after="20" w:before="0"/>
             </w:pPr>
-            <w:hyperlink w:history="1" r:id="rIdwhpikx2amch4t1hntk33y">
+            <w:hyperlink w:history="1" r:id="rIdrx_lxy_r4_fnuunbqeh2b">
               <w:r>
                 <w:rPr>
                   <w:rFonts w:ascii="Arial" w:cs="Arial" w:eastAsia="Arial" w:hAnsi="Arial"/>
@@ -26394,7 +26394,7 @@
               <w:spacing w:after="10" w:before="0"/>
               <w:ind w:left="120"/>
             </w:pPr>
-            <w:hyperlink w:history="1" r:id="rIdiiuspfnk_doqccfdmuazu">
+            <w:hyperlink w:history="1" r:id="rIdl9qsaveso2wfc2gilifzj">
               <w:r>
                 <w:rPr>
                   <w:rFonts w:ascii="Arial" w:cs="Arial" w:eastAsia="Arial" w:hAnsi="Arial"/>
@@ -26982,7 +26982,7 @@
         </w:rPr>
         <w:t xml:space="preserve">© 2026 SeaVuria and ARES. Aligned with KICD objectives. Developed by SeaVuria; technical implementation by ARES (with AI assistance from Claude). Licensed under </w:t>
       </w:r>
-      <w:hyperlink w:history="1" r:id="rIdnwbl5l6mt_jrpnkdgt-wd">
+      <w:hyperlink w:history="1" r:id="rId5d8tlbq5dob1fkunqewvy">
         <w:r>
           <w:rPr>
             <w:rFonts w:ascii="Arial" w:cs="Arial" w:eastAsia="Arial" w:hAnsi="Arial"/>
@@ -27003,7 +27003,7 @@
         </w:rPr>
         <w:t xml:space="preserve"> (</w:t>
       </w:r>
-      <w:hyperlink w:history="1" r:id="rIdwsgfcng3vdmpaxwy67b2j">
+      <w:hyperlink w:history="1" r:id="rIdy0f8gxxg67i6u8gwpf1yx">
         <w:r>
           <w:rPr>
             <w:rFonts w:ascii="Arial" w:cs="Arial" w:eastAsia="Arial" w:hAnsi="Arial"/>

--- a/data/outputs/v2/Core_Mathematics/SS3.2_Probability_I/Core_Mathematics_Probability_I_CBE_LessonSequence.docx
+++ b/data/outputs/v2/Core_Mathematics/SS3.2_Probability_I/Core_Mathematics_Probability_I_CBE_LessonSequence.docx
@@ -2458,7 +2458,7 @@
         </w:rPr>
         <w:t xml:space="preserve">© 2026 SeaVuria and ARES. This work is licensed under a </w:t>
       </w:r>
-      <w:hyperlink w:history="1" r:id="rId48xfxhe3mjedzo40pkyfs">
+      <w:hyperlink w:history="1" r:id="rId-d9dfacc6qkqrq4wl7r3f">
         <w:r>
           <w:rPr>
             <w:rFonts w:ascii="Arial" w:cs="Arial" w:eastAsia="Arial" w:hAnsi="Arial"/>
@@ -2478,7 +2478,7 @@
         </w:rPr>
         <w:t xml:space="preserve"> (</w:t>
       </w:r>
-      <w:hyperlink w:history="1" r:id="rIdgpcznbh5o-acuwefppg0k">
+      <w:hyperlink w:history="1" r:id="rIdprbf2gda2ynmmu_taxbtt">
         <w:r>
           <w:rPr>
             <w:rFonts w:ascii="Arial" w:cs="Arial" w:eastAsia="Arial" w:hAnsi="Arial"/>
@@ -2498,7 +2498,7 @@
         </w:rPr>
         <w:t xml:space="preserve">). To view a copy of this license, visit </w:t>
       </w:r>
-      <w:hyperlink w:history="1" r:id="rIds_mmabrqwmxuiyg5owmby">
+      <w:hyperlink w:history="1" r:id="rIdmsf8r7ixqxqcejf_eq57d">
         <w:r>
           <w:rPr>
             <w:rFonts w:ascii="Arial" w:cs="Arial" w:eastAsia="Arial" w:hAnsi="Arial"/>
@@ -3510,7 +3510,7 @@
             <w:pPr>
               <w:spacing w:after="20" w:before="0"/>
             </w:pPr>
-            <w:hyperlink w:history="1" r:id="rIdtq1mcsa4gwhdazpa_ojuj">
+            <w:hyperlink w:history="1" r:id="rIdt4tqfsfdrdfvmbtaunzsr">
               <w:r>
                 <w:rPr>
                   <w:rFonts w:ascii="Arial" w:cs="Arial" w:eastAsia="Arial" w:hAnsi="Arial"/>
@@ -3543,7 +3543,7 @@
               <w:spacing w:after="10" w:before="0"/>
               <w:ind w:left="120"/>
             </w:pPr>
-            <w:hyperlink w:history="1" r:id="rId1nsrumakjaj6_emucpeuu">
+            <w:hyperlink w:history="1" r:id="rIdg6wqs6p6_rk2u9euqga1i">
               <w:r>
                 <w:rPr>
                   <w:rFonts w:ascii="Arial" w:cs="Arial" w:eastAsia="Arial" w:hAnsi="Arial"/>
@@ -3588,7 +3588,7 @@
             <w:pPr>
               <w:spacing w:after="20" w:before="0"/>
             </w:pPr>
-            <w:hyperlink w:history="1" r:id="rIdfd_wfepte5vxmqe9q-zvr">
+            <w:hyperlink w:history="1" r:id="rIdzifmrjxflfadbencepnuj">
               <w:r>
                 <w:rPr>
                   <w:rFonts w:ascii="Arial" w:cs="Arial" w:eastAsia="Arial" w:hAnsi="Arial"/>
@@ -3621,7 +3621,7 @@
               <w:spacing w:after="10" w:before="0"/>
               <w:ind w:left="120"/>
             </w:pPr>
-            <w:hyperlink w:history="1" r:id="rIdijaubeahcquud24-ztawz">
+            <w:hyperlink w:history="1" r:id="rIde9_mx9xwyjsjiqj_qfakp">
               <w:r>
                 <w:rPr>
                   <w:rFonts w:ascii="Arial" w:cs="Arial" w:eastAsia="Arial" w:hAnsi="Arial"/>
@@ -3930,7 +3930,7 @@
             <w:pPr>
               <w:spacing w:after="20" w:before="0"/>
             </w:pPr>
-            <w:hyperlink w:history="1" r:id="rIdwa4jtavt8g36r1rq3takm">
+            <w:hyperlink w:history="1" r:id="rIdv5t97txaclxstivryokma">
               <w:r>
                 <w:rPr>
                   <w:rFonts w:ascii="Arial" w:cs="Arial" w:eastAsia="Arial" w:hAnsi="Arial"/>
@@ -3963,7 +3963,7 @@
               <w:spacing w:after="10" w:before="0"/>
               <w:ind w:left="120"/>
             </w:pPr>
-            <w:hyperlink w:history="1" r:id="rIdzu0vckto_7i4m3lpmlb3d">
+            <w:hyperlink w:history="1" r:id="rIdg-upzy8amgma3yrll_wnp">
               <w:r>
                 <w:rPr>
                   <w:rFonts w:ascii="Arial" w:cs="Arial" w:eastAsia="Arial" w:hAnsi="Arial"/>
@@ -4008,7 +4008,7 @@
             <w:pPr>
               <w:spacing w:after="20" w:before="0"/>
             </w:pPr>
-            <w:hyperlink w:history="1" r:id="rIde6pczpmmzns450wsgb_7e">
+            <w:hyperlink w:history="1" r:id="rIdusphnsjmpmohkn2s0vyfz">
               <w:r>
                 <w:rPr>
                   <w:rFonts w:ascii="Arial" w:cs="Arial" w:eastAsia="Arial" w:hAnsi="Arial"/>
@@ -4041,7 +4041,7 @@
               <w:spacing w:after="10" w:before="0"/>
               <w:ind w:left="120"/>
             </w:pPr>
-            <w:hyperlink w:history="1" r:id="rIdwf0qpaplsrk_ddr_zxhxd">
+            <w:hyperlink w:history="1" r:id="rIdfae3ywadr1t3nntxxquwt">
               <w:r>
                 <w:rPr>
                   <w:rFonts w:ascii="Arial" w:cs="Arial" w:eastAsia="Arial" w:hAnsi="Arial"/>
@@ -4464,7 +4464,7 @@
             <w:pPr>
               <w:spacing w:after="20" w:before="0"/>
             </w:pPr>
-            <w:hyperlink w:history="1" r:id="rIdf0kocia0uaowkjk-thrif">
+            <w:hyperlink w:history="1" r:id="rIdofovwmevjkg2s_b6qk5pv">
               <w:r>
                 <w:rPr>
                   <w:rFonts w:ascii="Arial" w:cs="Arial" w:eastAsia="Arial" w:hAnsi="Arial"/>
@@ -4497,7 +4497,7 @@
               <w:spacing w:after="10" w:before="0"/>
               <w:ind w:left="120"/>
             </w:pPr>
-            <w:hyperlink w:history="1" r:id="rIdplusef_4mjnxvm4t_jqz1">
+            <w:hyperlink w:history="1" r:id="rIdvuwoxaiurqpy57hh5ucwq">
               <w:r>
                 <w:rPr>
                   <w:rFonts w:ascii="Arial" w:cs="Arial" w:eastAsia="Arial" w:hAnsi="Arial"/>
@@ -4542,7 +4542,7 @@
             <w:pPr>
               <w:spacing w:after="20" w:before="0"/>
             </w:pPr>
-            <w:hyperlink w:history="1" r:id="rId4zww-bovusqnkpkdoiiim">
+            <w:hyperlink w:history="1" r:id="rIdfqt4j1wkk9ucf4jnxhmw1">
               <w:r>
                 <w:rPr>
                   <w:rFonts w:ascii="Arial" w:cs="Arial" w:eastAsia="Arial" w:hAnsi="Arial"/>
@@ -4575,7 +4575,7 @@
               <w:spacing w:after="10" w:before="0"/>
               <w:ind w:left="120"/>
             </w:pPr>
-            <w:hyperlink w:history="1" r:id="rIdkechykx4jh0aommkctiac">
+            <w:hyperlink w:history="1" r:id="rId2vssffbixfdlwkczqrniu">
               <w:r>
                 <w:rPr>
                   <w:rFonts w:ascii="Arial" w:cs="Arial" w:eastAsia="Arial" w:hAnsi="Arial"/>
@@ -4960,7 +4960,7 @@
             <w:pPr>
               <w:spacing w:after="20" w:before="0"/>
             </w:pPr>
-            <w:hyperlink w:history="1" r:id="rIddhfjr-j5uszii4snd7ojg">
+            <w:hyperlink w:history="1" r:id="rIdz7ukrsiqftv6ng5t_b_ho">
               <w:r>
                 <w:rPr>
                   <w:rFonts w:ascii="Arial" w:cs="Arial" w:eastAsia="Arial" w:hAnsi="Arial"/>
@@ -4993,7 +4993,7 @@
               <w:spacing w:after="10" w:before="0"/>
               <w:ind w:left="120"/>
             </w:pPr>
-            <w:hyperlink w:history="1" r:id="rIdnoxsqcdkqwtp7eb5klulz">
+            <w:hyperlink w:history="1" r:id="rIdziq4fvjhyk2ik-ry5sz3p">
               <w:r>
                 <w:rPr>
                   <w:rFonts w:ascii="Arial" w:cs="Arial" w:eastAsia="Arial" w:hAnsi="Arial"/>
@@ -5038,7 +5038,7 @@
             <w:pPr>
               <w:spacing w:after="20" w:before="0"/>
             </w:pPr>
-            <w:hyperlink w:history="1" r:id="rId52fluuqhs_wx8lxpdgfvd">
+            <w:hyperlink w:history="1" r:id="rIdjlutsfw-obzxxhiluio8i">
               <w:r>
                 <w:rPr>
                   <w:rFonts w:ascii="Arial" w:cs="Arial" w:eastAsia="Arial" w:hAnsi="Arial"/>
@@ -5071,7 +5071,7 @@
               <w:spacing w:after="10" w:before="0"/>
               <w:ind w:left="120"/>
             </w:pPr>
-            <w:hyperlink w:history="1" r:id="rIdka7ljfgydwyuzxcmhrmaz">
+            <w:hyperlink w:history="1" r:id="rIdnd_fsuoml7e3gwvqcrkrp">
               <w:r>
                 <w:rPr>
                   <w:rFonts w:ascii="Arial" w:cs="Arial" w:eastAsia="Arial" w:hAnsi="Arial"/>
@@ -5418,7 +5418,7 @@
             <w:pPr>
               <w:spacing w:after="20" w:before="0"/>
             </w:pPr>
-            <w:hyperlink w:history="1" r:id="rIddtwen1ugnnbquhruks16q">
+            <w:hyperlink w:history="1" r:id="rId8phl8j8fra3dtunl5aoiq">
               <w:r>
                 <w:rPr>
                   <w:rFonts w:ascii="Arial" w:cs="Arial" w:eastAsia="Arial" w:hAnsi="Arial"/>
@@ -5467,7 +5467,7 @@
               <w:spacing w:after="10" w:before="0"/>
               <w:ind w:left="120"/>
             </w:pPr>
-            <w:hyperlink w:history="1" r:id="rIdooobfzk5o_jpgf-zxbb8x">
+            <w:hyperlink w:history="1" r:id="rIdkc1jdc3efi-dcvgvhqnte">
               <w:r>
                 <w:rPr>
                   <w:rFonts w:ascii="Arial" w:cs="Arial" w:eastAsia="Arial" w:hAnsi="Arial"/>
@@ -5512,7 +5512,7 @@
             <w:pPr>
               <w:spacing w:after="20" w:before="0"/>
             </w:pPr>
-            <w:hyperlink w:history="1" r:id="rIdkms6s_lclaf4pjad4-xwa">
+            <w:hyperlink w:history="1" r:id="rId43kz9rptpxqqytore1lfq">
               <w:r>
                 <w:rPr>
                   <w:rFonts w:ascii="Arial" w:cs="Arial" w:eastAsia="Arial" w:hAnsi="Arial"/>
@@ -5561,7 +5561,7 @@
               <w:spacing w:after="10" w:before="0"/>
               <w:ind w:left="120"/>
             </w:pPr>
-            <w:hyperlink w:history="1" r:id="rId5plipgzze0x5ah5kbc4fo">
+            <w:hyperlink w:history="1" r:id="rId45jhl83aqbbd81dlmvdc9">
               <w:r>
                 <w:rPr>
                   <w:rFonts w:ascii="Arial" w:cs="Arial" w:eastAsia="Arial" w:hAnsi="Arial"/>
@@ -6301,7 +6301,7 @@
         </w:rPr>
         <w:t xml:space="preserve">© 2026 SeaVuria and ARES. Aligned with KICD objectives. Developed by SeaVuria; technical implementation by ARES (with AI assistance from Claude). Licensed under </w:t>
       </w:r>
-      <w:hyperlink w:history="1" r:id="rIdaaoyyckmsuotw-m8b7pz6">
+      <w:hyperlink w:history="1" r:id="rIduylrj3hwpg0nqhrbwoe4l">
         <w:r>
           <w:rPr>
             <w:rFonts w:ascii="Arial" w:cs="Arial" w:eastAsia="Arial" w:hAnsi="Arial"/>
@@ -6322,7 +6322,7 @@
         </w:rPr>
         <w:t xml:space="preserve"> (</w:t>
       </w:r>
-      <w:hyperlink w:history="1" r:id="rIdbfgo35lf2ux1hro8o-yec">
+      <w:hyperlink w:history="1" r:id="rId0pzkrixlrbl24idouw9yp">
         <w:r>
           <w:rPr>
             <w:rFonts w:ascii="Arial" w:cs="Arial" w:eastAsia="Arial" w:hAnsi="Arial"/>
@@ -7418,7 +7418,7 @@
             <w:pPr>
               <w:spacing w:after="20" w:before="0"/>
             </w:pPr>
-            <w:hyperlink w:history="1" r:id="rIdm4psiudyhucgdm2fputjq">
+            <w:hyperlink w:history="1" r:id="rIdmyrf9eizphumcnom4tukq">
               <w:r>
                 <w:rPr>
                   <w:rFonts w:ascii="Arial" w:cs="Arial" w:eastAsia="Arial" w:hAnsi="Arial"/>
@@ -7451,7 +7451,7 @@
               <w:spacing w:after="10" w:before="0"/>
               <w:ind w:left="120"/>
             </w:pPr>
-            <w:hyperlink w:history="1" r:id="rIddmg2xwhg7l8l1ytu6ig-r">
+            <w:hyperlink w:history="1" r:id="rIdqndcrem7uacnuzupgolcd">
               <w:r>
                 <w:rPr>
                   <w:rFonts w:ascii="Arial" w:cs="Arial" w:eastAsia="Arial" w:hAnsi="Arial"/>
@@ -7496,7 +7496,7 @@
             <w:pPr>
               <w:spacing w:after="20" w:before="0"/>
             </w:pPr>
-            <w:hyperlink w:history="1" r:id="rId0uccfiaq6ooydpz31qahd">
+            <w:hyperlink w:history="1" r:id="rIdgdttjd0uqsudgyo4nrpbl">
               <w:r>
                 <w:rPr>
                   <w:rFonts w:ascii="Arial" w:cs="Arial" w:eastAsia="Arial" w:hAnsi="Arial"/>
@@ -7529,7 +7529,7 @@
               <w:spacing w:after="10" w:before="0"/>
               <w:ind w:left="120"/>
             </w:pPr>
-            <w:hyperlink w:history="1" r:id="rIdepp-vjgjzkfipculhgfwu">
+            <w:hyperlink w:history="1" r:id="rIdv2qotkmwzwa9uipbog0tg">
               <w:r>
                 <w:rPr>
                   <w:rFonts w:ascii="Arial" w:cs="Arial" w:eastAsia="Arial" w:hAnsi="Arial"/>
@@ -7724,7 +7724,7 @@
             <w:pPr>
               <w:spacing w:after="20" w:before="0"/>
             </w:pPr>
-            <w:hyperlink w:history="1" r:id="rIdpqfxw_qrqgaqvmeq3jksx">
+            <w:hyperlink w:history="1" r:id="rIdy6wu5gajmkdz1mhuyb6ws">
               <w:r>
                 <w:rPr>
                   <w:rFonts w:ascii="Arial" w:cs="Arial" w:eastAsia="Arial" w:hAnsi="Arial"/>
@@ -7757,7 +7757,7 @@
               <w:spacing w:after="10" w:before="0"/>
               <w:ind w:left="120"/>
             </w:pPr>
-            <w:hyperlink w:history="1" r:id="rIdz-5uebu740ysn5cic0bpf">
+            <w:hyperlink w:history="1" r:id="rIdqr5yev8f9mgnu7mq6vdia">
               <w:r>
                 <w:rPr>
                   <w:rFonts w:ascii="Arial" w:cs="Arial" w:eastAsia="Arial" w:hAnsi="Arial"/>
@@ -7802,7 +7802,7 @@
             <w:pPr>
               <w:spacing w:after="20" w:before="0"/>
             </w:pPr>
-            <w:hyperlink w:history="1" r:id="rId3zqz3shloi9mvok4vytfc">
+            <w:hyperlink w:history="1" r:id="rIdv8rcdcwkwy0pgmd80lgsl">
               <w:r>
                 <w:rPr>
                   <w:rFonts w:ascii="Arial" w:cs="Arial" w:eastAsia="Arial" w:hAnsi="Arial"/>
@@ -7835,7 +7835,7 @@
               <w:spacing w:after="10" w:before="0"/>
               <w:ind w:left="120"/>
             </w:pPr>
-            <w:hyperlink w:history="1" r:id="rIdfk13epy2tmbdbakstyule">
+            <w:hyperlink w:history="1" r:id="rIdlbha28t6nnegwth1k-wpm">
               <w:r>
                 <w:rPr>
                   <w:rFonts w:ascii="Arial" w:cs="Arial" w:eastAsia="Arial" w:hAnsi="Arial"/>
@@ -8030,7 +8030,7 @@
             <w:pPr>
               <w:spacing w:after="20" w:before="0"/>
             </w:pPr>
-            <w:hyperlink w:history="1" r:id="rIdbm6o3xedme-lu9choayvn">
+            <w:hyperlink w:history="1" r:id="rIdrkvkev7ymgmjchmoznuy1">
               <w:r>
                 <w:rPr>
                   <w:rFonts w:ascii="Arial" w:cs="Arial" w:eastAsia="Arial" w:hAnsi="Arial"/>
@@ -8079,7 +8079,7 @@
               <w:spacing w:after="10" w:before="0"/>
               <w:ind w:left="120"/>
             </w:pPr>
-            <w:hyperlink w:history="1" r:id="rIdvkkfmjmfbaf13asmumcu6">
+            <w:hyperlink w:history="1" r:id="rIdcgix6g6fiaqqhsxvkjy0d">
               <w:r>
                 <w:rPr>
                   <w:rFonts w:ascii="Arial" w:cs="Arial" w:eastAsia="Arial" w:hAnsi="Arial"/>
@@ -8124,7 +8124,7 @@
             <w:pPr>
               <w:spacing w:after="20" w:before="0"/>
             </w:pPr>
-            <w:hyperlink w:history="1" r:id="rIdy6v9lozll5y_kbsgdkcv3">
+            <w:hyperlink w:history="1" r:id="rIdqchw8jovh9hjuophc9ktu">
               <w:r>
                 <w:rPr>
                   <w:rFonts w:ascii="Arial" w:cs="Arial" w:eastAsia="Arial" w:hAnsi="Arial"/>
@@ -8157,7 +8157,7 @@
               <w:spacing w:after="10" w:before="0"/>
               <w:ind w:left="120"/>
             </w:pPr>
-            <w:hyperlink w:history="1" r:id="rIdivm0uivrr2yeuksa66eyv">
+            <w:hyperlink w:history="1" r:id="rId2hjmfeuudv1yntquiiw2k">
               <w:r>
                 <w:rPr>
                   <w:rFonts w:ascii="Arial" w:cs="Arial" w:eastAsia="Arial" w:hAnsi="Arial"/>
@@ -8352,7 +8352,7 @@
             <w:pPr>
               <w:spacing w:after="20" w:before="0"/>
             </w:pPr>
-            <w:hyperlink w:history="1" r:id="rIdxqwg3-4tkfgv8mwzbvu1y">
+            <w:hyperlink w:history="1" r:id="rIdl0wcfgb67le9d61dgqw0o">
               <w:r>
                 <w:rPr>
                   <w:rFonts w:ascii="Arial" w:cs="Arial" w:eastAsia="Arial" w:hAnsi="Arial"/>
@@ -8401,7 +8401,7 @@
               <w:spacing w:after="10" w:before="0"/>
               <w:ind w:left="120"/>
             </w:pPr>
-            <w:hyperlink w:history="1" r:id="rIdovshe0-e7xb_plvlwsubn">
+            <w:hyperlink w:history="1" r:id="rId9_4ssihjzrxpi3q2ukyow">
               <w:r>
                 <w:rPr>
                   <w:rFonts w:ascii="Arial" w:cs="Arial" w:eastAsia="Arial" w:hAnsi="Arial"/>
@@ -8446,7 +8446,7 @@
             <w:pPr>
               <w:spacing w:after="20" w:before="0"/>
             </w:pPr>
-            <w:hyperlink w:history="1" r:id="rIdk-yqill_4yf38yusjp1kk">
+            <w:hyperlink w:history="1" r:id="rId8iw1wr8g9qfhilnknw4-g">
               <w:r>
                 <w:rPr>
                   <w:rFonts w:ascii="Arial" w:cs="Arial" w:eastAsia="Arial" w:hAnsi="Arial"/>
@@ -8479,7 +8479,7 @@
               <w:spacing w:after="10" w:before="0"/>
               <w:ind w:left="120"/>
             </w:pPr>
-            <w:hyperlink w:history="1" r:id="rIdb0gbp0ih422e-sclfwnty">
+            <w:hyperlink w:history="1" r:id="rIdy0ltl33cluxxaeei0efgv">
               <w:r>
                 <w:rPr>
                   <w:rFonts w:ascii="Arial" w:cs="Arial" w:eastAsia="Arial" w:hAnsi="Arial"/>
@@ -8674,7 +8674,7 @@
             <w:pPr>
               <w:spacing w:after="20" w:before="0"/>
             </w:pPr>
-            <w:hyperlink w:history="1" r:id="rIdy7zvq3le1d5ddq7lpz1us">
+            <w:hyperlink w:history="1" r:id="rIdbdjb7dzzgkq2fq2y01hav">
               <w:r>
                 <w:rPr>
                   <w:rFonts w:ascii="Arial" w:cs="Arial" w:eastAsia="Arial" w:hAnsi="Arial"/>
@@ -8723,7 +8723,7 @@
               <w:spacing w:after="10" w:before="0"/>
               <w:ind w:left="120"/>
             </w:pPr>
-            <w:hyperlink w:history="1" r:id="rIdmtwtuvufqdibr85kt6ump">
+            <w:hyperlink w:history="1" r:id="rId30sy1zgyd3ahepua6u59g">
               <w:r>
                 <w:rPr>
                   <w:rFonts w:ascii="Arial" w:cs="Arial" w:eastAsia="Arial" w:hAnsi="Arial"/>
@@ -8768,7 +8768,7 @@
             <w:pPr>
               <w:spacing w:after="20" w:before="0"/>
             </w:pPr>
-            <w:hyperlink w:history="1" r:id="rIdwoaowvh37eyui3pzatu1h">
+            <w:hyperlink w:history="1" r:id="rId-p9zkvuituocdiigg9l94">
               <w:r>
                 <w:rPr>
                   <w:rFonts w:ascii="Arial" w:cs="Arial" w:eastAsia="Arial" w:hAnsi="Arial"/>
@@ -8817,7 +8817,7 @@
               <w:spacing w:after="10" w:before="0"/>
               <w:ind w:left="120"/>
             </w:pPr>
-            <w:hyperlink w:history="1" r:id="rIdosf4nq-pfs5lgkuro40ik">
+            <w:hyperlink w:history="1" r:id="rId9spllosj7jd8tsbuvqonl">
               <w:r>
                 <w:rPr>
                   <w:rFonts w:ascii="Arial" w:cs="Arial" w:eastAsia="Arial" w:hAnsi="Arial"/>
@@ -9329,7 +9329,7 @@
         </w:rPr>
         <w:t xml:space="preserve">© 2026 SeaVuria and ARES. Aligned with KICD objectives. Developed by SeaVuria; technical implementation by ARES (with AI assistance from Claude). Licensed under </w:t>
       </w:r>
-      <w:hyperlink w:history="1" r:id="rIdgaw1gbvnd7zi-1_xct18-">
+      <w:hyperlink w:history="1" r:id="rId5f1phfcg0dfp3-jze4pza">
         <w:r>
           <w:rPr>
             <w:rFonts w:ascii="Arial" w:cs="Arial" w:eastAsia="Arial" w:hAnsi="Arial"/>
@@ -9350,7 +9350,7 @@
         </w:rPr>
         <w:t xml:space="preserve"> (</w:t>
       </w:r>
-      <w:hyperlink w:history="1" r:id="rIdakmyqbv3vxxfbnhgkim3b">
+      <w:hyperlink w:history="1" r:id="rIdytqob8cviurnpzkc5cxtn">
         <w:r>
           <w:rPr>
             <w:rFonts w:ascii="Arial" w:cs="Arial" w:eastAsia="Arial" w:hAnsi="Arial"/>
@@ -10363,7 +10363,7 @@
             <w:pPr>
               <w:spacing w:after="20" w:before="0"/>
             </w:pPr>
-            <w:hyperlink w:history="1" r:id="rIdivdj0blszo7m7409gexhm">
+            <w:hyperlink w:history="1" r:id="rIdpz0yvcadeg0qhm_6h0kr0">
               <w:r>
                 <w:rPr>
                   <w:rFonts w:ascii="Arial" w:cs="Arial" w:eastAsia="Arial" w:hAnsi="Arial"/>
@@ -10396,7 +10396,7 @@
               <w:spacing w:after="10" w:before="0"/>
               <w:ind w:left="120"/>
             </w:pPr>
-            <w:hyperlink w:history="1" r:id="rIdrudeb92efgkzoe8w8aqno">
+            <w:hyperlink w:history="1" r:id="rIdtxnefhfhnbqnk0t6vbdrh">
               <w:r>
                 <w:rPr>
                   <w:rFonts w:ascii="Arial" w:cs="Arial" w:eastAsia="Arial" w:hAnsi="Arial"/>
@@ -10441,7 +10441,7 @@
             <w:pPr>
               <w:spacing w:after="20" w:before="0"/>
             </w:pPr>
-            <w:hyperlink w:history="1" r:id="rIdqgolfvtcvii-ippedb-3h">
+            <w:hyperlink w:history="1" r:id="rIdwoxun-z5sua572-abg9ae">
               <w:r>
                 <w:rPr>
                   <w:rFonts w:ascii="Arial" w:cs="Arial" w:eastAsia="Arial" w:hAnsi="Arial"/>
@@ -10474,7 +10474,7 @@
               <w:spacing w:after="10" w:before="0"/>
               <w:ind w:left="120"/>
             </w:pPr>
-            <w:hyperlink w:history="1" r:id="rIdyxjlwezotvorafbnvlti_">
+            <w:hyperlink w:history="1" r:id="rId90k0ckaiqx0gli3sas6p2">
               <w:r>
                 <w:rPr>
                   <w:rFonts w:ascii="Arial" w:cs="Arial" w:eastAsia="Arial" w:hAnsi="Arial"/>
@@ -10669,7 +10669,7 @@
             <w:pPr>
               <w:spacing w:after="20" w:before="0"/>
             </w:pPr>
-            <w:hyperlink w:history="1" r:id="rIdewx1ydmdriarkhaqd9lia">
+            <w:hyperlink w:history="1" r:id="rIdd1izoim4e5wy2noozgmfx">
               <w:r>
                 <w:rPr>
                   <w:rFonts w:ascii="Arial" w:cs="Arial" w:eastAsia="Arial" w:hAnsi="Arial"/>
@@ -10702,7 +10702,7 @@
               <w:spacing w:after="10" w:before="0"/>
               <w:ind w:left="120"/>
             </w:pPr>
-            <w:hyperlink w:history="1" r:id="rIdexjygf7foisdfmqviyndr">
+            <w:hyperlink w:history="1" r:id="rIdfde8ql1xl5fjik6ww3tyb">
               <w:r>
                 <w:rPr>
                   <w:rFonts w:ascii="Arial" w:cs="Arial" w:eastAsia="Arial" w:hAnsi="Arial"/>
@@ -10747,7 +10747,7 @@
             <w:pPr>
               <w:spacing w:after="20" w:before="0"/>
             </w:pPr>
-            <w:hyperlink w:history="1" r:id="rIde5-y2fjfnkpogn70ffx-y">
+            <w:hyperlink w:history="1" r:id="rIdcfwtyae-swoifthjwsxtu">
               <w:r>
                 <w:rPr>
                   <w:rFonts w:ascii="Arial" w:cs="Arial" w:eastAsia="Arial" w:hAnsi="Arial"/>
@@ -10780,7 +10780,7 @@
               <w:spacing w:after="10" w:before="0"/>
               <w:ind w:left="120"/>
             </w:pPr>
-            <w:hyperlink w:history="1" r:id="rId6gqvjuxcipdbhvj7or5d5">
+            <w:hyperlink w:history="1" r:id="rIdx4kvm5iswrsusd1ufvlyw">
               <w:r>
                 <w:rPr>
                   <w:rFonts w:ascii="Arial" w:cs="Arial" w:eastAsia="Arial" w:hAnsi="Arial"/>
@@ -11127,7 +11127,7 @@
             <w:pPr>
               <w:spacing w:after="20" w:before="0"/>
             </w:pPr>
-            <w:hyperlink w:history="1" r:id="rIdtbzxhuttuznenag1sja6r">
+            <w:hyperlink w:history="1" r:id="rIdqld2gwkgx8jssg2reazqo">
               <w:r>
                 <w:rPr>
                   <w:rFonts w:ascii="Arial" w:cs="Arial" w:eastAsia="Arial" w:hAnsi="Arial"/>
@@ -11176,7 +11176,7 @@
               <w:spacing w:after="10" w:before="0"/>
               <w:ind w:left="120"/>
             </w:pPr>
-            <w:hyperlink w:history="1" r:id="rIderhk3fdwb5vjzzkgd9zj2">
+            <w:hyperlink w:history="1" r:id="rIdqlfkbfslfxozlnxiedi1k">
               <w:r>
                 <w:rPr>
                   <w:rFonts w:ascii="Arial" w:cs="Arial" w:eastAsia="Arial" w:hAnsi="Arial"/>
@@ -11221,7 +11221,7 @@
             <w:pPr>
               <w:spacing w:after="20" w:before="0"/>
             </w:pPr>
-            <w:hyperlink w:history="1" r:id="rId4_n7rpxs-byzjc-7kbe3b">
+            <w:hyperlink w:history="1" r:id="rIdxupirj36jr19d9dh6-3of">
               <w:r>
                 <w:rPr>
                   <w:rFonts w:ascii="Arial" w:cs="Arial" w:eastAsia="Arial" w:hAnsi="Arial"/>
@@ -11254,7 +11254,7 @@
               <w:spacing w:after="10" w:before="0"/>
               <w:ind w:left="120"/>
             </w:pPr>
-            <w:hyperlink w:history="1" r:id="rIdtopijjjzeuxebxbgi-oya">
+            <w:hyperlink w:history="1" r:id="rIdtf60vxozd8nanmidfdgcw">
               <w:r>
                 <w:rPr>
                   <w:rFonts w:ascii="Arial" w:cs="Arial" w:eastAsia="Arial" w:hAnsi="Arial"/>
@@ -11525,7 +11525,7 @@
             <w:pPr>
               <w:spacing w:after="20" w:before="0"/>
             </w:pPr>
-            <w:hyperlink w:history="1" r:id="rIdhdl3fnmtd9ir40euohn4d">
+            <w:hyperlink w:history="1" r:id="rIdt8thugrh3tv4ro3b7wm54">
               <w:r>
                 <w:rPr>
                   <w:rFonts w:ascii="Arial" w:cs="Arial" w:eastAsia="Arial" w:hAnsi="Arial"/>
@@ -11574,7 +11574,7 @@
               <w:spacing w:after="10" w:before="0"/>
               <w:ind w:left="120"/>
             </w:pPr>
-            <w:hyperlink w:history="1" r:id="rIdf0nikafxfjko0ucg-y_jb">
+            <w:hyperlink w:history="1" r:id="rIdd4fxultvxhjk9auyged25">
               <w:r>
                 <w:rPr>
                   <w:rFonts w:ascii="Arial" w:cs="Arial" w:eastAsia="Arial" w:hAnsi="Arial"/>
@@ -11619,7 +11619,7 @@
             <w:pPr>
               <w:spacing w:after="20" w:before="0"/>
             </w:pPr>
-            <w:hyperlink w:history="1" r:id="rIdf7-v1ficb8ngdtc0yx11a">
+            <w:hyperlink w:history="1" r:id="rIdi8fsdonh_-zoji1fsiddm">
               <w:r>
                 <w:rPr>
                   <w:rFonts w:ascii="Arial" w:cs="Arial" w:eastAsia="Arial" w:hAnsi="Arial"/>
@@ -11652,7 +11652,7 @@
               <w:spacing w:after="10" w:before="0"/>
               <w:ind w:left="120"/>
             </w:pPr>
-            <w:hyperlink w:history="1" r:id="rIdui-k7y6mk2kkuqbplnpgb">
+            <w:hyperlink w:history="1" r:id="rIdhphqajqlxmyx1rnf6vjum">
               <w:r>
                 <w:rPr>
                   <w:rFonts w:ascii="Arial" w:cs="Arial" w:eastAsia="Arial" w:hAnsi="Arial"/>
@@ -11847,7 +11847,7 @@
             <w:pPr>
               <w:spacing w:after="20" w:before="0"/>
             </w:pPr>
-            <w:hyperlink w:history="1" r:id="rIdwtqe-roec79pqw9p1gzrp">
+            <w:hyperlink w:history="1" r:id="rIdfbicicacgomso0whdwjen">
               <w:r>
                 <w:rPr>
                   <w:rFonts w:ascii="Arial" w:cs="Arial" w:eastAsia="Arial" w:hAnsi="Arial"/>
@@ -11896,7 +11896,7 @@
               <w:spacing w:after="10" w:before="0"/>
               <w:ind w:left="120"/>
             </w:pPr>
-            <w:hyperlink w:history="1" r:id="rIdfctjfw-ke7b_ckog2ppl9">
+            <w:hyperlink w:history="1" r:id="rIdxf7inuxt7aqmedthoh2ek">
               <w:r>
                 <w:rPr>
                   <w:rFonts w:ascii="Arial" w:cs="Arial" w:eastAsia="Arial" w:hAnsi="Arial"/>
@@ -11941,7 +11941,7 @@
             <w:pPr>
               <w:spacing w:after="20" w:before="0"/>
             </w:pPr>
-            <w:hyperlink w:history="1" r:id="rIdf7fvr7mr7iqdh4mqowbsn">
+            <w:hyperlink w:history="1" r:id="rIdsihqbs7m55joefo0tafwh">
               <w:r>
                 <w:rPr>
                   <w:rFonts w:ascii="Arial" w:cs="Arial" w:eastAsia="Arial" w:hAnsi="Arial"/>
@@ -11974,7 +11974,7 @@
               <w:spacing w:after="10" w:before="0"/>
               <w:ind w:left="120"/>
             </w:pPr>
-            <w:hyperlink w:history="1" r:id="rIdnyt8wzpkhywic6limwbea">
+            <w:hyperlink w:history="1" r:id="rIdvopkp-knbytwvsqje87rt">
               <w:r>
                 <w:rPr>
                   <w:rFonts w:ascii="Arial" w:cs="Arial" w:eastAsia="Arial" w:hAnsi="Arial"/>
@@ -12486,7 +12486,7 @@
         </w:rPr>
         <w:t xml:space="preserve">© 2026 SeaVuria and ARES. Aligned with KICD objectives. Developed by SeaVuria; technical implementation by ARES (with AI assistance from Claude). Licensed under </w:t>
       </w:r>
-      <w:hyperlink w:history="1" r:id="rIdce4rtnb3e24ejo9qkx-nv">
+      <w:hyperlink w:history="1" r:id="rIdrxkifkw94epgrslm8h_f4">
         <w:r>
           <w:rPr>
             <w:rFonts w:ascii="Arial" w:cs="Arial" w:eastAsia="Arial" w:hAnsi="Arial"/>
@@ -12507,7 +12507,7 @@
         </w:rPr>
         <w:t xml:space="preserve"> (</w:t>
       </w:r>
-      <w:hyperlink w:history="1" r:id="rIdlqtkvzcgt7sdxltdq47xu">
+      <w:hyperlink w:history="1" r:id="rId7xkobg2ne77_4bjg2-sh6">
         <w:r>
           <w:rPr>
             <w:rFonts w:ascii="Arial" w:cs="Arial" w:eastAsia="Arial" w:hAnsi="Arial"/>
@@ -13520,7 +13520,7 @@
             <w:pPr>
               <w:spacing w:after="20" w:before="0"/>
             </w:pPr>
-            <w:hyperlink w:history="1" r:id="rIdrwq5ky5ojdbxoayb6ma1p">
+            <w:hyperlink w:history="1" r:id="rIdglcyqa-hniipgclhtnnri">
               <w:r>
                 <w:rPr>
                   <w:rFonts w:ascii="Arial" w:cs="Arial" w:eastAsia="Arial" w:hAnsi="Arial"/>
@@ -13553,7 +13553,7 @@
               <w:spacing w:after="10" w:before="0"/>
               <w:ind w:left="120"/>
             </w:pPr>
-            <w:hyperlink w:history="1" r:id="rIdvzc08z1vteylol2fexbmx">
+            <w:hyperlink w:history="1" r:id="rIdbl6c-9evvphr_b3amvvsy">
               <w:r>
                 <w:rPr>
                   <w:rFonts w:ascii="Arial" w:cs="Arial" w:eastAsia="Arial" w:hAnsi="Arial"/>
@@ -13598,7 +13598,7 @@
             <w:pPr>
               <w:spacing w:after="20" w:before="0"/>
             </w:pPr>
-            <w:hyperlink w:history="1" r:id="rIduekyhs15cq1kymurbuzwc">
+            <w:hyperlink w:history="1" r:id="rIdgdstgijp4_4ksyw9evmb6">
               <w:r>
                 <w:rPr>
                   <w:rFonts w:ascii="Arial" w:cs="Arial" w:eastAsia="Arial" w:hAnsi="Arial"/>
@@ -13631,7 +13631,7 @@
               <w:spacing w:after="10" w:before="0"/>
               <w:ind w:left="120"/>
             </w:pPr>
-            <w:hyperlink w:history="1" r:id="rIdmchruxoxqcxd9w4mo9dqe">
+            <w:hyperlink w:history="1" r:id="rId5wwh7ca0ybzbdlhsywbnc">
               <w:r>
                 <w:rPr>
                   <w:rFonts w:ascii="Arial" w:cs="Arial" w:eastAsia="Arial" w:hAnsi="Arial"/>
@@ -13826,7 +13826,7 @@
             <w:pPr>
               <w:spacing w:after="20" w:before="0"/>
             </w:pPr>
-            <w:hyperlink w:history="1" r:id="rIdm8shjbkbyocfojsovrb6x">
+            <w:hyperlink w:history="1" r:id="rIdopqgsnlopvt52mqp3zvbw">
               <w:r>
                 <w:rPr>
                   <w:rFonts w:ascii="Arial" w:cs="Arial" w:eastAsia="Arial" w:hAnsi="Arial"/>
@@ -13859,7 +13859,7 @@
               <w:spacing w:after="10" w:before="0"/>
               <w:ind w:left="120"/>
             </w:pPr>
-            <w:hyperlink w:history="1" r:id="rIdzyi4mjqytnqdhouhkklnj">
+            <w:hyperlink w:history="1" r:id="rIdv-xqsu6aes2wj9xqny8lj">
               <w:r>
                 <w:rPr>
                   <w:rFonts w:ascii="Arial" w:cs="Arial" w:eastAsia="Arial" w:hAnsi="Arial"/>
@@ -13904,7 +13904,7 @@
             <w:pPr>
               <w:spacing w:after="20" w:before="0"/>
             </w:pPr>
-            <w:hyperlink w:history="1" r:id="rIda7p-04yyg06ibstq6vjzq">
+            <w:hyperlink w:history="1" r:id="rId2fvp9lzcg0couu_uq94w1">
               <w:r>
                 <w:rPr>
                   <w:rFonts w:ascii="Arial" w:cs="Arial" w:eastAsia="Arial" w:hAnsi="Arial"/>
@@ -13937,7 +13937,7 @@
               <w:spacing w:after="10" w:before="0"/>
               <w:ind w:left="120"/>
             </w:pPr>
-            <w:hyperlink w:history="1" r:id="rIdcf3wth9scbhkdclvhcqpw">
+            <w:hyperlink w:history="1" r:id="rIdtpvdawrpd-tvqkfy3auvp">
               <w:r>
                 <w:rPr>
                   <w:rFonts w:ascii="Arial" w:cs="Arial" w:eastAsia="Arial" w:hAnsi="Arial"/>
@@ -14132,7 +14132,7 @@
             <w:pPr>
               <w:spacing w:after="20" w:before="0"/>
             </w:pPr>
-            <w:hyperlink w:history="1" r:id="rIddxgjqy-gxamyrfeugg-io">
+            <w:hyperlink w:history="1" r:id="rIdrha9iw4ou-5k8sf_btjcu">
               <w:r>
                 <w:rPr>
                   <w:rFonts w:ascii="Arial" w:cs="Arial" w:eastAsia="Arial" w:hAnsi="Arial"/>
@@ -14181,7 +14181,7 @@
               <w:spacing w:after="10" w:before="0"/>
               <w:ind w:left="120"/>
             </w:pPr>
-            <w:hyperlink w:history="1" r:id="rIdtni4i33zyizjzaxly1viz">
+            <w:hyperlink w:history="1" r:id="rIdmjdxq9dsvs-di7yvpgnmk">
               <w:r>
                 <w:rPr>
                   <w:rFonts w:ascii="Arial" w:cs="Arial" w:eastAsia="Arial" w:hAnsi="Arial"/>
@@ -14226,7 +14226,7 @@
             <w:pPr>
               <w:spacing w:after="20" w:before="0"/>
             </w:pPr>
-            <w:hyperlink w:history="1" r:id="rIdvocfcosbvdfoyzcov3pbv">
+            <w:hyperlink w:history="1" r:id="rIdesqy3_lmflchlmprlqy57">
               <w:r>
                 <w:rPr>
                   <w:rFonts w:ascii="Arial" w:cs="Arial" w:eastAsia="Arial" w:hAnsi="Arial"/>
@@ -14259,7 +14259,7 @@
               <w:spacing w:after="10" w:before="0"/>
               <w:ind w:left="120"/>
             </w:pPr>
-            <w:hyperlink w:history="1" r:id="rIduf-4iedthk9rg7vukxy1h">
+            <w:hyperlink w:history="1" r:id="rIdjwp04uezn3h2fcdrb7pr7">
               <w:r>
                 <w:rPr>
                   <w:rFonts w:ascii="Arial" w:cs="Arial" w:eastAsia="Arial" w:hAnsi="Arial"/>
@@ -14454,7 +14454,7 @@
             <w:pPr>
               <w:spacing w:after="20" w:before="0"/>
             </w:pPr>
-            <w:hyperlink w:history="1" r:id="rIdpdobijt_7axs9p09cc7op">
+            <w:hyperlink w:history="1" r:id="rIdfbcpi_x1zakhqegqliah_">
               <w:r>
                 <w:rPr>
                   <w:rFonts w:ascii="Arial" w:cs="Arial" w:eastAsia="Arial" w:hAnsi="Arial"/>
@@ -14503,7 +14503,7 @@
               <w:spacing w:after="10" w:before="0"/>
               <w:ind w:left="120"/>
             </w:pPr>
-            <w:hyperlink w:history="1" r:id="rIdmgs9mr04f_bbt0c4ga5x0">
+            <w:hyperlink w:history="1" r:id="rIdqonb3-a166otnbz2ljqqb">
               <w:r>
                 <w:rPr>
                   <w:rFonts w:ascii="Arial" w:cs="Arial" w:eastAsia="Arial" w:hAnsi="Arial"/>
@@ -14548,7 +14548,7 @@
             <w:pPr>
               <w:spacing w:after="20" w:before="0"/>
             </w:pPr>
-            <w:hyperlink w:history="1" r:id="rIdlm7l9afuarnhkdug_y3nw">
+            <w:hyperlink w:history="1" r:id="rIdigxezrsgxq7h-o-l7g9p2">
               <w:r>
                 <w:rPr>
                   <w:rFonts w:ascii="Arial" w:cs="Arial" w:eastAsia="Arial" w:hAnsi="Arial"/>
@@ -14581,7 +14581,7 @@
               <w:spacing w:after="10" w:before="0"/>
               <w:ind w:left="120"/>
             </w:pPr>
-            <w:hyperlink w:history="1" r:id="rIduhhphledx2avj248adm46">
+            <w:hyperlink w:history="1" r:id="rId1wvr_kq-myziaf5hjcawp">
               <w:r>
                 <w:rPr>
                   <w:rFonts w:ascii="Arial" w:cs="Arial" w:eastAsia="Arial" w:hAnsi="Arial"/>
@@ -14776,7 +14776,7 @@
             <w:pPr>
               <w:spacing w:after="20" w:before="0"/>
             </w:pPr>
-            <w:hyperlink w:history="1" r:id="rIdmhgwfxoeyhoy3f7no2kh7">
+            <w:hyperlink w:history="1" r:id="rId_qdisdvalp0uvnu8blrfk">
               <w:r>
                 <w:rPr>
                   <w:rFonts w:ascii="Arial" w:cs="Arial" w:eastAsia="Arial" w:hAnsi="Arial"/>
@@ -14825,7 +14825,7 @@
               <w:spacing w:after="10" w:before="0"/>
               <w:ind w:left="120"/>
             </w:pPr>
-            <w:hyperlink w:history="1" r:id="rIdibmydxyzdn9ewd0iucgnl">
+            <w:hyperlink w:history="1" r:id="rIdetbvfjnnlgb3n_vctcsdc">
               <w:r>
                 <w:rPr>
                   <w:rFonts w:ascii="Arial" w:cs="Arial" w:eastAsia="Arial" w:hAnsi="Arial"/>
@@ -14870,7 +14870,7 @@
             <w:pPr>
               <w:spacing w:after="20" w:before="0"/>
             </w:pPr>
-            <w:hyperlink w:history="1" r:id="rIduanrpatbdz-f06kake9pb">
+            <w:hyperlink w:history="1" r:id="rIdtym5o8x6lhwwyfvz10vlq">
               <w:r>
                 <w:rPr>
                   <w:rFonts w:ascii="Arial" w:cs="Arial" w:eastAsia="Arial" w:hAnsi="Arial"/>
@@ -14919,7 +14919,7 @@
               <w:spacing w:after="10" w:before="0"/>
               <w:ind w:left="120"/>
             </w:pPr>
-            <w:hyperlink w:history="1" r:id="rId36pizoscqntujry27oftt">
+            <w:hyperlink w:history="1" r:id="rIdpbvqsfjeibrts2kz2u7ly">
               <w:r>
                 <w:rPr>
                   <w:rFonts w:ascii="Arial" w:cs="Arial" w:eastAsia="Arial" w:hAnsi="Arial"/>
@@ -15431,7 +15431,7 @@
         </w:rPr>
         <w:t xml:space="preserve">© 2026 SeaVuria and ARES. Aligned with KICD objectives. Developed by SeaVuria; technical implementation by ARES (with AI assistance from Claude). Licensed under </w:t>
       </w:r>
-      <w:hyperlink w:history="1" r:id="rIda1qnnfzd2dqkjxclm2mr7">
+      <w:hyperlink w:history="1" r:id="rId4vfsywviksammczwni4g_">
         <w:r>
           <w:rPr>
             <w:rFonts w:ascii="Arial" w:cs="Arial" w:eastAsia="Arial" w:hAnsi="Arial"/>
@@ -15452,7 +15452,7 @@
         </w:rPr>
         <w:t xml:space="preserve"> (</w:t>
       </w:r>
-      <w:hyperlink w:history="1" r:id="rIdfbsiicgcjvmwj4npmcewq">
+      <w:hyperlink w:history="1" r:id="rIdlpmjxkuwmbkwk5wpa7h4g">
         <w:r>
           <w:rPr>
             <w:rFonts w:ascii="Arial" w:cs="Arial" w:eastAsia="Arial" w:hAnsi="Arial"/>
@@ -16465,7 +16465,7 @@
             <w:pPr>
               <w:spacing w:after="20" w:before="0"/>
             </w:pPr>
-            <w:hyperlink w:history="1" r:id="rId3b9ibowmyc1faspvmqkmz">
+            <w:hyperlink w:history="1" r:id="rIdx_okubxg5jovbt3mwy_b0">
               <w:r>
                 <w:rPr>
                   <w:rFonts w:ascii="Arial" w:cs="Arial" w:eastAsia="Arial" w:hAnsi="Arial"/>
@@ -16498,7 +16498,7 @@
               <w:spacing w:after="10" w:before="0"/>
               <w:ind w:left="120"/>
             </w:pPr>
-            <w:hyperlink w:history="1" r:id="rIdbo8-kutdfky13xcxptam1">
+            <w:hyperlink w:history="1" r:id="rIdkrc8lpnymmw8msx-b7fg0">
               <w:r>
                 <w:rPr>
                   <w:rFonts w:ascii="Arial" w:cs="Arial" w:eastAsia="Arial" w:hAnsi="Arial"/>
@@ -16543,7 +16543,7 @@
             <w:pPr>
               <w:spacing w:after="20" w:before="0"/>
             </w:pPr>
-            <w:hyperlink w:history="1" r:id="rIdysuum08j8cbmzzunkezuo">
+            <w:hyperlink w:history="1" r:id="rIdtxf9_ex3vzs0ygfkk8ktm">
               <w:r>
                 <w:rPr>
                   <w:rFonts w:ascii="Arial" w:cs="Arial" w:eastAsia="Arial" w:hAnsi="Arial"/>
@@ -16576,7 +16576,7 @@
               <w:spacing w:after="10" w:before="0"/>
               <w:ind w:left="120"/>
             </w:pPr>
-            <w:hyperlink w:history="1" r:id="rId5kmgodqh645b1nawujok0">
+            <w:hyperlink w:history="1" r:id="rIda3t1k_a6bz7sjklhyztmc">
               <w:r>
                 <w:rPr>
                   <w:rFonts w:ascii="Arial" w:cs="Arial" w:eastAsia="Arial" w:hAnsi="Arial"/>
@@ -16771,7 +16771,7 @@
             <w:pPr>
               <w:spacing w:after="20" w:before="0"/>
             </w:pPr>
-            <w:hyperlink w:history="1" r:id="rIdwgztk4hy5zoesvgsey5mu">
+            <w:hyperlink w:history="1" r:id="rIdx4-s6uuyzou4vgxoyipsq">
               <w:r>
                 <w:rPr>
                   <w:rFonts w:ascii="Arial" w:cs="Arial" w:eastAsia="Arial" w:hAnsi="Arial"/>
@@ -16804,7 +16804,7 @@
               <w:spacing w:after="10" w:before="0"/>
               <w:ind w:left="120"/>
             </w:pPr>
-            <w:hyperlink w:history="1" r:id="rId1dr_74jznahreznwq6-gp">
+            <w:hyperlink w:history="1" r:id="rId27rkm2ju171bjvcytsavz">
               <w:r>
                 <w:rPr>
                   <w:rFonts w:ascii="Arial" w:cs="Arial" w:eastAsia="Arial" w:hAnsi="Arial"/>
@@ -16849,7 +16849,7 @@
             <w:pPr>
               <w:spacing w:after="20" w:before="0"/>
             </w:pPr>
-            <w:hyperlink w:history="1" r:id="rId05y3hl7kc35zklvgi2uu3">
+            <w:hyperlink w:history="1" r:id="rIdd9upeqm1vut8jb3n0g2kz">
               <w:r>
                 <w:rPr>
                   <w:rFonts w:ascii="Arial" w:cs="Arial" w:eastAsia="Arial" w:hAnsi="Arial"/>
@@ -16882,7 +16882,7 @@
               <w:spacing w:after="10" w:before="0"/>
               <w:ind w:left="120"/>
             </w:pPr>
-            <w:hyperlink w:history="1" r:id="rId2q45xq-c0l_rjbkz5tqeo">
+            <w:hyperlink w:history="1" r:id="rIdplx_q3gzzxcavkp8dwpnm">
               <w:r>
                 <w:rPr>
                   <w:rFonts w:ascii="Arial" w:cs="Arial" w:eastAsia="Arial" w:hAnsi="Arial"/>
@@ -17077,7 +17077,7 @@
             <w:pPr>
               <w:spacing w:after="20" w:before="0"/>
             </w:pPr>
-            <w:hyperlink w:history="1" r:id="rId0n7mor6lbjt3s9qbrbv8t">
+            <w:hyperlink w:history="1" r:id="rIdxvaawunav7aastm1zw5sd">
               <w:r>
                 <w:rPr>
                   <w:rFonts w:ascii="Arial" w:cs="Arial" w:eastAsia="Arial" w:hAnsi="Arial"/>
@@ -17110,7 +17110,7 @@
               <w:spacing w:after="10" w:before="0"/>
               <w:ind w:left="120"/>
             </w:pPr>
-            <w:hyperlink w:history="1" r:id="rIdsjuoxx7oxxrum8cmimdeg">
+            <w:hyperlink w:history="1" r:id="rIdh2hbc6npekpukia681v-f">
               <w:r>
                 <w:rPr>
                   <w:rFonts w:ascii="Arial" w:cs="Arial" w:eastAsia="Arial" w:hAnsi="Arial"/>
@@ -17155,7 +17155,7 @@
             <w:pPr>
               <w:spacing w:after="20" w:before="0"/>
             </w:pPr>
-            <w:hyperlink w:history="1" r:id="rIdb-py6tbebaqor0hnl-dtg">
+            <w:hyperlink w:history="1" r:id="rIdlr5fliad5vmcvnwrpwvaw">
               <w:r>
                 <w:rPr>
                   <w:rFonts w:ascii="Arial" w:cs="Arial" w:eastAsia="Arial" w:hAnsi="Arial"/>
@@ -17188,7 +17188,7 @@
               <w:spacing w:after="10" w:before="0"/>
               <w:ind w:left="120"/>
             </w:pPr>
-            <w:hyperlink w:history="1" r:id="rIdrcsialehbsdr3ytaowirf">
+            <w:hyperlink w:history="1" r:id="rIdo5w-_op4ps76oxam2oqzb">
               <w:r>
                 <w:rPr>
                   <w:rFonts w:ascii="Arial" w:cs="Arial" w:eastAsia="Arial" w:hAnsi="Arial"/>
@@ -17383,7 +17383,7 @@
             <w:pPr>
               <w:spacing w:after="20" w:before="0"/>
             </w:pPr>
-            <w:hyperlink w:history="1" r:id="rId9cwuoeyqzsgjicgdficlr">
+            <w:hyperlink w:history="1" r:id="rIdupze3u50kuc9h_ae0nhez">
               <w:r>
                 <w:rPr>
                   <w:rFonts w:ascii="Arial" w:cs="Arial" w:eastAsia="Arial" w:hAnsi="Arial"/>
@@ -17416,7 +17416,7 @@
               <w:spacing w:after="10" w:before="0"/>
               <w:ind w:left="120"/>
             </w:pPr>
-            <w:hyperlink w:history="1" r:id="rIdk3ntlj-vhmu6t70u3i2vy">
+            <w:hyperlink w:history="1" r:id="rId9rxkvgfxzetqzzvs0gayn">
               <w:r>
                 <w:rPr>
                   <w:rFonts w:ascii="Arial" w:cs="Arial" w:eastAsia="Arial" w:hAnsi="Arial"/>
@@ -17461,7 +17461,7 @@
             <w:pPr>
               <w:spacing w:after="20" w:before="0"/>
             </w:pPr>
-            <w:hyperlink w:history="1" r:id="rIdveooeo2er0fet4qwi83xf">
+            <w:hyperlink w:history="1" r:id="rIdq2psfqkflm81-j0ajdp0q">
               <w:r>
                 <w:rPr>
                   <w:rFonts w:ascii="Arial" w:cs="Arial" w:eastAsia="Arial" w:hAnsi="Arial"/>
@@ -17494,7 +17494,7 @@
               <w:spacing w:after="10" w:before="0"/>
               <w:ind w:left="120"/>
             </w:pPr>
-            <w:hyperlink w:history="1" r:id="rIddb6wws4xyi-x4pvatb11c">
+            <w:hyperlink w:history="1" r:id="rIdi2fpmqur9e8vtbtp4fnvt">
               <w:r>
                 <w:rPr>
                   <w:rFonts w:ascii="Arial" w:cs="Arial" w:eastAsia="Arial" w:hAnsi="Arial"/>
@@ -17689,7 +17689,7 @@
             <w:pPr>
               <w:spacing w:after="20" w:before="0"/>
             </w:pPr>
-            <w:hyperlink w:history="1" r:id="rId2d-uazkcghq3ibyupdse4">
+            <w:hyperlink w:history="1" r:id="rIdicyb0so6vz4l8jlrc_1aq">
               <w:r>
                 <w:rPr>
                   <w:rFonts w:ascii="Arial" w:cs="Arial" w:eastAsia="Arial" w:hAnsi="Arial"/>
@@ -17722,7 +17722,7 @@
               <w:spacing w:after="10" w:before="0"/>
               <w:ind w:left="120"/>
             </w:pPr>
-            <w:hyperlink w:history="1" r:id="rIdpnof-l0yzprpqqfc5ctgs">
+            <w:hyperlink w:history="1" r:id="rIdxzurcapqa9brksiwzumic">
               <w:r>
                 <w:rPr>
                   <w:rFonts w:ascii="Arial" w:cs="Arial" w:eastAsia="Arial" w:hAnsi="Arial"/>
@@ -17767,7 +17767,7 @@
             <w:pPr>
               <w:spacing w:after="20" w:before="0"/>
             </w:pPr>
-            <w:hyperlink w:history="1" r:id="rIdd_rrkeuk438jmxspr9gvg">
+            <w:hyperlink w:history="1" r:id="rIdg4ajwuyef5xd1_i6xdkqj">
               <w:r>
                 <w:rPr>
                   <w:rFonts w:ascii="Arial" w:cs="Arial" w:eastAsia="Arial" w:hAnsi="Arial"/>
@@ -17816,7 +17816,7 @@
               <w:spacing w:after="10" w:before="0"/>
               <w:ind w:left="120"/>
             </w:pPr>
-            <w:hyperlink w:history="1" r:id="rId03etw_edaco0b_gppimdp">
+            <w:hyperlink w:history="1" r:id="rIdzhz0rxdd_xmu4hidz_c6j">
               <w:r>
                 <w:rPr>
                   <w:rFonts w:ascii="Arial" w:cs="Arial" w:eastAsia="Arial" w:hAnsi="Arial"/>
@@ -18328,7 +18328,7 @@
         </w:rPr>
         <w:t xml:space="preserve">© 2026 SeaVuria and ARES. Aligned with KICD objectives. Developed by SeaVuria; technical implementation by ARES (with AI assistance from Claude). Licensed under </w:t>
       </w:r>
-      <w:hyperlink w:history="1" r:id="rIdiwvqewmjpevtcy-dn0bss">
+      <w:hyperlink w:history="1" r:id="rId3rwmkjd84zgyo1l4d6yyk">
         <w:r>
           <w:rPr>
             <w:rFonts w:ascii="Arial" w:cs="Arial" w:eastAsia="Arial" w:hAnsi="Arial"/>
@@ -18349,7 +18349,7 @@
         </w:rPr>
         <w:t xml:space="preserve"> (</w:t>
       </w:r>
-      <w:hyperlink w:history="1" r:id="rIdxu6oknfykqej087vyzkvo">
+      <w:hyperlink w:history="1" r:id="rIdlelp50i3yqoiqcwby8ghb">
         <w:r>
           <w:rPr>
             <w:rFonts w:ascii="Arial" w:cs="Arial" w:eastAsia="Arial" w:hAnsi="Arial"/>
@@ -19362,7 +19362,7 @@
             <w:pPr>
               <w:spacing w:after="20" w:before="0"/>
             </w:pPr>
-            <w:hyperlink w:history="1" r:id="rIdz1p6givw0z126l0_nz549">
+            <w:hyperlink w:history="1" r:id="rId7hjjlcub1xmi-dabd7idx">
               <w:r>
                 <w:rPr>
                   <w:rFonts w:ascii="Arial" w:cs="Arial" w:eastAsia="Arial" w:hAnsi="Arial"/>
@@ -19395,7 +19395,7 @@
               <w:spacing w:after="10" w:before="0"/>
               <w:ind w:left="120"/>
             </w:pPr>
-            <w:hyperlink w:history="1" r:id="rIdr5rqfrokjylrfunp1r5hm">
+            <w:hyperlink w:history="1" r:id="rIdoqtuuku3xsdp0rwwkw2sf">
               <w:r>
                 <w:rPr>
                   <w:rFonts w:ascii="Arial" w:cs="Arial" w:eastAsia="Arial" w:hAnsi="Arial"/>
@@ -19440,7 +19440,7 @@
             <w:pPr>
               <w:spacing w:after="20" w:before="0"/>
             </w:pPr>
-            <w:hyperlink w:history="1" r:id="rIddlo5lvtbkumfyxtxeriee">
+            <w:hyperlink w:history="1" r:id="rIdck0qlyf_59ouuhbkvr7kw">
               <w:r>
                 <w:rPr>
                   <w:rFonts w:ascii="Arial" w:cs="Arial" w:eastAsia="Arial" w:hAnsi="Arial"/>
@@ -19473,7 +19473,7 @@
               <w:spacing w:after="10" w:before="0"/>
               <w:ind w:left="120"/>
             </w:pPr>
-            <w:hyperlink w:history="1" r:id="rIdrb2wl7dfev_2itxqjnfge">
+            <w:hyperlink w:history="1" r:id="rIdvup3yshjxliq43ak4aopk">
               <w:r>
                 <w:rPr>
                   <w:rFonts w:ascii="Arial" w:cs="Arial" w:eastAsia="Arial" w:hAnsi="Arial"/>
@@ -19668,7 +19668,7 @@
             <w:pPr>
               <w:spacing w:after="20" w:before="0"/>
             </w:pPr>
-            <w:hyperlink w:history="1" r:id="rId9mdj1xmjlmqgeavp3l0cc">
+            <w:hyperlink w:history="1" r:id="rIdjvyrnuoknqxzhxwu25ers">
               <w:r>
                 <w:rPr>
                   <w:rFonts w:ascii="Arial" w:cs="Arial" w:eastAsia="Arial" w:hAnsi="Arial"/>
@@ -19701,7 +19701,7 @@
               <w:spacing w:after="10" w:before="0"/>
               <w:ind w:left="120"/>
             </w:pPr>
-            <w:hyperlink w:history="1" r:id="rIdvrv1nta_rrajh9kintk8u">
+            <w:hyperlink w:history="1" r:id="rIdqx4g_0rc16hvslpnnxapf">
               <w:r>
                 <w:rPr>
                   <w:rFonts w:ascii="Arial" w:cs="Arial" w:eastAsia="Arial" w:hAnsi="Arial"/>
@@ -19746,7 +19746,7 @@
             <w:pPr>
               <w:spacing w:after="20" w:before="0"/>
             </w:pPr>
-            <w:hyperlink w:history="1" r:id="rIdfobhhx3tllosefd3daxpy">
+            <w:hyperlink w:history="1" r:id="rIdent1j32nk74f5m2hqcaq5">
               <w:r>
                 <w:rPr>
                   <w:rFonts w:ascii="Arial" w:cs="Arial" w:eastAsia="Arial" w:hAnsi="Arial"/>
@@ -19779,7 +19779,7 @@
               <w:spacing w:after="10" w:before="0"/>
               <w:ind w:left="120"/>
             </w:pPr>
-            <w:hyperlink w:history="1" r:id="rIddewccijv-ytxqkzfnkfpt">
+            <w:hyperlink w:history="1" r:id="rIdoahorufgjdbusuuqxjnoi">
               <w:r>
                 <w:rPr>
                   <w:rFonts w:ascii="Arial" w:cs="Arial" w:eastAsia="Arial" w:hAnsi="Arial"/>
@@ -19974,7 +19974,7 @@
             <w:pPr>
               <w:spacing w:after="20" w:before="0"/>
             </w:pPr>
-            <w:hyperlink w:history="1" r:id="rIdvkcth-xutx38sxfo1r-jq">
+            <w:hyperlink w:history="1" r:id="rIdcf2p9luuirzeahysvfeyv">
               <w:r>
                 <w:rPr>
                   <w:rFonts w:ascii="Arial" w:cs="Arial" w:eastAsia="Arial" w:hAnsi="Arial"/>
@@ -20007,7 +20007,7 @@
               <w:spacing w:after="10" w:before="0"/>
               <w:ind w:left="120"/>
             </w:pPr>
-            <w:hyperlink w:history="1" r:id="rId86ybqkwn92ieku4n_uiix">
+            <w:hyperlink w:history="1" r:id="rIdbyiv_1obgt8hluqzz_rdl">
               <w:r>
                 <w:rPr>
                   <w:rFonts w:ascii="Arial" w:cs="Arial" w:eastAsia="Arial" w:hAnsi="Arial"/>
@@ -20052,7 +20052,7 @@
             <w:pPr>
               <w:spacing w:after="20" w:before="0"/>
             </w:pPr>
-            <w:hyperlink w:history="1" r:id="rIdnryopw-6ir5qyjnpbnwcw">
+            <w:hyperlink w:history="1" r:id="rIdfadzmmr_spokgtnuclnjn">
               <w:r>
                 <w:rPr>
                   <w:rFonts w:ascii="Arial" w:cs="Arial" w:eastAsia="Arial" w:hAnsi="Arial"/>
@@ -20085,7 +20085,7 @@
               <w:spacing w:after="10" w:before="0"/>
               <w:ind w:left="120"/>
             </w:pPr>
-            <w:hyperlink w:history="1" r:id="rIdgnqjez9fl235xbfvtj9wb">
+            <w:hyperlink w:history="1" r:id="rIdo1ybiz6i43s2rkh-em8i4">
               <w:r>
                 <w:rPr>
                   <w:rFonts w:ascii="Arial" w:cs="Arial" w:eastAsia="Arial" w:hAnsi="Arial"/>
@@ -20280,7 +20280,7 @@
             <w:pPr>
               <w:spacing w:after="20" w:before="0"/>
             </w:pPr>
-            <w:hyperlink w:history="1" r:id="rIdbv-yltrh20ip1nmxhufhl">
+            <w:hyperlink w:history="1" r:id="rIdtugazc5kq2cagh1kvgpza">
               <w:r>
                 <w:rPr>
                   <w:rFonts w:ascii="Arial" w:cs="Arial" w:eastAsia="Arial" w:hAnsi="Arial"/>
@@ -20313,7 +20313,7 @@
               <w:spacing w:after="10" w:before="0"/>
               <w:ind w:left="120"/>
             </w:pPr>
-            <w:hyperlink w:history="1" r:id="rIdg1rtifdf2fsexseii80pa">
+            <w:hyperlink w:history="1" r:id="rId2qbra_i5igcswn9pjbie0">
               <w:r>
                 <w:rPr>
                   <w:rFonts w:ascii="Arial" w:cs="Arial" w:eastAsia="Arial" w:hAnsi="Arial"/>
@@ -20358,7 +20358,7 @@
             <w:pPr>
               <w:spacing w:after="20" w:before="0"/>
             </w:pPr>
-            <w:hyperlink w:history="1" r:id="rIdo430xonjzqqygwcvsvcib">
+            <w:hyperlink w:history="1" r:id="rIdlgpyjabyc84fuuqv_9dse">
               <w:r>
                 <w:rPr>
                   <w:rFonts w:ascii="Arial" w:cs="Arial" w:eastAsia="Arial" w:hAnsi="Arial"/>
@@ -20391,7 +20391,7 @@
               <w:spacing w:after="10" w:before="0"/>
               <w:ind w:left="120"/>
             </w:pPr>
-            <w:hyperlink w:history="1" r:id="rIdi18nnb8apjnvx8dgrfqqm">
+            <w:hyperlink w:history="1" r:id="rIdacd21eoqy99nyzqs80i8u">
               <w:r>
                 <w:rPr>
                   <w:rFonts w:ascii="Arial" w:cs="Arial" w:eastAsia="Arial" w:hAnsi="Arial"/>
@@ -20586,7 +20586,7 @@
             <w:pPr>
               <w:spacing w:after="20" w:before="0"/>
             </w:pPr>
-            <w:hyperlink w:history="1" r:id="rIdy9ao38euff7qn3qt56vji">
+            <w:hyperlink w:history="1" r:id="rIdyzkcxqzvfwfekpxd30ya3">
               <w:r>
                 <w:rPr>
                   <w:rFonts w:ascii="Arial" w:cs="Arial" w:eastAsia="Arial" w:hAnsi="Arial"/>
@@ -20619,7 +20619,7 @@
               <w:spacing w:after="10" w:before="0"/>
               <w:ind w:left="120"/>
             </w:pPr>
-            <w:hyperlink w:history="1" r:id="rIdjatcdb8n0obli70fsd3w7">
+            <w:hyperlink w:history="1" r:id="rIdr2xpsd1gy4gkup3eetfkj">
               <w:r>
                 <w:rPr>
                   <w:rFonts w:ascii="Arial" w:cs="Arial" w:eastAsia="Arial" w:hAnsi="Arial"/>
@@ -20664,7 +20664,7 @@
             <w:pPr>
               <w:spacing w:after="20" w:before="0"/>
             </w:pPr>
-            <w:hyperlink w:history="1" r:id="rId06lxok4zsjjlb8axbq_ta">
+            <w:hyperlink w:history="1" r:id="rIdoa0zqaizqn62o9elmdsxb">
               <w:r>
                 <w:rPr>
                   <w:rFonts w:ascii="Arial" w:cs="Arial" w:eastAsia="Arial" w:hAnsi="Arial"/>
@@ -20697,7 +20697,7 @@
               <w:spacing w:after="10" w:before="0"/>
               <w:ind w:left="120"/>
             </w:pPr>
-            <w:hyperlink w:history="1" r:id="rIdifhbih7ko6o6p3385s2m2">
+            <w:hyperlink w:history="1" r:id="rIdjicomgefatpngqwdy8af8">
               <w:r>
                 <w:rPr>
                   <w:rFonts w:ascii="Arial" w:cs="Arial" w:eastAsia="Arial" w:hAnsi="Arial"/>
@@ -21209,7 +21209,7 @@
         </w:rPr>
         <w:t xml:space="preserve">© 2026 SeaVuria and ARES. Aligned with KICD objectives. Developed by SeaVuria; technical implementation by ARES (with AI assistance from Claude). Licensed under </w:t>
       </w:r>
-      <w:hyperlink w:history="1" r:id="rIdyw6cwasi8norp6vpk7ji8">
+      <w:hyperlink w:history="1" r:id="rIdgse5padlf07nrrsqvtgyd">
         <w:r>
           <w:rPr>
             <w:rFonts w:ascii="Arial" w:cs="Arial" w:eastAsia="Arial" w:hAnsi="Arial"/>
@@ -21230,7 +21230,7 @@
         </w:rPr>
         <w:t xml:space="preserve"> (</w:t>
       </w:r>
-      <w:hyperlink w:history="1" r:id="rIdvktcsz0ojbnlyynezoyrz">
+      <w:hyperlink w:history="1" r:id="rIdf4tz-cqx6xc5simvfhtfy">
         <w:r>
           <w:rPr>
             <w:rFonts w:ascii="Arial" w:cs="Arial" w:eastAsia="Arial" w:hAnsi="Arial"/>
@@ -21960,7 +21960,7 @@
                 <w:sz w:val="18"/>
                 <w:szCs w:val="18"/>
               </w:rPr>
-              <w:t xml:space="preserve">In this 80-minute lesson learners move from knowing that two boarding events are independent (Lesson 6) to representing them visually and computing compound probabilities using a tree diagram. The lesson opens by returning to Kamau's tally notebook: from the 20-trip data set, the experimental probability that a given seat is filled at Stop 1 is estimated as 14/20 = 7/10, and that it is filled at Stop 2 (independently) is also 7/10. Learners first predict what fraction of trips would have both seats filled, using only their intuition. They then construct a full two-stage tree diagram — labelling four terminal branches (Filled–Filled, Filled–Empty, Empty–Filled, Empty–Empty) — and discover the multiplication rule by verifying that the four branch products sum to 1. A second tree diagram models a road-safety scenario: the probability that a pedestrian in Nairobi's CBD crosses at an undesignated point is 3/5, and given that they cross there, the probability of a near-miss is 2/5; learners use the tree to find P(undesignated crossing AND near-miss). The DQB is updated with a new anchor card: "A tree diagram forces every possible outcome into the open — and the multiplication rule gives each outcome its exact probability." Lesson connects to KICD SLOs (e), (f) and (g): laws of probability, tree diagrams for independent events, and real-life application including road safety PCI.</w:t>
+              <w:t xml:space="preserve">In this 80-minute lesson learners move from knowing that two boarding events are independent (Lesson 6) to representing them visually and computing compound probabilities using a tree diagram. The lesson opens by returning to Kamau's tally notebook: from the 20-trip data set, the experimental probability that a given seat is filled at Stop 1 is estimated as 10/14 ≈ 0.71, rounded to 7/10, and that it is filled at Stop 2 (independently) is also 7/10. Learners first predict what fraction of trips would have both seats filled, using only their intuition. They then construct a full two-stage tree diagram — labelling four terminal branches (Filled–Filled, Filled–Empty, Empty–Filled, Empty–Empty) — and discover the multiplication rule by verifying that the four branch products sum to 1. A second tree diagram models a road-safety scenario: the probability that a pedestrian in Nairobi's CBD crosses at an undesignated point is 3/5, and given that they cross there, the probability of a near-miss is 2/5; learners use the tree to find P(undesignated crossing AND near-miss). The DQB is updated with a new anchor card: "A tree diagram forces every possible outcome into the open — and the multiplication rule gives each outcome its exact probability." Lesson connects to KICD SLOs (e), (f) and (g): laws of probability, tree diagrams for independent events, and real-life application including road safety PCI.</w:t>
             </w:r>
           </w:p>
         </w:tc>
@@ -22243,7 +22243,7 @@
             <w:pPr>
               <w:spacing w:after="20" w:before="0"/>
             </w:pPr>
-            <w:hyperlink w:history="1" r:id="rIdxsiz0b_rjm7xq8qmnnd9d">
+            <w:hyperlink w:history="1" r:id="rId00rywu7l5-0vb9zq0k4kb">
               <w:r>
                 <w:rPr>
                   <w:rFonts w:ascii="Arial" w:cs="Arial" w:eastAsia="Arial" w:hAnsi="Arial"/>
@@ -22276,7 +22276,7 @@
               <w:spacing w:after="10" w:before="0"/>
               <w:ind w:left="120"/>
             </w:pPr>
-            <w:hyperlink w:history="1" r:id="rId1y7sccroqvvsjtnbb9klb">
+            <w:hyperlink w:history="1" r:id="rIdjeprfgsvcfuzn-fcx1ybv">
               <w:r>
                 <w:rPr>
                   <w:rFonts w:ascii="Arial" w:cs="Arial" w:eastAsia="Arial" w:hAnsi="Arial"/>
@@ -22321,7 +22321,7 @@
             <w:pPr>
               <w:spacing w:after="20" w:before="0"/>
             </w:pPr>
-            <w:hyperlink w:history="1" r:id="rIdvqanz9_t_qr1ifvdjx83m">
+            <w:hyperlink w:history="1" r:id="rId2cytzuwyezadckcukwqot">
               <w:r>
                 <w:rPr>
                   <w:rFonts w:ascii="Arial" w:cs="Arial" w:eastAsia="Arial" w:hAnsi="Arial"/>
@@ -22354,7 +22354,7 @@
               <w:spacing w:after="10" w:before="0"/>
               <w:ind w:left="120"/>
             </w:pPr>
-            <w:hyperlink w:history="1" r:id="rIdqf2_q0ssvvn6xini_w9qo">
+            <w:hyperlink w:history="1" r:id="rIdte49_idi48ozm8vbp8bs6">
               <w:r>
                 <w:rPr>
                   <w:rFonts w:ascii="Arial" w:cs="Arial" w:eastAsia="Arial" w:hAnsi="Arial"/>
@@ -22396,7 +22396,7 @@
                 <w:sz w:val="18"/>
                 <w:szCs w:val="18"/>
               </w:rPr>
-              <w:t xml:space="preserve">Learners are shown Kamau's tally notebook data on the board (the 20-trip passenger counts). The teacher poses: 'From the data, we estimated earlier that the probability a seat is filled at any stop is 7/10. Kamau's matatu now stops at TWO places: Mlolongo then Athi River. Assuming a passenger's decision at Stop 1 has nothing to do with what happens at Stop 2 — predict in your exercise book: what is the probability that BOTH seats are filled? Write ONE number. Do not discuss yet.' Learners write individual predictions silently for 2 minutes. Teacher then asks learners to hold up fingers: 1 finger = 'more than half', 2 fingers = 'exactly half', 3 fingers = 'less than half'. A quick show of hands reveals the spread of intuition. Teacher cold-calls 3 learners to share their numeric predictions and reasoning, recording them on the board without correcting. Teacher asks: 'Could a picture of all the possibilities help us check these predictions? That is exactly what we will build today.'</w:t>
+              <w:t xml:space="preserve">Learners are shown Kamau's tally notebook data on the board (the 20-trip passenger counts). The teacher poses: 'From the data, we estimated earlier that the probability a seat is filled at any stop is 10/14 — about 7/10. Kamau's matatu now stops at TWO places: Mlolongo then Athi River. Assuming a passenger's decision at Stop 1 has nothing to do with what happens at Stop 2 — predict in your exercise book: what is the probability that BOTH seats are filled? Write ONE number. Do not discuss yet.' Learners write individual predictions silently for 2 minutes. Teacher then asks learners to hold up fingers: 1 finger = 'more than half', 2 fingers = 'exactly half', 3 fingers = 'less than half'. A quick show of hands reveals the spread of intuition. Teacher cold-calls 3 learners to share their numeric predictions and reasoning, recording them on the board without correcting. Teacher asks: 'Could a picture of all the possibilities help us check these predictions? That is exactly what we will build today.'</w:t>
             </w:r>
           </w:p>
         </w:tc>
@@ -22428,7 +22428,7 @@
                 <w:sz w:val="18"/>
                 <w:szCs w:val="18"/>
               </w:rPr>
-              <w:t xml:space="preserve">1. Display the 20-trip tally table and the previously established P(Filled) = 7/10 from Lesson 6. Say verbatim: 'We know each stop is independent — like two separate coin flips. Your job right now is to PREDICT, not calculate. What does your gut say?' 2. Allow 2 minutes silent individual prediction. Do NOT allow pair talk during this phase. 3. After 2 minutes, say: 'Show me fingers — more than half, exactly half, less than half.' Scan the room. 4. WAIT TIME: after calling on each of 3 cold-called learners, wait 10 seconds before prompting. Record their predictions verbatim on the board (e.g., 'Amina says 1/2, Brian says 49/100, Cynthia says 7/10'). 5. Do not affirm or correct. Say: 'By the end of this lesson, you will know exactly who is closest — and WHY the correct answer is not obvious without a diagram.'</w:t>
+              <w:t xml:space="preserve">1. Display the 20-trip tally table and the previously established P(Filled) = 10/14 from Lesson 4, rounded to 7/10. Say verbatim: 'We know each stop is independent — like two separate coin flips. Your job right now is to PREDICT, not calculate. What does your gut say?' 2. Allow 2 minutes silent individual prediction. Do NOT allow pair talk during this phase. 3. After 2 minutes, say: 'Show me fingers — more than half, exactly half, less than half.' Scan the room. 4. WAIT TIME: after calling on each of 3 cold-called learners, wait 10 seconds before prompting. Record their predictions verbatim on the board (e.g., 'Amina says 1/2, Brian says 49/100, Cynthia says 7/10'). 5. Do not affirm or correct. Say: 'By the end of this lesson, you will know exactly who is closest — and WHY the correct answer is not obvious without a diagram.'</w:t>
             </w:r>
           </w:p>
         </w:tc>
@@ -22549,7 +22549,7 @@
             <w:pPr>
               <w:spacing w:after="20" w:before="0"/>
             </w:pPr>
-            <w:hyperlink w:history="1" r:id="rIds4rkd9lytwfwelv2gxm14">
+            <w:hyperlink w:history="1" r:id="rId1wsi82ondllqyl1eiygey">
               <w:r>
                 <w:rPr>
                   <w:rFonts w:ascii="Arial" w:cs="Arial" w:eastAsia="Arial" w:hAnsi="Arial"/>
@@ -22582,7 +22582,7 @@
               <w:spacing w:after="10" w:before="0"/>
               <w:ind w:left="120"/>
             </w:pPr>
-            <w:hyperlink w:history="1" r:id="rIdilv74te5zyotyodb71tfn">
+            <w:hyperlink w:history="1" r:id="rIdgnb93_pox8epvxnxqunz2">
               <w:r>
                 <w:rPr>
                   <w:rFonts w:ascii="Arial" w:cs="Arial" w:eastAsia="Arial" w:hAnsi="Arial"/>
@@ -22627,7 +22627,7 @@
             <w:pPr>
               <w:spacing w:after="20" w:before="0"/>
             </w:pPr>
-            <w:hyperlink w:history="1" r:id="rIdz0pxgxkp30gngwxpolnna">
+            <w:hyperlink w:history="1" r:id="rIdqid5ggpcbodqownl4d018">
               <w:r>
                 <w:rPr>
                   <w:rFonts w:ascii="Arial" w:cs="Arial" w:eastAsia="Arial" w:hAnsi="Arial"/>
@@ -22660,7 +22660,7 @@
               <w:spacing w:after="10" w:before="0"/>
               <w:ind w:left="120"/>
             </w:pPr>
-            <w:hyperlink w:history="1" r:id="rId0kiehda7u1m410v6fddnv">
+            <w:hyperlink w:history="1" r:id="rIdbnhuqjdemcj6q_8rkzeuh">
               <w:r>
                 <w:rPr>
                   <w:rFonts w:ascii="Arial" w:cs="Arial" w:eastAsia="Arial" w:hAnsi="Arial"/>
@@ -22855,7 +22855,7 @@
             <w:pPr>
               <w:spacing w:after="20" w:before="0"/>
             </w:pPr>
-            <w:hyperlink w:history="1" r:id="rId11hfhetvqsc9vltc1rvig">
+            <w:hyperlink w:history="1" r:id="rIdfhz7rzprsbskok9dnhluu">
               <w:r>
                 <w:rPr>
                   <w:rFonts w:ascii="Arial" w:cs="Arial" w:eastAsia="Arial" w:hAnsi="Arial"/>
@@ -22888,7 +22888,7 @@
               <w:spacing w:after="10" w:before="0"/>
               <w:ind w:left="120"/>
             </w:pPr>
-            <w:hyperlink w:history="1" r:id="rIdgnmiqtp4ui4ktiidhhkab">
+            <w:hyperlink w:history="1" r:id="rIdml-59wtn2ropbqvybwo5g">
               <w:r>
                 <w:rPr>
                   <w:rFonts w:ascii="Arial" w:cs="Arial" w:eastAsia="Arial" w:hAnsi="Arial"/>
@@ -22933,7 +22933,7 @@
             <w:pPr>
               <w:spacing w:after="20" w:before="0"/>
             </w:pPr>
-            <w:hyperlink w:history="1" r:id="rIdkyfpsg3ar9s8v7i5hbadn">
+            <w:hyperlink w:history="1" r:id="rIdzpvgr2zqa3xyisq5iijmg">
               <w:r>
                 <w:rPr>
                   <w:rFonts w:ascii="Arial" w:cs="Arial" w:eastAsia="Arial" w:hAnsi="Arial"/>
@@ -22966,7 +22966,7 @@
               <w:spacing w:after="10" w:before="0"/>
               <w:ind w:left="120"/>
             </w:pPr>
-            <w:hyperlink w:history="1" r:id="rId7sbjmqzasprobq0zxmcag">
+            <w:hyperlink w:history="1" r:id="rIdqgeujahdbntfw00w614e8">
               <w:r>
                 <w:rPr>
                   <w:rFonts w:ascii="Arial" w:cs="Arial" w:eastAsia="Arial" w:hAnsi="Arial"/>
@@ -23161,7 +23161,7 @@
             <w:pPr>
               <w:spacing w:after="20" w:before="0"/>
             </w:pPr>
-            <w:hyperlink w:history="1" r:id="rIdrk2x-bsumuso7ljmqqmq8">
+            <w:hyperlink w:history="1" r:id="rId1bkpcoeiewioknusw0sfm">
               <w:r>
                 <w:rPr>
                   <w:rFonts w:ascii="Arial" w:cs="Arial" w:eastAsia="Arial" w:hAnsi="Arial"/>
@@ -23194,7 +23194,7 @@
               <w:spacing w:after="10" w:before="0"/>
               <w:ind w:left="120"/>
             </w:pPr>
-            <w:hyperlink w:history="1" r:id="rId09wz4m_5h4tecot3klqwp">
+            <w:hyperlink w:history="1" r:id="rIdkosmenq-3bazei6fhs-lk">
               <w:r>
                 <w:rPr>
                   <w:rFonts w:ascii="Arial" w:cs="Arial" w:eastAsia="Arial" w:hAnsi="Arial"/>
@@ -23239,7 +23239,7 @@
             <w:pPr>
               <w:spacing w:after="20" w:before="0"/>
             </w:pPr>
-            <w:hyperlink w:history="1" r:id="rIdxitdtouowici5hwq28c3w">
+            <w:hyperlink w:history="1" r:id="rIdsk-tmcy7xs00evhy5ump0">
               <w:r>
                 <w:rPr>
                   <w:rFonts w:ascii="Arial" w:cs="Arial" w:eastAsia="Arial" w:hAnsi="Arial"/>
@@ -23272,7 +23272,7 @@
               <w:spacing w:after="10" w:before="0"/>
               <w:ind w:left="120"/>
             </w:pPr>
-            <w:hyperlink w:history="1" r:id="rId_souswpaqnss4fswi-kaj">
+            <w:hyperlink w:history="1" r:id="rId757wjrawhs8lbzysv0pvr">
               <w:r>
                 <w:rPr>
                   <w:rFonts w:ascii="Arial" w:cs="Arial" w:eastAsia="Arial" w:hAnsi="Arial"/>
@@ -23467,7 +23467,7 @@
             <w:pPr>
               <w:spacing w:after="20" w:before="0"/>
             </w:pPr>
-            <w:hyperlink w:history="1" r:id="rIdeih-dbuf2bpesntjbw07l">
+            <w:hyperlink w:history="1" r:id="rIdkhd3obtmpnjeakr1ox9uo">
               <w:r>
                 <w:rPr>
                   <w:rFonts w:ascii="Arial" w:cs="Arial" w:eastAsia="Arial" w:hAnsi="Arial"/>
@@ -23500,7 +23500,7 @@
               <w:spacing w:after="10" w:before="0"/>
               <w:ind w:left="120"/>
             </w:pPr>
-            <w:hyperlink w:history="1" r:id="rIdg03kgyxo9e1xoj4lgixpd">
+            <w:hyperlink w:history="1" r:id="rIdx4dm5sqkuxwif7xwwfzlm">
               <w:r>
                 <w:rPr>
                   <w:rFonts w:ascii="Arial" w:cs="Arial" w:eastAsia="Arial" w:hAnsi="Arial"/>
@@ -23545,7 +23545,7 @@
             <w:pPr>
               <w:spacing w:after="20" w:before="0"/>
             </w:pPr>
-            <w:hyperlink w:history="1" r:id="rIdxwc21ykonfx1quhwefras">
+            <w:hyperlink w:history="1" r:id="rIdnltf9lwfk_qk1m5nwveb9">
               <w:r>
                 <w:rPr>
                   <w:rFonts w:ascii="Arial" w:cs="Arial" w:eastAsia="Arial" w:hAnsi="Arial"/>
@@ -23578,7 +23578,7 @@
               <w:spacing w:after="10" w:before="0"/>
               <w:ind w:left="120"/>
             </w:pPr>
-            <w:hyperlink w:history="1" r:id="rIdv0aoaxaersop3qae4ynik">
+            <w:hyperlink w:history="1" r:id="rIdn2drbhd0shokqce1fedtw">
               <w:r>
                 <w:rPr>
                   <w:rFonts w:ascii="Arial" w:cs="Arial" w:eastAsia="Arial" w:hAnsi="Arial"/>
@@ -24090,7 +24090,7 @@
         </w:rPr>
         <w:t xml:space="preserve">© 2026 SeaVuria and ARES. Aligned with KICD objectives. Developed by SeaVuria; technical implementation by ARES (with AI assistance from Claude). Licensed under </w:t>
       </w:r>
-      <w:hyperlink w:history="1" r:id="rIdlkag_4c4ax9exuu5yylcu">
+      <w:hyperlink w:history="1" r:id="rIdwdblo5sxjc7sq_hpjeygw">
         <w:r>
           <w:rPr>
             <w:rFonts w:ascii="Arial" w:cs="Arial" w:eastAsia="Arial" w:hAnsi="Arial"/>
@@ -24111,7 +24111,7 @@
         </w:rPr>
         <w:t xml:space="preserve"> (</w:t>
       </w:r>
-      <w:hyperlink w:history="1" r:id="rIdnv4rmc2dcdo_xg3fmlpor">
+      <w:hyperlink w:history="1" r:id="rIdpitum5d67tjvtmc_f198b">
         <w:r>
           <w:rPr>
             <w:rFonts w:ascii="Arial" w:cs="Arial" w:eastAsia="Arial" w:hAnsi="Arial"/>
@@ -24962,7 +24962,7 @@
                 <w:sz w:val="18"/>
                 <w:szCs w:val="18"/>
               </w:rPr>
-              <w:t xml:space="preserve">In Act 2 (the Probability Report), the class returns to Kamau's anchoring phenomenon. Using his complete 20-trip tally (passenger counts: 6, 9, 14, 11, 14, 8, 14, 12, 7, 14, 10, 14, 13, 6, 14, 9, 14, 11, 8, 14), learners count that 8 out of 20 trips were fully booked (count = 14), giving an experimental probability of P(full trip) = 8/20 = 0.4. They then build a theoretical model: if each of the 14 seats is filled independently with probability p = 10/14 ≈ 0.714 (derived in Lesson 4), the probability that ALL 14 are filled is (10/14)^14 ≈ 0.021 — far below 0.4 — revealing that the seats are NOT filled independently (boarding is clustered: school groups, market days, word-of-mouth). This mismatch is the richest mathematical moment of the unit: it shows that real data can falsify a model, and a better model (e.g., treating the trip as a single event with P = 0.4 estimated from data) is more useful for Kamau's planning. Learners write a structured one-page Probability Report advising Kamau: on 40% of trips he should expect a full bus; he should plan to run a second vehicle roughly 2 out of every 5 morning departures; and he cannot predict any single trip with certainty but can budget staffing across a working week.</w:t>
+              <w:t xml:space="preserve">In Act 2 (the Probability Report), the class returns to Kamau's anchoring phenomenon. Using his complete 20-trip tally (passenger counts: 6, 9, 14, 11, 14, 8, 14, 12, 7, 14, 10, 14, 13, 6, 14, 9, 14, 11, 8, 14), learners count that 8 out of 20 trips were fully booked (count = 14), giving an experimental probability of P(full trip) = 8/20 = 0.4. They then build a theoretical model: if each of the 14 seats is filled independently with probability p = 10/14 ≈ 0.714 (derived in Lesson 4), the probability that ALL 14 are filled is (10/14)^14 ≈ 0.009 — far below 0.4 — revealing that the seats are NOT filled independently (boarding is clustered: school groups, market days, word-of-mouth). This mismatch is the richest mathematical moment of the unit: it shows that real data can falsify a model, and a better model (e.g., treating the trip as a single event with P = 0.4 estimated from data) is more useful for Kamau's planning. Learners write a structured one-page Probability Report advising Kamau: on 40% of trips he should expect a full bus; he should plan to run a second vehicle roughly 2 out of every 5 morning departures; and he cannot predict any single trip with certainty but can budget staffing across a working week.</w:t>
             </w:r>
           </w:p>
           <w:p>
@@ -25283,7 +25283,7 @@
             <w:pPr>
               <w:spacing w:after="20" w:before="0"/>
             </w:pPr>
-            <w:hyperlink w:history="1" r:id="rIdvabprmikgkbbagvpc0_hd">
+            <w:hyperlink w:history="1" r:id="rIduidzu5q892vopndohnwwm">
               <w:r>
                 <w:rPr>
                   <w:rFonts w:ascii="Arial" w:cs="Arial" w:eastAsia="Arial" w:hAnsi="Arial"/>
@@ -25316,7 +25316,7 @@
               <w:spacing w:after="10" w:before="0"/>
               <w:ind w:left="120"/>
             </w:pPr>
-            <w:hyperlink w:history="1" r:id="rId-fopoetpw0icvejq3y1eq">
+            <w:hyperlink w:history="1" r:id="rIdondrx42kxae5j2br4fchh">
               <w:r>
                 <w:rPr>
                   <w:rFonts w:ascii="Arial" w:cs="Arial" w:eastAsia="Arial" w:hAnsi="Arial"/>
@@ -25361,7 +25361,7 @@
             <w:pPr>
               <w:spacing w:after="20" w:before="0"/>
             </w:pPr>
-            <w:hyperlink w:history="1" r:id="rIdoapnjinxaepzikgnr9cat">
+            <w:hyperlink w:history="1" r:id="rIdyvvukkmgldatfrh3td5xr">
               <w:r>
                 <w:rPr>
                   <w:rFonts w:ascii="Arial" w:cs="Arial" w:eastAsia="Arial" w:hAnsi="Arial"/>
@@ -25394,7 +25394,7 @@
               <w:spacing w:after="10" w:before="0"/>
               <w:ind w:left="120"/>
             </w:pPr>
-            <w:hyperlink w:history="1" r:id="rIdbjdbhxq2vtymcqtlnq8a8">
+            <w:hyperlink w:history="1" r:id="rIdvexh4iocexg6o12qmwkjg">
               <w:r>
                 <w:rPr>
                   <w:rFonts w:ascii="Arial" w:cs="Arial" w:eastAsia="Arial" w:hAnsi="Arial"/>
@@ -25589,7 +25589,7 @@
             <w:pPr>
               <w:spacing w:after="20" w:before="0"/>
             </w:pPr>
-            <w:hyperlink w:history="1" r:id="rIdsgyi0lnesvbrlmkzficvm">
+            <w:hyperlink w:history="1" r:id="rIdqthzsdmwr-wqmjyjkwvmq">
               <w:r>
                 <w:rPr>
                   <w:rFonts w:ascii="Arial" w:cs="Arial" w:eastAsia="Arial" w:hAnsi="Arial"/>
@@ -25622,7 +25622,7 @@
               <w:spacing w:after="10" w:before="0"/>
               <w:ind w:left="120"/>
             </w:pPr>
-            <w:hyperlink w:history="1" r:id="rId54hzcljiug0azptdtlpxo">
+            <w:hyperlink w:history="1" r:id="rIdxheryclov9b2xnx4zal1l">
               <w:r>
                 <w:rPr>
                   <w:rFonts w:ascii="Arial" w:cs="Arial" w:eastAsia="Arial" w:hAnsi="Arial"/>
@@ -25667,7 +25667,7 @@
             <w:pPr>
               <w:spacing w:after="20" w:before="0"/>
             </w:pPr>
-            <w:hyperlink w:history="1" r:id="rIdtgb_dm-m8ao8kjpcyjzgy">
+            <w:hyperlink w:history="1" r:id="rId_fg49tz5__akdz0gy_4r9">
               <w:r>
                 <w:rPr>
                   <w:rFonts w:ascii="Arial" w:cs="Arial" w:eastAsia="Arial" w:hAnsi="Arial"/>
@@ -25700,7 +25700,7 @@
               <w:spacing w:after="10" w:before="0"/>
               <w:ind w:left="120"/>
             </w:pPr>
-            <w:hyperlink w:history="1" r:id="rIdl9pbqmzi6stkb7kvx2pmh">
+            <w:hyperlink w:history="1" r:id="rIdgu4gitjwo-rr_aj9brcsj">
               <w:r>
                 <w:rPr>
                   <w:rFonts w:ascii="Arial" w:cs="Arial" w:eastAsia="Arial" w:hAnsi="Arial"/>
@@ -25774,7 +25774,7 @@
                 <w:sz w:val="18"/>
                 <w:szCs w:val="18"/>
               </w:rPr>
-              <w:t xml:space="preserve">ACT 1 setup: Distribute Game Design Brief cards. Say: 'Your task is to design a probability game for a school fete — like the fetes at Nairobi School, Starehe Boys, or your own school. The game must be mathematically fair. You have 15 minutes. Use any of the probability tools from Lessons 1 to 7.' [WAIT TIME: allow 15 minutes of genuine group work — circulate and ask probing questions: 'How do you know your sample space is complete?', 'What does the Addition Law say about these two outcomes?', 'Is this game fair — what calculation proves it?'] After 15 minutes: 'Stop writing. Rotate your sheets clockwise. You are now a probability judge. Your job: check the maths, find any errors, and write a fairness verdict with calculations. You have 8 minutes.' [WAIT TIME: 8 minutes.] After rotation: cold-call 2 groups to share the most interesting fairness concern they found. Say: 'Good. You have just done what a professional statistician does — design, then audit.' ACT 2 setup: Project Kamau's data. Say: 'Let us now return to where we began. Here is Kamau's complete notebook.' Point to the 20 trip counts. Ask: 'How many of these trips were fully booked? Count them now.' [WAIT TIME: 30 seconds.] Cold-call 1 student. Confirm: 8 trips show count = 14. Write on board: P(full trip, experimental) = 8/20 = 0.4. Then say: 'Now here is a challenge. In Lesson 4, we said the probability that any single seat is occupied is about 10/14. If the 14 seats fill independently, what is the theoretical probability that ALL 14 are occupied?' [WAIT TIME: 2 minutes for individual calculation.] Cold-call 2 students. Guide toward (10/14)^14 ≈ 0.021. Write both values on the board side by side: EXPERIMENTAL = 0.4, THEORETICAL (independent model) = 0.021. Say: 'These are very different. Why? Discuss with your partner for 90 seconds.' [WAIT TIME: 90 seconds.] Cold-call 3 pairs. Confirm: seats do not fill independently — market days, school trips, and social groups cause clustering. Say: 'Now write your Probability Report for Kamau. Use the three headings on the board. You have 15 minutes.'</w:t>
+              <w:t xml:space="preserve">ACT 1 setup: Distribute Game Design Brief cards. Say: 'Your task is to design a probability game for a school fete — like the fetes at Nairobi School, Starehe Boys, or your own school. The game must be mathematically fair. You have 15 minutes. Use any of the probability tools from Lessons 1 to 7.' [WAIT TIME: allow 15 minutes of genuine group work — circulate and ask probing questions: 'How do you know your sample space is complete?', 'What does the Addition Law say about these two outcomes?', 'Is this game fair — what calculation proves it?'] After 15 minutes: 'Stop writing. Rotate your sheets clockwise. You are now a probability judge. Your job: check the maths, find any errors, and write a fairness verdict with calculations. You have 8 minutes.' [WAIT TIME: 8 minutes.] After rotation: cold-call 2 groups to share the most interesting fairness concern they found. Say: 'Good. You have just done what a professional statistician does — design, then audit.' ACT 2 setup: Project Kamau's data. Say: 'Let us now return to where we began. Here is Kamau's complete notebook.' Point to the 20 trip counts. Ask: 'How many of these trips were fully booked? Count them now.' [WAIT TIME: 30 seconds.] Cold-call 1 student. Confirm: 8 trips show count = 14. Write on board: P(full trip, experimental) = 8/20 = 0.4. Then say: 'Now here is a challenge. In Lesson 4, we said the probability that any single seat is occupied is about 10/14. If the 14 seats fill independently, what is the theoretical probability that ALL 14 are occupied?' [WAIT TIME: 2 minutes for individual calculation.] Cold-call 2 students. Guide toward (10/14)^14 ≈ 0.009. Write both values on the board side by side: EXPERIMENTAL = 0.4, THEORETICAL (independent model) = 0.009. Say: 'These are very different. Why? Discuss with your partner for 90 seconds.' [WAIT TIME: 90 seconds.] Cold-call 3 pairs. Confirm: seats do not fill independently — market days, school trips, and social groups cause clustering. Say: 'Now write your Probability Report for Kamau. Use the three headings on the board. You have 15 minutes.'</w:t>
             </w:r>
           </w:p>
         </w:tc>
@@ -25806,7 +25806,7 @@
                 <w:sz w:val="18"/>
                 <w:szCs w:val="18"/>
               </w:rPr>
-              <w:t xml:space="preserve">Design-Then-Audit (Game Design + Peer Evaluation): designing a game requires learners to produce probability knowledge, while auditing a peer's game requires them to evaluate it — two different cognitive operations that together consolidate the Addition and Multiplication Laws more deeply than passive practice. Model-Data Mismatch as a Sensemaking Engine: displaying the experimental value (0.4) alongside the naive theoretical prediction (0.021) creates productive dissonance — learners must reason about WHY the model fails, which deepens understanding of independence as an assumption, not a given.</w:t>
+              <w:t xml:space="preserve">Design-Then-Audit (Game Design + Peer Evaluation): designing a game requires learners to produce probability knowledge, while auditing a peer's game requires them to evaluate it — two different cognitive operations that together consolidate the Addition and Multiplication Laws more deeply than passive practice. Model-Data Mismatch as a Sensemaking Engine: displaying the experimental value (0.4) alongside the naive theoretical prediction (0.009) creates productive dissonance — learners must reason about WHY the model fails, which deepens understanding of independence as an assumption, not a given.</w:t>
             </w:r>
           </w:p>
         </w:tc>
@@ -25895,7 +25895,7 @@
             <w:pPr>
               <w:spacing w:after="20" w:before="0"/>
             </w:pPr>
-            <w:hyperlink w:history="1" r:id="rIdfgxip8ulkveerxkzdrn_t">
+            <w:hyperlink w:history="1" r:id="rIdoyipbomz_vkd5bnj6rg6h">
               <w:r>
                 <w:rPr>
                   <w:rFonts w:ascii="Arial" w:cs="Arial" w:eastAsia="Arial" w:hAnsi="Arial"/>
@@ -25928,7 +25928,7 @@
               <w:spacing w:after="10" w:before="0"/>
               <w:ind w:left="120"/>
             </w:pPr>
-            <w:hyperlink w:history="1" r:id="rIdbmavdaj0cwvyhwzc-otwr">
+            <w:hyperlink w:history="1" r:id="rId2gdilgwgu3y3z1m8ftnrc">
               <w:r>
                 <w:rPr>
                   <w:rFonts w:ascii="Arial" w:cs="Arial" w:eastAsia="Arial" w:hAnsi="Arial"/>
@@ -25973,7 +25973,7 @@
             <w:pPr>
               <w:spacing w:after="20" w:before="0"/>
             </w:pPr>
-            <w:hyperlink w:history="1" r:id="rIdwl6b6sbvsil5o1i84ddvm">
+            <w:hyperlink w:history="1" r:id="rIdq0g6dbuo9y3wnorlijxcg">
               <w:r>
                 <w:rPr>
                   <w:rFonts w:ascii="Arial" w:cs="Arial" w:eastAsia="Arial" w:hAnsi="Arial"/>
@@ -26006,7 +26006,7 @@
               <w:spacing w:after="10" w:before="0"/>
               <w:ind w:left="120"/>
             </w:pPr>
-            <w:hyperlink w:history="1" r:id="rIdpkzm6_rdppsdj7r1gt0h3">
+            <w:hyperlink w:history="1" r:id="rIdifzka2rutye2vonampten">
               <w:r>
                 <w:rPr>
                   <w:rFonts w:ascii="Arial" w:cs="Arial" w:eastAsia="Arial" w:hAnsi="Arial"/>
@@ -26201,7 +26201,7 @@
             <w:pPr>
               <w:spacing w:after="20" w:before="0"/>
             </w:pPr>
-            <w:hyperlink w:history="1" r:id="rId4qjigpt2mip2pljy5zkpi">
+            <w:hyperlink w:history="1" r:id="rIdx_ki2vshyrw8ttan_d8jy">
               <w:r>
                 <w:rPr>
                   <w:rFonts w:ascii="Arial" w:cs="Arial" w:eastAsia="Arial" w:hAnsi="Arial"/>
@@ -26234,7 +26234,7 @@
               <w:spacing w:after="10" w:before="0"/>
               <w:ind w:left="120"/>
             </w:pPr>
-            <w:hyperlink w:history="1" r:id="rIded-as2ryxb7ekplgzknsv">
+            <w:hyperlink w:history="1" r:id="rIdgrfevumx7lixrn9s68u1l">
               <w:r>
                 <w:rPr>
                   <w:rFonts w:ascii="Arial" w:cs="Arial" w:eastAsia="Arial" w:hAnsi="Arial"/>
@@ -26279,7 +26279,7 @@
             <w:pPr>
               <w:spacing w:after="20" w:before="0"/>
             </w:pPr>
-            <w:hyperlink w:history="1" r:id="rIdf8hi54m2wwewyogyynmtr">
+            <w:hyperlink w:history="1" r:id="rIdis9mhajp6n9q4dy_rq-hx">
               <w:r>
                 <w:rPr>
                   <w:rFonts w:ascii="Arial" w:cs="Arial" w:eastAsia="Arial" w:hAnsi="Arial"/>
@@ -26312,7 +26312,7 @@
               <w:spacing w:after="10" w:before="0"/>
               <w:ind w:left="120"/>
             </w:pPr>
-            <w:hyperlink w:history="1" r:id="rIdfzhl9mkfxjyfp_owt67f-">
+            <w:hyperlink w:history="1" r:id="rIdoj36joklcuhxxrd94r3ds">
               <w:r>
                 <w:rPr>
                   <w:rFonts w:ascii="Arial" w:cs="Arial" w:eastAsia="Arial" w:hAnsi="Arial"/>
@@ -26507,7 +26507,7 @@
             <w:pPr>
               <w:spacing w:after="20" w:before="0"/>
             </w:pPr>
-            <w:hyperlink w:history="1" r:id="rId8cgwyltpvtfs8ioags74j">
+            <w:hyperlink w:history="1" r:id="rIdq-82f5yycr2qh_nfbl0n9">
               <w:r>
                 <w:rPr>
                   <w:rFonts w:ascii="Arial" w:cs="Arial" w:eastAsia="Arial" w:hAnsi="Arial"/>
@@ -26540,7 +26540,7 @@
               <w:spacing w:after="10" w:before="0"/>
               <w:ind w:left="120"/>
             </w:pPr>
-            <w:hyperlink w:history="1" r:id="rIdn6qxownrh-zzeto4n9dcw">
+            <w:hyperlink w:history="1" r:id="rIdibjslaq8j4tgwm45vgvhn">
               <w:r>
                 <w:rPr>
                   <w:rFonts w:ascii="Arial" w:cs="Arial" w:eastAsia="Arial" w:hAnsi="Arial"/>
@@ -26585,7 +26585,7 @@
             <w:pPr>
               <w:spacing w:after="20" w:before="0"/>
             </w:pPr>
-            <w:hyperlink w:history="1" r:id="rIdmsagcgtupa_ma8alzevo5">
+            <w:hyperlink w:history="1" r:id="rIdxyfb64n8h80i4o92wakfp">
               <w:r>
                 <w:rPr>
                   <w:rFonts w:ascii="Arial" w:cs="Arial" w:eastAsia="Arial" w:hAnsi="Arial"/>
@@ -26618,7 +26618,7 @@
               <w:spacing w:after="10" w:before="0"/>
               <w:ind w:left="120"/>
             </w:pPr>
-            <w:hyperlink w:history="1" r:id="rIdocmmvcpksdkwbts_7q5fr">
+            <w:hyperlink w:history="1" r:id="rIdlqyxoixqv9vtsc8iruhl3">
               <w:r>
                 <w:rPr>
                   <w:rFonts w:ascii="Arial" w:cs="Arial" w:eastAsia="Arial" w:hAnsi="Arial"/>
@@ -26868,7 +26868,7 @@
                 <w:sz w:val="18"/>
                 <w:szCs w:val="18"/>
               </w:rPr>
-              <w:t xml:space="preserve">2. When learners compared the experimental probability (0.4) to the naive independent-seats theoretical model (≈0.021), how many students were genuinely surprised by the mismatch? Did they articulate a meaningful real-world reason for the discrepancy (e.g., clustering due to market days or school groups), or did they remain confused? What follow-up is needed?</w:t>
+              <w:t xml:space="preserve">2. When learners compared the experimental probability (0.4) to the naive independent-seats theoretical model (≈0.009), how many students were genuinely surprised by the mismatch? Did they articulate a meaningful real-world reason for the discrepancy (e.g., clustering due to market days or school groups), or did they remain confused? What follow-up is needed?</w:t>
             </w:r>
           </w:p>
           <w:p>
@@ -27052,7 +27052,7 @@
                 <w:sz w:val="18"/>
                 <w:szCs w:val="18"/>
               </w:rPr>
-              <w:t xml:space="preserve">Students observed that Kamau's 20-trip dataset yields an experimental probability of 8/20 = 0.4 for a fully booked trip, and that this value is dramatically different from what a naive independent-seats model predicts (≈0.021) — revealing that real passenger boarding is clustered, not independent. Students also observed, through peer game evaluation, that a game is only mathematically fair when every player's theoretical probability of winning is equal, and that this must be proven with a calculation, not assumed.</w:t>
+              <w:t xml:space="preserve">Students observed that Kamau's 20-trip dataset yields an experimental probability of 8/20 = 0.4 for a fully booked trip, and that this value is dramatically different from what a naive independent-seats model predicts (≈0.009) — revealing that real passenger boarding is clustered, not independent. Students also observed, through peer game evaluation, that a game is only mathematically fair when every player's theoretical probability of winning is equal, and that this must be proven with a calculation, not assumed.</w:t>
             </w:r>
           </w:p>
         </w:tc>
@@ -27206,7 +27206,7 @@
         </w:rPr>
         <w:t xml:space="preserve">© 2026 SeaVuria and ARES. Aligned with KICD objectives. Developed by SeaVuria; technical implementation by ARES (with AI assistance from Claude). Licensed under </w:t>
       </w:r>
-      <w:hyperlink w:history="1" r:id="rId2kb8gsdowv6udlcthblxh">
+      <w:hyperlink w:history="1" r:id="rIdzqcxuvhkjppxzp5px1800">
         <w:r>
           <w:rPr>
             <w:rFonts w:ascii="Arial" w:cs="Arial" w:eastAsia="Arial" w:hAnsi="Arial"/>
@@ -27227,7 +27227,7 @@
         </w:rPr>
         <w:t xml:space="preserve"> (</w:t>
       </w:r>
-      <w:hyperlink w:history="1" r:id="rIdrrvoxzw1rxja4civ-g-yc">
+      <w:hyperlink w:history="1" r:id="rIdkhl4m7_2ynu9m2jolvgv7">
         <w:r>
           <w:rPr>
             <w:rFonts w:ascii="Arial" w:cs="Arial" w:eastAsia="Arial" w:hAnsi="Arial"/>

--- a/data/outputs/v2/Core_Mathematics/SS3.2_Probability_I/Core_Mathematics_Probability_I_CBE_LessonSequence.docx
+++ b/data/outputs/v2/Core_Mathematics/SS3.2_Probability_I/Core_Mathematics_Probability_I_CBE_LessonSequence.docx
@@ -2458,7 +2458,7 @@
         </w:rPr>
         <w:t xml:space="preserve">© 2026 SeaVuria and ARES. This work is licensed under a </w:t>
       </w:r>
-      <w:hyperlink w:history="1" r:id="rId-d9dfacc6qkqrq4wl7r3f">
+      <w:hyperlink w:history="1" r:id="rIdkjyk5iacfvtjh1_duv6n7">
         <w:r>
           <w:rPr>
             <w:rFonts w:ascii="Arial" w:cs="Arial" w:eastAsia="Arial" w:hAnsi="Arial"/>
@@ -2478,7 +2478,7 @@
         </w:rPr>
         <w:t xml:space="preserve"> (</w:t>
       </w:r>
-      <w:hyperlink w:history="1" r:id="rIdprbf2gda2ynmmu_taxbtt">
+      <w:hyperlink w:history="1" r:id="rIdny1zeermnapruzy2esbk1">
         <w:r>
           <w:rPr>
             <w:rFonts w:ascii="Arial" w:cs="Arial" w:eastAsia="Arial" w:hAnsi="Arial"/>
@@ -2498,7 +2498,7 @@
         </w:rPr>
         <w:t xml:space="preserve">). To view a copy of this license, visit </w:t>
       </w:r>
-      <w:hyperlink w:history="1" r:id="rIdmsf8r7ixqxqcejf_eq57d">
+      <w:hyperlink w:history="1" r:id="rIdyx6-41fjl3jvyr1czm7lw">
         <w:r>
           <w:rPr>
             <w:rFonts w:ascii="Arial" w:cs="Arial" w:eastAsia="Arial" w:hAnsi="Arial"/>
@@ -3510,7 +3510,7 @@
             <w:pPr>
               <w:spacing w:after="20" w:before="0"/>
             </w:pPr>
-            <w:hyperlink w:history="1" r:id="rIdt4tqfsfdrdfvmbtaunzsr">
+            <w:hyperlink w:history="1" r:id="rId_cxboucrasgzqa8cjqp2h">
               <w:r>
                 <w:rPr>
                   <w:rFonts w:ascii="Arial" w:cs="Arial" w:eastAsia="Arial" w:hAnsi="Arial"/>
@@ -3543,7 +3543,7 @@
               <w:spacing w:after="10" w:before="0"/>
               <w:ind w:left="120"/>
             </w:pPr>
-            <w:hyperlink w:history="1" r:id="rIdg6wqs6p6_rk2u9euqga1i">
+            <w:hyperlink w:history="1" r:id="rIdpicvkaqcxqpgk_otikciu">
               <w:r>
                 <w:rPr>
                   <w:rFonts w:ascii="Arial" w:cs="Arial" w:eastAsia="Arial" w:hAnsi="Arial"/>
@@ -3588,7 +3588,7 @@
             <w:pPr>
               <w:spacing w:after="20" w:before="0"/>
             </w:pPr>
-            <w:hyperlink w:history="1" r:id="rIdzifmrjxflfadbencepnuj">
+            <w:hyperlink w:history="1" r:id="rId8evrpzubexfpc6g9f45x0">
               <w:r>
                 <w:rPr>
                   <w:rFonts w:ascii="Arial" w:cs="Arial" w:eastAsia="Arial" w:hAnsi="Arial"/>
@@ -3621,7 +3621,7 @@
               <w:spacing w:after="10" w:before="0"/>
               <w:ind w:left="120"/>
             </w:pPr>
-            <w:hyperlink w:history="1" r:id="rIde9_mx9xwyjsjiqj_qfakp">
+            <w:hyperlink w:history="1" r:id="rIdhn8bx-_5mxmd5zd6m-ryi">
               <w:r>
                 <w:rPr>
                   <w:rFonts w:ascii="Arial" w:cs="Arial" w:eastAsia="Arial" w:hAnsi="Arial"/>
@@ -3930,7 +3930,7 @@
             <w:pPr>
               <w:spacing w:after="20" w:before="0"/>
             </w:pPr>
-            <w:hyperlink w:history="1" r:id="rIdv5t97txaclxstivryokma">
+            <w:hyperlink w:history="1" r:id="rIdbrtv2_3yirj_paq5i75fs">
               <w:r>
                 <w:rPr>
                   <w:rFonts w:ascii="Arial" w:cs="Arial" w:eastAsia="Arial" w:hAnsi="Arial"/>
@@ -3963,7 +3963,7 @@
               <w:spacing w:after="10" w:before="0"/>
               <w:ind w:left="120"/>
             </w:pPr>
-            <w:hyperlink w:history="1" r:id="rIdg-upzy8amgma3yrll_wnp">
+            <w:hyperlink w:history="1" r:id="rIdrvwmdtzqeg6vkx3dk6phv">
               <w:r>
                 <w:rPr>
                   <w:rFonts w:ascii="Arial" w:cs="Arial" w:eastAsia="Arial" w:hAnsi="Arial"/>
@@ -4008,7 +4008,7 @@
             <w:pPr>
               <w:spacing w:after="20" w:before="0"/>
             </w:pPr>
-            <w:hyperlink w:history="1" r:id="rIdusphnsjmpmohkn2s0vyfz">
+            <w:hyperlink w:history="1" r:id="rIdao77g-_yqvkaennpmxmom">
               <w:r>
                 <w:rPr>
                   <w:rFonts w:ascii="Arial" w:cs="Arial" w:eastAsia="Arial" w:hAnsi="Arial"/>
@@ -4041,7 +4041,7 @@
               <w:spacing w:after="10" w:before="0"/>
               <w:ind w:left="120"/>
             </w:pPr>
-            <w:hyperlink w:history="1" r:id="rIdfae3ywadr1t3nntxxquwt">
+            <w:hyperlink w:history="1" r:id="rIdc0s15b0ol5k9fwly3a7ml">
               <w:r>
                 <w:rPr>
                   <w:rFonts w:ascii="Arial" w:cs="Arial" w:eastAsia="Arial" w:hAnsi="Arial"/>
@@ -4464,7 +4464,7 @@
             <w:pPr>
               <w:spacing w:after="20" w:before="0"/>
             </w:pPr>
-            <w:hyperlink w:history="1" r:id="rIdofovwmevjkg2s_b6qk5pv">
+            <w:hyperlink w:history="1" r:id="rIdawb-r7jqqxcqxeei1vrti">
               <w:r>
                 <w:rPr>
                   <w:rFonts w:ascii="Arial" w:cs="Arial" w:eastAsia="Arial" w:hAnsi="Arial"/>
@@ -4497,7 +4497,7 @@
               <w:spacing w:after="10" w:before="0"/>
               <w:ind w:left="120"/>
             </w:pPr>
-            <w:hyperlink w:history="1" r:id="rIdvuwoxaiurqpy57hh5ucwq">
+            <w:hyperlink w:history="1" r:id="rIdey4d-xqrdnawur8jlrjns">
               <w:r>
                 <w:rPr>
                   <w:rFonts w:ascii="Arial" w:cs="Arial" w:eastAsia="Arial" w:hAnsi="Arial"/>
@@ -4542,7 +4542,7 @@
             <w:pPr>
               <w:spacing w:after="20" w:before="0"/>
             </w:pPr>
-            <w:hyperlink w:history="1" r:id="rIdfqt4j1wkk9ucf4jnxhmw1">
+            <w:hyperlink w:history="1" r:id="rIdftegd_he8krsbrpmmikac">
               <w:r>
                 <w:rPr>
                   <w:rFonts w:ascii="Arial" w:cs="Arial" w:eastAsia="Arial" w:hAnsi="Arial"/>
@@ -4575,7 +4575,7 @@
               <w:spacing w:after="10" w:before="0"/>
               <w:ind w:left="120"/>
             </w:pPr>
-            <w:hyperlink w:history="1" r:id="rId2vssffbixfdlwkczqrniu">
+            <w:hyperlink w:history="1" r:id="rIdlqckpyvxgjquvjhjsoeug">
               <w:r>
                 <w:rPr>
                   <w:rFonts w:ascii="Arial" w:cs="Arial" w:eastAsia="Arial" w:hAnsi="Arial"/>
@@ -4960,7 +4960,7 @@
             <w:pPr>
               <w:spacing w:after="20" w:before="0"/>
             </w:pPr>
-            <w:hyperlink w:history="1" r:id="rIdz7ukrsiqftv6ng5t_b_ho">
+            <w:hyperlink w:history="1" r:id="rIdyjpjezqqtqrhtj-tjqn-8">
               <w:r>
                 <w:rPr>
                   <w:rFonts w:ascii="Arial" w:cs="Arial" w:eastAsia="Arial" w:hAnsi="Arial"/>
@@ -4993,7 +4993,7 @@
               <w:spacing w:after="10" w:before="0"/>
               <w:ind w:left="120"/>
             </w:pPr>
-            <w:hyperlink w:history="1" r:id="rIdziq4fvjhyk2ik-ry5sz3p">
+            <w:hyperlink w:history="1" r:id="rIdspiet9wldrewb_njfe_fq">
               <w:r>
                 <w:rPr>
                   <w:rFonts w:ascii="Arial" w:cs="Arial" w:eastAsia="Arial" w:hAnsi="Arial"/>
@@ -5038,7 +5038,7 @@
             <w:pPr>
               <w:spacing w:after="20" w:before="0"/>
             </w:pPr>
-            <w:hyperlink w:history="1" r:id="rIdjlutsfw-obzxxhiluio8i">
+            <w:hyperlink w:history="1" r:id="rId_70mmmgvqrrdkfenvux0x">
               <w:r>
                 <w:rPr>
                   <w:rFonts w:ascii="Arial" w:cs="Arial" w:eastAsia="Arial" w:hAnsi="Arial"/>
@@ -5071,7 +5071,7 @@
               <w:spacing w:after="10" w:before="0"/>
               <w:ind w:left="120"/>
             </w:pPr>
-            <w:hyperlink w:history="1" r:id="rIdnd_fsuoml7e3gwvqcrkrp">
+            <w:hyperlink w:history="1" r:id="rIdtrnwcmy7abzfrqk-7tzth">
               <w:r>
                 <w:rPr>
                   <w:rFonts w:ascii="Arial" w:cs="Arial" w:eastAsia="Arial" w:hAnsi="Arial"/>
@@ -5418,7 +5418,7 @@
             <w:pPr>
               <w:spacing w:after="20" w:before="0"/>
             </w:pPr>
-            <w:hyperlink w:history="1" r:id="rId8phl8j8fra3dtunl5aoiq">
+            <w:hyperlink w:history="1" r:id="rIdpp3azt1aj739ppc4igwvq">
               <w:r>
                 <w:rPr>
                   <w:rFonts w:ascii="Arial" w:cs="Arial" w:eastAsia="Arial" w:hAnsi="Arial"/>
@@ -5467,7 +5467,7 @@
               <w:spacing w:after="10" w:before="0"/>
               <w:ind w:left="120"/>
             </w:pPr>
-            <w:hyperlink w:history="1" r:id="rIdkc1jdc3efi-dcvgvhqnte">
+            <w:hyperlink w:history="1" r:id="rIdqm-jrja34b07y3t8tajei">
               <w:r>
                 <w:rPr>
                   <w:rFonts w:ascii="Arial" w:cs="Arial" w:eastAsia="Arial" w:hAnsi="Arial"/>
@@ -5512,7 +5512,7 @@
             <w:pPr>
               <w:spacing w:after="20" w:before="0"/>
             </w:pPr>
-            <w:hyperlink w:history="1" r:id="rId43kz9rptpxqqytore1lfq">
+            <w:hyperlink w:history="1" r:id="rIdqwlhejsexmnotjed75pqh">
               <w:r>
                 <w:rPr>
                   <w:rFonts w:ascii="Arial" w:cs="Arial" w:eastAsia="Arial" w:hAnsi="Arial"/>
@@ -5561,7 +5561,7 @@
               <w:spacing w:after="10" w:before="0"/>
               <w:ind w:left="120"/>
             </w:pPr>
-            <w:hyperlink w:history="1" r:id="rId45jhl83aqbbd81dlmvdc9">
+            <w:hyperlink w:history="1" r:id="rIdk8zdpv8h0g85_v6hegqai">
               <w:r>
                 <w:rPr>
                   <w:rFonts w:ascii="Arial" w:cs="Arial" w:eastAsia="Arial" w:hAnsi="Arial"/>
@@ -6301,7 +6301,7 @@
         </w:rPr>
         <w:t xml:space="preserve">© 2026 SeaVuria and ARES. Aligned with KICD objectives. Developed by SeaVuria; technical implementation by ARES (with AI assistance from Claude). Licensed under </w:t>
       </w:r>
-      <w:hyperlink w:history="1" r:id="rIduylrj3hwpg0nqhrbwoe4l">
+      <w:hyperlink w:history="1" r:id="rIdthub-2qzxianb0r5ogiqs">
         <w:r>
           <w:rPr>
             <w:rFonts w:ascii="Arial" w:cs="Arial" w:eastAsia="Arial" w:hAnsi="Arial"/>
@@ -6322,7 +6322,7 @@
         </w:rPr>
         <w:t xml:space="preserve"> (</w:t>
       </w:r>
-      <w:hyperlink w:history="1" r:id="rId0pzkrixlrbl24idouw9yp">
+      <w:hyperlink w:history="1" r:id="rIdh3hzms3nifdgld8gxex6t">
         <w:r>
           <w:rPr>
             <w:rFonts w:ascii="Arial" w:cs="Arial" w:eastAsia="Arial" w:hAnsi="Arial"/>
@@ -7418,7 +7418,7 @@
             <w:pPr>
               <w:spacing w:after="20" w:before="0"/>
             </w:pPr>
-            <w:hyperlink w:history="1" r:id="rIdmyrf9eizphumcnom4tukq">
+            <w:hyperlink w:history="1" r:id="rIdfoh58di34fylagmx8ubm9">
               <w:r>
                 <w:rPr>
                   <w:rFonts w:ascii="Arial" w:cs="Arial" w:eastAsia="Arial" w:hAnsi="Arial"/>
@@ -7451,7 +7451,7 @@
               <w:spacing w:after="10" w:before="0"/>
               <w:ind w:left="120"/>
             </w:pPr>
-            <w:hyperlink w:history="1" r:id="rIdqndcrem7uacnuzupgolcd">
+            <w:hyperlink w:history="1" r:id="rIdbamjorfd3oed8drzultpf">
               <w:r>
                 <w:rPr>
                   <w:rFonts w:ascii="Arial" w:cs="Arial" w:eastAsia="Arial" w:hAnsi="Arial"/>
@@ -7496,7 +7496,7 @@
             <w:pPr>
               <w:spacing w:after="20" w:before="0"/>
             </w:pPr>
-            <w:hyperlink w:history="1" r:id="rIdgdttjd0uqsudgyo4nrpbl">
+            <w:hyperlink w:history="1" r:id="rIdsz6qm0jjpo1vcbbhvib0_">
               <w:r>
                 <w:rPr>
                   <w:rFonts w:ascii="Arial" w:cs="Arial" w:eastAsia="Arial" w:hAnsi="Arial"/>
@@ -7529,7 +7529,7 @@
               <w:spacing w:after="10" w:before="0"/>
               <w:ind w:left="120"/>
             </w:pPr>
-            <w:hyperlink w:history="1" r:id="rIdv2qotkmwzwa9uipbog0tg">
+            <w:hyperlink w:history="1" r:id="rId-myklwe666hrt5sro_9s6">
               <w:r>
                 <w:rPr>
                   <w:rFonts w:ascii="Arial" w:cs="Arial" w:eastAsia="Arial" w:hAnsi="Arial"/>
@@ -7724,7 +7724,7 @@
             <w:pPr>
               <w:spacing w:after="20" w:before="0"/>
             </w:pPr>
-            <w:hyperlink w:history="1" r:id="rIdy6wu5gajmkdz1mhuyb6ws">
+            <w:hyperlink w:history="1" r:id="rId_cgf1deahyvlezchcq7fj">
               <w:r>
                 <w:rPr>
                   <w:rFonts w:ascii="Arial" w:cs="Arial" w:eastAsia="Arial" w:hAnsi="Arial"/>
@@ -7757,7 +7757,7 @@
               <w:spacing w:after="10" w:before="0"/>
               <w:ind w:left="120"/>
             </w:pPr>
-            <w:hyperlink w:history="1" r:id="rIdqr5yev8f9mgnu7mq6vdia">
+            <w:hyperlink w:history="1" r:id="rIdvsmmryc0gvyz9zb29xjil">
               <w:r>
                 <w:rPr>
                   <w:rFonts w:ascii="Arial" w:cs="Arial" w:eastAsia="Arial" w:hAnsi="Arial"/>
@@ -7802,7 +7802,7 @@
             <w:pPr>
               <w:spacing w:after="20" w:before="0"/>
             </w:pPr>
-            <w:hyperlink w:history="1" r:id="rIdv8rcdcwkwy0pgmd80lgsl">
+            <w:hyperlink w:history="1" r:id="rIdbqgnwcw4hiliund-jfksg">
               <w:r>
                 <w:rPr>
                   <w:rFonts w:ascii="Arial" w:cs="Arial" w:eastAsia="Arial" w:hAnsi="Arial"/>
@@ -7835,7 +7835,7 @@
               <w:spacing w:after="10" w:before="0"/>
               <w:ind w:left="120"/>
             </w:pPr>
-            <w:hyperlink w:history="1" r:id="rIdlbha28t6nnegwth1k-wpm">
+            <w:hyperlink w:history="1" r:id="rId9cntb1s684dh0iqshqy73">
               <w:r>
                 <w:rPr>
                   <w:rFonts w:ascii="Arial" w:cs="Arial" w:eastAsia="Arial" w:hAnsi="Arial"/>
@@ -7973,7 +7973,7 @@
                 <w:sz w:val="18"/>
                 <w:szCs w:val="18"/>
               </w:rPr>
-              <w:t xml:space="preserve">During circulation, note: (1) Do groups place cards A, B, J at exactly 0 and cards C, D, I at exactly 1 without prompting? (2) Do any groups place card F (fair coin) significantly away from 0.5? (3) Do groups use Kamau's data (8 full trips out of 20 = 0.4 for G; 4 trips with fewer than 8 passengers out of 20 = 0.2 for K) or rely on gut feeling? Groups that do not use the data for G and K need the bridging prompt during circulations. Record group placements on a quick sketch — use these to structure the Explain phase discussion.</w:t>
+              <w:t xml:space="preserve">During circulation, note: (1) Do groups place cards A, B, J at exactly 0 and cards C, D, I at exactly 1 without prompting? (2) Do any groups place card F (fair coin) significantly away from 0.5? (3) Do groups use Kamau's data (8 full trips out of 20 = 0.4 for G; 3 trips with fewer than 8 passengers out of 20 = 0.15 for K) or rely on gut feeling? Groups that do not use the data for G and K need the bridging prompt during circulations. Record group placements on a quick sketch — use these to structure the Explain phase discussion.</w:t>
             </w:r>
           </w:p>
         </w:tc>
@@ -8030,7 +8030,7 @@
             <w:pPr>
               <w:spacing w:after="20" w:before="0"/>
             </w:pPr>
-            <w:hyperlink w:history="1" r:id="rIdrkvkev7ymgmjchmoznuy1">
+            <w:hyperlink w:history="1" r:id="rIdb7kjkoil1juz1a5y3m13n">
               <w:r>
                 <w:rPr>
                   <w:rFonts w:ascii="Arial" w:cs="Arial" w:eastAsia="Arial" w:hAnsi="Arial"/>
@@ -8079,7 +8079,7 @@
               <w:spacing w:after="10" w:before="0"/>
               <w:ind w:left="120"/>
             </w:pPr>
-            <w:hyperlink w:history="1" r:id="rIdcgix6g6fiaqqhsxvkjy0d">
+            <w:hyperlink w:history="1" r:id="rIdbivbz4tnbiqveccsimc_z">
               <w:r>
                 <w:rPr>
                   <w:rFonts w:ascii="Arial" w:cs="Arial" w:eastAsia="Arial" w:hAnsi="Arial"/>
@@ -8124,7 +8124,7 @@
             <w:pPr>
               <w:spacing w:after="20" w:before="0"/>
             </w:pPr>
-            <w:hyperlink w:history="1" r:id="rIdqchw8jovh9hjuophc9ktu">
+            <w:hyperlink w:history="1" r:id="rIdxzqkehti3npy_1dzz3yi9">
               <w:r>
                 <w:rPr>
                   <w:rFonts w:ascii="Arial" w:cs="Arial" w:eastAsia="Arial" w:hAnsi="Arial"/>
@@ -8157,7 +8157,7 @@
               <w:spacing w:after="10" w:before="0"/>
               <w:ind w:left="120"/>
             </w:pPr>
-            <w:hyperlink w:history="1" r:id="rId2hjmfeuudv1yntquiiw2k">
+            <w:hyperlink w:history="1" r:id="rIdvbfrqsd4sb1fesombn_xg">
               <w:r>
                 <w:rPr>
                   <w:rFonts w:ascii="Arial" w:cs="Arial" w:eastAsia="Arial" w:hAnsi="Arial"/>
@@ -8199,7 +8199,7 @@
                 <w:sz w:val="18"/>
                 <w:szCs w:val="18"/>
               </w:rPr>
-              <w:t xml:space="preserve">The teacher draws a large 0-to-1 number line on the board and invites groups to place the agreed class positions for all 12 cards. Learners then copy the formal rule 0 ≤ P(E) ≤ 1 into their books, label the three landmark zones (impossible = 0; certain = 1; uncertain = between 0 and 1), and work through three guided calculations using Kamau's tally: (1) P(Full Bus) = 8/20 = 0.4 (verified from Lesson 1); (2) P(Fewer than 8 passengers) = 4/20 = 0.2; (3) P(Not a full bus) = 12/20 = 0.6. Learners mark all three values on their personal number line and write one sentence explaining why none of them can be less than 0 or greater than 1.</w:t>
+              <w:t xml:space="preserve">The teacher draws a large 0-to-1 number line on the board and invites groups to place the agreed class positions for all 12 cards. Learners then copy the formal rule 0 ≤ P(E) ≤ 1 into their books, label the three landmark zones (impossible = 0; certain = 1; uncertain = between 0 and 1), and work through three guided calculations using Kamau's tally: (1) P(Full Bus) = 8/20 = 0.4 (verified from Lesson 1); (2) P(Fewer than 8 passengers) = 3/20 = 0.15; (3) P(Not a full bus) = 12/20 = 0.6. Learners mark all three values on their personal number line and write one sentence explaining why none of them can be less than 0 or greater than 1.</w:t>
             </w:r>
           </w:p>
         </w:tc>
@@ -8352,7 +8352,7 @@
             <w:pPr>
               <w:spacing w:after="20" w:before="0"/>
             </w:pPr>
-            <w:hyperlink w:history="1" r:id="rIdl0wcfgb67le9d61dgqw0o">
+            <w:hyperlink w:history="1" r:id="rIdp2bbdnhnlsvbg-jgmrkfm">
               <w:r>
                 <w:rPr>
                   <w:rFonts w:ascii="Arial" w:cs="Arial" w:eastAsia="Arial" w:hAnsi="Arial"/>
@@ -8401,7 +8401,7 @@
               <w:spacing w:after="10" w:before="0"/>
               <w:ind w:left="120"/>
             </w:pPr>
-            <w:hyperlink w:history="1" r:id="rId9_4ssihjzrxpi3q2ukyow">
+            <w:hyperlink w:history="1" r:id="rId_fjpizxv11kv8limo5m52">
               <w:r>
                 <w:rPr>
                   <w:rFonts w:ascii="Arial" w:cs="Arial" w:eastAsia="Arial" w:hAnsi="Arial"/>
@@ -8446,7 +8446,7 @@
             <w:pPr>
               <w:spacing w:after="20" w:before="0"/>
             </w:pPr>
-            <w:hyperlink w:history="1" r:id="rId8iw1wr8g9qfhilnknw4-g">
+            <w:hyperlink w:history="1" r:id="rId-4-lvr3ndcfq4xeas_fd4">
               <w:r>
                 <w:rPr>
                   <w:rFonts w:ascii="Arial" w:cs="Arial" w:eastAsia="Arial" w:hAnsi="Arial"/>
@@ -8479,7 +8479,7 @@
               <w:spacing w:after="10" w:before="0"/>
               <w:ind w:left="120"/>
             </w:pPr>
-            <w:hyperlink w:history="1" r:id="rIdy0ltl33cluxxaeei0efgv">
+            <w:hyperlink w:history="1" r:id="rIdq-l0ertujhrzydffmeknl">
               <w:r>
                 <w:rPr>
                   <w:rFonts w:ascii="Arial" w:cs="Arial" w:eastAsia="Arial" w:hAnsi="Arial"/>
@@ -8674,7 +8674,7 @@
             <w:pPr>
               <w:spacing w:after="20" w:before="0"/>
             </w:pPr>
-            <w:hyperlink w:history="1" r:id="rIdbdjb7dzzgkq2fq2y01hav">
+            <w:hyperlink w:history="1" r:id="rIdgfnhtl4cjfuu_tb7859j8">
               <w:r>
                 <w:rPr>
                   <w:rFonts w:ascii="Arial" w:cs="Arial" w:eastAsia="Arial" w:hAnsi="Arial"/>
@@ -8723,7 +8723,7 @@
               <w:spacing w:after="10" w:before="0"/>
               <w:ind w:left="120"/>
             </w:pPr>
-            <w:hyperlink w:history="1" r:id="rId30sy1zgyd3ahepua6u59g">
+            <w:hyperlink w:history="1" r:id="rIdxeaxhqu4pu2lwbridk4ku">
               <w:r>
                 <w:rPr>
                   <w:rFonts w:ascii="Arial" w:cs="Arial" w:eastAsia="Arial" w:hAnsi="Arial"/>
@@ -8768,7 +8768,7 @@
             <w:pPr>
               <w:spacing w:after="20" w:before="0"/>
             </w:pPr>
-            <w:hyperlink w:history="1" r:id="rId-p9zkvuituocdiigg9l94">
+            <w:hyperlink w:history="1" r:id="rIdiwz9azyujmvonhbdphvob">
               <w:r>
                 <w:rPr>
                   <w:rFonts w:ascii="Arial" w:cs="Arial" w:eastAsia="Arial" w:hAnsi="Arial"/>
@@ -8817,7 +8817,7 @@
               <w:spacing w:after="10" w:before="0"/>
               <w:ind w:left="120"/>
             </w:pPr>
-            <w:hyperlink w:history="1" r:id="rId9spllosj7jd8tsbuvqonl">
+            <w:hyperlink w:history="1" r:id="rIdtfj94uw9ojepg15sdw2sk">
               <w:r>
                 <w:rPr>
                   <w:rFonts w:ascii="Arial" w:cs="Arial" w:eastAsia="Arial" w:hAnsi="Arial"/>
@@ -8859,7 +8859,7 @@
                 <w:sz w:val="18"/>
                 <w:szCs w:val="18"/>
               </w:rPr>
-              <w:t xml:space="preserve">Learners open to their cumulative probability model in their exercise books (started in Lesson 1 as a sketch of Kamau's notebook with a frequency bar). They now ADD a clearly labelled 0-to-1 number line below the notebook sketch. On this line, they mark and label at least four points: P(impossible event) = 0; P(Full Bus from Kamau's data) = 0.4; P(Not Full Bus) = 0.6; P(certain event) = 1. They also write one 'model update sentence': 'Every probability value from Kamau's notebook is a fraction between 0 and 1, showing how likely each outcome is — 0 means it cannot happen, 1 means it must happen, and Kamau's bus being full (0.4) sits closer to unlikely than to certain.' Learners who finish early add a fifth point: P(Fewer than 8 passengers) = 0.2.</w:t>
+              <w:t xml:space="preserve">Learners open to their cumulative probability model in their exercise books (started in Lesson 1 as a sketch of Kamau's notebook with a frequency bar). They now ADD a clearly labelled 0-to-1 number line below the notebook sketch. On this line, they mark and label at least four points: P(impossible event) = 0; P(Full Bus from Kamau's data) = 0.4; P(Not Full Bus) = 0.6; P(certain event) = 1. They also write one 'model update sentence': 'Every probability value from Kamau's notebook is a fraction between 0 and 1, showing how likely each outcome is — 0 means it cannot happen, 1 means it must happen, and Kamau's bus being full (0.4) sits closer to unlikely than to certain.' Learners who finish early add a fifth point: P(Fewer than 8 passengers) = 0.15.</w:t>
             </w:r>
           </w:p>
         </w:tc>
@@ -9048,7 +9048,7 @@
                 <w:sz w:val="18"/>
                 <w:szCs w:val="18"/>
               </w:rPr>
-              <w:t xml:space="preserve">1. During the card-sorting activity, did all groups use Kamau's tally data (8/20 and 4/20) to place cards G and K, or did most groups rely on intuition? If intuition dominated, how will I build a stronger bridge between raw frequency data and the probability scale in Lesson 3?\n2. Which of the 12 event-cards generated the most disagreement, and does that disagreement reveal a specific misconception (e.g., confusing 'very unlikely' with 'impossible') that I need to address explicitly at the start of Lesson 3?\n3. When I introduced the formal inequality 0 ≤ P(E) ≤ 1, did learners connect both boundary conditions (P = 0 AND P = 1) with equal confidence, or did they find one boundary more intuitive than the other? What adjustment to the Explain phase would help the less-intuitive boundary?\n4. Looking at the DQB sticky notes collected today, what is the most common type of student question — boundary questions, data questions, or misconception questions — and how does this inform the opening hook I will use in Lesson 3?\n5. In the Model Building phase, how many learners misplaced 0.4 or 0.6 on their number lines during the peer-check? If more than one-quarter of the class showed fraction-placement errors, do I need to insert a brief number-line fluency warm-up at the start of Lesson 3 before moving to sample space?</w:t>
+              <w:t xml:space="preserve">1. During the card-sorting activity, did all groups use Kamau's tally data (8/20 and 3/20) to place cards G and K, or did most groups rely on intuition? If intuition dominated, how will I build a stronger bridge between raw frequency data and the probability scale in Lesson 3?\n2. Which of the 12 event-cards generated the most disagreement, and does that disagreement reveal a specific misconception (e.g., confusing 'very unlikely' with 'impossible') that I need to address explicitly at the start of Lesson 3?\n3. When I introduced the formal inequality 0 ≤ P(E) ≤ 1, did learners connect both boundary conditions (P = 0 AND P = 1) with equal confidence, or did they find one boundary more intuitive than the other? What adjustment to the Explain phase would help the less-intuitive boundary?\n4. Looking at the DQB sticky notes collected today, what is the most common type of student question — boundary questions, data questions, or misconception questions — and how does this inform the opening hook I will use in Lesson 3?\n5. In the Model Building phase, how many learners misplaced 0.4 or 0.6 on their number lines during the peer-check? If more than one-quarter of the class showed fraction-placement errors, do I need to insert a brief number-line fluency warm-up at the start of Lesson 3 before moving to sample space?</w:t>
             </w:r>
           </w:p>
         </w:tc>
@@ -9175,7 +9175,7 @@
                 <w:sz w:val="18"/>
                 <w:szCs w:val="18"/>
               </w:rPr>
-              <w:t xml:space="preserve">We sorted 12 Kenyan real-life events — from a matatu carrying 20 passengers in a 14-seater (impossible) to the sun rising tomorrow in Nairobi (certain) — onto a number line from 0 to 1. We also placed Kamau's calculated probabilities (P(Full Bus) = 0.4, P(Not Full) = 0.6, P(Fewer than 8) = 0.2) on the same line.</w:t>
+              <w:t xml:space="preserve">We sorted 12 Kenyan real-life events — from a matatu carrying 20 passengers in a 14-seater (impossible) to the sun rising tomorrow in Nairobi (certain) — onto a number line from 0 to 1. We also placed Kamau's calculated probabilities (P(Full Bus) = 0.4, P(Not Full) = 0.6, P(Fewer than 8) = 0.15) on the same line.</w:t>
             </w:r>
           </w:p>
         </w:tc>
@@ -9329,7 +9329,7 @@
         </w:rPr>
         <w:t xml:space="preserve">© 2026 SeaVuria and ARES. Aligned with KICD objectives. Developed by SeaVuria; technical implementation by ARES (with AI assistance from Claude). Licensed under </w:t>
       </w:r>
-      <w:hyperlink w:history="1" r:id="rId5f1phfcg0dfp3-jze4pza">
+      <w:hyperlink w:history="1" r:id="rIdbckdiy6cjpgkzrpa_cvbg">
         <w:r>
           <w:rPr>
             <w:rFonts w:ascii="Arial" w:cs="Arial" w:eastAsia="Arial" w:hAnsi="Arial"/>
@@ -9350,7 +9350,7 @@
         </w:rPr>
         <w:t xml:space="preserve"> (</w:t>
       </w:r>
-      <w:hyperlink w:history="1" r:id="rIdytqob8cviurnpzkc5cxtn">
+      <w:hyperlink w:history="1" r:id="rIdhvp_wtauckrjr3lxcr_pc">
         <w:r>
           <w:rPr>
             <w:rFonts w:ascii="Arial" w:cs="Arial" w:eastAsia="Arial" w:hAnsi="Arial"/>
@@ -10363,7 +10363,7 @@
             <w:pPr>
               <w:spacing w:after="20" w:before="0"/>
             </w:pPr>
-            <w:hyperlink w:history="1" r:id="rIdpz0yvcadeg0qhm_6h0kr0">
+            <w:hyperlink w:history="1" r:id="rIddwurmqpmf8lxpaxcbehjk">
               <w:r>
                 <w:rPr>
                   <w:rFonts w:ascii="Arial" w:cs="Arial" w:eastAsia="Arial" w:hAnsi="Arial"/>
@@ -10396,7 +10396,7 @@
               <w:spacing w:after="10" w:before="0"/>
               <w:ind w:left="120"/>
             </w:pPr>
-            <w:hyperlink w:history="1" r:id="rIdtxnefhfhnbqnk0t6vbdrh">
+            <w:hyperlink w:history="1" r:id="rIdlolscb_nanjygnecj1ra5">
               <w:r>
                 <w:rPr>
                   <w:rFonts w:ascii="Arial" w:cs="Arial" w:eastAsia="Arial" w:hAnsi="Arial"/>
@@ -10441,7 +10441,7 @@
             <w:pPr>
               <w:spacing w:after="20" w:before="0"/>
             </w:pPr>
-            <w:hyperlink w:history="1" r:id="rIdwoxun-z5sua572-abg9ae">
+            <w:hyperlink w:history="1" r:id="rIdnukkgibarzkr_gejzifbv">
               <w:r>
                 <w:rPr>
                   <w:rFonts w:ascii="Arial" w:cs="Arial" w:eastAsia="Arial" w:hAnsi="Arial"/>
@@ -10474,7 +10474,7 @@
               <w:spacing w:after="10" w:before="0"/>
               <w:ind w:left="120"/>
             </w:pPr>
-            <w:hyperlink w:history="1" r:id="rId90k0ckaiqx0gli3sas6p2">
+            <w:hyperlink w:history="1" r:id="rIdpnlsrakuxum6lwmsuifdb">
               <w:r>
                 <w:rPr>
                   <w:rFonts w:ascii="Arial" w:cs="Arial" w:eastAsia="Arial" w:hAnsi="Arial"/>
@@ -10669,7 +10669,7 @@
             <w:pPr>
               <w:spacing w:after="20" w:before="0"/>
             </w:pPr>
-            <w:hyperlink w:history="1" r:id="rIdd1izoim4e5wy2noozgmfx">
+            <w:hyperlink w:history="1" r:id="rIdc48kxsstzjgnbkc_pe3po">
               <w:r>
                 <w:rPr>
                   <w:rFonts w:ascii="Arial" w:cs="Arial" w:eastAsia="Arial" w:hAnsi="Arial"/>
@@ -10702,7 +10702,7 @@
               <w:spacing w:after="10" w:before="0"/>
               <w:ind w:left="120"/>
             </w:pPr>
-            <w:hyperlink w:history="1" r:id="rIdfde8ql1xl5fjik6ww3tyb">
+            <w:hyperlink w:history="1" r:id="rIdgvaf21cnkajb_fht-acmy">
               <w:r>
                 <w:rPr>
                   <w:rFonts w:ascii="Arial" w:cs="Arial" w:eastAsia="Arial" w:hAnsi="Arial"/>
@@ -10747,7 +10747,7 @@
             <w:pPr>
               <w:spacing w:after="20" w:before="0"/>
             </w:pPr>
-            <w:hyperlink w:history="1" r:id="rIdcfwtyae-swoifthjwsxtu">
+            <w:hyperlink w:history="1" r:id="rIdyzhlf6csdj2wt3wvyyq3d">
               <w:r>
                 <w:rPr>
                   <w:rFonts w:ascii="Arial" w:cs="Arial" w:eastAsia="Arial" w:hAnsi="Arial"/>
@@ -10780,7 +10780,7 @@
               <w:spacing w:after="10" w:before="0"/>
               <w:ind w:left="120"/>
             </w:pPr>
-            <w:hyperlink w:history="1" r:id="rIdx4kvm5iswrsusd1ufvlyw">
+            <w:hyperlink w:history="1" r:id="rId2ckg4-xrecg_s-8zkleqt">
               <w:r>
                 <w:rPr>
                   <w:rFonts w:ascii="Arial" w:cs="Arial" w:eastAsia="Arial" w:hAnsi="Arial"/>
@@ -11127,7 +11127,7 @@
             <w:pPr>
               <w:spacing w:after="20" w:before="0"/>
             </w:pPr>
-            <w:hyperlink w:history="1" r:id="rIdqld2gwkgx8jssg2reazqo">
+            <w:hyperlink w:history="1" r:id="rId-cb9sklqmmetfwy0z-uce">
               <w:r>
                 <w:rPr>
                   <w:rFonts w:ascii="Arial" w:cs="Arial" w:eastAsia="Arial" w:hAnsi="Arial"/>
@@ -11176,7 +11176,7 @@
               <w:spacing w:after="10" w:before="0"/>
               <w:ind w:left="120"/>
             </w:pPr>
-            <w:hyperlink w:history="1" r:id="rIdqlfkbfslfxozlnxiedi1k">
+            <w:hyperlink w:history="1" r:id="rId2vfdqby7shtqenkquszhf">
               <w:r>
                 <w:rPr>
                   <w:rFonts w:ascii="Arial" w:cs="Arial" w:eastAsia="Arial" w:hAnsi="Arial"/>
@@ -11221,7 +11221,7 @@
             <w:pPr>
               <w:spacing w:after="20" w:before="0"/>
             </w:pPr>
-            <w:hyperlink w:history="1" r:id="rIdxupirj36jr19d9dh6-3of">
+            <w:hyperlink w:history="1" r:id="rIdidrspapht37-_m014eixg">
               <w:r>
                 <w:rPr>
                   <w:rFonts w:ascii="Arial" w:cs="Arial" w:eastAsia="Arial" w:hAnsi="Arial"/>
@@ -11254,7 +11254,7 @@
               <w:spacing w:after="10" w:before="0"/>
               <w:ind w:left="120"/>
             </w:pPr>
-            <w:hyperlink w:history="1" r:id="rIdtf60vxozd8nanmidfdgcw">
+            <w:hyperlink w:history="1" r:id="rIdya6dhco1pe_gisdl6rl-e">
               <w:r>
                 <w:rPr>
                   <w:rFonts w:ascii="Arial" w:cs="Arial" w:eastAsia="Arial" w:hAnsi="Arial"/>
@@ -11525,7 +11525,7 @@
             <w:pPr>
               <w:spacing w:after="20" w:before="0"/>
             </w:pPr>
-            <w:hyperlink w:history="1" r:id="rIdt8thugrh3tv4ro3b7wm54">
+            <w:hyperlink w:history="1" r:id="rId_jt_rmpmbgfmhg6xjiyhy">
               <w:r>
                 <w:rPr>
                   <w:rFonts w:ascii="Arial" w:cs="Arial" w:eastAsia="Arial" w:hAnsi="Arial"/>
@@ -11574,7 +11574,7 @@
               <w:spacing w:after="10" w:before="0"/>
               <w:ind w:left="120"/>
             </w:pPr>
-            <w:hyperlink w:history="1" r:id="rIdd4fxultvxhjk9auyged25">
+            <w:hyperlink w:history="1" r:id="rIdlsa3zuo_-zrowzs3xwb1l">
               <w:r>
                 <w:rPr>
                   <w:rFonts w:ascii="Arial" w:cs="Arial" w:eastAsia="Arial" w:hAnsi="Arial"/>
@@ -11619,7 +11619,7 @@
             <w:pPr>
               <w:spacing w:after="20" w:before="0"/>
             </w:pPr>
-            <w:hyperlink w:history="1" r:id="rIdi8fsdonh_-zoji1fsiddm">
+            <w:hyperlink w:history="1" r:id="rIdwg_lbun0o_coq-jhgath1">
               <w:r>
                 <w:rPr>
                   <w:rFonts w:ascii="Arial" w:cs="Arial" w:eastAsia="Arial" w:hAnsi="Arial"/>
@@ -11652,7 +11652,7 @@
               <w:spacing w:after="10" w:before="0"/>
               <w:ind w:left="120"/>
             </w:pPr>
-            <w:hyperlink w:history="1" r:id="rIdhphqajqlxmyx1rnf6vjum">
+            <w:hyperlink w:history="1" r:id="rId7wgwy0pl8xtu_5yo6szd-">
               <w:r>
                 <w:rPr>
                   <w:rFonts w:ascii="Arial" w:cs="Arial" w:eastAsia="Arial" w:hAnsi="Arial"/>
@@ -11847,7 +11847,7 @@
             <w:pPr>
               <w:spacing w:after="20" w:before="0"/>
             </w:pPr>
-            <w:hyperlink w:history="1" r:id="rIdfbicicacgomso0whdwjen">
+            <w:hyperlink w:history="1" r:id="rIdkjvcbmbrghz5sbdzqef8q">
               <w:r>
                 <w:rPr>
                   <w:rFonts w:ascii="Arial" w:cs="Arial" w:eastAsia="Arial" w:hAnsi="Arial"/>
@@ -11896,7 +11896,7 @@
               <w:spacing w:after="10" w:before="0"/>
               <w:ind w:left="120"/>
             </w:pPr>
-            <w:hyperlink w:history="1" r:id="rIdxf7inuxt7aqmedthoh2ek">
+            <w:hyperlink w:history="1" r:id="rId5ouuytth8x6xkojnhzt-6">
               <w:r>
                 <w:rPr>
                   <w:rFonts w:ascii="Arial" w:cs="Arial" w:eastAsia="Arial" w:hAnsi="Arial"/>
@@ -11941,7 +11941,7 @@
             <w:pPr>
               <w:spacing w:after="20" w:before="0"/>
             </w:pPr>
-            <w:hyperlink w:history="1" r:id="rIdsihqbs7m55joefo0tafwh">
+            <w:hyperlink w:history="1" r:id="rIdatlzz70wdcxnfujqpiav0">
               <w:r>
                 <w:rPr>
                   <w:rFonts w:ascii="Arial" w:cs="Arial" w:eastAsia="Arial" w:hAnsi="Arial"/>
@@ -11974,7 +11974,7 @@
               <w:spacing w:after="10" w:before="0"/>
               <w:ind w:left="120"/>
             </w:pPr>
-            <w:hyperlink w:history="1" r:id="rIdvopkp-knbytwvsqje87rt">
+            <w:hyperlink w:history="1" r:id="rIdon1nmqkcrwohthr5gkijt">
               <w:r>
                 <w:rPr>
                   <w:rFonts w:ascii="Arial" w:cs="Arial" w:eastAsia="Arial" w:hAnsi="Arial"/>
@@ -12486,7 +12486,7 @@
         </w:rPr>
         <w:t xml:space="preserve">© 2026 SeaVuria and ARES. Aligned with KICD objectives. Developed by SeaVuria; technical implementation by ARES (with AI assistance from Claude). Licensed under </w:t>
       </w:r>
-      <w:hyperlink w:history="1" r:id="rIdrxkifkw94epgrslm8h_f4">
+      <w:hyperlink w:history="1" r:id="rIdngpgqpajubgacz2tbvyym">
         <w:r>
           <w:rPr>
             <w:rFonts w:ascii="Arial" w:cs="Arial" w:eastAsia="Arial" w:hAnsi="Arial"/>
@@ -12507,7 +12507,7 @@
         </w:rPr>
         <w:t xml:space="preserve"> (</w:t>
       </w:r>
-      <w:hyperlink w:history="1" r:id="rId7xkobg2ne77_4bjg2-sh6">
+      <w:hyperlink w:history="1" r:id="rIdiarrlta3qailxve2si0y4">
         <w:r>
           <w:rPr>
             <w:rFonts w:ascii="Arial" w:cs="Arial" w:eastAsia="Arial" w:hAnsi="Arial"/>
@@ -13520,7 +13520,7 @@
             <w:pPr>
               <w:spacing w:after="20" w:before="0"/>
             </w:pPr>
-            <w:hyperlink w:history="1" r:id="rIdglcyqa-hniipgclhtnnri">
+            <w:hyperlink w:history="1" r:id="rIde1u4-gqyktl8jhkthtidu">
               <w:r>
                 <w:rPr>
                   <w:rFonts w:ascii="Arial" w:cs="Arial" w:eastAsia="Arial" w:hAnsi="Arial"/>
@@ -13553,7 +13553,7 @@
               <w:spacing w:after="10" w:before="0"/>
               <w:ind w:left="120"/>
             </w:pPr>
-            <w:hyperlink w:history="1" r:id="rIdbl6c-9evvphr_b3amvvsy">
+            <w:hyperlink w:history="1" r:id="rIdfsajlxj9gqb24ovey-7os">
               <w:r>
                 <w:rPr>
                   <w:rFonts w:ascii="Arial" w:cs="Arial" w:eastAsia="Arial" w:hAnsi="Arial"/>
@@ -13598,7 +13598,7 @@
             <w:pPr>
               <w:spacing w:after="20" w:before="0"/>
             </w:pPr>
-            <w:hyperlink w:history="1" r:id="rIdgdstgijp4_4ksyw9evmb6">
+            <w:hyperlink w:history="1" r:id="rIdepb-eyzwxirehrb-8kohg">
               <w:r>
                 <w:rPr>
                   <w:rFonts w:ascii="Arial" w:cs="Arial" w:eastAsia="Arial" w:hAnsi="Arial"/>
@@ -13631,7 +13631,7 @@
               <w:spacing w:after="10" w:before="0"/>
               <w:ind w:left="120"/>
             </w:pPr>
-            <w:hyperlink w:history="1" r:id="rId5wwh7ca0ybzbdlhsywbnc">
+            <w:hyperlink w:history="1" r:id="rIdk4lvxga6unr3pqo7_ni18">
               <w:r>
                 <w:rPr>
                   <w:rFonts w:ascii="Arial" w:cs="Arial" w:eastAsia="Arial" w:hAnsi="Arial"/>
@@ -13826,7 +13826,7 @@
             <w:pPr>
               <w:spacing w:after="20" w:before="0"/>
             </w:pPr>
-            <w:hyperlink w:history="1" r:id="rIdopqgsnlopvt52mqp3zvbw">
+            <w:hyperlink w:history="1" r:id="rIdo3tibal_wvdglummrt4q9">
               <w:r>
                 <w:rPr>
                   <w:rFonts w:ascii="Arial" w:cs="Arial" w:eastAsia="Arial" w:hAnsi="Arial"/>
@@ -13859,7 +13859,7 @@
               <w:spacing w:after="10" w:before="0"/>
               <w:ind w:left="120"/>
             </w:pPr>
-            <w:hyperlink w:history="1" r:id="rIdv-xqsu6aes2wj9xqny8lj">
+            <w:hyperlink w:history="1" r:id="rIdzhq3vka8vpsxvp652acto">
               <w:r>
                 <w:rPr>
                   <w:rFonts w:ascii="Arial" w:cs="Arial" w:eastAsia="Arial" w:hAnsi="Arial"/>
@@ -13904,7 +13904,7 @@
             <w:pPr>
               <w:spacing w:after="20" w:before="0"/>
             </w:pPr>
-            <w:hyperlink w:history="1" r:id="rId2fvp9lzcg0couu_uq94w1">
+            <w:hyperlink w:history="1" r:id="rId7swlip122bkxeaybodzyp">
               <w:r>
                 <w:rPr>
                   <w:rFonts w:ascii="Arial" w:cs="Arial" w:eastAsia="Arial" w:hAnsi="Arial"/>
@@ -13937,7 +13937,7 @@
               <w:spacing w:after="10" w:before="0"/>
               <w:ind w:left="120"/>
             </w:pPr>
-            <w:hyperlink w:history="1" r:id="rIdtpvdawrpd-tvqkfy3auvp">
+            <w:hyperlink w:history="1" r:id="rId2i5snmomjxgqfvltfylrp">
               <w:r>
                 <w:rPr>
                   <w:rFonts w:ascii="Arial" w:cs="Arial" w:eastAsia="Arial" w:hAnsi="Arial"/>
@@ -14132,7 +14132,7 @@
             <w:pPr>
               <w:spacing w:after="20" w:before="0"/>
             </w:pPr>
-            <w:hyperlink w:history="1" r:id="rIdrha9iw4ou-5k8sf_btjcu">
+            <w:hyperlink w:history="1" r:id="rIdv7k41rbeak70h3d996abl">
               <w:r>
                 <w:rPr>
                   <w:rFonts w:ascii="Arial" w:cs="Arial" w:eastAsia="Arial" w:hAnsi="Arial"/>
@@ -14181,7 +14181,7 @@
               <w:spacing w:after="10" w:before="0"/>
               <w:ind w:left="120"/>
             </w:pPr>
-            <w:hyperlink w:history="1" r:id="rIdmjdxq9dsvs-di7yvpgnmk">
+            <w:hyperlink w:history="1" r:id="rIdjndygh87pyuhbpw-0mmmg">
               <w:r>
                 <w:rPr>
                   <w:rFonts w:ascii="Arial" w:cs="Arial" w:eastAsia="Arial" w:hAnsi="Arial"/>
@@ -14226,7 +14226,7 @@
             <w:pPr>
               <w:spacing w:after="20" w:before="0"/>
             </w:pPr>
-            <w:hyperlink w:history="1" r:id="rIdesqy3_lmflchlmprlqy57">
+            <w:hyperlink w:history="1" r:id="rIdsox9wj2ggvdonm_jfl8hf">
               <w:r>
                 <w:rPr>
                   <w:rFonts w:ascii="Arial" w:cs="Arial" w:eastAsia="Arial" w:hAnsi="Arial"/>
@@ -14259,7 +14259,7 @@
               <w:spacing w:after="10" w:before="0"/>
               <w:ind w:left="120"/>
             </w:pPr>
-            <w:hyperlink w:history="1" r:id="rIdjwp04uezn3h2fcdrb7pr7">
+            <w:hyperlink w:history="1" r:id="rIdshfgjzegzgk_dnehr8fmi">
               <w:r>
                 <w:rPr>
                   <w:rFonts w:ascii="Arial" w:cs="Arial" w:eastAsia="Arial" w:hAnsi="Arial"/>
@@ -14454,7 +14454,7 @@
             <w:pPr>
               <w:spacing w:after="20" w:before="0"/>
             </w:pPr>
-            <w:hyperlink w:history="1" r:id="rIdfbcpi_x1zakhqegqliah_">
+            <w:hyperlink w:history="1" r:id="rIdmjlw-cxo1odkf7hj7z4ov">
               <w:r>
                 <w:rPr>
                   <w:rFonts w:ascii="Arial" w:cs="Arial" w:eastAsia="Arial" w:hAnsi="Arial"/>
@@ -14503,7 +14503,7 @@
               <w:spacing w:after="10" w:before="0"/>
               <w:ind w:left="120"/>
             </w:pPr>
-            <w:hyperlink w:history="1" r:id="rIdqonb3-a166otnbz2ljqqb">
+            <w:hyperlink w:history="1" r:id="rIdkrzrw1p0xtybgwydfyawt">
               <w:r>
                 <w:rPr>
                   <w:rFonts w:ascii="Arial" w:cs="Arial" w:eastAsia="Arial" w:hAnsi="Arial"/>
@@ -14548,7 +14548,7 @@
             <w:pPr>
               <w:spacing w:after="20" w:before="0"/>
             </w:pPr>
-            <w:hyperlink w:history="1" r:id="rIdigxezrsgxq7h-o-l7g9p2">
+            <w:hyperlink w:history="1" r:id="rId65xxg1esjaciyyfysa9tt">
               <w:r>
                 <w:rPr>
                   <w:rFonts w:ascii="Arial" w:cs="Arial" w:eastAsia="Arial" w:hAnsi="Arial"/>
@@ -14581,7 +14581,7 @@
               <w:spacing w:after="10" w:before="0"/>
               <w:ind w:left="120"/>
             </w:pPr>
-            <w:hyperlink w:history="1" r:id="rId1wvr_kq-myziaf5hjcawp">
+            <w:hyperlink w:history="1" r:id="rIdaoxj1zny-9rilpznawxpa">
               <w:r>
                 <w:rPr>
                   <w:rFonts w:ascii="Arial" w:cs="Arial" w:eastAsia="Arial" w:hAnsi="Arial"/>
@@ -14776,7 +14776,7 @@
             <w:pPr>
               <w:spacing w:after="20" w:before="0"/>
             </w:pPr>
-            <w:hyperlink w:history="1" r:id="rId_qdisdvalp0uvnu8blrfk">
+            <w:hyperlink w:history="1" r:id="rIdbed6b-pq086ty3-iurtns">
               <w:r>
                 <w:rPr>
                   <w:rFonts w:ascii="Arial" w:cs="Arial" w:eastAsia="Arial" w:hAnsi="Arial"/>
@@ -14825,7 +14825,7 @@
               <w:spacing w:after="10" w:before="0"/>
               <w:ind w:left="120"/>
             </w:pPr>
-            <w:hyperlink w:history="1" r:id="rIdetbvfjnnlgb3n_vctcsdc">
+            <w:hyperlink w:history="1" r:id="rId2m7zevanktuwvdqmgznz6">
               <w:r>
                 <w:rPr>
                   <w:rFonts w:ascii="Arial" w:cs="Arial" w:eastAsia="Arial" w:hAnsi="Arial"/>
@@ -14870,7 +14870,7 @@
             <w:pPr>
               <w:spacing w:after="20" w:before="0"/>
             </w:pPr>
-            <w:hyperlink w:history="1" r:id="rIdtym5o8x6lhwwyfvz10vlq">
+            <w:hyperlink w:history="1" r:id="rIddl9rbg5lz-cl4mxnukd5r">
               <w:r>
                 <w:rPr>
                   <w:rFonts w:ascii="Arial" w:cs="Arial" w:eastAsia="Arial" w:hAnsi="Arial"/>
@@ -14919,7 +14919,7 @@
               <w:spacing w:after="10" w:before="0"/>
               <w:ind w:left="120"/>
             </w:pPr>
-            <w:hyperlink w:history="1" r:id="rIdpbvqsfjeibrts2kz2u7ly">
+            <w:hyperlink w:history="1" r:id="rId4qwdlv86a_xtteo5zr0dd">
               <w:r>
                 <w:rPr>
                   <w:rFonts w:ascii="Arial" w:cs="Arial" w:eastAsia="Arial" w:hAnsi="Arial"/>
@@ -15431,7 +15431,7 @@
         </w:rPr>
         <w:t xml:space="preserve">© 2026 SeaVuria and ARES. Aligned with KICD objectives. Developed by SeaVuria; technical implementation by ARES (with AI assistance from Claude). Licensed under </w:t>
       </w:r>
-      <w:hyperlink w:history="1" r:id="rId4vfsywviksammczwni4g_">
+      <w:hyperlink w:history="1" r:id="rIdrdq0z8b_admj2e_k1kkyf">
         <w:r>
           <w:rPr>
             <w:rFonts w:ascii="Arial" w:cs="Arial" w:eastAsia="Arial" w:hAnsi="Arial"/>
@@ -15452,7 +15452,7 @@
         </w:rPr>
         <w:t xml:space="preserve"> (</w:t>
       </w:r>
-      <w:hyperlink w:history="1" r:id="rIdlpmjxkuwmbkwk5wpa7h4g">
+      <w:hyperlink w:history="1" r:id="rIdfwmxrhryrotxxpzgdiuhc">
         <w:r>
           <w:rPr>
             <w:rFonts w:ascii="Arial" w:cs="Arial" w:eastAsia="Arial" w:hAnsi="Arial"/>
@@ -16465,7 +16465,7 @@
             <w:pPr>
               <w:spacing w:after="20" w:before="0"/>
             </w:pPr>
-            <w:hyperlink w:history="1" r:id="rIdx_okubxg5jovbt3mwy_b0">
+            <w:hyperlink w:history="1" r:id="rIdb9w12f0s2prn7upnocp-8">
               <w:r>
                 <w:rPr>
                   <w:rFonts w:ascii="Arial" w:cs="Arial" w:eastAsia="Arial" w:hAnsi="Arial"/>
@@ -16498,7 +16498,7 @@
               <w:spacing w:after="10" w:before="0"/>
               <w:ind w:left="120"/>
             </w:pPr>
-            <w:hyperlink w:history="1" r:id="rIdkrc8lpnymmw8msx-b7fg0">
+            <w:hyperlink w:history="1" r:id="rIdopmzlym6tzotgh5utm52x">
               <w:r>
                 <w:rPr>
                   <w:rFonts w:ascii="Arial" w:cs="Arial" w:eastAsia="Arial" w:hAnsi="Arial"/>
@@ -16543,7 +16543,7 @@
             <w:pPr>
               <w:spacing w:after="20" w:before="0"/>
             </w:pPr>
-            <w:hyperlink w:history="1" r:id="rIdtxf9_ex3vzs0ygfkk8ktm">
+            <w:hyperlink w:history="1" r:id="rIdfrxub6hy5zjttgdansw7-">
               <w:r>
                 <w:rPr>
                   <w:rFonts w:ascii="Arial" w:cs="Arial" w:eastAsia="Arial" w:hAnsi="Arial"/>
@@ -16576,7 +16576,7 @@
               <w:spacing w:after="10" w:before="0"/>
               <w:ind w:left="120"/>
             </w:pPr>
-            <w:hyperlink w:history="1" r:id="rIda3t1k_a6bz7sjklhyztmc">
+            <w:hyperlink w:history="1" r:id="rId1mzxx2bnadgod-kqyr83e">
               <w:r>
                 <w:rPr>
                   <w:rFonts w:ascii="Arial" w:cs="Arial" w:eastAsia="Arial" w:hAnsi="Arial"/>
@@ -16771,7 +16771,7 @@
             <w:pPr>
               <w:spacing w:after="20" w:before="0"/>
             </w:pPr>
-            <w:hyperlink w:history="1" r:id="rIdx4-s6uuyzou4vgxoyipsq">
+            <w:hyperlink w:history="1" r:id="rIdlupria_tpqgflhsieeh8q">
               <w:r>
                 <w:rPr>
                   <w:rFonts w:ascii="Arial" w:cs="Arial" w:eastAsia="Arial" w:hAnsi="Arial"/>
@@ -16804,7 +16804,7 @@
               <w:spacing w:after="10" w:before="0"/>
               <w:ind w:left="120"/>
             </w:pPr>
-            <w:hyperlink w:history="1" r:id="rId27rkm2ju171bjvcytsavz">
+            <w:hyperlink w:history="1" r:id="rIdtylckex1upaffbbzd4h5-">
               <w:r>
                 <w:rPr>
                   <w:rFonts w:ascii="Arial" w:cs="Arial" w:eastAsia="Arial" w:hAnsi="Arial"/>
@@ -16849,7 +16849,7 @@
             <w:pPr>
               <w:spacing w:after="20" w:before="0"/>
             </w:pPr>
-            <w:hyperlink w:history="1" r:id="rIdd9upeqm1vut8jb3n0g2kz">
+            <w:hyperlink w:history="1" r:id="rIdiiaonv5bokip-9cbzzg0u">
               <w:r>
                 <w:rPr>
                   <w:rFonts w:ascii="Arial" w:cs="Arial" w:eastAsia="Arial" w:hAnsi="Arial"/>
@@ -16882,7 +16882,7 @@
               <w:spacing w:after="10" w:before="0"/>
               <w:ind w:left="120"/>
             </w:pPr>
-            <w:hyperlink w:history="1" r:id="rIdplx_q3gzzxcavkp8dwpnm">
+            <w:hyperlink w:history="1" r:id="rIdasomt5toyphrgneoe-wjh">
               <w:r>
                 <w:rPr>
                   <w:rFonts w:ascii="Arial" w:cs="Arial" w:eastAsia="Arial" w:hAnsi="Arial"/>
@@ -17077,7 +17077,7 @@
             <w:pPr>
               <w:spacing w:after="20" w:before="0"/>
             </w:pPr>
-            <w:hyperlink w:history="1" r:id="rIdxvaawunav7aastm1zw5sd">
+            <w:hyperlink w:history="1" r:id="rId3erkkmo85j63s701sdqgd">
               <w:r>
                 <w:rPr>
                   <w:rFonts w:ascii="Arial" w:cs="Arial" w:eastAsia="Arial" w:hAnsi="Arial"/>
@@ -17110,7 +17110,7 @@
               <w:spacing w:after="10" w:before="0"/>
               <w:ind w:left="120"/>
             </w:pPr>
-            <w:hyperlink w:history="1" r:id="rIdh2hbc6npekpukia681v-f">
+            <w:hyperlink w:history="1" r:id="rIdtpqfnwd07aww4tubfdak-">
               <w:r>
                 <w:rPr>
                   <w:rFonts w:ascii="Arial" w:cs="Arial" w:eastAsia="Arial" w:hAnsi="Arial"/>
@@ -17155,7 +17155,7 @@
             <w:pPr>
               <w:spacing w:after="20" w:before="0"/>
             </w:pPr>
-            <w:hyperlink w:history="1" r:id="rIdlr5fliad5vmcvnwrpwvaw">
+            <w:hyperlink w:history="1" r:id="rIddqu80ua4ijok1n1owvmd2">
               <w:r>
                 <w:rPr>
                   <w:rFonts w:ascii="Arial" w:cs="Arial" w:eastAsia="Arial" w:hAnsi="Arial"/>
@@ -17188,7 +17188,7 @@
               <w:spacing w:after="10" w:before="0"/>
               <w:ind w:left="120"/>
             </w:pPr>
-            <w:hyperlink w:history="1" r:id="rIdo5w-_op4ps76oxam2oqzb">
+            <w:hyperlink w:history="1" r:id="rIdvaoj1cuud9anl2csr6yvm">
               <w:r>
                 <w:rPr>
                   <w:rFonts w:ascii="Arial" w:cs="Arial" w:eastAsia="Arial" w:hAnsi="Arial"/>
@@ -17383,7 +17383,7 @@
             <w:pPr>
               <w:spacing w:after="20" w:before="0"/>
             </w:pPr>
-            <w:hyperlink w:history="1" r:id="rIdupze3u50kuc9h_ae0nhez">
+            <w:hyperlink w:history="1" r:id="rIdw2y90etrcti9mdhis6e1s">
               <w:r>
                 <w:rPr>
                   <w:rFonts w:ascii="Arial" w:cs="Arial" w:eastAsia="Arial" w:hAnsi="Arial"/>
@@ -17416,7 +17416,7 @@
               <w:spacing w:after="10" w:before="0"/>
               <w:ind w:left="120"/>
             </w:pPr>
-            <w:hyperlink w:history="1" r:id="rId9rxkvgfxzetqzzvs0gayn">
+            <w:hyperlink w:history="1" r:id="rIdzr9z0ye1luphdu6e8d4nn">
               <w:r>
                 <w:rPr>
                   <w:rFonts w:ascii="Arial" w:cs="Arial" w:eastAsia="Arial" w:hAnsi="Arial"/>
@@ -17461,7 +17461,7 @@
             <w:pPr>
               <w:spacing w:after="20" w:before="0"/>
             </w:pPr>
-            <w:hyperlink w:history="1" r:id="rIdq2psfqkflm81-j0ajdp0q">
+            <w:hyperlink w:history="1" r:id="rId6ycgrijw8x3y6vm6rmcxn">
               <w:r>
                 <w:rPr>
                   <w:rFonts w:ascii="Arial" w:cs="Arial" w:eastAsia="Arial" w:hAnsi="Arial"/>
@@ -17494,7 +17494,7 @@
               <w:spacing w:after="10" w:before="0"/>
               <w:ind w:left="120"/>
             </w:pPr>
-            <w:hyperlink w:history="1" r:id="rIdi2fpmqur9e8vtbtp4fnvt">
+            <w:hyperlink w:history="1" r:id="rIdujeor-9tcryeies3cyozf">
               <w:r>
                 <w:rPr>
                   <w:rFonts w:ascii="Arial" w:cs="Arial" w:eastAsia="Arial" w:hAnsi="Arial"/>
@@ -17689,7 +17689,7 @@
             <w:pPr>
               <w:spacing w:after="20" w:before="0"/>
             </w:pPr>
-            <w:hyperlink w:history="1" r:id="rIdicyb0so6vz4l8jlrc_1aq">
+            <w:hyperlink w:history="1" r:id="rIdtbbj2dd1to-unitfik-p9">
               <w:r>
                 <w:rPr>
                   <w:rFonts w:ascii="Arial" w:cs="Arial" w:eastAsia="Arial" w:hAnsi="Arial"/>
@@ -17722,7 +17722,7 @@
               <w:spacing w:after="10" w:before="0"/>
               <w:ind w:left="120"/>
             </w:pPr>
-            <w:hyperlink w:history="1" r:id="rIdxzurcapqa9brksiwzumic">
+            <w:hyperlink w:history="1" r:id="rIdkfbf3knngsmdk4jobujcs">
               <w:r>
                 <w:rPr>
                   <w:rFonts w:ascii="Arial" w:cs="Arial" w:eastAsia="Arial" w:hAnsi="Arial"/>
@@ -17767,7 +17767,7 @@
             <w:pPr>
               <w:spacing w:after="20" w:before="0"/>
             </w:pPr>
-            <w:hyperlink w:history="1" r:id="rIdg4ajwuyef5xd1_i6xdkqj">
+            <w:hyperlink w:history="1" r:id="rIdd17vs2yky8jfmkeu9fabw">
               <w:r>
                 <w:rPr>
                   <w:rFonts w:ascii="Arial" w:cs="Arial" w:eastAsia="Arial" w:hAnsi="Arial"/>
@@ -17816,7 +17816,7 @@
               <w:spacing w:after="10" w:before="0"/>
               <w:ind w:left="120"/>
             </w:pPr>
-            <w:hyperlink w:history="1" r:id="rIdzhz0rxdd_xmu4hidz_c6j">
+            <w:hyperlink w:history="1" r:id="rId_x2lr-lc2fz6r_eplpaif">
               <w:r>
                 <w:rPr>
                   <w:rFonts w:ascii="Arial" w:cs="Arial" w:eastAsia="Arial" w:hAnsi="Arial"/>
@@ -18328,7 +18328,7 @@
         </w:rPr>
         <w:t xml:space="preserve">© 2026 SeaVuria and ARES. Aligned with KICD objectives. Developed by SeaVuria; technical implementation by ARES (with AI assistance from Claude). Licensed under </w:t>
       </w:r>
-      <w:hyperlink w:history="1" r:id="rId3rwmkjd84zgyo1l4d6yyk">
+      <w:hyperlink w:history="1" r:id="rIdpj1lojgg23uy7brwpnyqz">
         <w:r>
           <w:rPr>
             <w:rFonts w:ascii="Arial" w:cs="Arial" w:eastAsia="Arial" w:hAnsi="Arial"/>
@@ -18349,7 +18349,7 @@
         </w:rPr>
         <w:t xml:space="preserve"> (</w:t>
       </w:r>
-      <w:hyperlink w:history="1" r:id="rIdlelp50i3yqoiqcwby8ghb">
+      <w:hyperlink w:history="1" r:id="rId_orlb5tqzs3bpq7_x8syj">
         <w:r>
           <w:rPr>
             <w:rFonts w:ascii="Arial" w:cs="Arial" w:eastAsia="Arial" w:hAnsi="Arial"/>
@@ -19362,7 +19362,7 @@
             <w:pPr>
               <w:spacing w:after="20" w:before="0"/>
             </w:pPr>
-            <w:hyperlink w:history="1" r:id="rId7hjjlcub1xmi-dabd7idx">
+            <w:hyperlink w:history="1" r:id="rIdzsms7bxk4jil1ojzyqxrn">
               <w:r>
                 <w:rPr>
                   <w:rFonts w:ascii="Arial" w:cs="Arial" w:eastAsia="Arial" w:hAnsi="Arial"/>
@@ -19395,7 +19395,7 @@
               <w:spacing w:after="10" w:before="0"/>
               <w:ind w:left="120"/>
             </w:pPr>
-            <w:hyperlink w:history="1" r:id="rIdoqtuuku3xsdp0rwwkw2sf">
+            <w:hyperlink w:history="1" r:id="rIdo5lcminym_uniaiz5kjw3">
               <w:r>
                 <w:rPr>
                   <w:rFonts w:ascii="Arial" w:cs="Arial" w:eastAsia="Arial" w:hAnsi="Arial"/>
@@ -19440,7 +19440,7 @@
             <w:pPr>
               <w:spacing w:after="20" w:before="0"/>
             </w:pPr>
-            <w:hyperlink w:history="1" r:id="rIdck0qlyf_59ouuhbkvr7kw">
+            <w:hyperlink w:history="1" r:id="rIdvjr6bfagi8_kljioe5kdt">
               <w:r>
                 <w:rPr>
                   <w:rFonts w:ascii="Arial" w:cs="Arial" w:eastAsia="Arial" w:hAnsi="Arial"/>
@@ -19473,7 +19473,7 @@
               <w:spacing w:after="10" w:before="0"/>
               <w:ind w:left="120"/>
             </w:pPr>
-            <w:hyperlink w:history="1" r:id="rIdvup3yshjxliq43ak4aopk">
+            <w:hyperlink w:history="1" r:id="rId6qyfjcgzdpxrv7o3a0m70">
               <w:r>
                 <w:rPr>
                   <w:rFonts w:ascii="Arial" w:cs="Arial" w:eastAsia="Arial" w:hAnsi="Arial"/>
@@ -19668,7 +19668,7 @@
             <w:pPr>
               <w:spacing w:after="20" w:before="0"/>
             </w:pPr>
-            <w:hyperlink w:history="1" r:id="rIdjvyrnuoknqxzhxwu25ers">
+            <w:hyperlink w:history="1" r:id="rId5con6hwyfqdukvqjcvb1k">
               <w:r>
                 <w:rPr>
                   <w:rFonts w:ascii="Arial" w:cs="Arial" w:eastAsia="Arial" w:hAnsi="Arial"/>
@@ -19701,7 +19701,7 @@
               <w:spacing w:after="10" w:before="0"/>
               <w:ind w:left="120"/>
             </w:pPr>
-            <w:hyperlink w:history="1" r:id="rIdqx4g_0rc16hvslpnnxapf">
+            <w:hyperlink w:history="1" r:id="rIdhh7rhraygxflqyfhw8ouj">
               <w:r>
                 <w:rPr>
                   <w:rFonts w:ascii="Arial" w:cs="Arial" w:eastAsia="Arial" w:hAnsi="Arial"/>
@@ -19746,7 +19746,7 @@
             <w:pPr>
               <w:spacing w:after="20" w:before="0"/>
             </w:pPr>
-            <w:hyperlink w:history="1" r:id="rIdent1j32nk74f5m2hqcaq5">
+            <w:hyperlink w:history="1" r:id="rIdgxsrexanyydpnutjjb87k">
               <w:r>
                 <w:rPr>
                   <w:rFonts w:ascii="Arial" w:cs="Arial" w:eastAsia="Arial" w:hAnsi="Arial"/>
@@ -19779,7 +19779,7 @@
               <w:spacing w:after="10" w:before="0"/>
               <w:ind w:left="120"/>
             </w:pPr>
-            <w:hyperlink w:history="1" r:id="rIdoahorufgjdbusuuqxjnoi">
+            <w:hyperlink w:history="1" r:id="rId3jkbkyzy7ewt5mfstk5-m">
               <w:r>
                 <w:rPr>
                   <w:rFonts w:ascii="Arial" w:cs="Arial" w:eastAsia="Arial" w:hAnsi="Arial"/>
@@ -19974,7 +19974,7 @@
             <w:pPr>
               <w:spacing w:after="20" w:before="0"/>
             </w:pPr>
-            <w:hyperlink w:history="1" r:id="rIdcf2p9luuirzeahysvfeyv">
+            <w:hyperlink w:history="1" r:id="rIduiirmvize0kwkqhn6ysus">
               <w:r>
                 <w:rPr>
                   <w:rFonts w:ascii="Arial" w:cs="Arial" w:eastAsia="Arial" w:hAnsi="Arial"/>
@@ -20007,7 +20007,7 @@
               <w:spacing w:after="10" w:before="0"/>
               <w:ind w:left="120"/>
             </w:pPr>
-            <w:hyperlink w:history="1" r:id="rIdbyiv_1obgt8hluqzz_rdl">
+            <w:hyperlink w:history="1" r:id="rIdkc2vo2opcwsjmmhfyjnug">
               <w:r>
                 <w:rPr>
                   <w:rFonts w:ascii="Arial" w:cs="Arial" w:eastAsia="Arial" w:hAnsi="Arial"/>
@@ -20052,7 +20052,7 @@
             <w:pPr>
               <w:spacing w:after="20" w:before="0"/>
             </w:pPr>
-            <w:hyperlink w:history="1" r:id="rIdfadzmmr_spokgtnuclnjn">
+            <w:hyperlink w:history="1" r:id="rId0slafi6_-ly23kk1vj86t">
               <w:r>
                 <w:rPr>
                   <w:rFonts w:ascii="Arial" w:cs="Arial" w:eastAsia="Arial" w:hAnsi="Arial"/>
@@ -20085,7 +20085,7 @@
               <w:spacing w:after="10" w:before="0"/>
               <w:ind w:left="120"/>
             </w:pPr>
-            <w:hyperlink w:history="1" r:id="rIdo1ybiz6i43s2rkh-em8i4">
+            <w:hyperlink w:history="1" r:id="rId1rwknin5k-gws598p5kv6">
               <w:r>
                 <w:rPr>
                   <w:rFonts w:ascii="Arial" w:cs="Arial" w:eastAsia="Arial" w:hAnsi="Arial"/>
@@ -20280,7 +20280,7 @@
             <w:pPr>
               <w:spacing w:after="20" w:before="0"/>
             </w:pPr>
-            <w:hyperlink w:history="1" r:id="rIdtugazc5kq2cagh1kvgpza">
+            <w:hyperlink w:history="1" r:id="rIdlwnkjwtnhrgamdyrxcjic">
               <w:r>
                 <w:rPr>
                   <w:rFonts w:ascii="Arial" w:cs="Arial" w:eastAsia="Arial" w:hAnsi="Arial"/>
@@ -20313,7 +20313,7 @@
               <w:spacing w:after="10" w:before="0"/>
               <w:ind w:left="120"/>
             </w:pPr>
-            <w:hyperlink w:history="1" r:id="rId2qbra_i5igcswn9pjbie0">
+            <w:hyperlink w:history="1" r:id="rIdbzmaxi2xokg5ux217jz04">
               <w:r>
                 <w:rPr>
                   <w:rFonts w:ascii="Arial" w:cs="Arial" w:eastAsia="Arial" w:hAnsi="Arial"/>
@@ -20358,7 +20358,7 @@
             <w:pPr>
               <w:spacing w:after="20" w:before="0"/>
             </w:pPr>
-            <w:hyperlink w:history="1" r:id="rIdlgpyjabyc84fuuqv_9dse">
+            <w:hyperlink w:history="1" r:id="rIddytmvbqcsb07lcurennn5">
               <w:r>
                 <w:rPr>
                   <w:rFonts w:ascii="Arial" w:cs="Arial" w:eastAsia="Arial" w:hAnsi="Arial"/>
@@ -20391,7 +20391,7 @@
               <w:spacing w:after="10" w:before="0"/>
               <w:ind w:left="120"/>
             </w:pPr>
-            <w:hyperlink w:history="1" r:id="rIdacd21eoqy99nyzqs80i8u">
+            <w:hyperlink w:history="1" r:id="rIdctabuf6csh8xhiq_6smop">
               <w:r>
                 <w:rPr>
                   <w:rFonts w:ascii="Arial" w:cs="Arial" w:eastAsia="Arial" w:hAnsi="Arial"/>
@@ -20586,7 +20586,7 @@
             <w:pPr>
               <w:spacing w:after="20" w:before="0"/>
             </w:pPr>
-            <w:hyperlink w:history="1" r:id="rIdyzkcxqzvfwfekpxd30ya3">
+            <w:hyperlink w:history="1" r:id="rIdc3dj2jacehq80mdmwvgfi">
               <w:r>
                 <w:rPr>
                   <w:rFonts w:ascii="Arial" w:cs="Arial" w:eastAsia="Arial" w:hAnsi="Arial"/>
@@ -20619,7 +20619,7 @@
               <w:spacing w:after="10" w:before="0"/>
               <w:ind w:left="120"/>
             </w:pPr>
-            <w:hyperlink w:history="1" r:id="rIdr2xpsd1gy4gkup3eetfkj">
+            <w:hyperlink w:history="1" r:id="rIdc3pvehzbzwkjhqvm5bnac">
               <w:r>
                 <w:rPr>
                   <w:rFonts w:ascii="Arial" w:cs="Arial" w:eastAsia="Arial" w:hAnsi="Arial"/>
@@ -20664,7 +20664,7 @@
             <w:pPr>
               <w:spacing w:after="20" w:before="0"/>
             </w:pPr>
-            <w:hyperlink w:history="1" r:id="rIdoa0zqaizqn62o9elmdsxb">
+            <w:hyperlink w:history="1" r:id="rId3insjf5zjgvgp5cnyrpdk">
               <w:r>
                 <w:rPr>
                   <w:rFonts w:ascii="Arial" w:cs="Arial" w:eastAsia="Arial" w:hAnsi="Arial"/>
@@ -20697,7 +20697,7 @@
               <w:spacing w:after="10" w:before="0"/>
               <w:ind w:left="120"/>
             </w:pPr>
-            <w:hyperlink w:history="1" r:id="rIdjicomgefatpngqwdy8af8">
+            <w:hyperlink w:history="1" r:id="rIdsrka9oyrppu9dsrgh9d1c">
               <w:r>
                 <w:rPr>
                   <w:rFonts w:ascii="Arial" w:cs="Arial" w:eastAsia="Arial" w:hAnsi="Arial"/>
@@ -21209,7 +21209,7 @@
         </w:rPr>
         <w:t xml:space="preserve">© 2026 SeaVuria and ARES. Aligned with KICD objectives. Developed by SeaVuria; technical implementation by ARES (with AI assistance from Claude). Licensed under </w:t>
       </w:r>
-      <w:hyperlink w:history="1" r:id="rIdgse5padlf07nrrsqvtgyd">
+      <w:hyperlink w:history="1" r:id="rIdrvsqsfpgchmc-oca7tkmw">
         <w:r>
           <w:rPr>
             <w:rFonts w:ascii="Arial" w:cs="Arial" w:eastAsia="Arial" w:hAnsi="Arial"/>
@@ -21230,7 +21230,7 @@
         </w:rPr>
         <w:t xml:space="preserve"> (</w:t>
       </w:r>
-      <w:hyperlink w:history="1" r:id="rIdf4tz-cqx6xc5simvfhtfy">
+      <w:hyperlink w:history="1" r:id="rIdkrxslxhknkft7u3excpxh">
         <w:r>
           <w:rPr>
             <w:rFonts w:ascii="Arial" w:cs="Arial" w:eastAsia="Arial" w:hAnsi="Arial"/>
@@ -22243,7 +22243,7 @@
             <w:pPr>
               <w:spacing w:after="20" w:before="0"/>
             </w:pPr>
-            <w:hyperlink w:history="1" r:id="rId00rywu7l5-0vb9zq0k4kb">
+            <w:hyperlink w:history="1" r:id="rIdwvfxmzd7sypvj1pxgzl9o">
               <w:r>
                 <w:rPr>
                   <w:rFonts w:ascii="Arial" w:cs="Arial" w:eastAsia="Arial" w:hAnsi="Arial"/>
@@ -22276,7 +22276,7 @@
               <w:spacing w:after="10" w:before="0"/>
               <w:ind w:left="120"/>
             </w:pPr>
-            <w:hyperlink w:history="1" r:id="rIdjeprfgsvcfuzn-fcx1ybv">
+            <w:hyperlink w:history="1" r:id="rId5ztkayfuu-rlreojjbgg6">
               <w:r>
                 <w:rPr>
                   <w:rFonts w:ascii="Arial" w:cs="Arial" w:eastAsia="Arial" w:hAnsi="Arial"/>
@@ -22321,7 +22321,7 @@
             <w:pPr>
               <w:spacing w:after="20" w:before="0"/>
             </w:pPr>
-            <w:hyperlink w:history="1" r:id="rId2cytzuwyezadckcukwqot">
+            <w:hyperlink w:history="1" r:id="rIdwjlezktodznripepcendx">
               <w:r>
                 <w:rPr>
                   <w:rFonts w:ascii="Arial" w:cs="Arial" w:eastAsia="Arial" w:hAnsi="Arial"/>
@@ -22354,7 +22354,7 @@
               <w:spacing w:after="10" w:before="0"/>
               <w:ind w:left="120"/>
             </w:pPr>
-            <w:hyperlink w:history="1" r:id="rIdte49_idi48ozm8vbp8bs6">
+            <w:hyperlink w:history="1" r:id="rIdzabf3mpoucf6-mp2ymcbi">
               <w:r>
                 <w:rPr>
                   <w:rFonts w:ascii="Arial" w:cs="Arial" w:eastAsia="Arial" w:hAnsi="Arial"/>
@@ -22549,7 +22549,7 @@
             <w:pPr>
               <w:spacing w:after="20" w:before="0"/>
             </w:pPr>
-            <w:hyperlink w:history="1" r:id="rId1wsi82ondllqyl1eiygey">
+            <w:hyperlink w:history="1" r:id="rIdnw5-wbsnwjx6sdrhcjcsw">
               <w:r>
                 <w:rPr>
                   <w:rFonts w:ascii="Arial" w:cs="Arial" w:eastAsia="Arial" w:hAnsi="Arial"/>
@@ -22582,7 +22582,7 @@
               <w:spacing w:after="10" w:before="0"/>
               <w:ind w:left="120"/>
             </w:pPr>
-            <w:hyperlink w:history="1" r:id="rIdgnb93_pox8epvxnxqunz2">
+            <w:hyperlink w:history="1" r:id="rId7yfjptedh_9gu8b6b81xq">
               <w:r>
                 <w:rPr>
                   <w:rFonts w:ascii="Arial" w:cs="Arial" w:eastAsia="Arial" w:hAnsi="Arial"/>
@@ -22627,7 +22627,7 @@
             <w:pPr>
               <w:spacing w:after="20" w:before="0"/>
             </w:pPr>
-            <w:hyperlink w:history="1" r:id="rIdqid5ggpcbodqownl4d018">
+            <w:hyperlink w:history="1" r:id="rIdvtli3dahprka6tvlg9mfn">
               <w:r>
                 <w:rPr>
                   <w:rFonts w:ascii="Arial" w:cs="Arial" w:eastAsia="Arial" w:hAnsi="Arial"/>
@@ -22660,7 +22660,7 @@
               <w:spacing w:after="10" w:before="0"/>
               <w:ind w:left="120"/>
             </w:pPr>
-            <w:hyperlink w:history="1" r:id="rIdbnhuqjdemcj6q_8rkzeuh">
+            <w:hyperlink w:history="1" r:id="rIdwwd5dd5ew7atdpdwdgkym">
               <w:r>
                 <w:rPr>
                   <w:rFonts w:ascii="Arial" w:cs="Arial" w:eastAsia="Arial" w:hAnsi="Arial"/>
@@ -22855,7 +22855,7 @@
             <w:pPr>
               <w:spacing w:after="20" w:before="0"/>
             </w:pPr>
-            <w:hyperlink w:history="1" r:id="rIdfhz7rzprsbskok9dnhluu">
+            <w:hyperlink w:history="1" r:id="rIdxkcn962iaasinbwptizwe">
               <w:r>
                 <w:rPr>
                   <w:rFonts w:ascii="Arial" w:cs="Arial" w:eastAsia="Arial" w:hAnsi="Arial"/>
@@ -22888,7 +22888,7 @@
               <w:spacing w:after="10" w:before="0"/>
               <w:ind w:left="120"/>
             </w:pPr>
-            <w:hyperlink w:history="1" r:id="rIdml-59wtn2ropbqvybwo5g">
+            <w:hyperlink w:history="1" r:id="rIdplkobyfovwgbix8gdhjtz">
               <w:r>
                 <w:rPr>
                   <w:rFonts w:ascii="Arial" w:cs="Arial" w:eastAsia="Arial" w:hAnsi="Arial"/>
@@ -22933,7 +22933,7 @@
             <w:pPr>
               <w:spacing w:after="20" w:before="0"/>
             </w:pPr>
-            <w:hyperlink w:history="1" r:id="rIdzpvgr2zqa3xyisq5iijmg">
+            <w:hyperlink w:history="1" r:id="rId9e8vv_dds14pb6dlt0a8a">
               <w:r>
                 <w:rPr>
                   <w:rFonts w:ascii="Arial" w:cs="Arial" w:eastAsia="Arial" w:hAnsi="Arial"/>
@@ -22966,7 +22966,7 @@
               <w:spacing w:after="10" w:before="0"/>
               <w:ind w:left="120"/>
             </w:pPr>
-            <w:hyperlink w:history="1" r:id="rIdqgeujahdbntfw00w614e8">
+            <w:hyperlink w:history="1" r:id="rIduxc-cq2fwbyznpwchhy4c">
               <w:r>
                 <w:rPr>
                   <w:rFonts w:ascii="Arial" w:cs="Arial" w:eastAsia="Arial" w:hAnsi="Arial"/>
@@ -23161,7 +23161,7 @@
             <w:pPr>
               <w:spacing w:after="20" w:before="0"/>
             </w:pPr>
-            <w:hyperlink w:history="1" r:id="rId1bkpcoeiewioknusw0sfm">
+            <w:hyperlink w:history="1" r:id="rIdrr8-_eyw9mrpcyrtkwqda">
               <w:r>
                 <w:rPr>
                   <w:rFonts w:ascii="Arial" w:cs="Arial" w:eastAsia="Arial" w:hAnsi="Arial"/>
@@ -23194,7 +23194,7 @@
               <w:spacing w:after="10" w:before="0"/>
               <w:ind w:left="120"/>
             </w:pPr>
-            <w:hyperlink w:history="1" r:id="rIdkosmenq-3bazei6fhs-lk">
+            <w:hyperlink w:history="1" r:id="rIdid53rbnditaf061bmi4yc">
               <w:r>
                 <w:rPr>
                   <w:rFonts w:ascii="Arial" w:cs="Arial" w:eastAsia="Arial" w:hAnsi="Arial"/>
@@ -23239,7 +23239,7 @@
             <w:pPr>
               <w:spacing w:after="20" w:before="0"/>
             </w:pPr>
-            <w:hyperlink w:history="1" r:id="rIdsk-tmcy7xs00evhy5ump0">
+            <w:hyperlink w:history="1" r:id="rIdjxzr92gesvjmoxcuhurck">
               <w:r>
                 <w:rPr>
                   <w:rFonts w:ascii="Arial" w:cs="Arial" w:eastAsia="Arial" w:hAnsi="Arial"/>
@@ -23272,7 +23272,7 @@
               <w:spacing w:after="10" w:before="0"/>
               <w:ind w:left="120"/>
             </w:pPr>
-            <w:hyperlink w:history="1" r:id="rId757wjrawhs8lbzysv0pvr">
+            <w:hyperlink w:history="1" r:id="rIdziufzgv5_zre5jij5tv59">
               <w:r>
                 <w:rPr>
                   <w:rFonts w:ascii="Arial" w:cs="Arial" w:eastAsia="Arial" w:hAnsi="Arial"/>
@@ -23467,7 +23467,7 @@
             <w:pPr>
               <w:spacing w:after="20" w:before="0"/>
             </w:pPr>
-            <w:hyperlink w:history="1" r:id="rIdkhd3obtmpnjeakr1ox9uo">
+            <w:hyperlink w:history="1" r:id="rIdpf4wgwqdcknrpsj1tkmzq">
               <w:r>
                 <w:rPr>
                   <w:rFonts w:ascii="Arial" w:cs="Arial" w:eastAsia="Arial" w:hAnsi="Arial"/>
@@ -23500,7 +23500,7 @@
               <w:spacing w:after="10" w:before="0"/>
               <w:ind w:left="120"/>
             </w:pPr>
-            <w:hyperlink w:history="1" r:id="rIdx4dm5sqkuxwif7xwwfzlm">
+            <w:hyperlink w:history="1" r:id="rIdlrhhfy0m-yei012l9varc">
               <w:r>
                 <w:rPr>
                   <w:rFonts w:ascii="Arial" w:cs="Arial" w:eastAsia="Arial" w:hAnsi="Arial"/>
@@ -23545,7 +23545,7 @@
             <w:pPr>
               <w:spacing w:after="20" w:before="0"/>
             </w:pPr>
-            <w:hyperlink w:history="1" r:id="rIdnltf9lwfk_qk1m5nwveb9">
+            <w:hyperlink w:history="1" r:id="rIdy7jbvep0xcymusugxy0qb">
               <w:r>
                 <w:rPr>
                   <w:rFonts w:ascii="Arial" w:cs="Arial" w:eastAsia="Arial" w:hAnsi="Arial"/>
@@ -23578,7 +23578,7 @@
               <w:spacing w:after="10" w:before="0"/>
               <w:ind w:left="120"/>
             </w:pPr>
-            <w:hyperlink w:history="1" r:id="rIdn2drbhd0shokqce1fedtw">
+            <w:hyperlink w:history="1" r:id="rIdut5iy5-lfipv11l-cquxl">
               <w:r>
                 <w:rPr>
                   <w:rFonts w:ascii="Arial" w:cs="Arial" w:eastAsia="Arial" w:hAnsi="Arial"/>
@@ -24090,7 +24090,7 @@
         </w:rPr>
         <w:t xml:space="preserve">© 2026 SeaVuria and ARES. Aligned with KICD objectives. Developed by SeaVuria; technical implementation by ARES (with AI assistance from Claude). Licensed under </w:t>
       </w:r>
-      <w:hyperlink w:history="1" r:id="rIdwdblo5sxjc7sq_hpjeygw">
+      <w:hyperlink w:history="1" r:id="rId1qleqthdkxyifa5lsueoa">
         <w:r>
           <w:rPr>
             <w:rFonts w:ascii="Arial" w:cs="Arial" w:eastAsia="Arial" w:hAnsi="Arial"/>
@@ -24111,7 +24111,7 @@
         </w:rPr>
         <w:t xml:space="preserve"> (</w:t>
       </w:r>
-      <w:hyperlink w:history="1" r:id="rIdpitum5d67tjvtmc_f198b">
+      <w:hyperlink w:history="1" r:id="rIditncltq2ty404ywtwlftq">
         <w:r>
           <w:rPr>
             <w:rFonts w:ascii="Arial" w:cs="Arial" w:eastAsia="Arial" w:hAnsi="Arial"/>
@@ -25283,7 +25283,7 @@
             <w:pPr>
               <w:spacing w:after="20" w:before="0"/>
             </w:pPr>
-            <w:hyperlink w:history="1" r:id="rIduidzu5q892vopndohnwwm">
+            <w:hyperlink w:history="1" r:id="rId2nfe00nogquht4xlmhd4l">
               <w:r>
                 <w:rPr>
                   <w:rFonts w:ascii="Arial" w:cs="Arial" w:eastAsia="Arial" w:hAnsi="Arial"/>
@@ -25316,7 +25316,7 @@
               <w:spacing w:after="10" w:before="0"/>
               <w:ind w:left="120"/>
             </w:pPr>
-            <w:hyperlink w:history="1" r:id="rIdondrx42kxae5j2br4fchh">
+            <w:hyperlink w:history="1" r:id="rIdhttfymp5adqh-rmofdku9">
               <w:r>
                 <w:rPr>
                   <w:rFonts w:ascii="Arial" w:cs="Arial" w:eastAsia="Arial" w:hAnsi="Arial"/>
@@ -25361,7 +25361,7 @@
             <w:pPr>
               <w:spacing w:after="20" w:before="0"/>
             </w:pPr>
-            <w:hyperlink w:history="1" r:id="rIdyvvukkmgldatfrh3td5xr">
+            <w:hyperlink w:history="1" r:id="rIdiarvumyabvaeff7mv2hxc">
               <w:r>
                 <w:rPr>
                   <w:rFonts w:ascii="Arial" w:cs="Arial" w:eastAsia="Arial" w:hAnsi="Arial"/>
@@ -25394,7 +25394,7 @@
               <w:spacing w:after="10" w:before="0"/>
               <w:ind w:left="120"/>
             </w:pPr>
-            <w:hyperlink w:history="1" r:id="rIdvexh4iocexg6o12qmwkjg">
+            <w:hyperlink w:history="1" r:id="rIdnscxrwpxouzastdytzd4w">
               <w:r>
                 <w:rPr>
                   <w:rFonts w:ascii="Arial" w:cs="Arial" w:eastAsia="Arial" w:hAnsi="Arial"/>
@@ -25589,7 +25589,7 @@
             <w:pPr>
               <w:spacing w:after="20" w:before="0"/>
             </w:pPr>
-            <w:hyperlink w:history="1" r:id="rIdqthzsdmwr-wqmjyjkwvmq">
+            <w:hyperlink w:history="1" r:id="rIduqxljj-cfludoawtvziby">
               <w:r>
                 <w:rPr>
                   <w:rFonts w:ascii="Arial" w:cs="Arial" w:eastAsia="Arial" w:hAnsi="Arial"/>
@@ -25622,7 +25622,7 @@
               <w:spacing w:after="10" w:before="0"/>
               <w:ind w:left="120"/>
             </w:pPr>
-            <w:hyperlink w:history="1" r:id="rIdxheryclov9b2xnx4zal1l">
+            <w:hyperlink w:history="1" r:id="rIdxtoeemwpomzoc8lwimwqe">
               <w:r>
                 <w:rPr>
                   <w:rFonts w:ascii="Arial" w:cs="Arial" w:eastAsia="Arial" w:hAnsi="Arial"/>
@@ -25667,7 +25667,7 @@
             <w:pPr>
               <w:spacing w:after="20" w:before="0"/>
             </w:pPr>
-            <w:hyperlink w:history="1" r:id="rId_fg49tz5__akdz0gy_4r9">
+            <w:hyperlink w:history="1" r:id="rIdpp2zffnk25pjz7rmkp7vf">
               <w:r>
                 <w:rPr>
                   <w:rFonts w:ascii="Arial" w:cs="Arial" w:eastAsia="Arial" w:hAnsi="Arial"/>
@@ -25700,7 +25700,7 @@
               <w:spacing w:after="10" w:before="0"/>
               <w:ind w:left="120"/>
             </w:pPr>
-            <w:hyperlink w:history="1" r:id="rIdgu4gitjwo-rr_aj9brcsj">
+            <w:hyperlink w:history="1" r:id="rId2gjrjozb1fbgcnl8uvibc">
               <w:r>
                 <w:rPr>
                   <w:rFonts w:ascii="Arial" w:cs="Arial" w:eastAsia="Arial" w:hAnsi="Arial"/>
@@ -25895,7 +25895,7 @@
             <w:pPr>
               <w:spacing w:after="20" w:before="0"/>
             </w:pPr>
-            <w:hyperlink w:history="1" r:id="rIdoyipbomz_vkd5bnj6rg6h">
+            <w:hyperlink w:history="1" r:id="rIdvtawszxi5fgvgmzd_2d-w">
               <w:r>
                 <w:rPr>
                   <w:rFonts w:ascii="Arial" w:cs="Arial" w:eastAsia="Arial" w:hAnsi="Arial"/>
@@ -25928,7 +25928,7 @@
               <w:spacing w:after="10" w:before="0"/>
               <w:ind w:left="120"/>
             </w:pPr>
-            <w:hyperlink w:history="1" r:id="rId2gdilgwgu3y3z1m8ftnrc">
+            <w:hyperlink w:history="1" r:id="rIdhnhx-ijfvuwmmc4vsn4d-">
               <w:r>
                 <w:rPr>
                   <w:rFonts w:ascii="Arial" w:cs="Arial" w:eastAsia="Arial" w:hAnsi="Arial"/>
@@ -25973,7 +25973,7 @@
             <w:pPr>
               <w:spacing w:after="20" w:before="0"/>
             </w:pPr>
-            <w:hyperlink w:history="1" r:id="rIdq0g6dbuo9y3wnorlijxcg">
+            <w:hyperlink w:history="1" r:id="rIdzsf6j1ipqqm4ehzizhdy_">
               <w:r>
                 <w:rPr>
                   <w:rFonts w:ascii="Arial" w:cs="Arial" w:eastAsia="Arial" w:hAnsi="Arial"/>
@@ -26006,7 +26006,7 @@
               <w:spacing w:after="10" w:before="0"/>
               <w:ind w:left="120"/>
             </w:pPr>
-            <w:hyperlink w:history="1" r:id="rIdifzka2rutye2vonampten">
+            <w:hyperlink w:history="1" r:id="rId55sf96qx7tyb8cf1cujcq">
               <w:r>
                 <w:rPr>
                   <w:rFonts w:ascii="Arial" w:cs="Arial" w:eastAsia="Arial" w:hAnsi="Arial"/>
@@ -26201,7 +26201,7 @@
             <w:pPr>
               <w:spacing w:after="20" w:before="0"/>
             </w:pPr>
-            <w:hyperlink w:history="1" r:id="rIdx_ki2vshyrw8ttan_d8jy">
+            <w:hyperlink w:history="1" r:id="rIdyak3txm8gpjgxrgggbxqs">
               <w:r>
                 <w:rPr>
                   <w:rFonts w:ascii="Arial" w:cs="Arial" w:eastAsia="Arial" w:hAnsi="Arial"/>
@@ -26234,7 +26234,7 @@
               <w:spacing w:after="10" w:before="0"/>
               <w:ind w:left="120"/>
             </w:pPr>
-            <w:hyperlink w:history="1" r:id="rIdgrfevumx7lixrn9s68u1l">
+            <w:hyperlink w:history="1" r:id="rId-spoqotkld97yvh2siclj">
               <w:r>
                 <w:rPr>
                   <w:rFonts w:ascii="Arial" w:cs="Arial" w:eastAsia="Arial" w:hAnsi="Arial"/>
@@ -26279,7 +26279,7 @@
             <w:pPr>
               <w:spacing w:after="20" w:before="0"/>
             </w:pPr>
-            <w:hyperlink w:history="1" r:id="rIdis9mhajp6n9q4dy_rq-hx">
+            <w:hyperlink w:history="1" r:id="rIdh98dqhfd-g7vtjsl9tolk">
               <w:r>
                 <w:rPr>
                   <w:rFonts w:ascii="Arial" w:cs="Arial" w:eastAsia="Arial" w:hAnsi="Arial"/>
@@ -26312,7 +26312,7 @@
               <w:spacing w:after="10" w:before="0"/>
               <w:ind w:left="120"/>
             </w:pPr>
-            <w:hyperlink w:history="1" r:id="rIdoj36joklcuhxxrd94r3ds">
+            <w:hyperlink w:history="1" r:id="rIdibj5_0ndh_yins6nbvkx_">
               <w:r>
                 <w:rPr>
                   <w:rFonts w:ascii="Arial" w:cs="Arial" w:eastAsia="Arial" w:hAnsi="Arial"/>
@@ -26507,7 +26507,7 @@
             <w:pPr>
               <w:spacing w:after="20" w:before="0"/>
             </w:pPr>
-            <w:hyperlink w:history="1" r:id="rIdq-82f5yycr2qh_nfbl0n9">
+            <w:hyperlink w:history="1" r:id="rId6fvuz8odle4lrrkdhqfn4">
               <w:r>
                 <w:rPr>
                   <w:rFonts w:ascii="Arial" w:cs="Arial" w:eastAsia="Arial" w:hAnsi="Arial"/>
@@ -26540,7 +26540,7 @@
               <w:spacing w:after="10" w:before="0"/>
               <w:ind w:left="120"/>
             </w:pPr>
-            <w:hyperlink w:history="1" r:id="rIdibjslaq8j4tgwm45vgvhn">
+            <w:hyperlink w:history="1" r:id="rIdxpk4_tta6eibntmwnynvr">
               <w:r>
                 <w:rPr>
                   <w:rFonts w:ascii="Arial" w:cs="Arial" w:eastAsia="Arial" w:hAnsi="Arial"/>
@@ -26585,7 +26585,7 @@
             <w:pPr>
               <w:spacing w:after="20" w:before="0"/>
             </w:pPr>
-            <w:hyperlink w:history="1" r:id="rIdxyfb64n8h80i4o92wakfp">
+            <w:hyperlink w:history="1" r:id="rIdfbrzqsknbpy53vkkfvjp1">
               <w:r>
                 <w:rPr>
                   <w:rFonts w:ascii="Arial" w:cs="Arial" w:eastAsia="Arial" w:hAnsi="Arial"/>
@@ -26618,7 +26618,7 @@
               <w:spacing w:after="10" w:before="0"/>
               <w:ind w:left="120"/>
             </w:pPr>
-            <w:hyperlink w:history="1" r:id="rIdlqyxoixqv9vtsc8iruhl3">
+            <w:hyperlink w:history="1" r:id="rIdds0uinm6g21lxcuiefzzh">
               <w:r>
                 <w:rPr>
                   <w:rFonts w:ascii="Arial" w:cs="Arial" w:eastAsia="Arial" w:hAnsi="Arial"/>
@@ -27206,7 +27206,7 @@
         </w:rPr>
         <w:t xml:space="preserve">© 2026 SeaVuria and ARES. Aligned with KICD objectives. Developed by SeaVuria; technical implementation by ARES (with AI assistance from Claude). Licensed under </w:t>
       </w:r>
-      <w:hyperlink w:history="1" r:id="rIdzqcxuvhkjppxzp5px1800">
+      <w:hyperlink w:history="1" r:id="rIdh8qypqygo-acinncsczfn">
         <w:r>
           <w:rPr>
             <w:rFonts w:ascii="Arial" w:cs="Arial" w:eastAsia="Arial" w:hAnsi="Arial"/>
@@ -27227,7 +27227,7 @@
         </w:rPr>
         <w:t xml:space="preserve"> (</w:t>
       </w:r>
-      <w:hyperlink w:history="1" r:id="rIdkhl4m7_2ynu9m2jolvgv7">
+      <w:hyperlink w:history="1" r:id="rIdmk_sfmcvytwe8lr8namc4">
         <w:r>
           <w:rPr>
             <w:rFonts w:ascii="Arial" w:cs="Arial" w:eastAsia="Arial" w:hAnsi="Arial"/>

--- a/data/outputs/v2/Core_Mathematics/SS3.2_Probability_I/Core_Mathematics_Probability_I_CBE_LessonSequence.docx
+++ b/data/outputs/v2/Core_Mathematics/SS3.2_Probability_I/Core_Mathematics_Probability_I_CBE_LessonSequence.docx
@@ -2458,7 +2458,7 @@
         </w:rPr>
         <w:t xml:space="preserve">© 2026 SeaVuria and ARES. This work is licensed under a </w:t>
       </w:r>
-      <w:hyperlink w:history="1" r:id="rIdkjyk5iacfvtjh1_duv6n7">
+      <w:hyperlink w:history="1" r:id="rIdpvd8r-ei0nvqss9laccb4">
         <w:r>
           <w:rPr>
             <w:rFonts w:ascii="Arial" w:cs="Arial" w:eastAsia="Arial" w:hAnsi="Arial"/>
@@ -2478,7 +2478,7 @@
         </w:rPr>
         <w:t xml:space="preserve"> (</w:t>
       </w:r>
-      <w:hyperlink w:history="1" r:id="rIdny1zeermnapruzy2esbk1">
+      <w:hyperlink w:history="1" r:id="rIdruv0u-g5phjqvqgcumw0x">
         <w:r>
           <w:rPr>
             <w:rFonts w:ascii="Arial" w:cs="Arial" w:eastAsia="Arial" w:hAnsi="Arial"/>
@@ -2498,7 +2498,7 @@
         </w:rPr>
         <w:t xml:space="preserve">). To view a copy of this license, visit </w:t>
       </w:r>
-      <w:hyperlink w:history="1" r:id="rIdyx6-41fjl3jvyr1czm7lw">
+      <w:hyperlink w:history="1" r:id="rIdfq7wupfcitctlbgvhou97">
         <w:r>
           <w:rPr>
             <w:rFonts w:ascii="Arial" w:cs="Arial" w:eastAsia="Arial" w:hAnsi="Arial"/>
@@ -3510,7 +3510,7 @@
             <w:pPr>
               <w:spacing w:after="20" w:before="0"/>
             </w:pPr>
-            <w:hyperlink w:history="1" r:id="rId_cxboucrasgzqa8cjqp2h">
+            <w:hyperlink w:history="1" r:id="rIdujir7r8phjgf4rrjdna0h">
               <w:r>
                 <w:rPr>
                   <w:rFonts w:ascii="Arial" w:cs="Arial" w:eastAsia="Arial" w:hAnsi="Arial"/>
@@ -3543,7 +3543,7 @@
               <w:spacing w:after="10" w:before="0"/>
               <w:ind w:left="120"/>
             </w:pPr>
-            <w:hyperlink w:history="1" r:id="rIdpicvkaqcxqpgk_otikciu">
+            <w:hyperlink w:history="1" r:id="rIdyyoov32eohv-d2zbs-dyo">
               <w:r>
                 <w:rPr>
                   <w:rFonts w:ascii="Arial" w:cs="Arial" w:eastAsia="Arial" w:hAnsi="Arial"/>
@@ -3588,7 +3588,7 @@
             <w:pPr>
               <w:spacing w:after="20" w:before="0"/>
             </w:pPr>
-            <w:hyperlink w:history="1" r:id="rId8evrpzubexfpc6g9f45x0">
+            <w:hyperlink w:history="1" r:id="rIdkcjnqjiknqqoixhflrirh">
               <w:r>
                 <w:rPr>
                   <w:rFonts w:ascii="Arial" w:cs="Arial" w:eastAsia="Arial" w:hAnsi="Arial"/>
@@ -3621,7 +3621,7 @@
               <w:spacing w:after="10" w:before="0"/>
               <w:ind w:left="120"/>
             </w:pPr>
-            <w:hyperlink w:history="1" r:id="rIdhn8bx-_5mxmd5zd6m-ryi">
+            <w:hyperlink w:history="1" r:id="rId1s4jzkkcq2ordcvnrxdhj">
               <w:r>
                 <w:rPr>
                   <w:rFonts w:ascii="Arial" w:cs="Arial" w:eastAsia="Arial" w:hAnsi="Arial"/>
@@ -3930,7 +3930,7 @@
             <w:pPr>
               <w:spacing w:after="20" w:before="0"/>
             </w:pPr>
-            <w:hyperlink w:history="1" r:id="rIdbrtv2_3yirj_paq5i75fs">
+            <w:hyperlink w:history="1" r:id="rIdwszqjyunkk5tkhoqknpte">
               <w:r>
                 <w:rPr>
                   <w:rFonts w:ascii="Arial" w:cs="Arial" w:eastAsia="Arial" w:hAnsi="Arial"/>
@@ -3963,7 +3963,7 @@
               <w:spacing w:after="10" w:before="0"/>
               <w:ind w:left="120"/>
             </w:pPr>
-            <w:hyperlink w:history="1" r:id="rIdrvwmdtzqeg6vkx3dk6phv">
+            <w:hyperlink w:history="1" r:id="rIdjamqfwnj3ocxtzg2pdw31">
               <w:r>
                 <w:rPr>
                   <w:rFonts w:ascii="Arial" w:cs="Arial" w:eastAsia="Arial" w:hAnsi="Arial"/>
@@ -4008,7 +4008,7 @@
             <w:pPr>
               <w:spacing w:after="20" w:before="0"/>
             </w:pPr>
-            <w:hyperlink w:history="1" r:id="rIdao77g-_yqvkaennpmxmom">
+            <w:hyperlink w:history="1" r:id="rIddprxeqdiilmbcb4y4s2qo">
               <w:r>
                 <w:rPr>
                   <w:rFonts w:ascii="Arial" w:cs="Arial" w:eastAsia="Arial" w:hAnsi="Arial"/>
@@ -4041,7 +4041,7 @@
               <w:spacing w:after="10" w:before="0"/>
               <w:ind w:left="120"/>
             </w:pPr>
-            <w:hyperlink w:history="1" r:id="rIdc0s15b0ol5k9fwly3a7ml">
+            <w:hyperlink w:history="1" r:id="rIdwnns2lvfvaqjaxyaolz3v">
               <w:r>
                 <w:rPr>
                   <w:rFonts w:ascii="Arial" w:cs="Arial" w:eastAsia="Arial" w:hAnsi="Arial"/>
@@ -4464,7 +4464,7 @@
             <w:pPr>
               <w:spacing w:after="20" w:before="0"/>
             </w:pPr>
-            <w:hyperlink w:history="1" r:id="rIdawb-r7jqqxcqxeei1vrti">
+            <w:hyperlink w:history="1" r:id="rId6xaqyivxcbrkynyje70hj">
               <w:r>
                 <w:rPr>
                   <w:rFonts w:ascii="Arial" w:cs="Arial" w:eastAsia="Arial" w:hAnsi="Arial"/>
@@ -4497,7 +4497,7 @@
               <w:spacing w:after="10" w:before="0"/>
               <w:ind w:left="120"/>
             </w:pPr>
-            <w:hyperlink w:history="1" r:id="rIdey4d-xqrdnawur8jlrjns">
+            <w:hyperlink w:history="1" r:id="rIdplu13y8cjbgdbjq7x4ids">
               <w:r>
                 <w:rPr>
                   <w:rFonts w:ascii="Arial" w:cs="Arial" w:eastAsia="Arial" w:hAnsi="Arial"/>
@@ -4542,7 +4542,7 @@
             <w:pPr>
               <w:spacing w:after="20" w:before="0"/>
             </w:pPr>
-            <w:hyperlink w:history="1" r:id="rIdftegd_he8krsbrpmmikac">
+            <w:hyperlink w:history="1" r:id="rIdh3wkepewiew24a5nhqh29">
               <w:r>
                 <w:rPr>
                   <w:rFonts w:ascii="Arial" w:cs="Arial" w:eastAsia="Arial" w:hAnsi="Arial"/>
@@ -4575,7 +4575,7 @@
               <w:spacing w:after="10" w:before="0"/>
               <w:ind w:left="120"/>
             </w:pPr>
-            <w:hyperlink w:history="1" r:id="rIdlqckpyvxgjquvjhjsoeug">
+            <w:hyperlink w:history="1" r:id="rId3jocw-ilakkz7ifecmfyc">
               <w:r>
                 <w:rPr>
                   <w:rFonts w:ascii="Arial" w:cs="Arial" w:eastAsia="Arial" w:hAnsi="Arial"/>
@@ -4960,7 +4960,7 @@
             <w:pPr>
               <w:spacing w:after="20" w:before="0"/>
             </w:pPr>
-            <w:hyperlink w:history="1" r:id="rIdyjpjezqqtqrhtj-tjqn-8">
+            <w:hyperlink w:history="1" r:id="rIdg5e_svt0-ouazjq0o6fqe">
               <w:r>
                 <w:rPr>
                   <w:rFonts w:ascii="Arial" w:cs="Arial" w:eastAsia="Arial" w:hAnsi="Arial"/>
@@ -4993,7 +4993,7 @@
               <w:spacing w:after="10" w:before="0"/>
               <w:ind w:left="120"/>
             </w:pPr>
-            <w:hyperlink w:history="1" r:id="rIdspiet9wldrewb_njfe_fq">
+            <w:hyperlink w:history="1" r:id="rIdluka-ualnc_ei2dqsadgf">
               <w:r>
                 <w:rPr>
                   <w:rFonts w:ascii="Arial" w:cs="Arial" w:eastAsia="Arial" w:hAnsi="Arial"/>
@@ -5038,7 +5038,7 @@
             <w:pPr>
               <w:spacing w:after="20" w:before="0"/>
             </w:pPr>
-            <w:hyperlink w:history="1" r:id="rId_70mmmgvqrrdkfenvux0x">
+            <w:hyperlink w:history="1" r:id="rId9fmdggp2xw4e9q9f0o46n">
               <w:r>
                 <w:rPr>
                   <w:rFonts w:ascii="Arial" w:cs="Arial" w:eastAsia="Arial" w:hAnsi="Arial"/>
@@ -5071,7 +5071,7 @@
               <w:spacing w:after="10" w:before="0"/>
               <w:ind w:left="120"/>
             </w:pPr>
-            <w:hyperlink w:history="1" r:id="rIdtrnwcmy7abzfrqk-7tzth">
+            <w:hyperlink w:history="1" r:id="rIdztntpp-qwghdlinccmjqg">
               <w:r>
                 <w:rPr>
                   <w:rFonts w:ascii="Arial" w:cs="Arial" w:eastAsia="Arial" w:hAnsi="Arial"/>
@@ -5418,7 +5418,7 @@
             <w:pPr>
               <w:spacing w:after="20" w:before="0"/>
             </w:pPr>
-            <w:hyperlink w:history="1" r:id="rIdpp3azt1aj739ppc4igwvq">
+            <w:hyperlink w:history="1" r:id="rIdktbnksajg8fppmuwo0f0b">
               <w:r>
                 <w:rPr>
                   <w:rFonts w:ascii="Arial" w:cs="Arial" w:eastAsia="Arial" w:hAnsi="Arial"/>
@@ -5467,7 +5467,7 @@
               <w:spacing w:after="10" w:before="0"/>
               <w:ind w:left="120"/>
             </w:pPr>
-            <w:hyperlink w:history="1" r:id="rIdqm-jrja34b07y3t8tajei">
+            <w:hyperlink w:history="1" r:id="rIdkccrjdhtwc93gw-p3g13i">
               <w:r>
                 <w:rPr>
                   <w:rFonts w:ascii="Arial" w:cs="Arial" w:eastAsia="Arial" w:hAnsi="Arial"/>
@@ -5512,7 +5512,7 @@
             <w:pPr>
               <w:spacing w:after="20" w:before="0"/>
             </w:pPr>
-            <w:hyperlink w:history="1" r:id="rIdqwlhejsexmnotjed75pqh">
+            <w:hyperlink w:history="1" r:id="rIdohx5owaumqle8ddrlxciu">
               <w:r>
                 <w:rPr>
                   <w:rFonts w:ascii="Arial" w:cs="Arial" w:eastAsia="Arial" w:hAnsi="Arial"/>
@@ -5561,7 +5561,7 @@
               <w:spacing w:after="10" w:before="0"/>
               <w:ind w:left="120"/>
             </w:pPr>
-            <w:hyperlink w:history="1" r:id="rIdk8zdpv8h0g85_v6hegqai">
+            <w:hyperlink w:history="1" r:id="rIdv_e2lqyvdqfuerqbbeqzf">
               <w:r>
                 <w:rPr>
                   <w:rFonts w:ascii="Arial" w:cs="Arial" w:eastAsia="Arial" w:hAnsi="Arial"/>
@@ -6301,7 +6301,7 @@
         </w:rPr>
         <w:t xml:space="preserve">© 2026 SeaVuria and ARES. Aligned with KICD objectives. Developed by SeaVuria; technical implementation by ARES (with AI assistance from Claude). Licensed under </w:t>
       </w:r>
-      <w:hyperlink w:history="1" r:id="rIdthub-2qzxianb0r5ogiqs">
+      <w:hyperlink w:history="1" r:id="rIdlia6jx_beqe0jlecdxcqx">
         <w:r>
           <w:rPr>
             <w:rFonts w:ascii="Arial" w:cs="Arial" w:eastAsia="Arial" w:hAnsi="Arial"/>
@@ -6322,7 +6322,7 @@
         </w:rPr>
         <w:t xml:space="preserve"> (</w:t>
       </w:r>
-      <w:hyperlink w:history="1" r:id="rIdh3hzms3nifdgld8gxex6t">
+      <w:hyperlink w:history="1" r:id="rIdidwo2yojndz11ukdx7fol">
         <w:r>
           <w:rPr>
             <w:rFonts w:ascii="Arial" w:cs="Arial" w:eastAsia="Arial" w:hAnsi="Arial"/>
@@ -7418,7 +7418,7 @@
             <w:pPr>
               <w:spacing w:after="20" w:before="0"/>
             </w:pPr>
-            <w:hyperlink w:history="1" r:id="rIdfoh58di34fylagmx8ubm9">
+            <w:hyperlink w:history="1" r:id="rIdmhdogefuh0zcdhwdbdhra">
               <w:r>
                 <w:rPr>
                   <w:rFonts w:ascii="Arial" w:cs="Arial" w:eastAsia="Arial" w:hAnsi="Arial"/>
@@ -7451,7 +7451,7 @@
               <w:spacing w:after="10" w:before="0"/>
               <w:ind w:left="120"/>
             </w:pPr>
-            <w:hyperlink w:history="1" r:id="rIdbamjorfd3oed8drzultpf">
+            <w:hyperlink w:history="1" r:id="rIdq5kguitrgm49bzhfstm5s">
               <w:r>
                 <w:rPr>
                   <w:rFonts w:ascii="Arial" w:cs="Arial" w:eastAsia="Arial" w:hAnsi="Arial"/>
@@ -7496,7 +7496,7 @@
             <w:pPr>
               <w:spacing w:after="20" w:before="0"/>
             </w:pPr>
-            <w:hyperlink w:history="1" r:id="rIdsz6qm0jjpo1vcbbhvib0_">
+            <w:hyperlink w:history="1" r:id="rIdgxyu9u5fq2xglrievjrce">
               <w:r>
                 <w:rPr>
                   <w:rFonts w:ascii="Arial" w:cs="Arial" w:eastAsia="Arial" w:hAnsi="Arial"/>
@@ -7529,7 +7529,7 @@
               <w:spacing w:after="10" w:before="0"/>
               <w:ind w:left="120"/>
             </w:pPr>
-            <w:hyperlink w:history="1" r:id="rId-myklwe666hrt5sro_9s6">
+            <w:hyperlink w:history="1" r:id="rIduqwi_wt07charqmpzllr3">
               <w:r>
                 <w:rPr>
                   <w:rFonts w:ascii="Arial" w:cs="Arial" w:eastAsia="Arial" w:hAnsi="Arial"/>
@@ -7724,7 +7724,7 @@
             <w:pPr>
               <w:spacing w:after="20" w:before="0"/>
             </w:pPr>
-            <w:hyperlink w:history="1" r:id="rId_cgf1deahyvlezchcq7fj">
+            <w:hyperlink w:history="1" r:id="rId4hk5iq3jzz3azn5avkig0">
               <w:r>
                 <w:rPr>
                   <w:rFonts w:ascii="Arial" w:cs="Arial" w:eastAsia="Arial" w:hAnsi="Arial"/>
@@ -7757,7 +7757,7 @@
               <w:spacing w:after="10" w:before="0"/>
               <w:ind w:left="120"/>
             </w:pPr>
-            <w:hyperlink w:history="1" r:id="rIdvsmmryc0gvyz9zb29xjil">
+            <w:hyperlink w:history="1" r:id="rIdomexjebvtne4j0a52ah42">
               <w:r>
                 <w:rPr>
                   <w:rFonts w:ascii="Arial" w:cs="Arial" w:eastAsia="Arial" w:hAnsi="Arial"/>
@@ -7802,7 +7802,7 @@
             <w:pPr>
               <w:spacing w:after="20" w:before="0"/>
             </w:pPr>
-            <w:hyperlink w:history="1" r:id="rIdbqgnwcw4hiliund-jfksg">
+            <w:hyperlink w:history="1" r:id="rIdeklexi0zhom_6mmmuqbjj">
               <w:r>
                 <w:rPr>
                   <w:rFonts w:ascii="Arial" w:cs="Arial" w:eastAsia="Arial" w:hAnsi="Arial"/>
@@ -7835,7 +7835,7 @@
               <w:spacing w:after="10" w:before="0"/>
               <w:ind w:left="120"/>
             </w:pPr>
-            <w:hyperlink w:history="1" r:id="rId9cntb1s684dh0iqshqy73">
+            <w:hyperlink w:history="1" r:id="rIdv3doby8ne9grtn3mzjomf">
               <w:r>
                 <w:rPr>
                   <w:rFonts w:ascii="Arial" w:cs="Arial" w:eastAsia="Arial" w:hAnsi="Arial"/>
@@ -8030,7 +8030,7 @@
             <w:pPr>
               <w:spacing w:after="20" w:before="0"/>
             </w:pPr>
-            <w:hyperlink w:history="1" r:id="rIdb7kjkoil1juz1a5y3m13n">
+            <w:hyperlink w:history="1" r:id="rIdylobhc1ppitxnj4uxlfee">
               <w:r>
                 <w:rPr>
                   <w:rFonts w:ascii="Arial" w:cs="Arial" w:eastAsia="Arial" w:hAnsi="Arial"/>
@@ -8079,7 +8079,7 @@
               <w:spacing w:after="10" w:before="0"/>
               <w:ind w:left="120"/>
             </w:pPr>
-            <w:hyperlink w:history="1" r:id="rIdbivbz4tnbiqveccsimc_z">
+            <w:hyperlink w:history="1" r:id="rIdfieycebphv8plu4sde_vy">
               <w:r>
                 <w:rPr>
                   <w:rFonts w:ascii="Arial" w:cs="Arial" w:eastAsia="Arial" w:hAnsi="Arial"/>
@@ -8124,7 +8124,7 @@
             <w:pPr>
               <w:spacing w:after="20" w:before="0"/>
             </w:pPr>
-            <w:hyperlink w:history="1" r:id="rIdxzqkehti3npy_1dzz3yi9">
+            <w:hyperlink w:history="1" r:id="rId35pgvvugqfldchb_qneib">
               <w:r>
                 <w:rPr>
                   <w:rFonts w:ascii="Arial" w:cs="Arial" w:eastAsia="Arial" w:hAnsi="Arial"/>
@@ -8157,7 +8157,7 @@
               <w:spacing w:after="10" w:before="0"/>
               <w:ind w:left="120"/>
             </w:pPr>
-            <w:hyperlink w:history="1" r:id="rIdvbfrqsd4sb1fesombn_xg">
+            <w:hyperlink w:history="1" r:id="rIdvhp729jufo3ysgw_d-8zp">
               <w:r>
                 <w:rPr>
                   <w:rFonts w:ascii="Arial" w:cs="Arial" w:eastAsia="Arial" w:hAnsi="Arial"/>
@@ -8352,7 +8352,7 @@
             <w:pPr>
               <w:spacing w:after="20" w:before="0"/>
             </w:pPr>
-            <w:hyperlink w:history="1" r:id="rIdp2bbdnhnlsvbg-jgmrkfm">
+            <w:hyperlink w:history="1" r:id="rIdol2vrfmugewlu66b1of4f">
               <w:r>
                 <w:rPr>
                   <w:rFonts w:ascii="Arial" w:cs="Arial" w:eastAsia="Arial" w:hAnsi="Arial"/>
@@ -8401,7 +8401,7 @@
               <w:spacing w:after="10" w:before="0"/>
               <w:ind w:left="120"/>
             </w:pPr>
-            <w:hyperlink w:history="1" r:id="rId_fjpizxv11kv8limo5m52">
+            <w:hyperlink w:history="1" r:id="rIdndo1hgznzxcjpqzqtqfe8">
               <w:r>
                 <w:rPr>
                   <w:rFonts w:ascii="Arial" w:cs="Arial" w:eastAsia="Arial" w:hAnsi="Arial"/>
@@ -8446,7 +8446,7 @@
             <w:pPr>
               <w:spacing w:after="20" w:before="0"/>
             </w:pPr>
-            <w:hyperlink w:history="1" r:id="rId-4-lvr3ndcfq4xeas_fd4">
+            <w:hyperlink w:history="1" r:id="rIds3dqnwteenh0k3yfsgqai">
               <w:r>
                 <w:rPr>
                   <w:rFonts w:ascii="Arial" w:cs="Arial" w:eastAsia="Arial" w:hAnsi="Arial"/>
@@ -8479,7 +8479,7 @@
               <w:spacing w:after="10" w:before="0"/>
               <w:ind w:left="120"/>
             </w:pPr>
-            <w:hyperlink w:history="1" r:id="rIdq-l0ertujhrzydffmeknl">
+            <w:hyperlink w:history="1" r:id="rIdcjnq0qtbklxbltpj3lz1s">
               <w:r>
                 <w:rPr>
                   <w:rFonts w:ascii="Arial" w:cs="Arial" w:eastAsia="Arial" w:hAnsi="Arial"/>
@@ -8674,7 +8674,7 @@
             <w:pPr>
               <w:spacing w:after="20" w:before="0"/>
             </w:pPr>
-            <w:hyperlink w:history="1" r:id="rIdgfnhtl4cjfuu_tb7859j8">
+            <w:hyperlink w:history="1" r:id="rIdk-xk0fnt8rohfze6hlb0v">
               <w:r>
                 <w:rPr>
                   <w:rFonts w:ascii="Arial" w:cs="Arial" w:eastAsia="Arial" w:hAnsi="Arial"/>
@@ -8723,7 +8723,7 @@
               <w:spacing w:after="10" w:before="0"/>
               <w:ind w:left="120"/>
             </w:pPr>
-            <w:hyperlink w:history="1" r:id="rIdxeaxhqu4pu2lwbridk4ku">
+            <w:hyperlink w:history="1" r:id="rIdcaehifcoaiejy_a7g-ef-">
               <w:r>
                 <w:rPr>
                   <w:rFonts w:ascii="Arial" w:cs="Arial" w:eastAsia="Arial" w:hAnsi="Arial"/>
@@ -8768,7 +8768,7 @@
             <w:pPr>
               <w:spacing w:after="20" w:before="0"/>
             </w:pPr>
-            <w:hyperlink w:history="1" r:id="rIdiwz9azyujmvonhbdphvob">
+            <w:hyperlink w:history="1" r:id="rIdgyphom-b6w3tftldshke-">
               <w:r>
                 <w:rPr>
                   <w:rFonts w:ascii="Arial" w:cs="Arial" w:eastAsia="Arial" w:hAnsi="Arial"/>
@@ -8817,7 +8817,7 @@
               <w:spacing w:after="10" w:before="0"/>
               <w:ind w:left="120"/>
             </w:pPr>
-            <w:hyperlink w:history="1" r:id="rIdtfj94uw9ojepg15sdw2sk">
+            <w:hyperlink w:history="1" r:id="rIdu5bxl8ckemej6_aamycx3">
               <w:r>
                 <w:rPr>
                   <w:rFonts w:ascii="Arial" w:cs="Arial" w:eastAsia="Arial" w:hAnsi="Arial"/>
@@ -9329,7 +9329,7 @@
         </w:rPr>
         <w:t xml:space="preserve">© 2026 SeaVuria and ARES. Aligned with KICD objectives. Developed by SeaVuria; technical implementation by ARES (with AI assistance from Claude). Licensed under </w:t>
       </w:r>
-      <w:hyperlink w:history="1" r:id="rIdbckdiy6cjpgkzrpa_cvbg">
+      <w:hyperlink w:history="1" r:id="rId63kgz1x3xnb4rqczqdpar">
         <w:r>
           <w:rPr>
             <w:rFonts w:ascii="Arial" w:cs="Arial" w:eastAsia="Arial" w:hAnsi="Arial"/>
@@ -9350,7 +9350,7 @@
         </w:rPr>
         <w:t xml:space="preserve"> (</w:t>
       </w:r>
-      <w:hyperlink w:history="1" r:id="rIdhvp_wtauckrjr3lxcr_pc">
+      <w:hyperlink w:history="1" r:id="rIdkrqw00udnhcwxhzui8yae">
         <w:r>
           <w:rPr>
             <w:rFonts w:ascii="Arial" w:cs="Arial" w:eastAsia="Arial" w:hAnsi="Arial"/>
@@ -10363,7 +10363,7 @@
             <w:pPr>
               <w:spacing w:after="20" w:before="0"/>
             </w:pPr>
-            <w:hyperlink w:history="1" r:id="rIddwurmqpmf8lxpaxcbehjk">
+            <w:hyperlink w:history="1" r:id="rIdcnlpqto8sobbqoktdty_v">
               <w:r>
                 <w:rPr>
                   <w:rFonts w:ascii="Arial" w:cs="Arial" w:eastAsia="Arial" w:hAnsi="Arial"/>
@@ -10396,7 +10396,7 @@
               <w:spacing w:after="10" w:before="0"/>
               <w:ind w:left="120"/>
             </w:pPr>
-            <w:hyperlink w:history="1" r:id="rIdlolscb_nanjygnecj1ra5">
+            <w:hyperlink w:history="1" r:id="rIdbcowv7weperijkq6utnk9">
               <w:r>
                 <w:rPr>
                   <w:rFonts w:ascii="Arial" w:cs="Arial" w:eastAsia="Arial" w:hAnsi="Arial"/>
@@ -10441,7 +10441,7 @@
             <w:pPr>
               <w:spacing w:after="20" w:before="0"/>
             </w:pPr>
-            <w:hyperlink w:history="1" r:id="rIdnukkgibarzkr_gejzifbv">
+            <w:hyperlink w:history="1" r:id="rIdoqbs9thamjar1zx4bmqt1">
               <w:r>
                 <w:rPr>
                   <w:rFonts w:ascii="Arial" w:cs="Arial" w:eastAsia="Arial" w:hAnsi="Arial"/>
@@ -10474,7 +10474,7 @@
               <w:spacing w:after="10" w:before="0"/>
               <w:ind w:left="120"/>
             </w:pPr>
-            <w:hyperlink w:history="1" r:id="rIdpnlsrakuxum6lwmsuifdb">
+            <w:hyperlink w:history="1" r:id="rIdvfwirnd5cb79qm42bqyht">
               <w:r>
                 <w:rPr>
                   <w:rFonts w:ascii="Arial" w:cs="Arial" w:eastAsia="Arial" w:hAnsi="Arial"/>
@@ -10669,7 +10669,7 @@
             <w:pPr>
               <w:spacing w:after="20" w:before="0"/>
             </w:pPr>
-            <w:hyperlink w:history="1" r:id="rIdc48kxsstzjgnbkc_pe3po">
+            <w:hyperlink w:history="1" r:id="rIdmxh9igbk0cuyfooywvdox">
               <w:r>
                 <w:rPr>
                   <w:rFonts w:ascii="Arial" w:cs="Arial" w:eastAsia="Arial" w:hAnsi="Arial"/>
@@ -10702,7 +10702,7 @@
               <w:spacing w:after="10" w:before="0"/>
               <w:ind w:left="120"/>
             </w:pPr>
-            <w:hyperlink w:history="1" r:id="rIdgvaf21cnkajb_fht-acmy">
+            <w:hyperlink w:history="1" r:id="rIdprtnqindw_fofhawem-xw">
               <w:r>
                 <w:rPr>
                   <w:rFonts w:ascii="Arial" w:cs="Arial" w:eastAsia="Arial" w:hAnsi="Arial"/>
@@ -10747,7 +10747,7 @@
             <w:pPr>
               <w:spacing w:after="20" w:before="0"/>
             </w:pPr>
-            <w:hyperlink w:history="1" r:id="rIdyzhlf6csdj2wt3wvyyq3d">
+            <w:hyperlink w:history="1" r:id="rIdlkrnpadu7tcbynaq6ygx0">
               <w:r>
                 <w:rPr>
                   <w:rFonts w:ascii="Arial" w:cs="Arial" w:eastAsia="Arial" w:hAnsi="Arial"/>
@@ -10780,7 +10780,7 @@
               <w:spacing w:after="10" w:before="0"/>
               <w:ind w:left="120"/>
             </w:pPr>
-            <w:hyperlink w:history="1" r:id="rId2ckg4-xrecg_s-8zkleqt">
+            <w:hyperlink w:history="1" r:id="rIdqilqgqciyk9cwr3wuolna">
               <w:r>
                 <w:rPr>
                   <w:rFonts w:ascii="Arial" w:cs="Arial" w:eastAsia="Arial" w:hAnsi="Arial"/>
@@ -11127,7 +11127,7 @@
             <w:pPr>
               <w:spacing w:after="20" w:before="0"/>
             </w:pPr>
-            <w:hyperlink w:history="1" r:id="rId-cb9sklqmmetfwy0z-uce">
+            <w:hyperlink w:history="1" r:id="rId6vd42zk6nxnrp5ih0xduz">
               <w:r>
                 <w:rPr>
                   <w:rFonts w:ascii="Arial" w:cs="Arial" w:eastAsia="Arial" w:hAnsi="Arial"/>
@@ -11176,7 +11176,7 @@
               <w:spacing w:after="10" w:before="0"/>
               <w:ind w:left="120"/>
             </w:pPr>
-            <w:hyperlink w:history="1" r:id="rId2vfdqby7shtqenkquszhf">
+            <w:hyperlink w:history="1" r:id="rIdlq0ffjob_l0ejuwrcnvog">
               <w:r>
                 <w:rPr>
                   <w:rFonts w:ascii="Arial" w:cs="Arial" w:eastAsia="Arial" w:hAnsi="Arial"/>
@@ -11221,7 +11221,7 @@
             <w:pPr>
               <w:spacing w:after="20" w:before="0"/>
             </w:pPr>
-            <w:hyperlink w:history="1" r:id="rIdidrspapht37-_m014eixg">
+            <w:hyperlink w:history="1" r:id="rIdxftgucvnxhuoykxooh0zh">
               <w:r>
                 <w:rPr>
                   <w:rFonts w:ascii="Arial" w:cs="Arial" w:eastAsia="Arial" w:hAnsi="Arial"/>
@@ -11254,7 +11254,7 @@
               <w:spacing w:after="10" w:before="0"/>
               <w:ind w:left="120"/>
             </w:pPr>
-            <w:hyperlink w:history="1" r:id="rIdya6dhco1pe_gisdl6rl-e">
+            <w:hyperlink w:history="1" r:id="rId16zgcnfvokagwf618kuwp">
               <w:r>
                 <w:rPr>
                   <w:rFonts w:ascii="Arial" w:cs="Arial" w:eastAsia="Arial" w:hAnsi="Arial"/>
@@ -11525,7 +11525,7 @@
             <w:pPr>
               <w:spacing w:after="20" w:before="0"/>
             </w:pPr>
-            <w:hyperlink w:history="1" r:id="rId_jt_rmpmbgfmhg6xjiyhy">
+            <w:hyperlink w:history="1" r:id="rIdhixd_dc8wruvus-5ohbry">
               <w:r>
                 <w:rPr>
                   <w:rFonts w:ascii="Arial" w:cs="Arial" w:eastAsia="Arial" w:hAnsi="Arial"/>
@@ -11574,7 +11574,7 @@
               <w:spacing w:after="10" w:before="0"/>
               <w:ind w:left="120"/>
             </w:pPr>
-            <w:hyperlink w:history="1" r:id="rIdlsa3zuo_-zrowzs3xwb1l">
+            <w:hyperlink w:history="1" r:id="rIdp6smgan_vlcoeegv1rlwr">
               <w:r>
                 <w:rPr>
                   <w:rFonts w:ascii="Arial" w:cs="Arial" w:eastAsia="Arial" w:hAnsi="Arial"/>
@@ -11619,7 +11619,7 @@
             <w:pPr>
               <w:spacing w:after="20" w:before="0"/>
             </w:pPr>
-            <w:hyperlink w:history="1" r:id="rIdwg_lbun0o_coq-jhgath1">
+            <w:hyperlink w:history="1" r:id="rIdogm3571jtrb2_ibajhqrn">
               <w:r>
                 <w:rPr>
                   <w:rFonts w:ascii="Arial" w:cs="Arial" w:eastAsia="Arial" w:hAnsi="Arial"/>
@@ -11652,7 +11652,7 @@
               <w:spacing w:after="10" w:before="0"/>
               <w:ind w:left="120"/>
             </w:pPr>
-            <w:hyperlink w:history="1" r:id="rId7wgwy0pl8xtu_5yo6szd-">
+            <w:hyperlink w:history="1" r:id="rIdgdmbmv1mjogfe34h1hsqv">
               <w:r>
                 <w:rPr>
                   <w:rFonts w:ascii="Arial" w:cs="Arial" w:eastAsia="Arial" w:hAnsi="Arial"/>
@@ -11847,7 +11847,7 @@
             <w:pPr>
               <w:spacing w:after="20" w:before="0"/>
             </w:pPr>
-            <w:hyperlink w:history="1" r:id="rIdkjvcbmbrghz5sbdzqef8q">
+            <w:hyperlink w:history="1" r:id="rIdiavpcue1cwolpckuwod4r">
               <w:r>
                 <w:rPr>
                   <w:rFonts w:ascii="Arial" w:cs="Arial" w:eastAsia="Arial" w:hAnsi="Arial"/>
@@ -11896,7 +11896,7 @@
               <w:spacing w:after="10" w:before="0"/>
               <w:ind w:left="120"/>
             </w:pPr>
-            <w:hyperlink w:history="1" r:id="rId5ouuytth8x6xkojnhzt-6">
+            <w:hyperlink w:history="1" r:id="rIdpp7ruokb-evymzclz2yds">
               <w:r>
                 <w:rPr>
                   <w:rFonts w:ascii="Arial" w:cs="Arial" w:eastAsia="Arial" w:hAnsi="Arial"/>
@@ -11941,7 +11941,7 @@
             <w:pPr>
               <w:spacing w:after="20" w:before="0"/>
             </w:pPr>
-            <w:hyperlink w:history="1" r:id="rIdatlzz70wdcxnfujqpiav0">
+            <w:hyperlink w:history="1" r:id="rIdm-fbipe-1ryqkjdubawy0">
               <w:r>
                 <w:rPr>
                   <w:rFonts w:ascii="Arial" w:cs="Arial" w:eastAsia="Arial" w:hAnsi="Arial"/>
@@ -11974,7 +11974,7 @@
               <w:spacing w:after="10" w:before="0"/>
               <w:ind w:left="120"/>
             </w:pPr>
-            <w:hyperlink w:history="1" r:id="rIdon1nmqkcrwohthr5gkijt">
+            <w:hyperlink w:history="1" r:id="rIdsqwndjtjiyeci06fvecdx">
               <w:r>
                 <w:rPr>
                   <w:rFonts w:ascii="Arial" w:cs="Arial" w:eastAsia="Arial" w:hAnsi="Arial"/>
@@ -12486,7 +12486,7 @@
         </w:rPr>
         <w:t xml:space="preserve">© 2026 SeaVuria and ARES. Aligned with KICD objectives. Developed by SeaVuria; technical implementation by ARES (with AI assistance from Claude). Licensed under </w:t>
       </w:r>
-      <w:hyperlink w:history="1" r:id="rIdngpgqpajubgacz2tbvyym">
+      <w:hyperlink w:history="1" r:id="rIdcf-xtjc70dkxvxbylxlj6">
         <w:r>
           <w:rPr>
             <w:rFonts w:ascii="Arial" w:cs="Arial" w:eastAsia="Arial" w:hAnsi="Arial"/>
@@ -12507,7 +12507,7 @@
         </w:rPr>
         <w:t xml:space="preserve"> (</w:t>
       </w:r>
-      <w:hyperlink w:history="1" r:id="rIdiarrlta3qailxve2si0y4">
+      <w:hyperlink w:history="1" r:id="rIdlazhu72oalyvbpngn5st9">
         <w:r>
           <w:rPr>
             <w:rFonts w:ascii="Arial" w:cs="Arial" w:eastAsia="Arial" w:hAnsi="Arial"/>
@@ -13520,7 +13520,7 @@
             <w:pPr>
               <w:spacing w:after="20" w:before="0"/>
             </w:pPr>
-            <w:hyperlink w:history="1" r:id="rIde1u4-gqyktl8jhkthtidu">
+            <w:hyperlink w:history="1" r:id="rIdwlod0qk5pshrk-kou34zi">
               <w:r>
                 <w:rPr>
                   <w:rFonts w:ascii="Arial" w:cs="Arial" w:eastAsia="Arial" w:hAnsi="Arial"/>
@@ -13553,7 +13553,7 @@
               <w:spacing w:after="10" w:before="0"/>
               <w:ind w:left="120"/>
             </w:pPr>
-            <w:hyperlink w:history="1" r:id="rIdfsajlxj9gqb24ovey-7os">
+            <w:hyperlink w:history="1" r:id="rIdrg_hnw7hrhxff3aakxci8">
               <w:r>
                 <w:rPr>
                   <w:rFonts w:ascii="Arial" w:cs="Arial" w:eastAsia="Arial" w:hAnsi="Arial"/>
@@ -13598,7 +13598,7 @@
             <w:pPr>
               <w:spacing w:after="20" w:before="0"/>
             </w:pPr>
-            <w:hyperlink w:history="1" r:id="rIdepb-eyzwxirehrb-8kohg">
+            <w:hyperlink w:history="1" r:id="rId9s4fvtf__iolpimsy87c9">
               <w:r>
                 <w:rPr>
                   <w:rFonts w:ascii="Arial" w:cs="Arial" w:eastAsia="Arial" w:hAnsi="Arial"/>
@@ -13631,7 +13631,7 @@
               <w:spacing w:after="10" w:before="0"/>
               <w:ind w:left="120"/>
             </w:pPr>
-            <w:hyperlink w:history="1" r:id="rIdk4lvxga6unr3pqo7_ni18">
+            <w:hyperlink w:history="1" r:id="rIdatetsyxsuugea2yg7uhye">
               <w:r>
                 <w:rPr>
                   <w:rFonts w:ascii="Arial" w:cs="Arial" w:eastAsia="Arial" w:hAnsi="Arial"/>
@@ -13826,7 +13826,7 @@
             <w:pPr>
               <w:spacing w:after="20" w:before="0"/>
             </w:pPr>
-            <w:hyperlink w:history="1" r:id="rIdo3tibal_wvdglummrt4q9">
+            <w:hyperlink w:history="1" r:id="rIdyqaf2i1gbrqp9bl7jduhx">
               <w:r>
                 <w:rPr>
                   <w:rFonts w:ascii="Arial" w:cs="Arial" w:eastAsia="Arial" w:hAnsi="Arial"/>
@@ -13859,7 +13859,7 @@
               <w:spacing w:after="10" w:before="0"/>
               <w:ind w:left="120"/>
             </w:pPr>
-            <w:hyperlink w:history="1" r:id="rIdzhq3vka8vpsxvp652acto">
+            <w:hyperlink w:history="1" r:id="rIdag4afcijgevlfz09fkidg">
               <w:r>
                 <w:rPr>
                   <w:rFonts w:ascii="Arial" w:cs="Arial" w:eastAsia="Arial" w:hAnsi="Arial"/>
@@ -13904,7 +13904,7 @@
             <w:pPr>
               <w:spacing w:after="20" w:before="0"/>
             </w:pPr>
-            <w:hyperlink w:history="1" r:id="rId7swlip122bkxeaybodzyp">
+            <w:hyperlink w:history="1" r:id="rIdsecvnc1mye2no2zznh191">
               <w:r>
                 <w:rPr>
                   <w:rFonts w:ascii="Arial" w:cs="Arial" w:eastAsia="Arial" w:hAnsi="Arial"/>
@@ -13937,7 +13937,7 @@
               <w:spacing w:after="10" w:before="0"/>
               <w:ind w:left="120"/>
             </w:pPr>
-            <w:hyperlink w:history="1" r:id="rId2i5snmomjxgqfvltfylrp">
+            <w:hyperlink w:history="1" r:id="rIdfk9ifig52eb6fjeq5vli5">
               <w:r>
                 <w:rPr>
                   <w:rFonts w:ascii="Arial" w:cs="Arial" w:eastAsia="Arial" w:hAnsi="Arial"/>
@@ -14132,7 +14132,7 @@
             <w:pPr>
               <w:spacing w:after="20" w:before="0"/>
             </w:pPr>
-            <w:hyperlink w:history="1" r:id="rIdv7k41rbeak70h3d996abl">
+            <w:hyperlink w:history="1" r:id="rIdsrrrpffegffxmlnlhsr6x">
               <w:r>
                 <w:rPr>
                   <w:rFonts w:ascii="Arial" w:cs="Arial" w:eastAsia="Arial" w:hAnsi="Arial"/>
@@ -14181,7 +14181,7 @@
               <w:spacing w:after="10" w:before="0"/>
               <w:ind w:left="120"/>
             </w:pPr>
-            <w:hyperlink w:history="1" r:id="rIdjndygh87pyuhbpw-0mmmg">
+            <w:hyperlink w:history="1" r:id="rIdcaubjmqu5qvynlqcl5wjf">
               <w:r>
                 <w:rPr>
                   <w:rFonts w:ascii="Arial" w:cs="Arial" w:eastAsia="Arial" w:hAnsi="Arial"/>
@@ -14226,7 +14226,7 @@
             <w:pPr>
               <w:spacing w:after="20" w:before="0"/>
             </w:pPr>
-            <w:hyperlink w:history="1" r:id="rIdsox9wj2ggvdonm_jfl8hf">
+            <w:hyperlink w:history="1" r:id="rIdci5dyzl0oarx-cb_reimj">
               <w:r>
                 <w:rPr>
                   <w:rFonts w:ascii="Arial" w:cs="Arial" w:eastAsia="Arial" w:hAnsi="Arial"/>
@@ -14259,7 +14259,7 @@
               <w:spacing w:after="10" w:before="0"/>
               <w:ind w:left="120"/>
             </w:pPr>
-            <w:hyperlink w:history="1" r:id="rIdshfgjzegzgk_dnehr8fmi">
+            <w:hyperlink w:history="1" r:id="rIdgefpopgabqg45wmb8rakd">
               <w:r>
                 <w:rPr>
                   <w:rFonts w:ascii="Arial" w:cs="Arial" w:eastAsia="Arial" w:hAnsi="Arial"/>
@@ -14454,7 +14454,7 @@
             <w:pPr>
               <w:spacing w:after="20" w:before="0"/>
             </w:pPr>
-            <w:hyperlink w:history="1" r:id="rIdmjlw-cxo1odkf7hj7z4ov">
+            <w:hyperlink w:history="1" r:id="rIdtvvtvdi_w0lehx5nqlepp">
               <w:r>
                 <w:rPr>
                   <w:rFonts w:ascii="Arial" w:cs="Arial" w:eastAsia="Arial" w:hAnsi="Arial"/>
@@ -14503,7 +14503,7 @@
               <w:spacing w:after="10" w:before="0"/>
               <w:ind w:left="120"/>
             </w:pPr>
-            <w:hyperlink w:history="1" r:id="rIdkrzrw1p0xtybgwydfyawt">
+            <w:hyperlink w:history="1" r:id="rIdystcprz71vdrrvdqzgjbe">
               <w:r>
                 <w:rPr>
                   <w:rFonts w:ascii="Arial" w:cs="Arial" w:eastAsia="Arial" w:hAnsi="Arial"/>
@@ -14548,7 +14548,7 @@
             <w:pPr>
               <w:spacing w:after="20" w:before="0"/>
             </w:pPr>
-            <w:hyperlink w:history="1" r:id="rId65xxg1esjaciyyfysa9tt">
+            <w:hyperlink w:history="1" r:id="rIdjv_ktuck76btass3c4il5">
               <w:r>
                 <w:rPr>
                   <w:rFonts w:ascii="Arial" w:cs="Arial" w:eastAsia="Arial" w:hAnsi="Arial"/>
@@ -14581,7 +14581,7 @@
               <w:spacing w:after="10" w:before="0"/>
               <w:ind w:left="120"/>
             </w:pPr>
-            <w:hyperlink w:history="1" r:id="rIdaoxj1zny-9rilpznawxpa">
+            <w:hyperlink w:history="1" r:id="rIdmntg9bxjgwp7ykgqgzij2">
               <w:r>
                 <w:rPr>
                   <w:rFonts w:ascii="Arial" w:cs="Arial" w:eastAsia="Arial" w:hAnsi="Arial"/>
@@ -14776,7 +14776,7 @@
             <w:pPr>
               <w:spacing w:after="20" w:before="0"/>
             </w:pPr>
-            <w:hyperlink w:history="1" r:id="rIdbed6b-pq086ty3-iurtns">
+            <w:hyperlink w:history="1" r:id="rIdp3gzicssgk954e3lts8d1">
               <w:r>
                 <w:rPr>
                   <w:rFonts w:ascii="Arial" w:cs="Arial" w:eastAsia="Arial" w:hAnsi="Arial"/>
@@ -14825,7 +14825,7 @@
               <w:spacing w:after="10" w:before="0"/>
               <w:ind w:left="120"/>
             </w:pPr>
-            <w:hyperlink w:history="1" r:id="rId2m7zevanktuwvdqmgznz6">
+            <w:hyperlink w:history="1" r:id="rIdqtk1ryselcnzjxm8skywc">
               <w:r>
                 <w:rPr>
                   <w:rFonts w:ascii="Arial" w:cs="Arial" w:eastAsia="Arial" w:hAnsi="Arial"/>
@@ -14870,7 +14870,7 @@
             <w:pPr>
               <w:spacing w:after="20" w:before="0"/>
             </w:pPr>
-            <w:hyperlink w:history="1" r:id="rIddl9rbg5lz-cl4mxnukd5r">
+            <w:hyperlink w:history="1" r:id="rIdnal6ifqckltglwy4hmkql">
               <w:r>
                 <w:rPr>
                   <w:rFonts w:ascii="Arial" w:cs="Arial" w:eastAsia="Arial" w:hAnsi="Arial"/>
@@ -14919,7 +14919,7 @@
               <w:spacing w:after="10" w:before="0"/>
               <w:ind w:left="120"/>
             </w:pPr>
-            <w:hyperlink w:history="1" r:id="rId4qwdlv86a_xtteo5zr0dd">
+            <w:hyperlink w:history="1" r:id="rId_-vsbi7ao_5leghk0b9wr">
               <w:r>
                 <w:rPr>
                   <w:rFonts w:ascii="Arial" w:cs="Arial" w:eastAsia="Arial" w:hAnsi="Arial"/>
@@ -15431,7 +15431,7 @@
         </w:rPr>
         <w:t xml:space="preserve">© 2026 SeaVuria and ARES. Aligned with KICD objectives. Developed by SeaVuria; technical implementation by ARES (with AI assistance from Claude). Licensed under </w:t>
       </w:r>
-      <w:hyperlink w:history="1" r:id="rIdrdq0z8b_admj2e_k1kkyf">
+      <w:hyperlink w:history="1" r:id="rIdvx9lwi7w8d-n4oyeimob3">
         <w:r>
           <w:rPr>
             <w:rFonts w:ascii="Arial" w:cs="Arial" w:eastAsia="Arial" w:hAnsi="Arial"/>
@@ -15452,7 +15452,7 @@
         </w:rPr>
         <w:t xml:space="preserve"> (</w:t>
       </w:r>
-      <w:hyperlink w:history="1" r:id="rIdfwmxrhryrotxxpzgdiuhc">
+      <w:hyperlink w:history="1" r:id="rIdul6ix7evq_3xlcvh3e2lj">
         <w:r>
           <w:rPr>
             <w:rFonts w:ascii="Arial" w:cs="Arial" w:eastAsia="Arial" w:hAnsi="Arial"/>
@@ -16465,7 +16465,7 @@
             <w:pPr>
               <w:spacing w:after="20" w:before="0"/>
             </w:pPr>
-            <w:hyperlink w:history="1" r:id="rIdb9w12f0s2prn7upnocp-8">
+            <w:hyperlink w:history="1" r:id="rIdtvbvc_tl5kqp8ulqex6xn">
               <w:r>
                 <w:rPr>
                   <w:rFonts w:ascii="Arial" w:cs="Arial" w:eastAsia="Arial" w:hAnsi="Arial"/>
@@ -16498,7 +16498,7 @@
               <w:spacing w:after="10" w:before="0"/>
               <w:ind w:left="120"/>
             </w:pPr>
-            <w:hyperlink w:history="1" r:id="rIdopmzlym6tzotgh5utm52x">
+            <w:hyperlink w:history="1" r:id="rIdmlsq6wwqdyio9q3-nw2un">
               <w:r>
                 <w:rPr>
                   <w:rFonts w:ascii="Arial" w:cs="Arial" w:eastAsia="Arial" w:hAnsi="Arial"/>
@@ -16543,7 +16543,7 @@
             <w:pPr>
               <w:spacing w:after="20" w:before="0"/>
             </w:pPr>
-            <w:hyperlink w:history="1" r:id="rIdfrxub6hy5zjttgdansw7-">
+            <w:hyperlink w:history="1" r:id="rId_mhh5s-irjsoo41rntkc9">
               <w:r>
                 <w:rPr>
                   <w:rFonts w:ascii="Arial" w:cs="Arial" w:eastAsia="Arial" w:hAnsi="Arial"/>
@@ -16576,7 +16576,7 @@
               <w:spacing w:after="10" w:before="0"/>
               <w:ind w:left="120"/>
             </w:pPr>
-            <w:hyperlink w:history="1" r:id="rId1mzxx2bnadgod-kqyr83e">
+            <w:hyperlink w:history="1" r:id="rIdoqok4mtoafp84rfetj75t">
               <w:r>
                 <w:rPr>
                   <w:rFonts w:ascii="Arial" w:cs="Arial" w:eastAsia="Arial" w:hAnsi="Arial"/>
@@ -16771,7 +16771,7 @@
             <w:pPr>
               <w:spacing w:after="20" w:before="0"/>
             </w:pPr>
-            <w:hyperlink w:history="1" r:id="rIdlupria_tpqgflhsieeh8q">
+            <w:hyperlink w:history="1" r:id="rId7pdrcy4gp_a63hyrqpf_m">
               <w:r>
                 <w:rPr>
                   <w:rFonts w:ascii="Arial" w:cs="Arial" w:eastAsia="Arial" w:hAnsi="Arial"/>
@@ -16804,7 +16804,7 @@
               <w:spacing w:after="10" w:before="0"/>
               <w:ind w:left="120"/>
             </w:pPr>
-            <w:hyperlink w:history="1" r:id="rIdtylckex1upaffbbzd4h5-">
+            <w:hyperlink w:history="1" r:id="rIdedizazwgljvmxdbnztfhl">
               <w:r>
                 <w:rPr>
                   <w:rFonts w:ascii="Arial" w:cs="Arial" w:eastAsia="Arial" w:hAnsi="Arial"/>
@@ -16849,7 +16849,7 @@
             <w:pPr>
               <w:spacing w:after="20" w:before="0"/>
             </w:pPr>
-            <w:hyperlink w:history="1" r:id="rIdiiaonv5bokip-9cbzzg0u">
+            <w:hyperlink w:history="1" r:id="rIdz8i5zqcio2lorjxl2vsrh">
               <w:r>
                 <w:rPr>
                   <w:rFonts w:ascii="Arial" w:cs="Arial" w:eastAsia="Arial" w:hAnsi="Arial"/>
@@ -16882,7 +16882,7 @@
               <w:spacing w:after="10" w:before="0"/>
               <w:ind w:left="120"/>
             </w:pPr>
-            <w:hyperlink w:history="1" r:id="rIdasomt5toyphrgneoe-wjh">
+            <w:hyperlink w:history="1" r:id="rIdynm0wxqez51bipkfneywa">
               <w:r>
                 <w:rPr>
                   <w:rFonts w:ascii="Arial" w:cs="Arial" w:eastAsia="Arial" w:hAnsi="Arial"/>
@@ -17077,7 +17077,7 @@
             <w:pPr>
               <w:spacing w:after="20" w:before="0"/>
             </w:pPr>
-            <w:hyperlink w:history="1" r:id="rId3erkkmo85j63s701sdqgd">
+            <w:hyperlink w:history="1" r:id="rIdzvfui3hgoka-sllsc-t9d">
               <w:r>
                 <w:rPr>
                   <w:rFonts w:ascii="Arial" w:cs="Arial" w:eastAsia="Arial" w:hAnsi="Arial"/>
@@ -17110,7 +17110,7 @@
               <w:spacing w:after="10" w:before="0"/>
               <w:ind w:left="120"/>
             </w:pPr>
-            <w:hyperlink w:history="1" r:id="rIdtpqfnwd07aww4tubfdak-">
+            <w:hyperlink w:history="1" r:id="rIdbjxtr7bz-vugrcx4dp0tb">
               <w:r>
                 <w:rPr>
                   <w:rFonts w:ascii="Arial" w:cs="Arial" w:eastAsia="Arial" w:hAnsi="Arial"/>
@@ -17155,7 +17155,7 @@
             <w:pPr>
               <w:spacing w:after="20" w:before="0"/>
             </w:pPr>
-            <w:hyperlink w:history="1" r:id="rIddqu80ua4ijok1n1owvmd2">
+            <w:hyperlink w:history="1" r:id="rIddyzaxsj5w7phjcpcajgs3">
               <w:r>
                 <w:rPr>
                   <w:rFonts w:ascii="Arial" w:cs="Arial" w:eastAsia="Arial" w:hAnsi="Arial"/>
@@ -17188,7 +17188,7 @@
               <w:spacing w:after="10" w:before="0"/>
               <w:ind w:left="120"/>
             </w:pPr>
-            <w:hyperlink w:history="1" r:id="rIdvaoj1cuud9anl2csr6yvm">
+            <w:hyperlink w:history="1" r:id="rId_jskq2fdt9uyvbpxoog6f">
               <w:r>
                 <w:rPr>
                   <w:rFonts w:ascii="Arial" w:cs="Arial" w:eastAsia="Arial" w:hAnsi="Arial"/>
@@ -17383,7 +17383,7 @@
             <w:pPr>
               <w:spacing w:after="20" w:before="0"/>
             </w:pPr>
-            <w:hyperlink w:history="1" r:id="rIdw2y90etrcti9mdhis6e1s">
+            <w:hyperlink w:history="1" r:id="rIdozegrtc7che_gtrjpzyly">
               <w:r>
                 <w:rPr>
                   <w:rFonts w:ascii="Arial" w:cs="Arial" w:eastAsia="Arial" w:hAnsi="Arial"/>
@@ -17416,7 +17416,7 @@
               <w:spacing w:after="10" w:before="0"/>
               <w:ind w:left="120"/>
             </w:pPr>
-            <w:hyperlink w:history="1" r:id="rIdzr9z0ye1luphdu6e8d4nn">
+            <w:hyperlink w:history="1" r:id="rIdkvjeqmn_zj7bftmwvdoty">
               <w:r>
                 <w:rPr>
                   <w:rFonts w:ascii="Arial" w:cs="Arial" w:eastAsia="Arial" w:hAnsi="Arial"/>
@@ -17461,7 +17461,7 @@
             <w:pPr>
               <w:spacing w:after="20" w:before="0"/>
             </w:pPr>
-            <w:hyperlink w:history="1" r:id="rId6ycgrijw8x3y6vm6rmcxn">
+            <w:hyperlink w:history="1" r:id="rIdmjybkgdic3a8uyhcc3tcs">
               <w:r>
                 <w:rPr>
                   <w:rFonts w:ascii="Arial" w:cs="Arial" w:eastAsia="Arial" w:hAnsi="Arial"/>
@@ -17494,7 +17494,7 @@
               <w:spacing w:after="10" w:before="0"/>
               <w:ind w:left="120"/>
             </w:pPr>
-            <w:hyperlink w:history="1" r:id="rIdujeor-9tcryeies3cyozf">
+            <w:hyperlink w:history="1" r:id="rIdkd4xmbojl4twha6eoky2m">
               <w:r>
                 <w:rPr>
                   <w:rFonts w:ascii="Arial" w:cs="Arial" w:eastAsia="Arial" w:hAnsi="Arial"/>
@@ -17689,7 +17689,7 @@
             <w:pPr>
               <w:spacing w:after="20" w:before="0"/>
             </w:pPr>
-            <w:hyperlink w:history="1" r:id="rIdtbbj2dd1to-unitfik-p9">
+            <w:hyperlink w:history="1" r:id="rIduh9680isdyy5ji7pdykd0">
               <w:r>
                 <w:rPr>
                   <w:rFonts w:ascii="Arial" w:cs="Arial" w:eastAsia="Arial" w:hAnsi="Arial"/>
@@ -17722,7 +17722,7 @@
               <w:spacing w:after="10" w:before="0"/>
               <w:ind w:left="120"/>
             </w:pPr>
-            <w:hyperlink w:history="1" r:id="rIdkfbf3knngsmdk4jobujcs">
+            <w:hyperlink w:history="1" r:id="rIdkov4d3mnebttppjln748x">
               <w:r>
                 <w:rPr>
                   <w:rFonts w:ascii="Arial" w:cs="Arial" w:eastAsia="Arial" w:hAnsi="Arial"/>
@@ -17767,7 +17767,7 @@
             <w:pPr>
               <w:spacing w:after="20" w:before="0"/>
             </w:pPr>
-            <w:hyperlink w:history="1" r:id="rIdd17vs2yky8jfmkeu9fabw">
+            <w:hyperlink w:history="1" r:id="rId4oz4wmh_z7ydskt9z3g_i">
               <w:r>
                 <w:rPr>
                   <w:rFonts w:ascii="Arial" w:cs="Arial" w:eastAsia="Arial" w:hAnsi="Arial"/>
@@ -17816,7 +17816,7 @@
               <w:spacing w:after="10" w:before="0"/>
               <w:ind w:left="120"/>
             </w:pPr>
-            <w:hyperlink w:history="1" r:id="rId_x2lr-lc2fz6r_eplpaif">
+            <w:hyperlink w:history="1" r:id="rIdac58ytrsmkiyyvi2ju93b">
               <w:r>
                 <w:rPr>
                   <w:rFonts w:ascii="Arial" w:cs="Arial" w:eastAsia="Arial" w:hAnsi="Arial"/>
@@ -18328,7 +18328,7 @@
         </w:rPr>
         <w:t xml:space="preserve">© 2026 SeaVuria and ARES. Aligned with KICD objectives. Developed by SeaVuria; technical implementation by ARES (with AI assistance from Claude). Licensed under </w:t>
       </w:r>
-      <w:hyperlink w:history="1" r:id="rIdpj1lojgg23uy7brwpnyqz">
+      <w:hyperlink w:history="1" r:id="rIdmj4e2zz0y3ywgbisbtgh6">
         <w:r>
           <w:rPr>
             <w:rFonts w:ascii="Arial" w:cs="Arial" w:eastAsia="Arial" w:hAnsi="Arial"/>
@@ -18349,7 +18349,7 @@
         </w:rPr>
         <w:t xml:space="preserve"> (</w:t>
       </w:r>
-      <w:hyperlink w:history="1" r:id="rId_orlb5tqzs3bpq7_x8syj">
+      <w:hyperlink w:history="1" r:id="rIdzatcvy4hkl0qpw8zbqxd8">
         <w:r>
           <w:rPr>
             <w:rFonts w:ascii="Arial" w:cs="Arial" w:eastAsia="Arial" w:hAnsi="Arial"/>
@@ -19362,7 +19362,7 @@
             <w:pPr>
               <w:spacing w:after="20" w:before="0"/>
             </w:pPr>
-            <w:hyperlink w:history="1" r:id="rIdzsms7bxk4jil1ojzyqxrn">
+            <w:hyperlink w:history="1" r:id="rIds-cbvg72wwylm63bwq22v">
               <w:r>
                 <w:rPr>
                   <w:rFonts w:ascii="Arial" w:cs="Arial" w:eastAsia="Arial" w:hAnsi="Arial"/>
@@ -19395,7 +19395,7 @@
               <w:spacing w:after="10" w:before="0"/>
               <w:ind w:left="120"/>
             </w:pPr>
-            <w:hyperlink w:history="1" r:id="rIdo5lcminym_uniaiz5kjw3">
+            <w:hyperlink w:history="1" r:id="rIdianybfdbsa8fvejrnssvq">
               <w:r>
                 <w:rPr>
                   <w:rFonts w:ascii="Arial" w:cs="Arial" w:eastAsia="Arial" w:hAnsi="Arial"/>
@@ -19440,7 +19440,7 @@
             <w:pPr>
               <w:spacing w:after="20" w:before="0"/>
             </w:pPr>
-            <w:hyperlink w:history="1" r:id="rIdvjr6bfagi8_kljioe5kdt">
+            <w:hyperlink w:history="1" r:id="rIdstinzltg6xovmjo4x9kim">
               <w:r>
                 <w:rPr>
                   <w:rFonts w:ascii="Arial" w:cs="Arial" w:eastAsia="Arial" w:hAnsi="Arial"/>
@@ -19473,7 +19473,7 @@
               <w:spacing w:after="10" w:before="0"/>
               <w:ind w:left="120"/>
             </w:pPr>
-            <w:hyperlink w:history="1" r:id="rId6qyfjcgzdpxrv7o3a0m70">
+            <w:hyperlink w:history="1" r:id="rIdhjloe8z7g3c0qqnytldte">
               <w:r>
                 <w:rPr>
                   <w:rFonts w:ascii="Arial" w:cs="Arial" w:eastAsia="Arial" w:hAnsi="Arial"/>
@@ -19668,7 +19668,7 @@
             <w:pPr>
               <w:spacing w:after="20" w:before="0"/>
             </w:pPr>
-            <w:hyperlink w:history="1" r:id="rId5con6hwyfqdukvqjcvb1k">
+            <w:hyperlink w:history="1" r:id="rIdclfoy_x2vlccujzl1xw40">
               <w:r>
                 <w:rPr>
                   <w:rFonts w:ascii="Arial" w:cs="Arial" w:eastAsia="Arial" w:hAnsi="Arial"/>
@@ -19701,7 +19701,7 @@
               <w:spacing w:after="10" w:before="0"/>
               <w:ind w:left="120"/>
             </w:pPr>
-            <w:hyperlink w:history="1" r:id="rIdhh7rhraygxflqyfhw8ouj">
+            <w:hyperlink w:history="1" r:id="rIdmyyi3l1xh5hwzpcgid2ny">
               <w:r>
                 <w:rPr>
                   <w:rFonts w:ascii="Arial" w:cs="Arial" w:eastAsia="Arial" w:hAnsi="Arial"/>
@@ -19746,7 +19746,7 @@
             <w:pPr>
               <w:spacing w:after="20" w:before="0"/>
             </w:pPr>
-            <w:hyperlink w:history="1" r:id="rIdgxsrexanyydpnutjjb87k">
+            <w:hyperlink w:history="1" r:id="rIddvvqrnsvupi--a0xyc4yt">
               <w:r>
                 <w:rPr>
                   <w:rFonts w:ascii="Arial" w:cs="Arial" w:eastAsia="Arial" w:hAnsi="Arial"/>
@@ -19779,7 +19779,7 @@
               <w:spacing w:after="10" w:before="0"/>
               <w:ind w:left="120"/>
             </w:pPr>
-            <w:hyperlink w:history="1" r:id="rId3jkbkyzy7ewt5mfstk5-m">
+            <w:hyperlink w:history="1" r:id="rIdrbiexjfj7td1agm5dvfoe">
               <w:r>
                 <w:rPr>
                   <w:rFonts w:ascii="Arial" w:cs="Arial" w:eastAsia="Arial" w:hAnsi="Arial"/>
@@ -19974,7 +19974,7 @@
             <w:pPr>
               <w:spacing w:after="20" w:before="0"/>
             </w:pPr>
-            <w:hyperlink w:history="1" r:id="rIduiirmvize0kwkqhn6ysus">
+            <w:hyperlink w:history="1" r:id="rIdzg3fusdkuf-tf-xa7w7xz">
               <w:r>
                 <w:rPr>
                   <w:rFonts w:ascii="Arial" w:cs="Arial" w:eastAsia="Arial" w:hAnsi="Arial"/>
@@ -20007,7 +20007,7 @@
               <w:spacing w:after="10" w:before="0"/>
               <w:ind w:left="120"/>
             </w:pPr>
-            <w:hyperlink w:history="1" r:id="rIdkc2vo2opcwsjmmhfyjnug">
+            <w:hyperlink w:history="1" r:id="rId8-ic1rxm66fmtezi1gzup">
               <w:r>
                 <w:rPr>
                   <w:rFonts w:ascii="Arial" w:cs="Arial" w:eastAsia="Arial" w:hAnsi="Arial"/>
@@ -20052,7 +20052,7 @@
             <w:pPr>
               <w:spacing w:after="20" w:before="0"/>
             </w:pPr>
-            <w:hyperlink w:history="1" r:id="rId0slafi6_-ly23kk1vj86t">
+            <w:hyperlink w:history="1" r:id="rIdgtcn7vateo0dbkhzxcrxk">
               <w:r>
                 <w:rPr>
                   <w:rFonts w:ascii="Arial" w:cs="Arial" w:eastAsia="Arial" w:hAnsi="Arial"/>
@@ -20085,7 +20085,7 @@
               <w:spacing w:after="10" w:before="0"/>
               <w:ind w:left="120"/>
             </w:pPr>
-            <w:hyperlink w:history="1" r:id="rId1rwknin5k-gws598p5kv6">
+            <w:hyperlink w:history="1" r:id="rIdj-0ihanyhhueonh725t_n">
               <w:r>
                 <w:rPr>
                   <w:rFonts w:ascii="Arial" w:cs="Arial" w:eastAsia="Arial" w:hAnsi="Arial"/>
@@ -20280,7 +20280,7 @@
             <w:pPr>
               <w:spacing w:after="20" w:before="0"/>
             </w:pPr>
-            <w:hyperlink w:history="1" r:id="rIdlwnkjwtnhrgamdyrxcjic">
+            <w:hyperlink w:history="1" r:id="rIdxbo2nenw8einbx8jcnyky">
               <w:r>
                 <w:rPr>
                   <w:rFonts w:ascii="Arial" w:cs="Arial" w:eastAsia="Arial" w:hAnsi="Arial"/>
@@ -20313,7 +20313,7 @@
               <w:spacing w:after="10" w:before="0"/>
               <w:ind w:left="120"/>
             </w:pPr>
-            <w:hyperlink w:history="1" r:id="rIdbzmaxi2xokg5ux217jz04">
+            <w:hyperlink w:history="1" r:id="rIdkgf6ubfxnsomt9wbkegz3">
               <w:r>
                 <w:rPr>
                   <w:rFonts w:ascii="Arial" w:cs="Arial" w:eastAsia="Arial" w:hAnsi="Arial"/>
@@ -20358,7 +20358,7 @@
             <w:pPr>
               <w:spacing w:after="20" w:before="0"/>
             </w:pPr>
-            <w:hyperlink w:history="1" r:id="rIddytmvbqcsb07lcurennn5">
+            <w:hyperlink w:history="1" r:id="rIddtmxiwy92rk0zzdf1td7h">
               <w:r>
                 <w:rPr>
                   <w:rFonts w:ascii="Arial" w:cs="Arial" w:eastAsia="Arial" w:hAnsi="Arial"/>
@@ -20391,7 +20391,7 @@
               <w:spacing w:after="10" w:before="0"/>
               <w:ind w:left="120"/>
             </w:pPr>
-            <w:hyperlink w:history="1" r:id="rIdctabuf6csh8xhiq_6smop">
+            <w:hyperlink w:history="1" r:id="rIdcayaxzv2dl-ptzd2mac5l">
               <w:r>
                 <w:rPr>
                   <w:rFonts w:ascii="Arial" w:cs="Arial" w:eastAsia="Arial" w:hAnsi="Arial"/>
@@ -20586,7 +20586,7 @@
             <w:pPr>
               <w:spacing w:after="20" w:before="0"/>
             </w:pPr>
-            <w:hyperlink w:history="1" r:id="rIdc3dj2jacehq80mdmwvgfi">
+            <w:hyperlink w:history="1" r:id="rIdi9uzebevpios_6afzszyq">
               <w:r>
                 <w:rPr>
                   <w:rFonts w:ascii="Arial" w:cs="Arial" w:eastAsia="Arial" w:hAnsi="Arial"/>
@@ -20619,7 +20619,7 @@
               <w:spacing w:after="10" w:before="0"/>
               <w:ind w:left="120"/>
             </w:pPr>
-            <w:hyperlink w:history="1" r:id="rIdc3pvehzbzwkjhqvm5bnac">
+            <w:hyperlink w:history="1" r:id="rIdnkpuelydgt7das2bj1yrm">
               <w:r>
                 <w:rPr>
                   <w:rFonts w:ascii="Arial" w:cs="Arial" w:eastAsia="Arial" w:hAnsi="Arial"/>
@@ -20664,7 +20664,7 @@
             <w:pPr>
               <w:spacing w:after="20" w:before="0"/>
             </w:pPr>
-            <w:hyperlink w:history="1" r:id="rId3insjf5zjgvgp5cnyrpdk">
+            <w:hyperlink w:history="1" r:id="rId1_oo-ave2fr9q4pd_c9rx">
               <w:r>
                 <w:rPr>
                   <w:rFonts w:ascii="Arial" w:cs="Arial" w:eastAsia="Arial" w:hAnsi="Arial"/>
@@ -20697,7 +20697,7 @@
               <w:spacing w:after="10" w:before="0"/>
               <w:ind w:left="120"/>
             </w:pPr>
-            <w:hyperlink w:history="1" r:id="rIdsrka9oyrppu9dsrgh9d1c">
+            <w:hyperlink w:history="1" r:id="rIdxgqcpllkcwfr4oe5in_u4">
               <w:r>
                 <w:rPr>
                   <w:rFonts w:ascii="Arial" w:cs="Arial" w:eastAsia="Arial" w:hAnsi="Arial"/>
@@ -21209,7 +21209,7 @@
         </w:rPr>
         <w:t xml:space="preserve">© 2026 SeaVuria and ARES. Aligned with KICD objectives. Developed by SeaVuria; technical implementation by ARES (with AI assistance from Claude). Licensed under </w:t>
       </w:r>
-      <w:hyperlink w:history="1" r:id="rIdrvsqsfpgchmc-oca7tkmw">
+      <w:hyperlink w:history="1" r:id="rId2cd23glemlhjutuhnw3pz">
         <w:r>
           <w:rPr>
             <w:rFonts w:ascii="Arial" w:cs="Arial" w:eastAsia="Arial" w:hAnsi="Arial"/>
@@ -21230,7 +21230,7 @@
         </w:rPr>
         <w:t xml:space="preserve"> (</w:t>
       </w:r>
-      <w:hyperlink w:history="1" r:id="rIdkrxslxhknkft7u3excpxh">
+      <w:hyperlink w:history="1" r:id="rIdjl2tnai0uehu-rnxylhcg">
         <w:r>
           <w:rPr>
             <w:rFonts w:ascii="Arial" w:cs="Arial" w:eastAsia="Arial" w:hAnsi="Arial"/>
@@ -22243,7 +22243,7 @@
             <w:pPr>
               <w:spacing w:after="20" w:before="0"/>
             </w:pPr>
-            <w:hyperlink w:history="1" r:id="rIdwvfxmzd7sypvj1pxgzl9o">
+            <w:hyperlink w:history="1" r:id="rIdtm-hq6fmekxx2jx7raqcr">
               <w:r>
                 <w:rPr>
                   <w:rFonts w:ascii="Arial" w:cs="Arial" w:eastAsia="Arial" w:hAnsi="Arial"/>
@@ -22276,7 +22276,7 @@
               <w:spacing w:after="10" w:before="0"/>
               <w:ind w:left="120"/>
             </w:pPr>
-            <w:hyperlink w:history="1" r:id="rId5ztkayfuu-rlreojjbgg6">
+            <w:hyperlink w:history="1" r:id="rId5xwv9tm-kqdbonboijux-">
               <w:r>
                 <w:rPr>
                   <w:rFonts w:ascii="Arial" w:cs="Arial" w:eastAsia="Arial" w:hAnsi="Arial"/>
@@ -22321,7 +22321,7 @@
             <w:pPr>
               <w:spacing w:after="20" w:before="0"/>
             </w:pPr>
-            <w:hyperlink w:history="1" r:id="rIdwjlezktodznripepcendx">
+            <w:hyperlink w:history="1" r:id="rId8-1tllauwlis0hdac46gq">
               <w:r>
                 <w:rPr>
                   <w:rFonts w:ascii="Arial" w:cs="Arial" w:eastAsia="Arial" w:hAnsi="Arial"/>
@@ -22354,7 +22354,7 @@
               <w:spacing w:after="10" w:before="0"/>
               <w:ind w:left="120"/>
             </w:pPr>
-            <w:hyperlink w:history="1" r:id="rIdzabf3mpoucf6-mp2ymcbi">
+            <w:hyperlink w:history="1" r:id="rIdfbuddtmvolm2cgytvcj5x">
               <w:r>
                 <w:rPr>
                   <w:rFonts w:ascii="Arial" w:cs="Arial" w:eastAsia="Arial" w:hAnsi="Arial"/>
@@ -22549,7 +22549,7 @@
             <w:pPr>
               <w:spacing w:after="20" w:before="0"/>
             </w:pPr>
-            <w:hyperlink w:history="1" r:id="rIdnw5-wbsnwjx6sdrhcjcsw">
+            <w:hyperlink w:history="1" r:id="rIdo7ee_7tj9o-epmspfhk7x">
               <w:r>
                 <w:rPr>
                   <w:rFonts w:ascii="Arial" w:cs="Arial" w:eastAsia="Arial" w:hAnsi="Arial"/>
@@ -22582,7 +22582,7 @@
               <w:spacing w:after="10" w:before="0"/>
               <w:ind w:left="120"/>
             </w:pPr>
-            <w:hyperlink w:history="1" r:id="rId7yfjptedh_9gu8b6b81xq">
+            <w:hyperlink w:history="1" r:id="rIdur6stq2fwon1ttmq1inca">
               <w:r>
                 <w:rPr>
                   <w:rFonts w:ascii="Arial" w:cs="Arial" w:eastAsia="Arial" w:hAnsi="Arial"/>
@@ -22627,7 +22627,7 @@
             <w:pPr>
               <w:spacing w:after="20" w:before="0"/>
             </w:pPr>
-            <w:hyperlink w:history="1" r:id="rIdvtli3dahprka6tvlg9mfn">
+            <w:hyperlink w:history="1" r:id="rIdyd8qi8ht4i4ylrxqblayf">
               <w:r>
                 <w:rPr>
                   <w:rFonts w:ascii="Arial" w:cs="Arial" w:eastAsia="Arial" w:hAnsi="Arial"/>
@@ -22660,7 +22660,7 @@
               <w:spacing w:after="10" w:before="0"/>
               <w:ind w:left="120"/>
             </w:pPr>
-            <w:hyperlink w:history="1" r:id="rIdwwd5dd5ew7atdpdwdgkym">
+            <w:hyperlink w:history="1" r:id="rIdykjztaujcrnp8jo6i3s2-">
               <w:r>
                 <w:rPr>
                   <w:rFonts w:ascii="Arial" w:cs="Arial" w:eastAsia="Arial" w:hAnsi="Arial"/>
@@ -22855,7 +22855,7 @@
             <w:pPr>
               <w:spacing w:after="20" w:before="0"/>
             </w:pPr>
-            <w:hyperlink w:history="1" r:id="rIdxkcn962iaasinbwptizwe">
+            <w:hyperlink w:history="1" r:id="rIdkqreja15iz6d6zdjz61rm">
               <w:r>
                 <w:rPr>
                   <w:rFonts w:ascii="Arial" w:cs="Arial" w:eastAsia="Arial" w:hAnsi="Arial"/>
@@ -22888,7 +22888,7 @@
               <w:spacing w:after="10" w:before="0"/>
               <w:ind w:left="120"/>
             </w:pPr>
-            <w:hyperlink w:history="1" r:id="rIdplkobyfovwgbix8gdhjtz">
+            <w:hyperlink w:history="1" r:id="rIdvpjxoclaquv9q0e4ydcfe">
               <w:r>
                 <w:rPr>
                   <w:rFonts w:ascii="Arial" w:cs="Arial" w:eastAsia="Arial" w:hAnsi="Arial"/>
@@ -22933,7 +22933,7 @@
             <w:pPr>
               <w:spacing w:after="20" w:before="0"/>
             </w:pPr>
-            <w:hyperlink w:history="1" r:id="rId9e8vv_dds14pb6dlt0a8a">
+            <w:hyperlink w:history="1" r:id="rIdsamodae0jr70zzensvh4v">
               <w:r>
                 <w:rPr>
                   <w:rFonts w:ascii="Arial" w:cs="Arial" w:eastAsia="Arial" w:hAnsi="Arial"/>
@@ -22966,7 +22966,7 @@
               <w:spacing w:after="10" w:before="0"/>
               <w:ind w:left="120"/>
             </w:pPr>
-            <w:hyperlink w:history="1" r:id="rIduxc-cq2fwbyznpwchhy4c">
+            <w:hyperlink w:history="1" r:id="rIdu0pshe8ptepqq6kwnnmtv">
               <w:r>
                 <w:rPr>
                   <w:rFonts w:ascii="Arial" w:cs="Arial" w:eastAsia="Arial" w:hAnsi="Arial"/>
@@ -23161,7 +23161,7 @@
             <w:pPr>
               <w:spacing w:after="20" w:before="0"/>
             </w:pPr>
-            <w:hyperlink w:history="1" r:id="rIdrr8-_eyw9mrpcyrtkwqda">
+            <w:hyperlink w:history="1" r:id="rIdvowz52mvnxa0q4tkpgwc7">
               <w:r>
                 <w:rPr>
                   <w:rFonts w:ascii="Arial" w:cs="Arial" w:eastAsia="Arial" w:hAnsi="Arial"/>
@@ -23194,7 +23194,7 @@
               <w:spacing w:after="10" w:before="0"/>
               <w:ind w:left="120"/>
             </w:pPr>
-            <w:hyperlink w:history="1" r:id="rIdid53rbnditaf061bmi4yc">
+            <w:hyperlink w:history="1" r:id="rIdl9p2eoocxucvhv6euptp6">
               <w:r>
                 <w:rPr>
                   <w:rFonts w:ascii="Arial" w:cs="Arial" w:eastAsia="Arial" w:hAnsi="Arial"/>
@@ -23239,7 +23239,7 @@
             <w:pPr>
               <w:spacing w:after="20" w:before="0"/>
             </w:pPr>
-            <w:hyperlink w:history="1" r:id="rIdjxzr92gesvjmoxcuhurck">
+            <w:hyperlink w:history="1" r:id="rIdmfbkpswl8j8udgywekaea">
               <w:r>
                 <w:rPr>
                   <w:rFonts w:ascii="Arial" w:cs="Arial" w:eastAsia="Arial" w:hAnsi="Arial"/>
@@ -23272,7 +23272,7 @@
               <w:spacing w:after="10" w:before="0"/>
               <w:ind w:left="120"/>
             </w:pPr>
-            <w:hyperlink w:history="1" r:id="rIdziufzgv5_zre5jij5tv59">
+            <w:hyperlink w:history="1" r:id="rIdttwc08jfsmahm-z3c36yl">
               <w:r>
                 <w:rPr>
                   <w:rFonts w:ascii="Arial" w:cs="Arial" w:eastAsia="Arial" w:hAnsi="Arial"/>
@@ -23467,7 +23467,7 @@
             <w:pPr>
               <w:spacing w:after="20" w:before="0"/>
             </w:pPr>
-            <w:hyperlink w:history="1" r:id="rIdpf4wgwqdcknrpsj1tkmzq">
+            <w:hyperlink w:history="1" r:id="rIdgaaktmevyqghh0n45xbjz">
               <w:r>
                 <w:rPr>
                   <w:rFonts w:ascii="Arial" w:cs="Arial" w:eastAsia="Arial" w:hAnsi="Arial"/>
@@ -23500,7 +23500,7 @@
               <w:spacing w:after="10" w:before="0"/>
               <w:ind w:left="120"/>
             </w:pPr>
-            <w:hyperlink w:history="1" r:id="rIdlrhhfy0m-yei012l9varc">
+            <w:hyperlink w:history="1" r:id="rIdnrqkcmq4vr1owbjprghr0">
               <w:r>
                 <w:rPr>
                   <w:rFonts w:ascii="Arial" w:cs="Arial" w:eastAsia="Arial" w:hAnsi="Arial"/>
@@ -23545,7 +23545,7 @@
             <w:pPr>
               <w:spacing w:after="20" w:before="0"/>
             </w:pPr>
-            <w:hyperlink w:history="1" r:id="rIdy7jbvep0xcymusugxy0qb">
+            <w:hyperlink w:history="1" r:id="rIdww1eec0e353oemglkudhh">
               <w:r>
                 <w:rPr>
                   <w:rFonts w:ascii="Arial" w:cs="Arial" w:eastAsia="Arial" w:hAnsi="Arial"/>
@@ -23578,7 +23578,7 @@
               <w:spacing w:after="10" w:before="0"/>
               <w:ind w:left="120"/>
             </w:pPr>
-            <w:hyperlink w:history="1" r:id="rIdut5iy5-lfipv11l-cquxl">
+            <w:hyperlink w:history="1" r:id="rId4vwrx4jbcqk04rqdc_3zv">
               <w:r>
                 <w:rPr>
                   <w:rFonts w:ascii="Arial" w:cs="Arial" w:eastAsia="Arial" w:hAnsi="Arial"/>
@@ -24090,7 +24090,7 @@
         </w:rPr>
         <w:t xml:space="preserve">© 2026 SeaVuria and ARES. Aligned with KICD objectives. Developed by SeaVuria; technical implementation by ARES (with AI assistance from Claude). Licensed under </w:t>
       </w:r>
-      <w:hyperlink w:history="1" r:id="rId1qleqthdkxyifa5lsueoa">
+      <w:hyperlink w:history="1" r:id="rIdgl83ebioalohp9qfz5wuq">
         <w:r>
           <w:rPr>
             <w:rFonts w:ascii="Arial" w:cs="Arial" w:eastAsia="Arial" w:hAnsi="Arial"/>
@@ -24111,7 +24111,7 @@
         </w:rPr>
         <w:t xml:space="preserve"> (</w:t>
       </w:r>
-      <w:hyperlink w:history="1" r:id="rIditncltq2ty404ywtwlftq">
+      <w:hyperlink w:history="1" r:id="rIddlfchq6fvdmhrctmtruur">
         <w:r>
           <w:rPr>
             <w:rFonts w:ascii="Arial" w:cs="Arial" w:eastAsia="Arial" w:hAnsi="Arial"/>
@@ -25283,7 +25283,7 @@
             <w:pPr>
               <w:spacing w:after="20" w:before="0"/>
             </w:pPr>
-            <w:hyperlink w:history="1" r:id="rId2nfe00nogquht4xlmhd4l">
+            <w:hyperlink w:history="1" r:id="rId3vcrftlmf8hriqt9aghjg">
               <w:r>
                 <w:rPr>
                   <w:rFonts w:ascii="Arial" w:cs="Arial" w:eastAsia="Arial" w:hAnsi="Arial"/>
@@ -25316,7 +25316,7 @@
               <w:spacing w:after="10" w:before="0"/>
               <w:ind w:left="120"/>
             </w:pPr>
-            <w:hyperlink w:history="1" r:id="rIdhttfymp5adqh-rmofdku9">
+            <w:hyperlink w:history="1" r:id="rIdn1aouaclfu_2xzz5vyqwr">
               <w:r>
                 <w:rPr>
                   <w:rFonts w:ascii="Arial" w:cs="Arial" w:eastAsia="Arial" w:hAnsi="Arial"/>
@@ -25361,7 +25361,7 @@
             <w:pPr>
               <w:spacing w:after="20" w:before="0"/>
             </w:pPr>
-            <w:hyperlink w:history="1" r:id="rIdiarvumyabvaeff7mv2hxc">
+            <w:hyperlink w:history="1" r:id="rIdddw6pydfc1az9z0pmak-h">
               <w:r>
                 <w:rPr>
                   <w:rFonts w:ascii="Arial" w:cs="Arial" w:eastAsia="Arial" w:hAnsi="Arial"/>
@@ -25394,7 +25394,7 @@
               <w:spacing w:after="10" w:before="0"/>
               <w:ind w:left="120"/>
             </w:pPr>
-            <w:hyperlink w:history="1" r:id="rIdnscxrwpxouzastdytzd4w">
+            <w:hyperlink w:history="1" r:id="rIdaq1zweyqsgpkzwlgmxuu9">
               <w:r>
                 <w:rPr>
                   <w:rFonts w:ascii="Arial" w:cs="Arial" w:eastAsia="Arial" w:hAnsi="Arial"/>
@@ -25589,7 +25589,7 @@
             <w:pPr>
               <w:spacing w:after="20" w:before="0"/>
             </w:pPr>
-            <w:hyperlink w:history="1" r:id="rIduqxljj-cfludoawtvziby">
+            <w:hyperlink w:history="1" r:id="rId0j5lmkklzir9wshg75hdk">
               <w:r>
                 <w:rPr>
                   <w:rFonts w:ascii="Arial" w:cs="Arial" w:eastAsia="Arial" w:hAnsi="Arial"/>
@@ -25622,7 +25622,7 @@
               <w:spacing w:after="10" w:before="0"/>
               <w:ind w:left="120"/>
             </w:pPr>
-            <w:hyperlink w:history="1" r:id="rIdxtoeemwpomzoc8lwimwqe">
+            <w:hyperlink w:history="1" r:id="rIdzk58tgkhy7zp5er1ve02l">
               <w:r>
                 <w:rPr>
                   <w:rFonts w:ascii="Arial" w:cs="Arial" w:eastAsia="Arial" w:hAnsi="Arial"/>
@@ -25667,7 +25667,7 @@
             <w:pPr>
               <w:spacing w:after="20" w:before="0"/>
             </w:pPr>
-            <w:hyperlink w:history="1" r:id="rIdpp2zffnk25pjz7rmkp7vf">
+            <w:hyperlink w:history="1" r:id="rIdt_56pbsssvyzokyni1rys">
               <w:r>
                 <w:rPr>
                   <w:rFonts w:ascii="Arial" w:cs="Arial" w:eastAsia="Arial" w:hAnsi="Arial"/>
@@ -25700,7 +25700,7 @@
               <w:spacing w:after="10" w:before="0"/>
               <w:ind w:left="120"/>
             </w:pPr>
-            <w:hyperlink w:history="1" r:id="rId2gjrjozb1fbgcnl8uvibc">
+            <w:hyperlink w:history="1" r:id="rIdcq-xvk2kxo-u4toxmdoxq">
               <w:r>
                 <w:rPr>
                   <w:rFonts w:ascii="Arial" w:cs="Arial" w:eastAsia="Arial" w:hAnsi="Arial"/>
@@ -25895,7 +25895,7 @@
             <w:pPr>
               <w:spacing w:after="20" w:before="0"/>
             </w:pPr>
-            <w:hyperlink w:history="1" r:id="rIdvtawszxi5fgvgmzd_2d-w">
+            <w:hyperlink w:history="1" r:id="rIdfss1_gs01widfim1154q1">
               <w:r>
                 <w:rPr>
                   <w:rFonts w:ascii="Arial" w:cs="Arial" w:eastAsia="Arial" w:hAnsi="Arial"/>
@@ -25928,7 +25928,7 @@
               <w:spacing w:after="10" w:before="0"/>
               <w:ind w:left="120"/>
             </w:pPr>
-            <w:hyperlink w:history="1" r:id="rIdhnhx-ijfvuwmmc4vsn4d-">
+            <w:hyperlink w:history="1" r:id="rIdf6dmryudoakrb8ed1mz02">
               <w:r>
                 <w:rPr>
                   <w:rFonts w:ascii="Arial" w:cs="Arial" w:eastAsia="Arial" w:hAnsi="Arial"/>
@@ -25973,7 +25973,7 @@
             <w:pPr>
               <w:spacing w:after="20" w:before="0"/>
             </w:pPr>
-            <w:hyperlink w:history="1" r:id="rIdzsf6j1ipqqm4ehzizhdy_">
+            <w:hyperlink w:history="1" r:id="rIdubrutdggwitets985jrsw">
               <w:r>
                 <w:rPr>
                   <w:rFonts w:ascii="Arial" w:cs="Arial" w:eastAsia="Arial" w:hAnsi="Arial"/>
@@ -26006,7 +26006,7 @@
               <w:spacing w:after="10" w:before="0"/>
               <w:ind w:left="120"/>
             </w:pPr>
-            <w:hyperlink w:history="1" r:id="rId55sf96qx7tyb8cf1cujcq">
+            <w:hyperlink w:history="1" r:id="rId2hdwl0lfvsczyrmpjmtpa">
               <w:r>
                 <w:rPr>
                   <w:rFonts w:ascii="Arial" w:cs="Arial" w:eastAsia="Arial" w:hAnsi="Arial"/>
@@ -26201,7 +26201,7 @@
             <w:pPr>
               <w:spacing w:after="20" w:before="0"/>
             </w:pPr>
-            <w:hyperlink w:history="1" r:id="rIdyak3txm8gpjgxrgggbxqs">
+            <w:hyperlink w:history="1" r:id="rIdc9kiiza_ztfxzgwtfjnrt">
               <w:r>
                 <w:rPr>
                   <w:rFonts w:ascii="Arial" w:cs="Arial" w:eastAsia="Arial" w:hAnsi="Arial"/>
@@ -26234,7 +26234,7 @@
               <w:spacing w:after="10" w:before="0"/>
               <w:ind w:left="120"/>
             </w:pPr>
-            <w:hyperlink w:history="1" r:id="rId-spoqotkld97yvh2siclj">
+            <w:hyperlink w:history="1" r:id="rIdrfq5fcccri5nynlfisohm">
               <w:r>
                 <w:rPr>
                   <w:rFonts w:ascii="Arial" w:cs="Arial" w:eastAsia="Arial" w:hAnsi="Arial"/>
@@ -26279,7 +26279,7 @@
             <w:pPr>
               <w:spacing w:after="20" w:before="0"/>
             </w:pPr>
-            <w:hyperlink w:history="1" r:id="rIdh98dqhfd-g7vtjsl9tolk">
+            <w:hyperlink w:history="1" r:id="rIdxnjeayd-oxlyoyocyvtch">
               <w:r>
                 <w:rPr>
                   <w:rFonts w:ascii="Arial" w:cs="Arial" w:eastAsia="Arial" w:hAnsi="Arial"/>
@@ -26312,7 +26312,7 @@
               <w:spacing w:after="10" w:before="0"/>
               <w:ind w:left="120"/>
             </w:pPr>
-            <w:hyperlink w:history="1" r:id="rIdibj5_0ndh_yins6nbvkx_">
+            <w:hyperlink w:history="1" r:id="rIdzu03lrfdf80djvp-e3qwx">
               <w:r>
                 <w:rPr>
                   <w:rFonts w:ascii="Arial" w:cs="Arial" w:eastAsia="Arial" w:hAnsi="Arial"/>
@@ -26507,7 +26507,7 @@
             <w:pPr>
               <w:spacing w:after="20" w:before="0"/>
             </w:pPr>
-            <w:hyperlink w:history="1" r:id="rId6fvuz8odle4lrrkdhqfn4">
+            <w:hyperlink w:history="1" r:id="rIdpu8kdlkg9bn5_xhshy-7g">
               <w:r>
                 <w:rPr>
                   <w:rFonts w:ascii="Arial" w:cs="Arial" w:eastAsia="Arial" w:hAnsi="Arial"/>
@@ -26540,7 +26540,7 @@
               <w:spacing w:after="10" w:before="0"/>
               <w:ind w:left="120"/>
             </w:pPr>
-            <w:hyperlink w:history="1" r:id="rIdxpk4_tta6eibntmwnynvr">
+            <w:hyperlink w:history="1" r:id="rIdt2pthm64do2qullil9h62">
               <w:r>
                 <w:rPr>
                   <w:rFonts w:ascii="Arial" w:cs="Arial" w:eastAsia="Arial" w:hAnsi="Arial"/>
@@ -26585,7 +26585,7 @@
             <w:pPr>
               <w:spacing w:after="20" w:before="0"/>
             </w:pPr>
-            <w:hyperlink w:history="1" r:id="rIdfbrzqsknbpy53vkkfvjp1">
+            <w:hyperlink w:history="1" r:id="rIdklpaksaq5bqxoalwstyv8">
               <w:r>
                 <w:rPr>
                   <w:rFonts w:ascii="Arial" w:cs="Arial" w:eastAsia="Arial" w:hAnsi="Arial"/>
@@ -26618,7 +26618,7 @@
               <w:spacing w:after="10" w:before="0"/>
               <w:ind w:left="120"/>
             </w:pPr>
-            <w:hyperlink w:history="1" r:id="rIdds0uinm6g21lxcuiefzzh">
+            <w:hyperlink w:history="1" r:id="rIds2ahob92e3567lnbkxcmc">
               <w:r>
                 <w:rPr>
                   <w:rFonts w:ascii="Arial" w:cs="Arial" w:eastAsia="Arial" w:hAnsi="Arial"/>
@@ -27206,7 +27206,7 @@
         </w:rPr>
         <w:t xml:space="preserve">© 2026 SeaVuria and ARES. Aligned with KICD objectives. Developed by SeaVuria; technical implementation by ARES (with AI assistance from Claude). Licensed under </w:t>
       </w:r>
-      <w:hyperlink w:history="1" r:id="rIdh8qypqygo-acinncsczfn">
+      <w:hyperlink w:history="1" r:id="rId2uhof5kkfsmylcuqggr5q">
         <w:r>
           <w:rPr>
             <w:rFonts w:ascii="Arial" w:cs="Arial" w:eastAsia="Arial" w:hAnsi="Arial"/>
@@ -27227,7 +27227,7 @@
         </w:rPr>
         <w:t xml:space="preserve"> (</w:t>
       </w:r>
-      <w:hyperlink w:history="1" r:id="rIdmk_sfmcvytwe8lr8namc4">
+      <w:hyperlink w:history="1" r:id="rIdrfbk_sobdnoc7jv4uqdmr">
         <w:r>
           <w:rPr>
             <w:rFonts w:ascii="Arial" w:cs="Arial" w:eastAsia="Arial" w:hAnsi="Arial"/>

--- a/data/outputs/v2/Core_Mathematics/SS3.2_Probability_I/Core_Mathematics_Probability_I_CBE_LessonSequence.docx
+++ b/data/outputs/v2/Core_Mathematics/SS3.2_Probability_I/Core_Mathematics_Probability_I_CBE_LessonSequence.docx
@@ -2458,7 +2458,7 @@
         </w:rPr>
         <w:t xml:space="preserve">© 2026 SeaVuria and ARES. This work is licensed under a </w:t>
       </w:r>
-      <w:hyperlink w:history="1" r:id="rIdpvd8r-ei0nvqss9laccb4">
+      <w:hyperlink w:history="1" r:id="rId0xaki12_dawzstto4ozq0">
         <w:r>
           <w:rPr>
             <w:rFonts w:ascii="Arial" w:cs="Arial" w:eastAsia="Arial" w:hAnsi="Arial"/>
@@ -2478,7 +2478,7 @@
         </w:rPr>
         <w:t xml:space="preserve"> (</w:t>
       </w:r>
-      <w:hyperlink w:history="1" r:id="rIdruv0u-g5phjqvqgcumw0x">
+      <w:hyperlink w:history="1" r:id="rIdwbru0rxjd69xdavts73ph">
         <w:r>
           <w:rPr>
             <w:rFonts w:ascii="Arial" w:cs="Arial" w:eastAsia="Arial" w:hAnsi="Arial"/>
@@ -2498,7 +2498,7 @@
         </w:rPr>
         <w:t xml:space="preserve">). To view a copy of this license, visit </w:t>
       </w:r>
-      <w:hyperlink w:history="1" r:id="rIdfq7wupfcitctlbgvhou97">
+      <w:hyperlink w:history="1" r:id="rIdbavjc6bajltuvzbnxsmkp">
         <w:r>
           <w:rPr>
             <w:rFonts w:ascii="Arial" w:cs="Arial" w:eastAsia="Arial" w:hAnsi="Arial"/>
@@ -3510,7 +3510,7 @@
             <w:pPr>
               <w:spacing w:after="20" w:before="0"/>
             </w:pPr>
-            <w:hyperlink w:history="1" r:id="rIdujir7r8phjgf4rrjdna0h">
+            <w:hyperlink w:history="1" r:id="rIdjfjmiks2fqf6vrtjajlah">
               <w:r>
                 <w:rPr>
                   <w:rFonts w:ascii="Arial" w:cs="Arial" w:eastAsia="Arial" w:hAnsi="Arial"/>
@@ -3543,7 +3543,7 @@
               <w:spacing w:after="10" w:before="0"/>
               <w:ind w:left="120"/>
             </w:pPr>
-            <w:hyperlink w:history="1" r:id="rIdyyoov32eohv-d2zbs-dyo">
+            <w:hyperlink w:history="1" r:id="rIdqfvta1vvogfvtg1no9vyl">
               <w:r>
                 <w:rPr>
                   <w:rFonts w:ascii="Arial" w:cs="Arial" w:eastAsia="Arial" w:hAnsi="Arial"/>
@@ -3588,7 +3588,7 @@
             <w:pPr>
               <w:spacing w:after="20" w:before="0"/>
             </w:pPr>
-            <w:hyperlink w:history="1" r:id="rIdkcjnqjiknqqoixhflrirh">
+            <w:hyperlink w:history="1" r:id="rId0g9y5bq36ucx1wudkz76l">
               <w:r>
                 <w:rPr>
                   <w:rFonts w:ascii="Arial" w:cs="Arial" w:eastAsia="Arial" w:hAnsi="Arial"/>
@@ -3621,7 +3621,7 @@
               <w:spacing w:after="10" w:before="0"/>
               <w:ind w:left="120"/>
             </w:pPr>
-            <w:hyperlink w:history="1" r:id="rId1s4jzkkcq2ordcvnrxdhj">
+            <w:hyperlink w:history="1" r:id="rId6svy8h_pyqyxjugraup5o">
               <w:r>
                 <w:rPr>
                   <w:rFonts w:ascii="Arial" w:cs="Arial" w:eastAsia="Arial" w:hAnsi="Arial"/>
@@ -3930,7 +3930,7 @@
             <w:pPr>
               <w:spacing w:after="20" w:before="0"/>
             </w:pPr>
-            <w:hyperlink w:history="1" r:id="rIdwszqjyunkk5tkhoqknpte">
+            <w:hyperlink w:history="1" r:id="rIdndgavy8nbwlddifggeyxe">
               <w:r>
                 <w:rPr>
                   <w:rFonts w:ascii="Arial" w:cs="Arial" w:eastAsia="Arial" w:hAnsi="Arial"/>
@@ -3963,7 +3963,7 @@
               <w:spacing w:after="10" w:before="0"/>
               <w:ind w:left="120"/>
             </w:pPr>
-            <w:hyperlink w:history="1" r:id="rIdjamqfwnj3ocxtzg2pdw31">
+            <w:hyperlink w:history="1" r:id="rIdqpoekmoq0mxxk13hmv0yd">
               <w:r>
                 <w:rPr>
                   <w:rFonts w:ascii="Arial" w:cs="Arial" w:eastAsia="Arial" w:hAnsi="Arial"/>
@@ -4008,7 +4008,7 @@
             <w:pPr>
               <w:spacing w:after="20" w:before="0"/>
             </w:pPr>
-            <w:hyperlink w:history="1" r:id="rIddprxeqdiilmbcb4y4s2qo">
+            <w:hyperlink w:history="1" r:id="rIdfxinfvnruwrdmg9mva7jm">
               <w:r>
                 <w:rPr>
                   <w:rFonts w:ascii="Arial" w:cs="Arial" w:eastAsia="Arial" w:hAnsi="Arial"/>
@@ -4041,7 +4041,7 @@
               <w:spacing w:after="10" w:before="0"/>
               <w:ind w:left="120"/>
             </w:pPr>
-            <w:hyperlink w:history="1" r:id="rIdwnns2lvfvaqjaxyaolz3v">
+            <w:hyperlink w:history="1" r:id="rIdnjzw6d4ncpfkduwzmsijq">
               <w:r>
                 <w:rPr>
                   <w:rFonts w:ascii="Arial" w:cs="Arial" w:eastAsia="Arial" w:hAnsi="Arial"/>
@@ -4464,7 +4464,7 @@
             <w:pPr>
               <w:spacing w:after="20" w:before="0"/>
             </w:pPr>
-            <w:hyperlink w:history="1" r:id="rId6xaqyivxcbrkynyje70hj">
+            <w:hyperlink w:history="1" r:id="rIdocginyonwxna7olsgkttb">
               <w:r>
                 <w:rPr>
                   <w:rFonts w:ascii="Arial" w:cs="Arial" w:eastAsia="Arial" w:hAnsi="Arial"/>
@@ -4497,7 +4497,7 @@
               <w:spacing w:after="10" w:before="0"/>
               <w:ind w:left="120"/>
             </w:pPr>
-            <w:hyperlink w:history="1" r:id="rIdplu13y8cjbgdbjq7x4ids">
+            <w:hyperlink w:history="1" r:id="rId_n8xatcvbfdvxzwasgpf5">
               <w:r>
                 <w:rPr>
                   <w:rFonts w:ascii="Arial" w:cs="Arial" w:eastAsia="Arial" w:hAnsi="Arial"/>
@@ -4542,7 +4542,7 @@
             <w:pPr>
               <w:spacing w:after="20" w:before="0"/>
             </w:pPr>
-            <w:hyperlink w:history="1" r:id="rIdh3wkepewiew24a5nhqh29">
+            <w:hyperlink w:history="1" r:id="rIdx4knh6xtfjlpp29cfiz5d">
               <w:r>
                 <w:rPr>
                   <w:rFonts w:ascii="Arial" w:cs="Arial" w:eastAsia="Arial" w:hAnsi="Arial"/>
@@ -4575,7 +4575,7 @@
               <w:spacing w:after="10" w:before="0"/>
               <w:ind w:left="120"/>
             </w:pPr>
-            <w:hyperlink w:history="1" r:id="rId3jocw-ilakkz7ifecmfyc">
+            <w:hyperlink w:history="1" r:id="rId0h99nmsih1tah11ihfdqm">
               <w:r>
                 <w:rPr>
                   <w:rFonts w:ascii="Arial" w:cs="Arial" w:eastAsia="Arial" w:hAnsi="Arial"/>
@@ -4960,7 +4960,7 @@
             <w:pPr>
               <w:spacing w:after="20" w:before="0"/>
             </w:pPr>
-            <w:hyperlink w:history="1" r:id="rIdg5e_svt0-ouazjq0o6fqe">
+            <w:hyperlink w:history="1" r:id="rIdolaqshkbgklpxd1ibejmy">
               <w:r>
                 <w:rPr>
                   <w:rFonts w:ascii="Arial" w:cs="Arial" w:eastAsia="Arial" w:hAnsi="Arial"/>
@@ -4993,7 +4993,7 @@
               <w:spacing w:after="10" w:before="0"/>
               <w:ind w:left="120"/>
             </w:pPr>
-            <w:hyperlink w:history="1" r:id="rIdluka-ualnc_ei2dqsadgf">
+            <w:hyperlink w:history="1" r:id="rIdpg63elbl8aicvqi1kjnnt">
               <w:r>
                 <w:rPr>
                   <w:rFonts w:ascii="Arial" w:cs="Arial" w:eastAsia="Arial" w:hAnsi="Arial"/>
@@ -5038,7 +5038,7 @@
             <w:pPr>
               <w:spacing w:after="20" w:before="0"/>
             </w:pPr>
-            <w:hyperlink w:history="1" r:id="rId9fmdggp2xw4e9q9f0o46n">
+            <w:hyperlink w:history="1" r:id="rId8k2sdd4ee-qxnt4zglfsv">
               <w:r>
                 <w:rPr>
                   <w:rFonts w:ascii="Arial" w:cs="Arial" w:eastAsia="Arial" w:hAnsi="Arial"/>
@@ -5071,7 +5071,7 @@
               <w:spacing w:after="10" w:before="0"/>
               <w:ind w:left="120"/>
             </w:pPr>
-            <w:hyperlink w:history="1" r:id="rIdztntpp-qwghdlinccmjqg">
+            <w:hyperlink w:history="1" r:id="rIdabzdngksfckk3phbnv9q2">
               <w:r>
                 <w:rPr>
                   <w:rFonts w:ascii="Arial" w:cs="Arial" w:eastAsia="Arial" w:hAnsi="Arial"/>
@@ -5418,7 +5418,7 @@
             <w:pPr>
               <w:spacing w:after="20" w:before="0"/>
             </w:pPr>
-            <w:hyperlink w:history="1" r:id="rIdktbnksajg8fppmuwo0f0b">
+            <w:hyperlink w:history="1" r:id="rIdvpzj7zdvsn-rhxqwk19-z">
               <w:r>
                 <w:rPr>
                   <w:rFonts w:ascii="Arial" w:cs="Arial" w:eastAsia="Arial" w:hAnsi="Arial"/>
@@ -5467,7 +5467,7 @@
               <w:spacing w:after="10" w:before="0"/>
               <w:ind w:left="120"/>
             </w:pPr>
-            <w:hyperlink w:history="1" r:id="rIdkccrjdhtwc93gw-p3g13i">
+            <w:hyperlink w:history="1" r:id="rId6vhzhsml3vq7mwv1761os">
               <w:r>
                 <w:rPr>
                   <w:rFonts w:ascii="Arial" w:cs="Arial" w:eastAsia="Arial" w:hAnsi="Arial"/>
@@ -5512,7 +5512,7 @@
             <w:pPr>
               <w:spacing w:after="20" w:before="0"/>
             </w:pPr>
-            <w:hyperlink w:history="1" r:id="rIdohx5owaumqle8ddrlxciu">
+            <w:hyperlink w:history="1" r:id="rId0_c9yx6eopjr3hu0df1f7">
               <w:r>
                 <w:rPr>
                   <w:rFonts w:ascii="Arial" w:cs="Arial" w:eastAsia="Arial" w:hAnsi="Arial"/>
@@ -5561,7 +5561,7 @@
               <w:spacing w:after="10" w:before="0"/>
               <w:ind w:left="120"/>
             </w:pPr>
-            <w:hyperlink w:history="1" r:id="rIdv_e2lqyvdqfuerqbbeqzf">
+            <w:hyperlink w:history="1" r:id="rIdexjbjovooix4cnpsuzqwx">
               <w:r>
                 <w:rPr>
                   <w:rFonts w:ascii="Arial" w:cs="Arial" w:eastAsia="Arial" w:hAnsi="Arial"/>
@@ -6301,7 +6301,7 @@
         </w:rPr>
         <w:t xml:space="preserve">© 2026 SeaVuria and ARES. Aligned with KICD objectives. Developed by SeaVuria; technical implementation by ARES (with AI assistance from Claude). Licensed under </w:t>
       </w:r>
-      <w:hyperlink w:history="1" r:id="rIdlia6jx_beqe0jlecdxcqx">
+      <w:hyperlink w:history="1" r:id="rIdg2rqdbsjpq0b0ilmkqc28">
         <w:r>
           <w:rPr>
             <w:rFonts w:ascii="Arial" w:cs="Arial" w:eastAsia="Arial" w:hAnsi="Arial"/>
@@ -6322,7 +6322,7 @@
         </w:rPr>
         <w:t xml:space="preserve"> (</w:t>
       </w:r>
-      <w:hyperlink w:history="1" r:id="rIdidwo2yojndz11ukdx7fol">
+      <w:hyperlink w:history="1" r:id="rIdpxw_cd4riiibuvsiwqgez">
         <w:r>
           <w:rPr>
             <w:rFonts w:ascii="Arial" w:cs="Arial" w:eastAsia="Arial" w:hAnsi="Arial"/>
@@ -7418,7 +7418,7 @@
             <w:pPr>
               <w:spacing w:after="20" w:before="0"/>
             </w:pPr>
-            <w:hyperlink w:history="1" r:id="rIdmhdogefuh0zcdhwdbdhra">
+            <w:hyperlink w:history="1" r:id="rId1a7namkatiubxxjwjvo3i">
               <w:r>
                 <w:rPr>
                   <w:rFonts w:ascii="Arial" w:cs="Arial" w:eastAsia="Arial" w:hAnsi="Arial"/>
@@ -7451,7 +7451,7 @@
               <w:spacing w:after="10" w:before="0"/>
               <w:ind w:left="120"/>
             </w:pPr>
-            <w:hyperlink w:history="1" r:id="rIdq5kguitrgm49bzhfstm5s">
+            <w:hyperlink w:history="1" r:id="rIdoqsv_m2qut3ofmzx-ypp7">
               <w:r>
                 <w:rPr>
                   <w:rFonts w:ascii="Arial" w:cs="Arial" w:eastAsia="Arial" w:hAnsi="Arial"/>
@@ -7496,7 +7496,7 @@
             <w:pPr>
               <w:spacing w:after="20" w:before="0"/>
             </w:pPr>
-            <w:hyperlink w:history="1" r:id="rIdgxyu9u5fq2xglrievjrce">
+            <w:hyperlink w:history="1" r:id="rId1paf3iuqgjqpmunxzm5ev">
               <w:r>
                 <w:rPr>
                   <w:rFonts w:ascii="Arial" w:cs="Arial" w:eastAsia="Arial" w:hAnsi="Arial"/>
@@ -7529,7 +7529,7 @@
               <w:spacing w:after="10" w:before="0"/>
               <w:ind w:left="120"/>
             </w:pPr>
-            <w:hyperlink w:history="1" r:id="rIduqwi_wt07charqmpzllr3">
+            <w:hyperlink w:history="1" r:id="rId37snzs_hrug-_88g0ntak">
               <w:r>
                 <w:rPr>
                   <w:rFonts w:ascii="Arial" w:cs="Arial" w:eastAsia="Arial" w:hAnsi="Arial"/>
@@ -7724,7 +7724,7 @@
             <w:pPr>
               <w:spacing w:after="20" w:before="0"/>
             </w:pPr>
-            <w:hyperlink w:history="1" r:id="rId4hk5iq3jzz3azn5avkig0">
+            <w:hyperlink w:history="1" r:id="rIdmzjajmdk29ys0g8jracqr">
               <w:r>
                 <w:rPr>
                   <w:rFonts w:ascii="Arial" w:cs="Arial" w:eastAsia="Arial" w:hAnsi="Arial"/>
@@ -7757,7 +7757,7 @@
               <w:spacing w:after="10" w:before="0"/>
               <w:ind w:left="120"/>
             </w:pPr>
-            <w:hyperlink w:history="1" r:id="rIdomexjebvtne4j0a52ah42">
+            <w:hyperlink w:history="1" r:id="rIdxv8lr24evmkwpita0caih">
               <w:r>
                 <w:rPr>
                   <w:rFonts w:ascii="Arial" w:cs="Arial" w:eastAsia="Arial" w:hAnsi="Arial"/>
@@ -7802,7 +7802,7 @@
             <w:pPr>
               <w:spacing w:after="20" w:before="0"/>
             </w:pPr>
-            <w:hyperlink w:history="1" r:id="rIdeklexi0zhom_6mmmuqbjj">
+            <w:hyperlink w:history="1" r:id="rIdafyvskfust-ei88wlyoki">
               <w:r>
                 <w:rPr>
                   <w:rFonts w:ascii="Arial" w:cs="Arial" w:eastAsia="Arial" w:hAnsi="Arial"/>
@@ -7835,7 +7835,7 @@
               <w:spacing w:after="10" w:before="0"/>
               <w:ind w:left="120"/>
             </w:pPr>
-            <w:hyperlink w:history="1" r:id="rIdv3doby8ne9grtn3mzjomf">
+            <w:hyperlink w:history="1" r:id="rIddskjv7r5okutkokcubyls">
               <w:r>
                 <w:rPr>
                   <w:rFonts w:ascii="Arial" w:cs="Arial" w:eastAsia="Arial" w:hAnsi="Arial"/>
@@ -8030,7 +8030,7 @@
             <w:pPr>
               <w:spacing w:after="20" w:before="0"/>
             </w:pPr>
-            <w:hyperlink w:history="1" r:id="rIdylobhc1ppitxnj4uxlfee">
+            <w:hyperlink w:history="1" r:id="rIdcxzracw8mfdap6kryrhyb">
               <w:r>
                 <w:rPr>
                   <w:rFonts w:ascii="Arial" w:cs="Arial" w:eastAsia="Arial" w:hAnsi="Arial"/>
@@ -8079,7 +8079,7 @@
               <w:spacing w:after="10" w:before="0"/>
               <w:ind w:left="120"/>
             </w:pPr>
-            <w:hyperlink w:history="1" r:id="rIdfieycebphv8plu4sde_vy">
+            <w:hyperlink w:history="1" r:id="rId4vwiuz3ouwcimc8mtkgzj">
               <w:r>
                 <w:rPr>
                   <w:rFonts w:ascii="Arial" w:cs="Arial" w:eastAsia="Arial" w:hAnsi="Arial"/>
@@ -8124,7 +8124,7 @@
             <w:pPr>
               <w:spacing w:after="20" w:before="0"/>
             </w:pPr>
-            <w:hyperlink w:history="1" r:id="rId35pgvvugqfldchb_qneib">
+            <w:hyperlink w:history="1" r:id="rIdfdzm74lhzhgslhuu8kddf">
               <w:r>
                 <w:rPr>
                   <w:rFonts w:ascii="Arial" w:cs="Arial" w:eastAsia="Arial" w:hAnsi="Arial"/>
@@ -8157,7 +8157,7 @@
               <w:spacing w:after="10" w:before="0"/>
               <w:ind w:left="120"/>
             </w:pPr>
-            <w:hyperlink w:history="1" r:id="rIdvhp729jufo3ysgw_d-8zp">
+            <w:hyperlink w:history="1" r:id="rIdvom5zvbi6sz1uqiagwpdd">
               <w:r>
                 <w:rPr>
                   <w:rFonts w:ascii="Arial" w:cs="Arial" w:eastAsia="Arial" w:hAnsi="Arial"/>
@@ -8352,7 +8352,7 @@
             <w:pPr>
               <w:spacing w:after="20" w:before="0"/>
             </w:pPr>
-            <w:hyperlink w:history="1" r:id="rIdol2vrfmugewlu66b1of4f">
+            <w:hyperlink w:history="1" r:id="rIdsb1nhnf7qcxbka594ni7i">
               <w:r>
                 <w:rPr>
                   <w:rFonts w:ascii="Arial" w:cs="Arial" w:eastAsia="Arial" w:hAnsi="Arial"/>
@@ -8401,7 +8401,7 @@
               <w:spacing w:after="10" w:before="0"/>
               <w:ind w:left="120"/>
             </w:pPr>
-            <w:hyperlink w:history="1" r:id="rIdndo1hgznzxcjpqzqtqfe8">
+            <w:hyperlink w:history="1" r:id="rIdxgu8bmyoupkywnozs4_hz">
               <w:r>
                 <w:rPr>
                   <w:rFonts w:ascii="Arial" w:cs="Arial" w:eastAsia="Arial" w:hAnsi="Arial"/>
@@ -8446,7 +8446,7 @@
             <w:pPr>
               <w:spacing w:after="20" w:before="0"/>
             </w:pPr>
-            <w:hyperlink w:history="1" r:id="rIds3dqnwteenh0k3yfsgqai">
+            <w:hyperlink w:history="1" r:id="rIdtvajydeshofka4lm6_t0x">
               <w:r>
                 <w:rPr>
                   <w:rFonts w:ascii="Arial" w:cs="Arial" w:eastAsia="Arial" w:hAnsi="Arial"/>
@@ -8479,7 +8479,7 @@
               <w:spacing w:after="10" w:before="0"/>
               <w:ind w:left="120"/>
             </w:pPr>
-            <w:hyperlink w:history="1" r:id="rIdcjnq0qtbklxbltpj3lz1s">
+            <w:hyperlink w:history="1" r:id="rIdoi9bii9dw8vh0s3x0ndry">
               <w:r>
                 <w:rPr>
                   <w:rFonts w:ascii="Arial" w:cs="Arial" w:eastAsia="Arial" w:hAnsi="Arial"/>
@@ -8674,7 +8674,7 @@
             <w:pPr>
               <w:spacing w:after="20" w:before="0"/>
             </w:pPr>
-            <w:hyperlink w:history="1" r:id="rIdk-xk0fnt8rohfze6hlb0v">
+            <w:hyperlink w:history="1" r:id="rId8cvysiq_tibhec9m8udlu">
               <w:r>
                 <w:rPr>
                   <w:rFonts w:ascii="Arial" w:cs="Arial" w:eastAsia="Arial" w:hAnsi="Arial"/>
@@ -8723,7 +8723,7 @@
               <w:spacing w:after="10" w:before="0"/>
               <w:ind w:left="120"/>
             </w:pPr>
-            <w:hyperlink w:history="1" r:id="rIdcaehifcoaiejy_a7g-ef-">
+            <w:hyperlink w:history="1" r:id="rIdnrkravs2vsmpbv5bq5meg">
               <w:r>
                 <w:rPr>
                   <w:rFonts w:ascii="Arial" w:cs="Arial" w:eastAsia="Arial" w:hAnsi="Arial"/>
@@ -8768,7 +8768,7 @@
             <w:pPr>
               <w:spacing w:after="20" w:before="0"/>
             </w:pPr>
-            <w:hyperlink w:history="1" r:id="rIdgyphom-b6w3tftldshke-">
+            <w:hyperlink w:history="1" r:id="rIdspla8n3meolygejjvfpfw">
               <w:r>
                 <w:rPr>
                   <w:rFonts w:ascii="Arial" w:cs="Arial" w:eastAsia="Arial" w:hAnsi="Arial"/>
@@ -8817,7 +8817,7 @@
               <w:spacing w:after="10" w:before="0"/>
               <w:ind w:left="120"/>
             </w:pPr>
-            <w:hyperlink w:history="1" r:id="rIdu5bxl8ckemej6_aamycx3">
+            <w:hyperlink w:history="1" r:id="rIdpcsivmlshtfnof-apdhje">
               <w:r>
                 <w:rPr>
                   <w:rFonts w:ascii="Arial" w:cs="Arial" w:eastAsia="Arial" w:hAnsi="Arial"/>
@@ -9329,7 +9329,7 @@
         </w:rPr>
         <w:t xml:space="preserve">© 2026 SeaVuria and ARES. Aligned with KICD objectives. Developed by SeaVuria; technical implementation by ARES (with AI assistance from Claude). Licensed under </w:t>
       </w:r>
-      <w:hyperlink w:history="1" r:id="rId63kgz1x3xnb4rqczqdpar">
+      <w:hyperlink w:history="1" r:id="rIdahml4nrdll-8yyiw4zlhc">
         <w:r>
           <w:rPr>
             <w:rFonts w:ascii="Arial" w:cs="Arial" w:eastAsia="Arial" w:hAnsi="Arial"/>
@@ -9350,7 +9350,7 @@
         </w:rPr>
         <w:t xml:space="preserve"> (</w:t>
       </w:r>
-      <w:hyperlink w:history="1" r:id="rIdkrqw00udnhcwxhzui8yae">
+      <w:hyperlink w:history="1" r:id="rIdkq53l2_phsmaczhwpzz80">
         <w:r>
           <w:rPr>
             <w:rFonts w:ascii="Arial" w:cs="Arial" w:eastAsia="Arial" w:hAnsi="Arial"/>
@@ -10363,7 +10363,7 @@
             <w:pPr>
               <w:spacing w:after="20" w:before="0"/>
             </w:pPr>
-            <w:hyperlink w:history="1" r:id="rIdcnlpqto8sobbqoktdty_v">
+            <w:hyperlink w:history="1" r:id="rIdettmmvwuoelc1ixwdyy1t">
               <w:r>
                 <w:rPr>
                   <w:rFonts w:ascii="Arial" w:cs="Arial" w:eastAsia="Arial" w:hAnsi="Arial"/>
@@ -10396,7 +10396,7 @@
               <w:spacing w:after="10" w:before="0"/>
               <w:ind w:left="120"/>
             </w:pPr>
-            <w:hyperlink w:history="1" r:id="rIdbcowv7weperijkq6utnk9">
+            <w:hyperlink w:history="1" r:id="rIdkz87exoloy2v_upskvn3o">
               <w:r>
                 <w:rPr>
                   <w:rFonts w:ascii="Arial" w:cs="Arial" w:eastAsia="Arial" w:hAnsi="Arial"/>
@@ -10441,7 +10441,7 @@
             <w:pPr>
               <w:spacing w:after="20" w:before="0"/>
             </w:pPr>
-            <w:hyperlink w:history="1" r:id="rIdoqbs9thamjar1zx4bmqt1">
+            <w:hyperlink w:history="1" r:id="rIdvvj9ecpuryzffwefbapui">
               <w:r>
                 <w:rPr>
                   <w:rFonts w:ascii="Arial" w:cs="Arial" w:eastAsia="Arial" w:hAnsi="Arial"/>
@@ -10474,7 +10474,7 @@
               <w:spacing w:after="10" w:before="0"/>
               <w:ind w:left="120"/>
             </w:pPr>
-            <w:hyperlink w:history="1" r:id="rIdvfwirnd5cb79qm42bqyht">
+            <w:hyperlink w:history="1" r:id="rIddc3ocx4ra4gkc426zw0gw">
               <w:r>
                 <w:rPr>
                   <w:rFonts w:ascii="Arial" w:cs="Arial" w:eastAsia="Arial" w:hAnsi="Arial"/>
@@ -10669,7 +10669,7 @@
             <w:pPr>
               <w:spacing w:after="20" w:before="0"/>
             </w:pPr>
-            <w:hyperlink w:history="1" r:id="rIdmxh9igbk0cuyfooywvdox">
+            <w:hyperlink w:history="1" r:id="rIda173rqm04uvr_pszmyi6e">
               <w:r>
                 <w:rPr>
                   <w:rFonts w:ascii="Arial" w:cs="Arial" w:eastAsia="Arial" w:hAnsi="Arial"/>
@@ -10702,7 +10702,7 @@
               <w:spacing w:after="10" w:before="0"/>
               <w:ind w:left="120"/>
             </w:pPr>
-            <w:hyperlink w:history="1" r:id="rIdprtnqindw_fofhawem-xw">
+            <w:hyperlink w:history="1" r:id="rId4geeyzjnhb3a_bkcmtmen">
               <w:r>
                 <w:rPr>
                   <w:rFonts w:ascii="Arial" w:cs="Arial" w:eastAsia="Arial" w:hAnsi="Arial"/>
@@ -10747,7 +10747,7 @@
             <w:pPr>
               <w:spacing w:after="20" w:before="0"/>
             </w:pPr>
-            <w:hyperlink w:history="1" r:id="rIdlkrnpadu7tcbynaq6ygx0">
+            <w:hyperlink w:history="1" r:id="rIdhp9onbwjtb0sazyrmbriu">
               <w:r>
                 <w:rPr>
                   <w:rFonts w:ascii="Arial" w:cs="Arial" w:eastAsia="Arial" w:hAnsi="Arial"/>
@@ -10780,7 +10780,7 @@
               <w:spacing w:after="10" w:before="0"/>
               <w:ind w:left="120"/>
             </w:pPr>
-            <w:hyperlink w:history="1" r:id="rIdqilqgqciyk9cwr3wuolna">
+            <w:hyperlink w:history="1" r:id="rIdij4tgnas1tunbv8emylft">
               <w:r>
                 <w:rPr>
                   <w:rFonts w:ascii="Arial" w:cs="Arial" w:eastAsia="Arial" w:hAnsi="Arial"/>
@@ -11127,7 +11127,7 @@
             <w:pPr>
               <w:spacing w:after="20" w:before="0"/>
             </w:pPr>
-            <w:hyperlink w:history="1" r:id="rId6vd42zk6nxnrp5ih0xduz">
+            <w:hyperlink w:history="1" r:id="rIdmwur91xhcgfsowytyaeks">
               <w:r>
                 <w:rPr>
                   <w:rFonts w:ascii="Arial" w:cs="Arial" w:eastAsia="Arial" w:hAnsi="Arial"/>
@@ -11176,7 +11176,7 @@
               <w:spacing w:after="10" w:before="0"/>
               <w:ind w:left="120"/>
             </w:pPr>
-            <w:hyperlink w:history="1" r:id="rIdlq0ffjob_l0ejuwrcnvog">
+            <w:hyperlink w:history="1" r:id="rId-0mo_lp_idfov9-ku_zhz">
               <w:r>
                 <w:rPr>
                   <w:rFonts w:ascii="Arial" w:cs="Arial" w:eastAsia="Arial" w:hAnsi="Arial"/>
@@ -11221,7 +11221,7 @@
             <w:pPr>
               <w:spacing w:after="20" w:before="0"/>
             </w:pPr>
-            <w:hyperlink w:history="1" r:id="rIdxftgucvnxhuoykxooh0zh">
+            <w:hyperlink w:history="1" r:id="rIdnk1-0nqpwsr0ir4y1xxfj">
               <w:r>
                 <w:rPr>
                   <w:rFonts w:ascii="Arial" w:cs="Arial" w:eastAsia="Arial" w:hAnsi="Arial"/>
@@ -11254,7 +11254,7 @@
               <w:spacing w:after="10" w:before="0"/>
               <w:ind w:left="120"/>
             </w:pPr>
-            <w:hyperlink w:history="1" r:id="rId16zgcnfvokagwf618kuwp">
+            <w:hyperlink w:history="1" r:id="rIdagb5holzjdwow9vueg5is">
               <w:r>
                 <w:rPr>
                   <w:rFonts w:ascii="Arial" w:cs="Arial" w:eastAsia="Arial" w:hAnsi="Arial"/>
@@ -11525,7 +11525,7 @@
             <w:pPr>
               <w:spacing w:after="20" w:before="0"/>
             </w:pPr>
-            <w:hyperlink w:history="1" r:id="rIdhixd_dc8wruvus-5ohbry">
+            <w:hyperlink w:history="1" r:id="rId9uvfnzsnu2_vj_gv-vptt">
               <w:r>
                 <w:rPr>
                   <w:rFonts w:ascii="Arial" w:cs="Arial" w:eastAsia="Arial" w:hAnsi="Arial"/>
@@ -11574,7 +11574,7 @@
               <w:spacing w:after="10" w:before="0"/>
               <w:ind w:left="120"/>
             </w:pPr>
-            <w:hyperlink w:history="1" r:id="rIdp6smgan_vlcoeegv1rlwr">
+            <w:hyperlink w:history="1" r:id="rIdnv0au5k8lw2p3xxm-19ks">
               <w:r>
                 <w:rPr>
                   <w:rFonts w:ascii="Arial" w:cs="Arial" w:eastAsia="Arial" w:hAnsi="Arial"/>
@@ -11619,7 +11619,7 @@
             <w:pPr>
               <w:spacing w:after="20" w:before="0"/>
             </w:pPr>
-            <w:hyperlink w:history="1" r:id="rIdogm3571jtrb2_ibajhqrn">
+            <w:hyperlink w:history="1" r:id="rIdrylx5obizje19zzp_wixb">
               <w:r>
                 <w:rPr>
                   <w:rFonts w:ascii="Arial" w:cs="Arial" w:eastAsia="Arial" w:hAnsi="Arial"/>
@@ -11652,7 +11652,7 @@
               <w:spacing w:after="10" w:before="0"/>
               <w:ind w:left="120"/>
             </w:pPr>
-            <w:hyperlink w:history="1" r:id="rIdgdmbmv1mjogfe34h1hsqv">
+            <w:hyperlink w:history="1" r:id="rIdv7isldw8fgnnz8pazgiv2">
               <w:r>
                 <w:rPr>
                   <w:rFonts w:ascii="Arial" w:cs="Arial" w:eastAsia="Arial" w:hAnsi="Arial"/>
@@ -11847,7 +11847,7 @@
             <w:pPr>
               <w:spacing w:after="20" w:before="0"/>
             </w:pPr>
-            <w:hyperlink w:history="1" r:id="rIdiavpcue1cwolpckuwod4r">
+            <w:hyperlink w:history="1" r:id="rId2ojkg6vpbwxcdai555l0o">
               <w:r>
                 <w:rPr>
                   <w:rFonts w:ascii="Arial" w:cs="Arial" w:eastAsia="Arial" w:hAnsi="Arial"/>
@@ -11896,7 +11896,7 @@
               <w:spacing w:after="10" w:before="0"/>
               <w:ind w:left="120"/>
             </w:pPr>
-            <w:hyperlink w:history="1" r:id="rIdpp7ruokb-evymzclz2yds">
+            <w:hyperlink w:history="1" r:id="rIdu-w0m4wwblebtdo1pad6n">
               <w:r>
                 <w:rPr>
                   <w:rFonts w:ascii="Arial" w:cs="Arial" w:eastAsia="Arial" w:hAnsi="Arial"/>
@@ -11941,7 +11941,7 @@
             <w:pPr>
               <w:spacing w:after="20" w:before="0"/>
             </w:pPr>
-            <w:hyperlink w:history="1" r:id="rIdm-fbipe-1ryqkjdubawy0">
+            <w:hyperlink w:history="1" r:id="rId4pdwg4jaein3lbzg49bd8">
               <w:r>
                 <w:rPr>
                   <w:rFonts w:ascii="Arial" w:cs="Arial" w:eastAsia="Arial" w:hAnsi="Arial"/>
@@ -11974,7 +11974,7 @@
               <w:spacing w:after="10" w:before="0"/>
               <w:ind w:left="120"/>
             </w:pPr>
-            <w:hyperlink w:history="1" r:id="rIdsqwndjtjiyeci06fvecdx">
+            <w:hyperlink w:history="1" r:id="rIdhtf0ue9uzxqnivd1ccs4t">
               <w:r>
                 <w:rPr>
                   <w:rFonts w:ascii="Arial" w:cs="Arial" w:eastAsia="Arial" w:hAnsi="Arial"/>
@@ -12486,7 +12486,7 @@
         </w:rPr>
         <w:t xml:space="preserve">© 2026 SeaVuria and ARES. Aligned with KICD objectives. Developed by SeaVuria; technical implementation by ARES (with AI assistance from Claude). Licensed under </w:t>
       </w:r>
-      <w:hyperlink w:history="1" r:id="rIdcf-xtjc70dkxvxbylxlj6">
+      <w:hyperlink w:history="1" r:id="rIdvdxmobp_fm9m60dirdk-c">
         <w:r>
           <w:rPr>
             <w:rFonts w:ascii="Arial" w:cs="Arial" w:eastAsia="Arial" w:hAnsi="Arial"/>
@@ -12507,7 +12507,7 @@
         </w:rPr>
         <w:t xml:space="preserve"> (</w:t>
       </w:r>
-      <w:hyperlink w:history="1" r:id="rIdlazhu72oalyvbpngn5st9">
+      <w:hyperlink w:history="1" r:id="rIdcqjloxcx9sv0p1fwm9azu">
         <w:r>
           <w:rPr>
             <w:rFonts w:ascii="Arial" w:cs="Arial" w:eastAsia="Arial" w:hAnsi="Arial"/>
@@ -13520,7 +13520,7 @@
             <w:pPr>
               <w:spacing w:after="20" w:before="0"/>
             </w:pPr>
-            <w:hyperlink w:history="1" r:id="rIdwlod0qk5pshrk-kou34zi">
+            <w:hyperlink w:history="1" r:id="rIdoveid7sdpbmndmsfvp__4">
               <w:r>
                 <w:rPr>
                   <w:rFonts w:ascii="Arial" w:cs="Arial" w:eastAsia="Arial" w:hAnsi="Arial"/>
@@ -13553,7 +13553,7 @@
               <w:spacing w:after="10" w:before="0"/>
               <w:ind w:left="120"/>
             </w:pPr>
-            <w:hyperlink w:history="1" r:id="rIdrg_hnw7hrhxff3aakxci8">
+            <w:hyperlink w:history="1" r:id="rIdrzgw7yc3onxnsvfw3e-kq">
               <w:r>
                 <w:rPr>
                   <w:rFonts w:ascii="Arial" w:cs="Arial" w:eastAsia="Arial" w:hAnsi="Arial"/>
@@ -13598,7 +13598,7 @@
             <w:pPr>
               <w:spacing w:after="20" w:before="0"/>
             </w:pPr>
-            <w:hyperlink w:history="1" r:id="rId9s4fvtf__iolpimsy87c9">
+            <w:hyperlink w:history="1" r:id="rIdg8a_ri8q8m2ncsp8tbpt0">
               <w:r>
                 <w:rPr>
                   <w:rFonts w:ascii="Arial" w:cs="Arial" w:eastAsia="Arial" w:hAnsi="Arial"/>
@@ -13631,7 +13631,7 @@
               <w:spacing w:after="10" w:before="0"/>
               <w:ind w:left="120"/>
             </w:pPr>
-            <w:hyperlink w:history="1" r:id="rIdatetsyxsuugea2yg7uhye">
+            <w:hyperlink w:history="1" r:id="rId02ntno_upgathrfbmq91b">
               <w:r>
                 <w:rPr>
                   <w:rFonts w:ascii="Arial" w:cs="Arial" w:eastAsia="Arial" w:hAnsi="Arial"/>
@@ -13826,7 +13826,7 @@
             <w:pPr>
               <w:spacing w:after="20" w:before="0"/>
             </w:pPr>
-            <w:hyperlink w:history="1" r:id="rIdyqaf2i1gbrqp9bl7jduhx">
+            <w:hyperlink w:history="1" r:id="rIdsjyiprc9insyu0tjxocxi">
               <w:r>
                 <w:rPr>
                   <w:rFonts w:ascii="Arial" w:cs="Arial" w:eastAsia="Arial" w:hAnsi="Arial"/>
@@ -13859,7 +13859,7 @@
               <w:spacing w:after="10" w:before="0"/>
               <w:ind w:left="120"/>
             </w:pPr>
-            <w:hyperlink w:history="1" r:id="rIdag4afcijgevlfz09fkidg">
+            <w:hyperlink w:history="1" r:id="rId9bnzmxpfovrilew6p-ogb">
               <w:r>
                 <w:rPr>
                   <w:rFonts w:ascii="Arial" w:cs="Arial" w:eastAsia="Arial" w:hAnsi="Arial"/>
@@ -13904,7 +13904,7 @@
             <w:pPr>
               <w:spacing w:after="20" w:before="0"/>
             </w:pPr>
-            <w:hyperlink w:history="1" r:id="rIdsecvnc1mye2no2zznh191">
+            <w:hyperlink w:history="1" r:id="rIdyrcjwonnojie1uwomde9o">
               <w:r>
                 <w:rPr>
                   <w:rFonts w:ascii="Arial" w:cs="Arial" w:eastAsia="Arial" w:hAnsi="Arial"/>
@@ -13937,7 +13937,7 @@
               <w:spacing w:after="10" w:before="0"/>
               <w:ind w:left="120"/>
             </w:pPr>
-            <w:hyperlink w:history="1" r:id="rIdfk9ifig52eb6fjeq5vli5">
+            <w:hyperlink w:history="1" r:id="rIdzika-h4340gr4kbbb7o46">
               <w:r>
                 <w:rPr>
                   <w:rFonts w:ascii="Arial" w:cs="Arial" w:eastAsia="Arial" w:hAnsi="Arial"/>
@@ -14132,7 +14132,7 @@
             <w:pPr>
               <w:spacing w:after="20" w:before="0"/>
             </w:pPr>
-            <w:hyperlink w:history="1" r:id="rIdsrrrpffegffxmlnlhsr6x">
+            <w:hyperlink w:history="1" r:id="rIdavhwh7cl2s_xhw3oghxc7">
               <w:r>
                 <w:rPr>
                   <w:rFonts w:ascii="Arial" w:cs="Arial" w:eastAsia="Arial" w:hAnsi="Arial"/>
@@ -14181,7 +14181,7 @@
               <w:spacing w:after="10" w:before="0"/>
               <w:ind w:left="120"/>
             </w:pPr>
-            <w:hyperlink w:history="1" r:id="rIdcaubjmqu5qvynlqcl5wjf">
+            <w:hyperlink w:history="1" r:id="rIdnzp2ruaqwtrhivt8hzpqz">
               <w:r>
                 <w:rPr>
                   <w:rFonts w:ascii="Arial" w:cs="Arial" w:eastAsia="Arial" w:hAnsi="Arial"/>
@@ -14226,7 +14226,7 @@
             <w:pPr>
               <w:spacing w:after="20" w:before="0"/>
             </w:pPr>
-            <w:hyperlink w:history="1" r:id="rIdci5dyzl0oarx-cb_reimj">
+            <w:hyperlink w:history="1" r:id="rIdz_suykipa2ntaojgcupfk">
               <w:r>
                 <w:rPr>
                   <w:rFonts w:ascii="Arial" w:cs="Arial" w:eastAsia="Arial" w:hAnsi="Arial"/>
@@ -14259,7 +14259,7 @@
               <w:spacing w:after="10" w:before="0"/>
               <w:ind w:left="120"/>
             </w:pPr>
-            <w:hyperlink w:history="1" r:id="rIdgefpopgabqg45wmb8rakd">
+            <w:hyperlink w:history="1" r:id="rIdifsxt0ui8ksot44kjz7jy">
               <w:r>
                 <w:rPr>
                   <w:rFonts w:ascii="Arial" w:cs="Arial" w:eastAsia="Arial" w:hAnsi="Arial"/>
@@ -14454,7 +14454,7 @@
             <w:pPr>
               <w:spacing w:after="20" w:before="0"/>
             </w:pPr>
-            <w:hyperlink w:history="1" r:id="rIdtvvtvdi_w0lehx5nqlepp">
+            <w:hyperlink w:history="1" r:id="rIdg1vglawjaz1sritqjipoh">
               <w:r>
                 <w:rPr>
                   <w:rFonts w:ascii="Arial" w:cs="Arial" w:eastAsia="Arial" w:hAnsi="Arial"/>
@@ -14503,7 +14503,7 @@
               <w:spacing w:after="10" w:before="0"/>
               <w:ind w:left="120"/>
             </w:pPr>
-            <w:hyperlink w:history="1" r:id="rIdystcprz71vdrrvdqzgjbe">
+            <w:hyperlink w:history="1" r:id="rIdywlrhgvvr3sfxqo5s8uhj">
               <w:r>
                 <w:rPr>
                   <w:rFonts w:ascii="Arial" w:cs="Arial" w:eastAsia="Arial" w:hAnsi="Arial"/>
@@ -14548,7 +14548,7 @@
             <w:pPr>
               <w:spacing w:after="20" w:before="0"/>
             </w:pPr>
-            <w:hyperlink w:history="1" r:id="rIdjv_ktuck76btass3c4il5">
+            <w:hyperlink w:history="1" r:id="rIdnvc_urur9pi_pte3kqheb">
               <w:r>
                 <w:rPr>
                   <w:rFonts w:ascii="Arial" w:cs="Arial" w:eastAsia="Arial" w:hAnsi="Arial"/>
@@ -14581,7 +14581,7 @@
               <w:spacing w:after="10" w:before="0"/>
               <w:ind w:left="120"/>
             </w:pPr>
-            <w:hyperlink w:history="1" r:id="rIdmntg9bxjgwp7ykgqgzij2">
+            <w:hyperlink w:history="1" r:id="rIdz2bfl3tqgybjlygfsva_t">
               <w:r>
                 <w:rPr>
                   <w:rFonts w:ascii="Arial" w:cs="Arial" w:eastAsia="Arial" w:hAnsi="Arial"/>
@@ -14776,7 +14776,7 @@
             <w:pPr>
               <w:spacing w:after="20" w:before="0"/>
             </w:pPr>
-            <w:hyperlink w:history="1" r:id="rIdp3gzicssgk954e3lts8d1">
+            <w:hyperlink w:history="1" r:id="rId7pby2pz4imkqxwz2hubr_">
               <w:r>
                 <w:rPr>
                   <w:rFonts w:ascii="Arial" w:cs="Arial" w:eastAsia="Arial" w:hAnsi="Arial"/>
@@ -14825,7 +14825,7 @@
               <w:spacing w:after="10" w:before="0"/>
               <w:ind w:left="120"/>
             </w:pPr>
-            <w:hyperlink w:history="1" r:id="rIdqtk1ryselcnzjxm8skywc">
+            <w:hyperlink w:history="1" r:id="rId2yc4rvxd9fo78k6pdtf8x">
               <w:r>
                 <w:rPr>
                   <w:rFonts w:ascii="Arial" w:cs="Arial" w:eastAsia="Arial" w:hAnsi="Arial"/>
@@ -14870,7 +14870,7 @@
             <w:pPr>
               <w:spacing w:after="20" w:before="0"/>
             </w:pPr>
-            <w:hyperlink w:history="1" r:id="rIdnal6ifqckltglwy4hmkql">
+            <w:hyperlink w:history="1" r:id="rId6bur8s5avzbdwvmescdns">
               <w:r>
                 <w:rPr>
                   <w:rFonts w:ascii="Arial" w:cs="Arial" w:eastAsia="Arial" w:hAnsi="Arial"/>
@@ -14919,7 +14919,7 @@
               <w:spacing w:after="10" w:before="0"/>
               <w:ind w:left="120"/>
             </w:pPr>
-            <w:hyperlink w:history="1" r:id="rId_-vsbi7ao_5leghk0b9wr">
+            <w:hyperlink w:history="1" r:id="rIdf2rh4rl7vrd4oiovpka8n">
               <w:r>
                 <w:rPr>
                   <w:rFonts w:ascii="Arial" w:cs="Arial" w:eastAsia="Arial" w:hAnsi="Arial"/>
@@ -15431,7 +15431,7 @@
         </w:rPr>
         <w:t xml:space="preserve">© 2026 SeaVuria and ARES. Aligned with KICD objectives. Developed by SeaVuria; technical implementation by ARES (with AI assistance from Claude). Licensed under </w:t>
       </w:r>
-      <w:hyperlink w:history="1" r:id="rIdvx9lwi7w8d-n4oyeimob3">
+      <w:hyperlink w:history="1" r:id="rIdt4k6212attp0jlm5smzvk">
         <w:r>
           <w:rPr>
             <w:rFonts w:ascii="Arial" w:cs="Arial" w:eastAsia="Arial" w:hAnsi="Arial"/>
@@ -15452,7 +15452,7 @@
         </w:rPr>
         <w:t xml:space="preserve"> (</w:t>
       </w:r>
-      <w:hyperlink w:history="1" r:id="rIdul6ix7evq_3xlcvh3e2lj">
+      <w:hyperlink w:history="1" r:id="rIdzuu63cxrp9aslovkjktbo">
         <w:r>
           <w:rPr>
             <w:rFonts w:ascii="Arial" w:cs="Arial" w:eastAsia="Arial" w:hAnsi="Arial"/>
@@ -16465,7 +16465,7 @@
             <w:pPr>
               <w:spacing w:after="20" w:before="0"/>
             </w:pPr>
-            <w:hyperlink w:history="1" r:id="rIdtvbvc_tl5kqp8ulqex6xn">
+            <w:hyperlink w:history="1" r:id="rIdw3n0ux_dubuxy-e4u2hlj">
               <w:r>
                 <w:rPr>
                   <w:rFonts w:ascii="Arial" w:cs="Arial" w:eastAsia="Arial" w:hAnsi="Arial"/>
@@ -16498,7 +16498,7 @@
               <w:spacing w:after="10" w:before="0"/>
               <w:ind w:left="120"/>
             </w:pPr>
-            <w:hyperlink w:history="1" r:id="rIdmlsq6wwqdyio9q3-nw2un">
+            <w:hyperlink w:history="1" r:id="rIdsewzx18ei_vo4m2ritatr">
               <w:r>
                 <w:rPr>
                   <w:rFonts w:ascii="Arial" w:cs="Arial" w:eastAsia="Arial" w:hAnsi="Arial"/>
@@ -16543,7 +16543,7 @@
             <w:pPr>
               <w:spacing w:after="20" w:before="0"/>
             </w:pPr>
-            <w:hyperlink w:history="1" r:id="rId_mhh5s-irjsoo41rntkc9">
+            <w:hyperlink w:history="1" r:id="rIdbkdvxq1q-muroxssoe6ns">
               <w:r>
                 <w:rPr>
                   <w:rFonts w:ascii="Arial" w:cs="Arial" w:eastAsia="Arial" w:hAnsi="Arial"/>
@@ -16576,7 +16576,7 @@
               <w:spacing w:after="10" w:before="0"/>
               <w:ind w:left="120"/>
             </w:pPr>
-            <w:hyperlink w:history="1" r:id="rIdoqok4mtoafp84rfetj75t">
+            <w:hyperlink w:history="1" r:id="rIdd9vpmqnqec-n1nrss16qn">
               <w:r>
                 <w:rPr>
                   <w:rFonts w:ascii="Arial" w:cs="Arial" w:eastAsia="Arial" w:hAnsi="Arial"/>
@@ -16771,7 +16771,7 @@
             <w:pPr>
               <w:spacing w:after="20" w:before="0"/>
             </w:pPr>
-            <w:hyperlink w:history="1" r:id="rId7pdrcy4gp_a63hyrqpf_m">
+            <w:hyperlink w:history="1" r:id="rIdbglsqlrykw2fdutfdn1lp">
               <w:r>
                 <w:rPr>
                   <w:rFonts w:ascii="Arial" w:cs="Arial" w:eastAsia="Arial" w:hAnsi="Arial"/>
@@ -16804,7 +16804,7 @@
               <w:spacing w:after="10" w:before="0"/>
               <w:ind w:left="120"/>
             </w:pPr>
-            <w:hyperlink w:history="1" r:id="rIdedizazwgljvmxdbnztfhl">
+            <w:hyperlink w:history="1" r:id="rIdc011wg9xkigyciygry9n_">
               <w:r>
                 <w:rPr>
                   <w:rFonts w:ascii="Arial" w:cs="Arial" w:eastAsia="Arial" w:hAnsi="Arial"/>
@@ -16849,7 +16849,7 @@
             <w:pPr>
               <w:spacing w:after="20" w:before="0"/>
             </w:pPr>
-            <w:hyperlink w:history="1" r:id="rIdz8i5zqcio2lorjxl2vsrh">
+            <w:hyperlink w:history="1" r:id="rIdwdummyq4ht7n7lhhcyvsu">
               <w:r>
                 <w:rPr>
                   <w:rFonts w:ascii="Arial" w:cs="Arial" w:eastAsia="Arial" w:hAnsi="Arial"/>
@@ -16882,7 +16882,7 @@
               <w:spacing w:after="10" w:before="0"/>
               <w:ind w:left="120"/>
             </w:pPr>
-            <w:hyperlink w:history="1" r:id="rIdynm0wxqez51bipkfneywa">
+            <w:hyperlink w:history="1" r:id="rIdpcshtk5a8un2b4tnbpy0n">
               <w:r>
                 <w:rPr>
                   <w:rFonts w:ascii="Arial" w:cs="Arial" w:eastAsia="Arial" w:hAnsi="Arial"/>
@@ -17077,7 +17077,7 @@
             <w:pPr>
               <w:spacing w:after="20" w:before="0"/>
             </w:pPr>
-            <w:hyperlink w:history="1" r:id="rIdzvfui3hgoka-sllsc-t9d">
+            <w:hyperlink w:history="1" r:id="rIdk9ffjlslcfstdrlyhdt-f">
               <w:r>
                 <w:rPr>
                   <w:rFonts w:ascii="Arial" w:cs="Arial" w:eastAsia="Arial" w:hAnsi="Arial"/>
@@ -17110,7 +17110,7 @@
               <w:spacing w:after="10" w:before="0"/>
               <w:ind w:left="120"/>
             </w:pPr>
-            <w:hyperlink w:history="1" r:id="rIdbjxtr7bz-vugrcx4dp0tb">
+            <w:hyperlink w:history="1" r:id="rIdsnmoxyrhr20h50csmy4rc">
               <w:r>
                 <w:rPr>
                   <w:rFonts w:ascii="Arial" w:cs="Arial" w:eastAsia="Arial" w:hAnsi="Arial"/>
@@ -17155,7 +17155,7 @@
             <w:pPr>
               <w:spacing w:after="20" w:before="0"/>
             </w:pPr>
-            <w:hyperlink w:history="1" r:id="rIddyzaxsj5w7phjcpcajgs3">
+            <w:hyperlink w:history="1" r:id="rIdtiyu-ipqbeuqzbdcnvhpc">
               <w:r>
                 <w:rPr>
                   <w:rFonts w:ascii="Arial" w:cs="Arial" w:eastAsia="Arial" w:hAnsi="Arial"/>
@@ -17188,7 +17188,7 @@
               <w:spacing w:after="10" w:before="0"/>
               <w:ind w:left="120"/>
             </w:pPr>
-            <w:hyperlink w:history="1" r:id="rId_jskq2fdt9uyvbpxoog6f">
+            <w:hyperlink w:history="1" r:id="rIdie0oja-og4ykxivkqksi2">
               <w:r>
                 <w:rPr>
                   <w:rFonts w:ascii="Arial" w:cs="Arial" w:eastAsia="Arial" w:hAnsi="Arial"/>
@@ -17383,7 +17383,7 @@
             <w:pPr>
               <w:spacing w:after="20" w:before="0"/>
             </w:pPr>
-            <w:hyperlink w:history="1" r:id="rIdozegrtc7che_gtrjpzyly">
+            <w:hyperlink w:history="1" r:id="rIdoma-bbnyv0l6ni1mcle8c">
               <w:r>
                 <w:rPr>
                   <w:rFonts w:ascii="Arial" w:cs="Arial" w:eastAsia="Arial" w:hAnsi="Arial"/>
@@ -17416,7 +17416,7 @@
               <w:spacing w:after="10" w:before="0"/>
               <w:ind w:left="120"/>
             </w:pPr>
-            <w:hyperlink w:history="1" r:id="rIdkvjeqmn_zj7bftmwvdoty">
+            <w:hyperlink w:history="1" r:id="rIdeneqns4qzlvkmhqpljn1f">
               <w:r>
                 <w:rPr>
                   <w:rFonts w:ascii="Arial" w:cs="Arial" w:eastAsia="Arial" w:hAnsi="Arial"/>
@@ -17461,7 +17461,7 @@
             <w:pPr>
               <w:spacing w:after="20" w:before="0"/>
             </w:pPr>
-            <w:hyperlink w:history="1" r:id="rIdmjybkgdic3a8uyhcc3tcs">
+            <w:hyperlink w:history="1" r:id="rIdg3fqbvydebae4fc8kvstw">
               <w:r>
                 <w:rPr>
                   <w:rFonts w:ascii="Arial" w:cs="Arial" w:eastAsia="Arial" w:hAnsi="Arial"/>
@@ -17494,7 +17494,7 @@
               <w:spacing w:after="10" w:before="0"/>
               <w:ind w:left="120"/>
             </w:pPr>
-            <w:hyperlink w:history="1" r:id="rIdkd4xmbojl4twha6eoky2m">
+            <w:hyperlink w:history="1" r:id="rIdfih-3taaghm1htrplwvli">
               <w:r>
                 <w:rPr>
                   <w:rFonts w:ascii="Arial" w:cs="Arial" w:eastAsia="Arial" w:hAnsi="Arial"/>
@@ -17689,7 +17689,7 @@
             <w:pPr>
               <w:spacing w:after="20" w:before="0"/>
             </w:pPr>
-            <w:hyperlink w:history="1" r:id="rIduh9680isdyy5ji7pdykd0">
+            <w:hyperlink w:history="1" r:id="rIddzq-vkqld0vn_txzswzuh">
               <w:r>
                 <w:rPr>
                   <w:rFonts w:ascii="Arial" w:cs="Arial" w:eastAsia="Arial" w:hAnsi="Arial"/>
@@ -17722,7 +17722,7 @@
               <w:spacing w:after="10" w:before="0"/>
               <w:ind w:left="120"/>
             </w:pPr>
-            <w:hyperlink w:history="1" r:id="rIdkov4d3mnebttppjln748x">
+            <w:hyperlink w:history="1" r:id="rIdrvzko5fygolwmjkywgq7f">
               <w:r>
                 <w:rPr>
                   <w:rFonts w:ascii="Arial" w:cs="Arial" w:eastAsia="Arial" w:hAnsi="Arial"/>
@@ -17767,7 +17767,7 @@
             <w:pPr>
               <w:spacing w:after="20" w:before="0"/>
             </w:pPr>
-            <w:hyperlink w:history="1" r:id="rId4oz4wmh_z7ydskt9z3g_i">
+            <w:hyperlink w:history="1" r:id="rIdieocrojcywuaisyc5am74">
               <w:r>
                 <w:rPr>
                   <w:rFonts w:ascii="Arial" w:cs="Arial" w:eastAsia="Arial" w:hAnsi="Arial"/>
@@ -17816,7 +17816,7 @@
               <w:spacing w:after="10" w:before="0"/>
               <w:ind w:left="120"/>
             </w:pPr>
-            <w:hyperlink w:history="1" r:id="rIdac58ytrsmkiyyvi2ju93b">
+            <w:hyperlink w:history="1" r:id="rIdznnxdhmc5i6lco9s8yqkv">
               <w:r>
                 <w:rPr>
                   <w:rFonts w:ascii="Arial" w:cs="Arial" w:eastAsia="Arial" w:hAnsi="Arial"/>
@@ -18328,7 +18328,7 @@
         </w:rPr>
         <w:t xml:space="preserve">© 2026 SeaVuria and ARES. Aligned with KICD objectives. Developed by SeaVuria; technical implementation by ARES (with AI assistance from Claude). Licensed under </w:t>
       </w:r>
-      <w:hyperlink w:history="1" r:id="rIdmj4e2zz0y3ywgbisbtgh6">
+      <w:hyperlink w:history="1" r:id="rIdjwrakpnariadgfwfkrnug">
         <w:r>
           <w:rPr>
             <w:rFonts w:ascii="Arial" w:cs="Arial" w:eastAsia="Arial" w:hAnsi="Arial"/>
@@ -18349,7 +18349,7 @@
         </w:rPr>
         <w:t xml:space="preserve"> (</w:t>
       </w:r>
-      <w:hyperlink w:history="1" r:id="rIdzatcvy4hkl0qpw8zbqxd8">
+      <w:hyperlink w:history="1" r:id="rIdakvmst6-4bxjw9ge5hrzs">
         <w:r>
           <w:rPr>
             <w:rFonts w:ascii="Arial" w:cs="Arial" w:eastAsia="Arial" w:hAnsi="Arial"/>
@@ -19362,7 +19362,7 @@
             <w:pPr>
               <w:spacing w:after="20" w:before="0"/>
             </w:pPr>
-            <w:hyperlink w:history="1" r:id="rIds-cbvg72wwylm63bwq22v">
+            <w:hyperlink w:history="1" r:id="rId143tdsjcgi19lf9gnf07v">
               <w:r>
                 <w:rPr>
                   <w:rFonts w:ascii="Arial" w:cs="Arial" w:eastAsia="Arial" w:hAnsi="Arial"/>
@@ -19395,7 +19395,7 @@
               <w:spacing w:after="10" w:before="0"/>
               <w:ind w:left="120"/>
             </w:pPr>
-            <w:hyperlink w:history="1" r:id="rIdianybfdbsa8fvejrnssvq">
+            <w:hyperlink w:history="1" r:id="rIdiix-oymy5uzhffe8op6rh">
               <w:r>
                 <w:rPr>
                   <w:rFonts w:ascii="Arial" w:cs="Arial" w:eastAsia="Arial" w:hAnsi="Arial"/>
@@ -19440,7 +19440,7 @@
             <w:pPr>
               <w:spacing w:after="20" w:before="0"/>
             </w:pPr>
-            <w:hyperlink w:history="1" r:id="rIdstinzltg6xovmjo4x9kim">
+            <w:hyperlink w:history="1" r:id="rIdhynk0bcpyg7fcwjpb93a5">
               <w:r>
                 <w:rPr>
                   <w:rFonts w:ascii="Arial" w:cs="Arial" w:eastAsia="Arial" w:hAnsi="Arial"/>
@@ -19473,7 +19473,7 @@
               <w:spacing w:after="10" w:before="0"/>
               <w:ind w:left="120"/>
             </w:pPr>
-            <w:hyperlink w:history="1" r:id="rIdhjloe8z7g3c0qqnytldte">
+            <w:hyperlink w:history="1" r:id="rId9evmhz1s8yijs-zoqf8my">
               <w:r>
                 <w:rPr>
                   <w:rFonts w:ascii="Arial" w:cs="Arial" w:eastAsia="Arial" w:hAnsi="Arial"/>
@@ -19668,7 +19668,7 @@
             <w:pPr>
               <w:spacing w:after="20" w:before="0"/>
             </w:pPr>
-            <w:hyperlink w:history="1" r:id="rIdclfoy_x2vlccujzl1xw40">
+            <w:hyperlink w:history="1" r:id="rIdba2c48zmbykxzpuxumm0o">
               <w:r>
                 <w:rPr>
                   <w:rFonts w:ascii="Arial" w:cs="Arial" w:eastAsia="Arial" w:hAnsi="Arial"/>
@@ -19701,7 +19701,7 @@
               <w:spacing w:after="10" w:before="0"/>
               <w:ind w:left="120"/>
             </w:pPr>
-            <w:hyperlink w:history="1" r:id="rIdmyyi3l1xh5hwzpcgid2ny">
+            <w:hyperlink w:history="1" r:id="rIdope5uixq0aklbu78gaybj">
               <w:r>
                 <w:rPr>
                   <w:rFonts w:ascii="Arial" w:cs="Arial" w:eastAsia="Arial" w:hAnsi="Arial"/>
@@ -19746,7 +19746,7 @@
             <w:pPr>
               <w:spacing w:after="20" w:before="0"/>
             </w:pPr>
-            <w:hyperlink w:history="1" r:id="rIddvvqrnsvupi--a0xyc4yt">
+            <w:hyperlink w:history="1" r:id="rIdxkmam71vkrlxko34h6wc7">
               <w:r>
                 <w:rPr>
                   <w:rFonts w:ascii="Arial" w:cs="Arial" w:eastAsia="Arial" w:hAnsi="Arial"/>
@@ -19779,7 +19779,7 @@
               <w:spacing w:after="10" w:before="0"/>
               <w:ind w:left="120"/>
             </w:pPr>
-            <w:hyperlink w:history="1" r:id="rIdrbiexjfj7td1agm5dvfoe">
+            <w:hyperlink w:history="1" r:id="rIdx9t0tfevaeofp0hq6eyfc">
               <w:r>
                 <w:rPr>
                   <w:rFonts w:ascii="Arial" w:cs="Arial" w:eastAsia="Arial" w:hAnsi="Arial"/>
@@ -19974,7 +19974,7 @@
             <w:pPr>
               <w:spacing w:after="20" w:before="0"/>
             </w:pPr>
-            <w:hyperlink w:history="1" r:id="rIdzg3fusdkuf-tf-xa7w7xz">
+            <w:hyperlink w:history="1" r:id="rIdngedbq9ezno8cy765l2vf">
               <w:r>
                 <w:rPr>
                   <w:rFonts w:ascii="Arial" w:cs="Arial" w:eastAsia="Arial" w:hAnsi="Arial"/>
@@ -20007,7 +20007,7 @@
               <w:spacing w:after="10" w:before="0"/>
               <w:ind w:left="120"/>
             </w:pPr>
-            <w:hyperlink w:history="1" r:id="rId8-ic1rxm66fmtezi1gzup">
+            <w:hyperlink w:history="1" r:id="rIddwnziemhi9h-9u9fhhfsg">
               <w:r>
                 <w:rPr>
                   <w:rFonts w:ascii="Arial" w:cs="Arial" w:eastAsia="Arial" w:hAnsi="Arial"/>
@@ -20052,7 +20052,7 @@
             <w:pPr>
               <w:spacing w:after="20" w:before="0"/>
             </w:pPr>
-            <w:hyperlink w:history="1" r:id="rIdgtcn7vateo0dbkhzxcrxk">
+            <w:hyperlink w:history="1" r:id="rIdrx5q1l8lgkm5h2nmuzhi5">
               <w:r>
                 <w:rPr>
                   <w:rFonts w:ascii="Arial" w:cs="Arial" w:eastAsia="Arial" w:hAnsi="Arial"/>
@@ -20085,7 +20085,7 @@
               <w:spacing w:after="10" w:before="0"/>
               <w:ind w:left="120"/>
             </w:pPr>
-            <w:hyperlink w:history="1" r:id="rIdj-0ihanyhhueonh725t_n">
+            <w:hyperlink w:history="1" r:id="rIdqo_wyhenymb2deflzidp6">
               <w:r>
                 <w:rPr>
                   <w:rFonts w:ascii="Arial" w:cs="Arial" w:eastAsia="Arial" w:hAnsi="Arial"/>
@@ -20280,7 +20280,7 @@
             <w:pPr>
               <w:spacing w:after="20" w:before="0"/>
             </w:pPr>
-            <w:hyperlink w:history="1" r:id="rIdxbo2nenw8einbx8jcnyky">
+            <w:hyperlink w:history="1" r:id="rId973l82wxs6vvqskfhjyid">
               <w:r>
                 <w:rPr>
                   <w:rFonts w:ascii="Arial" w:cs="Arial" w:eastAsia="Arial" w:hAnsi="Arial"/>
@@ -20313,7 +20313,7 @@
               <w:spacing w:after="10" w:before="0"/>
               <w:ind w:left="120"/>
             </w:pPr>
-            <w:hyperlink w:history="1" r:id="rIdkgf6ubfxnsomt9wbkegz3">
+            <w:hyperlink w:history="1" r:id="rIdabm7xnpg0rvukrnfjqncy">
               <w:r>
                 <w:rPr>
                   <w:rFonts w:ascii="Arial" w:cs="Arial" w:eastAsia="Arial" w:hAnsi="Arial"/>
@@ -20358,7 +20358,7 @@
             <w:pPr>
               <w:spacing w:after="20" w:before="0"/>
             </w:pPr>
-            <w:hyperlink w:history="1" r:id="rIddtmxiwy92rk0zzdf1td7h">
+            <w:hyperlink w:history="1" r:id="rIdegtlvrusswkjeqv0xs3hf">
               <w:r>
                 <w:rPr>
                   <w:rFonts w:ascii="Arial" w:cs="Arial" w:eastAsia="Arial" w:hAnsi="Arial"/>
@@ -20391,7 +20391,7 @@
               <w:spacing w:after="10" w:before="0"/>
               <w:ind w:left="120"/>
             </w:pPr>
-            <w:hyperlink w:history="1" r:id="rIdcayaxzv2dl-ptzd2mac5l">
+            <w:hyperlink w:history="1" r:id="rIdwt70rjd5lokhyycdhi8f5">
               <w:r>
                 <w:rPr>
                   <w:rFonts w:ascii="Arial" w:cs="Arial" w:eastAsia="Arial" w:hAnsi="Arial"/>
@@ -20586,7 +20586,7 @@
             <w:pPr>
               <w:spacing w:after="20" w:before="0"/>
             </w:pPr>
-            <w:hyperlink w:history="1" r:id="rIdi9uzebevpios_6afzszyq">
+            <w:hyperlink w:history="1" r:id="rIdihbdfewxpmlgpl1kj0waz">
               <w:r>
                 <w:rPr>
                   <w:rFonts w:ascii="Arial" w:cs="Arial" w:eastAsia="Arial" w:hAnsi="Arial"/>
@@ -20619,7 +20619,7 @@
               <w:spacing w:after="10" w:before="0"/>
               <w:ind w:left="120"/>
             </w:pPr>
-            <w:hyperlink w:history="1" r:id="rIdnkpuelydgt7das2bj1yrm">
+            <w:hyperlink w:history="1" r:id="rIdrwwm9x88o12noaxan1mrk">
               <w:r>
                 <w:rPr>
                   <w:rFonts w:ascii="Arial" w:cs="Arial" w:eastAsia="Arial" w:hAnsi="Arial"/>
@@ -20664,7 +20664,7 @@
             <w:pPr>
               <w:spacing w:after="20" w:before="0"/>
             </w:pPr>
-            <w:hyperlink w:history="1" r:id="rId1_oo-ave2fr9q4pd_c9rx">
+            <w:hyperlink w:history="1" r:id="rIdrlvlhdcgsi2d6m52oj0j_">
               <w:r>
                 <w:rPr>
                   <w:rFonts w:ascii="Arial" w:cs="Arial" w:eastAsia="Arial" w:hAnsi="Arial"/>
@@ -20697,7 +20697,7 @@
               <w:spacing w:after="10" w:before="0"/>
               <w:ind w:left="120"/>
             </w:pPr>
-            <w:hyperlink w:history="1" r:id="rIdxgqcpllkcwfr4oe5in_u4">
+            <w:hyperlink w:history="1" r:id="rId9vjj-hr0niboimhqc_iiu">
               <w:r>
                 <w:rPr>
                   <w:rFonts w:ascii="Arial" w:cs="Arial" w:eastAsia="Arial" w:hAnsi="Arial"/>
@@ -21209,7 +21209,7 @@
         </w:rPr>
         <w:t xml:space="preserve">© 2026 SeaVuria and ARES. Aligned with KICD objectives. Developed by SeaVuria; technical implementation by ARES (with AI assistance from Claude). Licensed under </w:t>
       </w:r>
-      <w:hyperlink w:history="1" r:id="rId2cd23glemlhjutuhnw3pz">
+      <w:hyperlink w:history="1" r:id="rIdbsgzyqdtwakzph523i0dv">
         <w:r>
           <w:rPr>
             <w:rFonts w:ascii="Arial" w:cs="Arial" w:eastAsia="Arial" w:hAnsi="Arial"/>
@@ -21230,7 +21230,7 @@
         </w:rPr>
         <w:t xml:space="preserve"> (</w:t>
       </w:r>
-      <w:hyperlink w:history="1" r:id="rIdjl2tnai0uehu-rnxylhcg">
+      <w:hyperlink w:history="1" r:id="rIdaeqqgernhhqpk7qxxb5ys">
         <w:r>
           <w:rPr>
             <w:rFonts w:ascii="Arial" w:cs="Arial" w:eastAsia="Arial" w:hAnsi="Arial"/>
@@ -22243,7 +22243,7 @@
             <w:pPr>
               <w:spacing w:after="20" w:before="0"/>
             </w:pPr>
-            <w:hyperlink w:history="1" r:id="rIdtm-hq6fmekxx2jx7raqcr">
+            <w:hyperlink w:history="1" r:id="rIdkexvtohtt7cdvj2wpqluk">
               <w:r>
                 <w:rPr>
                   <w:rFonts w:ascii="Arial" w:cs="Arial" w:eastAsia="Arial" w:hAnsi="Arial"/>
@@ -22276,7 +22276,7 @@
               <w:spacing w:after="10" w:before="0"/>
               <w:ind w:left="120"/>
             </w:pPr>
-            <w:hyperlink w:history="1" r:id="rId5xwv9tm-kqdbonboijux-">
+            <w:hyperlink w:history="1" r:id="rIdwduuarabffzkof0fpvsdu">
               <w:r>
                 <w:rPr>
                   <w:rFonts w:ascii="Arial" w:cs="Arial" w:eastAsia="Arial" w:hAnsi="Arial"/>
@@ -22321,7 +22321,7 @@
             <w:pPr>
               <w:spacing w:after="20" w:before="0"/>
             </w:pPr>
-            <w:hyperlink w:history="1" r:id="rId8-1tllauwlis0hdac46gq">
+            <w:hyperlink w:history="1" r:id="rIdm6nxdd9wdgagsc-ve1y-s">
               <w:r>
                 <w:rPr>
                   <w:rFonts w:ascii="Arial" w:cs="Arial" w:eastAsia="Arial" w:hAnsi="Arial"/>
@@ -22354,7 +22354,7 @@
               <w:spacing w:after="10" w:before="0"/>
               <w:ind w:left="120"/>
             </w:pPr>
-            <w:hyperlink w:history="1" r:id="rIdfbuddtmvolm2cgytvcj5x">
+            <w:hyperlink w:history="1" r:id="rIdkbacimljw-iexoiaolsaj">
               <w:r>
                 <w:rPr>
                   <w:rFonts w:ascii="Arial" w:cs="Arial" w:eastAsia="Arial" w:hAnsi="Arial"/>
@@ -22549,7 +22549,7 @@
             <w:pPr>
               <w:spacing w:after="20" w:before="0"/>
             </w:pPr>
-            <w:hyperlink w:history="1" r:id="rIdo7ee_7tj9o-epmspfhk7x">
+            <w:hyperlink w:history="1" r:id="rIdbz3fe9rrjrhuljga9bdmk">
               <w:r>
                 <w:rPr>
                   <w:rFonts w:ascii="Arial" w:cs="Arial" w:eastAsia="Arial" w:hAnsi="Arial"/>
@@ -22582,7 +22582,7 @@
               <w:spacing w:after="10" w:before="0"/>
               <w:ind w:left="120"/>
             </w:pPr>
-            <w:hyperlink w:history="1" r:id="rIdur6stq2fwon1ttmq1inca">
+            <w:hyperlink w:history="1" r:id="rIdkoe-fufucgzgjfsispl1z">
               <w:r>
                 <w:rPr>
                   <w:rFonts w:ascii="Arial" w:cs="Arial" w:eastAsia="Arial" w:hAnsi="Arial"/>
@@ -22627,7 +22627,7 @@
             <w:pPr>
               <w:spacing w:after="20" w:before="0"/>
             </w:pPr>
-            <w:hyperlink w:history="1" r:id="rIdyd8qi8ht4i4ylrxqblayf">
+            <w:hyperlink w:history="1" r:id="rId_sasyqomxy0_j3kj0mwss">
               <w:r>
                 <w:rPr>
                   <w:rFonts w:ascii="Arial" w:cs="Arial" w:eastAsia="Arial" w:hAnsi="Arial"/>
@@ -22660,7 +22660,7 @@
               <w:spacing w:after="10" w:before="0"/>
               <w:ind w:left="120"/>
             </w:pPr>
-            <w:hyperlink w:history="1" r:id="rIdykjztaujcrnp8jo6i3s2-">
+            <w:hyperlink w:history="1" r:id="rIdjttmd1rjcl2vfkfc4bmz9">
               <w:r>
                 <w:rPr>
                   <w:rFonts w:ascii="Arial" w:cs="Arial" w:eastAsia="Arial" w:hAnsi="Arial"/>
@@ -22855,7 +22855,7 @@
             <w:pPr>
               <w:spacing w:after="20" w:before="0"/>
             </w:pPr>
-            <w:hyperlink w:history="1" r:id="rIdkqreja15iz6d6zdjz61rm">
+            <w:hyperlink w:history="1" r:id="rIdvc5xkubti6upqkrzcnhsd">
               <w:r>
                 <w:rPr>
                   <w:rFonts w:ascii="Arial" w:cs="Arial" w:eastAsia="Arial" w:hAnsi="Arial"/>
@@ -22888,7 +22888,7 @@
               <w:spacing w:after="10" w:before="0"/>
               <w:ind w:left="120"/>
             </w:pPr>
-            <w:hyperlink w:history="1" r:id="rIdvpjxoclaquv9q0e4ydcfe">
+            <w:hyperlink w:history="1" r:id="rIdumqxim6vzu_onbjl_2y6c">
               <w:r>
                 <w:rPr>
                   <w:rFonts w:ascii="Arial" w:cs="Arial" w:eastAsia="Arial" w:hAnsi="Arial"/>
@@ -22933,7 +22933,7 @@
             <w:pPr>
               <w:spacing w:after="20" w:before="0"/>
             </w:pPr>
-            <w:hyperlink w:history="1" r:id="rIdsamodae0jr70zzensvh4v">
+            <w:hyperlink w:history="1" r:id="rIdruokacmg08exwgorzw8f4">
               <w:r>
                 <w:rPr>
                   <w:rFonts w:ascii="Arial" w:cs="Arial" w:eastAsia="Arial" w:hAnsi="Arial"/>
@@ -22966,7 +22966,7 @@
               <w:spacing w:after="10" w:before="0"/>
               <w:ind w:left="120"/>
             </w:pPr>
-            <w:hyperlink w:history="1" r:id="rIdu0pshe8ptepqq6kwnnmtv">
+            <w:hyperlink w:history="1" r:id="rIdxffcqhyezs1duqjni106x">
               <w:r>
                 <w:rPr>
                   <w:rFonts w:ascii="Arial" w:cs="Arial" w:eastAsia="Arial" w:hAnsi="Arial"/>
@@ -23161,7 +23161,7 @@
             <w:pPr>
               <w:spacing w:after="20" w:before="0"/>
             </w:pPr>
-            <w:hyperlink w:history="1" r:id="rIdvowz52mvnxa0q4tkpgwc7">
+            <w:hyperlink w:history="1" r:id="rId_lnzbt1gdwwvmarthryef">
               <w:r>
                 <w:rPr>
                   <w:rFonts w:ascii="Arial" w:cs="Arial" w:eastAsia="Arial" w:hAnsi="Arial"/>
@@ -23194,7 +23194,7 @@
               <w:spacing w:after="10" w:before="0"/>
               <w:ind w:left="120"/>
             </w:pPr>
-            <w:hyperlink w:history="1" r:id="rIdl9p2eoocxucvhv6euptp6">
+            <w:hyperlink w:history="1" r:id="rIdxxkh8jszw_wlz9jfm94tn">
               <w:r>
                 <w:rPr>
                   <w:rFonts w:ascii="Arial" w:cs="Arial" w:eastAsia="Arial" w:hAnsi="Arial"/>
@@ -23239,7 +23239,7 @@
             <w:pPr>
               <w:spacing w:after="20" w:before="0"/>
             </w:pPr>
-            <w:hyperlink w:history="1" r:id="rIdmfbkpswl8j8udgywekaea">
+            <w:hyperlink w:history="1" r:id="rIdcxb_uec_dvz8tzemxcpp_">
               <w:r>
                 <w:rPr>
                   <w:rFonts w:ascii="Arial" w:cs="Arial" w:eastAsia="Arial" w:hAnsi="Arial"/>
@@ -23272,7 +23272,7 @@
               <w:spacing w:after="10" w:before="0"/>
               <w:ind w:left="120"/>
             </w:pPr>
-            <w:hyperlink w:history="1" r:id="rIdttwc08jfsmahm-z3c36yl">
+            <w:hyperlink w:history="1" r:id="rIddxwhf2wnztjffgoanqxjw">
               <w:r>
                 <w:rPr>
                   <w:rFonts w:ascii="Arial" w:cs="Arial" w:eastAsia="Arial" w:hAnsi="Arial"/>
@@ -23467,7 +23467,7 @@
             <w:pPr>
               <w:spacing w:after="20" w:before="0"/>
             </w:pPr>
-            <w:hyperlink w:history="1" r:id="rIdgaaktmevyqghh0n45xbjz">
+            <w:hyperlink w:history="1" r:id="rIdwx4z2dxmrvp3woiaunjvo">
               <w:r>
                 <w:rPr>
                   <w:rFonts w:ascii="Arial" w:cs="Arial" w:eastAsia="Arial" w:hAnsi="Arial"/>
@@ -23500,7 +23500,7 @@
               <w:spacing w:after="10" w:before="0"/>
               <w:ind w:left="120"/>
             </w:pPr>
-            <w:hyperlink w:history="1" r:id="rIdnrqkcmq4vr1owbjprghr0">
+            <w:hyperlink w:history="1" r:id="rIdpvgbtqmvp5kdhvnegx1ne">
               <w:r>
                 <w:rPr>
                   <w:rFonts w:ascii="Arial" w:cs="Arial" w:eastAsia="Arial" w:hAnsi="Arial"/>
@@ -23545,7 +23545,7 @@
             <w:pPr>
               <w:spacing w:after="20" w:before="0"/>
             </w:pPr>
-            <w:hyperlink w:history="1" r:id="rIdww1eec0e353oemglkudhh">
+            <w:hyperlink w:history="1" r:id="rIdxpxyuu4h0gntbqj5iwcne">
               <w:r>
                 <w:rPr>
                   <w:rFonts w:ascii="Arial" w:cs="Arial" w:eastAsia="Arial" w:hAnsi="Arial"/>
@@ -23578,7 +23578,7 @@
               <w:spacing w:after="10" w:before="0"/>
               <w:ind w:left="120"/>
             </w:pPr>
-            <w:hyperlink w:history="1" r:id="rId4vwrx4jbcqk04rqdc_3zv">
+            <w:hyperlink w:history="1" r:id="rIdlntrifueiicepg4tpeurr">
               <w:r>
                 <w:rPr>
                   <w:rFonts w:ascii="Arial" w:cs="Arial" w:eastAsia="Arial" w:hAnsi="Arial"/>
@@ -24090,7 +24090,7 @@
         </w:rPr>
         <w:t xml:space="preserve">© 2026 SeaVuria and ARES. Aligned with KICD objectives. Developed by SeaVuria; technical implementation by ARES (with AI assistance from Claude). Licensed under </w:t>
       </w:r>
-      <w:hyperlink w:history="1" r:id="rIdgl83ebioalohp9qfz5wuq">
+      <w:hyperlink w:history="1" r:id="rIdoqunqdtpl5lnc3nzroxkp">
         <w:r>
           <w:rPr>
             <w:rFonts w:ascii="Arial" w:cs="Arial" w:eastAsia="Arial" w:hAnsi="Arial"/>
@@ -24111,7 +24111,7 @@
         </w:rPr>
         <w:t xml:space="preserve"> (</w:t>
       </w:r>
-      <w:hyperlink w:history="1" r:id="rIddlfchq6fvdmhrctmtruur">
+      <w:hyperlink w:history="1" r:id="rIdyjsonshludt0p2qh9s-20">
         <w:r>
           <w:rPr>
             <w:rFonts w:ascii="Arial" w:cs="Arial" w:eastAsia="Arial" w:hAnsi="Arial"/>
@@ -25283,7 +25283,7 @@
             <w:pPr>
               <w:spacing w:after="20" w:before="0"/>
             </w:pPr>
-            <w:hyperlink w:history="1" r:id="rId3vcrftlmf8hriqt9aghjg">
+            <w:hyperlink w:history="1" r:id="rIdr3trn5xz01zyqg4hnk3rt">
               <w:r>
                 <w:rPr>
                   <w:rFonts w:ascii="Arial" w:cs="Arial" w:eastAsia="Arial" w:hAnsi="Arial"/>
@@ -25316,7 +25316,7 @@
               <w:spacing w:after="10" w:before="0"/>
               <w:ind w:left="120"/>
             </w:pPr>
-            <w:hyperlink w:history="1" r:id="rIdn1aouaclfu_2xzz5vyqwr">
+            <w:hyperlink w:history="1" r:id="rIddgvkvofsoefnlc2_8el5m">
               <w:r>
                 <w:rPr>
                   <w:rFonts w:ascii="Arial" w:cs="Arial" w:eastAsia="Arial" w:hAnsi="Arial"/>
@@ -25361,7 +25361,7 @@
             <w:pPr>
               <w:spacing w:after="20" w:before="0"/>
             </w:pPr>
-            <w:hyperlink w:history="1" r:id="rIdddw6pydfc1az9z0pmak-h">
+            <w:hyperlink w:history="1" r:id="rId9z0fr3ehdofegbttuzkb0">
               <w:r>
                 <w:rPr>
                   <w:rFonts w:ascii="Arial" w:cs="Arial" w:eastAsia="Arial" w:hAnsi="Arial"/>
@@ -25394,7 +25394,7 @@
               <w:spacing w:after="10" w:before="0"/>
               <w:ind w:left="120"/>
             </w:pPr>
-            <w:hyperlink w:history="1" r:id="rIdaq1zweyqsgpkzwlgmxuu9">
+            <w:hyperlink w:history="1" r:id="rIdht1sqr4ydtfvl28m5zn7m">
               <w:r>
                 <w:rPr>
                   <w:rFonts w:ascii="Arial" w:cs="Arial" w:eastAsia="Arial" w:hAnsi="Arial"/>
@@ -25589,7 +25589,7 @@
             <w:pPr>
               <w:spacing w:after="20" w:before="0"/>
             </w:pPr>
-            <w:hyperlink w:history="1" r:id="rId0j5lmkklzir9wshg75hdk">
+            <w:hyperlink w:history="1" r:id="rIdjhtlre39exudm9bucyiik">
               <w:r>
                 <w:rPr>
                   <w:rFonts w:ascii="Arial" w:cs="Arial" w:eastAsia="Arial" w:hAnsi="Arial"/>
@@ -25622,7 +25622,7 @@
               <w:spacing w:after="10" w:before="0"/>
               <w:ind w:left="120"/>
             </w:pPr>
-            <w:hyperlink w:history="1" r:id="rIdzk58tgkhy7zp5er1ve02l">
+            <w:hyperlink w:history="1" r:id="rIdbiuqz0lijbbkpl3srdheh">
               <w:r>
                 <w:rPr>
                   <w:rFonts w:ascii="Arial" w:cs="Arial" w:eastAsia="Arial" w:hAnsi="Arial"/>
@@ -25667,7 +25667,7 @@
             <w:pPr>
               <w:spacing w:after="20" w:before="0"/>
             </w:pPr>
-            <w:hyperlink w:history="1" r:id="rIdt_56pbsssvyzokyni1rys">
+            <w:hyperlink w:history="1" r:id="rId-hpr1m8eiyqwgkubswxvv">
               <w:r>
                 <w:rPr>
                   <w:rFonts w:ascii="Arial" w:cs="Arial" w:eastAsia="Arial" w:hAnsi="Arial"/>
@@ -25700,7 +25700,7 @@
               <w:spacing w:after="10" w:before="0"/>
               <w:ind w:left="120"/>
             </w:pPr>
-            <w:hyperlink w:history="1" r:id="rIdcq-xvk2kxo-u4toxmdoxq">
+            <w:hyperlink w:history="1" r:id="rId0uchl7lzw5ihmpvybc0jt">
               <w:r>
                 <w:rPr>
                   <w:rFonts w:ascii="Arial" w:cs="Arial" w:eastAsia="Arial" w:hAnsi="Arial"/>
@@ -25895,7 +25895,7 @@
             <w:pPr>
               <w:spacing w:after="20" w:before="0"/>
             </w:pPr>
-            <w:hyperlink w:history="1" r:id="rIdfss1_gs01widfim1154q1">
+            <w:hyperlink w:history="1" r:id="rIdbx2lvzex9ax6rbhyqxrym">
               <w:r>
                 <w:rPr>
                   <w:rFonts w:ascii="Arial" w:cs="Arial" w:eastAsia="Arial" w:hAnsi="Arial"/>
@@ -25928,7 +25928,7 @@
               <w:spacing w:after="10" w:before="0"/>
               <w:ind w:left="120"/>
             </w:pPr>
-            <w:hyperlink w:history="1" r:id="rIdf6dmryudoakrb8ed1mz02">
+            <w:hyperlink w:history="1" r:id="rIdbcv7wzspxtmgkvnw8jds-">
               <w:r>
                 <w:rPr>
                   <w:rFonts w:ascii="Arial" w:cs="Arial" w:eastAsia="Arial" w:hAnsi="Arial"/>
@@ -25973,7 +25973,7 @@
             <w:pPr>
               <w:spacing w:after="20" w:before="0"/>
             </w:pPr>
-            <w:hyperlink w:history="1" r:id="rIdubrutdggwitets985jrsw">
+            <w:hyperlink w:history="1" r:id="rIdq2wwi4sjp8e-rysplgxu_">
               <w:r>
                 <w:rPr>
                   <w:rFonts w:ascii="Arial" w:cs="Arial" w:eastAsia="Arial" w:hAnsi="Arial"/>
@@ -26006,7 +26006,7 @@
               <w:spacing w:after="10" w:before="0"/>
               <w:ind w:left="120"/>
             </w:pPr>
-            <w:hyperlink w:history="1" r:id="rId2hdwl0lfvsczyrmpjmtpa">
+            <w:hyperlink w:history="1" r:id="rIddgnc3bny_jtflsrv3lnsq">
               <w:r>
                 <w:rPr>
                   <w:rFonts w:ascii="Arial" w:cs="Arial" w:eastAsia="Arial" w:hAnsi="Arial"/>
@@ -26201,7 +26201,7 @@
             <w:pPr>
               <w:spacing w:after="20" w:before="0"/>
             </w:pPr>
-            <w:hyperlink w:history="1" r:id="rIdc9kiiza_ztfxzgwtfjnrt">
+            <w:hyperlink w:history="1" r:id="rIdfxvznqsmd6vqgjtrs5qgp">
               <w:r>
                 <w:rPr>
                   <w:rFonts w:ascii="Arial" w:cs="Arial" w:eastAsia="Arial" w:hAnsi="Arial"/>
@@ -26234,7 +26234,7 @@
               <w:spacing w:after="10" w:before="0"/>
               <w:ind w:left="120"/>
             </w:pPr>
-            <w:hyperlink w:history="1" r:id="rIdrfq5fcccri5nynlfisohm">
+            <w:hyperlink w:history="1" r:id="rIdblekothoi4wauuwdmrhxw">
               <w:r>
                 <w:rPr>
                   <w:rFonts w:ascii="Arial" w:cs="Arial" w:eastAsia="Arial" w:hAnsi="Arial"/>
@@ -26279,7 +26279,7 @@
             <w:pPr>
               <w:spacing w:after="20" w:before="0"/>
             </w:pPr>
-            <w:hyperlink w:history="1" r:id="rIdxnjeayd-oxlyoyocyvtch">
+            <w:hyperlink w:history="1" r:id="rIdkl0it3knc16wkak_vgzuh">
               <w:r>
                 <w:rPr>
                   <w:rFonts w:ascii="Arial" w:cs="Arial" w:eastAsia="Arial" w:hAnsi="Arial"/>
@@ -26312,7 +26312,7 @@
               <w:spacing w:after="10" w:before="0"/>
               <w:ind w:left="120"/>
             </w:pPr>
-            <w:hyperlink w:history="1" r:id="rIdzu03lrfdf80djvp-e3qwx">
+            <w:hyperlink w:history="1" r:id="rIdtrgtap1_qpxubibzwo7bg">
               <w:r>
                 <w:rPr>
                   <w:rFonts w:ascii="Arial" w:cs="Arial" w:eastAsia="Arial" w:hAnsi="Arial"/>
@@ -26507,7 +26507,7 @@
             <w:pPr>
               <w:spacing w:after="20" w:before="0"/>
             </w:pPr>
-            <w:hyperlink w:history="1" r:id="rIdpu8kdlkg9bn5_xhshy-7g">
+            <w:hyperlink w:history="1" r:id="rIdeznvihjuwwbbxphkvpfes">
               <w:r>
                 <w:rPr>
                   <w:rFonts w:ascii="Arial" w:cs="Arial" w:eastAsia="Arial" w:hAnsi="Arial"/>
@@ -26540,7 +26540,7 @@
               <w:spacing w:after="10" w:before="0"/>
               <w:ind w:left="120"/>
             </w:pPr>
-            <w:hyperlink w:history="1" r:id="rIdt2pthm64do2qullil9h62">
+            <w:hyperlink w:history="1" r:id="rIdh1ale1yzb9smksjh8yhua">
               <w:r>
                 <w:rPr>
                   <w:rFonts w:ascii="Arial" w:cs="Arial" w:eastAsia="Arial" w:hAnsi="Arial"/>
@@ -26585,7 +26585,7 @@
             <w:pPr>
               <w:spacing w:after="20" w:before="0"/>
             </w:pPr>
-            <w:hyperlink w:history="1" r:id="rIdklpaksaq5bqxoalwstyv8">
+            <w:hyperlink w:history="1" r:id="rIdhmbvgievhrvo9qv38ip9r">
               <w:r>
                 <w:rPr>
                   <w:rFonts w:ascii="Arial" w:cs="Arial" w:eastAsia="Arial" w:hAnsi="Arial"/>
@@ -26618,7 +26618,7 @@
               <w:spacing w:after="10" w:before="0"/>
               <w:ind w:left="120"/>
             </w:pPr>
-            <w:hyperlink w:history="1" r:id="rIds2ahob92e3567lnbkxcmc">
+            <w:hyperlink w:history="1" r:id="rIdruvq_duubewv-ziz49mbu">
               <w:r>
                 <w:rPr>
                   <w:rFonts w:ascii="Arial" w:cs="Arial" w:eastAsia="Arial" w:hAnsi="Arial"/>
@@ -27206,7 +27206,7 @@
         </w:rPr>
         <w:t xml:space="preserve">© 2026 SeaVuria and ARES. Aligned with KICD objectives. Developed by SeaVuria; technical implementation by ARES (with AI assistance from Claude). Licensed under </w:t>
       </w:r>
-      <w:hyperlink w:history="1" r:id="rId2uhof5kkfsmylcuqggr5q">
+      <w:hyperlink w:history="1" r:id="rId_faedi86-8bmzvaxegqez">
         <w:r>
           <w:rPr>
             <w:rFonts w:ascii="Arial" w:cs="Arial" w:eastAsia="Arial" w:hAnsi="Arial"/>
@@ -27227,7 +27227,7 @@
         </w:rPr>
         <w:t xml:space="preserve"> (</w:t>
       </w:r>
-      <w:hyperlink w:history="1" r:id="rIdrfbk_sobdnoc7jv4uqdmr">
+      <w:hyperlink w:history="1" r:id="rId0lvnzcq38laawdsbahzbz">
         <w:r>
           <w:rPr>
             <w:rFonts w:ascii="Arial" w:cs="Arial" w:eastAsia="Arial" w:hAnsi="Arial"/>

--- a/data/outputs/v2/Core_Mathematics/SS3.2_Probability_I/Core_Mathematics_Probability_I_CBE_LessonSequence.docx
+++ b/data/outputs/v2/Core_Mathematics/SS3.2_Probability_I/Core_Mathematics_Probability_I_CBE_LessonSequence.docx
@@ -4,6 +4,7 @@
   <w:body>
     <w:p>
       <w:pPr>
+        <w:keepNext w:val="false"/>
         <w:spacing w:after="30" w:before="0"/>
         <w:jc w:val="center"/>
       </w:pPr>
@@ -23,6 +24,7 @@
     </w:p>
     <w:p>
       <w:pPr>
+        <w:keepNext w:val="false"/>
         <w:spacing w:after="60" w:before="0"/>
         <w:jc w:val="center"/>
       </w:pPr>
@@ -81,6 +83,7 @@
           </w:tcPr>
           <w:p>
             <w:pPr>
+              <w:keepNext w:val="false"/>
               <w:spacing w:after="40" w:before="0"/>
               <w:jc w:val="center"/>
             </w:pPr>
@@ -115,6 +118,7 @@
           </w:tcPr>
           <w:p>
             <w:pPr>
+              <w:keepNext w:val="false"/>
               <w:spacing w:after="40" w:before="0"/>
               <w:jc w:val="left"/>
             </w:pPr>
@@ -147,6 +151,7 @@
           </w:tcPr>
           <w:p>
             <w:pPr>
+              <w:keepNext w:val="false"/>
               <w:spacing w:after="40" w:before="0"/>
               <w:jc w:val="left"/>
             </w:pPr>
@@ -181,6 +186,7 @@
           </w:tcPr>
           <w:p>
             <w:pPr>
+              <w:keepNext w:val="false"/>
               <w:spacing w:after="40" w:before="0"/>
               <w:jc w:val="left"/>
             </w:pPr>
@@ -213,6 +219,7 @@
           </w:tcPr>
           <w:p>
             <w:pPr>
+              <w:keepNext w:val="false"/>
               <w:spacing w:after="40" w:before="0"/>
               <w:jc w:val="left"/>
             </w:pPr>
@@ -247,6 +254,7 @@
           </w:tcPr>
           <w:p>
             <w:pPr>
+              <w:keepNext w:val="false"/>
               <w:spacing w:after="40" w:before="0"/>
               <w:jc w:val="left"/>
             </w:pPr>
@@ -279,6 +287,7 @@
           </w:tcPr>
           <w:p>
             <w:pPr>
+              <w:keepNext w:val="false"/>
               <w:spacing w:after="40" w:before="0"/>
               <w:jc w:val="left"/>
             </w:pPr>
@@ -313,6 +322,7 @@
           </w:tcPr>
           <w:p>
             <w:pPr>
+              <w:keepNext w:val="false"/>
               <w:spacing w:after="40" w:before="0"/>
               <w:jc w:val="left"/>
             </w:pPr>
@@ -345,6 +355,7 @@
           </w:tcPr>
           <w:p>
             <w:pPr>
+              <w:keepNext w:val="false"/>
               <w:spacing w:after="40" w:before="0"/>
               <w:jc w:val="left"/>
             </w:pPr>
@@ -379,6 +390,7 @@
           </w:tcPr>
           <w:p>
             <w:pPr>
+              <w:keepNext w:val="false"/>
               <w:spacing w:after="40" w:before="0"/>
               <w:jc w:val="left"/>
             </w:pPr>
@@ -411,6 +423,7 @@
           </w:tcPr>
           <w:p>
             <w:pPr>
+              <w:keepNext w:val="false"/>
               <w:spacing w:after="40" w:before="0"/>
               <w:jc w:val="left"/>
             </w:pPr>
@@ -445,6 +458,7 @@
           </w:tcPr>
           <w:p>
             <w:pPr>
+              <w:keepNext w:val="false"/>
               <w:spacing w:after="40" w:before="0"/>
               <w:jc w:val="left"/>
             </w:pPr>
@@ -672,6 +686,7 @@
           </w:tcPr>
           <w:p>
             <w:pPr>
+              <w:keepNext w:val="false"/>
               <w:spacing w:after="40" w:before="0"/>
               <w:jc w:val="left"/>
             </w:pPr>
@@ -704,6 +719,7 @@
           </w:tcPr>
           <w:p>
             <w:pPr>
+              <w:keepNext w:val="false"/>
               <w:spacing w:after="40" w:before="0"/>
               <w:jc w:val="left"/>
             </w:pPr>
@@ -723,6 +739,7 @@
           </w:p>
           <w:p>
             <w:pPr>
+              <w:keepNext w:val="false"/>
               <w:spacing w:after="40" w:before="0"/>
               <w:jc w:val="left"/>
             </w:pPr>
@@ -742,6 +759,7 @@
           </w:p>
           <w:p>
             <w:pPr>
+              <w:keepNext w:val="false"/>
               <w:spacing w:after="40" w:before="0"/>
               <w:jc w:val="left"/>
             </w:pPr>
@@ -761,6 +779,7 @@
           </w:p>
           <w:p>
             <w:pPr>
+              <w:keepNext w:val="false"/>
               <w:spacing w:after="40" w:before="0"/>
               <w:jc w:val="left"/>
             </w:pPr>
@@ -780,6 +799,7 @@
           </w:p>
           <w:p>
             <w:pPr>
+              <w:keepNext w:val="false"/>
               <w:spacing w:after="40" w:before="0"/>
               <w:jc w:val="left"/>
             </w:pPr>
@@ -799,6 +819,7 @@
           </w:p>
           <w:p>
             <w:pPr>
+              <w:keepNext w:val="false"/>
               <w:spacing w:after="40" w:before="0"/>
               <w:jc w:val="left"/>
             </w:pPr>
@@ -818,6 +839,7 @@
           </w:p>
           <w:p>
             <w:pPr>
+              <w:keepNext w:val="false"/>
               <w:spacing w:after="40" w:before="0"/>
               <w:jc w:val="left"/>
             </w:pPr>
@@ -837,6 +859,7 @@
           </w:p>
           <w:p>
             <w:pPr>
+              <w:keepNext w:val="false"/>
               <w:spacing w:after="40" w:before="0"/>
               <w:jc w:val="left"/>
             </w:pPr>
@@ -871,6 +894,7 @@
           </w:tcPr>
           <w:p>
             <w:pPr>
+              <w:keepNext w:val="false"/>
               <w:spacing w:after="40" w:before="0"/>
               <w:jc w:val="left"/>
             </w:pPr>
@@ -978,6 +1002,7 @@
           </w:tcPr>
           <w:p>
             <w:pPr>
+              <w:keepNext w:val="false"/>
               <w:spacing w:after="40" w:before="0"/>
               <w:jc w:val="left"/>
             </w:pPr>
@@ -1085,6 +1110,7 @@
           </w:tcPr>
           <w:p>
             <w:pPr>
+              <w:keepNext w:val="false"/>
               <w:spacing w:after="40" w:before="0"/>
               <w:jc w:val="left"/>
             </w:pPr>
@@ -1232,6 +1258,7 @@
           </w:tcPr>
           <w:p>
             <w:pPr>
+              <w:keepNext w:val="false"/>
               <w:spacing w:after="40" w:before="0"/>
               <w:jc w:val="left"/>
             </w:pPr>
@@ -1359,6 +1386,7 @@
           </w:tcPr>
           <w:p>
             <w:pPr>
+              <w:keepNext w:val="false"/>
               <w:spacing w:after="40" w:before="0"/>
               <w:jc w:val="left"/>
             </w:pPr>
@@ -1526,6 +1554,7 @@
           </w:tcPr>
           <w:p>
             <w:pPr>
+              <w:keepNext w:val="false"/>
               <w:spacing w:after="40" w:before="0"/>
               <w:jc w:val="left"/>
             </w:pPr>
@@ -1558,6 +1587,7 @@
           </w:tcPr>
           <w:p>
             <w:pPr>
+              <w:keepNext w:val="false"/>
               <w:spacing w:after="40" w:before="0"/>
               <w:jc w:val="left"/>
             </w:pPr>
@@ -1592,6 +1622,7 @@
           </w:tcPr>
           <w:p>
             <w:pPr>
+              <w:keepNext w:val="false"/>
               <w:spacing w:after="40" w:before="0"/>
               <w:jc w:val="left"/>
             </w:pPr>
@@ -1624,6 +1655,7 @@
           </w:tcPr>
           <w:p>
             <w:pPr>
+              <w:keepNext w:val="false"/>
               <w:spacing w:after="40" w:before="0"/>
               <w:jc w:val="left"/>
             </w:pPr>
@@ -1643,6 +1675,7 @@
           </w:p>
           <w:p>
             <w:pPr>
+              <w:keepNext w:val="false"/>
               <w:spacing w:after="40" w:before="0"/>
               <w:jc w:val="left"/>
             </w:pPr>
@@ -1662,6 +1695,7 @@
           </w:p>
           <w:p>
             <w:pPr>
+              <w:keepNext w:val="false"/>
               <w:spacing w:after="40" w:before="0"/>
               <w:jc w:val="left"/>
             </w:pPr>
@@ -1681,6 +1715,7 @@
           </w:p>
           <w:p>
             <w:pPr>
+              <w:keepNext w:val="false"/>
               <w:spacing w:after="40" w:before="0"/>
               <w:jc w:val="left"/>
             </w:pPr>
@@ -1715,6 +1750,7 @@
           </w:tcPr>
           <w:p>
             <w:pPr>
+              <w:keepNext w:val="false"/>
               <w:spacing w:after="40" w:before="0"/>
               <w:jc w:val="left"/>
             </w:pPr>
@@ -1747,6 +1783,7 @@
           </w:tcPr>
           <w:p>
             <w:pPr>
+              <w:keepNext w:val="false"/>
               <w:spacing w:after="40" w:before="0"/>
               <w:jc w:val="left"/>
             </w:pPr>
@@ -1766,6 +1803,7 @@
           </w:p>
           <w:p>
             <w:pPr>
+              <w:keepNext w:val="false"/>
               <w:spacing w:after="40" w:before="0"/>
               <w:jc w:val="left"/>
             </w:pPr>
@@ -1785,6 +1823,7 @@
           </w:p>
           <w:p>
             <w:pPr>
+              <w:keepNext w:val="false"/>
               <w:spacing w:after="40" w:before="0"/>
               <w:jc w:val="left"/>
             </w:pPr>
@@ -1804,6 +1843,7 @@
           </w:p>
           <w:p>
             <w:pPr>
+              <w:keepNext w:val="false"/>
               <w:spacing w:after="40" w:before="0"/>
               <w:jc w:val="left"/>
             </w:pPr>
@@ -1823,6 +1863,7 @@
           </w:p>
           <w:p>
             <w:pPr>
+              <w:keepNext w:val="false"/>
               <w:spacing w:after="40" w:before="0"/>
               <w:jc w:val="left"/>
             </w:pPr>
@@ -1842,6 +1883,7 @@
           </w:p>
           <w:p>
             <w:pPr>
+              <w:keepNext w:val="false"/>
               <w:spacing w:after="40" w:before="0"/>
               <w:jc w:val="left"/>
             </w:pPr>
@@ -1861,6 +1903,7 @@
           </w:p>
           <w:p>
             <w:pPr>
+              <w:keepNext w:val="false"/>
               <w:spacing w:after="40" w:before="0"/>
               <w:jc w:val="left"/>
             </w:pPr>
@@ -1895,6 +1938,7 @@
           </w:tcPr>
           <w:p>
             <w:pPr>
+              <w:keepNext w:val="false"/>
               <w:spacing w:after="40" w:before="0"/>
               <w:jc w:val="left"/>
             </w:pPr>
@@ -1927,6 +1971,7 @@
           </w:tcPr>
           <w:p>
             <w:pPr>
+              <w:keepNext w:val="false"/>
               <w:spacing w:after="40" w:before="0"/>
               <w:jc w:val="left"/>
             </w:pPr>
@@ -1946,6 +1991,7 @@
           </w:p>
           <w:p>
             <w:pPr>
+              <w:keepNext w:val="false"/>
               <w:spacing w:after="40" w:before="0"/>
               <w:jc w:val="left"/>
             </w:pPr>
@@ -1965,6 +2011,7 @@
           </w:p>
           <w:p>
             <w:pPr>
+              <w:keepNext w:val="false"/>
               <w:spacing w:after="40" w:before="0"/>
               <w:jc w:val="left"/>
             </w:pPr>
@@ -1984,6 +2031,7 @@
           </w:p>
           <w:p>
             <w:pPr>
+              <w:keepNext w:val="false"/>
               <w:spacing w:after="40" w:before="0"/>
               <w:jc w:val="left"/>
             </w:pPr>
@@ -2003,6 +2051,7 @@
           </w:p>
           <w:p>
             <w:pPr>
+              <w:keepNext w:val="false"/>
               <w:spacing w:after="40" w:before="0"/>
               <w:jc w:val="left"/>
             </w:pPr>
@@ -2022,6 +2071,7 @@
           </w:p>
           <w:p>
             <w:pPr>
+              <w:keepNext w:val="false"/>
               <w:spacing w:after="40" w:before="0"/>
               <w:jc w:val="left"/>
             </w:pPr>
@@ -2041,6 +2091,7 @@
           </w:p>
           <w:p>
             <w:pPr>
+              <w:keepNext w:val="false"/>
               <w:spacing w:after="40" w:before="0"/>
               <w:jc w:val="left"/>
             </w:pPr>
@@ -2060,6 +2111,7 @@
           </w:p>
           <w:p>
             <w:pPr>
+              <w:keepNext w:val="false"/>
               <w:spacing w:after="40" w:before="0"/>
               <w:jc w:val="left"/>
             </w:pPr>
@@ -2079,6 +2131,7 @@
           </w:p>
           <w:p>
             <w:pPr>
+              <w:keepNext w:val="false"/>
               <w:spacing w:after="40" w:before="0"/>
               <w:jc w:val="left"/>
             </w:pPr>
@@ -2098,6 +2151,7 @@
           </w:p>
           <w:p>
             <w:pPr>
+              <w:keepNext w:val="false"/>
               <w:spacing w:after="40" w:before="0"/>
               <w:jc w:val="left"/>
             </w:pPr>
@@ -2117,6 +2171,7 @@
           </w:p>
           <w:p>
             <w:pPr>
+              <w:keepNext w:val="false"/>
               <w:spacing w:after="40" w:before="0"/>
               <w:jc w:val="left"/>
             </w:pPr>
@@ -2136,6 +2191,7 @@
           </w:p>
           <w:p>
             <w:pPr>
+              <w:keepNext w:val="false"/>
               <w:spacing w:after="40" w:before="0"/>
               <w:jc w:val="left"/>
             </w:pPr>
@@ -2155,6 +2211,7 @@
           </w:p>
           <w:p>
             <w:pPr>
+              <w:keepNext w:val="false"/>
               <w:spacing w:after="40" w:before="0"/>
               <w:jc w:val="left"/>
             </w:pPr>
@@ -2174,6 +2231,7 @@
           </w:p>
           <w:p>
             <w:pPr>
+              <w:keepNext w:val="false"/>
               <w:spacing w:after="40" w:before="0"/>
               <w:jc w:val="left"/>
             </w:pPr>
@@ -2193,6 +2251,7 @@
           </w:p>
           <w:p>
             <w:pPr>
+              <w:keepNext w:val="false"/>
               <w:spacing w:after="40" w:before="0"/>
               <w:jc w:val="left"/>
             </w:pPr>
@@ -2227,6 +2286,7 @@
           </w:tcPr>
           <w:p>
             <w:pPr>
+              <w:keepNext w:val="false"/>
               <w:spacing w:after="40" w:before="0"/>
               <w:jc w:val="left"/>
             </w:pPr>
@@ -2458,7 +2518,7 @@
         </w:rPr>
         <w:t xml:space="preserve">© 2026 SeaVuria and ARES. This work is licensed under a </w:t>
       </w:r>
-      <w:hyperlink w:history="1" r:id="rId0xaki12_dawzstto4ozq0">
+      <w:hyperlink w:history="1" r:id="rIdeozgxdstl6-op0sitrnbn">
         <w:r>
           <w:rPr>
             <w:rFonts w:ascii="Arial" w:cs="Arial" w:eastAsia="Arial" w:hAnsi="Arial"/>
@@ -2478,7 +2538,7 @@
         </w:rPr>
         <w:t xml:space="preserve"> (</w:t>
       </w:r>
-      <w:hyperlink w:history="1" r:id="rIdwbru0rxjd69xdavts73ph">
+      <w:hyperlink w:history="1" r:id="rIdbucut28il-tv-r_8r4iot">
         <w:r>
           <w:rPr>
             <w:rFonts w:ascii="Arial" w:cs="Arial" w:eastAsia="Arial" w:hAnsi="Arial"/>
@@ -2498,7 +2558,7 @@
         </w:rPr>
         <w:t xml:space="preserve">). To view a copy of this license, visit </w:t>
       </w:r>
-      <w:hyperlink w:history="1" r:id="rIdbavjc6bajltuvzbnxsmkp">
+      <w:hyperlink w:history="1" r:id="rId8jamoj6kkmwcyaoujjrvu">
         <w:r>
           <w:rPr>
             <w:rFonts w:ascii="Arial" w:cs="Arial" w:eastAsia="Arial" w:hAnsi="Arial"/>
@@ -2557,6 +2617,7 @@
           </w:tcPr>
           <w:p>
             <w:pPr>
+              <w:keepNext w:val="false"/>
               <w:spacing w:after="40" w:before="0"/>
               <w:jc w:val="center"/>
             </w:pPr>
@@ -2592,6 +2653,7 @@
           </w:tcPr>
           <w:p>
             <w:pPr>
+              <w:keepNext w:val="false"/>
               <w:spacing w:after="40" w:before="0"/>
               <w:jc w:val="center"/>
             </w:pPr>
@@ -2626,6 +2688,7 @@
           </w:tcPr>
           <w:p>
             <w:pPr>
+              <w:keepNext w:val="false"/>
               <w:spacing w:after="40" w:before="0"/>
               <w:jc w:val="left"/>
             </w:pPr>
@@ -2658,6 +2721,7 @@
           </w:tcPr>
           <w:p>
             <w:pPr>
+              <w:keepNext w:val="false"/>
               <w:spacing w:after="40" w:before="0"/>
               <w:jc w:val="left"/>
             </w:pPr>
@@ -2692,6 +2756,7 @@
           </w:tcPr>
           <w:p>
             <w:pPr>
+              <w:keepNext w:val="false"/>
               <w:spacing w:after="40" w:before="0"/>
               <w:jc w:val="left"/>
             </w:pPr>
@@ -2724,6 +2789,7 @@
           </w:tcPr>
           <w:p>
             <w:pPr>
+              <w:keepNext w:val="false"/>
               <w:spacing w:after="40" w:before="0"/>
               <w:jc w:val="left"/>
             </w:pPr>
@@ -2758,6 +2824,7 @@
           </w:tcPr>
           <w:p>
             <w:pPr>
+              <w:keepNext w:val="false"/>
               <w:spacing w:after="40" w:before="0"/>
               <w:jc w:val="left"/>
             </w:pPr>
@@ -2790,6 +2857,7 @@
           </w:tcPr>
           <w:p>
             <w:pPr>
+              <w:keepNext w:val="false"/>
               <w:spacing w:after="40" w:before="0"/>
               <w:jc w:val="left"/>
             </w:pPr>
@@ -2824,6 +2892,7 @@
           </w:tcPr>
           <w:p>
             <w:pPr>
+              <w:keepNext w:val="false"/>
               <w:spacing w:after="40" w:before="0"/>
               <w:jc w:val="left"/>
             </w:pPr>
@@ -2856,6 +2925,7 @@
           </w:tcPr>
           <w:p>
             <w:pPr>
+              <w:keepNext w:val="false"/>
               <w:spacing w:after="40" w:before="0"/>
               <w:jc w:val="left"/>
             </w:pPr>
@@ -2890,6 +2960,7 @@
           </w:tcPr>
           <w:p>
             <w:pPr>
+              <w:keepNext w:val="false"/>
               <w:spacing w:after="40" w:before="0"/>
               <w:jc w:val="left"/>
             </w:pPr>
@@ -2922,6 +2993,7 @@
           </w:tcPr>
           <w:p>
             <w:pPr>
+              <w:keepNext w:val="false"/>
               <w:spacing w:after="40" w:before="0"/>
               <w:jc w:val="left"/>
             </w:pPr>
@@ -2956,6 +3028,7 @@
           </w:tcPr>
           <w:p>
             <w:pPr>
+              <w:keepNext w:val="false"/>
               <w:spacing w:after="40" w:before="0"/>
               <w:jc w:val="left"/>
             </w:pPr>
@@ -2988,6 +3061,7 @@
           </w:tcPr>
           <w:p>
             <w:pPr>
+              <w:keepNext w:val="false"/>
               <w:spacing w:after="40" w:before="0"/>
               <w:jc w:val="left"/>
             </w:pPr>
@@ -3022,6 +3096,7 @@
           </w:tcPr>
           <w:p>
             <w:pPr>
+              <w:keepNext w:val="false"/>
               <w:spacing w:after="40" w:before="0"/>
               <w:jc w:val="left"/>
             </w:pPr>
@@ -3054,6 +3129,7 @@
           </w:tcPr>
           <w:p>
             <w:pPr>
+              <w:keepNext w:val="false"/>
               <w:spacing w:after="40" w:before="0"/>
               <w:jc w:val="left"/>
             </w:pPr>
@@ -3088,6 +3164,7 @@
           </w:tcPr>
           <w:p>
             <w:pPr>
+              <w:keepNext w:val="false"/>
               <w:spacing w:after="40" w:before="0"/>
               <w:jc w:val="left"/>
             </w:pPr>
@@ -3120,6 +3197,7 @@
           </w:tcPr>
           <w:p>
             <w:pPr>
+              <w:keepNext w:val="false"/>
               <w:spacing w:after="40" w:before="0"/>
               <w:jc w:val="left"/>
             </w:pPr>
@@ -3179,6 +3257,7 @@
           </w:tcPr>
           <w:p>
             <w:pPr>
+              <w:keepNext w:val="false"/>
               <w:spacing w:after="40" w:before="0"/>
               <w:jc w:val="center"/>
             </w:pPr>
@@ -3213,6 +3292,7 @@
           </w:tcPr>
           <w:p>
             <w:pPr>
+              <w:keepNext w:val="false"/>
               <w:spacing w:after="40" w:before="0"/>
               <w:jc w:val="left"/>
             </w:pPr>
@@ -3277,6 +3357,7 @@
           </w:tcPr>
           <w:p>
             <w:pPr>
+              <w:keepNext w:val="false"/>
               <w:spacing w:after="40" w:before="0"/>
               <w:jc w:val="center"/>
             </w:pPr>
@@ -3311,6 +3392,7 @@
           </w:tcPr>
           <w:p>
             <w:pPr>
+              <w:keepNext w:val="false"/>
               <w:spacing w:after="40" w:before="0"/>
               <w:jc w:val="left"/>
             </w:pPr>
@@ -3343,6 +3425,7 @@
           </w:tcPr>
           <w:p>
             <w:pPr>
+              <w:keepNext w:val="false"/>
               <w:spacing w:after="40" w:before="0"/>
               <w:jc w:val="left"/>
             </w:pPr>
@@ -3375,6 +3458,7 @@
           </w:tcPr>
           <w:p>
             <w:pPr>
+              <w:keepNext w:val="false"/>
               <w:spacing w:after="40" w:before="0"/>
               <w:jc w:val="left"/>
             </w:pPr>
@@ -3407,6 +3491,7 @@
           </w:tcPr>
           <w:p>
             <w:pPr>
+              <w:keepNext w:val="false"/>
               <w:spacing w:after="40" w:before="0"/>
               <w:jc w:val="left"/>
             </w:pPr>
@@ -3439,6 +3524,7 @@
           </w:tcPr>
           <w:p>
             <w:pPr>
+              <w:keepNext w:val="false"/>
               <w:spacing w:after="40" w:before="0"/>
               <w:jc w:val="left"/>
             </w:pPr>
@@ -3473,6 +3559,7 @@
           </w:tcPr>
           <w:p>
             <w:pPr>
+              <w:keepNext w:val="false"/>
               <w:spacing w:after="40" w:before="0"/>
               <w:jc w:val="left"/>
             </w:pPr>
@@ -3510,7 +3597,7 @@
             <w:pPr>
               <w:spacing w:after="20" w:before="0"/>
             </w:pPr>
-            <w:hyperlink w:history="1" r:id="rIdjfjmiks2fqf6vrtjajlah">
+            <w:hyperlink w:history="1" r:id="rIdxw8yc2rebrssgvvxjugz_">
               <w:r>
                 <w:rPr>
                   <w:rFonts w:ascii="Arial" w:cs="Arial" w:eastAsia="Arial" w:hAnsi="Arial"/>
@@ -3543,7 +3630,7 @@
               <w:spacing w:after="10" w:before="0"/>
               <w:ind w:left="120"/>
             </w:pPr>
-            <w:hyperlink w:history="1" r:id="rIdqfvta1vvogfvtg1no9vyl">
+            <w:hyperlink w:history="1" r:id="rIdvsgnmqdsab7nelp7_4xu_">
               <w:r>
                 <w:rPr>
                   <w:rFonts w:ascii="Arial" w:cs="Arial" w:eastAsia="Arial" w:hAnsi="Arial"/>
@@ -3588,7 +3675,7 @@
             <w:pPr>
               <w:spacing w:after="20" w:before="0"/>
             </w:pPr>
-            <w:hyperlink w:history="1" r:id="rId0g9y5bq36ucx1wudkz76l">
+            <w:hyperlink w:history="1" r:id="rIdlzooqpljjvxfu7xolvkds">
               <w:r>
                 <w:rPr>
                   <w:rFonts w:ascii="Arial" w:cs="Arial" w:eastAsia="Arial" w:hAnsi="Arial"/>
@@ -3621,7 +3708,7 @@
               <w:spacing w:after="10" w:before="0"/>
               <w:ind w:left="120"/>
             </w:pPr>
-            <w:hyperlink w:history="1" r:id="rId6svy8h_pyqyxjugraup5o">
+            <w:hyperlink w:history="1" r:id="rIdcfwk4wuaaroaarrmthwbd">
               <w:r>
                 <w:rPr>
                   <w:rFonts w:ascii="Arial" w:cs="Arial" w:eastAsia="Arial" w:hAnsi="Arial"/>
@@ -3649,6 +3736,7 @@
           </w:tcPr>
           <w:p>
             <w:pPr>
+              <w:keepNext w:val="false"/>
               <w:spacing w:after="40" w:before="0"/>
               <w:jc w:val="left"/>
             </w:pPr>
@@ -3681,6 +3769,7 @@
           </w:tcPr>
           <w:p>
             <w:pPr>
+              <w:keepNext w:val="false"/>
               <w:spacing w:after="40" w:before="0"/>
               <w:jc w:val="left"/>
             </w:pPr>
@@ -3700,6 +3789,7 @@
           </w:p>
           <w:p>
             <w:pPr>
+              <w:keepNext w:val="false"/>
               <w:spacing w:after="40" w:before="0"/>
               <w:jc w:val="left"/>
             </w:pPr>
@@ -3719,6 +3809,7 @@
           </w:p>
           <w:p>
             <w:pPr>
+              <w:keepNext w:val="false"/>
               <w:spacing w:after="40" w:before="0"/>
               <w:jc w:val="left"/>
             </w:pPr>
@@ -3738,6 +3829,7 @@
           </w:p>
           <w:p>
             <w:pPr>
+              <w:keepNext w:val="false"/>
               <w:spacing w:after="40" w:before="0"/>
               <w:jc w:val="left"/>
             </w:pPr>
@@ -3757,6 +3849,7 @@
           </w:p>
           <w:p>
             <w:pPr>
+              <w:keepNext w:val="false"/>
               <w:spacing w:after="40" w:before="0"/>
               <w:jc w:val="left"/>
             </w:pPr>
@@ -3776,6 +3869,7 @@
           </w:p>
           <w:p>
             <w:pPr>
+              <w:keepNext w:val="false"/>
               <w:spacing w:after="40" w:before="0"/>
               <w:jc w:val="left"/>
             </w:pPr>
@@ -3795,6 +3889,7 @@
           </w:p>
           <w:p>
             <w:pPr>
+              <w:keepNext w:val="false"/>
               <w:spacing w:after="40" w:before="0"/>
               <w:jc w:val="left"/>
             </w:pPr>
@@ -3827,6 +3922,7 @@
           </w:tcPr>
           <w:p>
             <w:pPr>
+              <w:keepNext w:val="false"/>
               <w:spacing w:after="40" w:before="0"/>
               <w:jc w:val="left"/>
             </w:pPr>
@@ -3859,6 +3955,7 @@
           </w:tcPr>
           <w:p>
             <w:pPr>
+              <w:keepNext w:val="false"/>
               <w:spacing w:after="40" w:before="0"/>
               <w:jc w:val="left"/>
             </w:pPr>
@@ -3893,6 +3990,7 @@
           </w:tcPr>
           <w:p>
             <w:pPr>
+              <w:keepNext w:val="false"/>
               <w:spacing w:after="40" w:before="0"/>
               <w:jc w:val="left"/>
             </w:pPr>
@@ -3930,7 +4028,7 @@
             <w:pPr>
               <w:spacing w:after="20" w:before="0"/>
             </w:pPr>
-            <w:hyperlink w:history="1" r:id="rIdndgavy8nbwlddifggeyxe">
+            <w:hyperlink w:history="1" r:id="rIdooi48os9qngcvdl6v7qxq">
               <w:r>
                 <w:rPr>
                   <w:rFonts w:ascii="Arial" w:cs="Arial" w:eastAsia="Arial" w:hAnsi="Arial"/>
@@ -3963,7 +4061,7 @@
               <w:spacing w:after="10" w:before="0"/>
               <w:ind w:left="120"/>
             </w:pPr>
-            <w:hyperlink w:history="1" r:id="rIdqpoekmoq0mxxk13hmv0yd">
+            <w:hyperlink w:history="1" r:id="rIdclibrewvpcdsracynjimz">
               <w:r>
                 <w:rPr>
                   <w:rFonts w:ascii="Arial" w:cs="Arial" w:eastAsia="Arial" w:hAnsi="Arial"/>
@@ -4008,7 +4106,7 @@
             <w:pPr>
               <w:spacing w:after="20" w:before="0"/>
             </w:pPr>
-            <w:hyperlink w:history="1" r:id="rIdfxinfvnruwrdmg9mva7jm">
+            <w:hyperlink w:history="1" r:id="rIdbqjpn0r7_hopbftjyf5cp">
               <w:r>
                 <w:rPr>
                   <w:rFonts w:ascii="Arial" w:cs="Arial" w:eastAsia="Arial" w:hAnsi="Arial"/>
@@ -4041,7 +4139,7 @@
               <w:spacing w:after="10" w:before="0"/>
               <w:ind w:left="120"/>
             </w:pPr>
-            <w:hyperlink w:history="1" r:id="rIdnjzw6d4ncpfkduwzmsijq">
+            <w:hyperlink w:history="1" r:id="rIdddczosqpnhrqml9rzekx3">
               <w:r>
                 <w:rPr>
                   <w:rFonts w:ascii="Arial" w:cs="Arial" w:eastAsia="Arial" w:hAnsi="Arial"/>
@@ -4069,6 +4167,7 @@
           </w:tcPr>
           <w:p>
             <w:pPr>
+              <w:keepNext w:val="false"/>
               <w:spacing w:after="40" w:before="0"/>
               <w:jc w:val="left"/>
             </w:pPr>
@@ -4088,6 +4187,7 @@
           </w:p>
           <w:p>
             <w:pPr>
+              <w:keepNext w:val="false"/>
               <w:spacing w:after="40" w:before="0"/>
               <w:jc w:val="left"/>
             </w:pPr>
@@ -4107,6 +4207,7 @@
           </w:p>
           <w:p>
             <w:pPr>
+              <w:keepNext w:val="false"/>
               <w:spacing w:after="40" w:before="0"/>
               <w:jc w:val="left"/>
             </w:pPr>
@@ -4139,6 +4240,7 @@
           </w:tcPr>
           <w:p>
             <w:pPr>
+              <w:keepNext w:val="false"/>
               <w:spacing w:after="40" w:before="0"/>
               <w:jc w:val="left"/>
             </w:pPr>
@@ -4158,6 +4260,7 @@
           </w:p>
           <w:p>
             <w:pPr>
+              <w:keepNext w:val="false"/>
               <w:spacing w:after="40" w:before="0"/>
               <w:jc w:val="left"/>
             </w:pPr>
@@ -4177,6 +4280,7 @@
           </w:p>
           <w:p>
             <w:pPr>
+              <w:keepNext w:val="false"/>
               <w:spacing w:after="40" w:before="0"/>
               <w:jc w:val="left"/>
             </w:pPr>
@@ -4196,6 +4300,7 @@
           </w:p>
           <w:p>
             <w:pPr>
+              <w:keepNext w:val="false"/>
               <w:spacing w:after="40" w:before="0"/>
               <w:jc w:val="left"/>
             </w:pPr>
@@ -4215,6 +4320,7 @@
           </w:p>
           <w:p>
             <w:pPr>
+              <w:keepNext w:val="false"/>
               <w:spacing w:after="40" w:before="0"/>
               <w:jc w:val="left"/>
             </w:pPr>
@@ -4234,6 +4340,7 @@
           </w:p>
           <w:p>
             <w:pPr>
+              <w:keepNext w:val="false"/>
               <w:spacing w:after="40" w:before="0"/>
               <w:jc w:val="left"/>
             </w:pPr>
@@ -4253,6 +4360,7 @@
           </w:p>
           <w:p>
             <w:pPr>
+              <w:keepNext w:val="false"/>
               <w:spacing w:after="40" w:before="0"/>
               <w:jc w:val="left"/>
             </w:pPr>
@@ -4272,6 +4380,7 @@
           </w:p>
           <w:p>
             <w:pPr>
+              <w:keepNext w:val="false"/>
               <w:spacing w:after="40" w:before="0"/>
               <w:jc w:val="left"/>
             </w:pPr>
@@ -4291,6 +4400,7 @@
           </w:p>
           <w:p>
             <w:pPr>
+              <w:keepNext w:val="false"/>
               <w:spacing w:after="40" w:before="0"/>
               <w:jc w:val="left"/>
             </w:pPr>
@@ -4310,6 +4420,7 @@
           </w:p>
           <w:p>
             <w:pPr>
+              <w:keepNext w:val="false"/>
               <w:spacing w:after="40" w:before="0"/>
               <w:jc w:val="left"/>
             </w:pPr>
@@ -4329,6 +4440,7 @@
           </w:p>
           <w:p>
             <w:pPr>
+              <w:keepNext w:val="false"/>
               <w:spacing w:after="40" w:before="0"/>
               <w:jc w:val="left"/>
             </w:pPr>
@@ -4361,6 +4473,7 @@
           </w:tcPr>
           <w:p>
             <w:pPr>
+              <w:keepNext w:val="false"/>
               <w:spacing w:after="40" w:before="0"/>
               <w:jc w:val="left"/>
             </w:pPr>
@@ -4393,6 +4506,7 @@
           </w:tcPr>
           <w:p>
             <w:pPr>
+              <w:keepNext w:val="false"/>
               <w:spacing w:after="40" w:before="0"/>
               <w:jc w:val="left"/>
             </w:pPr>
@@ -4427,6 +4541,7 @@
           </w:tcPr>
           <w:p>
             <w:pPr>
+              <w:keepNext w:val="false"/>
               <w:spacing w:after="40" w:before="0"/>
               <w:jc w:val="left"/>
             </w:pPr>
@@ -4464,7 +4579,7 @@
             <w:pPr>
               <w:spacing w:after="20" w:before="0"/>
             </w:pPr>
-            <w:hyperlink w:history="1" r:id="rIdocginyonwxna7olsgkttb">
+            <w:hyperlink w:history="1" r:id="rIdtvsgh0mw8y2koyijsavmq">
               <w:r>
                 <w:rPr>
                   <w:rFonts w:ascii="Arial" w:cs="Arial" w:eastAsia="Arial" w:hAnsi="Arial"/>
@@ -4497,7 +4612,7 @@
               <w:spacing w:after="10" w:before="0"/>
               <w:ind w:left="120"/>
             </w:pPr>
-            <w:hyperlink w:history="1" r:id="rId_n8xatcvbfdvxzwasgpf5">
+            <w:hyperlink w:history="1" r:id="rId86aapjmh0gwmcd_z3ytp0">
               <w:r>
                 <w:rPr>
                   <w:rFonts w:ascii="Arial" w:cs="Arial" w:eastAsia="Arial" w:hAnsi="Arial"/>
@@ -4542,7 +4657,7 @@
             <w:pPr>
               <w:spacing w:after="20" w:before="0"/>
             </w:pPr>
-            <w:hyperlink w:history="1" r:id="rIdx4knh6xtfjlpp29cfiz5d">
+            <w:hyperlink w:history="1" r:id="rIdusqdcvxckcfxiln-oj3ww">
               <w:r>
                 <w:rPr>
                   <w:rFonts w:ascii="Arial" w:cs="Arial" w:eastAsia="Arial" w:hAnsi="Arial"/>
@@ -4575,7 +4690,7 @@
               <w:spacing w:after="10" w:before="0"/>
               <w:ind w:left="120"/>
             </w:pPr>
-            <w:hyperlink w:history="1" r:id="rId0h99nmsih1tah11ihfdqm">
+            <w:hyperlink w:history="1" r:id="rIdt4eqh0nqfgr4-9t0782cm">
               <w:r>
                 <w:rPr>
                   <w:rFonts w:ascii="Arial" w:cs="Arial" w:eastAsia="Arial" w:hAnsi="Arial"/>
@@ -4603,6 +4718,7 @@
           </w:tcPr>
           <w:p>
             <w:pPr>
+              <w:keepNext w:val="false"/>
               <w:spacing w:after="40" w:before="0"/>
               <w:jc w:val="left"/>
             </w:pPr>
@@ -4635,6 +4751,7 @@
           </w:tcPr>
           <w:p>
             <w:pPr>
+              <w:keepNext w:val="false"/>
               <w:spacing w:after="40" w:before="0"/>
               <w:jc w:val="left"/>
             </w:pPr>
@@ -4654,6 +4771,7 @@
           </w:p>
           <w:p>
             <w:pPr>
+              <w:keepNext w:val="false"/>
               <w:spacing w:after="40" w:before="0"/>
               <w:jc w:val="left"/>
             </w:pPr>
@@ -4673,6 +4791,7 @@
           </w:p>
           <w:p>
             <w:pPr>
+              <w:keepNext w:val="false"/>
               <w:spacing w:after="40" w:before="0"/>
               <w:jc w:val="left"/>
             </w:pPr>
@@ -4692,6 +4811,7 @@
           </w:p>
           <w:p>
             <w:pPr>
+              <w:keepNext w:val="false"/>
               <w:spacing w:after="40" w:before="0"/>
               <w:jc w:val="left"/>
             </w:pPr>
@@ -4711,6 +4831,7 @@
           </w:p>
           <w:p>
             <w:pPr>
+              <w:keepNext w:val="false"/>
               <w:spacing w:after="40" w:before="0"/>
               <w:jc w:val="left"/>
             </w:pPr>
@@ -4730,6 +4851,7 @@
           </w:p>
           <w:p>
             <w:pPr>
+              <w:keepNext w:val="false"/>
               <w:spacing w:after="40" w:before="0"/>
               <w:jc w:val="left"/>
             </w:pPr>
@@ -4749,6 +4871,7 @@
           </w:p>
           <w:p>
             <w:pPr>
+              <w:keepNext w:val="false"/>
               <w:spacing w:after="40" w:before="0"/>
               <w:jc w:val="left"/>
             </w:pPr>
@@ -4768,6 +4891,7 @@
           </w:p>
           <w:p>
             <w:pPr>
+              <w:keepNext w:val="false"/>
               <w:spacing w:after="40" w:before="0"/>
               <w:jc w:val="left"/>
             </w:pPr>
@@ -4787,6 +4911,7 @@
           </w:p>
           <w:p>
             <w:pPr>
+              <w:keepNext w:val="false"/>
               <w:spacing w:after="40" w:before="0"/>
               <w:jc w:val="left"/>
             </w:pPr>
@@ -4806,6 +4931,7 @@
           </w:p>
           <w:p>
             <w:pPr>
+              <w:keepNext w:val="false"/>
               <w:spacing w:after="40" w:before="0"/>
               <w:jc w:val="left"/>
             </w:pPr>
@@ -4825,6 +4951,7 @@
           </w:p>
           <w:p>
             <w:pPr>
+              <w:keepNext w:val="false"/>
               <w:spacing w:after="40" w:before="0"/>
               <w:jc w:val="left"/>
             </w:pPr>
@@ -4857,6 +4984,7 @@
           </w:tcPr>
           <w:p>
             <w:pPr>
+              <w:keepNext w:val="false"/>
               <w:spacing w:after="40" w:before="0"/>
               <w:jc w:val="left"/>
             </w:pPr>
@@ -4889,6 +5017,7 @@
           </w:tcPr>
           <w:p>
             <w:pPr>
+              <w:keepNext w:val="false"/>
               <w:spacing w:after="40" w:before="0"/>
               <w:jc w:val="left"/>
             </w:pPr>
@@ -4923,6 +5052,7 @@
           </w:tcPr>
           <w:p>
             <w:pPr>
+              <w:keepNext w:val="false"/>
               <w:spacing w:after="40" w:before="0"/>
               <w:jc w:val="left"/>
             </w:pPr>
@@ -4960,7 +5090,7 @@
             <w:pPr>
               <w:spacing w:after="20" w:before="0"/>
             </w:pPr>
-            <w:hyperlink w:history="1" r:id="rIdolaqshkbgklpxd1ibejmy">
+            <w:hyperlink w:history="1" r:id="rIdjdr048uqapvo794mimcbh">
               <w:r>
                 <w:rPr>
                   <w:rFonts w:ascii="Arial" w:cs="Arial" w:eastAsia="Arial" w:hAnsi="Arial"/>
@@ -4993,7 +5123,7 @@
               <w:spacing w:after="10" w:before="0"/>
               <w:ind w:left="120"/>
             </w:pPr>
-            <w:hyperlink w:history="1" r:id="rIdpg63elbl8aicvqi1kjnnt">
+            <w:hyperlink w:history="1" r:id="rId_twzxjdpoq7rknhw6seuc">
               <w:r>
                 <w:rPr>
                   <w:rFonts w:ascii="Arial" w:cs="Arial" w:eastAsia="Arial" w:hAnsi="Arial"/>
@@ -5038,7 +5168,7 @@
             <w:pPr>
               <w:spacing w:after="20" w:before="0"/>
             </w:pPr>
-            <w:hyperlink w:history="1" r:id="rId8k2sdd4ee-qxnt4zglfsv">
+            <w:hyperlink w:history="1" r:id="rIdcgtxr0gaafkiszrxssk-c">
               <w:r>
                 <w:rPr>
                   <w:rFonts w:ascii="Arial" w:cs="Arial" w:eastAsia="Arial" w:hAnsi="Arial"/>
@@ -5071,7 +5201,7 @@
               <w:spacing w:after="10" w:before="0"/>
               <w:ind w:left="120"/>
             </w:pPr>
-            <w:hyperlink w:history="1" r:id="rIdabzdngksfckk3phbnv9q2">
+            <w:hyperlink w:history="1" r:id="rIdq0hw-1hvnsh2uj5cykync">
               <w:r>
                 <w:rPr>
                   <w:rFonts w:ascii="Arial" w:cs="Arial" w:eastAsia="Arial" w:hAnsi="Arial"/>
@@ -5099,6 +5229,7 @@
           </w:tcPr>
           <w:p>
             <w:pPr>
+              <w:keepNext w:val="false"/>
               <w:spacing w:after="40" w:before="0"/>
               <w:jc w:val="left"/>
             </w:pPr>
@@ -5131,6 +5262,7 @@
           </w:tcPr>
           <w:p>
             <w:pPr>
+              <w:keepNext w:val="false"/>
               <w:spacing w:after="40" w:before="0"/>
               <w:jc w:val="left"/>
             </w:pPr>
@@ -5150,6 +5282,7 @@
           </w:p>
           <w:p>
             <w:pPr>
+              <w:keepNext w:val="false"/>
               <w:spacing w:after="40" w:before="0"/>
               <w:jc w:val="left"/>
             </w:pPr>
@@ -5169,6 +5302,7 @@
           </w:p>
           <w:p>
             <w:pPr>
+              <w:keepNext w:val="false"/>
               <w:spacing w:after="40" w:before="0"/>
               <w:jc w:val="left"/>
             </w:pPr>
@@ -5188,6 +5322,7 @@
           </w:p>
           <w:p>
             <w:pPr>
+              <w:keepNext w:val="false"/>
               <w:spacing w:after="40" w:before="0"/>
               <w:jc w:val="left"/>
             </w:pPr>
@@ -5207,6 +5342,7 @@
           </w:p>
           <w:p>
             <w:pPr>
+              <w:keepNext w:val="false"/>
               <w:spacing w:after="40" w:before="0"/>
               <w:jc w:val="left"/>
             </w:pPr>
@@ -5226,6 +5362,7 @@
           </w:p>
           <w:p>
             <w:pPr>
+              <w:keepNext w:val="false"/>
               <w:spacing w:after="40" w:before="0"/>
               <w:jc w:val="left"/>
             </w:pPr>
@@ -5245,6 +5382,7 @@
           </w:p>
           <w:p>
             <w:pPr>
+              <w:keepNext w:val="false"/>
               <w:spacing w:after="40" w:before="0"/>
               <w:jc w:val="left"/>
             </w:pPr>
@@ -5264,6 +5402,7 @@
           </w:p>
           <w:p>
             <w:pPr>
+              <w:keepNext w:val="false"/>
               <w:spacing w:after="40" w:before="0"/>
               <w:jc w:val="left"/>
             </w:pPr>
@@ -5283,6 +5422,7 @@
           </w:p>
           <w:p>
             <w:pPr>
+              <w:keepNext w:val="false"/>
               <w:spacing w:after="40" w:before="0"/>
               <w:jc w:val="left"/>
             </w:pPr>
@@ -5315,6 +5455,7 @@
           </w:tcPr>
           <w:p>
             <w:pPr>
+              <w:keepNext w:val="false"/>
               <w:spacing w:after="40" w:before="0"/>
               <w:jc w:val="left"/>
             </w:pPr>
@@ -5347,6 +5488,7 @@
           </w:tcPr>
           <w:p>
             <w:pPr>
+              <w:keepNext w:val="false"/>
               <w:spacing w:after="40" w:before="0"/>
               <w:jc w:val="left"/>
             </w:pPr>
@@ -5381,6 +5523,7 @@
           </w:tcPr>
           <w:p>
             <w:pPr>
+              <w:keepNext w:val="false"/>
               <w:spacing w:after="40" w:before="0"/>
               <w:jc w:val="left"/>
             </w:pPr>
@@ -5418,7 +5561,7 @@
             <w:pPr>
               <w:spacing w:after="20" w:before="0"/>
             </w:pPr>
-            <w:hyperlink w:history="1" r:id="rIdvpzj7zdvsn-rhxqwk19-z">
+            <w:hyperlink w:history="1" r:id="rIdikvywkgnrbsjworloaqha">
               <w:r>
                 <w:rPr>
                   <w:rFonts w:ascii="Arial" w:cs="Arial" w:eastAsia="Arial" w:hAnsi="Arial"/>
@@ -5467,7 +5610,7 @@
               <w:spacing w:after="10" w:before="0"/>
               <w:ind w:left="120"/>
             </w:pPr>
-            <w:hyperlink w:history="1" r:id="rId6vhzhsml3vq7mwv1761os">
+            <w:hyperlink w:history="1" r:id="rIdivwyrelho4cyt_ji085sf">
               <w:r>
                 <w:rPr>
                   <w:rFonts w:ascii="Arial" w:cs="Arial" w:eastAsia="Arial" w:hAnsi="Arial"/>
@@ -5512,7 +5655,7 @@
             <w:pPr>
               <w:spacing w:after="20" w:before="0"/>
             </w:pPr>
-            <w:hyperlink w:history="1" r:id="rId0_c9yx6eopjr3hu0df1f7">
+            <w:hyperlink w:history="1" r:id="rId17ih7hf4bmbsw9wf1qjtv">
               <w:r>
                 <w:rPr>
                   <w:rFonts w:ascii="Arial" w:cs="Arial" w:eastAsia="Arial" w:hAnsi="Arial"/>
@@ -5561,7 +5704,7 @@
               <w:spacing w:after="10" w:before="0"/>
               <w:ind w:left="120"/>
             </w:pPr>
-            <w:hyperlink w:history="1" r:id="rIdexjbjovooix4cnpsuzqwx">
+            <w:hyperlink w:history="1" r:id="rIdvt6v5p9rjkx4s-5ii833z">
               <w:r>
                 <w:rPr>
                   <w:rFonts w:ascii="Arial" w:cs="Arial" w:eastAsia="Arial" w:hAnsi="Arial"/>
@@ -5589,6 +5732,7 @@
           </w:tcPr>
           <w:p>
             <w:pPr>
+              <w:keepNext w:val="false"/>
               <w:spacing w:after="40" w:before="0"/>
               <w:jc w:val="left"/>
             </w:pPr>
@@ -5621,6 +5765,7 @@
           </w:tcPr>
           <w:p>
             <w:pPr>
+              <w:keepNext w:val="false"/>
               <w:spacing w:after="40" w:before="0"/>
               <w:jc w:val="left"/>
             </w:pPr>
@@ -5640,6 +5785,7 @@
           </w:p>
           <w:p>
             <w:pPr>
+              <w:keepNext w:val="false"/>
               <w:spacing w:after="40" w:before="0"/>
               <w:jc w:val="left"/>
             </w:pPr>
@@ -5659,6 +5805,7 @@
           </w:p>
           <w:p>
             <w:pPr>
+              <w:keepNext w:val="false"/>
               <w:spacing w:after="40" w:before="0"/>
               <w:jc w:val="left"/>
             </w:pPr>
@@ -5678,6 +5825,7 @@
           </w:p>
           <w:p>
             <w:pPr>
+              <w:keepNext w:val="false"/>
               <w:spacing w:after="40" w:before="0"/>
               <w:jc w:val="left"/>
             </w:pPr>
@@ -5697,6 +5845,7 @@
           </w:p>
           <w:p>
             <w:pPr>
+              <w:keepNext w:val="false"/>
               <w:spacing w:after="40" w:before="0"/>
               <w:jc w:val="left"/>
             </w:pPr>
@@ -5716,6 +5865,7 @@
           </w:p>
           <w:p>
             <w:pPr>
+              <w:keepNext w:val="false"/>
               <w:spacing w:after="40" w:before="0"/>
               <w:jc w:val="left"/>
             </w:pPr>
@@ -5735,6 +5885,7 @@
           </w:p>
           <w:p>
             <w:pPr>
+              <w:keepNext w:val="false"/>
               <w:spacing w:after="40" w:before="0"/>
               <w:jc w:val="left"/>
             </w:pPr>
@@ -5754,6 +5905,7 @@
           </w:p>
           <w:p>
             <w:pPr>
+              <w:keepNext w:val="false"/>
               <w:spacing w:after="40" w:before="0"/>
               <w:jc w:val="left"/>
             </w:pPr>
@@ -5786,6 +5938,7 @@
           </w:tcPr>
           <w:p>
             <w:pPr>
+              <w:keepNext w:val="false"/>
               <w:spacing w:after="40" w:before="0"/>
               <w:jc w:val="left"/>
             </w:pPr>
@@ -5818,6 +5971,7 @@
           </w:tcPr>
           <w:p>
             <w:pPr>
+              <w:keepNext w:val="false"/>
               <w:spacing w:after="40" w:before="0"/>
               <w:jc w:val="left"/>
             </w:pPr>
@@ -5877,6 +6031,7 @@
           </w:tcPr>
           <w:p>
             <w:pPr>
+              <w:keepNext w:val="false"/>
               <w:spacing w:after="40" w:before="0"/>
               <w:jc w:val="center"/>
             </w:pPr>
@@ -5911,6 +6066,7 @@
           </w:tcPr>
           <w:p>
             <w:pPr>
+              <w:keepNext w:val="false"/>
               <w:spacing w:after="40" w:before="0"/>
               <w:jc w:val="left"/>
             </w:pPr>
@@ -5930,6 +6086,7 @@
           </w:p>
           <w:p>
             <w:pPr>
+              <w:keepNext w:val="false"/>
               <w:spacing w:after="40" w:before="0"/>
               <w:jc w:val="left"/>
             </w:pPr>
@@ -5949,6 +6106,7 @@
           </w:p>
           <w:p>
             <w:pPr>
+              <w:keepNext w:val="false"/>
               <w:spacing w:after="40" w:before="0"/>
               <w:jc w:val="left"/>
             </w:pPr>
@@ -5968,6 +6126,7 @@
           </w:p>
           <w:p>
             <w:pPr>
+              <w:keepNext w:val="false"/>
               <w:spacing w:after="40" w:before="0"/>
               <w:jc w:val="left"/>
             </w:pPr>
@@ -5987,6 +6146,7 @@
           </w:p>
           <w:p>
             <w:pPr>
+              <w:keepNext w:val="false"/>
               <w:spacing w:after="40" w:before="0"/>
               <w:jc w:val="left"/>
             </w:pPr>
@@ -6006,6 +6166,7 @@
           </w:p>
           <w:p>
             <w:pPr>
+              <w:keepNext w:val="false"/>
               <w:spacing w:after="40" w:before="0"/>
               <w:jc w:val="left"/>
             </w:pPr>
@@ -6067,6 +6228,7 @@
           </w:tcPr>
           <w:p>
             <w:pPr>
+              <w:keepNext w:val="false"/>
               <w:spacing w:after="40" w:before="0"/>
               <w:jc w:val="center"/>
             </w:pPr>
@@ -6101,6 +6263,7 @@
           </w:tcPr>
           <w:p>
             <w:pPr>
+              <w:keepNext w:val="false"/>
               <w:spacing w:after="40" w:before="0"/>
               <w:jc w:val="left"/>
             </w:pPr>
@@ -6133,6 +6296,7 @@
           </w:tcPr>
           <w:p>
             <w:pPr>
+              <w:keepNext w:val="false"/>
               <w:spacing w:after="40" w:before="0"/>
               <w:jc w:val="left"/>
             </w:pPr>
@@ -6167,6 +6331,7 @@
           </w:tcPr>
           <w:p>
             <w:pPr>
+              <w:keepNext w:val="false"/>
               <w:spacing w:after="40" w:before="0"/>
               <w:jc w:val="left"/>
             </w:pPr>
@@ -6199,6 +6364,7 @@
           </w:tcPr>
           <w:p>
             <w:pPr>
+              <w:keepNext w:val="false"/>
               <w:spacing w:after="40" w:before="0"/>
               <w:jc w:val="left"/>
             </w:pPr>
@@ -6233,6 +6399,7 @@
           </w:tcPr>
           <w:p>
             <w:pPr>
+              <w:keepNext w:val="false"/>
               <w:spacing w:after="40" w:before="0"/>
               <w:jc w:val="left"/>
             </w:pPr>
@@ -6265,6 +6432,7 @@
           </w:tcPr>
           <w:p>
             <w:pPr>
+              <w:keepNext w:val="false"/>
               <w:spacing w:after="40" w:before="0"/>
               <w:jc w:val="left"/>
             </w:pPr>
@@ -6301,7 +6469,7 @@
         </w:rPr>
         <w:t xml:space="preserve">© 2026 SeaVuria and ARES. Aligned with KICD objectives. Developed by SeaVuria; technical implementation by ARES (with AI assistance from Claude). Licensed under </w:t>
       </w:r>
-      <w:hyperlink w:history="1" r:id="rIdg2rqdbsjpq0b0ilmkqc28">
+      <w:hyperlink w:history="1" r:id="rIdc_c72ynpnnrchwavi6xhi">
         <w:r>
           <w:rPr>
             <w:rFonts w:ascii="Arial" w:cs="Arial" w:eastAsia="Arial" w:hAnsi="Arial"/>
@@ -6322,7 +6490,7 @@
         </w:rPr>
         <w:t xml:space="preserve"> (</w:t>
       </w:r>
-      <w:hyperlink w:history="1" r:id="rIdpxw_cd4riiibuvsiwqgez">
+      <w:hyperlink w:history="1" r:id="rIdv2yrr5wwrz40k_mihebaz">
         <w:r>
           <w:rPr>
             <w:rFonts w:ascii="Arial" w:cs="Arial" w:eastAsia="Arial" w:hAnsi="Arial"/>
@@ -6382,6 +6550,7 @@
           </w:tcPr>
           <w:p>
             <w:pPr>
+              <w:keepNext w:val="false"/>
               <w:spacing w:after="40" w:before="0"/>
               <w:jc w:val="center"/>
             </w:pPr>
@@ -6417,6 +6586,7 @@
           </w:tcPr>
           <w:p>
             <w:pPr>
+              <w:keepNext w:val="false"/>
               <w:spacing w:after="40" w:before="0"/>
               <w:jc w:val="center"/>
             </w:pPr>
@@ -6451,6 +6621,7 @@
           </w:tcPr>
           <w:p>
             <w:pPr>
+              <w:keepNext w:val="false"/>
               <w:spacing w:after="40" w:before="0"/>
               <w:jc w:val="left"/>
             </w:pPr>
@@ -6483,6 +6654,7 @@
           </w:tcPr>
           <w:p>
             <w:pPr>
+              <w:keepNext w:val="false"/>
               <w:spacing w:after="40" w:before="0"/>
               <w:jc w:val="left"/>
             </w:pPr>
@@ -6517,6 +6689,7 @@
           </w:tcPr>
           <w:p>
             <w:pPr>
+              <w:keepNext w:val="false"/>
               <w:spacing w:after="40" w:before="0"/>
               <w:jc w:val="left"/>
             </w:pPr>
@@ -6549,6 +6722,7 @@
           </w:tcPr>
           <w:p>
             <w:pPr>
+              <w:keepNext w:val="false"/>
               <w:spacing w:after="40" w:before="0"/>
               <w:jc w:val="left"/>
             </w:pPr>
@@ -6583,6 +6757,7 @@
           </w:tcPr>
           <w:p>
             <w:pPr>
+              <w:keepNext w:val="false"/>
               <w:spacing w:after="40" w:before="0"/>
               <w:jc w:val="left"/>
             </w:pPr>
@@ -6690,6 +6865,7 @@
           </w:tcPr>
           <w:p>
             <w:pPr>
+              <w:keepNext w:val="false"/>
               <w:spacing w:after="40" w:before="0"/>
               <w:jc w:val="left"/>
             </w:pPr>
@@ -6777,6 +6953,7 @@
           </w:tcPr>
           <w:p>
             <w:pPr>
+              <w:keepNext w:val="false"/>
               <w:spacing w:after="40" w:before="0"/>
               <w:jc w:val="left"/>
             </w:pPr>
@@ -6864,6 +7041,7 @@
           </w:tcPr>
           <w:p>
             <w:pPr>
+              <w:keepNext w:val="false"/>
               <w:spacing w:after="40" w:before="0"/>
               <w:jc w:val="left"/>
             </w:pPr>
@@ -6896,6 +7074,7 @@
           </w:tcPr>
           <w:p>
             <w:pPr>
+              <w:keepNext w:val="false"/>
               <w:spacing w:after="40" w:before="0"/>
               <w:jc w:val="left"/>
             </w:pPr>
@@ -6930,6 +7109,7 @@
           </w:tcPr>
           <w:p>
             <w:pPr>
+              <w:keepNext w:val="false"/>
               <w:spacing w:after="40" w:before="0"/>
               <w:jc w:val="left"/>
             </w:pPr>
@@ -6962,6 +7142,7 @@
           </w:tcPr>
           <w:p>
             <w:pPr>
+              <w:keepNext w:val="false"/>
               <w:spacing w:after="40" w:before="0"/>
               <w:jc w:val="left"/>
             </w:pPr>
@@ -6996,6 +7177,7 @@
           </w:tcPr>
           <w:p>
             <w:pPr>
+              <w:keepNext w:val="false"/>
               <w:spacing w:after="40" w:before="0"/>
               <w:jc w:val="left"/>
             </w:pPr>
@@ -7028,6 +7210,7 @@
           </w:tcPr>
           <w:p>
             <w:pPr>
+              <w:keepNext w:val="false"/>
               <w:spacing w:after="40" w:before="0"/>
               <w:jc w:val="left"/>
             </w:pPr>
@@ -7087,6 +7270,7 @@
           </w:tcPr>
           <w:p>
             <w:pPr>
+              <w:keepNext w:val="false"/>
               <w:spacing w:after="40" w:before="0"/>
               <w:jc w:val="center"/>
             </w:pPr>
@@ -7121,6 +7305,7 @@
           </w:tcPr>
           <w:p>
             <w:pPr>
+              <w:keepNext w:val="false"/>
               <w:spacing w:after="40" w:before="0"/>
               <w:jc w:val="left"/>
             </w:pPr>
@@ -7185,6 +7370,7 @@
           </w:tcPr>
           <w:p>
             <w:pPr>
+              <w:keepNext w:val="false"/>
               <w:spacing w:after="40" w:before="0"/>
               <w:jc w:val="center"/>
             </w:pPr>
@@ -7219,6 +7405,7 @@
           </w:tcPr>
           <w:p>
             <w:pPr>
+              <w:keepNext w:val="false"/>
               <w:spacing w:after="40" w:before="0"/>
               <w:jc w:val="left"/>
             </w:pPr>
@@ -7251,6 +7438,7 @@
           </w:tcPr>
           <w:p>
             <w:pPr>
+              <w:keepNext w:val="false"/>
               <w:spacing w:after="40" w:before="0"/>
               <w:jc w:val="left"/>
             </w:pPr>
@@ -7283,6 +7471,7 @@
           </w:tcPr>
           <w:p>
             <w:pPr>
+              <w:keepNext w:val="false"/>
               <w:spacing w:after="40" w:before="0"/>
               <w:jc w:val="left"/>
             </w:pPr>
@@ -7315,6 +7504,7 @@
           </w:tcPr>
           <w:p>
             <w:pPr>
+              <w:keepNext w:val="false"/>
               <w:spacing w:after="40" w:before="0"/>
               <w:jc w:val="left"/>
             </w:pPr>
@@ -7347,6 +7537,7 @@
           </w:tcPr>
           <w:p>
             <w:pPr>
+              <w:keepNext w:val="false"/>
               <w:spacing w:after="40" w:before="0"/>
               <w:jc w:val="left"/>
             </w:pPr>
@@ -7381,6 +7572,7 @@
           </w:tcPr>
           <w:p>
             <w:pPr>
+              <w:keepNext w:val="false"/>
               <w:spacing w:after="40" w:before="0"/>
               <w:jc w:val="left"/>
             </w:pPr>
@@ -7418,7 +7610,7 @@
             <w:pPr>
               <w:spacing w:after="20" w:before="0"/>
             </w:pPr>
-            <w:hyperlink w:history="1" r:id="rId1a7namkatiubxxjwjvo3i">
+            <w:hyperlink w:history="1" r:id="rIdisoutaxr6nn8z1durwtzt">
               <w:r>
                 <w:rPr>
                   <w:rFonts w:ascii="Arial" w:cs="Arial" w:eastAsia="Arial" w:hAnsi="Arial"/>
@@ -7451,7 +7643,7 @@
               <w:spacing w:after="10" w:before="0"/>
               <w:ind w:left="120"/>
             </w:pPr>
-            <w:hyperlink w:history="1" r:id="rIdoqsv_m2qut3ofmzx-ypp7">
+            <w:hyperlink w:history="1" r:id="rId9z-jm2cfabnd610f833c4">
               <w:r>
                 <w:rPr>
                   <w:rFonts w:ascii="Arial" w:cs="Arial" w:eastAsia="Arial" w:hAnsi="Arial"/>
@@ -7496,7 +7688,7 @@
             <w:pPr>
               <w:spacing w:after="20" w:before="0"/>
             </w:pPr>
-            <w:hyperlink w:history="1" r:id="rId1paf3iuqgjqpmunxzm5ev">
+            <w:hyperlink w:history="1" r:id="rIdsgjgcjcnqrstwec63faxz">
               <w:r>
                 <w:rPr>
                   <w:rFonts w:ascii="Arial" w:cs="Arial" w:eastAsia="Arial" w:hAnsi="Arial"/>
@@ -7529,7 +7721,7 @@
               <w:spacing w:after="10" w:before="0"/>
               <w:ind w:left="120"/>
             </w:pPr>
-            <w:hyperlink w:history="1" r:id="rId37snzs_hrug-_88g0ntak">
+            <w:hyperlink w:history="1" r:id="rIdiuivtghqsqmunzauoh4u2">
               <w:r>
                 <w:rPr>
                   <w:rFonts w:ascii="Arial" w:cs="Arial" w:eastAsia="Arial" w:hAnsi="Arial"/>
@@ -7557,6 +7749,7 @@
           </w:tcPr>
           <w:p>
             <w:pPr>
+              <w:keepNext w:val="false"/>
               <w:spacing w:after="40" w:before="0"/>
               <w:jc w:val="left"/>
             </w:pPr>
@@ -7589,6 +7782,7 @@
           </w:tcPr>
           <w:p>
             <w:pPr>
+              <w:keepNext w:val="false"/>
               <w:spacing w:after="40" w:before="0"/>
               <w:jc w:val="left"/>
             </w:pPr>
@@ -7621,6 +7815,7 @@
           </w:tcPr>
           <w:p>
             <w:pPr>
+              <w:keepNext w:val="false"/>
               <w:spacing w:after="40" w:before="0"/>
               <w:jc w:val="left"/>
             </w:pPr>
@@ -7653,6 +7848,7 @@
           </w:tcPr>
           <w:p>
             <w:pPr>
+              <w:keepNext w:val="false"/>
               <w:spacing w:after="40" w:before="0"/>
               <w:jc w:val="left"/>
             </w:pPr>
@@ -7687,6 +7883,7 @@
           </w:tcPr>
           <w:p>
             <w:pPr>
+              <w:keepNext w:val="false"/>
               <w:spacing w:after="40" w:before="0"/>
               <w:jc w:val="left"/>
             </w:pPr>
@@ -7724,7 +7921,7 @@
             <w:pPr>
               <w:spacing w:after="20" w:before="0"/>
             </w:pPr>
-            <w:hyperlink w:history="1" r:id="rIdmzjajmdk29ys0g8jracqr">
+            <w:hyperlink w:history="1" r:id="rId9ny81xx07nvqptpm1ix38">
               <w:r>
                 <w:rPr>
                   <w:rFonts w:ascii="Arial" w:cs="Arial" w:eastAsia="Arial" w:hAnsi="Arial"/>
@@ -7757,7 +7954,7 @@
               <w:spacing w:after="10" w:before="0"/>
               <w:ind w:left="120"/>
             </w:pPr>
-            <w:hyperlink w:history="1" r:id="rIdxv8lr24evmkwpita0caih">
+            <w:hyperlink w:history="1" r:id="rIdsa61n25vkhgef29a-ppqk">
               <w:r>
                 <w:rPr>
                   <w:rFonts w:ascii="Arial" w:cs="Arial" w:eastAsia="Arial" w:hAnsi="Arial"/>
@@ -7802,7 +7999,7 @@
             <w:pPr>
               <w:spacing w:after="20" w:before="0"/>
             </w:pPr>
-            <w:hyperlink w:history="1" r:id="rIdafyvskfust-ei88wlyoki">
+            <w:hyperlink w:history="1" r:id="rIdkkpjta5fhpcwp82z-c_pk">
               <w:r>
                 <w:rPr>
                   <w:rFonts w:ascii="Arial" w:cs="Arial" w:eastAsia="Arial" w:hAnsi="Arial"/>
@@ -7835,7 +8032,7 @@
               <w:spacing w:after="10" w:before="0"/>
               <w:ind w:left="120"/>
             </w:pPr>
-            <w:hyperlink w:history="1" r:id="rIddskjv7r5okutkokcubyls">
+            <w:hyperlink w:history="1" r:id="rIdca5sslg_foqgwhvqw_5be">
               <w:r>
                 <w:rPr>
                   <w:rFonts w:ascii="Arial" w:cs="Arial" w:eastAsia="Arial" w:hAnsi="Arial"/>
@@ -7863,6 +8060,7 @@
           </w:tcPr>
           <w:p>
             <w:pPr>
+              <w:keepNext w:val="false"/>
               <w:spacing w:after="40" w:before="0"/>
               <w:jc w:val="left"/>
             </w:pPr>
@@ -7895,6 +8093,7 @@
           </w:tcPr>
           <w:p>
             <w:pPr>
+              <w:keepNext w:val="false"/>
               <w:spacing w:after="40" w:before="0"/>
               <w:jc w:val="left"/>
             </w:pPr>
@@ -7927,6 +8126,7 @@
           </w:tcPr>
           <w:p>
             <w:pPr>
+              <w:keepNext w:val="false"/>
               <w:spacing w:after="40" w:before="0"/>
               <w:jc w:val="left"/>
             </w:pPr>
@@ -7959,6 +8159,7 @@
           </w:tcPr>
           <w:p>
             <w:pPr>
+              <w:keepNext w:val="false"/>
               <w:spacing w:after="40" w:before="0"/>
               <w:jc w:val="left"/>
             </w:pPr>
@@ -7993,6 +8194,7 @@
           </w:tcPr>
           <w:p>
             <w:pPr>
+              <w:keepNext w:val="false"/>
               <w:spacing w:after="40" w:before="0"/>
               <w:jc w:val="left"/>
             </w:pPr>
@@ -8030,7 +8232,7 @@
             <w:pPr>
               <w:spacing w:after="20" w:before="0"/>
             </w:pPr>
-            <w:hyperlink w:history="1" r:id="rIdcxzracw8mfdap6kryrhyb">
+            <w:hyperlink w:history="1" r:id="rIdukcbtl9bgajobue7hrjyq">
               <w:r>
                 <w:rPr>
                   <w:rFonts w:ascii="Arial" w:cs="Arial" w:eastAsia="Arial" w:hAnsi="Arial"/>
@@ -8079,7 +8281,7 @@
               <w:spacing w:after="10" w:before="0"/>
               <w:ind w:left="120"/>
             </w:pPr>
-            <w:hyperlink w:history="1" r:id="rId4vwiuz3ouwcimc8mtkgzj">
+            <w:hyperlink w:history="1" r:id="rIdemw82bqzzbtaznl-iz7to">
               <w:r>
                 <w:rPr>
                   <w:rFonts w:ascii="Arial" w:cs="Arial" w:eastAsia="Arial" w:hAnsi="Arial"/>
@@ -8124,7 +8326,7 @@
             <w:pPr>
               <w:spacing w:after="20" w:before="0"/>
             </w:pPr>
-            <w:hyperlink w:history="1" r:id="rIdfdzm74lhzhgslhuu8kddf">
+            <w:hyperlink w:history="1" r:id="rIddx5nph3ip75r4ec0_o3p8">
               <w:r>
                 <w:rPr>
                   <w:rFonts w:ascii="Arial" w:cs="Arial" w:eastAsia="Arial" w:hAnsi="Arial"/>
@@ -8157,7 +8359,7 @@
               <w:spacing w:after="10" w:before="0"/>
               <w:ind w:left="120"/>
             </w:pPr>
-            <w:hyperlink w:history="1" r:id="rIdvom5zvbi6sz1uqiagwpdd">
+            <w:hyperlink w:history="1" r:id="rIdukxkkh9kvqfwkslclvxor">
               <w:r>
                 <w:rPr>
                   <w:rFonts w:ascii="Arial" w:cs="Arial" w:eastAsia="Arial" w:hAnsi="Arial"/>
@@ -8185,6 +8387,7 @@
           </w:tcPr>
           <w:p>
             <w:pPr>
+              <w:keepNext w:val="false"/>
               <w:spacing w:after="40" w:before="0"/>
               <w:jc w:val="left"/>
             </w:pPr>
@@ -8217,6 +8420,7 @@
           </w:tcPr>
           <w:p>
             <w:pPr>
+              <w:keepNext w:val="false"/>
               <w:spacing w:after="40" w:before="0"/>
               <w:jc w:val="left"/>
             </w:pPr>
@@ -8249,6 +8453,7 @@
           </w:tcPr>
           <w:p>
             <w:pPr>
+              <w:keepNext w:val="false"/>
               <w:spacing w:after="40" w:before="0"/>
               <w:jc w:val="left"/>
             </w:pPr>
@@ -8281,6 +8486,7 @@
           </w:tcPr>
           <w:p>
             <w:pPr>
+              <w:keepNext w:val="false"/>
               <w:spacing w:after="40" w:before="0"/>
               <w:jc w:val="left"/>
             </w:pPr>
@@ -8315,6 +8521,7 @@
           </w:tcPr>
           <w:p>
             <w:pPr>
+              <w:keepNext w:val="false"/>
               <w:spacing w:after="40" w:before="0"/>
               <w:jc w:val="left"/>
             </w:pPr>
@@ -8352,7 +8559,7 @@
             <w:pPr>
               <w:spacing w:after="20" w:before="0"/>
             </w:pPr>
-            <w:hyperlink w:history="1" r:id="rIdsb1nhnf7qcxbka594ni7i">
+            <w:hyperlink w:history="1" r:id="rIdmy_jsvbzl1pnpzxvkuiym">
               <w:r>
                 <w:rPr>
                   <w:rFonts w:ascii="Arial" w:cs="Arial" w:eastAsia="Arial" w:hAnsi="Arial"/>
@@ -8401,7 +8608,7 @@
               <w:spacing w:after="10" w:before="0"/>
               <w:ind w:left="120"/>
             </w:pPr>
-            <w:hyperlink w:history="1" r:id="rIdxgu8bmyoupkywnozs4_hz">
+            <w:hyperlink w:history="1" r:id="rId1owsir76baqgvhgtj5iuh">
               <w:r>
                 <w:rPr>
                   <w:rFonts w:ascii="Arial" w:cs="Arial" w:eastAsia="Arial" w:hAnsi="Arial"/>
@@ -8446,7 +8653,7 @@
             <w:pPr>
               <w:spacing w:after="20" w:before="0"/>
             </w:pPr>
-            <w:hyperlink w:history="1" r:id="rIdtvajydeshofka4lm6_t0x">
+            <w:hyperlink w:history="1" r:id="rIdjmhnjwhj82s1prnzb5kcm">
               <w:r>
                 <w:rPr>
                   <w:rFonts w:ascii="Arial" w:cs="Arial" w:eastAsia="Arial" w:hAnsi="Arial"/>
@@ -8479,7 +8686,7 @@
               <w:spacing w:after="10" w:before="0"/>
               <w:ind w:left="120"/>
             </w:pPr>
-            <w:hyperlink w:history="1" r:id="rIdoi9bii9dw8vh0s3x0ndry">
+            <w:hyperlink w:history="1" r:id="rIdmkt89cmb0i17vi9erk5jz">
               <w:r>
                 <w:rPr>
                   <w:rFonts w:ascii="Arial" w:cs="Arial" w:eastAsia="Arial" w:hAnsi="Arial"/>
@@ -8507,6 +8714,7 @@
           </w:tcPr>
           <w:p>
             <w:pPr>
+              <w:keepNext w:val="false"/>
               <w:spacing w:after="40" w:before="0"/>
               <w:jc w:val="left"/>
             </w:pPr>
@@ -8539,6 +8747,7 @@
           </w:tcPr>
           <w:p>
             <w:pPr>
+              <w:keepNext w:val="false"/>
               <w:spacing w:after="40" w:before="0"/>
               <w:jc w:val="left"/>
             </w:pPr>
@@ -8571,6 +8780,7 @@
           </w:tcPr>
           <w:p>
             <w:pPr>
+              <w:keepNext w:val="false"/>
               <w:spacing w:after="40" w:before="0"/>
               <w:jc w:val="left"/>
             </w:pPr>
@@ -8603,6 +8813,7 @@
           </w:tcPr>
           <w:p>
             <w:pPr>
+              <w:keepNext w:val="false"/>
               <w:spacing w:after="40" w:before="0"/>
               <w:jc w:val="left"/>
             </w:pPr>
@@ -8637,6 +8848,7 @@
           </w:tcPr>
           <w:p>
             <w:pPr>
+              <w:keepNext w:val="false"/>
               <w:spacing w:after="40" w:before="0"/>
               <w:jc w:val="left"/>
             </w:pPr>
@@ -8674,7 +8886,7 @@
             <w:pPr>
               <w:spacing w:after="20" w:before="0"/>
             </w:pPr>
-            <w:hyperlink w:history="1" r:id="rId8cvysiq_tibhec9m8udlu">
+            <w:hyperlink w:history="1" r:id="rIdkw8zs598syivpkxaoghry">
               <w:r>
                 <w:rPr>
                   <w:rFonts w:ascii="Arial" w:cs="Arial" w:eastAsia="Arial" w:hAnsi="Arial"/>
@@ -8723,7 +8935,7 @@
               <w:spacing w:after="10" w:before="0"/>
               <w:ind w:left="120"/>
             </w:pPr>
-            <w:hyperlink w:history="1" r:id="rIdnrkravs2vsmpbv5bq5meg">
+            <w:hyperlink w:history="1" r:id="rIdaiwlar94sw4ie02ufkmoh">
               <w:r>
                 <w:rPr>
                   <w:rFonts w:ascii="Arial" w:cs="Arial" w:eastAsia="Arial" w:hAnsi="Arial"/>
@@ -8768,7 +8980,7 @@
             <w:pPr>
               <w:spacing w:after="20" w:before="0"/>
             </w:pPr>
-            <w:hyperlink w:history="1" r:id="rIdspla8n3meolygejjvfpfw">
+            <w:hyperlink w:history="1" r:id="rIdxxafc4_djrvtoaduzbfq5">
               <w:r>
                 <w:rPr>
                   <w:rFonts w:ascii="Arial" w:cs="Arial" w:eastAsia="Arial" w:hAnsi="Arial"/>
@@ -8817,7 +9029,7 @@
               <w:spacing w:after="10" w:before="0"/>
               <w:ind w:left="120"/>
             </w:pPr>
-            <w:hyperlink w:history="1" r:id="rIdpcsivmlshtfnof-apdhje">
+            <w:hyperlink w:history="1" r:id="rId3jfk8pfrse_o2bj0cxadq">
               <w:r>
                 <w:rPr>
                   <w:rFonts w:ascii="Arial" w:cs="Arial" w:eastAsia="Arial" w:hAnsi="Arial"/>
@@ -8845,6 +9057,7 @@
           </w:tcPr>
           <w:p>
             <w:pPr>
+              <w:keepNext w:val="false"/>
               <w:spacing w:after="40" w:before="0"/>
               <w:jc w:val="left"/>
             </w:pPr>
@@ -8877,6 +9090,7 @@
           </w:tcPr>
           <w:p>
             <w:pPr>
+              <w:keepNext w:val="false"/>
               <w:spacing w:after="40" w:before="0"/>
               <w:jc w:val="left"/>
             </w:pPr>
@@ -8909,6 +9123,7 @@
           </w:tcPr>
           <w:p>
             <w:pPr>
+              <w:keepNext w:val="false"/>
               <w:spacing w:after="40" w:before="0"/>
               <w:jc w:val="left"/>
             </w:pPr>
@@ -8941,6 +9156,7 @@
           </w:tcPr>
           <w:p>
             <w:pPr>
+              <w:keepNext w:val="false"/>
               <w:spacing w:after="40" w:before="0"/>
               <w:jc w:val="left"/>
             </w:pPr>
@@ -9000,6 +9216,7 @@
           </w:tcPr>
           <w:p>
             <w:pPr>
+              <w:keepNext w:val="false"/>
               <w:spacing w:after="40" w:before="0"/>
               <w:jc w:val="center"/>
             </w:pPr>
@@ -9034,6 +9251,7 @@
           </w:tcPr>
           <w:p>
             <w:pPr>
+              <w:keepNext w:val="false"/>
               <w:spacing w:after="40" w:before="0"/>
               <w:jc w:val="left"/>
             </w:pPr>
@@ -9095,6 +9313,7 @@
           </w:tcPr>
           <w:p>
             <w:pPr>
+              <w:keepNext w:val="false"/>
               <w:spacing w:after="40" w:before="0"/>
               <w:jc w:val="center"/>
             </w:pPr>
@@ -9129,6 +9348,7 @@
           </w:tcPr>
           <w:p>
             <w:pPr>
+              <w:keepNext w:val="false"/>
               <w:spacing w:after="40" w:before="0"/>
               <w:jc w:val="left"/>
             </w:pPr>
@@ -9161,6 +9381,7 @@
           </w:tcPr>
           <w:p>
             <w:pPr>
+              <w:keepNext w:val="false"/>
               <w:spacing w:after="40" w:before="0"/>
               <w:jc w:val="left"/>
             </w:pPr>
@@ -9195,6 +9416,7 @@
           </w:tcPr>
           <w:p>
             <w:pPr>
+              <w:keepNext w:val="false"/>
               <w:spacing w:after="40" w:before="0"/>
               <w:jc w:val="left"/>
             </w:pPr>
@@ -9227,6 +9449,7 @@
           </w:tcPr>
           <w:p>
             <w:pPr>
+              <w:keepNext w:val="false"/>
               <w:spacing w:after="40" w:before="0"/>
               <w:jc w:val="left"/>
             </w:pPr>
@@ -9261,6 +9484,7 @@
           </w:tcPr>
           <w:p>
             <w:pPr>
+              <w:keepNext w:val="false"/>
               <w:spacing w:after="40" w:before="0"/>
               <w:jc w:val="left"/>
             </w:pPr>
@@ -9293,6 +9517,7 @@
           </w:tcPr>
           <w:p>
             <w:pPr>
+              <w:keepNext w:val="false"/>
               <w:spacing w:after="40" w:before="0"/>
               <w:jc w:val="left"/>
             </w:pPr>
@@ -9329,7 +9554,7 @@
         </w:rPr>
         <w:t xml:space="preserve">© 2026 SeaVuria and ARES. Aligned with KICD objectives. Developed by SeaVuria; technical implementation by ARES (with AI assistance from Claude). Licensed under </w:t>
       </w:r>
-      <w:hyperlink w:history="1" r:id="rIdahml4nrdll-8yyiw4zlhc">
+      <w:hyperlink w:history="1" r:id="rIdqbabyrgargln1ye6agbww">
         <w:r>
           <w:rPr>
             <w:rFonts w:ascii="Arial" w:cs="Arial" w:eastAsia="Arial" w:hAnsi="Arial"/>
@@ -9350,7 +9575,7 @@
         </w:rPr>
         <w:t xml:space="preserve"> (</w:t>
       </w:r>
-      <w:hyperlink w:history="1" r:id="rIdkq53l2_phsmaczhwpzz80">
+      <w:hyperlink w:history="1" r:id="rIdix66tj4bgxase1vma6l_5">
         <w:r>
           <w:rPr>
             <w:rFonts w:ascii="Arial" w:cs="Arial" w:eastAsia="Arial" w:hAnsi="Arial"/>
@@ -9410,6 +9635,7 @@
           </w:tcPr>
           <w:p>
             <w:pPr>
+              <w:keepNext w:val="false"/>
               <w:spacing w:after="40" w:before="0"/>
               <w:jc w:val="center"/>
             </w:pPr>
@@ -9445,6 +9671,7 @@
           </w:tcPr>
           <w:p>
             <w:pPr>
+              <w:keepNext w:val="false"/>
               <w:spacing w:after="40" w:before="0"/>
               <w:jc w:val="center"/>
             </w:pPr>
@@ -9479,6 +9706,7 @@
           </w:tcPr>
           <w:p>
             <w:pPr>
+              <w:keepNext w:val="false"/>
               <w:spacing w:after="40" w:before="0"/>
               <w:jc w:val="left"/>
             </w:pPr>
@@ -9511,6 +9739,7 @@
           </w:tcPr>
           <w:p>
             <w:pPr>
+              <w:keepNext w:val="false"/>
               <w:spacing w:after="40" w:before="0"/>
               <w:jc w:val="left"/>
             </w:pPr>
@@ -9545,6 +9774,7 @@
           </w:tcPr>
           <w:p>
             <w:pPr>
+              <w:keepNext w:val="false"/>
               <w:spacing w:after="40" w:before="0"/>
               <w:jc w:val="left"/>
             </w:pPr>
@@ -9577,6 +9807,7 @@
           </w:tcPr>
           <w:p>
             <w:pPr>
+              <w:keepNext w:val="false"/>
               <w:spacing w:after="40" w:before="0"/>
               <w:jc w:val="left"/>
             </w:pPr>
@@ -9611,6 +9842,7 @@
           </w:tcPr>
           <w:p>
             <w:pPr>
+              <w:keepNext w:val="false"/>
               <w:spacing w:after="40" w:before="0"/>
               <w:jc w:val="left"/>
             </w:pPr>
@@ -9643,6 +9875,7 @@
           </w:tcPr>
           <w:p>
             <w:pPr>
+              <w:keepNext w:val="false"/>
               <w:spacing w:after="40" w:before="0"/>
               <w:jc w:val="left"/>
             </w:pPr>
@@ -9677,6 +9910,7 @@
           </w:tcPr>
           <w:p>
             <w:pPr>
+              <w:keepNext w:val="false"/>
               <w:spacing w:after="40" w:before="0"/>
               <w:jc w:val="left"/>
             </w:pPr>
@@ -9709,6 +9943,7 @@
           </w:tcPr>
           <w:p>
             <w:pPr>
+              <w:keepNext w:val="false"/>
               <w:spacing w:after="40" w:before="0"/>
               <w:jc w:val="left"/>
             </w:pPr>
@@ -9743,6 +9978,7 @@
           </w:tcPr>
           <w:p>
             <w:pPr>
+              <w:keepNext w:val="false"/>
               <w:spacing w:after="40" w:before="0"/>
               <w:jc w:val="left"/>
             </w:pPr>
@@ -9775,6 +10011,7 @@
           </w:tcPr>
           <w:p>
             <w:pPr>
+              <w:keepNext w:val="false"/>
               <w:spacing w:after="40" w:before="0"/>
               <w:jc w:val="left"/>
             </w:pPr>
@@ -9809,6 +10046,7 @@
           </w:tcPr>
           <w:p>
             <w:pPr>
+              <w:keepNext w:val="false"/>
               <w:spacing w:after="40" w:before="0"/>
               <w:jc w:val="left"/>
             </w:pPr>
@@ -9841,6 +10079,7 @@
           </w:tcPr>
           <w:p>
             <w:pPr>
+              <w:keepNext w:val="false"/>
               <w:spacing w:after="40" w:before="0"/>
               <w:jc w:val="left"/>
             </w:pPr>
@@ -9875,6 +10114,7 @@
           </w:tcPr>
           <w:p>
             <w:pPr>
+              <w:keepNext w:val="false"/>
               <w:spacing w:after="40" w:before="0"/>
               <w:jc w:val="left"/>
             </w:pPr>
@@ -9907,6 +10147,7 @@
           </w:tcPr>
           <w:p>
             <w:pPr>
+              <w:keepNext w:val="false"/>
               <w:spacing w:after="40" w:before="0"/>
               <w:jc w:val="left"/>
             </w:pPr>
@@ -9941,6 +10182,7 @@
           </w:tcPr>
           <w:p>
             <w:pPr>
+              <w:keepNext w:val="false"/>
               <w:spacing w:after="40" w:before="0"/>
               <w:jc w:val="left"/>
             </w:pPr>
@@ -9973,6 +10215,7 @@
           </w:tcPr>
           <w:p>
             <w:pPr>
+              <w:keepNext w:val="false"/>
               <w:spacing w:after="40" w:before="0"/>
               <w:jc w:val="left"/>
             </w:pPr>
@@ -10032,6 +10275,7 @@
           </w:tcPr>
           <w:p>
             <w:pPr>
+              <w:keepNext w:val="false"/>
               <w:spacing w:after="40" w:before="0"/>
               <w:jc w:val="center"/>
             </w:pPr>
@@ -10066,6 +10310,7 @@
           </w:tcPr>
           <w:p>
             <w:pPr>
+              <w:keepNext w:val="false"/>
               <w:spacing w:after="40" w:before="0"/>
               <w:jc w:val="left"/>
             </w:pPr>
@@ -10130,6 +10375,7 @@
           </w:tcPr>
           <w:p>
             <w:pPr>
+              <w:keepNext w:val="false"/>
               <w:spacing w:after="40" w:before="0"/>
               <w:jc w:val="center"/>
             </w:pPr>
@@ -10164,6 +10410,7 @@
           </w:tcPr>
           <w:p>
             <w:pPr>
+              <w:keepNext w:val="false"/>
               <w:spacing w:after="40" w:before="0"/>
               <w:jc w:val="left"/>
             </w:pPr>
@@ -10196,6 +10443,7 @@
           </w:tcPr>
           <w:p>
             <w:pPr>
+              <w:keepNext w:val="false"/>
               <w:spacing w:after="40" w:before="0"/>
               <w:jc w:val="left"/>
             </w:pPr>
@@ -10228,6 +10476,7 @@
           </w:tcPr>
           <w:p>
             <w:pPr>
+              <w:keepNext w:val="false"/>
               <w:spacing w:after="40" w:before="0"/>
               <w:jc w:val="left"/>
             </w:pPr>
@@ -10260,6 +10509,7 @@
           </w:tcPr>
           <w:p>
             <w:pPr>
+              <w:keepNext w:val="false"/>
               <w:spacing w:after="40" w:before="0"/>
               <w:jc w:val="left"/>
             </w:pPr>
@@ -10292,6 +10542,7 @@
           </w:tcPr>
           <w:p>
             <w:pPr>
+              <w:keepNext w:val="false"/>
               <w:spacing w:after="40" w:before="0"/>
               <w:jc w:val="left"/>
             </w:pPr>
@@ -10326,6 +10577,7 @@
           </w:tcPr>
           <w:p>
             <w:pPr>
+              <w:keepNext w:val="false"/>
               <w:spacing w:after="40" w:before="0"/>
               <w:jc w:val="left"/>
             </w:pPr>
@@ -10363,7 +10615,7 @@
             <w:pPr>
               <w:spacing w:after="20" w:before="0"/>
             </w:pPr>
-            <w:hyperlink w:history="1" r:id="rIdettmmvwuoelc1ixwdyy1t">
+            <w:hyperlink w:history="1" r:id="rIdfe8wrn9jmxp-rsrbvglb0">
               <w:r>
                 <w:rPr>
                   <w:rFonts w:ascii="Arial" w:cs="Arial" w:eastAsia="Arial" w:hAnsi="Arial"/>
@@ -10396,7 +10648,7 @@
               <w:spacing w:after="10" w:before="0"/>
               <w:ind w:left="120"/>
             </w:pPr>
-            <w:hyperlink w:history="1" r:id="rIdkz87exoloy2v_upskvn3o">
+            <w:hyperlink w:history="1" r:id="rId26nninzd6zahy165d0f3d">
               <w:r>
                 <w:rPr>
                   <w:rFonts w:ascii="Arial" w:cs="Arial" w:eastAsia="Arial" w:hAnsi="Arial"/>
@@ -10441,7 +10693,7 @@
             <w:pPr>
               <w:spacing w:after="20" w:before="0"/>
             </w:pPr>
-            <w:hyperlink w:history="1" r:id="rIdvvj9ecpuryzffwefbapui">
+            <w:hyperlink w:history="1" r:id="rIddw1jnzfrkw0cmnws0eeqa">
               <w:r>
                 <w:rPr>
                   <w:rFonts w:ascii="Arial" w:cs="Arial" w:eastAsia="Arial" w:hAnsi="Arial"/>
@@ -10474,7 +10726,7 @@
               <w:spacing w:after="10" w:before="0"/>
               <w:ind w:left="120"/>
             </w:pPr>
-            <w:hyperlink w:history="1" r:id="rIddc3ocx4ra4gkc426zw0gw">
+            <w:hyperlink w:history="1" r:id="rIdqumwq5hjpfllf9b97powz">
               <w:r>
                 <w:rPr>
                   <w:rFonts w:ascii="Arial" w:cs="Arial" w:eastAsia="Arial" w:hAnsi="Arial"/>
@@ -10502,6 +10754,7 @@
           </w:tcPr>
           <w:p>
             <w:pPr>
+              <w:keepNext w:val="false"/>
               <w:spacing w:after="40" w:before="0"/>
               <w:jc w:val="left"/>
             </w:pPr>
@@ -10534,6 +10787,7 @@
           </w:tcPr>
           <w:p>
             <w:pPr>
+              <w:keepNext w:val="false"/>
               <w:spacing w:after="40" w:before="0"/>
               <w:jc w:val="left"/>
             </w:pPr>
@@ -10566,6 +10820,7 @@
           </w:tcPr>
           <w:p>
             <w:pPr>
+              <w:keepNext w:val="false"/>
               <w:spacing w:after="40" w:before="0"/>
               <w:jc w:val="left"/>
             </w:pPr>
@@ -10598,6 +10853,7 @@
           </w:tcPr>
           <w:p>
             <w:pPr>
+              <w:keepNext w:val="false"/>
               <w:spacing w:after="40" w:before="0"/>
               <w:jc w:val="left"/>
             </w:pPr>
@@ -10632,6 +10888,7 @@
           </w:tcPr>
           <w:p>
             <w:pPr>
+              <w:keepNext w:val="false"/>
               <w:spacing w:after="40" w:before="0"/>
               <w:jc w:val="left"/>
             </w:pPr>
@@ -10669,7 +10926,7 @@
             <w:pPr>
               <w:spacing w:after="20" w:before="0"/>
             </w:pPr>
-            <w:hyperlink w:history="1" r:id="rIda173rqm04uvr_pszmyi6e">
+            <w:hyperlink w:history="1" r:id="rIdwzlx7f3qnhzbhpvdr0amh">
               <w:r>
                 <w:rPr>
                   <w:rFonts w:ascii="Arial" w:cs="Arial" w:eastAsia="Arial" w:hAnsi="Arial"/>
@@ -10702,7 +10959,7 @@
               <w:spacing w:after="10" w:before="0"/>
               <w:ind w:left="120"/>
             </w:pPr>
-            <w:hyperlink w:history="1" r:id="rId4geeyzjnhb3a_bkcmtmen">
+            <w:hyperlink w:history="1" r:id="rIdggyenvenzsqfldbwte5z6">
               <w:r>
                 <w:rPr>
                   <w:rFonts w:ascii="Arial" w:cs="Arial" w:eastAsia="Arial" w:hAnsi="Arial"/>
@@ -10747,7 +11004,7 @@
             <w:pPr>
               <w:spacing w:after="20" w:before="0"/>
             </w:pPr>
-            <w:hyperlink w:history="1" r:id="rIdhp9onbwjtb0sazyrmbriu">
+            <w:hyperlink w:history="1" r:id="rIdqxfovcajl-mo4xocdkxzl">
               <w:r>
                 <w:rPr>
                   <w:rFonts w:ascii="Arial" w:cs="Arial" w:eastAsia="Arial" w:hAnsi="Arial"/>
@@ -10780,7 +11037,7 @@
               <w:spacing w:after="10" w:before="0"/>
               <w:ind w:left="120"/>
             </w:pPr>
-            <w:hyperlink w:history="1" r:id="rIdij4tgnas1tunbv8emylft">
+            <w:hyperlink w:history="1" r:id="rIdk4skllljpstxnmkowql3_">
               <w:r>
                 <w:rPr>
                   <w:rFonts w:ascii="Arial" w:cs="Arial" w:eastAsia="Arial" w:hAnsi="Arial"/>
@@ -10808,6 +11065,7 @@
           </w:tcPr>
           <w:p>
             <w:pPr>
+              <w:keepNext w:val="false"/>
               <w:spacing w:after="40" w:before="0"/>
               <w:jc w:val="left"/>
             </w:pPr>
@@ -10827,6 +11085,7 @@
           </w:p>
           <w:p>
             <w:pPr>
+              <w:keepNext w:val="false"/>
               <w:spacing w:after="40" w:before="0"/>
               <w:jc w:val="left"/>
             </w:pPr>
@@ -10846,6 +11105,7 @@
           </w:p>
           <w:p>
             <w:pPr>
+              <w:keepNext w:val="false"/>
               <w:spacing w:after="40" w:before="0"/>
               <w:jc w:val="left"/>
             </w:pPr>
@@ -10865,6 +11125,7 @@
           </w:p>
           <w:p>
             <w:pPr>
+              <w:keepNext w:val="false"/>
               <w:spacing w:after="40" w:before="0"/>
               <w:jc w:val="left"/>
             </w:pPr>
@@ -10884,6 +11145,7 @@
           </w:p>
           <w:p>
             <w:pPr>
+              <w:keepNext w:val="false"/>
               <w:spacing w:after="40" w:before="0"/>
               <w:jc w:val="left"/>
             </w:pPr>
@@ -10916,6 +11178,7 @@
           </w:tcPr>
           <w:p>
             <w:pPr>
+              <w:keepNext w:val="false"/>
               <w:spacing w:after="40" w:before="0"/>
               <w:jc w:val="left"/>
             </w:pPr>
@@ -10935,6 +11198,7 @@
           </w:p>
           <w:p>
             <w:pPr>
+              <w:keepNext w:val="false"/>
               <w:spacing w:after="40" w:before="0"/>
               <w:jc w:val="left"/>
             </w:pPr>
@@ -10954,6 +11218,7 @@
           </w:p>
           <w:p>
             <w:pPr>
+              <w:keepNext w:val="false"/>
               <w:spacing w:after="40" w:before="0"/>
               <w:jc w:val="left"/>
             </w:pPr>
@@ -10973,6 +11238,7 @@
           </w:p>
           <w:p>
             <w:pPr>
+              <w:keepNext w:val="false"/>
               <w:spacing w:after="40" w:before="0"/>
               <w:jc w:val="left"/>
             </w:pPr>
@@ -10992,6 +11258,7 @@
           </w:p>
           <w:p>
             <w:pPr>
+              <w:keepNext w:val="false"/>
               <w:spacing w:after="40" w:before="0"/>
               <w:jc w:val="left"/>
             </w:pPr>
@@ -11024,6 +11291,7 @@
           </w:tcPr>
           <w:p>
             <w:pPr>
+              <w:keepNext w:val="false"/>
               <w:spacing w:after="40" w:before="0"/>
               <w:jc w:val="left"/>
             </w:pPr>
@@ -11056,6 +11324,7 @@
           </w:tcPr>
           <w:p>
             <w:pPr>
+              <w:keepNext w:val="false"/>
               <w:spacing w:after="40" w:before="0"/>
               <w:jc w:val="left"/>
             </w:pPr>
@@ -11090,6 +11359,7 @@
           </w:tcPr>
           <w:p>
             <w:pPr>
+              <w:keepNext w:val="false"/>
               <w:spacing w:after="40" w:before="0"/>
               <w:jc w:val="left"/>
             </w:pPr>
@@ -11127,7 +11397,7 @@
             <w:pPr>
               <w:spacing w:after="20" w:before="0"/>
             </w:pPr>
-            <w:hyperlink w:history="1" r:id="rIdmwur91xhcgfsowytyaeks">
+            <w:hyperlink w:history="1" r:id="rIdzwvgfwfqvkfrnl3gvbrzz">
               <w:r>
                 <w:rPr>
                   <w:rFonts w:ascii="Arial" w:cs="Arial" w:eastAsia="Arial" w:hAnsi="Arial"/>
@@ -11176,7 +11446,7 @@
               <w:spacing w:after="10" w:before="0"/>
               <w:ind w:left="120"/>
             </w:pPr>
-            <w:hyperlink w:history="1" r:id="rId-0mo_lp_idfov9-ku_zhz">
+            <w:hyperlink w:history="1" r:id="rIdhhq35kcp7wbexonh2slhx">
               <w:r>
                 <w:rPr>
                   <w:rFonts w:ascii="Arial" w:cs="Arial" w:eastAsia="Arial" w:hAnsi="Arial"/>
@@ -11221,7 +11491,7 @@
             <w:pPr>
               <w:spacing w:after="20" w:before="0"/>
             </w:pPr>
-            <w:hyperlink w:history="1" r:id="rIdnk1-0nqpwsr0ir4y1xxfj">
+            <w:hyperlink w:history="1" r:id="rIdpicdapciegc-fjyxbe6up">
               <w:r>
                 <w:rPr>
                   <w:rFonts w:ascii="Arial" w:cs="Arial" w:eastAsia="Arial" w:hAnsi="Arial"/>
@@ -11254,7 +11524,7 @@
               <w:spacing w:after="10" w:before="0"/>
               <w:ind w:left="120"/>
             </w:pPr>
-            <w:hyperlink w:history="1" r:id="rIdagb5holzjdwow9vueg5is">
+            <w:hyperlink w:history="1" r:id="rIdpk3ke1ov86cshvnlczyp0">
               <w:r>
                 <w:rPr>
                   <w:rFonts w:ascii="Arial" w:cs="Arial" w:eastAsia="Arial" w:hAnsi="Arial"/>
@@ -11282,6 +11552,7 @@
           </w:tcPr>
           <w:p>
             <w:pPr>
+              <w:keepNext w:val="false"/>
               <w:spacing w:after="40" w:before="0"/>
               <w:jc w:val="left"/>
             </w:pPr>
@@ -11314,6 +11585,7 @@
           </w:tcPr>
           <w:p>
             <w:pPr>
+              <w:keepNext w:val="false"/>
               <w:spacing w:after="40" w:before="0"/>
               <w:jc w:val="left"/>
             </w:pPr>
@@ -11333,6 +11605,7 @@
           </w:p>
           <w:p>
             <w:pPr>
+              <w:keepNext w:val="false"/>
               <w:spacing w:after="40" w:before="0"/>
               <w:jc w:val="left"/>
             </w:pPr>
@@ -11352,6 +11625,7 @@
           </w:p>
           <w:p>
             <w:pPr>
+              <w:keepNext w:val="false"/>
               <w:spacing w:after="40" w:before="0"/>
               <w:jc w:val="left"/>
             </w:pPr>
@@ -11371,6 +11645,7 @@
           </w:p>
           <w:p>
             <w:pPr>
+              <w:keepNext w:val="false"/>
               <w:spacing w:after="40" w:before="0"/>
               <w:jc w:val="left"/>
             </w:pPr>
@@ -11390,6 +11665,7 @@
           </w:p>
           <w:p>
             <w:pPr>
+              <w:keepNext w:val="false"/>
               <w:spacing w:after="40" w:before="0"/>
               <w:jc w:val="left"/>
             </w:pPr>
@@ -11422,6 +11698,7 @@
           </w:tcPr>
           <w:p>
             <w:pPr>
+              <w:keepNext w:val="false"/>
               <w:spacing w:after="40" w:before="0"/>
               <w:jc w:val="left"/>
             </w:pPr>
@@ -11454,6 +11731,7 @@
           </w:tcPr>
           <w:p>
             <w:pPr>
+              <w:keepNext w:val="false"/>
               <w:spacing w:after="40" w:before="0"/>
               <w:jc w:val="left"/>
             </w:pPr>
@@ -11488,6 +11766,7 @@
           </w:tcPr>
           <w:p>
             <w:pPr>
+              <w:keepNext w:val="false"/>
               <w:spacing w:after="40" w:before="0"/>
               <w:jc w:val="left"/>
             </w:pPr>
@@ -11525,7 +11804,7 @@
             <w:pPr>
               <w:spacing w:after="20" w:before="0"/>
             </w:pPr>
-            <w:hyperlink w:history="1" r:id="rId9uvfnzsnu2_vj_gv-vptt">
+            <w:hyperlink w:history="1" r:id="rIdaalgigxvdxfs3jk3wcx8t">
               <w:r>
                 <w:rPr>
                   <w:rFonts w:ascii="Arial" w:cs="Arial" w:eastAsia="Arial" w:hAnsi="Arial"/>
@@ -11574,7 +11853,7 @@
               <w:spacing w:after="10" w:before="0"/>
               <w:ind w:left="120"/>
             </w:pPr>
-            <w:hyperlink w:history="1" r:id="rIdnv0au5k8lw2p3xxm-19ks">
+            <w:hyperlink w:history="1" r:id="rId3jfvhi3r9xaakf_zcqwxu">
               <w:r>
                 <w:rPr>
                   <w:rFonts w:ascii="Arial" w:cs="Arial" w:eastAsia="Arial" w:hAnsi="Arial"/>
@@ -11619,7 +11898,7 @@
             <w:pPr>
               <w:spacing w:after="20" w:before="0"/>
             </w:pPr>
-            <w:hyperlink w:history="1" r:id="rIdrylx5obizje19zzp_wixb">
+            <w:hyperlink w:history="1" r:id="rIdf3uneiwv1-fxvlzttn3vt">
               <w:r>
                 <w:rPr>
                   <w:rFonts w:ascii="Arial" w:cs="Arial" w:eastAsia="Arial" w:hAnsi="Arial"/>
@@ -11652,7 +11931,7 @@
               <w:spacing w:after="10" w:before="0"/>
               <w:ind w:left="120"/>
             </w:pPr>
-            <w:hyperlink w:history="1" r:id="rIdv7isldw8fgnnz8pazgiv2">
+            <w:hyperlink w:history="1" r:id="rId6hs2gdlagzpluk6avtgp3">
               <w:r>
                 <w:rPr>
                   <w:rFonts w:ascii="Arial" w:cs="Arial" w:eastAsia="Arial" w:hAnsi="Arial"/>
@@ -11680,6 +11959,7 @@
           </w:tcPr>
           <w:p>
             <w:pPr>
+              <w:keepNext w:val="false"/>
               <w:spacing w:after="40" w:before="0"/>
               <w:jc w:val="left"/>
             </w:pPr>
@@ -11712,6 +11992,7 @@
           </w:tcPr>
           <w:p>
             <w:pPr>
+              <w:keepNext w:val="false"/>
               <w:spacing w:after="40" w:before="0"/>
               <w:jc w:val="left"/>
             </w:pPr>
@@ -11744,6 +12025,7 @@
           </w:tcPr>
           <w:p>
             <w:pPr>
+              <w:keepNext w:val="false"/>
               <w:spacing w:after="40" w:before="0"/>
               <w:jc w:val="left"/>
             </w:pPr>
@@ -11776,6 +12058,7 @@
           </w:tcPr>
           <w:p>
             <w:pPr>
+              <w:keepNext w:val="false"/>
               <w:spacing w:after="40" w:before="0"/>
               <w:jc w:val="left"/>
             </w:pPr>
@@ -11810,6 +12093,7 @@
           </w:tcPr>
           <w:p>
             <w:pPr>
+              <w:keepNext w:val="false"/>
               <w:spacing w:after="40" w:before="0"/>
               <w:jc w:val="left"/>
             </w:pPr>
@@ -11847,7 +12131,7 @@
             <w:pPr>
               <w:spacing w:after="20" w:before="0"/>
             </w:pPr>
-            <w:hyperlink w:history="1" r:id="rId2ojkg6vpbwxcdai555l0o">
+            <w:hyperlink w:history="1" r:id="rIdzfwpn4rd1zktn-dxjrb_y">
               <w:r>
                 <w:rPr>
                   <w:rFonts w:ascii="Arial" w:cs="Arial" w:eastAsia="Arial" w:hAnsi="Arial"/>
@@ -11896,7 +12180,7 @@
               <w:spacing w:after="10" w:before="0"/>
               <w:ind w:left="120"/>
             </w:pPr>
-            <w:hyperlink w:history="1" r:id="rIdu-w0m4wwblebtdo1pad6n">
+            <w:hyperlink w:history="1" r:id="rIdimvzm3vwvcrhrtw5tcz2e">
               <w:r>
                 <w:rPr>
                   <w:rFonts w:ascii="Arial" w:cs="Arial" w:eastAsia="Arial" w:hAnsi="Arial"/>
@@ -11941,7 +12225,7 @@
             <w:pPr>
               <w:spacing w:after="20" w:before="0"/>
             </w:pPr>
-            <w:hyperlink w:history="1" r:id="rId4pdwg4jaein3lbzg49bd8">
+            <w:hyperlink w:history="1" r:id="rIdgixajh2jo8yvot1f6enkb">
               <w:r>
                 <w:rPr>
                   <w:rFonts w:ascii="Arial" w:cs="Arial" w:eastAsia="Arial" w:hAnsi="Arial"/>
@@ -11974,7 +12258,7 @@
               <w:spacing w:after="10" w:before="0"/>
               <w:ind w:left="120"/>
             </w:pPr>
-            <w:hyperlink w:history="1" r:id="rIdhtf0ue9uzxqnivd1ccs4t">
+            <w:hyperlink w:history="1" r:id="rIdtzhsvnygqwlovarqzhakp">
               <w:r>
                 <w:rPr>
                   <w:rFonts w:ascii="Arial" w:cs="Arial" w:eastAsia="Arial" w:hAnsi="Arial"/>
@@ -12002,6 +12286,7 @@
           </w:tcPr>
           <w:p>
             <w:pPr>
+              <w:keepNext w:val="false"/>
               <w:spacing w:after="40" w:before="0"/>
               <w:jc w:val="left"/>
             </w:pPr>
@@ -12034,6 +12319,7 @@
           </w:tcPr>
           <w:p>
             <w:pPr>
+              <w:keepNext w:val="false"/>
               <w:spacing w:after="40" w:before="0"/>
               <w:jc w:val="left"/>
             </w:pPr>
@@ -12066,6 +12352,7 @@
           </w:tcPr>
           <w:p>
             <w:pPr>
+              <w:keepNext w:val="false"/>
               <w:spacing w:after="40" w:before="0"/>
               <w:jc w:val="left"/>
             </w:pPr>
@@ -12098,6 +12385,7 @@
           </w:tcPr>
           <w:p>
             <w:pPr>
+              <w:keepNext w:val="false"/>
               <w:spacing w:after="40" w:before="0"/>
               <w:jc w:val="left"/>
             </w:pPr>
@@ -12157,6 +12445,7 @@
           </w:tcPr>
           <w:p>
             <w:pPr>
+              <w:keepNext w:val="false"/>
               <w:spacing w:after="40" w:before="0"/>
               <w:jc w:val="center"/>
             </w:pPr>
@@ -12191,6 +12480,7 @@
           </w:tcPr>
           <w:p>
             <w:pPr>
+              <w:keepNext w:val="false"/>
               <w:spacing w:after="40" w:before="0"/>
               <w:jc w:val="left"/>
             </w:pPr>
@@ -12252,6 +12542,7 @@
           </w:tcPr>
           <w:p>
             <w:pPr>
+              <w:keepNext w:val="false"/>
               <w:spacing w:after="40" w:before="0"/>
               <w:jc w:val="center"/>
             </w:pPr>
@@ -12286,6 +12577,7 @@
           </w:tcPr>
           <w:p>
             <w:pPr>
+              <w:keepNext w:val="false"/>
               <w:spacing w:after="40" w:before="0"/>
               <w:jc w:val="left"/>
             </w:pPr>
@@ -12318,6 +12610,7 @@
           </w:tcPr>
           <w:p>
             <w:pPr>
+              <w:keepNext w:val="false"/>
               <w:spacing w:after="40" w:before="0"/>
               <w:jc w:val="left"/>
             </w:pPr>
@@ -12352,6 +12645,7 @@
           </w:tcPr>
           <w:p>
             <w:pPr>
+              <w:keepNext w:val="false"/>
               <w:spacing w:after="40" w:before="0"/>
               <w:jc w:val="left"/>
             </w:pPr>
@@ -12384,6 +12678,7 @@
           </w:tcPr>
           <w:p>
             <w:pPr>
+              <w:keepNext w:val="false"/>
               <w:spacing w:after="40" w:before="0"/>
               <w:jc w:val="left"/>
             </w:pPr>
@@ -12418,6 +12713,7 @@
           </w:tcPr>
           <w:p>
             <w:pPr>
+              <w:keepNext w:val="false"/>
               <w:spacing w:after="40" w:before="0"/>
               <w:jc w:val="left"/>
             </w:pPr>
@@ -12450,6 +12746,7 @@
           </w:tcPr>
           <w:p>
             <w:pPr>
+              <w:keepNext w:val="false"/>
               <w:spacing w:after="40" w:before="0"/>
               <w:jc w:val="left"/>
             </w:pPr>
@@ -12486,7 +12783,7 @@
         </w:rPr>
         <w:t xml:space="preserve">© 2026 SeaVuria and ARES. Aligned with KICD objectives. Developed by SeaVuria; technical implementation by ARES (with AI assistance from Claude). Licensed under </w:t>
       </w:r>
-      <w:hyperlink w:history="1" r:id="rIdvdxmobp_fm9m60dirdk-c">
+      <w:hyperlink w:history="1" r:id="rIdegezbyya8w_sl6x8l5lig">
         <w:r>
           <w:rPr>
             <w:rFonts w:ascii="Arial" w:cs="Arial" w:eastAsia="Arial" w:hAnsi="Arial"/>
@@ -12507,7 +12804,7 @@
         </w:rPr>
         <w:t xml:space="preserve"> (</w:t>
       </w:r>
-      <w:hyperlink w:history="1" r:id="rIdcqjloxcx9sv0p1fwm9azu">
+      <w:hyperlink w:history="1" r:id="rIdwpecj-ui2avncsb8g72-a">
         <w:r>
           <w:rPr>
             <w:rFonts w:ascii="Arial" w:cs="Arial" w:eastAsia="Arial" w:hAnsi="Arial"/>
@@ -12567,6 +12864,7 @@
           </w:tcPr>
           <w:p>
             <w:pPr>
+              <w:keepNext w:val="false"/>
               <w:spacing w:after="40" w:before="0"/>
               <w:jc w:val="center"/>
             </w:pPr>
@@ -12602,6 +12900,7 @@
           </w:tcPr>
           <w:p>
             <w:pPr>
+              <w:keepNext w:val="false"/>
               <w:spacing w:after="40" w:before="0"/>
               <w:jc w:val="center"/>
             </w:pPr>
@@ -12636,6 +12935,7 @@
           </w:tcPr>
           <w:p>
             <w:pPr>
+              <w:keepNext w:val="false"/>
               <w:spacing w:after="40" w:before="0"/>
               <w:jc w:val="left"/>
             </w:pPr>
@@ -12668,6 +12968,7 @@
           </w:tcPr>
           <w:p>
             <w:pPr>
+              <w:keepNext w:val="false"/>
               <w:spacing w:after="40" w:before="0"/>
               <w:jc w:val="left"/>
             </w:pPr>
@@ -12702,6 +13003,7 @@
           </w:tcPr>
           <w:p>
             <w:pPr>
+              <w:keepNext w:val="false"/>
               <w:spacing w:after="40" w:before="0"/>
               <w:jc w:val="left"/>
             </w:pPr>
@@ -12734,6 +13036,7 @@
           </w:tcPr>
           <w:p>
             <w:pPr>
+              <w:keepNext w:val="false"/>
               <w:spacing w:after="40" w:before="0"/>
               <w:jc w:val="left"/>
             </w:pPr>
@@ -12768,6 +13071,7 @@
           </w:tcPr>
           <w:p>
             <w:pPr>
+              <w:keepNext w:val="false"/>
               <w:spacing w:after="40" w:before="0"/>
               <w:jc w:val="left"/>
             </w:pPr>
@@ -12800,6 +13104,7 @@
           </w:tcPr>
           <w:p>
             <w:pPr>
+              <w:keepNext w:val="false"/>
               <w:spacing w:after="40" w:before="0"/>
               <w:jc w:val="left"/>
             </w:pPr>
@@ -12834,6 +13139,7 @@
           </w:tcPr>
           <w:p>
             <w:pPr>
+              <w:keepNext w:val="false"/>
               <w:spacing w:after="40" w:before="0"/>
               <w:jc w:val="left"/>
             </w:pPr>
@@ -12866,6 +13172,7 @@
           </w:tcPr>
           <w:p>
             <w:pPr>
+              <w:keepNext w:val="false"/>
               <w:spacing w:after="40" w:before="0"/>
               <w:jc w:val="left"/>
             </w:pPr>
@@ -12900,6 +13207,7 @@
           </w:tcPr>
           <w:p>
             <w:pPr>
+              <w:keepNext w:val="false"/>
               <w:spacing w:after="40" w:before="0"/>
               <w:jc w:val="left"/>
             </w:pPr>
@@ -12932,6 +13240,7 @@
           </w:tcPr>
           <w:p>
             <w:pPr>
+              <w:keepNext w:val="false"/>
               <w:spacing w:after="40" w:before="0"/>
               <w:jc w:val="left"/>
             </w:pPr>
@@ -12966,6 +13275,7 @@
           </w:tcPr>
           <w:p>
             <w:pPr>
+              <w:keepNext w:val="false"/>
               <w:spacing w:after="40" w:before="0"/>
               <w:jc w:val="left"/>
             </w:pPr>
@@ -12998,6 +13308,7 @@
           </w:tcPr>
           <w:p>
             <w:pPr>
+              <w:keepNext w:val="false"/>
               <w:spacing w:after="40" w:before="0"/>
               <w:jc w:val="left"/>
             </w:pPr>
@@ -13032,6 +13343,7 @@
           </w:tcPr>
           <w:p>
             <w:pPr>
+              <w:keepNext w:val="false"/>
               <w:spacing w:after="40" w:before="0"/>
               <w:jc w:val="left"/>
             </w:pPr>
@@ -13064,6 +13376,7 @@
           </w:tcPr>
           <w:p>
             <w:pPr>
+              <w:keepNext w:val="false"/>
               <w:spacing w:after="40" w:before="0"/>
               <w:jc w:val="left"/>
             </w:pPr>
@@ -13098,6 +13411,7 @@
           </w:tcPr>
           <w:p>
             <w:pPr>
+              <w:keepNext w:val="false"/>
               <w:spacing w:after="40" w:before="0"/>
               <w:jc w:val="left"/>
             </w:pPr>
@@ -13130,6 +13444,7 @@
           </w:tcPr>
           <w:p>
             <w:pPr>
+              <w:keepNext w:val="false"/>
               <w:spacing w:after="40" w:before="0"/>
               <w:jc w:val="left"/>
             </w:pPr>
@@ -13189,6 +13504,7 @@
           </w:tcPr>
           <w:p>
             <w:pPr>
+              <w:keepNext w:val="false"/>
               <w:spacing w:after="40" w:before="0"/>
               <w:jc w:val="center"/>
             </w:pPr>
@@ -13223,6 +13539,7 @@
           </w:tcPr>
           <w:p>
             <w:pPr>
+              <w:keepNext w:val="false"/>
               <w:spacing w:after="40" w:before="0"/>
               <w:jc w:val="left"/>
             </w:pPr>
@@ -13287,6 +13604,7 @@
           </w:tcPr>
           <w:p>
             <w:pPr>
+              <w:keepNext w:val="false"/>
               <w:spacing w:after="40" w:before="0"/>
               <w:jc w:val="center"/>
             </w:pPr>
@@ -13321,6 +13639,7 @@
           </w:tcPr>
           <w:p>
             <w:pPr>
+              <w:keepNext w:val="false"/>
               <w:spacing w:after="40" w:before="0"/>
               <w:jc w:val="left"/>
             </w:pPr>
@@ -13353,6 +13672,7 @@
           </w:tcPr>
           <w:p>
             <w:pPr>
+              <w:keepNext w:val="false"/>
               <w:spacing w:after="40" w:before="0"/>
               <w:jc w:val="left"/>
             </w:pPr>
@@ -13385,6 +13705,7 @@
           </w:tcPr>
           <w:p>
             <w:pPr>
+              <w:keepNext w:val="false"/>
               <w:spacing w:after="40" w:before="0"/>
               <w:jc w:val="left"/>
             </w:pPr>
@@ -13417,6 +13738,7 @@
           </w:tcPr>
           <w:p>
             <w:pPr>
+              <w:keepNext w:val="false"/>
               <w:spacing w:after="40" w:before="0"/>
               <w:jc w:val="left"/>
             </w:pPr>
@@ -13449,6 +13771,7 @@
           </w:tcPr>
           <w:p>
             <w:pPr>
+              <w:keepNext w:val="false"/>
               <w:spacing w:after="40" w:before="0"/>
               <w:jc w:val="left"/>
             </w:pPr>
@@ -13483,6 +13806,7 @@
           </w:tcPr>
           <w:p>
             <w:pPr>
+              <w:keepNext w:val="false"/>
               <w:spacing w:after="40" w:before="0"/>
               <w:jc w:val="left"/>
             </w:pPr>
@@ -13520,7 +13844,7 @@
             <w:pPr>
               <w:spacing w:after="20" w:before="0"/>
             </w:pPr>
-            <w:hyperlink w:history="1" r:id="rIdoveid7sdpbmndmsfvp__4">
+            <w:hyperlink w:history="1" r:id="rIdeujxgkmspvqnk6p7m3zem">
               <w:r>
                 <w:rPr>
                   <w:rFonts w:ascii="Arial" w:cs="Arial" w:eastAsia="Arial" w:hAnsi="Arial"/>
@@ -13553,7 +13877,7 @@
               <w:spacing w:after="10" w:before="0"/>
               <w:ind w:left="120"/>
             </w:pPr>
-            <w:hyperlink w:history="1" r:id="rIdrzgw7yc3onxnsvfw3e-kq">
+            <w:hyperlink w:history="1" r:id="rIdsd0rtkfyb12aawc79muak">
               <w:r>
                 <w:rPr>
                   <w:rFonts w:ascii="Arial" w:cs="Arial" w:eastAsia="Arial" w:hAnsi="Arial"/>
@@ -13598,7 +13922,7 @@
             <w:pPr>
               <w:spacing w:after="20" w:before="0"/>
             </w:pPr>
-            <w:hyperlink w:history="1" r:id="rIdg8a_ri8q8m2ncsp8tbpt0">
+            <w:hyperlink w:history="1" r:id="rIdo9rl2udy_ue2_ulkm0eyb">
               <w:r>
                 <w:rPr>
                   <w:rFonts w:ascii="Arial" w:cs="Arial" w:eastAsia="Arial" w:hAnsi="Arial"/>
@@ -13631,7 +13955,7 @@
               <w:spacing w:after="10" w:before="0"/>
               <w:ind w:left="120"/>
             </w:pPr>
-            <w:hyperlink w:history="1" r:id="rId02ntno_upgathrfbmq91b">
+            <w:hyperlink w:history="1" r:id="rIdwmp7gytokkqqd_xfrpsep">
               <w:r>
                 <w:rPr>
                   <w:rFonts w:ascii="Arial" w:cs="Arial" w:eastAsia="Arial" w:hAnsi="Arial"/>
@@ -13659,6 +13983,7 @@
           </w:tcPr>
           <w:p>
             <w:pPr>
+              <w:keepNext w:val="false"/>
               <w:spacing w:after="40" w:before="0"/>
               <w:jc w:val="left"/>
             </w:pPr>
@@ -13691,6 +14016,7 @@
           </w:tcPr>
           <w:p>
             <w:pPr>
+              <w:keepNext w:val="false"/>
               <w:spacing w:after="40" w:before="0"/>
               <w:jc w:val="left"/>
             </w:pPr>
@@ -13723,6 +14049,7 @@
           </w:tcPr>
           <w:p>
             <w:pPr>
+              <w:keepNext w:val="false"/>
               <w:spacing w:after="40" w:before="0"/>
               <w:jc w:val="left"/>
             </w:pPr>
@@ -13755,6 +14082,7 @@
           </w:tcPr>
           <w:p>
             <w:pPr>
+              <w:keepNext w:val="false"/>
               <w:spacing w:after="40" w:before="0"/>
               <w:jc w:val="left"/>
             </w:pPr>
@@ -13789,6 +14117,7 @@
           </w:tcPr>
           <w:p>
             <w:pPr>
+              <w:keepNext w:val="false"/>
               <w:spacing w:after="40" w:before="0"/>
               <w:jc w:val="left"/>
             </w:pPr>
@@ -13826,7 +14155,7 @@
             <w:pPr>
               <w:spacing w:after="20" w:before="0"/>
             </w:pPr>
-            <w:hyperlink w:history="1" r:id="rIdsjyiprc9insyu0tjxocxi">
+            <w:hyperlink w:history="1" r:id="rIdlctsslysvcntdqypoqp5f">
               <w:r>
                 <w:rPr>
                   <w:rFonts w:ascii="Arial" w:cs="Arial" w:eastAsia="Arial" w:hAnsi="Arial"/>
@@ -13859,7 +14188,7 @@
               <w:spacing w:after="10" w:before="0"/>
               <w:ind w:left="120"/>
             </w:pPr>
-            <w:hyperlink w:history="1" r:id="rId9bnzmxpfovrilew6p-ogb">
+            <w:hyperlink w:history="1" r:id="rIdjzzv1yvzrjgcaqw3g9c7o">
               <w:r>
                 <w:rPr>
                   <w:rFonts w:ascii="Arial" w:cs="Arial" w:eastAsia="Arial" w:hAnsi="Arial"/>
@@ -13904,7 +14233,7 @@
             <w:pPr>
               <w:spacing w:after="20" w:before="0"/>
             </w:pPr>
-            <w:hyperlink w:history="1" r:id="rIdyrcjwonnojie1uwomde9o">
+            <w:hyperlink w:history="1" r:id="rId2s7nj-bofmyxrpznnq1jj">
               <w:r>
                 <w:rPr>
                   <w:rFonts w:ascii="Arial" w:cs="Arial" w:eastAsia="Arial" w:hAnsi="Arial"/>
@@ -13937,7 +14266,7 @@
               <w:spacing w:after="10" w:before="0"/>
               <w:ind w:left="120"/>
             </w:pPr>
-            <w:hyperlink w:history="1" r:id="rIdzika-h4340gr4kbbb7o46">
+            <w:hyperlink w:history="1" r:id="rIdcrd4ldt_16-ag_htqa2pj">
               <w:r>
                 <w:rPr>
                   <w:rFonts w:ascii="Arial" w:cs="Arial" w:eastAsia="Arial" w:hAnsi="Arial"/>
@@ -13965,6 +14294,7 @@
           </w:tcPr>
           <w:p>
             <w:pPr>
+              <w:keepNext w:val="false"/>
               <w:spacing w:after="40" w:before="0"/>
               <w:jc w:val="left"/>
             </w:pPr>
@@ -13997,6 +14327,7 @@
           </w:tcPr>
           <w:p>
             <w:pPr>
+              <w:keepNext w:val="false"/>
               <w:spacing w:after="40" w:before="0"/>
               <w:jc w:val="left"/>
             </w:pPr>
@@ -14029,6 +14360,7 @@
           </w:tcPr>
           <w:p>
             <w:pPr>
+              <w:keepNext w:val="false"/>
               <w:spacing w:after="40" w:before="0"/>
               <w:jc w:val="left"/>
             </w:pPr>
@@ -14061,6 +14393,7 @@
           </w:tcPr>
           <w:p>
             <w:pPr>
+              <w:keepNext w:val="false"/>
               <w:spacing w:after="40" w:before="0"/>
               <w:jc w:val="left"/>
             </w:pPr>
@@ -14095,6 +14428,7 @@
           </w:tcPr>
           <w:p>
             <w:pPr>
+              <w:keepNext w:val="false"/>
               <w:spacing w:after="40" w:before="0"/>
               <w:jc w:val="left"/>
             </w:pPr>
@@ -14132,7 +14466,7 @@
             <w:pPr>
               <w:spacing w:after="20" w:before="0"/>
             </w:pPr>
-            <w:hyperlink w:history="1" r:id="rIdavhwh7cl2s_xhw3oghxc7">
+            <w:hyperlink w:history="1" r:id="rIdousxtd74_ama1zoahhpno">
               <w:r>
                 <w:rPr>
                   <w:rFonts w:ascii="Arial" w:cs="Arial" w:eastAsia="Arial" w:hAnsi="Arial"/>
@@ -14181,7 +14515,7 @@
               <w:spacing w:after="10" w:before="0"/>
               <w:ind w:left="120"/>
             </w:pPr>
-            <w:hyperlink w:history="1" r:id="rIdnzp2ruaqwtrhivt8hzpqz">
+            <w:hyperlink w:history="1" r:id="rIdjwounmoceh25pr5avixrg">
               <w:r>
                 <w:rPr>
                   <w:rFonts w:ascii="Arial" w:cs="Arial" w:eastAsia="Arial" w:hAnsi="Arial"/>
@@ -14226,7 +14560,7 @@
             <w:pPr>
               <w:spacing w:after="20" w:before="0"/>
             </w:pPr>
-            <w:hyperlink w:history="1" r:id="rIdz_suykipa2ntaojgcupfk">
+            <w:hyperlink w:history="1" r:id="rIdmqy9o9a4uwno-nu-bmy7q">
               <w:r>
                 <w:rPr>
                   <w:rFonts w:ascii="Arial" w:cs="Arial" w:eastAsia="Arial" w:hAnsi="Arial"/>
@@ -14259,7 +14593,7 @@
               <w:spacing w:after="10" w:before="0"/>
               <w:ind w:left="120"/>
             </w:pPr>
-            <w:hyperlink w:history="1" r:id="rIdifsxt0ui8ksot44kjz7jy">
+            <w:hyperlink w:history="1" r:id="rIdiwtcbzenhh3lb2lo9cpor">
               <w:r>
                 <w:rPr>
                   <w:rFonts w:ascii="Arial" w:cs="Arial" w:eastAsia="Arial" w:hAnsi="Arial"/>
@@ -14287,6 +14621,7 @@
           </w:tcPr>
           <w:p>
             <w:pPr>
+              <w:keepNext w:val="false"/>
               <w:spacing w:after="40" w:before="0"/>
               <w:jc w:val="left"/>
             </w:pPr>
@@ -14319,6 +14654,7 @@
           </w:tcPr>
           <w:p>
             <w:pPr>
+              <w:keepNext w:val="false"/>
               <w:spacing w:after="40" w:before="0"/>
               <w:jc w:val="left"/>
             </w:pPr>
@@ -14351,6 +14687,7 @@
           </w:tcPr>
           <w:p>
             <w:pPr>
+              <w:keepNext w:val="false"/>
               <w:spacing w:after="40" w:before="0"/>
               <w:jc w:val="left"/>
             </w:pPr>
@@ -14383,6 +14720,7 @@
           </w:tcPr>
           <w:p>
             <w:pPr>
+              <w:keepNext w:val="false"/>
               <w:spacing w:after="40" w:before="0"/>
               <w:jc w:val="left"/>
             </w:pPr>
@@ -14417,6 +14755,7 @@
           </w:tcPr>
           <w:p>
             <w:pPr>
+              <w:keepNext w:val="false"/>
               <w:spacing w:after="40" w:before="0"/>
               <w:jc w:val="left"/>
             </w:pPr>
@@ -14454,7 +14793,7 @@
             <w:pPr>
               <w:spacing w:after="20" w:before="0"/>
             </w:pPr>
-            <w:hyperlink w:history="1" r:id="rIdg1vglawjaz1sritqjipoh">
+            <w:hyperlink w:history="1" r:id="rId_8frdi1v6je75o2qg4n_g">
               <w:r>
                 <w:rPr>
                   <w:rFonts w:ascii="Arial" w:cs="Arial" w:eastAsia="Arial" w:hAnsi="Arial"/>
@@ -14503,7 +14842,7 @@
               <w:spacing w:after="10" w:before="0"/>
               <w:ind w:left="120"/>
             </w:pPr>
-            <w:hyperlink w:history="1" r:id="rIdywlrhgvvr3sfxqo5s8uhj">
+            <w:hyperlink w:history="1" r:id="rIdch1hqnsk0ivoe0pfxacj2">
               <w:r>
                 <w:rPr>
                   <w:rFonts w:ascii="Arial" w:cs="Arial" w:eastAsia="Arial" w:hAnsi="Arial"/>
@@ -14548,7 +14887,7 @@
             <w:pPr>
               <w:spacing w:after="20" w:before="0"/>
             </w:pPr>
-            <w:hyperlink w:history="1" r:id="rIdnvc_urur9pi_pte3kqheb">
+            <w:hyperlink w:history="1" r:id="rId4nyf-j_rbbvpi1-qxe5gs">
               <w:r>
                 <w:rPr>
                   <w:rFonts w:ascii="Arial" w:cs="Arial" w:eastAsia="Arial" w:hAnsi="Arial"/>
@@ -14581,7 +14920,7 @@
               <w:spacing w:after="10" w:before="0"/>
               <w:ind w:left="120"/>
             </w:pPr>
-            <w:hyperlink w:history="1" r:id="rIdz2bfl3tqgybjlygfsva_t">
+            <w:hyperlink w:history="1" r:id="rId8nlan6frdsjbcsgzhqoat">
               <w:r>
                 <w:rPr>
                   <w:rFonts w:ascii="Arial" w:cs="Arial" w:eastAsia="Arial" w:hAnsi="Arial"/>
@@ -14609,6 +14948,7 @@
           </w:tcPr>
           <w:p>
             <w:pPr>
+              <w:keepNext w:val="false"/>
               <w:spacing w:after="40" w:before="0"/>
               <w:jc w:val="left"/>
             </w:pPr>
@@ -14641,6 +14981,7 @@
           </w:tcPr>
           <w:p>
             <w:pPr>
+              <w:keepNext w:val="false"/>
               <w:spacing w:after="40" w:before="0"/>
               <w:jc w:val="left"/>
             </w:pPr>
@@ -14673,6 +15014,7 @@
           </w:tcPr>
           <w:p>
             <w:pPr>
+              <w:keepNext w:val="false"/>
               <w:spacing w:after="40" w:before="0"/>
               <w:jc w:val="left"/>
             </w:pPr>
@@ -14705,6 +15047,7 @@
           </w:tcPr>
           <w:p>
             <w:pPr>
+              <w:keepNext w:val="false"/>
               <w:spacing w:after="40" w:before="0"/>
               <w:jc w:val="left"/>
             </w:pPr>
@@ -14739,6 +15082,7 @@
           </w:tcPr>
           <w:p>
             <w:pPr>
+              <w:keepNext w:val="false"/>
               <w:spacing w:after="40" w:before="0"/>
               <w:jc w:val="left"/>
             </w:pPr>
@@ -14776,7 +15120,7 @@
             <w:pPr>
               <w:spacing w:after="20" w:before="0"/>
             </w:pPr>
-            <w:hyperlink w:history="1" r:id="rId7pby2pz4imkqxwz2hubr_">
+            <w:hyperlink w:history="1" r:id="rIdkswu4jpt6l1cbe3spqdto">
               <w:r>
                 <w:rPr>
                   <w:rFonts w:ascii="Arial" w:cs="Arial" w:eastAsia="Arial" w:hAnsi="Arial"/>
@@ -14825,7 +15169,7 @@
               <w:spacing w:after="10" w:before="0"/>
               <w:ind w:left="120"/>
             </w:pPr>
-            <w:hyperlink w:history="1" r:id="rId2yc4rvxd9fo78k6pdtf8x">
+            <w:hyperlink w:history="1" r:id="rIdyvhmhklxojdwyltisaybw">
               <w:r>
                 <w:rPr>
                   <w:rFonts w:ascii="Arial" w:cs="Arial" w:eastAsia="Arial" w:hAnsi="Arial"/>
@@ -14870,7 +15214,7 @@
             <w:pPr>
               <w:spacing w:after="20" w:before="0"/>
             </w:pPr>
-            <w:hyperlink w:history="1" r:id="rId6bur8s5avzbdwvmescdns">
+            <w:hyperlink w:history="1" r:id="rId4wejnbuolfgdp2iesyijh">
               <w:r>
                 <w:rPr>
                   <w:rFonts w:ascii="Arial" w:cs="Arial" w:eastAsia="Arial" w:hAnsi="Arial"/>
@@ -14919,7 +15263,7 @@
               <w:spacing w:after="10" w:before="0"/>
               <w:ind w:left="120"/>
             </w:pPr>
-            <w:hyperlink w:history="1" r:id="rIdf2rh4rl7vrd4oiovpka8n">
+            <w:hyperlink w:history="1" r:id="rId9zgumemvw1gllsgaradkd">
               <w:r>
                 <w:rPr>
                   <w:rFonts w:ascii="Arial" w:cs="Arial" w:eastAsia="Arial" w:hAnsi="Arial"/>
@@ -14947,6 +15291,7 @@
           </w:tcPr>
           <w:p>
             <w:pPr>
+              <w:keepNext w:val="false"/>
               <w:spacing w:after="40" w:before="0"/>
               <w:jc w:val="left"/>
             </w:pPr>
@@ -14979,6 +15324,7 @@
           </w:tcPr>
           <w:p>
             <w:pPr>
+              <w:keepNext w:val="false"/>
               <w:spacing w:after="40" w:before="0"/>
               <w:jc w:val="left"/>
             </w:pPr>
@@ -15011,6 +15357,7 @@
           </w:tcPr>
           <w:p>
             <w:pPr>
+              <w:keepNext w:val="false"/>
               <w:spacing w:after="40" w:before="0"/>
               <w:jc w:val="left"/>
             </w:pPr>
@@ -15043,6 +15390,7 @@
           </w:tcPr>
           <w:p>
             <w:pPr>
+              <w:keepNext w:val="false"/>
               <w:spacing w:after="40" w:before="0"/>
               <w:jc w:val="left"/>
             </w:pPr>
@@ -15102,6 +15450,7 @@
           </w:tcPr>
           <w:p>
             <w:pPr>
+              <w:keepNext w:val="false"/>
               <w:spacing w:after="40" w:before="0"/>
               <w:jc w:val="center"/>
             </w:pPr>
@@ -15136,6 +15485,7 @@
           </w:tcPr>
           <w:p>
             <w:pPr>
+              <w:keepNext w:val="false"/>
               <w:spacing w:after="40" w:before="0"/>
               <w:jc w:val="left"/>
             </w:pPr>
@@ -15197,6 +15547,7 @@
           </w:tcPr>
           <w:p>
             <w:pPr>
+              <w:keepNext w:val="false"/>
               <w:spacing w:after="40" w:before="0"/>
               <w:jc w:val="center"/>
             </w:pPr>
@@ -15231,6 +15582,7 @@
           </w:tcPr>
           <w:p>
             <w:pPr>
+              <w:keepNext w:val="false"/>
               <w:spacing w:after="40" w:before="0"/>
               <w:jc w:val="left"/>
             </w:pPr>
@@ -15263,6 +15615,7 @@
           </w:tcPr>
           <w:p>
             <w:pPr>
+              <w:keepNext w:val="false"/>
               <w:spacing w:after="40" w:before="0"/>
               <w:jc w:val="left"/>
             </w:pPr>
@@ -15297,6 +15650,7 @@
           </w:tcPr>
           <w:p>
             <w:pPr>
+              <w:keepNext w:val="false"/>
               <w:spacing w:after="40" w:before="0"/>
               <w:jc w:val="left"/>
             </w:pPr>
@@ -15329,6 +15683,7 @@
           </w:tcPr>
           <w:p>
             <w:pPr>
+              <w:keepNext w:val="false"/>
               <w:spacing w:after="40" w:before="0"/>
               <w:jc w:val="left"/>
             </w:pPr>
@@ -15363,6 +15718,7 @@
           </w:tcPr>
           <w:p>
             <w:pPr>
+              <w:keepNext w:val="false"/>
               <w:spacing w:after="40" w:before="0"/>
               <w:jc w:val="left"/>
             </w:pPr>
@@ -15395,6 +15751,7 @@
           </w:tcPr>
           <w:p>
             <w:pPr>
+              <w:keepNext w:val="false"/>
               <w:spacing w:after="40" w:before="0"/>
               <w:jc w:val="left"/>
             </w:pPr>
@@ -15431,7 +15788,7 @@
         </w:rPr>
         <w:t xml:space="preserve">© 2026 SeaVuria and ARES. Aligned with KICD objectives. Developed by SeaVuria; technical implementation by ARES (with AI assistance from Claude). Licensed under </w:t>
       </w:r>
-      <w:hyperlink w:history="1" r:id="rIdt4k6212attp0jlm5smzvk">
+      <w:hyperlink w:history="1" r:id="rIdv5zlrbjyhi66jhxliw3to">
         <w:r>
           <w:rPr>
             <w:rFonts w:ascii="Arial" w:cs="Arial" w:eastAsia="Arial" w:hAnsi="Arial"/>
@@ -15452,7 +15809,7 @@
         </w:rPr>
         <w:t xml:space="preserve"> (</w:t>
       </w:r>
-      <w:hyperlink w:history="1" r:id="rIdzuu63cxrp9aslovkjktbo">
+      <w:hyperlink w:history="1" r:id="rId63d9kckithcnirjzlifcl">
         <w:r>
           <w:rPr>
             <w:rFonts w:ascii="Arial" w:cs="Arial" w:eastAsia="Arial" w:hAnsi="Arial"/>
@@ -15512,6 +15869,7 @@
           </w:tcPr>
           <w:p>
             <w:pPr>
+              <w:keepNext w:val="false"/>
               <w:spacing w:after="40" w:before="0"/>
               <w:jc w:val="center"/>
             </w:pPr>
@@ -15547,6 +15905,7 @@
           </w:tcPr>
           <w:p>
             <w:pPr>
+              <w:keepNext w:val="false"/>
               <w:spacing w:after="40" w:before="0"/>
               <w:jc w:val="center"/>
             </w:pPr>
@@ -15581,6 +15940,7 @@
           </w:tcPr>
           <w:p>
             <w:pPr>
+              <w:keepNext w:val="false"/>
               <w:spacing w:after="40" w:before="0"/>
               <w:jc w:val="left"/>
             </w:pPr>
@@ -15613,6 +15973,7 @@
           </w:tcPr>
           <w:p>
             <w:pPr>
+              <w:keepNext w:val="false"/>
               <w:spacing w:after="40" w:before="0"/>
               <w:jc w:val="left"/>
             </w:pPr>
@@ -15647,6 +16008,7 @@
           </w:tcPr>
           <w:p>
             <w:pPr>
+              <w:keepNext w:val="false"/>
               <w:spacing w:after="40" w:before="0"/>
               <w:jc w:val="left"/>
             </w:pPr>
@@ -15679,6 +16041,7 @@
           </w:tcPr>
           <w:p>
             <w:pPr>
+              <w:keepNext w:val="false"/>
               <w:spacing w:after="40" w:before="0"/>
               <w:jc w:val="left"/>
             </w:pPr>
@@ -15713,6 +16076,7 @@
           </w:tcPr>
           <w:p>
             <w:pPr>
+              <w:keepNext w:val="false"/>
               <w:spacing w:after="40" w:before="0"/>
               <w:jc w:val="left"/>
             </w:pPr>
@@ -15745,6 +16109,7 @@
           </w:tcPr>
           <w:p>
             <w:pPr>
+              <w:keepNext w:val="false"/>
               <w:spacing w:after="40" w:before="0"/>
               <w:jc w:val="left"/>
             </w:pPr>
@@ -15779,6 +16144,7 @@
           </w:tcPr>
           <w:p>
             <w:pPr>
+              <w:keepNext w:val="false"/>
               <w:spacing w:after="40" w:before="0"/>
               <w:jc w:val="left"/>
             </w:pPr>
@@ -15811,6 +16177,7 @@
           </w:tcPr>
           <w:p>
             <w:pPr>
+              <w:keepNext w:val="false"/>
               <w:spacing w:after="40" w:before="0"/>
               <w:jc w:val="left"/>
             </w:pPr>
@@ -15845,6 +16212,7 @@
           </w:tcPr>
           <w:p>
             <w:pPr>
+              <w:keepNext w:val="false"/>
               <w:spacing w:after="40" w:before="0"/>
               <w:jc w:val="left"/>
             </w:pPr>
@@ -15877,6 +16245,7 @@
           </w:tcPr>
           <w:p>
             <w:pPr>
+              <w:keepNext w:val="false"/>
               <w:spacing w:after="40" w:before="0"/>
               <w:jc w:val="left"/>
             </w:pPr>
@@ -15911,6 +16280,7 @@
           </w:tcPr>
           <w:p>
             <w:pPr>
+              <w:keepNext w:val="false"/>
               <w:spacing w:after="40" w:before="0"/>
               <w:jc w:val="left"/>
             </w:pPr>
@@ -15943,6 +16313,7 @@
           </w:tcPr>
           <w:p>
             <w:pPr>
+              <w:keepNext w:val="false"/>
               <w:spacing w:after="40" w:before="0"/>
               <w:jc w:val="left"/>
             </w:pPr>
@@ -15977,6 +16348,7 @@
           </w:tcPr>
           <w:p>
             <w:pPr>
+              <w:keepNext w:val="false"/>
               <w:spacing w:after="40" w:before="0"/>
               <w:jc w:val="left"/>
             </w:pPr>
@@ -16009,6 +16381,7 @@
           </w:tcPr>
           <w:p>
             <w:pPr>
+              <w:keepNext w:val="false"/>
               <w:spacing w:after="40" w:before="0"/>
               <w:jc w:val="left"/>
             </w:pPr>
@@ -16043,6 +16416,7 @@
           </w:tcPr>
           <w:p>
             <w:pPr>
+              <w:keepNext w:val="false"/>
               <w:spacing w:after="40" w:before="0"/>
               <w:jc w:val="left"/>
             </w:pPr>
@@ -16075,6 +16449,7 @@
           </w:tcPr>
           <w:p>
             <w:pPr>
+              <w:keepNext w:val="false"/>
               <w:spacing w:after="40" w:before="0"/>
               <w:jc w:val="left"/>
             </w:pPr>
@@ -16134,6 +16509,7 @@
           </w:tcPr>
           <w:p>
             <w:pPr>
+              <w:keepNext w:val="false"/>
               <w:spacing w:after="40" w:before="0"/>
               <w:jc w:val="center"/>
             </w:pPr>
@@ -16168,6 +16544,7 @@
           </w:tcPr>
           <w:p>
             <w:pPr>
+              <w:keepNext w:val="false"/>
               <w:spacing w:after="40" w:before="0"/>
               <w:jc w:val="left"/>
             </w:pPr>
@@ -16232,6 +16609,7 @@
           </w:tcPr>
           <w:p>
             <w:pPr>
+              <w:keepNext w:val="false"/>
               <w:spacing w:after="40" w:before="0"/>
               <w:jc w:val="center"/>
             </w:pPr>
@@ -16266,6 +16644,7 @@
           </w:tcPr>
           <w:p>
             <w:pPr>
+              <w:keepNext w:val="false"/>
               <w:spacing w:after="40" w:before="0"/>
               <w:jc w:val="left"/>
             </w:pPr>
@@ -16298,6 +16677,7 @@
           </w:tcPr>
           <w:p>
             <w:pPr>
+              <w:keepNext w:val="false"/>
               <w:spacing w:after="40" w:before="0"/>
               <w:jc w:val="left"/>
             </w:pPr>
@@ -16330,6 +16710,7 @@
           </w:tcPr>
           <w:p>
             <w:pPr>
+              <w:keepNext w:val="false"/>
               <w:spacing w:after="40" w:before="0"/>
               <w:jc w:val="left"/>
             </w:pPr>
@@ -16362,6 +16743,7 @@
           </w:tcPr>
           <w:p>
             <w:pPr>
+              <w:keepNext w:val="false"/>
               <w:spacing w:after="40" w:before="0"/>
               <w:jc w:val="left"/>
             </w:pPr>
@@ -16394,6 +16776,7 @@
           </w:tcPr>
           <w:p>
             <w:pPr>
+              <w:keepNext w:val="false"/>
               <w:spacing w:after="40" w:before="0"/>
               <w:jc w:val="left"/>
             </w:pPr>
@@ -16428,6 +16811,7 @@
           </w:tcPr>
           <w:p>
             <w:pPr>
+              <w:keepNext w:val="false"/>
               <w:spacing w:after="40" w:before="0"/>
               <w:jc w:val="left"/>
             </w:pPr>
@@ -16465,7 +16849,7 @@
             <w:pPr>
               <w:spacing w:after="20" w:before="0"/>
             </w:pPr>
-            <w:hyperlink w:history="1" r:id="rIdw3n0ux_dubuxy-e4u2hlj">
+            <w:hyperlink w:history="1" r:id="rIdihicbbru1aa7dzrpqal2a">
               <w:r>
                 <w:rPr>
                   <w:rFonts w:ascii="Arial" w:cs="Arial" w:eastAsia="Arial" w:hAnsi="Arial"/>
@@ -16498,7 +16882,7 @@
               <w:spacing w:after="10" w:before="0"/>
               <w:ind w:left="120"/>
             </w:pPr>
-            <w:hyperlink w:history="1" r:id="rIdsewzx18ei_vo4m2ritatr">
+            <w:hyperlink w:history="1" r:id="rId5nu3_e-1tgleoggf_yibh">
               <w:r>
                 <w:rPr>
                   <w:rFonts w:ascii="Arial" w:cs="Arial" w:eastAsia="Arial" w:hAnsi="Arial"/>
@@ -16543,7 +16927,7 @@
             <w:pPr>
               <w:spacing w:after="20" w:before="0"/>
             </w:pPr>
-            <w:hyperlink w:history="1" r:id="rIdbkdvxq1q-muroxssoe6ns">
+            <w:hyperlink w:history="1" r:id="rIdozdtcoxpx7d630zdatbsv">
               <w:r>
                 <w:rPr>
                   <w:rFonts w:ascii="Arial" w:cs="Arial" w:eastAsia="Arial" w:hAnsi="Arial"/>
@@ -16576,7 +16960,7 @@
               <w:spacing w:after="10" w:before="0"/>
               <w:ind w:left="120"/>
             </w:pPr>
-            <w:hyperlink w:history="1" r:id="rIdd9vpmqnqec-n1nrss16qn">
+            <w:hyperlink w:history="1" r:id="rIdofh6vnrplsuwyq9ciomqc">
               <w:r>
                 <w:rPr>
                   <w:rFonts w:ascii="Arial" w:cs="Arial" w:eastAsia="Arial" w:hAnsi="Arial"/>
@@ -16604,6 +16988,7 @@
           </w:tcPr>
           <w:p>
             <w:pPr>
+              <w:keepNext w:val="false"/>
               <w:spacing w:after="40" w:before="0"/>
               <w:jc w:val="left"/>
             </w:pPr>
@@ -16636,6 +17021,7 @@
           </w:tcPr>
           <w:p>
             <w:pPr>
+              <w:keepNext w:val="false"/>
               <w:spacing w:after="40" w:before="0"/>
               <w:jc w:val="left"/>
             </w:pPr>
@@ -16668,6 +17054,7 @@
           </w:tcPr>
           <w:p>
             <w:pPr>
+              <w:keepNext w:val="false"/>
               <w:spacing w:after="40" w:before="0"/>
               <w:jc w:val="left"/>
             </w:pPr>
@@ -16700,6 +17087,7 @@
           </w:tcPr>
           <w:p>
             <w:pPr>
+              <w:keepNext w:val="false"/>
               <w:spacing w:after="40" w:before="0"/>
               <w:jc w:val="left"/>
             </w:pPr>
@@ -16734,6 +17122,7 @@
           </w:tcPr>
           <w:p>
             <w:pPr>
+              <w:keepNext w:val="false"/>
               <w:spacing w:after="40" w:before="0"/>
               <w:jc w:val="left"/>
             </w:pPr>
@@ -16771,7 +17160,7 @@
             <w:pPr>
               <w:spacing w:after="20" w:before="0"/>
             </w:pPr>
-            <w:hyperlink w:history="1" r:id="rIdbglsqlrykw2fdutfdn1lp">
+            <w:hyperlink w:history="1" r:id="rIdunhn0gz8r-z1zgdzfddmq">
               <w:r>
                 <w:rPr>
                   <w:rFonts w:ascii="Arial" w:cs="Arial" w:eastAsia="Arial" w:hAnsi="Arial"/>
@@ -16804,7 +17193,7 @@
               <w:spacing w:after="10" w:before="0"/>
               <w:ind w:left="120"/>
             </w:pPr>
-            <w:hyperlink w:history="1" r:id="rIdc011wg9xkigyciygry9n_">
+            <w:hyperlink w:history="1" r:id="rIdqcn1irnno_ess6jy805df">
               <w:r>
                 <w:rPr>
                   <w:rFonts w:ascii="Arial" w:cs="Arial" w:eastAsia="Arial" w:hAnsi="Arial"/>
@@ -16849,7 +17238,7 @@
             <w:pPr>
               <w:spacing w:after="20" w:before="0"/>
             </w:pPr>
-            <w:hyperlink w:history="1" r:id="rIdwdummyq4ht7n7lhhcyvsu">
+            <w:hyperlink w:history="1" r:id="rIds0mbqhcf5iqcyvwrvz7n4">
               <w:r>
                 <w:rPr>
                   <w:rFonts w:ascii="Arial" w:cs="Arial" w:eastAsia="Arial" w:hAnsi="Arial"/>
@@ -16882,7 +17271,7 @@
               <w:spacing w:after="10" w:before="0"/>
               <w:ind w:left="120"/>
             </w:pPr>
-            <w:hyperlink w:history="1" r:id="rIdpcshtk5a8un2b4tnbpy0n">
+            <w:hyperlink w:history="1" r:id="rIdrxkbdytduz8_0qrio3jaa">
               <w:r>
                 <w:rPr>
                   <w:rFonts w:ascii="Arial" w:cs="Arial" w:eastAsia="Arial" w:hAnsi="Arial"/>
@@ -16910,6 +17299,7 @@
           </w:tcPr>
           <w:p>
             <w:pPr>
+              <w:keepNext w:val="false"/>
               <w:spacing w:after="40" w:before="0"/>
               <w:jc w:val="left"/>
             </w:pPr>
@@ -16942,6 +17332,7 @@
           </w:tcPr>
           <w:p>
             <w:pPr>
+              <w:keepNext w:val="false"/>
               <w:spacing w:after="40" w:before="0"/>
               <w:jc w:val="left"/>
             </w:pPr>
@@ -16974,6 +17365,7 @@
           </w:tcPr>
           <w:p>
             <w:pPr>
+              <w:keepNext w:val="false"/>
               <w:spacing w:after="40" w:before="0"/>
               <w:jc w:val="left"/>
             </w:pPr>
@@ -17006,6 +17398,7 @@
           </w:tcPr>
           <w:p>
             <w:pPr>
+              <w:keepNext w:val="false"/>
               <w:spacing w:after="40" w:before="0"/>
               <w:jc w:val="left"/>
             </w:pPr>
@@ -17040,6 +17433,7 @@
           </w:tcPr>
           <w:p>
             <w:pPr>
+              <w:keepNext w:val="false"/>
               <w:spacing w:after="40" w:before="0"/>
               <w:jc w:val="left"/>
             </w:pPr>
@@ -17077,7 +17471,7 @@
             <w:pPr>
               <w:spacing w:after="20" w:before="0"/>
             </w:pPr>
-            <w:hyperlink w:history="1" r:id="rIdk9ffjlslcfstdrlyhdt-f">
+            <w:hyperlink w:history="1" r:id="rId97xbftf77qtjmclbmhok1">
               <w:r>
                 <w:rPr>
                   <w:rFonts w:ascii="Arial" w:cs="Arial" w:eastAsia="Arial" w:hAnsi="Arial"/>
@@ -17110,7 +17504,7 @@
               <w:spacing w:after="10" w:before="0"/>
               <w:ind w:left="120"/>
             </w:pPr>
-            <w:hyperlink w:history="1" r:id="rIdsnmoxyrhr20h50csmy4rc">
+            <w:hyperlink w:history="1" r:id="rIdg8xnzkcer0lj_wf9ucj-w">
               <w:r>
                 <w:rPr>
                   <w:rFonts w:ascii="Arial" w:cs="Arial" w:eastAsia="Arial" w:hAnsi="Arial"/>
@@ -17155,7 +17549,7 @@
             <w:pPr>
               <w:spacing w:after="20" w:before="0"/>
             </w:pPr>
-            <w:hyperlink w:history="1" r:id="rIdtiyu-ipqbeuqzbdcnvhpc">
+            <w:hyperlink w:history="1" r:id="rIddvzcvtt5jluwqhhlt5r37">
               <w:r>
                 <w:rPr>
                   <w:rFonts w:ascii="Arial" w:cs="Arial" w:eastAsia="Arial" w:hAnsi="Arial"/>
@@ -17188,7 +17582,7 @@
               <w:spacing w:after="10" w:before="0"/>
               <w:ind w:left="120"/>
             </w:pPr>
-            <w:hyperlink w:history="1" r:id="rIdie0oja-og4ykxivkqksi2">
+            <w:hyperlink w:history="1" r:id="rIdzw8p2q0m61qxcyaegoptj">
               <w:r>
                 <w:rPr>
                   <w:rFonts w:ascii="Arial" w:cs="Arial" w:eastAsia="Arial" w:hAnsi="Arial"/>
@@ -17216,6 +17610,7 @@
           </w:tcPr>
           <w:p>
             <w:pPr>
+              <w:keepNext w:val="false"/>
               <w:spacing w:after="40" w:before="0"/>
               <w:jc w:val="left"/>
             </w:pPr>
@@ -17248,6 +17643,7 @@
           </w:tcPr>
           <w:p>
             <w:pPr>
+              <w:keepNext w:val="false"/>
               <w:spacing w:after="40" w:before="0"/>
               <w:jc w:val="left"/>
             </w:pPr>
@@ -17280,6 +17676,7 @@
           </w:tcPr>
           <w:p>
             <w:pPr>
+              <w:keepNext w:val="false"/>
               <w:spacing w:after="40" w:before="0"/>
               <w:jc w:val="left"/>
             </w:pPr>
@@ -17312,6 +17709,7 @@
           </w:tcPr>
           <w:p>
             <w:pPr>
+              <w:keepNext w:val="false"/>
               <w:spacing w:after="40" w:before="0"/>
               <w:jc w:val="left"/>
             </w:pPr>
@@ -17346,6 +17744,7 @@
           </w:tcPr>
           <w:p>
             <w:pPr>
+              <w:keepNext w:val="false"/>
               <w:spacing w:after="40" w:before="0"/>
               <w:jc w:val="left"/>
             </w:pPr>
@@ -17383,7 +17782,7 @@
             <w:pPr>
               <w:spacing w:after="20" w:before="0"/>
             </w:pPr>
-            <w:hyperlink w:history="1" r:id="rIdoma-bbnyv0l6ni1mcle8c">
+            <w:hyperlink w:history="1" r:id="rIdzuexus4vrq4mfa__qxxgn">
               <w:r>
                 <w:rPr>
                   <w:rFonts w:ascii="Arial" w:cs="Arial" w:eastAsia="Arial" w:hAnsi="Arial"/>
@@ -17416,7 +17815,7 @@
               <w:spacing w:after="10" w:before="0"/>
               <w:ind w:left="120"/>
             </w:pPr>
-            <w:hyperlink w:history="1" r:id="rIdeneqns4qzlvkmhqpljn1f">
+            <w:hyperlink w:history="1" r:id="rId41dn4t0mrtlhiolcvpjgl">
               <w:r>
                 <w:rPr>
                   <w:rFonts w:ascii="Arial" w:cs="Arial" w:eastAsia="Arial" w:hAnsi="Arial"/>
@@ -17461,7 +17860,7 @@
             <w:pPr>
               <w:spacing w:after="20" w:before="0"/>
             </w:pPr>
-            <w:hyperlink w:history="1" r:id="rIdg3fqbvydebae4fc8kvstw">
+            <w:hyperlink w:history="1" r:id="rIdq7wpt3evmvtcmkspswe1k">
               <w:r>
                 <w:rPr>
                   <w:rFonts w:ascii="Arial" w:cs="Arial" w:eastAsia="Arial" w:hAnsi="Arial"/>
@@ -17494,7 +17893,7 @@
               <w:spacing w:after="10" w:before="0"/>
               <w:ind w:left="120"/>
             </w:pPr>
-            <w:hyperlink w:history="1" r:id="rIdfih-3taaghm1htrplwvli">
+            <w:hyperlink w:history="1" r:id="rIdl-ya_9apa_s2tz6tmwox2">
               <w:r>
                 <w:rPr>
                   <w:rFonts w:ascii="Arial" w:cs="Arial" w:eastAsia="Arial" w:hAnsi="Arial"/>
@@ -17522,6 +17921,7 @@
           </w:tcPr>
           <w:p>
             <w:pPr>
+              <w:keepNext w:val="false"/>
               <w:spacing w:after="40" w:before="0"/>
               <w:jc w:val="left"/>
             </w:pPr>
@@ -17554,6 +17954,7 @@
           </w:tcPr>
           <w:p>
             <w:pPr>
+              <w:keepNext w:val="false"/>
               <w:spacing w:after="40" w:before="0"/>
               <w:jc w:val="left"/>
             </w:pPr>
@@ -17586,6 +17987,7 @@
           </w:tcPr>
           <w:p>
             <w:pPr>
+              <w:keepNext w:val="false"/>
               <w:spacing w:after="40" w:before="0"/>
               <w:jc w:val="left"/>
             </w:pPr>
@@ -17618,6 +18020,7 @@
           </w:tcPr>
           <w:p>
             <w:pPr>
+              <w:keepNext w:val="false"/>
               <w:spacing w:after="40" w:before="0"/>
               <w:jc w:val="left"/>
             </w:pPr>
@@ -17652,6 +18055,7 @@
           </w:tcPr>
           <w:p>
             <w:pPr>
+              <w:keepNext w:val="false"/>
               <w:spacing w:after="40" w:before="0"/>
               <w:jc w:val="left"/>
             </w:pPr>
@@ -17689,7 +18093,7 @@
             <w:pPr>
               <w:spacing w:after="20" w:before="0"/>
             </w:pPr>
-            <w:hyperlink w:history="1" r:id="rIddzq-vkqld0vn_txzswzuh">
+            <w:hyperlink w:history="1" r:id="rIdzswq9xpqmdjg5xcbjmqka">
               <w:r>
                 <w:rPr>
                   <w:rFonts w:ascii="Arial" w:cs="Arial" w:eastAsia="Arial" w:hAnsi="Arial"/>
@@ -17722,7 +18126,7 @@
               <w:spacing w:after="10" w:before="0"/>
               <w:ind w:left="120"/>
             </w:pPr>
-            <w:hyperlink w:history="1" r:id="rIdrvzko5fygolwmjkywgq7f">
+            <w:hyperlink w:history="1" r:id="rIdo9va-jei7njth-ug_qi02">
               <w:r>
                 <w:rPr>
                   <w:rFonts w:ascii="Arial" w:cs="Arial" w:eastAsia="Arial" w:hAnsi="Arial"/>
@@ -17767,7 +18171,7 @@
             <w:pPr>
               <w:spacing w:after="20" w:before="0"/>
             </w:pPr>
-            <w:hyperlink w:history="1" r:id="rIdieocrojcywuaisyc5am74">
+            <w:hyperlink w:history="1" r:id="rIdhyudnwrupairvek5dfjak">
               <w:r>
                 <w:rPr>
                   <w:rFonts w:ascii="Arial" w:cs="Arial" w:eastAsia="Arial" w:hAnsi="Arial"/>
@@ -17816,7 +18220,7 @@
               <w:spacing w:after="10" w:before="0"/>
               <w:ind w:left="120"/>
             </w:pPr>
-            <w:hyperlink w:history="1" r:id="rIdznnxdhmc5i6lco9s8yqkv">
+            <w:hyperlink w:history="1" r:id="rIdq2guazdnjywdsccn56b7y">
               <w:r>
                 <w:rPr>
                   <w:rFonts w:ascii="Arial" w:cs="Arial" w:eastAsia="Arial" w:hAnsi="Arial"/>
@@ -17844,6 +18248,7 @@
           </w:tcPr>
           <w:p>
             <w:pPr>
+              <w:keepNext w:val="false"/>
               <w:spacing w:after="40" w:before="0"/>
               <w:jc w:val="left"/>
             </w:pPr>
@@ -17876,6 +18281,7 @@
           </w:tcPr>
           <w:p>
             <w:pPr>
+              <w:keepNext w:val="false"/>
               <w:spacing w:after="40" w:before="0"/>
               <w:jc w:val="left"/>
             </w:pPr>
@@ -17908,6 +18314,7 @@
           </w:tcPr>
           <w:p>
             <w:pPr>
+              <w:keepNext w:val="false"/>
               <w:spacing w:after="40" w:before="0"/>
               <w:jc w:val="left"/>
             </w:pPr>
@@ -17940,6 +18347,7 @@
           </w:tcPr>
           <w:p>
             <w:pPr>
+              <w:keepNext w:val="false"/>
               <w:spacing w:after="40" w:before="0"/>
               <w:jc w:val="left"/>
             </w:pPr>
@@ -17999,6 +18407,7 @@
           </w:tcPr>
           <w:p>
             <w:pPr>
+              <w:keepNext w:val="false"/>
               <w:spacing w:after="40" w:before="0"/>
               <w:jc w:val="center"/>
             </w:pPr>
@@ -18033,6 +18442,7 @@
           </w:tcPr>
           <w:p>
             <w:pPr>
+              <w:keepNext w:val="false"/>
               <w:spacing w:after="40" w:before="0"/>
               <w:jc w:val="left"/>
             </w:pPr>
@@ -18094,6 +18504,7 @@
           </w:tcPr>
           <w:p>
             <w:pPr>
+              <w:keepNext w:val="false"/>
               <w:spacing w:after="40" w:before="0"/>
               <w:jc w:val="center"/>
             </w:pPr>
@@ -18128,6 +18539,7 @@
           </w:tcPr>
           <w:p>
             <w:pPr>
+              <w:keepNext w:val="false"/>
               <w:spacing w:after="40" w:before="0"/>
               <w:jc w:val="left"/>
             </w:pPr>
@@ -18160,6 +18572,7 @@
           </w:tcPr>
           <w:p>
             <w:pPr>
+              <w:keepNext w:val="false"/>
               <w:spacing w:after="40" w:before="0"/>
               <w:jc w:val="left"/>
             </w:pPr>
@@ -18194,6 +18607,7 @@
           </w:tcPr>
           <w:p>
             <w:pPr>
+              <w:keepNext w:val="false"/>
               <w:spacing w:after="40" w:before="0"/>
               <w:jc w:val="left"/>
             </w:pPr>
@@ -18226,6 +18640,7 @@
           </w:tcPr>
           <w:p>
             <w:pPr>
+              <w:keepNext w:val="false"/>
               <w:spacing w:after="40" w:before="0"/>
               <w:jc w:val="left"/>
             </w:pPr>
@@ -18260,6 +18675,7 @@
           </w:tcPr>
           <w:p>
             <w:pPr>
+              <w:keepNext w:val="false"/>
               <w:spacing w:after="40" w:before="0"/>
               <w:jc w:val="left"/>
             </w:pPr>
@@ -18292,6 +18708,7 @@
           </w:tcPr>
           <w:p>
             <w:pPr>
+              <w:keepNext w:val="false"/>
               <w:spacing w:after="40" w:before="0"/>
               <w:jc w:val="left"/>
             </w:pPr>
@@ -18328,7 +18745,7 @@
         </w:rPr>
         <w:t xml:space="preserve">© 2026 SeaVuria and ARES. Aligned with KICD objectives. Developed by SeaVuria; technical implementation by ARES (with AI assistance from Claude). Licensed under </w:t>
       </w:r>
-      <w:hyperlink w:history="1" r:id="rIdjwrakpnariadgfwfkrnug">
+      <w:hyperlink w:history="1" r:id="rIdqi-bddwcuwa7ehtflbesw">
         <w:r>
           <w:rPr>
             <w:rFonts w:ascii="Arial" w:cs="Arial" w:eastAsia="Arial" w:hAnsi="Arial"/>
@@ -18349,7 +18766,7 @@
         </w:rPr>
         <w:t xml:space="preserve"> (</w:t>
       </w:r>
-      <w:hyperlink w:history="1" r:id="rIdakvmst6-4bxjw9ge5hrzs">
+      <w:hyperlink w:history="1" r:id="rIdm7yl2d-_yp_huawcaztnp">
         <w:r>
           <w:rPr>
             <w:rFonts w:ascii="Arial" w:cs="Arial" w:eastAsia="Arial" w:hAnsi="Arial"/>
@@ -18409,6 +18826,7 @@
           </w:tcPr>
           <w:p>
             <w:pPr>
+              <w:keepNext w:val="false"/>
               <w:spacing w:after="40" w:before="0"/>
               <w:jc w:val="center"/>
             </w:pPr>
@@ -18444,6 +18862,7 @@
           </w:tcPr>
           <w:p>
             <w:pPr>
+              <w:keepNext w:val="false"/>
               <w:spacing w:after="40" w:before="0"/>
               <w:jc w:val="center"/>
             </w:pPr>
@@ -18478,6 +18897,7 @@
           </w:tcPr>
           <w:p>
             <w:pPr>
+              <w:keepNext w:val="false"/>
               <w:spacing w:after="40" w:before="0"/>
               <w:jc w:val="left"/>
             </w:pPr>
@@ -18510,6 +18930,7 @@
           </w:tcPr>
           <w:p>
             <w:pPr>
+              <w:keepNext w:val="false"/>
               <w:spacing w:after="40" w:before="0"/>
               <w:jc w:val="left"/>
             </w:pPr>
@@ -18544,6 +18965,7 @@
           </w:tcPr>
           <w:p>
             <w:pPr>
+              <w:keepNext w:val="false"/>
               <w:spacing w:after="40" w:before="0"/>
               <w:jc w:val="left"/>
             </w:pPr>
@@ -18576,6 +18998,7 @@
           </w:tcPr>
           <w:p>
             <w:pPr>
+              <w:keepNext w:val="false"/>
               <w:spacing w:after="40" w:before="0"/>
               <w:jc w:val="left"/>
             </w:pPr>
@@ -18610,6 +19033,7 @@
           </w:tcPr>
           <w:p>
             <w:pPr>
+              <w:keepNext w:val="false"/>
               <w:spacing w:after="40" w:before="0"/>
               <w:jc w:val="left"/>
             </w:pPr>
@@ -18642,6 +19066,7 @@
           </w:tcPr>
           <w:p>
             <w:pPr>
+              <w:keepNext w:val="false"/>
               <w:spacing w:after="40" w:before="0"/>
               <w:jc w:val="left"/>
             </w:pPr>
@@ -18676,6 +19101,7 @@
           </w:tcPr>
           <w:p>
             <w:pPr>
+              <w:keepNext w:val="false"/>
               <w:spacing w:after="40" w:before="0"/>
               <w:jc w:val="left"/>
             </w:pPr>
@@ -18708,6 +19134,7 @@
           </w:tcPr>
           <w:p>
             <w:pPr>
+              <w:keepNext w:val="false"/>
               <w:spacing w:after="40" w:before="0"/>
               <w:jc w:val="left"/>
             </w:pPr>
@@ -18742,6 +19169,7 @@
           </w:tcPr>
           <w:p>
             <w:pPr>
+              <w:keepNext w:val="false"/>
               <w:spacing w:after="40" w:before="0"/>
               <w:jc w:val="left"/>
             </w:pPr>
@@ -18774,6 +19202,7 @@
           </w:tcPr>
           <w:p>
             <w:pPr>
+              <w:keepNext w:val="false"/>
               <w:spacing w:after="40" w:before="0"/>
               <w:jc w:val="left"/>
             </w:pPr>
@@ -18808,6 +19237,7 @@
           </w:tcPr>
           <w:p>
             <w:pPr>
+              <w:keepNext w:val="false"/>
               <w:spacing w:after="40" w:before="0"/>
               <w:jc w:val="left"/>
             </w:pPr>
@@ -18840,6 +19270,7 @@
           </w:tcPr>
           <w:p>
             <w:pPr>
+              <w:keepNext w:val="false"/>
               <w:spacing w:after="40" w:before="0"/>
               <w:jc w:val="left"/>
             </w:pPr>
@@ -18874,6 +19305,7 @@
           </w:tcPr>
           <w:p>
             <w:pPr>
+              <w:keepNext w:val="false"/>
               <w:spacing w:after="40" w:before="0"/>
               <w:jc w:val="left"/>
             </w:pPr>
@@ -18906,6 +19338,7 @@
           </w:tcPr>
           <w:p>
             <w:pPr>
+              <w:keepNext w:val="false"/>
               <w:spacing w:after="40" w:before="0"/>
               <w:jc w:val="left"/>
             </w:pPr>
@@ -18940,6 +19373,7 @@
           </w:tcPr>
           <w:p>
             <w:pPr>
+              <w:keepNext w:val="false"/>
               <w:spacing w:after="40" w:before="0"/>
               <w:jc w:val="left"/>
             </w:pPr>
@@ -18972,6 +19406,7 @@
           </w:tcPr>
           <w:p>
             <w:pPr>
+              <w:keepNext w:val="false"/>
               <w:spacing w:after="40" w:before="0"/>
               <w:jc w:val="left"/>
             </w:pPr>
@@ -19031,6 +19466,7 @@
           </w:tcPr>
           <w:p>
             <w:pPr>
+              <w:keepNext w:val="false"/>
               <w:spacing w:after="40" w:before="0"/>
               <w:jc w:val="center"/>
             </w:pPr>
@@ -19065,6 +19501,7 @@
           </w:tcPr>
           <w:p>
             <w:pPr>
+              <w:keepNext w:val="false"/>
               <w:spacing w:after="40" w:before="0"/>
               <w:jc w:val="left"/>
             </w:pPr>
@@ -19129,6 +19566,7 @@
           </w:tcPr>
           <w:p>
             <w:pPr>
+              <w:keepNext w:val="false"/>
               <w:spacing w:after="40" w:before="0"/>
               <w:jc w:val="center"/>
             </w:pPr>
@@ -19163,6 +19601,7 @@
           </w:tcPr>
           <w:p>
             <w:pPr>
+              <w:keepNext w:val="false"/>
               <w:spacing w:after="40" w:before="0"/>
               <w:jc w:val="left"/>
             </w:pPr>
@@ -19195,6 +19634,7 @@
           </w:tcPr>
           <w:p>
             <w:pPr>
+              <w:keepNext w:val="false"/>
               <w:spacing w:after="40" w:before="0"/>
               <w:jc w:val="left"/>
             </w:pPr>
@@ -19227,6 +19667,7 @@
           </w:tcPr>
           <w:p>
             <w:pPr>
+              <w:keepNext w:val="false"/>
               <w:spacing w:after="40" w:before="0"/>
               <w:jc w:val="left"/>
             </w:pPr>
@@ -19259,6 +19700,7 @@
           </w:tcPr>
           <w:p>
             <w:pPr>
+              <w:keepNext w:val="false"/>
               <w:spacing w:after="40" w:before="0"/>
               <w:jc w:val="left"/>
             </w:pPr>
@@ -19291,6 +19733,7 @@
           </w:tcPr>
           <w:p>
             <w:pPr>
+              <w:keepNext w:val="false"/>
               <w:spacing w:after="40" w:before="0"/>
               <w:jc w:val="left"/>
             </w:pPr>
@@ -19325,6 +19768,7 @@
           </w:tcPr>
           <w:p>
             <w:pPr>
+              <w:keepNext w:val="false"/>
               <w:spacing w:after="40" w:before="0"/>
               <w:jc w:val="left"/>
             </w:pPr>
@@ -19362,7 +19806,7 @@
             <w:pPr>
               <w:spacing w:after="20" w:before="0"/>
             </w:pPr>
-            <w:hyperlink w:history="1" r:id="rId143tdsjcgi19lf9gnf07v">
+            <w:hyperlink w:history="1" r:id="rIdv2m_lwc0lgkudnnjop_x0">
               <w:r>
                 <w:rPr>
                   <w:rFonts w:ascii="Arial" w:cs="Arial" w:eastAsia="Arial" w:hAnsi="Arial"/>
@@ -19395,7 +19839,7 @@
               <w:spacing w:after="10" w:before="0"/>
               <w:ind w:left="120"/>
             </w:pPr>
-            <w:hyperlink w:history="1" r:id="rIdiix-oymy5uzhffe8op6rh">
+            <w:hyperlink w:history="1" r:id="rId3ctqsfalxobi5dpmrikgn">
               <w:r>
                 <w:rPr>
                   <w:rFonts w:ascii="Arial" w:cs="Arial" w:eastAsia="Arial" w:hAnsi="Arial"/>
@@ -19440,7 +19884,7 @@
             <w:pPr>
               <w:spacing w:after="20" w:before="0"/>
             </w:pPr>
-            <w:hyperlink w:history="1" r:id="rIdhynk0bcpyg7fcwjpb93a5">
+            <w:hyperlink w:history="1" r:id="rIdhvbs3jgqnb_rm-tjs1cun">
               <w:r>
                 <w:rPr>
                   <w:rFonts w:ascii="Arial" w:cs="Arial" w:eastAsia="Arial" w:hAnsi="Arial"/>
@@ -19473,7 +19917,7 @@
               <w:spacing w:after="10" w:before="0"/>
               <w:ind w:left="120"/>
             </w:pPr>
-            <w:hyperlink w:history="1" r:id="rId9evmhz1s8yijs-zoqf8my">
+            <w:hyperlink w:history="1" r:id="rIddcbbbiq5kmwlhd0vduvcd">
               <w:r>
                 <w:rPr>
                   <w:rFonts w:ascii="Arial" w:cs="Arial" w:eastAsia="Arial" w:hAnsi="Arial"/>
@@ -19501,6 +19945,7 @@
           </w:tcPr>
           <w:p>
             <w:pPr>
+              <w:keepNext w:val="false"/>
               <w:spacing w:after="40" w:before="0"/>
               <w:jc w:val="left"/>
             </w:pPr>
@@ -19533,6 +19978,7 @@
           </w:tcPr>
           <w:p>
             <w:pPr>
+              <w:keepNext w:val="false"/>
               <w:spacing w:after="40" w:before="0"/>
               <w:jc w:val="left"/>
             </w:pPr>
@@ -19565,6 +20011,7 @@
           </w:tcPr>
           <w:p>
             <w:pPr>
+              <w:keepNext w:val="false"/>
               <w:spacing w:after="40" w:before="0"/>
               <w:jc w:val="left"/>
             </w:pPr>
@@ -19597,6 +20044,7 @@
           </w:tcPr>
           <w:p>
             <w:pPr>
+              <w:keepNext w:val="false"/>
               <w:spacing w:after="40" w:before="0"/>
               <w:jc w:val="left"/>
             </w:pPr>
@@ -19631,6 +20079,7 @@
           </w:tcPr>
           <w:p>
             <w:pPr>
+              <w:keepNext w:val="false"/>
               <w:spacing w:after="40" w:before="0"/>
               <w:jc w:val="left"/>
             </w:pPr>
@@ -19668,7 +20117,7 @@
             <w:pPr>
               <w:spacing w:after="20" w:before="0"/>
             </w:pPr>
-            <w:hyperlink w:history="1" r:id="rIdba2c48zmbykxzpuxumm0o">
+            <w:hyperlink w:history="1" r:id="rIdhrnvyo0bvb2nfxvyu1hhs">
               <w:r>
                 <w:rPr>
                   <w:rFonts w:ascii="Arial" w:cs="Arial" w:eastAsia="Arial" w:hAnsi="Arial"/>
@@ -19701,7 +20150,7 @@
               <w:spacing w:after="10" w:before="0"/>
               <w:ind w:left="120"/>
             </w:pPr>
-            <w:hyperlink w:history="1" r:id="rIdope5uixq0aklbu78gaybj">
+            <w:hyperlink w:history="1" r:id="rIdigumrrztqxvkhrqnejasx">
               <w:r>
                 <w:rPr>
                   <w:rFonts w:ascii="Arial" w:cs="Arial" w:eastAsia="Arial" w:hAnsi="Arial"/>
@@ -19746,7 +20195,7 @@
             <w:pPr>
               <w:spacing w:after="20" w:before="0"/>
             </w:pPr>
-            <w:hyperlink w:history="1" r:id="rIdxkmam71vkrlxko34h6wc7">
+            <w:hyperlink w:history="1" r:id="rIdai1m9_82-iwvlv8zv6wuz">
               <w:r>
                 <w:rPr>
                   <w:rFonts w:ascii="Arial" w:cs="Arial" w:eastAsia="Arial" w:hAnsi="Arial"/>
@@ -19779,7 +20228,7 @@
               <w:spacing w:after="10" w:before="0"/>
               <w:ind w:left="120"/>
             </w:pPr>
-            <w:hyperlink w:history="1" r:id="rIdx9t0tfevaeofp0hq6eyfc">
+            <w:hyperlink w:history="1" r:id="rIdrkkyf1bzauuxlg9uk4w-g">
               <w:r>
                 <w:rPr>
                   <w:rFonts w:ascii="Arial" w:cs="Arial" w:eastAsia="Arial" w:hAnsi="Arial"/>
@@ -19807,6 +20256,7 @@
           </w:tcPr>
           <w:p>
             <w:pPr>
+              <w:keepNext w:val="false"/>
               <w:spacing w:after="40" w:before="0"/>
               <w:jc w:val="left"/>
             </w:pPr>
@@ -19839,6 +20289,7 @@
           </w:tcPr>
           <w:p>
             <w:pPr>
+              <w:keepNext w:val="false"/>
               <w:spacing w:after="40" w:before="0"/>
               <w:jc w:val="left"/>
             </w:pPr>
@@ -19871,6 +20322,7 @@
           </w:tcPr>
           <w:p>
             <w:pPr>
+              <w:keepNext w:val="false"/>
               <w:spacing w:after="40" w:before="0"/>
               <w:jc w:val="left"/>
             </w:pPr>
@@ -19903,6 +20355,7 @@
           </w:tcPr>
           <w:p>
             <w:pPr>
+              <w:keepNext w:val="false"/>
               <w:spacing w:after="40" w:before="0"/>
               <w:jc w:val="left"/>
             </w:pPr>
@@ -19937,6 +20390,7 @@
           </w:tcPr>
           <w:p>
             <w:pPr>
+              <w:keepNext w:val="false"/>
               <w:spacing w:after="40" w:before="0"/>
               <w:jc w:val="left"/>
             </w:pPr>
@@ -19974,7 +20428,7 @@
             <w:pPr>
               <w:spacing w:after="20" w:before="0"/>
             </w:pPr>
-            <w:hyperlink w:history="1" r:id="rIdngedbq9ezno8cy765l2vf">
+            <w:hyperlink w:history="1" r:id="rIdekuhxsjxd3drlg1o6otsg">
               <w:r>
                 <w:rPr>
                   <w:rFonts w:ascii="Arial" w:cs="Arial" w:eastAsia="Arial" w:hAnsi="Arial"/>
@@ -20007,7 +20461,7 @@
               <w:spacing w:after="10" w:before="0"/>
               <w:ind w:left="120"/>
             </w:pPr>
-            <w:hyperlink w:history="1" r:id="rIddwnziemhi9h-9u9fhhfsg">
+            <w:hyperlink w:history="1" r:id="rIdvfmyxh4ef9k8bco3vcp2a">
               <w:r>
                 <w:rPr>
                   <w:rFonts w:ascii="Arial" w:cs="Arial" w:eastAsia="Arial" w:hAnsi="Arial"/>
@@ -20052,7 +20506,7 @@
             <w:pPr>
               <w:spacing w:after="20" w:before="0"/>
             </w:pPr>
-            <w:hyperlink w:history="1" r:id="rIdrx5q1l8lgkm5h2nmuzhi5">
+            <w:hyperlink w:history="1" r:id="rIdybln1hbattgx2vsb9ncnh">
               <w:r>
                 <w:rPr>
                   <w:rFonts w:ascii="Arial" w:cs="Arial" w:eastAsia="Arial" w:hAnsi="Arial"/>
@@ -20085,7 +20539,7 @@
               <w:spacing w:after="10" w:before="0"/>
               <w:ind w:left="120"/>
             </w:pPr>
-            <w:hyperlink w:history="1" r:id="rIdqo_wyhenymb2deflzidp6">
+            <w:hyperlink w:history="1" r:id="rId5b8wd4kqb0vlfcf8evmce">
               <w:r>
                 <w:rPr>
                   <w:rFonts w:ascii="Arial" w:cs="Arial" w:eastAsia="Arial" w:hAnsi="Arial"/>
@@ -20113,6 +20567,7 @@
           </w:tcPr>
           <w:p>
             <w:pPr>
+              <w:keepNext w:val="false"/>
               <w:spacing w:after="40" w:before="0"/>
               <w:jc w:val="left"/>
             </w:pPr>
@@ -20145,6 +20600,7 @@
           </w:tcPr>
           <w:p>
             <w:pPr>
+              <w:keepNext w:val="false"/>
               <w:spacing w:after="40" w:before="0"/>
               <w:jc w:val="left"/>
             </w:pPr>
@@ -20177,6 +20633,7 @@
           </w:tcPr>
           <w:p>
             <w:pPr>
+              <w:keepNext w:val="false"/>
               <w:spacing w:after="40" w:before="0"/>
               <w:jc w:val="left"/>
             </w:pPr>
@@ -20209,6 +20666,7 @@
           </w:tcPr>
           <w:p>
             <w:pPr>
+              <w:keepNext w:val="false"/>
               <w:spacing w:after="40" w:before="0"/>
               <w:jc w:val="left"/>
             </w:pPr>
@@ -20243,6 +20701,7 @@
           </w:tcPr>
           <w:p>
             <w:pPr>
+              <w:keepNext w:val="false"/>
               <w:spacing w:after="40" w:before="0"/>
               <w:jc w:val="left"/>
             </w:pPr>
@@ -20280,7 +20739,7 @@
             <w:pPr>
               <w:spacing w:after="20" w:before="0"/>
             </w:pPr>
-            <w:hyperlink w:history="1" r:id="rId973l82wxs6vvqskfhjyid">
+            <w:hyperlink w:history="1" r:id="rIdl49c15fdtcrrlxepu8qhs">
               <w:r>
                 <w:rPr>
                   <w:rFonts w:ascii="Arial" w:cs="Arial" w:eastAsia="Arial" w:hAnsi="Arial"/>
@@ -20313,7 +20772,7 @@
               <w:spacing w:after="10" w:before="0"/>
               <w:ind w:left="120"/>
             </w:pPr>
-            <w:hyperlink w:history="1" r:id="rIdabm7xnpg0rvukrnfjqncy">
+            <w:hyperlink w:history="1" r:id="rIdj0ddnbckwrvrpmfhgwckb">
               <w:r>
                 <w:rPr>
                   <w:rFonts w:ascii="Arial" w:cs="Arial" w:eastAsia="Arial" w:hAnsi="Arial"/>
@@ -20358,7 +20817,7 @@
             <w:pPr>
               <w:spacing w:after="20" w:before="0"/>
             </w:pPr>
-            <w:hyperlink w:history="1" r:id="rIdegtlvrusswkjeqv0xs3hf">
+            <w:hyperlink w:history="1" r:id="rId2qaj-iqrbhtjfimmwbxr3">
               <w:r>
                 <w:rPr>
                   <w:rFonts w:ascii="Arial" w:cs="Arial" w:eastAsia="Arial" w:hAnsi="Arial"/>
@@ -20391,7 +20850,7 @@
               <w:spacing w:after="10" w:before="0"/>
               <w:ind w:left="120"/>
             </w:pPr>
-            <w:hyperlink w:history="1" r:id="rIdwt70rjd5lokhyycdhi8f5">
+            <w:hyperlink w:history="1" r:id="rIdipzlk1f_3drzrawp1otcs">
               <w:r>
                 <w:rPr>
                   <w:rFonts w:ascii="Arial" w:cs="Arial" w:eastAsia="Arial" w:hAnsi="Arial"/>
@@ -20419,6 +20878,7 @@
           </w:tcPr>
           <w:p>
             <w:pPr>
+              <w:keepNext w:val="false"/>
               <w:spacing w:after="40" w:before="0"/>
               <w:jc w:val="left"/>
             </w:pPr>
@@ -20451,6 +20911,7 @@
           </w:tcPr>
           <w:p>
             <w:pPr>
+              <w:keepNext w:val="false"/>
               <w:spacing w:after="40" w:before="0"/>
               <w:jc w:val="left"/>
             </w:pPr>
@@ -20483,6 +20944,7 @@
           </w:tcPr>
           <w:p>
             <w:pPr>
+              <w:keepNext w:val="false"/>
               <w:spacing w:after="40" w:before="0"/>
               <w:jc w:val="left"/>
             </w:pPr>
@@ -20515,6 +20977,7 @@
           </w:tcPr>
           <w:p>
             <w:pPr>
+              <w:keepNext w:val="false"/>
               <w:spacing w:after="40" w:before="0"/>
               <w:jc w:val="left"/>
             </w:pPr>
@@ -20549,6 +21012,7 @@
           </w:tcPr>
           <w:p>
             <w:pPr>
+              <w:keepNext w:val="false"/>
               <w:spacing w:after="40" w:before="0"/>
               <w:jc w:val="left"/>
             </w:pPr>
@@ -20586,7 +21050,7 @@
             <w:pPr>
               <w:spacing w:after="20" w:before="0"/>
             </w:pPr>
-            <w:hyperlink w:history="1" r:id="rIdihbdfewxpmlgpl1kj0waz">
+            <w:hyperlink w:history="1" r:id="rIdwlsx264punv7k2lq06oee">
               <w:r>
                 <w:rPr>
                   <w:rFonts w:ascii="Arial" w:cs="Arial" w:eastAsia="Arial" w:hAnsi="Arial"/>
@@ -20619,7 +21083,7 @@
               <w:spacing w:after="10" w:before="0"/>
               <w:ind w:left="120"/>
             </w:pPr>
-            <w:hyperlink w:history="1" r:id="rIdrwwm9x88o12noaxan1mrk">
+            <w:hyperlink w:history="1" r:id="rIdv6oxg_a35ehwxe_gxwtpb">
               <w:r>
                 <w:rPr>
                   <w:rFonts w:ascii="Arial" w:cs="Arial" w:eastAsia="Arial" w:hAnsi="Arial"/>
@@ -20664,7 +21128,7 @@
             <w:pPr>
               <w:spacing w:after="20" w:before="0"/>
             </w:pPr>
-            <w:hyperlink w:history="1" r:id="rIdrlvlhdcgsi2d6m52oj0j_">
+            <w:hyperlink w:history="1" r:id="rIdn-sbnwiex9h-jl3vorzro">
               <w:r>
                 <w:rPr>
                   <w:rFonts w:ascii="Arial" w:cs="Arial" w:eastAsia="Arial" w:hAnsi="Arial"/>
@@ -20697,7 +21161,7 @@
               <w:spacing w:after="10" w:before="0"/>
               <w:ind w:left="120"/>
             </w:pPr>
-            <w:hyperlink w:history="1" r:id="rId9vjj-hr0niboimhqc_iiu">
+            <w:hyperlink w:history="1" r:id="rIdtvax58lznlwx-sbdwctd1">
               <w:r>
                 <w:rPr>
                   <w:rFonts w:ascii="Arial" w:cs="Arial" w:eastAsia="Arial" w:hAnsi="Arial"/>
@@ -20725,6 +21189,7 @@
           </w:tcPr>
           <w:p>
             <w:pPr>
+              <w:keepNext w:val="false"/>
               <w:spacing w:after="40" w:before="0"/>
               <w:jc w:val="left"/>
             </w:pPr>
@@ -20757,6 +21222,7 @@
           </w:tcPr>
           <w:p>
             <w:pPr>
+              <w:keepNext w:val="false"/>
               <w:spacing w:after="40" w:before="0"/>
               <w:jc w:val="left"/>
             </w:pPr>
@@ -20789,6 +21255,7 @@
           </w:tcPr>
           <w:p>
             <w:pPr>
+              <w:keepNext w:val="false"/>
               <w:spacing w:after="40" w:before="0"/>
               <w:jc w:val="left"/>
             </w:pPr>
@@ -20821,6 +21288,7 @@
           </w:tcPr>
           <w:p>
             <w:pPr>
+              <w:keepNext w:val="false"/>
               <w:spacing w:after="40" w:before="0"/>
               <w:jc w:val="left"/>
             </w:pPr>
@@ -20880,6 +21348,7 @@
           </w:tcPr>
           <w:p>
             <w:pPr>
+              <w:keepNext w:val="false"/>
               <w:spacing w:after="40" w:before="0"/>
               <w:jc w:val="center"/>
             </w:pPr>
@@ -20914,6 +21383,7 @@
           </w:tcPr>
           <w:p>
             <w:pPr>
+              <w:keepNext w:val="false"/>
               <w:spacing w:after="40" w:before="0"/>
               <w:jc w:val="left"/>
             </w:pPr>
@@ -20975,6 +21445,7 @@
           </w:tcPr>
           <w:p>
             <w:pPr>
+              <w:keepNext w:val="false"/>
               <w:spacing w:after="40" w:before="0"/>
               <w:jc w:val="center"/>
             </w:pPr>
@@ -21009,6 +21480,7 @@
           </w:tcPr>
           <w:p>
             <w:pPr>
+              <w:keepNext w:val="false"/>
               <w:spacing w:after="40" w:before="0"/>
               <w:jc w:val="left"/>
             </w:pPr>
@@ -21041,6 +21513,7 @@
           </w:tcPr>
           <w:p>
             <w:pPr>
+              <w:keepNext w:val="false"/>
               <w:spacing w:after="40" w:before="0"/>
               <w:jc w:val="left"/>
             </w:pPr>
@@ -21075,6 +21548,7 @@
           </w:tcPr>
           <w:p>
             <w:pPr>
+              <w:keepNext w:val="false"/>
               <w:spacing w:after="40" w:before="0"/>
               <w:jc w:val="left"/>
             </w:pPr>
@@ -21107,6 +21581,7 @@
           </w:tcPr>
           <w:p>
             <w:pPr>
+              <w:keepNext w:val="false"/>
               <w:spacing w:after="40" w:before="0"/>
               <w:jc w:val="left"/>
             </w:pPr>
@@ -21141,6 +21616,7 @@
           </w:tcPr>
           <w:p>
             <w:pPr>
+              <w:keepNext w:val="false"/>
               <w:spacing w:after="40" w:before="0"/>
               <w:jc w:val="left"/>
             </w:pPr>
@@ -21173,6 +21649,7 @@
           </w:tcPr>
           <w:p>
             <w:pPr>
+              <w:keepNext w:val="false"/>
               <w:spacing w:after="40" w:before="0"/>
               <w:jc w:val="left"/>
             </w:pPr>
@@ -21209,7 +21686,7 @@
         </w:rPr>
         <w:t xml:space="preserve">© 2026 SeaVuria and ARES. Aligned with KICD objectives. Developed by SeaVuria; technical implementation by ARES (with AI assistance from Claude). Licensed under </w:t>
       </w:r>
-      <w:hyperlink w:history="1" r:id="rIdbsgzyqdtwakzph523i0dv">
+      <w:hyperlink w:history="1" r:id="rIdrdazjb8ssjw1uj1ynwzkd">
         <w:r>
           <w:rPr>
             <w:rFonts w:ascii="Arial" w:cs="Arial" w:eastAsia="Arial" w:hAnsi="Arial"/>
@@ -21230,7 +21707,7 @@
         </w:rPr>
         <w:t xml:space="preserve"> (</w:t>
       </w:r>
-      <w:hyperlink w:history="1" r:id="rIdaeqqgernhhqpk7qxxb5ys">
+      <w:hyperlink w:history="1" r:id="rIdjkathcrdhbxg_wrmclnid">
         <w:r>
           <w:rPr>
             <w:rFonts w:ascii="Arial" w:cs="Arial" w:eastAsia="Arial" w:hAnsi="Arial"/>
@@ -21290,6 +21767,7 @@
           </w:tcPr>
           <w:p>
             <w:pPr>
+              <w:keepNext w:val="false"/>
               <w:spacing w:after="40" w:before="0"/>
               <w:jc w:val="center"/>
             </w:pPr>
@@ -21325,6 +21803,7 @@
           </w:tcPr>
           <w:p>
             <w:pPr>
+              <w:keepNext w:val="false"/>
               <w:spacing w:after="40" w:before="0"/>
               <w:jc w:val="center"/>
             </w:pPr>
@@ -21359,6 +21838,7 @@
           </w:tcPr>
           <w:p>
             <w:pPr>
+              <w:keepNext w:val="false"/>
               <w:spacing w:after="40" w:before="0"/>
               <w:jc w:val="left"/>
             </w:pPr>
@@ -21391,6 +21871,7 @@
           </w:tcPr>
           <w:p>
             <w:pPr>
+              <w:keepNext w:val="false"/>
               <w:spacing w:after="40" w:before="0"/>
               <w:jc w:val="left"/>
             </w:pPr>
@@ -21425,6 +21906,7 @@
           </w:tcPr>
           <w:p>
             <w:pPr>
+              <w:keepNext w:val="false"/>
               <w:spacing w:after="40" w:before="0"/>
               <w:jc w:val="left"/>
             </w:pPr>
@@ -21457,6 +21939,7 @@
           </w:tcPr>
           <w:p>
             <w:pPr>
+              <w:keepNext w:val="false"/>
               <w:spacing w:after="40" w:before="0"/>
               <w:jc w:val="left"/>
             </w:pPr>
@@ -21491,6 +21974,7 @@
           </w:tcPr>
           <w:p>
             <w:pPr>
+              <w:keepNext w:val="false"/>
               <w:spacing w:after="40" w:before="0"/>
               <w:jc w:val="left"/>
             </w:pPr>
@@ -21523,6 +22007,7 @@
           </w:tcPr>
           <w:p>
             <w:pPr>
+              <w:keepNext w:val="false"/>
               <w:spacing w:after="40" w:before="0"/>
               <w:jc w:val="left"/>
             </w:pPr>
@@ -21557,6 +22042,7 @@
           </w:tcPr>
           <w:p>
             <w:pPr>
+              <w:keepNext w:val="false"/>
               <w:spacing w:after="40" w:before="0"/>
               <w:jc w:val="left"/>
             </w:pPr>
@@ -21589,6 +22075,7 @@
           </w:tcPr>
           <w:p>
             <w:pPr>
+              <w:keepNext w:val="false"/>
               <w:spacing w:after="40" w:before="0"/>
               <w:jc w:val="left"/>
             </w:pPr>
@@ -21623,6 +22110,7 @@
           </w:tcPr>
           <w:p>
             <w:pPr>
+              <w:keepNext w:val="false"/>
               <w:spacing w:after="40" w:before="0"/>
               <w:jc w:val="left"/>
             </w:pPr>
@@ -21655,6 +22143,7 @@
           </w:tcPr>
           <w:p>
             <w:pPr>
+              <w:keepNext w:val="false"/>
               <w:spacing w:after="40" w:before="0"/>
               <w:jc w:val="left"/>
             </w:pPr>
@@ -21689,6 +22178,7 @@
           </w:tcPr>
           <w:p>
             <w:pPr>
+              <w:keepNext w:val="false"/>
               <w:spacing w:after="40" w:before="0"/>
               <w:jc w:val="left"/>
             </w:pPr>
@@ -21721,6 +22211,7 @@
           </w:tcPr>
           <w:p>
             <w:pPr>
+              <w:keepNext w:val="false"/>
               <w:spacing w:after="40" w:before="0"/>
               <w:jc w:val="left"/>
             </w:pPr>
@@ -21755,6 +22246,7 @@
           </w:tcPr>
           <w:p>
             <w:pPr>
+              <w:keepNext w:val="false"/>
               <w:spacing w:after="40" w:before="0"/>
               <w:jc w:val="left"/>
             </w:pPr>
@@ -21787,6 +22279,7 @@
           </w:tcPr>
           <w:p>
             <w:pPr>
+              <w:keepNext w:val="false"/>
               <w:spacing w:after="40" w:before="0"/>
               <w:jc w:val="left"/>
             </w:pPr>
@@ -21821,6 +22314,7 @@
           </w:tcPr>
           <w:p>
             <w:pPr>
+              <w:keepNext w:val="false"/>
               <w:spacing w:after="40" w:before="0"/>
               <w:jc w:val="left"/>
             </w:pPr>
@@ -21853,6 +22347,7 @@
           </w:tcPr>
           <w:p>
             <w:pPr>
+              <w:keepNext w:val="false"/>
               <w:spacing w:after="40" w:before="0"/>
               <w:jc w:val="left"/>
             </w:pPr>
@@ -21912,6 +22407,7 @@
           </w:tcPr>
           <w:p>
             <w:pPr>
+              <w:keepNext w:val="false"/>
               <w:spacing w:after="40" w:before="0"/>
               <w:jc w:val="center"/>
             </w:pPr>
@@ -21946,6 +22442,7 @@
           </w:tcPr>
           <w:p>
             <w:pPr>
+              <w:keepNext w:val="false"/>
               <w:spacing w:after="40" w:before="0"/>
               <w:jc w:val="left"/>
             </w:pPr>
@@ -22010,6 +22507,7 @@
           </w:tcPr>
           <w:p>
             <w:pPr>
+              <w:keepNext w:val="false"/>
               <w:spacing w:after="40" w:before="0"/>
               <w:jc w:val="center"/>
             </w:pPr>
@@ -22044,6 +22542,7 @@
           </w:tcPr>
           <w:p>
             <w:pPr>
+              <w:keepNext w:val="false"/>
               <w:spacing w:after="40" w:before="0"/>
               <w:jc w:val="left"/>
             </w:pPr>
@@ -22076,6 +22575,7 @@
           </w:tcPr>
           <w:p>
             <w:pPr>
+              <w:keepNext w:val="false"/>
               <w:spacing w:after="40" w:before="0"/>
               <w:jc w:val="left"/>
             </w:pPr>
@@ -22108,6 +22608,7 @@
           </w:tcPr>
           <w:p>
             <w:pPr>
+              <w:keepNext w:val="false"/>
               <w:spacing w:after="40" w:before="0"/>
               <w:jc w:val="left"/>
             </w:pPr>
@@ -22140,6 +22641,7 @@
           </w:tcPr>
           <w:p>
             <w:pPr>
+              <w:keepNext w:val="false"/>
               <w:spacing w:after="40" w:before="0"/>
               <w:jc w:val="left"/>
             </w:pPr>
@@ -22172,6 +22674,7 @@
           </w:tcPr>
           <w:p>
             <w:pPr>
+              <w:keepNext w:val="false"/>
               <w:spacing w:after="40" w:before="0"/>
               <w:jc w:val="left"/>
             </w:pPr>
@@ -22206,6 +22709,7 @@
           </w:tcPr>
           <w:p>
             <w:pPr>
+              <w:keepNext w:val="false"/>
               <w:spacing w:after="40" w:before="0"/>
               <w:jc w:val="left"/>
             </w:pPr>
@@ -22243,7 +22747,7 @@
             <w:pPr>
               <w:spacing w:after="20" w:before="0"/>
             </w:pPr>
-            <w:hyperlink w:history="1" r:id="rIdkexvtohtt7cdvj2wpqluk">
+            <w:hyperlink w:history="1" r:id="rId2ks1oho482fwzdixmzwlw">
               <w:r>
                 <w:rPr>
                   <w:rFonts w:ascii="Arial" w:cs="Arial" w:eastAsia="Arial" w:hAnsi="Arial"/>
@@ -22276,7 +22780,7 @@
               <w:spacing w:after="10" w:before="0"/>
               <w:ind w:left="120"/>
             </w:pPr>
-            <w:hyperlink w:history="1" r:id="rIdwduuarabffzkof0fpvsdu">
+            <w:hyperlink w:history="1" r:id="rIdcffk6fokoguwgwz7n3fgt">
               <w:r>
                 <w:rPr>
                   <w:rFonts w:ascii="Arial" w:cs="Arial" w:eastAsia="Arial" w:hAnsi="Arial"/>
@@ -22321,7 +22825,7 @@
             <w:pPr>
               <w:spacing w:after="20" w:before="0"/>
             </w:pPr>
-            <w:hyperlink w:history="1" r:id="rIdm6nxdd9wdgagsc-ve1y-s">
+            <w:hyperlink w:history="1" r:id="rIdxdx4hc2jfiafjjnkk29cj">
               <w:r>
                 <w:rPr>
                   <w:rFonts w:ascii="Arial" w:cs="Arial" w:eastAsia="Arial" w:hAnsi="Arial"/>
@@ -22354,7 +22858,7 @@
               <w:spacing w:after="10" w:before="0"/>
               <w:ind w:left="120"/>
             </w:pPr>
-            <w:hyperlink w:history="1" r:id="rIdkbacimljw-iexoiaolsaj">
+            <w:hyperlink w:history="1" r:id="rIdagmifcbb6nuq8l1-vznui">
               <w:r>
                 <w:rPr>
                   <w:rFonts w:ascii="Arial" w:cs="Arial" w:eastAsia="Arial" w:hAnsi="Arial"/>
@@ -22382,6 +22886,7 @@
           </w:tcPr>
           <w:p>
             <w:pPr>
+              <w:keepNext w:val="false"/>
               <w:spacing w:after="40" w:before="0"/>
               <w:jc w:val="left"/>
             </w:pPr>
@@ -22414,6 +22919,7 @@
           </w:tcPr>
           <w:p>
             <w:pPr>
+              <w:keepNext w:val="false"/>
               <w:spacing w:after="40" w:before="0"/>
               <w:jc w:val="left"/>
             </w:pPr>
@@ -22446,6 +22952,7 @@
           </w:tcPr>
           <w:p>
             <w:pPr>
+              <w:keepNext w:val="false"/>
               <w:spacing w:after="40" w:before="0"/>
               <w:jc w:val="left"/>
             </w:pPr>
@@ -22478,6 +22985,7 @@
           </w:tcPr>
           <w:p>
             <w:pPr>
+              <w:keepNext w:val="false"/>
               <w:spacing w:after="40" w:before="0"/>
               <w:jc w:val="left"/>
             </w:pPr>
@@ -22512,6 +23020,7 @@
           </w:tcPr>
           <w:p>
             <w:pPr>
+              <w:keepNext w:val="false"/>
               <w:spacing w:after="40" w:before="0"/>
               <w:jc w:val="left"/>
             </w:pPr>
@@ -22549,7 +23058,7 @@
             <w:pPr>
               <w:spacing w:after="20" w:before="0"/>
             </w:pPr>
-            <w:hyperlink w:history="1" r:id="rIdbz3fe9rrjrhuljga9bdmk">
+            <w:hyperlink w:history="1" r:id="rIdqxw6nj6uhvkkq-a8rzlb0">
               <w:r>
                 <w:rPr>
                   <w:rFonts w:ascii="Arial" w:cs="Arial" w:eastAsia="Arial" w:hAnsi="Arial"/>
@@ -22582,7 +23091,7 @@
               <w:spacing w:after="10" w:before="0"/>
               <w:ind w:left="120"/>
             </w:pPr>
-            <w:hyperlink w:history="1" r:id="rIdkoe-fufucgzgjfsispl1z">
+            <w:hyperlink w:history="1" r:id="rIddtlesgt8lb88phyf56tat">
               <w:r>
                 <w:rPr>
                   <w:rFonts w:ascii="Arial" w:cs="Arial" w:eastAsia="Arial" w:hAnsi="Arial"/>
@@ -22627,7 +23136,7 @@
             <w:pPr>
               <w:spacing w:after="20" w:before="0"/>
             </w:pPr>
-            <w:hyperlink w:history="1" r:id="rId_sasyqomxy0_j3kj0mwss">
+            <w:hyperlink w:history="1" r:id="rIdrrw7qppbuh5mrw2s7ko2y">
               <w:r>
                 <w:rPr>
                   <w:rFonts w:ascii="Arial" w:cs="Arial" w:eastAsia="Arial" w:hAnsi="Arial"/>
@@ -22660,7 +23169,7 @@
               <w:spacing w:after="10" w:before="0"/>
               <w:ind w:left="120"/>
             </w:pPr>
-            <w:hyperlink w:history="1" r:id="rIdjttmd1rjcl2vfkfc4bmz9">
+            <w:hyperlink w:history="1" r:id="rId78blryu2wp4tv9brjwytj">
               <w:r>
                 <w:rPr>
                   <w:rFonts w:ascii="Arial" w:cs="Arial" w:eastAsia="Arial" w:hAnsi="Arial"/>
@@ -22688,6 +23197,7 @@
           </w:tcPr>
           <w:p>
             <w:pPr>
+              <w:keepNext w:val="false"/>
               <w:spacing w:after="40" w:before="0"/>
               <w:jc w:val="left"/>
             </w:pPr>
@@ -22720,6 +23230,7 @@
           </w:tcPr>
           <w:p>
             <w:pPr>
+              <w:keepNext w:val="false"/>
               <w:spacing w:after="40" w:before="0"/>
               <w:jc w:val="left"/>
             </w:pPr>
@@ -22752,6 +23263,7 @@
           </w:tcPr>
           <w:p>
             <w:pPr>
+              <w:keepNext w:val="false"/>
               <w:spacing w:after="40" w:before="0"/>
               <w:jc w:val="left"/>
             </w:pPr>
@@ -22784,6 +23296,7 @@
           </w:tcPr>
           <w:p>
             <w:pPr>
+              <w:keepNext w:val="false"/>
               <w:spacing w:after="40" w:before="0"/>
               <w:jc w:val="left"/>
             </w:pPr>
@@ -22818,6 +23331,7 @@
           </w:tcPr>
           <w:p>
             <w:pPr>
+              <w:keepNext w:val="false"/>
               <w:spacing w:after="40" w:before="0"/>
               <w:jc w:val="left"/>
             </w:pPr>
@@ -22855,7 +23369,7 @@
             <w:pPr>
               <w:spacing w:after="20" w:before="0"/>
             </w:pPr>
-            <w:hyperlink w:history="1" r:id="rIdvc5xkubti6upqkrzcnhsd">
+            <w:hyperlink w:history="1" r:id="rIdadanhrbjjgiuag5ytufdi">
               <w:r>
                 <w:rPr>
                   <w:rFonts w:ascii="Arial" w:cs="Arial" w:eastAsia="Arial" w:hAnsi="Arial"/>
@@ -22888,7 +23402,7 @@
               <w:spacing w:after="10" w:before="0"/>
               <w:ind w:left="120"/>
             </w:pPr>
-            <w:hyperlink w:history="1" r:id="rIdumqxim6vzu_onbjl_2y6c">
+            <w:hyperlink w:history="1" r:id="rId9q6okukboni0mms6dtrqi">
               <w:r>
                 <w:rPr>
                   <w:rFonts w:ascii="Arial" w:cs="Arial" w:eastAsia="Arial" w:hAnsi="Arial"/>
@@ -22933,7 +23447,7 @@
             <w:pPr>
               <w:spacing w:after="20" w:before="0"/>
             </w:pPr>
-            <w:hyperlink w:history="1" r:id="rIdruokacmg08exwgorzw8f4">
+            <w:hyperlink w:history="1" r:id="rIdebwgcdssejvwynzvde2_h">
               <w:r>
                 <w:rPr>
                   <w:rFonts w:ascii="Arial" w:cs="Arial" w:eastAsia="Arial" w:hAnsi="Arial"/>
@@ -22966,7 +23480,7 @@
               <w:spacing w:after="10" w:before="0"/>
               <w:ind w:left="120"/>
             </w:pPr>
-            <w:hyperlink w:history="1" r:id="rIdxffcqhyezs1duqjni106x">
+            <w:hyperlink w:history="1" r:id="rIdf_zwcnsaibvufgin0phtw">
               <w:r>
                 <w:rPr>
                   <w:rFonts w:ascii="Arial" w:cs="Arial" w:eastAsia="Arial" w:hAnsi="Arial"/>
@@ -22994,6 +23508,7 @@
           </w:tcPr>
           <w:p>
             <w:pPr>
+              <w:keepNext w:val="false"/>
               <w:spacing w:after="40" w:before="0"/>
               <w:jc w:val="left"/>
             </w:pPr>
@@ -23026,6 +23541,7 @@
           </w:tcPr>
           <w:p>
             <w:pPr>
+              <w:keepNext w:val="false"/>
               <w:spacing w:after="40" w:before="0"/>
               <w:jc w:val="left"/>
             </w:pPr>
@@ -23058,6 +23574,7 @@
           </w:tcPr>
           <w:p>
             <w:pPr>
+              <w:keepNext w:val="false"/>
               <w:spacing w:after="40" w:before="0"/>
               <w:jc w:val="left"/>
             </w:pPr>
@@ -23090,6 +23607,7 @@
           </w:tcPr>
           <w:p>
             <w:pPr>
+              <w:keepNext w:val="false"/>
               <w:spacing w:after="40" w:before="0"/>
               <w:jc w:val="left"/>
             </w:pPr>
@@ -23124,6 +23642,7 @@
           </w:tcPr>
           <w:p>
             <w:pPr>
+              <w:keepNext w:val="false"/>
               <w:spacing w:after="40" w:before="0"/>
               <w:jc w:val="left"/>
             </w:pPr>
@@ -23161,7 +23680,7 @@
             <w:pPr>
               <w:spacing w:after="20" w:before="0"/>
             </w:pPr>
-            <w:hyperlink w:history="1" r:id="rId_lnzbt1gdwwvmarthryef">
+            <w:hyperlink w:history="1" r:id="rIdl6wfsspsouv-8qyriqnu9">
               <w:r>
                 <w:rPr>
                   <w:rFonts w:ascii="Arial" w:cs="Arial" w:eastAsia="Arial" w:hAnsi="Arial"/>
@@ -23194,7 +23713,7 @@
               <w:spacing w:after="10" w:before="0"/>
               <w:ind w:left="120"/>
             </w:pPr>
-            <w:hyperlink w:history="1" r:id="rIdxxkh8jszw_wlz9jfm94tn">
+            <w:hyperlink w:history="1" r:id="rIdu9o9mnfcxe23drszmkgha">
               <w:r>
                 <w:rPr>
                   <w:rFonts w:ascii="Arial" w:cs="Arial" w:eastAsia="Arial" w:hAnsi="Arial"/>
@@ -23239,7 +23758,7 @@
             <w:pPr>
               <w:spacing w:after="20" w:before="0"/>
             </w:pPr>
-            <w:hyperlink w:history="1" r:id="rIdcxb_uec_dvz8tzemxcpp_">
+            <w:hyperlink w:history="1" r:id="rIdf-tny_nmujqoadjjdppva">
               <w:r>
                 <w:rPr>
                   <w:rFonts w:ascii="Arial" w:cs="Arial" w:eastAsia="Arial" w:hAnsi="Arial"/>
@@ -23272,7 +23791,7 @@
               <w:spacing w:after="10" w:before="0"/>
               <w:ind w:left="120"/>
             </w:pPr>
-            <w:hyperlink w:history="1" r:id="rIddxwhf2wnztjffgoanqxjw">
+            <w:hyperlink w:history="1" r:id="rIdjhimfenuezhocyxpr35cb">
               <w:r>
                 <w:rPr>
                   <w:rFonts w:ascii="Arial" w:cs="Arial" w:eastAsia="Arial" w:hAnsi="Arial"/>
@@ -23300,6 +23819,7 @@
           </w:tcPr>
           <w:p>
             <w:pPr>
+              <w:keepNext w:val="false"/>
               <w:spacing w:after="40" w:before="0"/>
               <w:jc w:val="left"/>
             </w:pPr>
@@ -23332,6 +23852,7 @@
           </w:tcPr>
           <w:p>
             <w:pPr>
+              <w:keepNext w:val="false"/>
               <w:spacing w:after="40" w:before="0"/>
               <w:jc w:val="left"/>
             </w:pPr>
@@ -23364,6 +23885,7 @@
           </w:tcPr>
           <w:p>
             <w:pPr>
+              <w:keepNext w:val="false"/>
               <w:spacing w:after="40" w:before="0"/>
               <w:jc w:val="left"/>
             </w:pPr>
@@ -23396,6 +23918,7 @@
           </w:tcPr>
           <w:p>
             <w:pPr>
+              <w:keepNext w:val="false"/>
               <w:spacing w:after="40" w:before="0"/>
               <w:jc w:val="left"/>
             </w:pPr>
@@ -23430,6 +23953,7 @@
           </w:tcPr>
           <w:p>
             <w:pPr>
+              <w:keepNext w:val="false"/>
               <w:spacing w:after="40" w:before="0"/>
               <w:jc w:val="left"/>
             </w:pPr>
@@ -23467,7 +23991,7 @@
             <w:pPr>
               <w:spacing w:after="20" w:before="0"/>
             </w:pPr>
-            <w:hyperlink w:history="1" r:id="rIdwx4z2dxmrvp3woiaunjvo">
+            <w:hyperlink w:history="1" r:id="rIdtxazewzglbyc-2kpcrbap">
               <w:r>
                 <w:rPr>
                   <w:rFonts w:ascii="Arial" w:cs="Arial" w:eastAsia="Arial" w:hAnsi="Arial"/>
@@ -23500,7 +24024,7 @@
               <w:spacing w:after="10" w:before="0"/>
               <w:ind w:left="120"/>
             </w:pPr>
-            <w:hyperlink w:history="1" r:id="rIdpvgbtqmvp5kdhvnegx1ne">
+            <w:hyperlink w:history="1" r:id="rIdciimruwt33telx8b6w5dk">
               <w:r>
                 <w:rPr>
                   <w:rFonts w:ascii="Arial" w:cs="Arial" w:eastAsia="Arial" w:hAnsi="Arial"/>
@@ -23545,7 +24069,7 @@
             <w:pPr>
               <w:spacing w:after="20" w:before="0"/>
             </w:pPr>
-            <w:hyperlink w:history="1" r:id="rIdxpxyuu4h0gntbqj5iwcne">
+            <w:hyperlink w:history="1" r:id="rId93in0xmqlekbojxwzolkj">
               <w:r>
                 <w:rPr>
                   <w:rFonts w:ascii="Arial" w:cs="Arial" w:eastAsia="Arial" w:hAnsi="Arial"/>
@@ -23578,7 +24102,7 @@
               <w:spacing w:after="10" w:before="0"/>
               <w:ind w:left="120"/>
             </w:pPr>
-            <w:hyperlink w:history="1" r:id="rIdlntrifueiicepg4tpeurr">
+            <w:hyperlink w:history="1" r:id="rIdjiqbeska_joybjpy9xy9y">
               <w:r>
                 <w:rPr>
                   <w:rFonts w:ascii="Arial" w:cs="Arial" w:eastAsia="Arial" w:hAnsi="Arial"/>
@@ -23606,6 +24130,7 @@
           </w:tcPr>
           <w:p>
             <w:pPr>
+              <w:keepNext w:val="false"/>
               <w:spacing w:after="40" w:before="0"/>
               <w:jc w:val="left"/>
             </w:pPr>
@@ -23638,6 +24163,7 @@
           </w:tcPr>
           <w:p>
             <w:pPr>
+              <w:keepNext w:val="false"/>
               <w:spacing w:after="40" w:before="0"/>
               <w:jc w:val="left"/>
             </w:pPr>
@@ -23670,6 +24196,7 @@
           </w:tcPr>
           <w:p>
             <w:pPr>
+              <w:keepNext w:val="false"/>
               <w:spacing w:after="40" w:before="0"/>
               <w:jc w:val="left"/>
             </w:pPr>
@@ -23702,6 +24229,7 @@
           </w:tcPr>
           <w:p>
             <w:pPr>
+              <w:keepNext w:val="false"/>
               <w:spacing w:after="40" w:before="0"/>
               <w:jc w:val="left"/>
             </w:pPr>
@@ -23761,6 +24289,7 @@
           </w:tcPr>
           <w:p>
             <w:pPr>
+              <w:keepNext w:val="false"/>
               <w:spacing w:after="40" w:before="0"/>
               <w:jc w:val="center"/>
             </w:pPr>
@@ -23795,6 +24324,7 @@
           </w:tcPr>
           <w:p>
             <w:pPr>
+              <w:keepNext w:val="false"/>
               <w:spacing w:after="40" w:before="0"/>
               <w:jc w:val="left"/>
             </w:pPr>
@@ -23856,6 +24386,7 @@
           </w:tcPr>
           <w:p>
             <w:pPr>
+              <w:keepNext w:val="false"/>
               <w:spacing w:after="40" w:before="0"/>
               <w:jc w:val="center"/>
             </w:pPr>
@@ -23890,6 +24421,7 @@
           </w:tcPr>
           <w:p>
             <w:pPr>
+              <w:keepNext w:val="false"/>
               <w:spacing w:after="40" w:before="0"/>
               <w:jc w:val="left"/>
             </w:pPr>
@@ -23922,6 +24454,7 @@
           </w:tcPr>
           <w:p>
             <w:pPr>
+              <w:keepNext w:val="false"/>
               <w:spacing w:after="40" w:before="0"/>
               <w:jc w:val="left"/>
             </w:pPr>
@@ -23956,6 +24489,7 @@
           </w:tcPr>
           <w:p>
             <w:pPr>
+              <w:keepNext w:val="false"/>
               <w:spacing w:after="40" w:before="0"/>
               <w:jc w:val="left"/>
             </w:pPr>
@@ -23988,6 +24522,7 @@
           </w:tcPr>
           <w:p>
             <w:pPr>
+              <w:keepNext w:val="false"/>
               <w:spacing w:after="40" w:before="0"/>
               <w:jc w:val="left"/>
             </w:pPr>
@@ -24022,6 +24557,7 @@
           </w:tcPr>
           <w:p>
             <w:pPr>
+              <w:keepNext w:val="false"/>
               <w:spacing w:after="40" w:before="0"/>
               <w:jc w:val="left"/>
             </w:pPr>
@@ -24054,6 +24590,7 @@
           </w:tcPr>
           <w:p>
             <w:pPr>
+              <w:keepNext w:val="false"/>
               <w:spacing w:after="40" w:before="0"/>
               <w:jc w:val="left"/>
             </w:pPr>
@@ -24090,7 +24627,7 @@
         </w:rPr>
         <w:t xml:space="preserve">© 2026 SeaVuria and ARES. Aligned with KICD objectives. Developed by SeaVuria; technical implementation by ARES (with AI assistance from Claude). Licensed under </w:t>
       </w:r>
-      <w:hyperlink w:history="1" r:id="rIdoqunqdtpl5lnc3nzroxkp">
+      <w:hyperlink w:history="1" r:id="rId4zlvhuurtgfzo8rxbkmrg">
         <w:r>
           <w:rPr>
             <w:rFonts w:ascii="Arial" w:cs="Arial" w:eastAsia="Arial" w:hAnsi="Arial"/>
@@ -24111,7 +24648,7 @@
         </w:rPr>
         <w:t xml:space="preserve"> (</w:t>
       </w:r>
-      <w:hyperlink w:history="1" r:id="rIdyjsonshludt0p2qh9s-20">
+      <w:hyperlink w:history="1" r:id="rId1xjngmmndh5o0-0chhgva">
         <w:r>
           <w:rPr>
             <w:rFonts w:ascii="Arial" w:cs="Arial" w:eastAsia="Arial" w:hAnsi="Arial"/>
@@ -24171,6 +24708,7 @@
           </w:tcPr>
           <w:p>
             <w:pPr>
+              <w:keepNext w:val="false"/>
               <w:spacing w:after="40" w:before="0"/>
               <w:jc w:val="center"/>
             </w:pPr>
@@ -24206,6 +24744,7 @@
           </w:tcPr>
           <w:p>
             <w:pPr>
+              <w:keepNext w:val="false"/>
               <w:spacing w:after="40" w:before="0"/>
               <w:jc w:val="center"/>
             </w:pPr>
@@ -24240,6 +24779,7 @@
           </w:tcPr>
           <w:p>
             <w:pPr>
+              <w:keepNext w:val="false"/>
               <w:spacing w:after="40" w:before="0"/>
               <w:jc w:val="left"/>
             </w:pPr>
@@ -24272,6 +24812,7 @@
           </w:tcPr>
           <w:p>
             <w:pPr>
+              <w:keepNext w:val="false"/>
               <w:spacing w:after="40" w:before="0"/>
               <w:jc w:val="left"/>
             </w:pPr>
@@ -24306,6 +24847,7 @@
           </w:tcPr>
           <w:p>
             <w:pPr>
+              <w:keepNext w:val="false"/>
               <w:spacing w:after="40" w:before="0"/>
               <w:jc w:val="left"/>
             </w:pPr>
@@ -24338,6 +24880,7 @@
           </w:tcPr>
           <w:p>
             <w:pPr>
+              <w:keepNext w:val="false"/>
               <w:spacing w:after="40" w:before="0"/>
               <w:jc w:val="left"/>
             </w:pPr>
@@ -24372,6 +24915,7 @@
           </w:tcPr>
           <w:p>
             <w:pPr>
+              <w:keepNext w:val="false"/>
               <w:spacing w:after="40" w:before="0"/>
               <w:jc w:val="left"/>
             </w:pPr>
@@ -24479,6 +25023,7 @@
           </w:tcPr>
           <w:p>
             <w:pPr>
+              <w:keepNext w:val="false"/>
               <w:spacing w:after="40" w:before="0"/>
               <w:jc w:val="left"/>
             </w:pPr>
@@ -24566,6 +25111,7 @@
           </w:tcPr>
           <w:p>
             <w:pPr>
+              <w:keepNext w:val="false"/>
               <w:spacing w:after="40" w:before="0"/>
               <w:jc w:val="left"/>
             </w:pPr>
@@ -24653,6 +25199,7 @@
           </w:tcPr>
           <w:p>
             <w:pPr>
+              <w:keepNext w:val="false"/>
               <w:spacing w:after="40" w:before="0"/>
               <w:jc w:val="left"/>
             </w:pPr>
@@ -24685,6 +25232,7 @@
           </w:tcPr>
           <w:p>
             <w:pPr>
+              <w:keepNext w:val="false"/>
               <w:spacing w:after="40" w:before="0"/>
               <w:jc w:val="left"/>
             </w:pPr>
@@ -24719,6 +25267,7 @@
           </w:tcPr>
           <w:p>
             <w:pPr>
+              <w:keepNext w:val="false"/>
               <w:spacing w:after="40" w:before="0"/>
               <w:jc w:val="left"/>
             </w:pPr>
@@ -24751,6 +25300,7 @@
           </w:tcPr>
           <w:p>
             <w:pPr>
+              <w:keepNext w:val="false"/>
               <w:spacing w:after="40" w:before="0"/>
               <w:jc w:val="left"/>
             </w:pPr>
@@ -24785,6 +25335,7 @@
           </w:tcPr>
           <w:p>
             <w:pPr>
+              <w:keepNext w:val="false"/>
               <w:spacing w:after="40" w:before="0"/>
               <w:jc w:val="left"/>
             </w:pPr>
@@ -24817,6 +25368,7 @@
           </w:tcPr>
           <w:p>
             <w:pPr>
+              <w:keepNext w:val="false"/>
               <w:spacing w:after="40" w:before="0"/>
               <w:jc w:val="left"/>
             </w:pPr>
@@ -24876,6 +25428,7 @@
           </w:tcPr>
           <w:p>
             <w:pPr>
+              <w:keepNext w:val="false"/>
               <w:spacing w:after="40" w:before="0"/>
               <w:jc w:val="center"/>
             </w:pPr>
@@ -24910,6 +25463,7 @@
           </w:tcPr>
           <w:p>
             <w:pPr>
+              <w:keepNext w:val="false"/>
               <w:spacing w:after="40" w:before="0"/>
               <w:jc w:val="left"/>
             </w:pPr>
@@ -24929,6 +25483,7 @@
           </w:p>
           <w:p>
             <w:pPr>
+              <w:keepNext w:val="false"/>
               <w:spacing w:after="40" w:before="0"/>
               <w:jc w:val="left"/>
             </w:pPr>
@@ -24948,6 +25503,7 @@
           </w:p>
           <w:p>
             <w:pPr>
+              <w:keepNext w:val="false"/>
               <w:spacing w:after="40" w:before="0"/>
               <w:jc w:val="left"/>
             </w:pPr>
@@ -24967,6 +25523,7 @@
           </w:p>
           <w:p>
             <w:pPr>
+              <w:keepNext w:val="false"/>
               <w:spacing w:after="40" w:before="0"/>
               <w:jc w:val="left"/>
             </w:pPr>
@@ -24986,6 +25543,7 @@
           </w:p>
           <w:p>
             <w:pPr>
+              <w:keepNext w:val="false"/>
               <w:spacing w:after="40" w:before="0"/>
               <w:jc w:val="left"/>
             </w:pPr>
@@ -25050,6 +25608,7 @@
           </w:tcPr>
           <w:p>
             <w:pPr>
+              <w:keepNext w:val="false"/>
               <w:spacing w:after="40" w:before="0"/>
               <w:jc w:val="center"/>
             </w:pPr>
@@ -25084,6 +25643,7 @@
           </w:tcPr>
           <w:p>
             <w:pPr>
+              <w:keepNext w:val="false"/>
               <w:spacing w:after="40" w:before="0"/>
               <w:jc w:val="left"/>
             </w:pPr>
@@ -25116,6 +25676,7 @@
           </w:tcPr>
           <w:p>
             <w:pPr>
+              <w:keepNext w:val="false"/>
               <w:spacing w:after="40" w:before="0"/>
               <w:jc w:val="left"/>
             </w:pPr>
@@ -25148,6 +25709,7 @@
           </w:tcPr>
           <w:p>
             <w:pPr>
+              <w:keepNext w:val="false"/>
               <w:spacing w:after="40" w:before="0"/>
               <w:jc w:val="left"/>
             </w:pPr>
@@ -25180,6 +25742,7 @@
           </w:tcPr>
           <w:p>
             <w:pPr>
+              <w:keepNext w:val="false"/>
               <w:spacing w:after="40" w:before="0"/>
               <w:jc w:val="left"/>
             </w:pPr>
@@ -25212,6 +25775,7 @@
           </w:tcPr>
           <w:p>
             <w:pPr>
+              <w:keepNext w:val="false"/>
               <w:spacing w:after="40" w:before="0"/>
               <w:jc w:val="left"/>
             </w:pPr>
@@ -25246,6 +25810,7 @@
           </w:tcPr>
           <w:p>
             <w:pPr>
+              <w:keepNext w:val="false"/>
               <w:spacing w:after="40" w:before="0"/>
               <w:jc w:val="left"/>
             </w:pPr>
@@ -25283,7 +25848,7 @@
             <w:pPr>
               <w:spacing w:after="20" w:before="0"/>
             </w:pPr>
-            <w:hyperlink w:history="1" r:id="rIdr3trn5xz01zyqg4hnk3rt">
+            <w:hyperlink w:history="1" r:id="rIddmc6fxxyrgisonld2cuut">
               <w:r>
                 <w:rPr>
                   <w:rFonts w:ascii="Arial" w:cs="Arial" w:eastAsia="Arial" w:hAnsi="Arial"/>
@@ -25316,7 +25881,7 @@
               <w:spacing w:after="10" w:before="0"/>
               <w:ind w:left="120"/>
             </w:pPr>
-            <w:hyperlink w:history="1" r:id="rIddgvkvofsoefnlc2_8el5m">
+            <w:hyperlink w:history="1" r:id="rId93gfxuw3k6oqikuuiambi">
               <w:r>
                 <w:rPr>
                   <w:rFonts w:ascii="Arial" w:cs="Arial" w:eastAsia="Arial" w:hAnsi="Arial"/>
@@ -25361,7 +25926,7 @@
             <w:pPr>
               <w:spacing w:after="20" w:before="0"/>
             </w:pPr>
-            <w:hyperlink w:history="1" r:id="rId9z0fr3ehdofegbttuzkb0">
+            <w:hyperlink w:history="1" r:id="rIdp_erjxcptyivlvqh-gj7j">
               <w:r>
                 <w:rPr>
                   <w:rFonts w:ascii="Arial" w:cs="Arial" w:eastAsia="Arial" w:hAnsi="Arial"/>
@@ -25394,7 +25959,7 @@
               <w:spacing w:after="10" w:before="0"/>
               <w:ind w:left="120"/>
             </w:pPr>
-            <w:hyperlink w:history="1" r:id="rIdht1sqr4ydtfvl28m5zn7m">
+            <w:hyperlink w:history="1" r:id="rId_4v3s0fmleiwwn-dmmols">
               <w:r>
                 <w:rPr>
                   <w:rFonts w:ascii="Arial" w:cs="Arial" w:eastAsia="Arial" w:hAnsi="Arial"/>
@@ -25422,6 +25987,7 @@
           </w:tcPr>
           <w:p>
             <w:pPr>
+              <w:keepNext w:val="false"/>
               <w:spacing w:after="40" w:before="0"/>
               <w:jc w:val="left"/>
             </w:pPr>
@@ -25454,6 +26020,7 @@
           </w:tcPr>
           <w:p>
             <w:pPr>
+              <w:keepNext w:val="false"/>
               <w:spacing w:after="40" w:before="0"/>
               <w:jc w:val="left"/>
             </w:pPr>
@@ -25486,6 +26053,7 @@
           </w:tcPr>
           <w:p>
             <w:pPr>
+              <w:keepNext w:val="false"/>
               <w:spacing w:after="40" w:before="0"/>
               <w:jc w:val="left"/>
             </w:pPr>
@@ -25518,6 +26086,7 @@
           </w:tcPr>
           <w:p>
             <w:pPr>
+              <w:keepNext w:val="false"/>
               <w:spacing w:after="40" w:before="0"/>
               <w:jc w:val="left"/>
             </w:pPr>
@@ -25552,6 +26121,7 @@
           </w:tcPr>
           <w:p>
             <w:pPr>
+              <w:keepNext w:val="false"/>
               <w:spacing w:after="40" w:before="0"/>
               <w:jc w:val="left"/>
             </w:pPr>
@@ -25589,7 +26159,7 @@
             <w:pPr>
               <w:spacing w:after="20" w:before="0"/>
             </w:pPr>
-            <w:hyperlink w:history="1" r:id="rIdjhtlre39exudm9bucyiik">
+            <w:hyperlink w:history="1" r:id="rId-ugccitbtlyfw9vcy4ehd">
               <w:r>
                 <w:rPr>
                   <w:rFonts w:ascii="Arial" w:cs="Arial" w:eastAsia="Arial" w:hAnsi="Arial"/>
@@ -25622,7 +26192,7 @@
               <w:spacing w:after="10" w:before="0"/>
               <w:ind w:left="120"/>
             </w:pPr>
-            <w:hyperlink w:history="1" r:id="rIdbiuqz0lijbbkpl3srdheh">
+            <w:hyperlink w:history="1" r:id="rId4xa8ijehrwwbbfcb4bagx">
               <w:r>
                 <w:rPr>
                   <w:rFonts w:ascii="Arial" w:cs="Arial" w:eastAsia="Arial" w:hAnsi="Arial"/>
@@ -25667,7 +26237,7 @@
             <w:pPr>
               <w:spacing w:after="20" w:before="0"/>
             </w:pPr>
-            <w:hyperlink w:history="1" r:id="rId-hpr1m8eiyqwgkubswxvv">
+            <w:hyperlink w:history="1" r:id="rIdrkqeeckhydm8itlvjfwua">
               <w:r>
                 <w:rPr>
                   <w:rFonts w:ascii="Arial" w:cs="Arial" w:eastAsia="Arial" w:hAnsi="Arial"/>
@@ -25700,7 +26270,7 @@
               <w:spacing w:after="10" w:before="0"/>
               <w:ind w:left="120"/>
             </w:pPr>
-            <w:hyperlink w:history="1" r:id="rId0uchl7lzw5ihmpvybc0jt">
+            <w:hyperlink w:history="1" r:id="rIdcpseourdlyef0l4z034_t">
               <w:r>
                 <w:rPr>
                   <w:rFonts w:ascii="Arial" w:cs="Arial" w:eastAsia="Arial" w:hAnsi="Arial"/>
@@ -25728,6 +26298,7 @@
           </w:tcPr>
           <w:p>
             <w:pPr>
+              <w:keepNext w:val="false"/>
               <w:spacing w:after="40" w:before="0"/>
               <w:jc w:val="left"/>
             </w:pPr>
@@ -25760,6 +26331,7 @@
           </w:tcPr>
           <w:p>
             <w:pPr>
+              <w:keepNext w:val="false"/>
               <w:spacing w:after="40" w:before="0"/>
               <w:jc w:val="left"/>
             </w:pPr>
@@ -25792,6 +26364,7 @@
           </w:tcPr>
           <w:p>
             <w:pPr>
+              <w:keepNext w:val="false"/>
               <w:spacing w:after="40" w:before="0"/>
               <w:jc w:val="left"/>
             </w:pPr>
@@ -25824,6 +26397,7 @@
           </w:tcPr>
           <w:p>
             <w:pPr>
+              <w:keepNext w:val="false"/>
               <w:spacing w:after="40" w:before="0"/>
               <w:jc w:val="left"/>
             </w:pPr>
@@ -25858,6 +26432,7 @@
           </w:tcPr>
           <w:p>
             <w:pPr>
+              <w:keepNext w:val="false"/>
               <w:spacing w:after="40" w:before="0"/>
               <w:jc w:val="left"/>
             </w:pPr>
@@ -25895,7 +26470,7 @@
             <w:pPr>
               <w:spacing w:after="20" w:before="0"/>
             </w:pPr>
-            <w:hyperlink w:history="1" r:id="rIdbx2lvzex9ax6rbhyqxrym">
+            <w:hyperlink w:history="1" r:id="rId0cmt06fbymzxurngqpuau">
               <w:r>
                 <w:rPr>
                   <w:rFonts w:ascii="Arial" w:cs="Arial" w:eastAsia="Arial" w:hAnsi="Arial"/>
@@ -25928,7 +26503,7 @@
               <w:spacing w:after="10" w:before="0"/>
               <w:ind w:left="120"/>
             </w:pPr>
-            <w:hyperlink w:history="1" r:id="rIdbcv7wzspxtmgkvnw8jds-">
+            <w:hyperlink w:history="1" r:id="rIdz9i0burfez37ld12nmdus">
               <w:r>
                 <w:rPr>
                   <w:rFonts w:ascii="Arial" w:cs="Arial" w:eastAsia="Arial" w:hAnsi="Arial"/>
@@ -25973,7 +26548,7 @@
             <w:pPr>
               <w:spacing w:after="20" w:before="0"/>
             </w:pPr>
-            <w:hyperlink w:history="1" r:id="rIdq2wwi4sjp8e-rysplgxu_">
+            <w:hyperlink w:history="1" r:id="rIdv9ayaa8qmypeden6abpzp">
               <w:r>
                 <w:rPr>
                   <w:rFonts w:ascii="Arial" w:cs="Arial" w:eastAsia="Arial" w:hAnsi="Arial"/>
@@ -26006,7 +26581,7 @@
               <w:spacing w:after="10" w:before="0"/>
               <w:ind w:left="120"/>
             </w:pPr>
-            <w:hyperlink w:history="1" r:id="rIddgnc3bny_jtflsrv3lnsq">
+            <w:hyperlink w:history="1" r:id="rIdrmedlf7btt9ejcgl_frlr">
               <w:r>
                 <w:rPr>
                   <w:rFonts w:ascii="Arial" w:cs="Arial" w:eastAsia="Arial" w:hAnsi="Arial"/>
@@ -26034,6 +26609,7 @@
           </w:tcPr>
           <w:p>
             <w:pPr>
+              <w:keepNext w:val="false"/>
               <w:spacing w:after="40" w:before="0"/>
               <w:jc w:val="left"/>
             </w:pPr>
@@ -26066,6 +26642,7 @@
           </w:tcPr>
           <w:p>
             <w:pPr>
+              <w:keepNext w:val="false"/>
               <w:spacing w:after="40" w:before="0"/>
               <w:jc w:val="left"/>
             </w:pPr>
@@ -26098,6 +26675,7 @@
           </w:tcPr>
           <w:p>
             <w:pPr>
+              <w:keepNext w:val="false"/>
               <w:spacing w:after="40" w:before="0"/>
               <w:jc w:val="left"/>
             </w:pPr>
@@ -26130,6 +26708,7 @@
           </w:tcPr>
           <w:p>
             <w:pPr>
+              <w:keepNext w:val="false"/>
               <w:spacing w:after="40" w:before="0"/>
               <w:jc w:val="left"/>
             </w:pPr>
@@ -26164,6 +26743,7 @@
           </w:tcPr>
           <w:p>
             <w:pPr>
+              <w:keepNext w:val="false"/>
               <w:spacing w:after="40" w:before="0"/>
               <w:jc w:val="left"/>
             </w:pPr>
@@ -26201,7 +26781,7 @@
             <w:pPr>
               <w:spacing w:after="20" w:before="0"/>
             </w:pPr>
-            <w:hyperlink w:history="1" r:id="rIdfxvznqsmd6vqgjtrs5qgp">
+            <w:hyperlink w:history="1" r:id="rIdqcu-f5ft3ghfr658vzyxk">
               <w:r>
                 <w:rPr>
                   <w:rFonts w:ascii="Arial" w:cs="Arial" w:eastAsia="Arial" w:hAnsi="Arial"/>
@@ -26234,7 +26814,7 @@
               <w:spacing w:after="10" w:before="0"/>
               <w:ind w:left="120"/>
             </w:pPr>
-            <w:hyperlink w:history="1" r:id="rIdblekothoi4wauuwdmrhxw">
+            <w:hyperlink w:history="1" r:id="rIdgxxs6_yvoa5i2jwi3ldph">
               <w:r>
                 <w:rPr>
                   <w:rFonts w:ascii="Arial" w:cs="Arial" w:eastAsia="Arial" w:hAnsi="Arial"/>
@@ -26279,7 +26859,7 @@
             <w:pPr>
               <w:spacing w:after="20" w:before="0"/>
             </w:pPr>
-            <w:hyperlink w:history="1" r:id="rIdkl0it3knc16wkak_vgzuh">
+            <w:hyperlink w:history="1" r:id="rIdp0yb0amtte3bbue1si0n6">
               <w:r>
                 <w:rPr>
                   <w:rFonts w:ascii="Arial" w:cs="Arial" w:eastAsia="Arial" w:hAnsi="Arial"/>
@@ -26312,7 +26892,7 @@
               <w:spacing w:after="10" w:before="0"/>
               <w:ind w:left="120"/>
             </w:pPr>
-            <w:hyperlink w:history="1" r:id="rIdtrgtap1_qpxubibzwo7bg">
+            <w:hyperlink w:history="1" r:id="rIdh-gffdnp9qo8r0xjsnsqr">
               <w:r>
                 <w:rPr>
                   <w:rFonts w:ascii="Arial" w:cs="Arial" w:eastAsia="Arial" w:hAnsi="Arial"/>
@@ -26340,6 +26920,7 @@
           </w:tcPr>
           <w:p>
             <w:pPr>
+              <w:keepNext w:val="false"/>
               <w:spacing w:after="40" w:before="0"/>
               <w:jc w:val="left"/>
             </w:pPr>
@@ -26372,6 +26953,7 @@
           </w:tcPr>
           <w:p>
             <w:pPr>
+              <w:keepNext w:val="false"/>
               <w:spacing w:after="40" w:before="0"/>
               <w:jc w:val="left"/>
             </w:pPr>
@@ -26404,6 +26986,7 @@
           </w:tcPr>
           <w:p>
             <w:pPr>
+              <w:keepNext w:val="false"/>
               <w:spacing w:after="40" w:before="0"/>
               <w:jc w:val="left"/>
             </w:pPr>
@@ -26436,6 +27019,7 @@
           </w:tcPr>
           <w:p>
             <w:pPr>
+              <w:keepNext w:val="false"/>
               <w:spacing w:after="40" w:before="0"/>
               <w:jc w:val="left"/>
             </w:pPr>
@@ -26470,6 +27054,7 @@
           </w:tcPr>
           <w:p>
             <w:pPr>
+              <w:keepNext w:val="false"/>
               <w:spacing w:after="40" w:before="0"/>
               <w:jc w:val="left"/>
             </w:pPr>
@@ -26507,7 +27092,7 @@
             <w:pPr>
               <w:spacing w:after="20" w:before="0"/>
             </w:pPr>
-            <w:hyperlink w:history="1" r:id="rIdeznvihjuwwbbxphkvpfes">
+            <w:hyperlink w:history="1" r:id="rIdumi6t50rcsysczg9diqj3">
               <w:r>
                 <w:rPr>
                   <w:rFonts w:ascii="Arial" w:cs="Arial" w:eastAsia="Arial" w:hAnsi="Arial"/>
@@ -26540,7 +27125,7 @@
               <w:spacing w:after="10" w:before="0"/>
               <w:ind w:left="120"/>
             </w:pPr>
-            <w:hyperlink w:history="1" r:id="rIdh1ale1yzb9smksjh8yhua">
+            <w:hyperlink w:history="1" r:id="rIducjdtrfcw3t7pbytr8w6w">
               <w:r>
                 <w:rPr>
                   <w:rFonts w:ascii="Arial" w:cs="Arial" w:eastAsia="Arial" w:hAnsi="Arial"/>
@@ -26585,7 +27170,7 @@
             <w:pPr>
               <w:spacing w:after="20" w:before="0"/>
             </w:pPr>
-            <w:hyperlink w:history="1" r:id="rIdhmbvgievhrvo9qv38ip9r">
+            <w:hyperlink w:history="1" r:id="rIdlfuwo6kcypgyqsvkyp8sq">
               <w:r>
                 <w:rPr>
                   <w:rFonts w:ascii="Arial" w:cs="Arial" w:eastAsia="Arial" w:hAnsi="Arial"/>
@@ -26618,7 +27203,7 @@
               <w:spacing w:after="10" w:before="0"/>
               <w:ind w:left="120"/>
             </w:pPr>
-            <w:hyperlink w:history="1" r:id="rIdruvq_duubewv-ziz49mbu">
+            <w:hyperlink w:history="1" r:id="rIdn-nryqdu5mcefyal9kccj">
               <w:r>
                 <w:rPr>
                   <w:rFonts w:ascii="Arial" w:cs="Arial" w:eastAsia="Arial" w:hAnsi="Arial"/>
@@ -26646,6 +27231,7 @@
           </w:tcPr>
           <w:p>
             <w:pPr>
+              <w:keepNext w:val="false"/>
               <w:spacing w:after="40" w:before="0"/>
               <w:jc w:val="left"/>
             </w:pPr>
@@ -26678,6 +27264,7 @@
           </w:tcPr>
           <w:p>
             <w:pPr>
+              <w:keepNext w:val="false"/>
               <w:spacing w:after="40" w:before="0"/>
               <w:jc w:val="left"/>
             </w:pPr>
@@ -26710,6 +27297,7 @@
           </w:tcPr>
           <w:p>
             <w:pPr>
+              <w:keepNext w:val="false"/>
               <w:spacing w:after="40" w:before="0"/>
               <w:jc w:val="left"/>
             </w:pPr>
@@ -26742,6 +27330,7 @@
           </w:tcPr>
           <w:p>
             <w:pPr>
+              <w:keepNext w:val="false"/>
               <w:spacing w:after="40" w:before="0"/>
               <w:jc w:val="left"/>
             </w:pPr>
@@ -26801,6 +27390,7 @@
           </w:tcPr>
           <w:p>
             <w:pPr>
+              <w:keepNext w:val="false"/>
               <w:spacing w:after="40" w:before="0"/>
               <w:jc w:val="center"/>
             </w:pPr>
@@ -26835,6 +27425,7 @@
           </w:tcPr>
           <w:p>
             <w:pPr>
+              <w:keepNext w:val="false"/>
               <w:spacing w:after="40" w:before="0"/>
               <w:jc w:val="left"/>
             </w:pPr>
@@ -26854,6 +27445,7 @@
           </w:p>
           <w:p>
             <w:pPr>
+              <w:keepNext w:val="false"/>
               <w:spacing w:after="40" w:before="0"/>
               <w:jc w:val="left"/>
             </w:pPr>
@@ -26873,6 +27465,7 @@
           </w:p>
           <w:p>
             <w:pPr>
+              <w:keepNext w:val="false"/>
               <w:spacing w:after="40" w:before="0"/>
               <w:jc w:val="left"/>
             </w:pPr>
@@ -26892,6 +27485,7 @@
           </w:p>
           <w:p>
             <w:pPr>
+              <w:keepNext w:val="false"/>
               <w:spacing w:after="40" w:before="0"/>
               <w:jc w:val="left"/>
             </w:pPr>
@@ -26911,6 +27505,7 @@
           </w:p>
           <w:p>
             <w:pPr>
+              <w:keepNext w:val="false"/>
               <w:spacing w:after="40" w:before="0"/>
               <w:jc w:val="left"/>
             </w:pPr>
@@ -26972,6 +27567,7 @@
           </w:tcPr>
           <w:p>
             <w:pPr>
+              <w:keepNext w:val="false"/>
               <w:spacing w:after="40" w:before="0"/>
               <w:jc w:val="center"/>
             </w:pPr>
@@ -27006,6 +27602,7 @@
           </w:tcPr>
           <w:p>
             <w:pPr>
+              <w:keepNext w:val="false"/>
               <w:spacing w:after="40" w:before="0"/>
               <w:jc w:val="left"/>
             </w:pPr>
@@ -27038,6 +27635,7 @@
           </w:tcPr>
           <w:p>
             <w:pPr>
+              <w:keepNext w:val="false"/>
               <w:spacing w:after="40" w:before="0"/>
               <w:jc w:val="left"/>
             </w:pPr>
@@ -27072,6 +27670,7 @@
           </w:tcPr>
           <w:p>
             <w:pPr>
+              <w:keepNext w:val="false"/>
               <w:spacing w:after="40" w:before="0"/>
               <w:jc w:val="left"/>
             </w:pPr>
@@ -27104,6 +27703,7 @@
           </w:tcPr>
           <w:p>
             <w:pPr>
+              <w:keepNext w:val="false"/>
               <w:spacing w:after="40" w:before="0"/>
               <w:jc w:val="left"/>
             </w:pPr>
@@ -27138,6 +27738,7 @@
           </w:tcPr>
           <w:p>
             <w:pPr>
+              <w:keepNext w:val="false"/>
               <w:spacing w:after="40" w:before="0"/>
               <w:jc w:val="left"/>
             </w:pPr>
@@ -27170,6 +27771,7 @@
           </w:tcPr>
           <w:p>
             <w:pPr>
+              <w:keepNext w:val="false"/>
               <w:spacing w:after="40" w:before="0"/>
               <w:jc w:val="left"/>
             </w:pPr>
@@ -27206,7 +27808,7 @@
         </w:rPr>
         <w:t xml:space="preserve">© 2026 SeaVuria and ARES. Aligned with KICD objectives. Developed by SeaVuria; technical implementation by ARES (with AI assistance from Claude). Licensed under </w:t>
       </w:r>
-      <w:hyperlink w:history="1" r:id="rId_faedi86-8bmzvaxegqez">
+      <w:hyperlink w:history="1" r:id="rIdpam0-g5mxejsuazfxz5uy">
         <w:r>
           <w:rPr>
             <w:rFonts w:ascii="Arial" w:cs="Arial" w:eastAsia="Arial" w:hAnsi="Arial"/>
@@ -27227,7 +27829,7 @@
         </w:rPr>
         <w:t xml:space="preserve"> (</w:t>
       </w:r>
-      <w:hyperlink w:history="1" r:id="rId0lvnzcq38laawdsbahzbz">
+      <w:hyperlink w:history="1" r:id="rIdby9myztdoma8o0ibc5oao">
         <w:r>
           <w:rPr>
             <w:rFonts w:ascii="Arial" w:cs="Arial" w:eastAsia="Arial" w:hAnsi="Arial"/>
@@ -27288,6 +27890,7 @@
           </w:tcPr>
           <w:p>
             <w:pPr>
+              <w:keepNext w:val="false"/>
               <w:spacing w:after="40" w:before="0"/>
               <w:jc w:val="center"/>
             </w:pPr>
@@ -27322,6 +27925,7 @@
           </w:tcPr>
           <w:p>
             <w:pPr>
+              <w:keepNext w:val="false"/>
               <w:spacing w:after="40" w:before="0"/>
               <w:jc w:val="left"/>
             </w:pPr>
@@ -27354,6 +27958,7 @@
           </w:tcPr>
           <w:p>
             <w:pPr>
+              <w:keepNext w:val="false"/>
               <w:spacing w:after="40" w:before="0"/>
               <w:jc w:val="left"/>
             </w:pPr>
@@ -27386,6 +27991,7 @@
           </w:tcPr>
           <w:p>
             <w:pPr>
+              <w:keepNext w:val="false"/>
               <w:spacing w:after="40" w:before="0"/>
               <w:jc w:val="left"/>
             </w:pPr>
@@ -27420,6 +28026,7 @@
           </w:tcPr>
           <w:p>
             <w:pPr>
+              <w:keepNext w:val="false"/>
               <w:spacing w:after="40" w:before="0"/>
               <w:jc w:val="left"/>
             </w:pPr>
@@ -27452,6 +28059,7 @@
           </w:tcPr>
           <w:p>
             <w:pPr>
+              <w:keepNext w:val="false"/>
               <w:spacing w:after="40" w:before="0"/>
               <w:jc w:val="left"/>
             </w:pPr>
@@ -27484,6 +28092,7 @@
           </w:tcPr>
           <w:p>
             <w:pPr>
+              <w:keepNext w:val="false"/>
               <w:spacing w:after="40" w:before="0"/>
               <w:jc w:val="left"/>
             </w:pPr>
@@ -27518,6 +28127,7 @@
           </w:tcPr>
           <w:p>
             <w:pPr>
+              <w:keepNext w:val="false"/>
               <w:spacing w:after="40" w:before="0"/>
               <w:jc w:val="left"/>
             </w:pPr>
@@ -27550,6 +28160,7 @@
           </w:tcPr>
           <w:p>
             <w:pPr>
+              <w:keepNext w:val="false"/>
               <w:spacing w:after="40" w:before="0"/>
               <w:jc w:val="left"/>
             </w:pPr>
@@ -27582,6 +28193,7 @@
           </w:tcPr>
           <w:p>
             <w:pPr>
+              <w:keepNext w:val="false"/>
               <w:spacing w:after="40" w:before="0"/>
               <w:jc w:val="left"/>
             </w:pPr>
@@ -27616,6 +28228,7 @@
           </w:tcPr>
           <w:p>
             <w:pPr>
+              <w:keepNext w:val="false"/>
               <w:spacing w:after="40" w:before="0"/>
               <w:jc w:val="left"/>
             </w:pPr>
@@ -27648,6 +28261,7 @@
           </w:tcPr>
           <w:p>
             <w:pPr>
+              <w:keepNext w:val="false"/>
               <w:spacing w:after="40" w:before="0"/>
               <w:jc w:val="left"/>
             </w:pPr>
@@ -27680,6 +28294,7 @@
           </w:tcPr>
           <w:p>
             <w:pPr>
+              <w:keepNext w:val="false"/>
               <w:spacing w:after="40" w:before="0"/>
               <w:jc w:val="left"/>
             </w:pPr>

--- a/data/outputs/v2/Core_Mathematics/SS3.2_Probability_I/Core_Mathematics_Probability_I_CBE_LessonSequence.docx
+++ b/data/outputs/v2/Core_Mathematics/SS3.2_Probability_I/Core_Mathematics_Probability_I_CBE_LessonSequence.docx
@@ -2518,7 +2518,7 @@
         </w:rPr>
         <w:t xml:space="preserve">© 2026 SeaVuria and ARES. This work is licensed under a </w:t>
       </w:r>
-      <w:hyperlink w:history="1" r:id="rIdeozgxdstl6-op0sitrnbn">
+      <w:hyperlink w:history="1" r:id="rIdaiw5jl8730qaolmnoc3b4">
         <w:r>
           <w:rPr>
             <w:rFonts w:ascii="Arial" w:cs="Arial" w:eastAsia="Arial" w:hAnsi="Arial"/>
@@ -2538,7 +2538,7 @@
         </w:rPr>
         <w:t xml:space="preserve"> (</w:t>
       </w:r>
-      <w:hyperlink w:history="1" r:id="rIdbucut28il-tv-r_8r4iot">
+      <w:hyperlink w:history="1" r:id="rIdqcxfawst32navkfzxhfe4">
         <w:r>
           <w:rPr>
             <w:rFonts w:ascii="Arial" w:cs="Arial" w:eastAsia="Arial" w:hAnsi="Arial"/>
@@ -2558,7 +2558,7 @@
         </w:rPr>
         <w:t xml:space="preserve">). To view a copy of this license, visit </w:t>
       </w:r>
-      <w:hyperlink w:history="1" r:id="rId8jamoj6kkmwcyaoujjrvu">
+      <w:hyperlink w:history="1" r:id="rIdelvpxtj2dlyddpazaobcs">
         <w:r>
           <w:rPr>
             <w:rFonts w:ascii="Arial" w:cs="Arial" w:eastAsia="Arial" w:hAnsi="Arial"/>
@@ -3597,7 +3597,7 @@
             <w:pPr>
               <w:spacing w:after="20" w:before="0"/>
             </w:pPr>
-            <w:hyperlink w:history="1" r:id="rIdxw8yc2rebrssgvvxjugz_">
+            <w:hyperlink w:history="1" r:id="rIdyiomgzhfz46kvz4hvelyg">
               <w:r>
                 <w:rPr>
                   <w:rFonts w:ascii="Arial" w:cs="Arial" w:eastAsia="Arial" w:hAnsi="Arial"/>
@@ -3630,7 +3630,7 @@
               <w:spacing w:after="10" w:before="0"/>
               <w:ind w:left="120"/>
             </w:pPr>
-            <w:hyperlink w:history="1" r:id="rIdvsgnmqdsab7nelp7_4xu_">
+            <w:hyperlink w:history="1" r:id="rIdt-joc35olmrgsfajdyecs">
               <w:r>
                 <w:rPr>
                   <w:rFonts w:ascii="Arial" w:cs="Arial" w:eastAsia="Arial" w:hAnsi="Arial"/>
@@ -3675,7 +3675,7 @@
             <w:pPr>
               <w:spacing w:after="20" w:before="0"/>
             </w:pPr>
-            <w:hyperlink w:history="1" r:id="rIdlzooqpljjvxfu7xolvkds">
+            <w:hyperlink w:history="1" r:id="rId10wee5vc2tuc-6gv9j-zv">
               <w:r>
                 <w:rPr>
                   <w:rFonts w:ascii="Arial" w:cs="Arial" w:eastAsia="Arial" w:hAnsi="Arial"/>
@@ -3708,7 +3708,7 @@
               <w:spacing w:after="10" w:before="0"/>
               <w:ind w:left="120"/>
             </w:pPr>
-            <w:hyperlink w:history="1" r:id="rIdcfwk4wuaaroaarrmthwbd">
+            <w:hyperlink w:history="1" r:id="rIdaign1uhfjhqjdpfy5ot-g">
               <w:r>
                 <w:rPr>
                   <w:rFonts w:ascii="Arial" w:cs="Arial" w:eastAsia="Arial" w:hAnsi="Arial"/>
@@ -4028,7 +4028,7 @@
             <w:pPr>
               <w:spacing w:after="20" w:before="0"/>
             </w:pPr>
-            <w:hyperlink w:history="1" r:id="rIdooi48os9qngcvdl6v7qxq">
+            <w:hyperlink w:history="1" r:id="rId0mdxuvluj7jc5kklp67nc">
               <w:r>
                 <w:rPr>
                   <w:rFonts w:ascii="Arial" w:cs="Arial" w:eastAsia="Arial" w:hAnsi="Arial"/>
@@ -4061,7 +4061,7 @@
               <w:spacing w:after="10" w:before="0"/>
               <w:ind w:left="120"/>
             </w:pPr>
-            <w:hyperlink w:history="1" r:id="rIdclibrewvpcdsracynjimz">
+            <w:hyperlink w:history="1" r:id="rIdx61d_1legkjpyk8bsflcg">
               <w:r>
                 <w:rPr>
                   <w:rFonts w:ascii="Arial" w:cs="Arial" w:eastAsia="Arial" w:hAnsi="Arial"/>
@@ -4106,7 +4106,7 @@
             <w:pPr>
               <w:spacing w:after="20" w:before="0"/>
             </w:pPr>
-            <w:hyperlink w:history="1" r:id="rIdbqjpn0r7_hopbftjyf5cp">
+            <w:hyperlink w:history="1" r:id="rIdqxbapzbygi2c5p9srcq0u">
               <w:r>
                 <w:rPr>
                   <w:rFonts w:ascii="Arial" w:cs="Arial" w:eastAsia="Arial" w:hAnsi="Arial"/>
@@ -4139,7 +4139,7 @@
               <w:spacing w:after="10" w:before="0"/>
               <w:ind w:left="120"/>
             </w:pPr>
-            <w:hyperlink w:history="1" r:id="rIdddczosqpnhrqml9rzekx3">
+            <w:hyperlink w:history="1" r:id="rIdxatv84jjvliu7fqzn5bro">
               <w:r>
                 <w:rPr>
                   <w:rFonts w:ascii="Arial" w:cs="Arial" w:eastAsia="Arial" w:hAnsi="Arial"/>
@@ -4579,7 +4579,7 @@
             <w:pPr>
               <w:spacing w:after="20" w:before="0"/>
             </w:pPr>
-            <w:hyperlink w:history="1" r:id="rIdtvsgh0mw8y2koyijsavmq">
+            <w:hyperlink w:history="1" r:id="rId2vu97gzbadhdjjmwoqyfk">
               <w:r>
                 <w:rPr>
                   <w:rFonts w:ascii="Arial" w:cs="Arial" w:eastAsia="Arial" w:hAnsi="Arial"/>
@@ -4612,7 +4612,7 @@
               <w:spacing w:after="10" w:before="0"/>
               <w:ind w:left="120"/>
             </w:pPr>
-            <w:hyperlink w:history="1" r:id="rId86aapjmh0gwmcd_z3ytp0">
+            <w:hyperlink w:history="1" r:id="rId2pghfepv40dr7kq7i6qut">
               <w:r>
                 <w:rPr>
                   <w:rFonts w:ascii="Arial" w:cs="Arial" w:eastAsia="Arial" w:hAnsi="Arial"/>
@@ -4657,7 +4657,7 @@
             <w:pPr>
               <w:spacing w:after="20" w:before="0"/>
             </w:pPr>
-            <w:hyperlink w:history="1" r:id="rIdusqdcvxckcfxiln-oj3ww">
+            <w:hyperlink w:history="1" r:id="rIdfos0frha1szuk2irj7hgr">
               <w:r>
                 <w:rPr>
                   <w:rFonts w:ascii="Arial" w:cs="Arial" w:eastAsia="Arial" w:hAnsi="Arial"/>
@@ -4690,7 +4690,7 @@
               <w:spacing w:after="10" w:before="0"/>
               <w:ind w:left="120"/>
             </w:pPr>
-            <w:hyperlink w:history="1" r:id="rIdt4eqh0nqfgr4-9t0782cm">
+            <w:hyperlink w:history="1" r:id="rIdhq1pwbqozazt96bstbvvb">
               <w:r>
                 <w:rPr>
                   <w:rFonts w:ascii="Arial" w:cs="Arial" w:eastAsia="Arial" w:hAnsi="Arial"/>
@@ -5090,7 +5090,7 @@
             <w:pPr>
               <w:spacing w:after="20" w:before="0"/>
             </w:pPr>
-            <w:hyperlink w:history="1" r:id="rIdjdr048uqapvo794mimcbh">
+            <w:hyperlink w:history="1" r:id="rIdg7g6oiqsxfxhhsywydoog">
               <w:r>
                 <w:rPr>
                   <w:rFonts w:ascii="Arial" w:cs="Arial" w:eastAsia="Arial" w:hAnsi="Arial"/>
@@ -5123,7 +5123,7 @@
               <w:spacing w:after="10" w:before="0"/>
               <w:ind w:left="120"/>
             </w:pPr>
-            <w:hyperlink w:history="1" r:id="rId_twzxjdpoq7rknhw6seuc">
+            <w:hyperlink w:history="1" r:id="rIduj7auyqdb0yzcc9p8viba">
               <w:r>
                 <w:rPr>
                   <w:rFonts w:ascii="Arial" w:cs="Arial" w:eastAsia="Arial" w:hAnsi="Arial"/>
@@ -5168,7 +5168,7 @@
             <w:pPr>
               <w:spacing w:after="20" w:before="0"/>
             </w:pPr>
-            <w:hyperlink w:history="1" r:id="rIdcgtxr0gaafkiszrxssk-c">
+            <w:hyperlink w:history="1" r:id="rIdcpnxljs3bpoak01p0ezpj">
               <w:r>
                 <w:rPr>
                   <w:rFonts w:ascii="Arial" w:cs="Arial" w:eastAsia="Arial" w:hAnsi="Arial"/>
@@ -5201,7 +5201,7 @@
               <w:spacing w:after="10" w:before="0"/>
               <w:ind w:left="120"/>
             </w:pPr>
-            <w:hyperlink w:history="1" r:id="rIdq0hw-1hvnsh2uj5cykync">
+            <w:hyperlink w:history="1" r:id="rIdwav9kkfbzqi8watxtaph6">
               <w:r>
                 <w:rPr>
                   <w:rFonts w:ascii="Arial" w:cs="Arial" w:eastAsia="Arial" w:hAnsi="Arial"/>
@@ -5561,7 +5561,7 @@
             <w:pPr>
               <w:spacing w:after="20" w:before="0"/>
             </w:pPr>
-            <w:hyperlink w:history="1" r:id="rIdikvywkgnrbsjworloaqha">
+            <w:hyperlink w:history="1" r:id="rIdvyqqzdwkco3vyfl9-pmlr">
               <w:r>
                 <w:rPr>
                   <w:rFonts w:ascii="Arial" w:cs="Arial" w:eastAsia="Arial" w:hAnsi="Arial"/>
@@ -5610,7 +5610,7 @@
               <w:spacing w:after="10" w:before="0"/>
               <w:ind w:left="120"/>
             </w:pPr>
-            <w:hyperlink w:history="1" r:id="rIdivwyrelho4cyt_ji085sf">
+            <w:hyperlink w:history="1" r:id="rIdhdxwkwzjjblrm23j2_pce">
               <w:r>
                 <w:rPr>
                   <w:rFonts w:ascii="Arial" w:cs="Arial" w:eastAsia="Arial" w:hAnsi="Arial"/>
@@ -5655,7 +5655,7 @@
             <w:pPr>
               <w:spacing w:after="20" w:before="0"/>
             </w:pPr>
-            <w:hyperlink w:history="1" r:id="rId17ih7hf4bmbsw9wf1qjtv">
+            <w:hyperlink w:history="1" r:id="rIdpmpu-iedckkxxe2brxm6d">
               <w:r>
                 <w:rPr>
                   <w:rFonts w:ascii="Arial" w:cs="Arial" w:eastAsia="Arial" w:hAnsi="Arial"/>
@@ -5704,7 +5704,7 @@
               <w:spacing w:after="10" w:before="0"/>
               <w:ind w:left="120"/>
             </w:pPr>
-            <w:hyperlink w:history="1" r:id="rIdvt6v5p9rjkx4s-5ii833z">
+            <w:hyperlink w:history="1" r:id="rId6en3z-rinanwe2xmuuhdw">
               <w:r>
                 <w:rPr>
                   <w:rFonts w:ascii="Arial" w:cs="Arial" w:eastAsia="Arial" w:hAnsi="Arial"/>
@@ -6469,7 +6469,7 @@
         </w:rPr>
         <w:t xml:space="preserve">© 2026 SeaVuria and ARES. Aligned with KICD objectives. Developed by SeaVuria; technical implementation by ARES (with AI assistance from Claude). Licensed under </w:t>
       </w:r>
-      <w:hyperlink w:history="1" r:id="rIdc_c72ynpnnrchwavi6xhi">
+      <w:hyperlink w:history="1" r:id="rIdqrpxslsfbgvwiw3krgk5f">
         <w:r>
           <w:rPr>
             <w:rFonts w:ascii="Arial" w:cs="Arial" w:eastAsia="Arial" w:hAnsi="Arial"/>
@@ -6490,7 +6490,7 @@
         </w:rPr>
         <w:t xml:space="preserve"> (</w:t>
       </w:r>
-      <w:hyperlink w:history="1" r:id="rIdv2yrr5wwrz40k_mihebaz">
+      <w:hyperlink w:history="1" r:id="rIdwhjfby0m_teb1u6ufwfc1">
         <w:r>
           <w:rPr>
             <w:rFonts w:ascii="Arial" w:cs="Arial" w:eastAsia="Arial" w:hAnsi="Arial"/>
@@ -7610,7 +7610,7 @@
             <w:pPr>
               <w:spacing w:after="20" w:before="0"/>
             </w:pPr>
-            <w:hyperlink w:history="1" r:id="rIdisoutaxr6nn8z1durwtzt">
+            <w:hyperlink w:history="1" r:id="rIdldwx35nile3xwfd_u5nkg">
               <w:r>
                 <w:rPr>
                   <w:rFonts w:ascii="Arial" w:cs="Arial" w:eastAsia="Arial" w:hAnsi="Arial"/>
@@ -7643,7 +7643,7 @@
               <w:spacing w:after="10" w:before="0"/>
               <w:ind w:left="120"/>
             </w:pPr>
-            <w:hyperlink w:history="1" r:id="rId9z-jm2cfabnd610f833c4">
+            <w:hyperlink w:history="1" r:id="rIdnnjjenckpy01xhjlqb-hs">
               <w:r>
                 <w:rPr>
                   <w:rFonts w:ascii="Arial" w:cs="Arial" w:eastAsia="Arial" w:hAnsi="Arial"/>
@@ -7688,7 +7688,7 @@
             <w:pPr>
               <w:spacing w:after="20" w:before="0"/>
             </w:pPr>
-            <w:hyperlink w:history="1" r:id="rIdsgjgcjcnqrstwec63faxz">
+            <w:hyperlink w:history="1" r:id="rId-ol8vu3rpj7egb436xtgs">
               <w:r>
                 <w:rPr>
                   <w:rFonts w:ascii="Arial" w:cs="Arial" w:eastAsia="Arial" w:hAnsi="Arial"/>
@@ -7721,7 +7721,7 @@
               <w:spacing w:after="10" w:before="0"/>
               <w:ind w:left="120"/>
             </w:pPr>
-            <w:hyperlink w:history="1" r:id="rIdiuivtghqsqmunzauoh4u2">
+            <w:hyperlink w:history="1" r:id="rId3vzvmwp2l0mwjeymqgdzd">
               <w:r>
                 <w:rPr>
                   <w:rFonts w:ascii="Arial" w:cs="Arial" w:eastAsia="Arial" w:hAnsi="Arial"/>
@@ -7921,7 +7921,7 @@
             <w:pPr>
               <w:spacing w:after="20" w:before="0"/>
             </w:pPr>
-            <w:hyperlink w:history="1" r:id="rId9ny81xx07nvqptpm1ix38">
+            <w:hyperlink w:history="1" r:id="rIdqf9p-8ecl4maxefooqepq">
               <w:r>
                 <w:rPr>
                   <w:rFonts w:ascii="Arial" w:cs="Arial" w:eastAsia="Arial" w:hAnsi="Arial"/>
@@ -7954,7 +7954,7 @@
               <w:spacing w:after="10" w:before="0"/>
               <w:ind w:left="120"/>
             </w:pPr>
-            <w:hyperlink w:history="1" r:id="rIdsa61n25vkhgef29a-ppqk">
+            <w:hyperlink w:history="1" r:id="rIdsgqdqyc_ueuubqaxsihn4">
               <w:r>
                 <w:rPr>
                   <w:rFonts w:ascii="Arial" w:cs="Arial" w:eastAsia="Arial" w:hAnsi="Arial"/>
@@ -7999,7 +7999,7 @@
             <w:pPr>
               <w:spacing w:after="20" w:before="0"/>
             </w:pPr>
-            <w:hyperlink w:history="1" r:id="rIdkkpjta5fhpcwp82z-c_pk">
+            <w:hyperlink w:history="1" r:id="rIdasj7iv6yk4ljqin-psbyj">
               <w:r>
                 <w:rPr>
                   <w:rFonts w:ascii="Arial" w:cs="Arial" w:eastAsia="Arial" w:hAnsi="Arial"/>
@@ -8032,7 +8032,7 @@
               <w:spacing w:after="10" w:before="0"/>
               <w:ind w:left="120"/>
             </w:pPr>
-            <w:hyperlink w:history="1" r:id="rIdca5sslg_foqgwhvqw_5be">
+            <w:hyperlink w:history="1" r:id="rId__r59p05t2z280aj75dku">
               <w:r>
                 <w:rPr>
                   <w:rFonts w:ascii="Arial" w:cs="Arial" w:eastAsia="Arial" w:hAnsi="Arial"/>
@@ -8232,7 +8232,7 @@
             <w:pPr>
               <w:spacing w:after="20" w:before="0"/>
             </w:pPr>
-            <w:hyperlink w:history="1" r:id="rIdukcbtl9bgajobue7hrjyq">
+            <w:hyperlink w:history="1" r:id="rId-xxrd3kvysvicciahhbhz">
               <w:r>
                 <w:rPr>
                   <w:rFonts w:ascii="Arial" w:cs="Arial" w:eastAsia="Arial" w:hAnsi="Arial"/>
@@ -8281,7 +8281,7 @@
               <w:spacing w:after="10" w:before="0"/>
               <w:ind w:left="120"/>
             </w:pPr>
-            <w:hyperlink w:history="1" r:id="rIdemw82bqzzbtaznl-iz7to">
+            <w:hyperlink w:history="1" r:id="rIdfiudr3vjugxqygefqohgn">
               <w:r>
                 <w:rPr>
                   <w:rFonts w:ascii="Arial" w:cs="Arial" w:eastAsia="Arial" w:hAnsi="Arial"/>
@@ -8326,7 +8326,7 @@
             <w:pPr>
               <w:spacing w:after="20" w:before="0"/>
             </w:pPr>
-            <w:hyperlink w:history="1" r:id="rIddx5nph3ip75r4ec0_o3p8">
+            <w:hyperlink w:history="1" r:id="rIdb8onoajyrzmtosigt8f6b">
               <w:r>
                 <w:rPr>
                   <w:rFonts w:ascii="Arial" w:cs="Arial" w:eastAsia="Arial" w:hAnsi="Arial"/>
@@ -8359,7 +8359,7 @@
               <w:spacing w:after="10" w:before="0"/>
               <w:ind w:left="120"/>
             </w:pPr>
-            <w:hyperlink w:history="1" r:id="rIdukxkkh9kvqfwkslclvxor">
+            <w:hyperlink w:history="1" r:id="rIdezls0cfnzo50zqhkefmkw">
               <w:r>
                 <w:rPr>
                   <w:rFonts w:ascii="Arial" w:cs="Arial" w:eastAsia="Arial" w:hAnsi="Arial"/>
@@ -8559,7 +8559,7 @@
             <w:pPr>
               <w:spacing w:after="20" w:before="0"/>
             </w:pPr>
-            <w:hyperlink w:history="1" r:id="rIdmy_jsvbzl1pnpzxvkuiym">
+            <w:hyperlink w:history="1" r:id="rId__otysn8qmkcymupet3ic">
               <w:r>
                 <w:rPr>
                   <w:rFonts w:ascii="Arial" w:cs="Arial" w:eastAsia="Arial" w:hAnsi="Arial"/>
@@ -8608,7 +8608,7 @@
               <w:spacing w:after="10" w:before="0"/>
               <w:ind w:left="120"/>
             </w:pPr>
-            <w:hyperlink w:history="1" r:id="rId1owsir76baqgvhgtj5iuh">
+            <w:hyperlink w:history="1" r:id="rIdueieia5c3eoguucu9dehp">
               <w:r>
                 <w:rPr>
                   <w:rFonts w:ascii="Arial" w:cs="Arial" w:eastAsia="Arial" w:hAnsi="Arial"/>
@@ -8653,7 +8653,7 @@
             <w:pPr>
               <w:spacing w:after="20" w:before="0"/>
             </w:pPr>
-            <w:hyperlink w:history="1" r:id="rIdjmhnjwhj82s1prnzb5kcm">
+            <w:hyperlink w:history="1" r:id="rIdy89he5z4otdlnspk24obi">
               <w:r>
                 <w:rPr>
                   <w:rFonts w:ascii="Arial" w:cs="Arial" w:eastAsia="Arial" w:hAnsi="Arial"/>
@@ -8686,7 +8686,7 @@
               <w:spacing w:after="10" w:before="0"/>
               <w:ind w:left="120"/>
             </w:pPr>
-            <w:hyperlink w:history="1" r:id="rIdmkt89cmb0i17vi9erk5jz">
+            <w:hyperlink w:history="1" r:id="rIdkj0mfc7iuyrkxuqnmtscd">
               <w:r>
                 <w:rPr>
                   <w:rFonts w:ascii="Arial" w:cs="Arial" w:eastAsia="Arial" w:hAnsi="Arial"/>
@@ -8886,7 +8886,7 @@
             <w:pPr>
               <w:spacing w:after="20" w:before="0"/>
             </w:pPr>
-            <w:hyperlink w:history="1" r:id="rIdkw8zs598syivpkxaoghry">
+            <w:hyperlink w:history="1" r:id="rIddtapvw4zxmhomgel4oefk">
               <w:r>
                 <w:rPr>
                   <w:rFonts w:ascii="Arial" w:cs="Arial" w:eastAsia="Arial" w:hAnsi="Arial"/>
@@ -8935,7 +8935,7 @@
               <w:spacing w:after="10" w:before="0"/>
               <w:ind w:left="120"/>
             </w:pPr>
-            <w:hyperlink w:history="1" r:id="rIdaiwlar94sw4ie02ufkmoh">
+            <w:hyperlink w:history="1" r:id="rIdy6mchjdpdq9b6hdnmubat">
               <w:r>
                 <w:rPr>
                   <w:rFonts w:ascii="Arial" w:cs="Arial" w:eastAsia="Arial" w:hAnsi="Arial"/>
@@ -8980,7 +8980,7 @@
             <w:pPr>
               <w:spacing w:after="20" w:before="0"/>
             </w:pPr>
-            <w:hyperlink w:history="1" r:id="rIdxxafc4_djrvtoaduzbfq5">
+            <w:hyperlink w:history="1" r:id="rIdrgsu5we46r-unaz3xjah9">
               <w:r>
                 <w:rPr>
                   <w:rFonts w:ascii="Arial" w:cs="Arial" w:eastAsia="Arial" w:hAnsi="Arial"/>
@@ -9029,7 +9029,7 @@
               <w:spacing w:after="10" w:before="0"/>
               <w:ind w:left="120"/>
             </w:pPr>
-            <w:hyperlink w:history="1" r:id="rId3jfk8pfrse_o2bj0cxadq">
+            <w:hyperlink w:history="1" r:id="rIdb6mv-dia7sbo5x04p9nx8">
               <w:r>
                 <w:rPr>
                   <w:rFonts w:ascii="Arial" w:cs="Arial" w:eastAsia="Arial" w:hAnsi="Arial"/>
@@ -9554,7 +9554,7 @@
         </w:rPr>
         <w:t xml:space="preserve">© 2026 SeaVuria and ARES. Aligned with KICD objectives. Developed by SeaVuria; technical implementation by ARES (with AI assistance from Claude). Licensed under </w:t>
       </w:r>
-      <w:hyperlink w:history="1" r:id="rIdqbabyrgargln1ye6agbww">
+      <w:hyperlink w:history="1" r:id="rIdbvq1nuuiwxkljopgeaoo6">
         <w:r>
           <w:rPr>
             <w:rFonts w:ascii="Arial" w:cs="Arial" w:eastAsia="Arial" w:hAnsi="Arial"/>
@@ -9575,7 +9575,7 @@
         </w:rPr>
         <w:t xml:space="preserve"> (</w:t>
       </w:r>
-      <w:hyperlink w:history="1" r:id="rIdix66tj4bgxase1vma6l_5">
+      <w:hyperlink w:history="1" r:id="rIdhkwnfgdnj8kmytjjnog94">
         <w:r>
           <w:rPr>
             <w:rFonts w:ascii="Arial" w:cs="Arial" w:eastAsia="Arial" w:hAnsi="Arial"/>
@@ -10615,7 +10615,7 @@
             <w:pPr>
               <w:spacing w:after="20" w:before="0"/>
             </w:pPr>
-            <w:hyperlink w:history="1" r:id="rIdfe8wrn9jmxp-rsrbvglb0">
+            <w:hyperlink w:history="1" r:id="rIdq25zeumpetvuqody5uujx">
               <w:r>
                 <w:rPr>
                   <w:rFonts w:ascii="Arial" w:cs="Arial" w:eastAsia="Arial" w:hAnsi="Arial"/>
@@ -10648,7 +10648,7 @@
               <w:spacing w:after="10" w:before="0"/>
               <w:ind w:left="120"/>
             </w:pPr>
-            <w:hyperlink w:history="1" r:id="rId26nninzd6zahy165d0f3d">
+            <w:hyperlink w:history="1" r:id="rIdsda0otso3znt4uw7k2naf">
               <w:r>
                 <w:rPr>
                   <w:rFonts w:ascii="Arial" w:cs="Arial" w:eastAsia="Arial" w:hAnsi="Arial"/>
@@ -10693,7 +10693,7 @@
             <w:pPr>
               <w:spacing w:after="20" w:before="0"/>
             </w:pPr>
-            <w:hyperlink w:history="1" r:id="rIddw1jnzfrkw0cmnws0eeqa">
+            <w:hyperlink w:history="1" r:id="rIdvptdatko-w6kd4qwjiixn">
               <w:r>
                 <w:rPr>
                   <w:rFonts w:ascii="Arial" w:cs="Arial" w:eastAsia="Arial" w:hAnsi="Arial"/>
@@ -10726,7 +10726,7 @@
               <w:spacing w:after="10" w:before="0"/>
               <w:ind w:left="120"/>
             </w:pPr>
-            <w:hyperlink w:history="1" r:id="rIdqumwq5hjpfllf9b97powz">
+            <w:hyperlink w:history="1" r:id="rIdslioxe_xpfc2rztswac4o">
               <w:r>
                 <w:rPr>
                   <w:rFonts w:ascii="Arial" w:cs="Arial" w:eastAsia="Arial" w:hAnsi="Arial"/>
@@ -10926,7 +10926,7 @@
             <w:pPr>
               <w:spacing w:after="20" w:before="0"/>
             </w:pPr>
-            <w:hyperlink w:history="1" r:id="rIdwzlx7f3qnhzbhpvdr0amh">
+            <w:hyperlink w:history="1" r:id="rIdny8lgpqhfegbovpifduz8">
               <w:r>
                 <w:rPr>
                   <w:rFonts w:ascii="Arial" w:cs="Arial" w:eastAsia="Arial" w:hAnsi="Arial"/>
@@ -10959,7 +10959,7 @@
               <w:spacing w:after="10" w:before="0"/>
               <w:ind w:left="120"/>
             </w:pPr>
-            <w:hyperlink w:history="1" r:id="rIdggyenvenzsqfldbwte5z6">
+            <w:hyperlink w:history="1" r:id="rIdzkyaa880bfj-ecyl9db6k">
               <w:r>
                 <w:rPr>
                   <w:rFonts w:ascii="Arial" w:cs="Arial" w:eastAsia="Arial" w:hAnsi="Arial"/>
@@ -11004,7 +11004,7 @@
             <w:pPr>
               <w:spacing w:after="20" w:before="0"/>
             </w:pPr>
-            <w:hyperlink w:history="1" r:id="rIdqxfovcajl-mo4xocdkxzl">
+            <w:hyperlink w:history="1" r:id="rIdzxawkwiknme3tpbth2c5a">
               <w:r>
                 <w:rPr>
                   <w:rFonts w:ascii="Arial" w:cs="Arial" w:eastAsia="Arial" w:hAnsi="Arial"/>
@@ -11037,7 +11037,7 @@
               <w:spacing w:after="10" w:before="0"/>
               <w:ind w:left="120"/>
             </w:pPr>
-            <w:hyperlink w:history="1" r:id="rIdk4skllljpstxnmkowql3_">
+            <w:hyperlink w:history="1" r:id="rIdvwju4v7r_5xwtkvfx74dq">
               <w:r>
                 <w:rPr>
                   <w:rFonts w:ascii="Arial" w:cs="Arial" w:eastAsia="Arial" w:hAnsi="Arial"/>
@@ -11397,7 +11397,7 @@
             <w:pPr>
               <w:spacing w:after="20" w:before="0"/>
             </w:pPr>
-            <w:hyperlink w:history="1" r:id="rIdzwvgfwfqvkfrnl3gvbrzz">
+            <w:hyperlink w:history="1" r:id="rIdaagxshy6oobvsqegdhej9">
               <w:r>
                 <w:rPr>
                   <w:rFonts w:ascii="Arial" w:cs="Arial" w:eastAsia="Arial" w:hAnsi="Arial"/>
@@ -11446,7 +11446,7 @@
               <w:spacing w:after="10" w:before="0"/>
               <w:ind w:left="120"/>
             </w:pPr>
-            <w:hyperlink w:history="1" r:id="rIdhhq35kcp7wbexonh2slhx">
+            <w:hyperlink w:history="1" r:id="rIdrlqg0n18qb_19zo-tavnz">
               <w:r>
                 <w:rPr>
                   <w:rFonts w:ascii="Arial" w:cs="Arial" w:eastAsia="Arial" w:hAnsi="Arial"/>
@@ -11491,7 +11491,7 @@
             <w:pPr>
               <w:spacing w:after="20" w:before="0"/>
             </w:pPr>
-            <w:hyperlink w:history="1" r:id="rIdpicdapciegc-fjyxbe6up">
+            <w:hyperlink w:history="1" r:id="rId7c2kwmhd-dnf4s-pywwwh">
               <w:r>
                 <w:rPr>
                   <w:rFonts w:ascii="Arial" w:cs="Arial" w:eastAsia="Arial" w:hAnsi="Arial"/>
@@ -11524,7 +11524,7 @@
               <w:spacing w:after="10" w:before="0"/>
               <w:ind w:left="120"/>
             </w:pPr>
-            <w:hyperlink w:history="1" r:id="rIdpk3ke1ov86cshvnlczyp0">
+            <w:hyperlink w:history="1" r:id="rId14w2z-vfl_7stzsjxvt2x">
               <w:r>
                 <w:rPr>
                   <w:rFonts w:ascii="Arial" w:cs="Arial" w:eastAsia="Arial" w:hAnsi="Arial"/>
@@ -11804,7 +11804,7 @@
             <w:pPr>
               <w:spacing w:after="20" w:before="0"/>
             </w:pPr>
-            <w:hyperlink w:history="1" r:id="rIdaalgigxvdxfs3jk3wcx8t">
+            <w:hyperlink w:history="1" r:id="rIdkfqzx0cnwgu2t2hmrnkfv">
               <w:r>
                 <w:rPr>
                   <w:rFonts w:ascii="Arial" w:cs="Arial" w:eastAsia="Arial" w:hAnsi="Arial"/>
@@ -11853,7 +11853,7 @@
               <w:spacing w:after="10" w:before="0"/>
               <w:ind w:left="120"/>
             </w:pPr>
-            <w:hyperlink w:history="1" r:id="rId3jfvhi3r9xaakf_zcqwxu">
+            <w:hyperlink w:history="1" r:id="rIddooih5xpufxwjkofc-7kd">
               <w:r>
                 <w:rPr>
                   <w:rFonts w:ascii="Arial" w:cs="Arial" w:eastAsia="Arial" w:hAnsi="Arial"/>
@@ -11898,7 +11898,7 @@
             <w:pPr>
               <w:spacing w:after="20" w:before="0"/>
             </w:pPr>
-            <w:hyperlink w:history="1" r:id="rIdf3uneiwv1-fxvlzttn3vt">
+            <w:hyperlink w:history="1" r:id="rIdcasm_6xzf5vxkhydeajgh">
               <w:r>
                 <w:rPr>
                   <w:rFonts w:ascii="Arial" w:cs="Arial" w:eastAsia="Arial" w:hAnsi="Arial"/>
@@ -11931,7 +11931,7 @@
               <w:spacing w:after="10" w:before="0"/>
               <w:ind w:left="120"/>
             </w:pPr>
-            <w:hyperlink w:history="1" r:id="rId6hs2gdlagzpluk6avtgp3">
+            <w:hyperlink w:history="1" r:id="rId1eqezo2snxmxhe9qmneqd">
               <w:r>
                 <w:rPr>
                   <w:rFonts w:ascii="Arial" w:cs="Arial" w:eastAsia="Arial" w:hAnsi="Arial"/>
@@ -12131,7 +12131,7 @@
             <w:pPr>
               <w:spacing w:after="20" w:before="0"/>
             </w:pPr>
-            <w:hyperlink w:history="1" r:id="rIdzfwpn4rd1zktn-dxjrb_y">
+            <w:hyperlink w:history="1" r:id="rId6s48dupayxawwsutr1g17">
               <w:r>
                 <w:rPr>
                   <w:rFonts w:ascii="Arial" w:cs="Arial" w:eastAsia="Arial" w:hAnsi="Arial"/>
@@ -12180,7 +12180,7 @@
               <w:spacing w:after="10" w:before="0"/>
               <w:ind w:left="120"/>
             </w:pPr>
-            <w:hyperlink w:history="1" r:id="rIdimvzm3vwvcrhrtw5tcz2e">
+            <w:hyperlink w:history="1" r:id="rIdeble2acpdlbsee7oi-zoc">
               <w:r>
                 <w:rPr>
                   <w:rFonts w:ascii="Arial" w:cs="Arial" w:eastAsia="Arial" w:hAnsi="Arial"/>
@@ -12225,7 +12225,7 @@
             <w:pPr>
               <w:spacing w:after="20" w:before="0"/>
             </w:pPr>
-            <w:hyperlink w:history="1" r:id="rIdgixajh2jo8yvot1f6enkb">
+            <w:hyperlink w:history="1" r:id="rId_szt0yzew9pvmly5vp2l0">
               <w:r>
                 <w:rPr>
                   <w:rFonts w:ascii="Arial" w:cs="Arial" w:eastAsia="Arial" w:hAnsi="Arial"/>
@@ -12258,7 +12258,7 @@
               <w:spacing w:after="10" w:before="0"/>
               <w:ind w:left="120"/>
             </w:pPr>
-            <w:hyperlink w:history="1" r:id="rIdtzhsvnygqwlovarqzhakp">
+            <w:hyperlink w:history="1" r:id="rIdnk906abp0kxgj6ouxzwe3">
               <w:r>
                 <w:rPr>
                   <w:rFonts w:ascii="Arial" w:cs="Arial" w:eastAsia="Arial" w:hAnsi="Arial"/>
@@ -12783,7 +12783,7 @@
         </w:rPr>
         <w:t xml:space="preserve">© 2026 SeaVuria and ARES. Aligned with KICD objectives. Developed by SeaVuria; technical implementation by ARES (with AI assistance from Claude). Licensed under </w:t>
       </w:r>
-      <w:hyperlink w:history="1" r:id="rIdegezbyya8w_sl6x8l5lig">
+      <w:hyperlink w:history="1" r:id="rIdqvkt4qmli0m5evcjx7gpc">
         <w:r>
           <w:rPr>
             <w:rFonts w:ascii="Arial" w:cs="Arial" w:eastAsia="Arial" w:hAnsi="Arial"/>
@@ -12804,7 +12804,7 @@
         </w:rPr>
         <w:t xml:space="preserve"> (</w:t>
       </w:r>
-      <w:hyperlink w:history="1" r:id="rIdwpecj-ui2avncsb8g72-a">
+      <w:hyperlink w:history="1" r:id="rIdg4mwlbp1k1_jz-tmzfcd0">
         <w:r>
           <w:rPr>
             <w:rFonts w:ascii="Arial" w:cs="Arial" w:eastAsia="Arial" w:hAnsi="Arial"/>
@@ -13844,7 +13844,7 @@
             <w:pPr>
               <w:spacing w:after="20" w:before="0"/>
             </w:pPr>
-            <w:hyperlink w:history="1" r:id="rIdeujxgkmspvqnk6p7m3zem">
+            <w:hyperlink w:history="1" r:id="rIdl4kwqjsqoi8s31_matfsi">
               <w:r>
                 <w:rPr>
                   <w:rFonts w:ascii="Arial" w:cs="Arial" w:eastAsia="Arial" w:hAnsi="Arial"/>
@@ -13877,7 +13877,7 @@
               <w:spacing w:after="10" w:before="0"/>
               <w:ind w:left="120"/>
             </w:pPr>
-            <w:hyperlink w:history="1" r:id="rIdsd0rtkfyb12aawc79muak">
+            <w:hyperlink w:history="1" r:id="rIdft1zrldyk75fkxrqb48l1">
               <w:r>
                 <w:rPr>
                   <w:rFonts w:ascii="Arial" w:cs="Arial" w:eastAsia="Arial" w:hAnsi="Arial"/>
@@ -13922,7 +13922,7 @@
             <w:pPr>
               <w:spacing w:after="20" w:before="0"/>
             </w:pPr>
-            <w:hyperlink w:history="1" r:id="rIdo9rl2udy_ue2_ulkm0eyb">
+            <w:hyperlink w:history="1" r:id="rIdka8zaw7ohjgzvf1edwneb">
               <w:r>
                 <w:rPr>
                   <w:rFonts w:ascii="Arial" w:cs="Arial" w:eastAsia="Arial" w:hAnsi="Arial"/>
@@ -13955,7 +13955,7 @@
               <w:spacing w:after="10" w:before="0"/>
               <w:ind w:left="120"/>
             </w:pPr>
-            <w:hyperlink w:history="1" r:id="rIdwmp7gytokkqqd_xfrpsep">
+            <w:hyperlink w:history="1" r:id="rIdkbslbphzhdal31sr9j4dx">
               <w:r>
                 <w:rPr>
                   <w:rFonts w:ascii="Arial" w:cs="Arial" w:eastAsia="Arial" w:hAnsi="Arial"/>
@@ -14155,7 +14155,7 @@
             <w:pPr>
               <w:spacing w:after="20" w:before="0"/>
             </w:pPr>
-            <w:hyperlink w:history="1" r:id="rIdlctsslysvcntdqypoqp5f">
+            <w:hyperlink w:history="1" r:id="rIdjnidxvawm86nht2jntud3">
               <w:r>
                 <w:rPr>
                   <w:rFonts w:ascii="Arial" w:cs="Arial" w:eastAsia="Arial" w:hAnsi="Arial"/>
@@ -14188,7 +14188,7 @@
               <w:spacing w:after="10" w:before="0"/>
               <w:ind w:left="120"/>
             </w:pPr>
-            <w:hyperlink w:history="1" r:id="rIdjzzv1yvzrjgcaqw3g9c7o">
+            <w:hyperlink w:history="1" r:id="rIdf5kqbosr1v_zynmpg2lk8">
               <w:r>
                 <w:rPr>
                   <w:rFonts w:ascii="Arial" w:cs="Arial" w:eastAsia="Arial" w:hAnsi="Arial"/>
@@ -14233,7 +14233,7 @@
             <w:pPr>
               <w:spacing w:after="20" w:before="0"/>
             </w:pPr>
-            <w:hyperlink w:history="1" r:id="rId2s7nj-bofmyxrpznnq1jj">
+            <w:hyperlink w:history="1" r:id="rIdtoiidkut7j6iu-joog9ld">
               <w:r>
                 <w:rPr>
                   <w:rFonts w:ascii="Arial" w:cs="Arial" w:eastAsia="Arial" w:hAnsi="Arial"/>
@@ -14266,7 +14266,7 @@
               <w:spacing w:after="10" w:before="0"/>
               <w:ind w:left="120"/>
             </w:pPr>
-            <w:hyperlink w:history="1" r:id="rIdcrd4ldt_16-ag_htqa2pj">
+            <w:hyperlink w:history="1" r:id="rId-h_xnvdmoj44z-402l1uc">
               <w:r>
                 <w:rPr>
                   <w:rFonts w:ascii="Arial" w:cs="Arial" w:eastAsia="Arial" w:hAnsi="Arial"/>
@@ -14466,7 +14466,7 @@
             <w:pPr>
               <w:spacing w:after="20" w:before="0"/>
             </w:pPr>
-            <w:hyperlink w:history="1" r:id="rIdousxtd74_ama1zoahhpno">
+            <w:hyperlink w:history="1" r:id="rId-h-mduv7atjlzq4kypvu-">
               <w:r>
                 <w:rPr>
                   <w:rFonts w:ascii="Arial" w:cs="Arial" w:eastAsia="Arial" w:hAnsi="Arial"/>
@@ -14515,7 +14515,7 @@
               <w:spacing w:after="10" w:before="0"/>
               <w:ind w:left="120"/>
             </w:pPr>
-            <w:hyperlink w:history="1" r:id="rIdjwounmoceh25pr5avixrg">
+            <w:hyperlink w:history="1" r:id="rId7ljmmmxssmtwiucaggc62">
               <w:r>
                 <w:rPr>
                   <w:rFonts w:ascii="Arial" w:cs="Arial" w:eastAsia="Arial" w:hAnsi="Arial"/>
@@ -14560,7 +14560,7 @@
             <w:pPr>
               <w:spacing w:after="20" w:before="0"/>
             </w:pPr>
-            <w:hyperlink w:history="1" r:id="rIdmqy9o9a4uwno-nu-bmy7q">
+            <w:hyperlink w:history="1" r:id="rIdtj2c-h-c_iprujufnmwuh">
               <w:r>
                 <w:rPr>
                   <w:rFonts w:ascii="Arial" w:cs="Arial" w:eastAsia="Arial" w:hAnsi="Arial"/>
@@ -14593,7 +14593,7 @@
               <w:spacing w:after="10" w:before="0"/>
               <w:ind w:left="120"/>
             </w:pPr>
-            <w:hyperlink w:history="1" r:id="rIdiwtcbzenhh3lb2lo9cpor">
+            <w:hyperlink w:history="1" r:id="rIdg9mo2qbfqsuilq0ihjhp0">
               <w:r>
                 <w:rPr>
                   <w:rFonts w:ascii="Arial" w:cs="Arial" w:eastAsia="Arial" w:hAnsi="Arial"/>
@@ -14793,7 +14793,7 @@
             <w:pPr>
               <w:spacing w:after="20" w:before="0"/>
             </w:pPr>
-            <w:hyperlink w:history="1" r:id="rId_8frdi1v6je75o2qg4n_g">
+            <w:hyperlink w:history="1" r:id="rIdt0txdrzpkxagzwrycoody">
               <w:r>
                 <w:rPr>
                   <w:rFonts w:ascii="Arial" w:cs="Arial" w:eastAsia="Arial" w:hAnsi="Arial"/>
@@ -14842,7 +14842,7 @@
               <w:spacing w:after="10" w:before="0"/>
               <w:ind w:left="120"/>
             </w:pPr>
-            <w:hyperlink w:history="1" r:id="rIdch1hqnsk0ivoe0pfxacj2">
+            <w:hyperlink w:history="1" r:id="rIdxfyirhcqiicgocnqw9cvz">
               <w:r>
                 <w:rPr>
                   <w:rFonts w:ascii="Arial" w:cs="Arial" w:eastAsia="Arial" w:hAnsi="Arial"/>
@@ -14887,7 +14887,7 @@
             <w:pPr>
               <w:spacing w:after="20" w:before="0"/>
             </w:pPr>
-            <w:hyperlink w:history="1" r:id="rId4nyf-j_rbbvpi1-qxe5gs">
+            <w:hyperlink w:history="1" r:id="rIduqdomdz05xjillkc0pmsf">
               <w:r>
                 <w:rPr>
                   <w:rFonts w:ascii="Arial" w:cs="Arial" w:eastAsia="Arial" w:hAnsi="Arial"/>
@@ -14920,7 +14920,7 @@
               <w:spacing w:after="10" w:before="0"/>
               <w:ind w:left="120"/>
             </w:pPr>
-            <w:hyperlink w:history="1" r:id="rId8nlan6frdsjbcsgzhqoat">
+            <w:hyperlink w:history="1" r:id="rIde2uyxasjlrwuuizpgnb0x">
               <w:r>
                 <w:rPr>
                   <w:rFonts w:ascii="Arial" w:cs="Arial" w:eastAsia="Arial" w:hAnsi="Arial"/>
@@ -15120,7 +15120,7 @@
             <w:pPr>
               <w:spacing w:after="20" w:before="0"/>
             </w:pPr>
-            <w:hyperlink w:history="1" r:id="rIdkswu4jpt6l1cbe3spqdto">
+            <w:hyperlink w:history="1" r:id="rIdfsn8vq4u1ofjha7g3f8wk">
               <w:r>
                 <w:rPr>
                   <w:rFonts w:ascii="Arial" w:cs="Arial" w:eastAsia="Arial" w:hAnsi="Arial"/>
@@ -15169,7 +15169,7 @@
               <w:spacing w:after="10" w:before="0"/>
               <w:ind w:left="120"/>
             </w:pPr>
-            <w:hyperlink w:history="1" r:id="rIdyvhmhklxojdwyltisaybw">
+            <w:hyperlink w:history="1" r:id="rIdfeej9l2pewg97uozsfa8o">
               <w:r>
                 <w:rPr>
                   <w:rFonts w:ascii="Arial" w:cs="Arial" w:eastAsia="Arial" w:hAnsi="Arial"/>
@@ -15214,7 +15214,7 @@
             <w:pPr>
               <w:spacing w:after="20" w:before="0"/>
             </w:pPr>
-            <w:hyperlink w:history="1" r:id="rId4wejnbuolfgdp2iesyijh">
+            <w:hyperlink w:history="1" r:id="rIdrh6ppp1eu5-oxqwjg1s-9">
               <w:r>
                 <w:rPr>
                   <w:rFonts w:ascii="Arial" w:cs="Arial" w:eastAsia="Arial" w:hAnsi="Arial"/>
@@ -15263,7 +15263,7 @@
               <w:spacing w:after="10" w:before="0"/>
               <w:ind w:left="120"/>
             </w:pPr>
-            <w:hyperlink w:history="1" r:id="rId9zgumemvw1gllsgaradkd">
+            <w:hyperlink w:history="1" r:id="rIdrnrkhbb1hdcwt5a4y4lym">
               <w:r>
                 <w:rPr>
                   <w:rFonts w:ascii="Arial" w:cs="Arial" w:eastAsia="Arial" w:hAnsi="Arial"/>
@@ -15788,7 +15788,7 @@
         </w:rPr>
         <w:t xml:space="preserve">© 2026 SeaVuria and ARES. Aligned with KICD objectives. Developed by SeaVuria; technical implementation by ARES (with AI assistance from Claude). Licensed under </w:t>
       </w:r>
-      <w:hyperlink w:history="1" r:id="rIdv5zlrbjyhi66jhxliw3to">
+      <w:hyperlink w:history="1" r:id="rId3pnt0-fqmg0yn_qmakidl">
         <w:r>
           <w:rPr>
             <w:rFonts w:ascii="Arial" w:cs="Arial" w:eastAsia="Arial" w:hAnsi="Arial"/>
@@ -15809,7 +15809,7 @@
         </w:rPr>
         <w:t xml:space="preserve"> (</w:t>
       </w:r>
-      <w:hyperlink w:history="1" r:id="rId63d9kckithcnirjzlifcl">
+      <w:hyperlink w:history="1" r:id="rId9vbqcu3_ft5huv5x8ulom">
         <w:r>
           <w:rPr>
             <w:rFonts w:ascii="Arial" w:cs="Arial" w:eastAsia="Arial" w:hAnsi="Arial"/>
@@ -16849,7 +16849,7 @@
             <w:pPr>
               <w:spacing w:after="20" w:before="0"/>
             </w:pPr>
-            <w:hyperlink w:history="1" r:id="rIdihicbbru1aa7dzrpqal2a">
+            <w:hyperlink w:history="1" r:id="rIdwhxpyafuo06z3opqsrwfn">
               <w:r>
                 <w:rPr>
                   <w:rFonts w:ascii="Arial" w:cs="Arial" w:eastAsia="Arial" w:hAnsi="Arial"/>
@@ -16882,7 +16882,7 @@
               <w:spacing w:after="10" w:before="0"/>
               <w:ind w:left="120"/>
             </w:pPr>
-            <w:hyperlink w:history="1" r:id="rId5nu3_e-1tgleoggf_yibh">
+            <w:hyperlink w:history="1" r:id="rIdeupfesoykgsu4wfwma2ms">
               <w:r>
                 <w:rPr>
                   <w:rFonts w:ascii="Arial" w:cs="Arial" w:eastAsia="Arial" w:hAnsi="Arial"/>
@@ -16927,7 +16927,7 @@
             <w:pPr>
               <w:spacing w:after="20" w:before="0"/>
             </w:pPr>
-            <w:hyperlink w:history="1" r:id="rIdozdtcoxpx7d630zdatbsv">
+            <w:hyperlink w:history="1" r:id="rIdb3haw6z6onrnhgyx7fxl-">
               <w:r>
                 <w:rPr>
                   <w:rFonts w:ascii="Arial" w:cs="Arial" w:eastAsia="Arial" w:hAnsi="Arial"/>
@@ -16960,7 +16960,7 @@
               <w:spacing w:after="10" w:before="0"/>
               <w:ind w:left="120"/>
             </w:pPr>
-            <w:hyperlink w:history="1" r:id="rIdofh6vnrplsuwyq9ciomqc">
+            <w:hyperlink w:history="1" r:id="rId3nlcscq96zyncoflzbbho">
               <w:r>
                 <w:rPr>
                   <w:rFonts w:ascii="Arial" w:cs="Arial" w:eastAsia="Arial" w:hAnsi="Arial"/>
@@ -17160,7 +17160,7 @@
             <w:pPr>
               <w:spacing w:after="20" w:before="0"/>
             </w:pPr>
-            <w:hyperlink w:history="1" r:id="rIdunhn0gz8r-z1zgdzfddmq">
+            <w:hyperlink w:history="1" r:id="rId9igmsiq_almwokvwgkyvs">
               <w:r>
                 <w:rPr>
                   <w:rFonts w:ascii="Arial" w:cs="Arial" w:eastAsia="Arial" w:hAnsi="Arial"/>
@@ -17193,7 +17193,7 @@
               <w:spacing w:after="10" w:before="0"/>
               <w:ind w:left="120"/>
             </w:pPr>
-            <w:hyperlink w:history="1" r:id="rIdqcn1irnno_ess6jy805df">
+            <w:hyperlink w:history="1" r:id="rIdnvsp6jz-pzy-bjn3caxfx">
               <w:r>
                 <w:rPr>
                   <w:rFonts w:ascii="Arial" w:cs="Arial" w:eastAsia="Arial" w:hAnsi="Arial"/>
@@ -17238,7 +17238,7 @@
             <w:pPr>
               <w:spacing w:after="20" w:before="0"/>
             </w:pPr>
-            <w:hyperlink w:history="1" r:id="rIds0mbqhcf5iqcyvwrvz7n4">
+            <w:hyperlink w:history="1" r:id="rIdosatr4kscb9zhrdtexz5k">
               <w:r>
                 <w:rPr>
                   <w:rFonts w:ascii="Arial" w:cs="Arial" w:eastAsia="Arial" w:hAnsi="Arial"/>
@@ -17271,7 +17271,7 @@
               <w:spacing w:after="10" w:before="0"/>
               <w:ind w:left="120"/>
             </w:pPr>
-            <w:hyperlink w:history="1" r:id="rIdrxkbdytduz8_0qrio3jaa">
+            <w:hyperlink w:history="1" r:id="rIdnfwxulmrskdyo9_mgt4ci">
               <w:r>
                 <w:rPr>
                   <w:rFonts w:ascii="Arial" w:cs="Arial" w:eastAsia="Arial" w:hAnsi="Arial"/>
@@ -17471,7 +17471,7 @@
             <w:pPr>
               <w:spacing w:after="20" w:before="0"/>
             </w:pPr>
-            <w:hyperlink w:history="1" r:id="rId97xbftf77qtjmclbmhok1">
+            <w:hyperlink w:history="1" r:id="rIdnxzighuivfadwfw3ckzu_">
               <w:r>
                 <w:rPr>
                   <w:rFonts w:ascii="Arial" w:cs="Arial" w:eastAsia="Arial" w:hAnsi="Arial"/>
@@ -17504,7 +17504,7 @@
               <w:spacing w:after="10" w:before="0"/>
               <w:ind w:left="120"/>
             </w:pPr>
-            <w:hyperlink w:history="1" r:id="rIdg8xnzkcer0lj_wf9ucj-w">
+            <w:hyperlink w:history="1" r:id="rIdrgrizthuoechkqkwwq_mk">
               <w:r>
                 <w:rPr>
                   <w:rFonts w:ascii="Arial" w:cs="Arial" w:eastAsia="Arial" w:hAnsi="Arial"/>
@@ -17549,7 +17549,7 @@
             <w:pPr>
               <w:spacing w:after="20" w:before="0"/>
             </w:pPr>
-            <w:hyperlink w:history="1" r:id="rIddvzcvtt5jluwqhhlt5r37">
+            <w:hyperlink w:history="1" r:id="rIdimaybssa4zbcclmcz11be">
               <w:r>
                 <w:rPr>
                   <w:rFonts w:ascii="Arial" w:cs="Arial" w:eastAsia="Arial" w:hAnsi="Arial"/>
@@ -17582,7 +17582,7 @@
               <w:spacing w:after="10" w:before="0"/>
               <w:ind w:left="120"/>
             </w:pPr>
-            <w:hyperlink w:history="1" r:id="rIdzw8p2q0m61qxcyaegoptj">
+            <w:hyperlink w:history="1" r:id="rIdjfxwdfvzomozsfi4zrccs">
               <w:r>
                 <w:rPr>
                   <w:rFonts w:ascii="Arial" w:cs="Arial" w:eastAsia="Arial" w:hAnsi="Arial"/>
@@ -17782,7 +17782,7 @@
             <w:pPr>
               <w:spacing w:after="20" w:before="0"/>
             </w:pPr>
-            <w:hyperlink w:history="1" r:id="rIdzuexus4vrq4mfa__qxxgn">
+            <w:hyperlink w:history="1" r:id="rIdjozv0x9ctntbhorexeg3p">
               <w:r>
                 <w:rPr>
                   <w:rFonts w:ascii="Arial" w:cs="Arial" w:eastAsia="Arial" w:hAnsi="Arial"/>
@@ -17815,7 +17815,7 @@
               <w:spacing w:after="10" w:before="0"/>
               <w:ind w:left="120"/>
             </w:pPr>
-            <w:hyperlink w:history="1" r:id="rId41dn4t0mrtlhiolcvpjgl">
+            <w:hyperlink w:history="1" r:id="rId2xxxtkj01imopvhmpd7dp">
               <w:r>
                 <w:rPr>
                   <w:rFonts w:ascii="Arial" w:cs="Arial" w:eastAsia="Arial" w:hAnsi="Arial"/>
@@ -17860,7 +17860,7 @@
             <w:pPr>
               <w:spacing w:after="20" w:before="0"/>
             </w:pPr>
-            <w:hyperlink w:history="1" r:id="rIdq7wpt3evmvtcmkspswe1k">
+            <w:hyperlink w:history="1" r:id="rIdho8guerxqwlzxh2potbre">
               <w:r>
                 <w:rPr>
                   <w:rFonts w:ascii="Arial" w:cs="Arial" w:eastAsia="Arial" w:hAnsi="Arial"/>
@@ -17893,7 +17893,7 @@
               <w:spacing w:after="10" w:before="0"/>
               <w:ind w:left="120"/>
             </w:pPr>
-            <w:hyperlink w:history="1" r:id="rIdl-ya_9apa_s2tz6tmwox2">
+            <w:hyperlink w:history="1" r:id="rIdndt_rvsptxa9lijzgvrts">
               <w:r>
                 <w:rPr>
                   <w:rFonts w:ascii="Arial" w:cs="Arial" w:eastAsia="Arial" w:hAnsi="Arial"/>
@@ -18093,7 +18093,7 @@
             <w:pPr>
               <w:spacing w:after="20" w:before="0"/>
             </w:pPr>
-            <w:hyperlink w:history="1" r:id="rIdzswq9xpqmdjg5xcbjmqka">
+            <w:hyperlink w:history="1" r:id="rIdgrhfqyaibeqdzy8ybzndh">
               <w:r>
                 <w:rPr>
                   <w:rFonts w:ascii="Arial" w:cs="Arial" w:eastAsia="Arial" w:hAnsi="Arial"/>
@@ -18126,7 +18126,7 @@
               <w:spacing w:after="10" w:before="0"/>
               <w:ind w:left="120"/>
             </w:pPr>
-            <w:hyperlink w:history="1" r:id="rIdo9va-jei7njth-ug_qi02">
+            <w:hyperlink w:history="1" r:id="rIdqdt2laz1cce1a7sfwg20q">
               <w:r>
                 <w:rPr>
                   <w:rFonts w:ascii="Arial" w:cs="Arial" w:eastAsia="Arial" w:hAnsi="Arial"/>
@@ -18171,7 +18171,7 @@
             <w:pPr>
               <w:spacing w:after="20" w:before="0"/>
             </w:pPr>
-            <w:hyperlink w:history="1" r:id="rIdhyudnwrupairvek5dfjak">
+            <w:hyperlink w:history="1" r:id="rIdohoxynmm1kpsnkuqd1u_g">
               <w:r>
                 <w:rPr>
                   <w:rFonts w:ascii="Arial" w:cs="Arial" w:eastAsia="Arial" w:hAnsi="Arial"/>
@@ -18220,7 +18220,7 @@
               <w:spacing w:after="10" w:before="0"/>
               <w:ind w:left="120"/>
             </w:pPr>
-            <w:hyperlink w:history="1" r:id="rIdq2guazdnjywdsccn56b7y">
+            <w:hyperlink w:history="1" r:id="rIdbowumge_idygsibxx169k">
               <w:r>
                 <w:rPr>
                   <w:rFonts w:ascii="Arial" w:cs="Arial" w:eastAsia="Arial" w:hAnsi="Arial"/>
@@ -18745,7 +18745,7 @@
         </w:rPr>
         <w:t xml:space="preserve">© 2026 SeaVuria and ARES. Aligned with KICD objectives. Developed by SeaVuria; technical implementation by ARES (with AI assistance from Claude). Licensed under </w:t>
       </w:r>
-      <w:hyperlink w:history="1" r:id="rIdqi-bddwcuwa7ehtflbesw">
+      <w:hyperlink w:history="1" r:id="rId7_cuettfpoziw6xjtzgkd">
         <w:r>
           <w:rPr>
             <w:rFonts w:ascii="Arial" w:cs="Arial" w:eastAsia="Arial" w:hAnsi="Arial"/>
@@ -18766,7 +18766,7 @@
         </w:rPr>
         <w:t xml:space="preserve"> (</w:t>
       </w:r>
-      <w:hyperlink w:history="1" r:id="rIdm7yl2d-_yp_huawcaztnp">
+      <w:hyperlink w:history="1" r:id="rIdspgxf36mm-ibsvo_0wdxi">
         <w:r>
           <w:rPr>
             <w:rFonts w:ascii="Arial" w:cs="Arial" w:eastAsia="Arial" w:hAnsi="Arial"/>
@@ -19806,7 +19806,7 @@
             <w:pPr>
               <w:spacing w:after="20" w:before="0"/>
             </w:pPr>
-            <w:hyperlink w:history="1" r:id="rIdv2m_lwc0lgkudnnjop_x0">
+            <w:hyperlink w:history="1" r:id="rId3vnhesq4f1gdhy89qrcm5">
               <w:r>
                 <w:rPr>
                   <w:rFonts w:ascii="Arial" w:cs="Arial" w:eastAsia="Arial" w:hAnsi="Arial"/>
@@ -19839,7 +19839,7 @@
               <w:spacing w:after="10" w:before="0"/>
               <w:ind w:left="120"/>
             </w:pPr>
-            <w:hyperlink w:history="1" r:id="rId3ctqsfalxobi5dpmrikgn">
+            <w:hyperlink w:history="1" r:id="rId7wprhivrjrtcyav1yyjgk">
               <w:r>
                 <w:rPr>
                   <w:rFonts w:ascii="Arial" w:cs="Arial" w:eastAsia="Arial" w:hAnsi="Arial"/>
@@ -19884,7 +19884,7 @@
             <w:pPr>
               <w:spacing w:after="20" w:before="0"/>
             </w:pPr>
-            <w:hyperlink w:history="1" r:id="rIdhvbs3jgqnb_rm-tjs1cun">
+            <w:hyperlink w:history="1" r:id="rIdacln7vpbfvav1ole832rb">
               <w:r>
                 <w:rPr>
                   <w:rFonts w:ascii="Arial" w:cs="Arial" w:eastAsia="Arial" w:hAnsi="Arial"/>
@@ -19917,7 +19917,7 @@
               <w:spacing w:after="10" w:before="0"/>
               <w:ind w:left="120"/>
             </w:pPr>
-            <w:hyperlink w:history="1" r:id="rIddcbbbiq5kmwlhd0vduvcd">
+            <w:hyperlink w:history="1" r:id="rIdfxltnjo3nnv08hdhjb_ui">
               <w:r>
                 <w:rPr>
                   <w:rFonts w:ascii="Arial" w:cs="Arial" w:eastAsia="Arial" w:hAnsi="Arial"/>
@@ -20117,7 +20117,7 @@
             <w:pPr>
               <w:spacing w:after="20" w:before="0"/>
             </w:pPr>
-            <w:hyperlink w:history="1" r:id="rIdhrnvyo0bvb2nfxvyu1hhs">
+            <w:hyperlink w:history="1" r:id="rId6gaccjtkgetdgesnco-dt">
               <w:r>
                 <w:rPr>
                   <w:rFonts w:ascii="Arial" w:cs="Arial" w:eastAsia="Arial" w:hAnsi="Arial"/>
@@ -20150,7 +20150,7 @@
               <w:spacing w:after="10" w:before="0"/>
               <w:ind w:left="120"/>
             </w:pPr>
-            <w:hyperlink w:history="1" r:id="rIdigumrrztqxvkhrqnejasx">
+            <w:hyperlink w:history="1" r:id="rIdmodmu_nshd7qe64mu2-oi">
               <w:r>
                 <w:rPr>
                   <w:rFonts w:ascii="Arial" w:cs="Arial" w:eastAsia="Arial" w:hAnsi="Arial"/>
@@ -20195,7 +20195,7 @@
             <w:pPr>
               <w:spacing w:after="20" w:before="0"/>
             </w:pPr>
-            <w:hyperlink w:history="1" r:id="rIdai1m9_82-iwvlv8zv6wuz">
+            <w:hyperlink w:history="1" r:id="rIdmwqca3mpanet4sj5snwvt">
               <w:r>
                 <w:rPr>
                   <w:rFonts w:ascii="Arial" w:cs="Arial" w:eastAsia="Arial" w:hAnsi="Arial"/>
@@ -20228,7 +20228,7 @@
               <w:spacing w:after="10" w:before="0"/>
               <w:ind w:left="120"/>
             </w:pPr>
-            <w:hyperlink w:history="1" r:id="rIdrkkyf1bzauuxlg9uk4w-g">
+            <w:hyperlink w:history="1" r:id="rIdecluktwjk1cjvhrpjlmru">
               <w:r>
                 <w:rPr>
                   <w:rFonts w:ascii="Arial" w:cs="Arial" w:eastAsia="Arial" w:hAnsi="Arial"/>
@@ -20428,7 +20428,7 @@
             <w:pPr>
               <w:spacing w:after="20" w:before="0"/>
             </w:pPr>
-            <w:hyperlink w:history="1" r:id="rIdekuhxsjxd3drlg1o6otsg">
+            <w:hyperlink w:history="1" r:id="rId8bynqdt1iwrldof45igaj">
               <w:r>
                 <w:rPr>
                   <w:rFonts w:ascii="Arial" w:cs="Arial" w:eastAsia="Arial" w:hAnsi="Arial"/>
@@ -20461,7 +20461,7 @@
               <w:spacing w:after="10" w:before="0"/>
               <w:ind w:left="120"/>
             </w:pPr>
-            <w:hyperlink w:history="1" r:id="rIdvfmyxh4ef9k8bco3vcp2a">
+            <w:hyperlink w:history="1" r:id="rIdwmcod89ykbenx3pbwaoqy">
               <w:r>
                 <w:rPr>
                   <w:rFonts w:ascii="Arial" w:cs="Arial" w:eastAsia="Arial" w:hAnsi="Arial"/>
@@ -20506,7 +20506,7 @@
             <w:pPr>
               <w:spacing w:after="20" w:before="0"/>
             </w:pPr>
-            <w:hyperlink w:history="1" r:id="rIdybln1hbattgx2vsb9ncnh">
+            <w:hyperlink w:history="1" r:id="rIdl8vclijhlkdmdajw218ub">
               <w:r>
                 <w:rPr>
                   <w:rFonts w:ascii="Arial" w:cs="Arial" w:eastAsia="Arial" w:hAnsi="Arial"/>
@@ -20539,7 +20539,7 @@
               <w:spacing w:after="10" w:before="0"/>
               <w:ind w:left="120"/>
             </w:pPr>
-            <w:hyperlink w:history="1" r:id="rId5b8wd4kqb0vlfcf8evmce">
+            <w:hyperlink w:history="1" r:id="rIdnjarzit01gozd4e-mqjel">
               <w:r>
                 <w:rPr>
                   <w:rFonts w:ascii="Arial" w:cs="Arial" w:eastAsia="Arial" w:hAnsi="Arial"/>
@@ -20739,7 +20739,7 @@
             <w:pPr>
               <w:spacing w:after="20" w:before="0"/>
             </w:pPr>
-            <w:hyperlink w:history="1" r:id="rIdl49c15fdtcrrlxepu8qhs">
+            <w:hyperlink w:history="1" r:id="rIdijmjrombhvxmmlnm7tefr">
               <w:r>
                 <w:rPr>
                   <w:rFonts w:ascii="Arial" w:cs="Arial" w:eastAsia="Arial" w:hAnsi="Arial"/>
@@ -20772,7 +20772,7 @@
               <w:spacing w:after="10" w:before="0"/>
               <w:ind w:left="120"/>
             </w:pPr>
-            <w:hyperlink w:history="1" r:id="rIdj0ddnbckwrvrpmfhgwckb">
+            <w:hyperlink w:history="1" r:id="rId9rhqkdnqsnkcrtgiw6oze">
               <w:r>
                 <w:rPr>
                   <w:rFonts w:ascii="Arial" w:cs="Arial" w:eastAsia="Arial" w:hAnsi="Arial"/>
@@ -20817,7 +20817,7 @@
             <w:pPr>
               <w:spacing w:after="20" w:before="0"/>
             </w:pPr>
-            <w:hyperlink w:history="1" r:id="rId2qaj-iqrbhtjfimmwbxr3">
+            <w:hyperlink w:history="1" r:id="rIdzbiddug4w-kx16cuyeuhz">
               <w:r>
                 <w:rPr>
                   <w:rFonts w:ascii="Arial" w:cs="Arial" w:eastAsia="Arial" w:hAnsi="Arial"/>
@@ -20850,7 +20850,7 @@
               <w:spacing w:after="10" w:before="0"/>
               <w:ind w:left="120"/>
             </w:pPr>
-            <w:hyperlink w:history="1" r:id="rIdipzlk1f_3drzrawp1otcs">
+            <w:hyperlink w:history="1" r:id="rId7idxocgifrk4v2-pfdceh">
               <w:r>
                 <w:rPr>
                   <w:rFonts w:ascii="Arial" w:cs="Arial" w:eastAsia="Arial" w:hAnsi="Arial"/>
@@ -21050,7 +21050,7 @@
             <w:pPr>
               <w:spacing w:after="20" w:before="0"/>
             </w:pPr>
-            <w:hyperlink w:history="1" r:id="rIdwlsx264punv7k2lq06oee">
+            <w:hyperlink w:history="1" r:id="rIdblswqz9113syccxtf26k-">
               <w:r>
                 <w:rPr>
                   <w:rFonts w:ascii="Arial" w:cs="Arial" w:eastAsia="Arial" w:hAnsi="Arial"/>
@@ -21083,7 +21083,7 @@
               <w:spacing w:after="10" w:before="0"/>
               <w:ind w:left="120"/>
             </w:pPr>
-            <w:hyperlink w:history="1" r:id="rIdv6oxg_a35ehwxe_gxwtpb">
+            <w:hyperlink w:history="1" r:id="rId3hb4mhbjzk2lf-fzly6u3">
               <w:r>
                 <w:rPr>
                   <w:rFonts w:ascii="Arial" w:cs="Arial" w:eastAsia="Arial" w:hAnsi="Arial"/>
@@ -21128,7 +21128,7 @@
             <w:pPr>
               <w:spacing w:after="20" w:before="0"/>
             </w:pPr>
-            <w:hyperlink w:history="1" r:id="rIdn-sbnwiex9h-jl3vorzro">
+            <w:hyperlink w:history="1" r:id="rId78xlxhtweh-plfrgwi5fm">
               <w:r>
                 <w:rPr>
                   <w:rFonts w:ascii="Arial" w:cs="Arial" w:eastAsia="Arial" w:hAnsi="Arial"/>
@@ -21161,7 +21161,7 @@
               <w:spacing w:after="10" w:before="0"/>
               <w:ind w:left="120"/>
             </w:pPr>
-            <w:hyperlink w:history="1" r:id="rIdtvax58lznlwx-sbdwctd1">
+            <w:hyperlink w:history="1" r:id="rIdwwgzhe-cvacc8jqyzirkn">
               <w:r>
                 <w:rPr>
                   <w:rFonts w:ascii="Arial" w:cs="Arial" w:eastAsia="Arial" w:hAnsi="Arial"/>
@@ -21686,7 +21686,7 @@
         </w:rPr>
         <w:t xml:space="preserve">© 2026 SeaVuria and ARES. Aligned with KICD objectives. Developed by SeaVuria; technical implementation by ARES (with AI assistance from Claude). Licensed under </w:t>
       </w:r>
-      <w:hyperlink w:history="1" r:id="rIdrdazjb8ssjw1uj1ynwzkd">
+      <w:hyperlink w:history="1" r:id="rId2vwq5ew3yukumtvl5updk">
         <w:r>
           <w:rPr>
             <w:rFonts w:ascii="Arial" w:cs="Arial" w:eastAsia="Arial" w:hAnsi="Arial"/>
@@ -21707,7 +21707,7 @@
         </w:rPr>
         <w:t xml:space="preserve"> (</w:t>
       </w:r>
-      <w:hyperlink w:history="1" r:id="rIdjkathcrdhbxg_wrmclnid">
+      <w:hyperlink w:history="1" r:id="rId5hblqijuidk2i3xiusg6x">
         <w:r>
           <w:rPr>
             <w:rFonts w:ascii="Arial" w:cs="Arial" w:eastAsia="Arial" w:hAnsi="Arial"/>
@@ -22747,7 +22747,7 @@
             <w:pPr>
               <w:spacing w:after="20" w:before="0"/>
             </w:pPr>
-            <w:hyperlink w:history="1" r:id="rId2ks1oho482fwzdixmzwlw">
+            <w:hyperlink w:history="1" r:id="rIdloguvkc_qbezx_hrwdslh">
               <w:r>
                 <w:rPr>
                   <w:rFonts w:ascii="Arial" w:cs="Arial" w:eastAsia="Arial" w:hAnsi="Arial"/>
@@ -22780,7 +22780,7 @@
               <w:spacing w:after="10" w:before="0"/>
               <w:ind w:left="120"/>
             </w:pPr>
-            <w:hyperlink w:history="1" r:id="rIdcffk6fokoguwgwz7n3fgt">
+            <w:hyperlink w:history="1" r:id="rIdw-vu7ffrl7mvuza8xzadt">
               <w:r>
                 <w:rPr>
                   <w:rFonts w:ascii="Arial" w:cs="Arial" w:eastAsia="Arial" w:hAnsi="Arial"/>
@@ -22825,7 +22825,7 @@
             <w:pPr>
               <w:spacing w:after="20" w:before="0"/>
             </w:pPr>
-            <w:hyperlink w:history="1" r:id="rIdxdx4hc2jfiafjjnkk29cj">
+            <w:hyperlink w:history="1" r:id="rIddqophc1rwmo3gnn8j8vpx">
               <w:r>
                 <w:rPr>
                   <w:rFonts w:ascii="Arial" w:cs="Arial" w:eastAsia="Arial" w:hAnsi="Arial"/>
@@ -22858,7 +22858,7 @@
               <w:spacing w:after="10" w:before="0"/>
               <w:ind w:left="120"/>
             </w:pPr>
-            <w:hyperlink w:history="1" r:id="rIdagmifcbb6nuq8l1-vznui">
+            <w:hyperlink w:history="1" r:id="rIdt8x0p9p_lo-h_aegkaxbh">
               <w:r>
                 <w:rPr>
                   <w:rFonts w:ascii="Arial" w:cs="Arial" w:eastAsia="Arial" w:hAnsi="Arial"/>
@@ -23058,7 +23058,7 @@
             <w:pPr>
               <w:spacing w:after="20" w:before="0"/>
             </w:pPr>
-            <w:hyperlink w:history="1" r:id="rIdqxw6nj6uhvkkq-a8rzlb0">
+            <w:hyperlink w:history="1" r:id="rIdxmzznlu-teejfkje09bop">
               <w:r>
                 <w:rPr>
                   <w:rFonts w:ascii="Arial" w:cs="Arial" w:eastAsia="Arial" w:hAnsi="Arial"/>
@@ -23091,7 +23091,7 @@
               <w:spacing w:after="10" w:before="0"/>
               <w:ind w:left="120"/>
             </w:pPr>
-            <w:hyperlink w:history="1" r:id="rIddtlesgt8lb88phyf56tat">
+            <w:hyperlink w:history="1" r:id="rIdlr0shetgg0xc9iw0kt85i">
               <w:r>
                 <w:rPr>
                   <w:rFonts w:ascii="Arial" w:cs="Arial" w:eastAsia="Arial" w:hAnsi="Arial"/>
@@ -23136,7 +23136,7 @@
             <w:pPr>
               <w:spacing w:after="20" w:before="0"/>
             </w:pPr>
-            <w:hyperlink w:history="1" r:id="rIdrrw7qppbuh5mrw2s7ko2y">
+            <w:hyperlink w:history="1" r:id="rIdjib5hgfxuqesoe6t6qs-z">
               <w:r>
                 <w:rPr>
                   <w:rFonts w:ascii="Arial" w:cs="Arial" w:eastAsia="Arial" w:hAnsi="Arial"/>
@@ -23169,7 +23169,7 @@
               <w:spacing w:after="10" w:before="0"/>
               <w:ind w:left="120"/>
             </w:pPr>
-            <w:hyperlink w:history="1" r:id="rId78blryu2wp4tv9brjwytj">
+            <w:hyperlink w:history="1" r:id="rIdd8ofrmotdvuyavj__gbbb">
               <w:r>
                 <w:rPr>
                   <w:rFonts w:ascii="Arial" w:cs="Arial" w:eastAsia="Arial" w:hAnsi="Arial"/>
@@ -23369,7 +23369,7 @@
             <w:pPr>
               <w:spacing w:after="20" w:before="0"/>
             </w:pPr>
-            <w:hyperlink w:history="1" r:id="rIdadanhrbjjgiuag5ytufdi">
+            <w:hyperlink w:history="1" r:id="rIdp_9wfvo2c7omw1ezynymr">
               <w:r>
                 <w:rPr>
                   <w:rFonts w:ascii="Arial" w:cs="Arial" w:eastAsia="Arial" w:hAnsi="Arial"/>
@@ -23402,7 +23402,7 @@
               <w:spacing w:after="10" w:before="0"/>
               <w:ind w:left="120"/>
             </w:pPr>
-            <w:hyperlink w:history="1" r:id="rId9q6okukboni0mms6dtrqi">
+            <w:hyperlink w:history="1" r:id="rIde42vr9_10evjbzohdplxx">
               <w:r>
                 <w:rPr>
                   <w:rFonts w:ascii="Arial" w:cs="Arial" w:eastAsia="Arial" w:hAnsi="Arial"/>
@@ -23447,7 +23447,7 @@
             <w:pPr>
               <w:spacing w:after="20" w:before="0"/>
             </w:pPr>
-            <w:hyperlink w:history="1" r:id="rIdebwgcdssejvwynzvde2_h">
+            <w:hyperlink w:history="1" r:id="rIdsetug9wt9vy3_dspsgskq">
               <w:r>
                 <w:rPr>
                   <w:rFonts w:ascii="Arial" w:cs="Arial" w:eastAsia="Arial" w:hAnsi="Arial"/>
@@ -23480,7 +23480,7 @@
               <w:spacing w:after="10" w:before="0"/>
               <w:ind w:left="120"/>
             </w:pPr>
-            <w:hyperlink w:history="1" r:id="rIdf_zwcnsaibvufgin0phtw">
+            <w:hyperlink w:history="1" r:id="rIdwtlsg6m6zjgmjyoehgp9e">
               <w:r>
                 <w:rPr>
                   <w:rFonts w:ascii="Arial" w:cs="Arial" w:eastAsia="Arial" w:hAnsi="Arial"/>
@@ -23680,7 +23680,7 @@
             <w:pPr>
               <w:spacing w:after="20" w:before="0"/>
             </w:pPr>
-            <w:hyperlink w:history="1" r:id="rIdl6wfsspsouv-8qyriqnu9">
+            <w:hyperlink w:history="1" r:id="rIdmuvsxiu-f7x2bquaw1xhv">
               <w:r>
                 <w:rPr>
                   <w:rFonts w:ascii="Arial" w:cs="Arial" w:eastAsia="Arial" w:hAnsi="Arial"/>
@@ -23713,7 +23713,7 @@
               <w:spacing w:after="10" w:before="0"/>
               <w:ind w:left="120"/>
             </w:pPr>
-            <w:hyperlink w:history="1" r:id="rIdu9o9mnfcxe23drszmkgha">
+            <w:hyperlink w:history="1" r:id="rIdka1585nt-d7mja3qbb3qr">
               <w:r>
                 <w:rPr>
                   <w:rFonts w:ascii="Arial" w:cs="Arial" w:eastAsia="Arial" w:hAnsi="Arial"/>
@@ -23758,7 +23758,7 @@
             <w:pPr>
               <w:spacing w:after="20" w:before="0"/>
             </w:pPr>
-            <w:hyperlink w:history="1" r:id="rIdf-tny_nmujqoadjjdppva">
+            <w:hyperlink w:history="1" r:id="rIdf7_4oujpeuum8tnzlh1vx">
               <w:r>
                 <w:rPr>
                   <w:rFonts w:ascii="Arial" w:cs="Arial" w:eastAsia="Arial" w:hAnsi="Arial"/>
@@ -23791,7 +23791,7 @@
               <w:spacing w:after="10" w:before="0"/>
               <w:ind w:left="120"/>
             </w:pPr>
-            <w:hyperlink w:history="1" r:id="rIdjhimfenuezhocyxpr35cb">
+            <w:hyperlink w:history="1" r:id="rIdmdql78luvrbo1nzxn9fm5">
               <w:r>
                 <w:rPr>
                   <w:rFonts w:ascii="Arial" w:cs="Arial" w:eastAsia="Arial" w:hAnsi="Arial"/>
@@ -23991,7 +23991,7 @@
             <w:pPr>
               <w:spacing w:after="20" w:before="0"/>
             </w:pPr>
-            <w:hyperlink w:history="1" r:id="rIdtxazewzglbyc-2kpcrbap">
+            <w:hyperlink w:history="1" r:id="rId1hq0i4xj53ud4b2h8l3xi">
               <w:r>
                 <w:rPr>
                   <w:rFonts w:ascii="Arial" w:cs="Arial" w:eastAsia="Arial" w:hAnsi="Arial"/>
@@ -24024,7 +24024,7 @@
               <w:spacing w:after="10" w:before="0"/>
               <w:ind w:left="120"/>
             </w:pPr>
-            <w:hyperlink w:history="1" r:id="rIdciimruwt33telx8b6w5dk">
+            <w:hyperlink w:history="1" r:id="rId3b9ob7coaagj1i2eq1-zp">
               <w:r>
                 <w:rPr>
                   <w:rFonts w:ascii="Arial" w:cs="Arial" w:eastAsia="Arial" w:hAnsi="Arial"/>
@@ -24069,7 +24069,7 @@
             <w:pPr>
               <w:spacing w:after="20" w:before="0"/>
             </w:pPr>
-            <w:hyperlink w:history="1" r:id="rId93in0xmqlekbojxwzolkj">
+            <w:hyperlink w:history="1" r:id="rIdi_efj-uphlzqwpawwgzfr">
               <w:r>
                 <w:rPr>
                   <w:rFonts w:ascii="Arial" w:cs="Arial" w:eastAsia="Arial" w:hAnsi="Arial"/>
@@ -24102,7 +24102,7 @@
               <w:spacing w:after="10" w:before="0"/>
               <w:ind w:left="120"/>
             </w:pPr>
-            <w:hyperlink w:history="1" r:id="rIdjiqbeska_joybjpy9xy9y">
+            <w:hyperlink w:history="1" r:id="rIdv6w8s85jr69efb4pwdkj7">
               <w:r>
                 <w:rPr>
                   <w:rFonts w:ascii="Arial" w:cs="Arial" w:eastAsia="Arial" w:hAnsi="Arial"/>
@@ -24627,7 +24627,7 @@
         </w:rPr>
         <w:t xml:space="preserve">© 2026 SeaVuria and ARES. Aligned with KICD objectives. Developed by SeaVuria; technical implementation by ARES (with AI assistance from Claude). Licensed under </w:t>
       </w:r>
-      <w:hyperlink w:history="1" r:id="rId4zlvhuurtgfzo8rxbkmrg">
+      <w:hyperlink w:history="1" r:id="rIdseg47s_ldhvevrdhogn42">
         <w:r>
           <w:rPr>
             <w:rFonts w:ascii="Arial" w:cs="Arial" w:eastAsia="Arial" w:hAnsi="Arial"/>
@@ -24648,7 +24648,7 @@
         </w:rPr>
         <w:t xml:space="preserve"> (</w:t>
       </w:r>
-      <w:hyperlink w:history="1" r:id="rId1xjngmmndh5o0-0chhgva">
+      <w:hyperlink w:history="1" r:id="rIdm6aat01yxntdzhmxntanu">
         <w:r>
           <w:rPr>
             <w:rFonts w:ascii="Arial" w:cs="Arial" w:eastAsia="Arial" w:hAnsi="Arial"/>
@@ -25848,7 +25848,7 @@
             <w:pPr>
               <w:spacing w:after="20" w:before="0"/>
             </w:pPr>
-            <w:hyperlink w:history="1" r:id="rIddmc6fxxyrgisonld2cuut">
+            <w:hyperlink w:history="1" r:id="rIdviqf9jy5yyi99ztqzgwym">
               <w:r>
                 <w:rPr>
                   <w:rFonts w:ascii="Arial" w:cs="Arial" w:eastAsia="Arial" w:hAnsi="Arial"/>
@@ -25881,7 +25881,7 @@
               <w:spacing w:after="10" w:before="0"/>
               <w:ind w:left="120"/>
             </w:pPr>
-            <w:hyperlink w:history="1" r:id="rId93gfxuw3k6oqikuuiambi">
+            <w:hyperlink w:history="1" r:id="rIdiigwogbc_7i44o5fpokol">
               <w:r>
                 <w:rPr>
                   <w:rFonts w:ascii="Arial" w:cs="Arial" w:eastAsia="Arial" w:hAnsi="Arial"/>
@@ -25926,7 +25926,7 @@
             <w:pPr>
               <w:spacing w:after="20" w:before="0"/>
             </w:pPr>
-            <w:hyperlink w:history="1" r:id="rIdp_erjxcptyivlvqh-gj7j">
+            <w:hyperlink w:history="1" r:id="rIdmtd2e2cdadfmggi_fglgh">
               <w:r>
                 <w:rPr>
                   <w:rFonts w:ascii="Arial" w:cs="Arial" w:eastAsia="Arial" w:hAnsi="Arial"/>
@@ -25959,7 +25959,7 @@
               <w:spacing w:after="10" w:before="0"/>
               <w:ind w:left="120"/>
             </w:pPr>
-            <w:hyperlink w:history="1" r:id="rId_4v3s0fmleiwwn-dmmols">
+            <w:hyperlink w:history="1" r:id="rIdirvrfnq88cl8xmuowc9sh">
               <w:r>
                 <w:rPr>
                   <w:rFonts w:ascii="Arial" w:cs="Arial" w:eastAsia="Arial" w:hAnsi="Arial"/>
@@ -26159,7 +26159,7 @@
             <w:pPr>
               <w:spacing w:after="20" w:before="0"/>
             </w:pPr>
-            <w:hyperlink w:history="1" r:id="rId-ugccitbtlyfw9vcy4ehd">
+            <w:hyperlink w:history="1" r:id="rIdgjllbuyyxxthy9z3jffh0">
               <w:r>
                 <w:rPr>
                   <w:rFonts w:ascii="Arial" w:cs="Arial" w:eastAsia="Arial" w:hAnsi="Arial"/>
@@ -26192,7 +26192,7 @@
               <w:spacing w:after="10" w:before="0"/>
               <w:ind w:left="120"/>
             </w:pPr>
-            <w:hyperlink w:history="1" r:id="rId4xa8ijehrwwbbfcb4bagx">
+            <w:hyperlink w:history="1" r:id="rIdgsxr_z-duczshojzrapyg">
               <w:r>
                 <w:rPr>
                   <w:rFonts w:ascii="Arial" w:cs="Arial" w:eastAsia="Arial" w:hAnsi="Arial"/>
@@ -26237,7 +26237,7 @@
             <w:pPr>
               <w:spacing w:after="20" w:before="0"/>
             </w:pPr>
-            <w:hyperlink w:history="1" r:id="rIdrkqeeckhydm8itlvjfwua">
+            <w:hyperlink w:history="1" r:id="rId6j1on5vbmslrps41negtz">
               <w:r>
                 <w:rPr>
                   <w:rFonts w:ascii="Arial" w:cs="Arial" w:eastAsia="Arial" w:hAnsi="Arial"/>
@@ -26270,7 +26270,7 @@
               <w:spacing w:after="10" w:before="0"/>
               <w:ind w:left="120"/>
             </w:pPr>
-            <w:hyperlink w:history="1" r:id="rIdcpseourdlyef0l4z034_t">
+            <w:hyperlink w:history="1" r:id="rId54ekf79t0cp_uthspdrqw">
               <w:r>
                 <w:rPr>
                   <w:rFonts w:ascii="Arial" w:cs="Arial" w:eastAsia="Arial" w:hAnsi="Arial"/>
@@ -26470,7 +26470,7 @@
             <w:pPr>
               <w:spacing w:after="20" w:before="0"/>
             </w:pPr>
-            <w:hyperlink w:history="1" r:id="rId0cmt06fbymzxurngqpuau">
+            <w:hyperlink w:history="1" r:id="rIdr9ojw1yvmydwdybsqcsyp">
               <w:r>
                 <w:rPr>
                   <w:rFonts w:ascii="Arial" w:cs="Arial" w:eastAsia="Arial" w:hAnsi="Arial"/>
@@ -26503,7 +26503,7 @@
               <w:spacing w:after="10" w:before="0"/>
               <w:ind w:left="120"/>
             </w:pPr>
-            <w:hyperlink w:history="1" r:id="rIdz9i0burfez37ld12nmdus">
+            <w:hyperlink w:history="1" r:id="rIdlhohwk9rtou4uf8wvrqxl">
               <w:r>
                 <w:rPr>
                   <w:rFonts w:ascii="Arial" w:cs="Arial" w:eastAsia="Arial" w:hAnsi="Arial"/>
@@ -26548,7 +26548,7 @@
             <w:pPr>
               <w:spacing w:after="20" w:before="0"/>
             </w:pPr>
-            <w:hyperlink w:history="1" r:id="rIdv9ayaa8qmypeden6abpzp">
+            <w:hyperlink w:history="1" r:id="rIdgwm13-8jrwr4vlaygsdql">
               <w:r>
                 <w:rPr>
                   <w:rFonts w:ascii="Arial" w:cs="Arial" w:eastAsia="Arial" w:hAnsi="Arial"/>
@@ -26581,7 +26581,7 @@
               <w:spacing w:after="10" w:before="0"/>
               <w:ind w:left="120"/>
             </w:pPr>
-            <w:hyperlink w:history="1" r:id="rIdrmedlf7btt9ejcgl_frlr">
+            <w:hyperlink w:history="1" r:id="rIdgdkuwj0e_a_5sewq2mu1s">
               <w:r>
                 <w:rPr>
                   <w:rFonts w:ascii="Arial" w:cs="Arial" w:eastAsia="Arial" w:hAnsi="Arial"/>
@@ -26781,7 +26781,7 @@
             <w:pPr>
               <w:spacing w:after="20" w:before="0"/>
             </w:pPr>
-            <w:hyperlink w:history="1" r:id="rIdqcu-f5ft3ghfr658vzyxk">
+            <w:hyperlink w:history="1" r:id="rId8k2mbqfivyi1stqq4rerp">
               <w:r>
                 <w:rPr>
                   <w:rFonts w:ascii="Arial" w:cs="Arial" w:eastAsia="Arial" w:hAnsi="Arial"/>
@@ -26814,7 +26814,7 @@
               <w:spacing w:after="10" w:before="0"/>
               <w:ind w:left="120"/>
             </w:pPr>
-            <w:hyperlink w:history="1" r:id="rIdgxxs6_yvoa5i2jwi3ldph">
+            <w:hyperlink w:history="1" r:id="rId6xepp-5qb9ztg_rlo6ghf">
               <w:r>
                 <w:rPr>
                   <w:rFonts w:ascii="Arial" w:cs="Arial" w:eastAsia="Arial" w:hAnsi="Arial"/>
@@ -26859,7 +26859,7 @@
             <w:pPr>
               <w:spacing w:after="20" w:before="0"/>
             </w:pPr>
-            <w:hyperlink w:history="1" r:id="rIdp0yb0amtte3bbue1si0n6">
+            <w:hyperlink w:history="1" r:id="rIdp0vdfd-g1panwh00aqhi7">
               <w:r>
                 <w:rPr>
                   <w:rFonts w:ascii="Arial" w:cs="Arial" w:eastAsia="Arial" w:hAnsi="Arial"/>
@@ -26892,7 +26892,7 @@
               <w:spacing w:after="10" w:before="0"/>
               <w:ind w:left="120"/>
             </w:pPr>
-            <w:hyperlink w:history="1" r:id="rIdh-gffdnp9qo8r0xjsnsqr">
+            <w:hyperlink w:history="1" r:id="rId6idqveuefayhwar1-o8zv">
               <w:r>
                 <w:rPr>
                   <w:rFonts w:ascii="Arial" w:cs="Arial" w:eastAsia="Arial" w:hAnsi="Arial"/>
@@ -27092,7 +27092,7 @@
             <w:pPr>
               <w:spacing w:after="20" w:before="0"/>
             </w:pPr>
-            <w:hyperlink w:history="1" r:id="rIdumi6t50rcsysczg9diqj3">
+            <w:hyperlink w:history="1" r:id="rIdg2xfo5a4j1abould0min7">
               <w:r>
                 <w:rPr>
                   <w:rFonts w:ascii="Arial" w:cs="Arial" w:eastAsia="Arial" w:hAnsi="Arial"/>
@@ -27125,7 +27125,7 @@
               <w:spacing w:after="10" w:before="0"/>
               <w:ind w:left="120"/>
             </w:pPr>
-            <w:hyperlink w:history="1" r:id="rIducjdtrfcw3t7pbytr8w6w">
+            <w:hyperlink w:history="1" r:id="rIdtbnezd7y0yfn9irtcp1hj">
               <w:r>
                 <w:rPr>
                   <w:rFonts w:ascii="Arial" w:cs="Arial" w:eastAsia="Arial" w:hAnsi="Arial"/>
@@ -27170,7 +27170,7 @@
             <w:pPr>
               <w:spacing w:after="20" w:before="0"/>
             </w:pPr>
-            <w:hyperlink w:history="1" r:id="rIdlfuwo6kcypgyqsvkyp8sq">
+            <w:hyperlink w:history="1" r:id="rIdkz32mgm9yuksi8trj03fh">
               <w:r>
                 <w:rPr>
                   <w:rFonts w:ascii="Arial" w:cs="Arial" w:eastAsia="Arial" w:hAnsi="Arial"/>
@@ -27203,7 +27203,7 @@
               <w:spacing w:after="10" w:before="0"/>
               <w:ind w:left="120"/>
             </w:pPr>
-            <w:hyperlink w:history="1" r:id="rIdn-nryqdu5mcefyal9kccj">
+            <w:hyperlink w:history="1" r:id="rIdms4oa9jb-_f-gznqqkxcz">
               <w:r>
                 <w:rPr>
                   <w:rFonts w:ascii="Arial" w:cs="Arial" w:eastAsia="Arial" w:hAnsi="Arial"/>
@@ -27808,7 +27808,7 @@
         </w:rPr>
         <w:t xml:space="preserve">© 2026 SeaVuria and ARES. Aligned with KICD objectives. Developed by SeaVuria; technical implementation by ARES (with AI assistance from Claude). Licensed under </w:t>
       </w:r>
-      <w:hyperlink w:history="1" r:id="rIdpam0-g5mxejsuazfxz5uy">
+      <w:hyperlink w:history="1" r:id="rId1-91a22gergymzc3tn3rn">
         <w:r>
           <w:rPr>
             <w:rFonts w:ascii="Arial" w:cs="Arial" w:eastAsia="Arial" w:hAnsi="Arial"/>
@@ -27829,7 +27829,7 @@
         </w:rPr>
         <w:t xml:space="preserve"> (</w:t>
       </w:r>
-      <w:hyperlink w:history="1" r:id="rIdby9myztdoma8o0ibc5oao">
+      <w:hyperlink w:history="1" r:id="rId406pp6lqmqvzy-d_wi_el">
         <w:r>
           <w:rPr>
             <w:rFonts w:ascii="Arial" w:cs="Arial" w:eastAsia="Arial" w:hAnsi="Arial"/>
